--- a/thesis/003_ThesisProposal_Draft_080.docx
+++ b/thesis/003_ThesisProposal_Draft_080.docx
@@ -15,11 +15,6 @@
     <w:p>
       <w:pPr>
         <w:spacing w:before="0" w:after="0" w:line="360" w:lineRule="auto"/>
-      </w:pPr>
-    </w:p>
-    <w:p>
-      <w:pPr>
-        <w:spacing w:before="0" w:after="0" w:line="360" w:lineRule="auto"/>
         <w:jc w:val="center"/>
       </w:pPr>
       <w:r>
@@ -62,7 +57,16 @@
     <w:p>
       <w:pPr>
         <w:spacing w:before="0" w:after="0" w:line="360" w:lineRule="auto"/>
-      </w:pPr>
+        <w:jc w:val="center"/>
+      </w:pPr>
+      <w:r>
+        <w:rPr>
+          <w:rFonts w:ascii="Georgia" w:hAnsi="Georgia" w:cs="Georgia" w:eastAsia="Georgia"/>
+          <w:sz w:val="24"/>
+          <w:szCs w:val="24"/>
+        </w:rPr>
+        <w:t xml:space="preserve">A Thesis</w:t>
+      </w:r>
     </w:p>
     <w:p>
       <w:pPr>
@@ -75,7 +79,7 @@
           <w:sz w:val="24"/>
           <w:szCs w:val="24"/>
         </w:rPr>
-        <w:t xml:space="preserve">A Thesis</w:t>
+        <w:t xml:space="preserve">Presented to the Faculty of</w:t>
       </w:r>
     </w:p>
     <w:p>
@@ -89,7 +93,7 @@
           <w:sz w:val="24"/>
           <w:szCs w:val="24"/>
         </w:rPr>
-        <w:t xml:space="preserve">Presented to the Faculty of</w:t>
+        <w:t xml:space="preserve">Department of English</w:t>
       </w:r>
     </w:p>
     <w:p>
@@ -103,7 +107,7 @@
           <w:sz w:val="24"/>
           <w:szCs w:val="24"/>
         </w:rPr>
-        <w:t xml:space="preserve">Department of English</w:t>
+        <w:t xml:space="preserve">College of Arts and Sciences</w:t>
       </w:r>
     </w:p>
     <w:p>
@@ -117,7 +121,7 @@
           <w:sz w:val="24"/>
           <w:szCs w:val="24"/>
         </w:rPr>
-        <w:t xml:space="preserve">College of Arts and Sciences</w:t>
+        <w:t xml:space="preserve">Pampanga State Agricultural University</w:t>
       </w:r>
     </w:p>
     <w:p>
@@ -131,8 +135,18 @@
           <w:sz w:val="24"/>
           <w:szCs w:val="24"/>
         </w:rPr>
-        <w:t xml:space="preserve">Pampanga State Agricultural University</w:t>
-      </w:r>
+        <w:t xml:space="preserve">Magalang, Pampanga</w:t>
+      </w:r>
+    </w:p>
+    <w:p>
+      <w:pPr>
+        <w:spacing w:before="0" w:after="0" w:line="360" w:lineRule="auto"/>
+      </w:pPr>
+    </w:p>
+    <w:p>
+      <w:pPr>
+        <w:spacing w:before="0" w:after="0" w:line="360" w:lineRule="auto"/>
+      </w:pPr>
     </w:p>
     <w:p>
       <w:pPr>
@@ -145,23 +159,8 @@
           <w:sz w:val="24"/>
           <w:szCs w:val="24"/>
         </w:rPr>
-        <w:t xml:space="preserve">Magalang, Pampanga</w:t>
-      </w:r>
-    </w:p>
-    <w:p>
-      <w:pPr>
-        <w:spacing w:before="0" w:after="0" w:line="360" w:lineRule="auto"/>
-      </w:pPr>
-    </w:p>
-    <w:p>
-      <w:pPr>
-        <w:spacing w:before="0" w:after="0" w:line="360" w:lineRule="auto"/>
-      </w:pPr>
-    </w:p>
-    <w:p>
-      <w:pPr>
-        <w:spacing w:before="0" w:after="0" w:line="360" w:lineRule="auto"/>
-      </w:pPr>
+        <w:t xml:space="preserve">In Partial Fulfillment</w:t>
+      </w:r>
     </w:p>
     <w:p>
       <w:pPr>
@@ -174,7 +173,7 @@
           <w:sz w:val="24"/>
           <w:szCs w:val="24"/>
         </w:rPr>
-        <w:t xml:space="preserve">In Partial Fulfillment</w:t>
+        <w:t xml:space="preserve">of the Requirements for the Degree</w:t>
       </w:r>
     </w:p>
     <w:p>
@@ -188,13 +187,39 @@
           <w:sz w:val="24"/>
           <w:szCs w:val="24"/>
         </w:rPr>
-        <w:t xml:space="preserve">of the Requirements for the Degree</w:t>
-      </w:r>
+        <w:t xml:space="preserve">BACHELOR OF ARTS IN ENGLISH LANGUAGE STUDIES</w:t>
+      </w:r>
+    </w:p>
+    <w:p>
+      <w:pPr>
+        <w:spacing w:before="0" w:after="0" w:line="480" w:lineRule="auto"/>
+      </w:pPr>
+    </w:p>
+    <w:p>
+      <w:pPr>
+        <w:spacing w:before="0" w:after="0" w:line="480" w:lineRule="auto"/>
+      </w:pPr>
+    </w:p>
+    <w:p>
+      <w:pPr>
+        <w:spacing w:before="0" w:after="0" w:line="480" w:lineRule="auto"/>
+      </w:pPr>
+    </w:p>
+    <w:p>
+      <w:pPr>
+        <w:spacing w:before="0" w:after="0" w:line="480" w:lineRule="auto"/>
+      </w:pPr>
+    </w:p>
+    <w:p>
+      <w:pPr>
+        <w:spacing w:before="0" w:after="0" w:line="480" w:lineRule="auto"/>
+      </w:pPr>
     </w:p>
     <w:p>
       <w:pPr>
         <w:spacing w:before="0" w:after="0" w:line="360" w:lineRule="auto"/>
         <w:jc w:val="center"/>
+        <w:keepNext w:val="1"/>
       </w:pPr>
       <w:r>
         <w:rPr>
@@ -202,67 +227,20 @@
           <w:sz w:val="24"/>
           <w:szCs w:val="24"/>
         </w:rPr>
-        <w:t xml:space="preserve">BACHELOR OF ARTS IN ENGLISH LANGUAGE STUDIES</w:t>
+        <w:t xml:space="preserve">By</w:t>
       </w:r>
     </w:p>
     <w:p>
       <w:pPr>
         <w:spacing w:before="0" w:after="0" w:line="360" w:lineRule="auto"/>
-      </w:pPr>
-    </w:p>
-    <w:p>
-      <w:pPr>
-        <w:spacing w:before="0" w:after="0" w:line="360" w:lineRule="auto"/>
-      </w:pPr>
-    </w:p>
-    <w:p>
-      <w:pPr>
-        <w:spacing w:before="0" w:after="0" w:line="360" w:lineRule="auto"/>
+        <w:keepNext w:val="1"/>
       </w:pPr>
     </w:p>
     <w:p>
       <w:pPr>
         <w:spacing w:before="0" w:after="0" w:line="360" w:lineRule="auto"/>
         <w:jc w:val="center"/>
-      </w:pPr>
-      <w:r>
-        <w:rPr>
-          <w:rFonts w:ascii="Georgia" w:hAnsi="Georgia" w:cs="Georgia" w:eastAsia="Georgia"/>
-          <w:sz w:val="24"/>
-          <w:szCs w:val="24"/>
-        </w:rPr>
-        <w:t xml:space="preserve">By</w:t>
-      </w:r>
-    </w:p>
-    <w:p>
-      <w:pPr>
-        <w:spacing w:before="0" w:after="0" w:line="360" w:lineRule="auto"/>
-      </w:pPr>
-    </w:p>
-    <w:p>
-      <w:pPr>
-        <w:spacing w:before="0" w:after="0" w:line="360" w:lineRule="auto"/>
-      </w:pPr>
-    </w:p>
-    <w:p>
-      <w:pPr>
-        <w:spacing w:before="0" w:after="0" w:line="360" w:lineRule="auto"/>
-      </w:pPr>
-    </w:p>
-    <w:p>
-      <w:pPr>
-        <w:spacing w:before="0" w:after="0" w:line="360" w:lineRule="auto"/>
-      </w:pPr>
-    </w:p>
-    <w:p>
-      <w:pPr>
-        <w:spacing w:before="0" w:after="0" w:line="360" w:lineRule="auto"/>
-      </w:pPr>
-    </w:p>
-    <w:p>
-      <w:pPr>
-        <w:spacing w:before="0" w:after="0" w:line="360" w:lineRule="auto"/>
-        <w:jc w:val="center"/>
+        <w:keepNext w:val="1"/>
       </w:pPr>
       <w:r>
         <w:rPr>
@@ -278,6 +256,7 @@
     <w:p>
       <w:pPr>
         <w:spacing w:before="0" w:after="0" w:line="360" w:lineRule="auto"/>
+        <w:keepNext w:val="1"/>
       </w:pPr>
     </w:p>
     <w:p>
@@ -288,9 +267,10 @@
           <w:headerReference r:id="rId6" w:type="default"/>
           <w:footerReference r:id="rId7" w:type="default"/>
           <w:pgSz w:h="16838" w:w="11906" w:orient="portrait"/>
-          <w:pgMar w:bottom="1440" w:top="1440" w:left="2160" w:right="1440" w:header="1440" w:footer="1440"/>
+          <w:pgMar w:bottom="1440" w:top="1440" w:left="2160" w:right="1440" w:header="720" w:footer="720"/>
           <w:pgNumType w:start="1"/>
         </w:sectPr>
+        <w:keepLines w:val="1"/>
       </w:pPr>
       <w:r>
         <w:rPr>
@@ -2361,7 +2341,7 @@
           <w:headerReference r:id="rId10" w:type="first"/>
           <w:type w:val="nextPage"/>
           <w:pgSz w:h="16838" w:w="11906" w:orient="portrait"/>
-          <w:pgMar w:bottom="1440" w:top="1440" w:left="2160" w:right="1440" w:header="1440" w:footer="1440"/>
+          <w:pgMar w:bottom="1440" w:top="1440" w:left="2160" w:right="1440" w:header="720" w:footer="720"/>
           <w:titlePg w:val="1"/>
         </w:sectPr>
       </w:pPr>
@@ -4272,7 +4252,7 @@
           <w:headerReference r:id="rId12" w:type="first"/>
           <w:type w:val="nextPage"/>
           <w:pgSz w:h="16838" w:w="11906" w:orient="portrait"/>
-          <w:pgMar w:bottom="1440" w:top="1440" w:left="2160" w:right="1440" w:header="1440" w:footer="1440"/>
+          <w:pgMar w:bottom="1440" w:top="1440" w:left="2160" w:right="1440" w:header="720" w:footer="720"/>
           <w:titlePg w:val="1"/>
         </w:sectPr>
       </w:pPr>
@@ -11738,7 +11718,7 @@
           <w:headerReference r:id="rId14" w:type="first"/>
           <w:type w:val="nextPage"/>
           <w:pgSz w:h="16838" w:w="11906" w:orient="portrait"/>
-          <w:pgMar w:bottom="1440" w:top="1440" w:left="2160" w:right="1440" w:header="1440" w:footer="1440"/>
+          <w:pgMar w:bottom="1440" w:top="1440" w:left="2160" w:right="1440" w:header="720" w:footer="720"/>
           <w:titlePg w:val="1"/>
         </w:sectPr>
       </w:pPr>
@@ -12559,7 +12539,7 @@
           <w:headerReference r:id="rId16" w:type="first"/>
           <w:type w:val="nextPage"/>
           <w:pgSz w:h="16838" w:w="11906" w:orient="portrait"/>
-          <w:pgMar w:bottom="1440" w:top="1440" w:left="2160" w:right="1440" w:header="1440" w:footer="1440"/>
+          <w:pgMar w:bottom="1440" w:top="1440" w:left="2160" w:right="1440" w:header="720" w:footer="720"/>
           <w:titlePg w:val="1"/>
         </w:sectPr>
         <w:keepNext w:val="1"/>
@@ -21349,7 +21329,7 @@
           <w:headerReference r:id="rId18" w:type="first"/>
           <w:type w:val="nextPage"/>
           <w:pgSz w:h="16838" w:w="11906" w:orient="portrait"/>
-          <w:pgMar w:bottom="1440" w:top="1440" w:left="2160" w:right="1440" w:header="1440" w:footer="1440"/>
+          <w:pgMar w:bottom="1440" w:top="1440" w:left="2160" w:right="1440" w:header="720" w:footer="720"/>
           <w:titlePg w:val="1"/>
         </w:sectPr>
       </w:pPr>
@@ -30067,7 +30047,7 @@
     <w:sectPr>
       <w:type w:val="nextPage"/>
       <w:pgSz w:h="16838" w:w="11906" w:orient="portrait"/>
-      <w:pgMar w:bottom="1440" w:top="1440" w:left="2160" w:right="1440" w:header="1440" w:footer="1440"/>
+      <w:pgMar w:bottom="1440" w:top="1440" w:left="2160" w:right="1440" w:header="720" w:footer="720"/>
     </w:sectPr>
   </w:body>
 </w:document>

--- a/thesis/003_ThesisProposal_Draft_080.docx
+++ b/thesis/003_ThesisProposal_Draft_080.docx
@@ -12534,14 +12534,6 @@
         <w:ind w:left="720" w:hanging="720"/>
         <w:jc w:val="left"/>
         <w:rPr/>
-        <w:sectPr>
-          <w:headerReference r:id="rId15" w:type="default"/>
-          <w:headerReference r:id="rId16" w:type="first"/>
-          <w:type w:val="nextPage"/>
-          <w:pgSz w:h="16838" w:w="11906" w:orient="portrait"/>
-          <w:pgMar w:bottom="1440" w:top="1440" w:left="2160" w:right="1440" w:header="720" w:footer="720"/>
-          <w:titlePg w:val="1"/>
-        </w:sectPr>
         <w:keepNext w:val="1"/>
         <w:keepLines w:val="1"/>
       </w:pPr>
@@ -12598,6 +12590,7 @@
         <w:spacing w:before="240" w:after="240" w:line="240" w:lineRule="auto"/>
         <w:jc w:val="center"/>
         <w:rPr/>
+        <w:pageBreakBefore w:val="1"/>
       </w:pPr>
       <w:r>
         <w:rPr>

--- a/thesis/003_ThesisProposal_Draft_080.docx
+++ b/thesis/003_ThesisProposal_Draft_080.docx
@@ -11775,29 +11775,25 @@
       </w:pPr>
       <w:r>
         <w:rPr>
-          <w:rFonts w:ascii="Georgia" w:hAnsi="Georgia" w:cs="Georgia" w:eastAsia="Georgia"/>
-          <w:b w:val="0"/>
-          <w:sz w:val="22"/>
-          <w:i w:val="0"/>
+          <w:rFonts w:ascii="Times New Roman" w:hAnsi="Times New Roman" w:eastAsia="Times New Roman"/>
+          <w:i w:val="0"/>
+          <w:sz w:val="24"/>
         </w:rPr>
         <w:t xml:space="preserve">Afshar, H. S., Moradi, M., &amp; Hamzavi, R. (2014). Frequency and type of hedging devices used in the research articles of humanities, basic sciences and agriculture. </w:t>
       </w:r>
       <w:r>
         <w:rPr>
-          <w:rFonts w:ascii="Georgia" w:hAnsi="Georgia" w:cs="Georgia" w:eastAsia="Georgia"/>
-          <w:b w:val="0"/>
-          <w:sz w:val="22"/>
+          <w:rFonts w:ascii="Times New Roman" w:hAnsi="Times New Roman" w:eastAsia="Times New Roman"/>
           <w:i/>
-          <w:iCs/>
+          <w:sz w:val="24"/>
         </w:rPr>
         <w:t>Procedia – Social and Behavioral Sciences, 136</w:t>
       </w:r>
       <w:r>
         <w:rPr>
-          <w:rFonts w:ascii="Georgia" w:hAnsi="Georgia" w:cs="Georgia" w:eastAsia="Georgia"/>
-          <w:b w:val="0"/>
-          <w:sz w:val="22"/>
-          <w:i w:val="0"/>
+          <w:rFonts w:ascii="Times New Roman" w:hAnsi="Times New Roman" w:eastAsia="Times New Roman"/>
+          <w:i w:val="0"/>
+          <w:sz w:val="24"/>
         </w:rPr>
         <w:t>, 70–74. https://doi.org/10.1016/j.sbspro.2014.05.290</w:t>
       </w:r>
@@ -11811,29 +11807,25 @@
       </w:pPr>
       <w:r>
         <w:rPr>
-          <w:rFonts w:ascii="Georgia" w:hAnsi="Georgia" w:cs="Georgia" w:eastAsia="Georgia"/>
-          <w:b w:val="0"/>
-          <w:sz w:val="22"/>
-          <w:i w:val="0"/>
+          <w:rFonts w:ascii="Times New Roman" w:hAnsi="Times New Roman" w:eastAsia="Times New Roman"/>
+          <w:i w:val="0"/>
+          <w:sz w:val="24"/>
         </w:rPr>
         <w:t xml:space="preserve">Biber, D., Conrad, S., &amp; Reppen, R. (1998). </w:t>
       </w:r>
       <w:r>
         <w:rPr>
-          <w:rFonts w:ascii="Georgia" w:hAnsi="Georgia" w:cs="Georgia" w:eastAsia="Georgia"/>
-          <w:b w:val="0"/>
-          <w:sz w:val="22"/>
+          <w:rFonts w:ascii="Times New Roman" w:hAnsi="Times New Roman" w:eastAsia="Times New Roman"/>
           <w:i/>
-          <w:iCs/>
+          <w:sz w:val="24"/>
         </w:rPr>
         <w:t>Corpus linguistics: Investigating language structure and use</w:t>
       </w:r>
       <w:r>
         <w:rPr>
-          <w:rFonts w:ascii="Georgia" w:hAnsi="Georgia" w:cs="Georgia" w:eastAsia="Georgia"/>
-          <w:b w:val="0"/>
-          <w:sz w:val="22"/>
-          <w:i w:val="0"/>
+          <w:rFonts w:ascii="Times New Roman" w:hAnsi="Times New Roman" w:eastAsia="Times New Roman"/>
+          <w:i w:val="0"/>
+          <w:sz w:val="24"/>
         </w:rPr>
         <w:t>. Cambridge University Press.</w:t>
       </w:r>
@@ -11847,29 +11839,27 @@
       </w:pPr>
       <w:r>
         <w:rPr>
-          <w:rFonts w:ascii="Georgia" w:hAnsi="Georgia" w:cs="Georgia" w:eastAsia="Georgia"/>
-          <w:b w:val="0"/>
-          <w:sz w:val="22"/>
+          <w:rFonts w:ascii="Times New Roman" w:hAnsi="Times New Roman" w:eastAsia="Times New Roman"/>
+          <w:i w:val="0"/>
+          <w:sz w:val="24"/>
         </w:rPr>
         <w:t xml:space="preserve">Crompton, P. (1997). Hedging in academic writing: Some theoretical problems. </w:t>
       </w:r>
       <w:r>
         <w:rPr>
-          <w:rFonts w:ascii="Georgia" w:hAnsi="Georgia" w:cs="Georgia" w:eastAsia="Georgia"/>
-          <w:b w:val="0"/>
-          <w:sz w:val="22"/>
+          <w:rFonts w:ascii="Times New Roman" w:hAnsi="Times New Roman" w:eastAsia="Times New Roman"/>
           <w:i/>
-          <w:iCs/>
+          <w:sz w:val="24"/>
         </w:rPr>
         <w:t>English for Specific Purposes, 16</w:t>
       </w:r>
       <w:r>
         <w:rPr>
-          <w:rFonts w:ascii="Georgia" w:hAnsi="Georgia" w:cs="Georgia" w:eastAsia="Georgia"/>
-          <w:b w:val="0"/>
-          <w:sz w:val="22"/>
-        </w:rPr>
-        <w:t>(4), 271–287. https://www.academia.edu/50160307/Hedging_in_academic_writing_Some_theoretical_problems</w:t>
+          <w:rFonts w:ascii="Times New Roman" w:hAnsi="Times New Roman" w:eastAsia="Times New Roman"/>
+          <w:i w:val="0"/>
+          <w:sz w:val="24"/>
+        </w:rPr>
+        <w:t>(4), 271–287. https://doi.org/10.1016/S0889-4906(97)00007-0</w:t>
       </w:r>
     </w:p>
     <w:p>
@@ -11881,29 +11871,25 @@
       </w:pPr>
       <w:r>
         <w:rPr>
-          <w:rFonts w:ascii="Georgia" w:hAnsi="Georgia" w:cs="Georgia" w:eastAsia="Georgia"/>
-          <w:b w:val="0"/>
-          <w:sz w:val="22"/>
-          <w:i w:val="0"/>
+          <w:rFonts w:ascii="Times New Roman" w:hAnsi="Times New Roman" w:eastAsia="Times New Roman"/>
+          <w:i w:val="0"/>
+          <w:sz w:val="24"/>
         </w:rPr>
         <w:t xml:space="preserve">Demir, C. (2018). Hedging and academic writing: An analysis of lexical hedges. </w:t>
       </w:r>
       <w:r>
         <w:rPr>
-          <w:rFonts w:ascii="Georgia" w:hAnsi="Georgia" w:cs="Georgia" w:eastAsia="Georgia"/>
-          <w:b w:val="0"/>
-          <w:sz w:val="22"/>
+          <w:rFonts w:ascii="Times New Roman" w:hAnsi="Times New Roman" w:eastAsia="Times New Roman"/>
           <w:i/>
-          <w:iCs/>
+          <w:sz w:val="24"/>
         </w:rPr>
         <w:t>Journal of Language and Linguistic Studies, 14</w:t>
       </w:r>
       <w:r>
         <w:rPr>
-          <w:rFonts w:ascii="Georgia" w:hAnsi="Georgia" w:cs="Georgia" w:eastAsia="Georgia"/>
-          <w:b w:val="0"/>
-          <w:sz w:val="22"/>
-          <w:i w:val="0"/>
+          <w:rFonts w:ascii="Times New Roman" w:hAnsi="Times New Roman" w:eastAsia="Times New Roman"/>
+          <w:i w:val="0"/>
+          <w:sz w:val="24"/>
         </w:rPr>
         <w:t>(4), 74–92. https://files.eric.ed.gov/fulltext/EJ1201945.pdf</w:t>
       </w:r>
@@ -11917,29 +11903,25 @@
       </w:pPr>
       <w:r>
         <w:rPr>
-          <w:rFonts w:ascii="Georgia" w:hAnsi="Georgia" w:cs="Georgia" w:eastAsia="Georgia"/>
-          <w:b w:val="0"/>
-          <w:sz w:val="22"/>
-          <w:i w:val="0"/>
+          <w:rFonts w:ascii="Times New Roman" w:hAnsi="Times New Roman" w:eastAsia="Times New Roman"/>
+          <w:i w:val="0"/>
+          <w:sz w:val="24"/>
         </w:rPr>
         <w:t xml:space="preserve">Escalona, S. L. (2025). Hedges and boosters in college essays: A study of linguistic modulation in student writing. </w:t>
       </w:r>
       <w:r>
         <w:rPr>
-          <w:rFonts w:ascii="Georgia" w:hAnsi="Georgia" w:cs="Georgia" w:eastAsia="Georgia"/>
-          <w:b w:val="0"/>
-          <w:sz w:val="22"/>
+          <w:rFonts w:ascii="Times New Roman" w:hAnsi="Times New Roman" w:eastAsia="Times New Roman"/>
           <w:i/>
-          <w:iCs/>
+          <w:sz w:val="24"/>
         </w:rPr>
         <w:t>International Journal of English Literature and Social Sciences, 10</w:t>
       </w:r>
       <w:r>
         <w:rPr>
-          <w:rFonts w:ascii="Georgia" w:hAnsi="Georgia" w:cs="Georgia" w:eastAsia="Georgia"/>
-          <w:b w:val="0"/>
-          <w:sz w:val="22"/>
-          <w:i w:val="0"/>
+          <w:rFonts w:ascii="Times New Roman" w:hAnsi="Times New Roman" w:eastAsia="Times New Roman"/>
+          <w:i w:val="0"/>
+          <w:sz w:val="24"/>
         </w:rPr>
         <w:t>(1), 7–17. https://doi.org/10.22161/ijels.101.2</w:t>
       </w:r>
@@ -11953,11 +11935,27 @@
       </w:pPr>
       <w:r>
         <w:rPr>
-          <w:rFonts w:ascii="Georgia" w:hAnsi="Georgia" w:cs="Georgia" w:eastAsia="Georgia"/>
+          <w:rFonts w:ascii="Times New Roman" w:hAnsi="Times New Roman" w:eastAsia="Times New Roman"/>
+          <w:i w:val="0"/>
           <w:sz w:val="24"/>
-          <w:szCs w:val="24"/>
-        </w:rPr>
-        <w:t xml:space="preserve">Ghia, E., Petrocelli, E., &amp; Pizziconi, S. (2022). Data possibly suggest… Hedging in second language writing: A study on advanced Italian EFL learners. Belgrade English Language and Literature Studies, 14, 47–72. https://doi.org/10.18485/bells.2022.14.2</w:t>
+        </w:rPr>
+        <w:t xml:space="preserve">Ghia, E., Petrocelli, E., &amp; Pizziconi, S. (2022). Data possibly suggest… Hedging in second language writing: A study on advanced Italian EFL learners. </w:t>
+      </w:r>
+      <w:r>
+        <w:rPr>
+          <w:rFonts w:ascii="Times New Roman" w:hAnsi="Times New Roman" w:eastAsia="Times New Roman"/>
+          <w:i/>
+          <w:sz w:val="24"/>
+        </w:rPr>
+        <w:t>Belgrade English Language and Literature Studies, 14</w:t>
+      </w:r>
+      <w:r>
+        <w:rPr>
+          <w:rFonts w:ascii="Times New Roman" w:hAnsi="Times New Roman" w:eastAsia="Times New Roman"/>
+          <w:i w:val="0"/>
+          <w:sz w:val="24"/>
+        </w:rPr>
+        <w:t>, 47–72. https://doi.org/10.18485/bells.2022.14.2</w:t>
       </w:r>
     </w:p>
     <w:p>
@@ -11969,29 +11967,25 @@
       </w:pPr>
       <w:r>
         <w:rPr>
-          <w:rFonts w:ascii="Georgia" w:hAnsi="Georgia" w:cs="Georgia" w:eastAsia="Georgia"/>
-          <w:b w:val="0"/>
-          <w:sz w:val="22"/>
-          <w:i w:val="0"/>
-        </w:rPr>
-        <w:t xml:space="preserve">Hamidi, H., Najafi Sarem, S., &amp; Lotfi, A. H. (2025). Exploring hedging devices in scientific research papers: A content analysis study of the “Medical Journal of the Islamic Republic of Iran.” </w:t>
-      </w:r>
-      <w:r>
-        <w:rPr>
-          <w:rFonts w:ascii="Georgia" w:hAnsi="Georgia" w:cs="Georgia" w:eastAsia="Georgia"/>
-          <w:b w:val="0"/>
-          <w:sz w:val="22"/>
+          <w:rFonts w:ascii="Times New Roman" w:hAnsi="Times New Roman" w:eastAsia="Times New Roman"/>
+          <w:i w:val="0"/>
+          <w:sz w:val="24"/>
+        </w:rPr>
+        <w:t xml:space="preserve">Hamidi, H., Najafi Sarem, S., &amp; Lotfi, A. H. (2025). Exploring hedging devices in scientific research papers: A content analysis study of the Medical Journal of the Islamic Republic of Iran. </w:t>
+      </w:r>
+      <w:r>
+        <w:rPr>
+          <w:rFonts w:ascii="Times New Roman" w:hAnsi="Times New Roman" w:eastAsia="Times New Roman"/>
           <w:i/>
-          <w:iCs/>
+          <w:sz w:val="24"/>
         </w:rPr>
         <w:t>Medical Journal of the Islamic Republic of Iran, 39</w:t>
       </w:r>
       <w:r>
         <w:rPr>
-          <w:rFonts w:ascii="Georgia" w:hAnsi="Georgia" w:cs="Georgia" w:eastAsia="Georgia"/>
-          <w:b w:val="0"/>
-          <w:sz w:val="22"/>
-          <w:i w:val="0"/>
+          <w:rFonts w:ascii="Times New Roman" w:hAnsi="Times New Roman" w:eastAsia="Times New Roman"/>
+          <w:i w:val="0"/>
+          <w:sz w:val="24"/>
         </w:rPr>
         <w:t>, Article 125. https://pmc.ncbi.nlm.nih.gov/articles/PMC12584097/</w:t>
       </w:r>
@@ -12005,11 +11999,27 @@
       </w:pPr>
       <w:r>
         <w:rPr>
-          <w:rFonts w:ascii="Georgia" w:hAnsi="Georgia" w:cs="Georgia" w:eastAsia="Georgia"/>
+          <w:rFonts w:ascii="Times New Roman" w:hAnsi="Times New Roman" w:eastAsia="Times New Roman"/>
+          <w:i w:val="0"/>
           <w:sz w:val="24"/>
-          <w:szCs w:val="24"/>
-        </w:rPr>
-        <w:t xml:space="preserve">Hu, G., &amp; Cao, F. (2011). Hedging and boosting in abstracts of applied linguistics articles: A comparative study of English- and Chinese-medium journals. Journal of Pragmatics, 43(11), 2795–2809. https://doi.org/10.1016/j.pragma.2011.04.007</w:t>
+        </w:rPr>
+        <w:t xml:space="preserve">Hu, G., &amp; Cao, F. (2011). Hedging and boosting in abstracts of applied linguistics articles: A comparative study of English- and Chinese-medium journals. </w:t>
+      </w:r>
+      <w:r>
+        <w:rPr>
+          <w:rFonts w:ascii="Times New Roman" w:hAnsi="Times New Roman" w:eastAsia="Times New Roman"/>
+          <w:i/>
+          <w:sz w:val="24"/>
+        </w:rPr>
+        <w:t>Journal of Pragmatics, 43</w:t>
+      </w:r>
+      <w:r>
+        <w:rPr>
+          <w:rFonts w:ascii="Times New Roman" w:hAnsi="Times New Roman" w:eastAsia="Times New Roman"/>
+          <w:i w:val="0"/>
+          <w:sz w:val="24"/>
+        </w:rPr>
+        <w:t>(11), 2795–2809. https://doi.org/10.1016/j.pragma.2011.04.007</w:t>
       </w:r>
     </w:p>
     <w:p>
@@ -12021,11 +12031,27 @@
       </w:pPr>
       <w:r>
         <w:rPr>
-          <w:rFonts w:ascii="Georgia" w:hAnsi="Georgia" w:cs="Georgia" w:eastAsia="Georgia"/>
+          <w:rFonts w:ascii="Times New Roman" w:hAnsi="Times New Roman" w:eastAsia="Times New Roman"/>
+          <w:i w:val="0"/>
           <w:sz w:val="24"/>
-          <w:szCs w:val="24"/>
-        </w:rPr>
-        <w:t xml:space="preserve">Hyland, K. (1996). Writing without conviction? Hedging in science research articles. Applied Linguistics, 17(4), 433–454. https://doi.org/10.1093/applin/17.4.433</w:t>
+        </w:rPr>
+        <w:t xml:space="preserve">Hyland, K. (1996). Writing without conviction? Hedging in science research articles. </w:t>
+      </w:r>
+      <w:r>
+        <w:rPr>
+          <w:rFonts w:ascii="Times New Roman" w:hAnsi="Times New Roman" w:eastAsia="Times New Roman"/>
+          <w:i/>
+          <w:sz w:val="24"/>
+        </w:rPr>
+        <w:t>Applied Linguistics, 17</w:t>
+      </w:r>
+      <w:r>
+        <w:rPr>
+          <w:rFonts w:ascii="Times New Roman" w:hAnsi="Times New Roman" w:eastAsia="Times New Roman"/>
+          <w:i w:val="0"/>
+          <w:sz w:val="24"/>
+        </w:rPr>
+        <w:t>(4), 433–454. https://doi.org/10.1093/applin/17.4.433</w:t>
       </w:r>
     </w:p>
     <w:p>
@@ -12037,29 +12063,25 @@
       </w:pPr>
       <w:r>
         <w:rPr>
-          <w:rFonts w:ascii="Georgia" w:hAnsi="Georgia" w:cs="Georgia" w:eastAsia="Georgia"/>
-          <w:b w:val="0"/>
-          <w:sz w:val="22"/>
-          <w:i w:val="0"/>
+          <w:rFonts w:ascii="Times New Roman" w:hAnsi="Times New Roman" w:eastAsia="Times New Roman"/>
+          <w:i w:val="0"/>
+          <w:sz w:val="24"/>
         </w:rPr>
         <w:t xml:space="preserve">Hyland, K. (1998). </w:t>
       </w:r>
       <w:r>
         <w:rPr>
-          <w:rFonts w:ascii="Georgia" w:hAnsi="Georgia" w:cs="Georgia" w:eastAsia="Georgia"/>
-          <w:b w:val="0"/>
-          <w:sz w:val="22"/>
+          <w:rFonts w:ascii="Times New Roman" w:hAnsi="Times New Roman" w:eastAsia="Times New Roman"/>
           <w:i/>
-          <w:iCs/>
+          <w:sz w:val="24"/>
         </w:rPr>
         <w:t>Hedging in scientific research articles</w:t>
       </w:r>
       <w:r>
         <w:rPr>
-          <w:rFonts w:ascii="Georgia" w:hAnsi="Georgia" w:cs="Georgia" w:eastAsia="Georgia"/>
-          <w:b w:val="0"/>
-          <w:sz w:val="22"/>
-          <w:i w:val="0"/>
+          <w:rFonts w:ascii="Times New Roman" w:hAnsi="Times New Roman" w:eastAsia="Times New Roman"/>
+          <w:i w:val="0"/>
+          <w:sz w:val="24"/>
         </w:rPr>
         <w:t>. John Benjamins Publishing.</w:t>
       </w:r>
@@ -12073,29 +12095,25 @@
       </w:pPr>
       <w:r>
         <w:rPr>
-          <w:rFonts w:ascii="Georgia" w:hAnsi="Georgia" w:cs="Georgia" w:eastAsia="Georgia"/>
-          <w:b w:val="0"/>
-          <w:sz w:val="22"/>
-          <w:i w:val="0"/>
+          <w:rFonts w:ascii="Times New Roman" w:hAnsi="Times New Roman" w:eastAsia="Times New Roman"/>
+          <w:i w:val="0"/>
+          <w:sz w:val="24"/>
         </w:rPr>
         <w:t xml:space="preserve">Hyland, K. (2005). Stance and engagement: A model of interaction in academic discourse. </w:t>
       </w:r>
       <w:r>
         <w:rPr>
-          <w:rFonts w:ascii="Georgia" w:hAnsi="Georgia" w:cs="Georgia" w:eastAsia="Georgia"/>
-          <w:b w:val="0"/>
-          <w:sz w:val="22"/>
+          <w:rFonts w:ascii="Times New Roman" w:hAnsi="Times New Roman" w:eastAsia="Times New Roman"/>
           <w:i/>
-          <w:iCs/>
+          <w:sz w:val="24"/>
         </w:rPr>
         <w:t>Discourse Studies, 7</w:t>
       </w:r>
       <w:r>
         <w:rPr>
-          <w:rFonts w:ascii="Georgia" w:hAnsi="Georgia" w:cs="Georgia" w:eastAsia="Georgia"/>
-          <w:b w:val="0"/>
-          <w:sz w:val="22"/>
-          <w:i w:val="0"/>
+          <w:rFonts w:ascii="Times New Roman" w:hAnsi="Times New Roman" w:eastAsia="Times New Roman"/>
+          <w:i w:val="0"/>
+          <w:sz w:val="24"/>
         </w:rPr>
         <w:t>(2), 173–192. https://doi.org/10.1177/1461445605050365</w:t>
       </w:r>
@@ -12109,29 +12127,25 @@
       </w:pPr>
       <w:r>
         <w:rPr>
-          <w:rFonts w:ascii="Georgia" w:hAnsi="Georgia" w:cs="Georgia" w:eastAsia="Georgia"/>
-          <w:b w:val="0"/>
-          <w:sz w:val="22"/>
-          <w:i w:val="0"/>
+          <w:rFonts w:ascii="Times New Roman" w:hAnsi="Times New Roman" w:eastAsia="Times New Roman"/>
+          <w:i w:val="0"/>
+          <w:sz w:val="24"/>
         </w:rPr>
         <w:t xml:space="preserve">Hyland, K., &amp; Milton, J. (1997). Qualification and certainty in L1 and L2 students’ writing. </w:t>
       </w:r>
       <w:r>
         <w:rPr>
-          <w:rFonts w:ascii="Georgia" w:hAnsi="Georgia" w:cs="Georgia" w:eastAsia="Georgia"/>
-          <w:b w:val="0"/>
-          <w:sz w:val="22"/>
+          <w:rFonts w:ascii="Times New Roman" w:hAnsi="Times New Roman" w:eastAsia="Times New Roman"/>
           <w:i/>
-          <w:iCs/>
+          <w:sz w:val="24"/>
         </w:rPr>
         <w:t>Journal of Second Language Writing, 6</w:t>
       </w:r>
       <w:r>
         <w:rPr>
-          <w:rFonts w:ascii="Georgia" w:hAnsi="Georgia" w:cs="Georgia" w:eastAsia="Georgia"/>
-          <w:b w:val="0"/>
-          <w:sz w:val="22"/>
-          <w:i w:val="0"/>
+          <w:rFonts w:ascii="Times New Roman" w:hAnsi="Times New Roman" w:eastAsia="Times New Roman"/>
+          <w:i w:val="0"/>
+          <w:sz w:val="24"/>
         </w:rPr>
         <w:t>(2), 183–205. https://doi.org/10.1016/S1060-3743(97)90033-3</w:t>
       </w:r>
@@ -12145,29 +12159,25 @@
       </w:pPr>
       <w:r>
         <w:rPr>
-          <w:rFonts w:ascii="Georgia" w:hAnsi="Georgia" w:cs="Georgia" w:eastAsia="Georgia"/>
-          <w:b w:val="0"/>
-          <w:sz w:val="22"/>
-          <w:i w:val="0"/>
+          <w:rFonts w:ascii="Times New Roman" w:hAnsi="Times New Roman" w:eastAsia="Times New Roman"/>
+          <w:i w:val="0"/>
+          <w:sz w:val="24"/>
         </w:rPr>
         <w:t xml:space="preserve">Imataki, N., &amp; Kobayashi, Y. (2024). Analyzing disciplinary variation in abstracts: Linguistic features across scientific and technical fields. </w:t>
       </w:r>
       <w:r>
         <w:rPr>
-          <w:rFonts w:ascii="Georgia" w:hAnsi="Georgia" w:cs="Georgia" w:eastAsia="Georgia"/>
-          <w:b w:val="0"/>
-          <w:sz w:val="22"/>
+          <w:rFonts w:ascii="Times New Roman" w:hAnsi="Times New Roman" w:eastAsia="Times New Roman"/>
           <w:i/>
-          <w:iCs/>
+          <w:sz w:val="24"/>
         </w:rPr>
         <w:t>Linguistics and Literature Studies, 12</w:t>
       </w:r>
       <w:r>
         <w:rPr>
-          <w:rFonts w:ascii="Georgia" w:hAnsi="Georgia" w:cs="Georgia" w:eastAsia="Georgia"/>
-          <w:b w:val="0"/>
-          <w:sz w:val="22"/>
-          <w:i w:val="0"/>
+          <w:rFonts w:ascii="Times New Roman" w:hAnsi="Times New Roman" w:eastAsia="Times New Roman"/>
+          <w:i w:val="0"/>
+          <w:sz w:val="24"/>
         </w:rPr>
         <w:t>(3), 19–28. https://doi.org/10.13189/lls.2024.120301</w:t>
       </w:r>
@@ -12181,29 +12191,25 @@
       </w:pPr>
       <w:r>
         <w:rPr>
-          <w:rFonts w:ascii="Georgia" w:hAnsi="Georgia" w:cs="Georgia" w:eastAsia="Georgia"/>
-          <w:b w:val="0"/>
-          <w:sz w:val="22"/>
-          <w:i w:val="0"/>
+          <w:rFonts w:ascii="Times New Roman" w:hAnsi="Times New Roman" w:eastAsia="Times New Roman"/>
+          <w:i w:val="0"/>
+          <w:sz w:val="24"/>
         </w:rPr>
         <w:t xml:space="preserve">Khunasathitchai, K., Sittironnarit, S., Sinturat, T., &amp; Kumdee, S. (2025). Move analysis and hedge use in the research paper abstracts of Thai EFL English-majored undergraduates. </w:t>
       </w:r>
       <w:r>
         <w:rPr>
-          <w:rFonts w:ascii="Georgia" w:hAnsi="Georgia" w:cs="Georgia" w:eastAsia="Georgia"/>
-          <w:b w:val="0"/>
-          <w:sz w:val="22"/>
+          <w:rFonts w:ascii="Times New Roman" w:hAnsi="Times New Roman" w:eastAsia="Times New Roman"/>
           <w:i/>
-          <w:iCs/>
+          <w:sz w:val="24"/>
         </w:rPr>
         <w:t>rEFLections, 32</w:t>
       </w:r>
       <w:r>
         <w:rPr>
-          <w:rFonts w:ascii="Georgia" w:hAnsi="Georgia" w:cs="Georgia" w:eastAsia="Georgia"/>
-          <w:b w:val="0"/>
-          <w:sz w:val="22"/>
-          <w:i w:val="0"/>
+          <w:rFonts w:ascii="Times New Roman" w:hAnsi="Times New Roman" w:eastAsia="Times New Roman"/>
+          <w:i w:val="0"/>
+          <w:sz w:val="24"/>
         </w:rPr>
         <w:t>(2), 951–973. https://doi.org/10.61508/refl.v32i2.282512</w:t>
       </w:r>
@@ -12217,29 +12223,25 @@
       </w:pPr>
       <w:r>
         <w:rPr>
-          <w:rFonts w:ascii="Georgia" w:hAnsi="Georgia" w:cs="Georgia" w:eastAsia="Georgia"/>
-          <w:b w:val="0"/>
-          <w:sz w:val="22"/>
-          <w:i w:val="0"/>
+          <w:rFonts w:ascii="Times New Roman" w:hAnsi="Times New Roman" w:eastAsia="Times New Roman"/>
+          <w:i w:val="0"/>
+          <w:sz w:val="24"/>
         </w:rPr>
         <w:t xml:space="preserve">Landis, J. R., &amp; Koch, G. G. (1977). The measurement of observer agreement for categorical data. </w:t>
       </w:r>
       <w:r>
         <w:rPr>
-          <w:rFonts w:ascii="Georgia" w:hAnsi="Georgia" w:cs="Georgia" w:eastAsia="Georgia"/>
-          <w:b w:val="0"/>
-          <w:sz w:val="22"/>
+          <w:rFonts w:ascii="Times New Roman" w:hAnsi="Times New Roman" w:eastAsia="Times New Roman"/>
           <w:i/>
-          <w:iCs/>
+          <w:sz w:val="24"/>
         </w:rPr>
         <w:t>Biometrics, 33</w:t>
       </w:r>
       <w:r>
         <w:rPr>
-          <w:rFonts w:ascii="Georgia" w:hAnsi="Georgia" w:cs="Georgia" w:eastAsia="Georgia"/>
-          <w:b w:val="0"/>
-          <w:sz w:val="22"/>
-          <w:i w:val="0"/>
+          <w:rFonts w:ascii="Times New Roman" w:hAnsi="Times New Roman" w:eastAsia="Times New Roman"/>
+          <w:i w:val="0"/>
+          <w:sz w:val="24"/>
         </w:rPr>
         <w:t>(1), 159–174. https://doi.org/10.2307/2529310</w:t>
       </w:r>
@@ -12253,29 +12255,25 @@
       </w:pPr>
       <w:r>
         <w:rPr>
-          <w:rFonts w:ascii="Georgia" w:hAnsi="Georgia" w:cs="Georgia" w:eastAsia="Georgia"/>
-          <w:b w:val="0"/>
-          <w:sz w:val="22"/>
-          <w:i w:val="0"/>
+          <w:rFonts w:ascii="Times New Roman" w:hAnsi="Times New Roman" w:eastAsia="Times New Roman"/>
+          <w:i w:val="0"/>
+          <w:sz w:val="24"/>
         </w:rPr>
         <w:t xml:space="preserve">Lopez, R. M. C., Pedida, J. A., Alzate, L. J. A., &amp; Eustaquio, M. T. L. (2025). Language of caution and certainty: Writing proficiency in hedges and boosters in student essays. </w:t>
       </w:r>
       <w:r>
         <w:rPr>
-          <w:rFonts w:ascii="Georgia" w:hAnsi="Georgia" w:cs="Georgia" w:eastAsia="Georgia"/>
-          <w:b w:val="0"/>
-          <w:sz w:val="22"/>
+          <w:rFonts w:ascii="Times New Roman" w:hAnsi="Times New Roman" w:eastAsia="Times New Roman"/>
           <w:i/>
-          <w:iCs/>
+          <w:sz w:val="24"/>
         </w:rPr>
         <w:t>International Journal of Research and Innovation in Social Science, 9</w:t>
       </w:r>
       <w:r>
         <w:rPr>
-          <w:rFonts w:ascii="Georgia" w:hAnsi="Georgia" w:cs="Georgia" w:eastAsia="Georgia"/>
-          <w:b w:val="0"/>
-          <w:sz w:val="22"/>
-          <w:i w:val="0"/>
+          <w:rFonts w:ascii="Times New Roman" w:hAnsi="Times New Roman" w:eastAsia="Times New Roman"/>
+          <w:i w:val="0"/>
+          <w:sz w:val="24"/>
         </w:rPr>
         <w:t>(11), 6176–6196. https://doi.org/10.47772/IJRISS.2025.91100485</w:t>
       </w:r>
@@ -12289,11 +12287,27 @@
       </w:pPr>
       <w:r>
         <w:rPr>
-          <w:rFonts w:ascii="Georgia" w:hAnsi="Georgia" w:cs="Georgia" w:eastAsia="Georgia"/>
+          <w:rFonts w:ascii="Times New Roman" w:hAnsi="Times New Roman" w:eastAsia="Times New Roman"/>
+          <w:i w:val="0"/>
           <w:sz w:val="24"/>
-          <w:szCs w:val="24"/>
-        </w:rPr>
-        <w:t xml:space="preserve">Mazidah, E. N., Cahyani, W. I., &amp; Masruroh, L. (2022). Hedges and boosters in undergraduate thesis abstracts of Qomaruddin University students. Journal of Education, Humaniora and Social Sciences (JEHSS), 4(3), 1657–1663. https://doi.org/10.34007/jehss.v4i3.925</w:t>
+        </w:rPr>
+        <w:t xml:space="preserve">Mazidah, E. N., Cahyani, W. I., &amp; Masruroh, L. (2022). Hedges and boosters in undergraduate thesis abstracts of Qomaruddin University students. </w:t>
+      </w:r>
+      <w:r>
+        <w:rPr>
+          <w:rFonts w:ascii="Times New Roman" w:hAnsi="Times New Roman" w:eastAsia="Times New Roman"/>
+          <w:i/>
+          <w:sz w:val="24"/>
+        </w:rPr>
+        <w:t>Journal of Education, Humaniora and Social Sciences (JEHSS), 4</w:t>
+      </w:r>
+      <w:r>
+        <w:rPr>
+          <w:rFonts w:ascii="Times New Roman" w:hAnsi="Times New Roman" w:eastAsia="Times New Roman"/>
+          <w:i w:val="0"/>
+          <w:sz w:val="24"/>
+        </w:rPr>
+        <w:t>(3), 1657–1663. https://doi.org/10.34007/jehss.v4i3.925</w:t>
       </w:r>
     </w:p>
     <w:p>
@@ -12305,29 +12319,25 @@
       </w:pPr>
       <w:r>
         <w:rPr>
-          <w:rFonts w:ascii="Georgia" w:hAnsi="Georgia" w:cs="Georgia" w:eastAsia="Georgia"/>
-          <w:b w:val="0"/>
-          <w:sz w:val="22"/>
-          <w:i w:val="0"/>
+          <w:rFonts w:ascii="Times New Roman" w:hAnsi="Times New Roman" w:eastAsia="Times New Roman"/>
+          <w:i w:val="0"/>
+          <w:sz w:val="24"/>
         </w:rPr>
         <w:t xml:space="preserve">Mohammed, S. J. (2011). </w:t>
       </w:r>
       <w:r>
         <w:rPr>
-          <w:rFonts w:ascii="Georgia" w:hAnsi="Georgia" w:cs="Georgia" w:eastAsia="Georgia"/>
-          <w:b w:val="0"/>
-          <w:sz w:val="22"/>
+          <w:rFonts w:ascii="Times New Roman" w:hAnsi="Times New Roman" w:eastAsia="Times New Roman"/>
           <w:i/>
-          <w:iCs/>
+          <w:sz w:val="24"/>
         </w:rPr>
         <w:t>Lexical hedges: A study of cultural and disciplinary variation in academic research articles</w:t>
       </w:r>
       <w:r>
         <w:rPr>
-          <w:rFonts w:ascii="Georgia" w:hAnsi="Georgia" w:cs="Georgia" w:eastAsia="Georgia"/>
-          <w:b w:val="0"/>
-          <w:sz w:val="22"/>
-          <w:i w:val="0"/>
+          <w:rFonts w:ascii="Times New Roman" w:hAnsi="Times New Roman" w:eastAsia="Times New Roman"/>
+          <w:i w:val="0"/>
+          <w:sz w:val="24"/>
         </w:rPr>
         <w:t xml:space="preserve"> [Master’s thesis, Universiti Teknologi MARA]. CORE. https://core.ac.uk/download/78277430.pdf</w:t>
       </w:r>
@@ -12341,29 +12351,25 @@
       </w:pPr>
       <w:r>
         <w:rPr>
-          <w:rFonts w:ascii="Georgia" w:hAnsi="Georgia" w:cs="Georgia" w:eastAsia="Georgia"/>
-          <w:b w:val="0"/>
-          <w:sz w:val="22"/>
-          <w:i w:val="0"/>
+          <w:rFonts w:ascii="Times New Roman" w:hAnsi="Times New Roman" w:eastAsia="Times New Roman"/>
+          <w:i w:val="0"/>
+          <w:sz w:val="24"/>
         </w:rPr>
         <w:t xml:space="preserve">Ningrum, S., Puspita, H., &amp; Mulyadi, A. I. (2024). Hedges and boosters in academic writing of ASEAN EFL learners. </w:t>
       </w:r>
       <w:r>
         <w:rPr>
-          <w:rFonts w:ascii="Georgia" w:hAnsi="Georgia" w:cs="Georgia" w:eastAsia="Georgia"/>
-          <w:b w:val="0"/>
-          <w:sz w:val="22"/>
+          <w:rFonts w:ascii="Times New Roman" w:hAnsi="Times New Roman" w:eastAsia="Times New Roman"/>
           <w:i/>
-          <w:iCs/>
+          <w:sz w:val="24"/>
         </w:rPr>
         <w:t>Journal of English Education and Teaching, 8</w:t>
       </w:r>
       <w:r>
         <w:rPr>
-          <w:rFonts w:ascii="Georgia" w:hAnsi="Georgia" w:cs="Georgia" w:eastAsia="Georgia"/>
-          <w:b w:val="0"/>
-          <w:sz w:val="22"/>
-          <w:i w:val="0"/>
+          <w:rFonts w:ascii="Times New Roman" w:hAnsi="Times New Roman" w:eastAsia="Times New Roman"/>
+          <w:i w:val="0"/>
+          <w:sz w:val="24"/>
         </w:rPr>
         <w:t>(1), 202–218. https://doi.org/10.33369/jeet.8.1.202-218</w:t>
       </w:r>
@@ -12377,29 +12383,25 @@
       </w:pPr>
       <w:r>
         <w:rPr>
-          <w:rFonts w:ascii="Georgia" w:hAnsi="Georgia" w:cs="Georgia" w:eastAsia="Georgia"/>
-          <w:b w:val="0"/>
-          <w:sz w:val="22"/>
-          <w:i w:val="0"/>
+          <w:rFonts w:ascii="Times New Roman" w:hAnsi="Times New Roman" w:eastAsia="Times New Roman"/>
+          <w:i w:val="0"/>
+          <w:sz w:val="24"/>
         </w:rPr>
         <w:t xml:space="preserve">Petchkij, W. (2019). Explicit teaching of hedges: Bringing hedging in academic writing into the Thai EFL classroom. </w:t>
       </w:r>
       <w:r>
         <w:rPr>
-          <w:rFonts w:ascii="Georgia" w:hAnsi="Georgia" w:cs="Georgia" w:eastAsia="Georgia"/>
-          <w:b w:val="0"/>
-          <w:sz w:val="22"/>
+          <w:rFonts w:ascii="Times New Roman" w:hAnsi="Times New Roman" w:eastAsia="Times New Roman"/>
           <w:i/>
-          <w:iCs/>
+          <w:sz w:val="24"/>
         </w:rPr>
         <w:t>Electronic Journal of Foreign Language Teaching, 16</w:t>
       </w:r>
       <w:r>
         <w:rPr>
-          <w:rFonts w:ascii="Georgia" w:hAnsi="Georgia" w:cs="Georgia" w:eastAsia="Georgia"/>
-          <w:b w:val="0"/>
-          <w:sz w:val="22"/>
-          <w:i w:val="0"/>
+          <w:rFonts w:ascii="Times New Roman" w:hAnsi="Times New Roman" w:eastAsia="Times New Roman"/>
+          <w:i w:val="0"/>
+          <w:sz w:val="24"/>
         </w:rPr>
         <w:t>(1), 95–113. https://e-flt.nus.edu.sg/wp-content/uploads/2020/09/petchkij.pdf</w:t>
       </w:r>
@@ -12413,29 +12415,25 @@
       </w:pPr>
       <w:r>
         <w:rPr>
-          <w:rFonts w:ascii="Georgia" w:hAnsi="Georgia" w:cs="Georgia" w:eastAsia="Georgia"/>
-          <w:b w:val="0"/>
-          <w:sz w:val="22"/>
-          <w:i w:val="0"/>
+          <w:rFonts w:ascii="Times New Roman" w:hAnsi="Times New Roman" w:eastAsia="Times New Roman"/>
+          <w:i w:val="0"/>
+          <w:sz w:val="24"/>
         </w:rPr>
         <w:t xml:space="preserve">Salager-Meyer, F. (1994). Hedges and textual communicative function in medical English written discourse. </w:t>
       </w:r>
       <w:r>
         <w:rPr>
-          <w:rFonts w:ascii="Georgia" w:hAnsi="Georgia" w:cs="Georgia" w:eastAsia="Georgia"/>
-          <w:b w:val="0"/>
-          <w:sz w:val="22"/>
+          <w:rFonts w:ascii="Times New Roman" w:hAnsi="Times New Roman" w:eastAsia="Times New Roman"/>
           <w:i/>
-          <w:iCs/>
+          <w:sz w:val="24"/>
         </w:rPr>
         <w:t>English for Specific Purposes, 13</w:t>
       </w:r>
       <w:r>
         <w:rPr>
-          <w:rFonts w:ascii="Georgia" w:hAnsi="Georgia" w:cs="Georgia" w:eastAsia="Georgia"/>
-          <w:b w:val="0"/>
-          <w:sz w:val="22"/>
-          <w:i w:val="0"/>
+          <w:rFonts w:ascii="Times New Roman" w:hAnsi="Times New Roman" w:eastAsia="Times New Roman"/>
+          <w:i w:val="0"/>
+          <w:sz w:val="24"/>
         </w:rPr>
         <w:t>(2), 149–170. https://doi.org/10.1016/0889-4906(94)90013-2</w:t>
       </w:r>
@@ -12449,11 +12447,27 @@
       </w:pPr>
       <w:r>
         <w:rPr>
-          <w:rFonts w:ascii="Georgia" w:hAnsi="Georgia" w:cs="Georgia" w:eastAsia="Georgia"/>
+          <w:rFonts w:ascii="Times New Roman" w:hAnsi="Times New Roman" w:eastAsia="Times New Roman"/>
+          <w:i w:val="0"/>
           <w:sz w:val="24"/>
-          <w:szCs w:val="24"/>
-        </w:rPr>
-        <w:t xml:space="preserve">Souici, F., &amp; Slougui, D. (2022). Hedges in biology research articles: What types and frequency do Algerian authors use? Journal of Human Sciences, 33(4), 49–59. https://revue.umc.edu.dz/h/article/view/4015</w:t>
+        </w:rPr>
+        <w:t xml:space="preserve">Souici, F., &amp; Slougui, D. (2022). Hedges in biology research articles: What types and frequency do Algerian authors use? </w:t>
+      </w:r>
+      <w:r>
+        <w:rPr>
+          <w:rFonts w:ascii="Times New Roman" w:hAnsi="Times New Roman" w:eastAsia="Times New Roman"/>
+          <w:i/>
+          <w:sz w:val="24"/>
+        </w:rPr>
+        <w:t>Journal of Human Sciences, 33</w:t>
+      </w:r>
+      <w:r>
+        <w:rPr>
+          <w:rFonts w:ascii="Times New Roman" w:hAnsi="Times New Roman" w:eastAsia="Times New Roman"/>
+          <w:i w:val="0"/>
+          <w:sz w:val="24"/>
+        </w:rPr>
+        <w:t>(4), 49–59. https://revue.umc.edu.dz/h/article/view/4015</w:t>
       </w:r>
     </w:p>
     <w:p>
@@ -12465,29 +12479,25 @@
       </w:pPr>
       <w:r>
         <w:rPr>
-          <w:rFonts w:ascii="Georgia" w:hAnsi="Georgia" w:cs="Georgia" w:eastAsia="Georgia"/>
-          <w:b w:val="0"/>
-          <w:sz w:val="22"/>
-          <w:i w:val="0"/>
+          <w:rFonts w:ascii="Times New Roman" w:hAnsi="Times New Roman" w:eastAsia="Times New Roman"/>
+          <w:i w:val="0"/>
+          <w:sz w:val="24"/>
         </w:rPr>
         <w:t xml:space="preserve">Suratno, A., &amp; Aydawati, E. N. (2025). Hedging strategies in non-science theses: A corpus-based analysis of discussion sections. </w:t>
       </w:r>
       <w:r>
         <w:rPr>
-          <w:rFonts w:ascii="Georgia" w:hAnsi="Georgia" w:cs="Georgia" w:eastAsia="Georgia"/>
-          <w:b w:val="0"/>
-          <w:sz w:val="22"/>
+          <w:rFonts w:ascii="Times New Roman" w:hAnsi="Times New Roman" w:eastAsia="Times New Roman"/>
           <w:i/>
-          <w:iCs/>
+          <w:sz w:val="24"/>
         </w:rPr>
         <w:t>ETERNAL (English Teaching Journal), 16</w:t>
       </w:r>
       <w:r>
         <w:rPr>
-          <w:rFonts w:ascii="Georgia" w:hAnsi="Georgia" w:cs="Georgia" w:eastAsia="Georgia"/>
-          <w:b w:val="0"/>
-          <w:sz w:val="22"/>
-          <w:i w:val="0"/>
+          <w:rFonts w:ascii="Times New Roman" w:hAnsi="Times New Roman" w:eastAsia="Times New Roman"/>
+          <w:i w:val="0"/>
+          <w:sz w:val="24"/>
         </w:rPr>
         <w:t>(1), 37–52. https://journal2.upgris.ac.id/index.php/eternal/article/view/1059</w:t>
       </w:r>
@@ -12501,29 +12511,25 @@
       </w:pPr>
       <w:r>
         <w:rPr>
-          <w:rFonts w:ascii="Georgia" w:hAnsi="Georgia" w:cs="Georgia" w:eastAsia="Georgia"/>
-          <w:b w:val="0"/>
-          <w:sz w:val="22"/>
-          <w:i w:val="0"/>
+          <w:rFonts w:ascii="Times New Roman" w:hAnsi="Times New Roman" w:eastAsia="Times New Roman"/>
+          <w:i w:val="0"/>
+          <w:sz w:val="24"/>
         </w:rPr>
         <w:t xml:space="preserve">Villanueva, V. S. (2014). Hedging devices in Philippine newspaper editorials. </w:t>
       </w:r>
       <w:r>
         <w:rPr>
-          <w:rFonts w:ascii="Georgia" w:hAnsi="Georgia" w:cs="Georgia" w:eastAsia="Georgia"/>
-          <w:b w:val="0"/>
-          <w:sz w:val="22"/>
+          <w:rFonts w:ascii="Times New Roman" w:hAnsi="Times New Roman" w:eastAsia="Times New Roman"/>
           <w:i/>
-          <w:iCs/>
+          <w:sz w:val="24"/>
         </w:rPr>
         <w:t>Asian Journal of English Language Studies, 2</w:t>
       </w:r>
       <w:r>
         <w:rPr>
-          <w:rFonts w:ascii="Georgia" w:hAnsi="Georgia" w:cs="Georgia" w:eastAsia="Georgia"/>
-          <w:b w:val="0"/>
-          <w:sz w:val="22"/>
-          <w:i w:val="0"/>
+          <w:rFonts w:ascii="Times New Roman" w:hAnsi="Times New Roman" w:eastAsia="Times New Roman"/>
+          <w:i w:val="0"/>
+          <w:sz w:val="24"/>
         </w:rPr>
         <w:t>, 103–117. https://doi.org/10.59960/2.a5</w:t>
       </w:r>
@@ -12539,29 +12545,25 @@
       </w:pPr>
       <w:r>
         <w:rPr>
-          <w:rFonts w:ascii="Georgia" w:hAnsi="Georgia" w:cs="Georgia" w:eastAsia="Georgia"/>
-          <w:b w:val="0"/>
-          <w:sz w:val="22"/>
-          <w:i w:val="0"/>
+          <w:rFonts w:ascii="Times New Roman" w:hAnsi="Times New Roman" w:eastAsia="Times New Roman"/>
+          <w:i w:val="0"/>
+          <w:sz w:val="24"/>
         </w:rPr>
         <w:t xml:space="preserve">Wang, X. (2022). </w:t>
       </w:r>
       <w:r>
         <w:rPr>
-          <w:rFonts w:ascii="Georgia" w:hAnsi="Georgia" w:cs="Georgia" w:eastAsia="Georgia"/>
-          <w:b w:val="0"/>
-          <w:sz w:val="22"/>
+          <w:rFonts w:ascii="Times New Roman" w:hAnsi="Times New Roman" w:eastAsia="Times New Roman"/>
           <w:i/>
-          <w:iCs/>
+          <w:sz w:val="24"/>
         </w:rPr>
         <w:t>Hedging in academic writing: Cross-disciplinary comparisons in the Michigan Corpus of Upper-Level Student Papers (MICUSP)</w:t>
       </w:r>
       <w:r>
         <w:rPr>
-          <w:rFonts w:ascii="Georgia" w:hAnsi="Georgia" w:cs="Georgia" w:eastAsia="Georgia"/>
-          <w:b w:val="0"/>
-          <w:sz w:val="22"/>
-          <w:i w:val="0"/>
+          <w:rFonts w:ascii="Times New Roman" w:hAnsi="Times New Roman" w:eastAsia="Times New Roman"/>
+          <w:i w:val="0"/>
+          <w:sz w:val="24"/>
         </w:rPr>
         <w:t xml:space="preserve"> [Preprint]. OSF Preprints. https://osf.io/preprints/edarxiv/5xj27</w:t>
       </w:r>
@@ -12577,11 +12579,27 @@
       </w:pPr>
       <w:r>
         <w:rPr>
-          <w:rFonts w:ascii="Georgia" w:hAnsi="Georgia" w:cs="Georgia" w:eastAsia="Georgia"/>
+          <w:rFonts w:ascii="Times New Roman" w:hAnsi="Times New Roman" w:eastAsia="Times New Roman"/>
+          <w:i w:val="0"/>
           <w:sz w:val="24"/>
-          <w:szCs w:val="24"/>
-        </w:rPr>
-        <w:t xml:space="preserve">Xie, S., &amp; Mi, C. (2023). Promotion and caution in research article abstracts: The use of positive, negative and hedge words across disciplines and rankings. Learned Publishing, 36(2), 249–265. https://doi.org/10.1002/leap.1515</w:t>
+        </w:rPr>
+        <w:t xml:space="preserve">Xie, S., &amp; Mi, C. (2023). Promotion and caution in research article abstracts: The use of positive, negative and hedge words across disciplines and rankings. </w:t>
+      </w:r>
+      <w:r>
+        <w:rPr>
+          <w:rFonts w:ascii="Times New Roman" w:hAnsi="Times New Roman" w:eastAsia="Times New Roman"/>
+          <w:i/>
+          <w:sz w:val="24"/>
+        </w:rPr>
+        <w:t>Learned Publishing, 36</w:t>
+      </w:r>
+      <w:r>
+        <w:rPr>
+          <w:rFonts w:ascii="Times New Roman" w:hAnsi="Times New Roman" w:eastAsia="Times New Roman"/>
+          <w:i w:val="0"/>
+          <w:sz w:val="24"/>
+        </w:rPr>
+        <w:t>(2), 249–265. https://doi.org/10.1002/leap.1515</w:t>
       </w:r>
     </w:p>
     <w:p>

--- a/thesis/003_ThesisProposal_Draft_080.docx
+++ b/thesis/003_ThesisProposal_Draft_080.docx
@@ -470,7 +470,7 @@
           <w:sz w:val="24"/>
           <w:szCs w:val="24"/>
         </w:rPr>
-        <w:t xml:space="preserve">Developing researchers tend to underuse hedges and to rely on a narrow set of devices, most often modal verbs (Khunasathitchai et al., 2025, Suratno &amp; Aydawati, 2025, Ghia et al., 2022, and Mazidah et al., 2022). Across undergraduate and upper-level student writing, the same core pattern recurs: low hedge density, limited formal variety, and a default to modals such as may or local equivalents such as dapat, linked more to limited rhetorical exposure than to weak grammar. Thesis-abstract studies in Thai, Italian, and Indonesian L2 settings show averages near or below two hedges per abstract and, in some programs, heavier use of boosters than of hedges. Where disciplinary comparison is available among developing writers, as in Wang’s (2022) sixteen-field MICUSP analysis, variation appears, yet modal dominance persists even in fields that hedge more overall.</w:t>
+        <w:t>Developing researchers tend to underuse hedges and rely on a narrow set of devices, most often modal verbs (Khunasathitchai et al., 2025, Suratno &amp; Aydawati, 2025, Ghia et al., 2022, and Mazidah et al., 2022). Across undergraduate and upper-level student writing, the same core pattern recurs: low hedge density, limited formal variety, and a default to modals such as may or local equivalents such as dapat, linked more to limited rhetorical exposure than to weak grammar. Thesis-abstract studies in Thai, Italian, and Indonesian L2 settings show averages near or below two hedges per abstract and, in some programs, heavier use of boosters than of hedges. Where disciplinary comparison is available among developing writers, as in Wang’s (2022) sixteen-field MICUSP analysis, variation appears, yet modal dominance persists even in fields that hedge more overall.</w:t>
       </w:r>
     </w:p>
     <w:p>

--- a/thesis/003_ThesisProposal_Draft_080.docx
+++ b/thesis/003_ThesisProposal_Draft_080.docx
@@ -528,7 +528,7 @@
           <w:sz w:val="24"/>
           <w:szCs w:val="24"/>
         </w:rPr>
-        <w:t xml:space="preserve">Field norms shape expert hedging, but not along a simple hard/soft divide. Comparative work places humanities writers at the high end of hedge frequency and agriculture near the low end in one multi-field design (Afshar et al., 2014), while other pairings find scientists hedging more than applied linguists (Mohammed, 2011). Within life sciences, biology research articles often favor non-factive reporting verbs as the main hedge type (Souici &amp; Slougui, 2022), and clinical writing may edge slightly above basic science within medicine without a strong statistical separation (Hamidi et al., 2025). The mixed directions matter less as contradiction than as evidence that density tracks specific epistemic demands and coding choices rather than a single hard/soft axis.</w:t>
+        <w:t>Field norms shape expert hedging, but not along a simple hard/soft divide. Comparative work places humanities writers at the high end of hedge frequency and agriculture near the low end in one multi-field design (Afshar et al., 2014), while other pairings find scientists hedging more than applied linguists (Mohammed, 2011). Within life sciences, biology research articles often favor non-factive reporting verbs as the main hedge type (Souici &amp; Slougui, 2022), and clinical writing may edge slightly above basic science within medicine without a strong statistical separation (Hamidi et al., 2025). The mixed directions matter less as contradiction than as evidence that density tracks specific epistemic demands and coding choices rather than a single hard/soft divide.</w:t>
       </w:r>
     </w:p>
     <w:p>
@@ -549,7 +549,7 @@
           <w:szCs w:val="22"/>
           <w:rtl w:val="0"/>
         </w:rPr>
-        <w:t>These findings are not necessarily contradictory. Afshar et al. and Mohammed compare different disciplinary pairings and use different hedge taxonomies (Afshar the full Salager-Meyer (1994) scheme, Mohammed a lexical-hedge focus), so the contrast is evidence that hedging density tracks specific epistemic demands rather than a single hard/soft axis. Salager-Meyer (1994) frames hedging as claim-responsibility management: writers distribute responsibility for a claim’s truth, accuracy, or applicability among themselves, their data, and external conditions. That framing predicts that Agriculture, Veterinary Medicine, and Biology may produce distinct patterns not because one field is “harder,” but because each requires writers to manage different kinds of responsibility.</w:t>
+        <w:t>These findings are not necessarily contradictory. Afshar et al. and Mohammed compare different disciplinary pairings and use different hedge taxonomies (Afshar the full Salager-Meyer (1994) scheme, Mohammed a lexical-hedge focus), so the contrast is evidence that hedging density tracks specific epistemic demands rather than a single hard/soft divide. Salager-Meyer (1994) frames hedging as claim-responsibility management: writers distribute responsibility for a claim’s truth, accuracy, or applicability among themselves, their data, and external conditions. That framing predicts that Agriculture, Veterinary Medicine, and Biology may produce distinct patterns not because one field is “harder,” but because each requires writers to manage different kinds of responsibility.</w:t>
       </w:r>
       <w:r>
         <w:rPr>

--- a/thesis/003_ThesisProposal_Draft_080.docx
+++ b/thesis/003_ThesisProposal_Draft_080.docx
@@ -592,11 +592,10 @@
       </w:pPr>
       <w:r>
         <w:rPr>
-          <w:rFonts w:ascii="Georgia" w:hAnsi="Georgia" w:cs="Georgia" w:eastAsia="Georgia"/>
+          <w:rFonts w:ascii="Times New Roman" w:hAnsi="Times New Roman"/>
           <w:sz w:val="24"/>
-          <w:szCs w:val="24"/>
-        </w:rPr>
-        <w:t xml:space="preserve">English is the medium of academic writing at PSAU, but not the home language for most students. L2 writers typically use fewer hedges and less formal variety than L1 peers (Demir, 2018, and Mohammed, 2011), and publication context can amplify that gap: English-medium journal abstracts show markedly more hedges than Chinese-medium counterparts in the same field (Hu &amp; Cao, 2011). Instruction helps. Explicit teaching can raise both frequency and variety among health-science undergraduates, though a preference for modals often remains even after training (Petchkij, 2019).</w:t>
+        </w:rPr>
+        <w:t>English is the medium of academic writing at PSAU, but not the home language for most students. L2 writers typically use fewer hedges and less formal variety than L1 peers (Demir, 2018, and Mohammed, 2011), and publication context can amplify that gap: English-medium journal abstracts show markedly more hedges than Chinese-medium counterparts in the same field (Hu &amp; Cao, 2011). Explicit teaching can raise both frequency and variety among health-science undergraduates, though a preference for modals often remains even after training (Petchkij, 2019).</w:t>
       </w:r>
     </w:p>
     <w:p>

--- a/thesis/003_ThesisProposal_Draft_080.docx
+++ b/thesis/003_ThesisProposal_Draft_080.docx
@@ -8047,7 +8047,7 @@
           <w:szCs w:val="22"/>
           <w:rtl w:val="0"/>
         </w:rPr>
-        <w:t xml:space="preserve">The corpus also yielded 58 false positive tokens, hedge-like words that were rejected under the codebook’s Stage 1 exclusions and decision rules. The false positive breakdown shows FP-Gen (general exclusion, including topic-naming and evidential pointers) at 33 instances, FP-Rec (recommendations) at 15, FP-Proc (procedural norms) at 2, and FP-Cap (capability) at 8. The high number of FP-Gen instances, particularly involving the word “potential” in aim and methods statements, reflects a systematic ambiguity in the corpus: the same word functions as a hedge in conclusion sentences but as topic-naming in introduction and methods sentences. This distinction was codified in the codebook’s rule for “potential + noun” constructions, with structural position as the primary disambiguator and Stage 1 force reduction as a secondary check. The rule remains the most methodologically interesting feature of the coding scheme: surface-level keyword matching would have inflated the hedge count by treating topic-naming instances as epistemic hedges.</w:t>
+        <w:t xml:space="preserve">The corpus also yielded 58 false positive tokens, hedge-like words that were rejected under the codebook’s Stage 1 exclusions and decision rules. The false positive breakdown shows FP-Gen (general exclusion, including topic-naming and evidential pointers) at 33 instances, FP-Rec (recommendations) at 15, FP-Proc (procedural norms) at 2, and FP-Cap (capability) at 8. The high number of FP-Gen instances, particularly involving the word “potential” in aim and methods statements, reflects a systematic ambiguity in the corpus: the same word functions as a hedge in conclusion sentences but as topic-naming in introduction and methods sentences. This distinction was codified in the codebook’s rule for “potential + noun” constructions, with structural position as the primary disambiguator and Stage 1 force reduction as a secondary check. Without that position-based rule, keyword matching alone would have counted many topic-naming uses of potential as hedges and inflated the total.</w:t>
       </w:r>
       <w:r>
         <w:rPr>

--- a/thesis/003_ThesisProposal_Draft_080.docx
+++ b/thesis/003_ThesisProposal_Draft_080.docx
@@ -11486,7 +11486,7 @@
           <w:szCs w:val="22"/>
           <w:rtl w:val="0"/>
         </w:rPr>
-        <w:t>Lexical hedges outnumber modal verbs in this corpus, largely because of the high frequency of potential in recurring frames. Density is highest in Agriculture and Biology (near-tied), then Veterinary Medicine, with 25 of 60 abstracts (41.7%) containing no coded hedges. Every retained hedge was coded as Epistemic Caution at Stage 2. No P candidates appeared in the corpus; sequence-only DO was not counted. The functional result describes this sample’s retained set under the Stage 1–2 procedure. Full counts and tests are reported in Parts I–III.</w:t>
+        <w:t>Across the 60 abstracts, hedging is present but uneven. Lexical forms, especially potential in results and implication frames, dominate the retained set; modal verbs are secondary; adverbial and clause-level hedges are rare or absent. A large share of abstracts carry no coded hedges at all. Under Stage 1–2 coding, every retained token was labeled Epistemic Caution: no politeness candidates appeared in the corpus, and sequence-only discourse markers were not counted as hedges. That functional profile describes this sample’s retained set, not a claim that interpersonal or discourse mitigation never occurs in student writing.</w:t>
       </w:r>
       <w:r>
         <w:rPr>
@@ -11512,7 +11512,7 @@
           <w:sz w:val="22"/>
           <w:szCs w:val="22"/>
         </w:rPr>
-        <w:t xml:space="preserve">Limited evidence of disciplinary differentiation, mainly Veterinary Medicine’s lower density. Agriculture’s edge over Biology is modest and outlier-sensitive. Acs2 illustrates rescue-hedging after a non-significant result, which links to the introduction’s concern with overclaiming, but it is a single abstract. The Null/NS mean in Agriculture falls to the same level as non-Null Agriculture once Acs2 is removed. The data cannot separate field norms, adviser practice, and outcome type. Agriculture has no Binary outcomes here, so discipline and study design remain entangled. The Kruskal-Wallis test on rates was p = .024. Pairwise Mann-Whitney tests with Bonferroni correction leave Biology–Veterinary Medicine as the surviving contrast. Those tests are exploratory and the sample is small, as noted in Scope. The study provides a local baseline: in this corpus, Veterinary Medicine abstracts hedge less than Biology abstracts on the corrected pairwise test, a pattern not explained by binary outcome type alone. Causes (field norm, adviser practice, or other factors) cannot be identified from abstract text alone.</w:t>
+        <w:t xml:space="preserve">Disciplinary contrast is limited and should be read carefully. Veterinary Medicine shows the lowest density; Agriculture and Biology sit closer together, and Agriculture’s apparent edge is sensitive to a single high-hedge abstract. Rescue-hedging after a non-significant result appears in that outlier and connects to the study’s opening concern with overclaiming, but one text cannot ground a Null/NS pattern for the discipline. Field norms, adviser practice, and study-design mix remain entangled. The study’s main contribution is a local baseline for how ratified undergraduate abstracts at PSAU manage epistemic stance through hedging—narrow in type, uneven in density, and epistemically focused among the tokens that met the coding rules—rather than a full map of disciplinary style.</w:t>
       </w:r>
     </w:p>
     <w:p>

--- a/thesis/003_ThesisProposal_Draft_080.docx
+++ b/thesis/003_ThesisProposal_Draft_080.docx
@@ -10506,7 +10506,7 @@
           <w:sz w:val="22"/>
           <w:szCs w:val="22"/>
         </w:rPr>
-        <w:t xml:space="preserve">Parts I through III map frequency, function, and cross-disciplinary density. The contrasts below describe what was observed in this corpus. They are not presented as stable discipline-level characteristics. Inferential tests are exploratory, as stated in Scope and Limitations. As reported in Part II, the Kruskal-Wallis test on rates reached p = .024. Pairwise Mann-Whitney tests with Bonferroni correction leave only the Biology–Veterinary Medicine contrast significant. The chi-square on zero-hedge rates was p = .079. Generalization beyond this corpus is not warranted. The patterns are read through Salager-Meyer’s (1994) claim-responsibility framework and Hyland’s (2005) stance model.</w:t>
+        <w:t xml:space="preserve">Parts I through III established frequency, function, and density differences in this corpus. Part IV asks what those differences amount to once outcome type is in view—not as stable field traits, but as patterns in these sixty ratified abstracts. Inferential tests remain exploratory (Scope and Limitations). The discussion draws on Salager-Meyer’s (1994) claim-responsibility framework and Hyland’s (2005) stance model.</w:t>
       </w:r>
     </w:p>
     <w:p>

--- a/thesis/003_ThesisProposal_Draft_080.docx
+++ b/thesis/003_ThesisProposal_Draft_080.docx
@@ -10506,7 +10506,7 @@
           <w:sz w:val="22"/>
           <w:szCs w:val="22"/>
         </w:rPr>
-        <w:t xml:space="preserve">Parts I through III established frequency, function, and density differences in this corpus. Part IV asks what those differences amount to once outcome type is in view—not as stable field traits, but as patterns in these sixty ratified abstracts. Inferential tests remain exploratory (Scope and Limitations). The discussion draws on Salager-Meyer’s (1994) claim-responsibility framework and Hyland’s (2005) stance model.</w:t>
+        <w:t xml:space="preserve">Parts I through III established frequency, function, and density differences in this corpus. Part IV asks what those differences amount to once outcome type is in view. The aim is not to treat them as stable field traits, but as patterns in these sixty ratified abstracts. Inferential tests remain exploratory (Scope and Limitations). The discussion draws on Salager-Meyer’s (1994) claim-responsibility framework and Hyland’s (2005) stance model.</w:t>
       </w:r>
     </w:p>
     <w:p>
@@ -11486,7 +11486,7 @@
           <w:szCs w:val="22"/>
           <w:rtl w:val="0"/>
         </w:rPr>
-        <w:t>Across the 60 abstracts, hedging is present but uneven. Lexical forms, especially potential in results and implication frames, dominate the retained set; modal verbs are secondary; adverbial and clause-level hedges are rare or absent. A large share of abstracts carry no coded hedges at all. Under Stage 1–2 coding, every retained token was labeled Epistemic Caution: no politeness candidates appeared in the corpus, and sequence-only discourse markers were not counted as hedges. That functional profile describes this sample’s retained set, not a claim that interpersonal or discourse mitigation never occurs in student writing.</w:t>
+        <w:t>Across the 60 abstracts, hedging is present but uneven. Lexical forms, especially potential in results and implication frames, dominate the retained set. Modal verbs are secondary. Adverbial and clause-level hedges are rare or absent. A large share of abstracts carry no coded hedges at all. Under Stage 1–2 coding, every retained token was labeled Epistemic Caution. No politeness candidates appeared in the corpus, and sequence-only discourse markers were not counted as hedges. That functional profile describes this sample’s retained set. It is not a claim that interpersonal or discourse mitigation never occurs in student writing.</w:t>
       </w:r>
       <w:r>
         <w:rPr>
@@ -11512,7 +11512,7 @@
           <w:sz w:val="22"/>
           <w:szCs w:val="22"/>
         </w:rPr>
-        <w:t xml:space="preserve">Disciplinary contrast is limited and should be read carefully. Veterinary Medicine shows the lowest density; Agriculture and Biology sit closer together, and Agriculture’s apparent edge is sensitive to a single high-hedge abstract. Rescue-hedging after a non-significant result appears in that outlier and connects to the study’s opening concern with overclaiming, but one text cannot ground a Null/NS pattern for the discipline. Field norms, adviser practice, and study-design mix remain entangled. The study’s main contribution is a local baseline for how ratified undergraduate abstracts at PSAU manage epistemic stance through hedging—narrow in type, uneven in density, and epistemically focused among the tokens that met the coding rules—rather than a full map of disciplinary style.</w:t>
+        <w:t xml:space="preserve">Disciplinary contrast is limited and should be read carefully. Veterinary Medicine shows the lowest density. Agriculture and Biology sit closer together, and Agriculture’s apparent edge is sensitive to a single high-hedge abstract. Rescue-hedging after a non-significant result appears in that outlier and connects to the study’s opening concern with overclaiming, but one text cannot ground a Null/NS pattern for the discipline. Field norms, adviser practice, and study-design mix remain entangled. The study’s main contribution is a local baseline for how ratified undergraduate abstracts at PSAU manage epistemic stance through hedging. The profile is narrow in type, uneven in density, and epistemically focused among the tokens that met the coding rules. It is not a full map of disciplinary style.</w:t>
       </w:r>
     </w:p>
     <w:p>

--- a/thesis/003_ThesisProposal_Draft_080.docx
+++ b/thesis/003_ThesisProposal_Draft_080.docx
@@ -11486,7 +11486,7 @@
           <w:szCs w:val="22"/>
           <w:rtl w:val="0"/>
         </w:rPr>
-        <w:t>Across the 60 abstracts, hedging is present but uneven. Lexical forms, especially potential in results and implication frames, dominate the retained set. Modal verbs are secondary. Adverbial and clause-level hedges are rare or absent. A large share of abstracts carry no coded hedges at all. Under Stage 1–2 coding, every retained token was labeled Epistemic Caution. No politeness candidates appeared in the corpus, and sequence-only discourse markers were not counted as hedges. That functional profile describes this sample’s retained set. It is not a claim that interpersonal or discourse mitigation never occurs in student writing.</w:t>
+        <w:t>This study set out to map how developing researchers at PSAU encode caution in the thesis abstract, a short genre where every claim is visible and already ratified by advisers. The picture that emerges is not a rich, field-by-field rhetoric of uncertainty. It is a constrained practice. Writers often state results with little or no softening. When they do hedge, they reach for a small lexical set and use it mainly to qualify what the findings might mean, not to elaborate stance at length. Under the coding rules used here, that work is epistemic. The abstract is treated as a place to report and to edge implications, not as a place to negotiate interpersonal face or to manage discourse for its own sake.</w:t>
       </w:r>
       <w:r>
         <w:rPr>
@@ -11512,7 +11512,28 @@
           <w:sz w:val="22"/>
           <w:szCs w:val="22"/>
         </w:rPr>
-        <w:t xml:space="preserve">Disciplinary contrast is limited and should be read carefully. Veterinary Medicine shows the lowest density. Agriculture and Biology sit closer together, and Agriculture’s apparent edge is sensitive to a single high-hedge abstract. Rescue-hedging after a non-significant result appears in that outlier and connects to the study’s opening concern with overclaiming, but one text cannot ground a Null/NS pattern for the discipline. Field norms, adviser practice, and study-design mix remain entangled. The study’s main contribution is a local baseline for how ratified undergraduate abstracts at PSAU manage epistemic stance through hedging. The profile is narrow in type, uneven in density, and epistemically focused among the tokens that met the coding rules. It is not a full map of disciplinary style.</w:t>
+        <w:t xml:space="preserve">Disciplinary difference exists, but it is thinner than a strong "three cultures" story would predict. Veterinary Medicine is the clearest low-hedge corner of the sample. Agriculture and Biology are less distinct from each other once a single high-hedge Agriculture abstract is taken seriously as an outlier rather than as proof of a Null/NS style. The deeper point is institutional as much as linguistic. These texts are supervised products. What looks like a writer’s caution profile may also be a program’s tolerance for soft claims in a high-stakes summary. The data cannot name the cause. They can show the textual outcome.</w:t>
+      </w:r>
+    </w:p>
+    <w:p>
+      <w:pPr>
+        <w:spacing w:before="0" w:after="0" w:line="480" w:lineRule="auto"/>
+        <w:ind w:firstLine="720"/>
+        <w:jc w:val="both"/>
+        <w:rPr/>
+      </w:pPr>
+      <w:r>
+        <w:rPr>
+          <w:rFonts w:ascii="Georgia" w:hAnsi="Georgia" w:cs="Georgia" w:eastAsia="Georgia"/>
+          <w:b w:val="0"/>
+          <w:bCs w:val="0"/>
+          <w:i w:val="0"/>
+          <w:iCs w:val="0"/>
+          <w:rtl w:val="0"/>
+          <w:sz w:val="22"/>
+          <w:szCs w:val="22"/>
+        </w:rPr>
+        <w:t xml:space="preserve">The contribution is therefore a baseline, not a verdict on competence or on whole disciplines. For BAELS and related instruction, the finding matters because it shows what "hedging in science abstracts" looks like on the ground at this campus: uneven, lexically narrow, and easy to miss if teaching assumes a full academic repertoire. For research, the same baseline makes later comparison possible, against expert abstracts, other programs, or fuller thesis chapters where other functions of mitigation may have more room.</w:t>
       </w:r>
     </w:p>
     <w:p>

--- a/thesis/003_ThesisProposal_Draft_080.docx
+++ b/thesis/003_ThesisProposal_Draft_080.docx
@@ -11580,7 +11580,7 @@
           <w:szCs w:val="22"/>
           <w:rtl w:val="0"/>
         </w:rPr>
-        <w:t xml:space="preserve">Thesis advisers at PSAU should treat hedging as a teachable, discipline-sensitive skill rather than a generic call to “be cautious.” Feedback is most useful where implications may overclaim relative to the data, not where result sentences correctly report binary or measured findings without hedges. Instruction should distinguish topic-naming potential in aim statements from epistemic potential in conclusions, and should avoid encouraging students to insert hedges merely to meet a count.</w:t>
+        <w:t xml:space="preserve">The baseline in the conclusions is useful only if it changes what people do next. A map of uneven, lexically narrow caution in ratified abstracts does not, by itself, improve writing. It becomes useful when advisers and researchers treat it as a prompt to act on claim strength rather than on cautious wording for its own sake.</w:t>
       </w:r>
       <w:r>
         <w:rPr>
@@ -11606,7 +11606,7 @@
           <w:szCs w:val="22"/>
           <w:rtl w:val="0"/>
         </w:rPr>
-        <w:t>Rather than prescribing a target number of hedges per abstract, advisers can focus feedback on whether implication and conclusion sentences claim more than the data support. Binary or measured results often need no hedge. Uncertainty belongs on inferences that go beyond the finding. Advisers can also separate discourse connectors (Hence, Thus, In conclusion) from epistemic hedges so students do not treat move-organizing language as hedging.</w:t>
+        <w:t>For teaching, that means dropping the idea of caution as a general polish. Hedging is a judgment about how far a sentence may go beyond the data. Advisers already see the final abstract and often shape it. The opening is to make that judgment visible in feedback, especially where the text turns from results to meaning. Students need help seeing when a finding can stand plain and when an implication needs restraint. They do not need a quota of soft wording, and they do not need to confuse move-organizing language with epistemic caution. Instruction that assumes a full academic hedging repertoire will miss what this campus sample actually shows: many abstracts soften little, and when they do, the work is concentrated and easy to misread as mere style.</w:t>
       </w:r>
       <w:r>
         <w:rPr>
@@ -11632,7 +11632,7 @@
           <w:szCs w:val="22"/>
           <w:rtl w:val="0"/>
         </w:rPr>
-        <w:t>Future research should examine whether the lower Veterinary Medicine density and patterns such as rescue-hedging after non-significant results persist across multiple institutions and groups. A multi-institutional comparison involving other Philippine state universities would help determine whether these patterns are specific to PSAU or representative of broader Philippine developing-researcher writing. Longitudinal studies tracking individual developing researchers' hedging development from first draft to final abstract would also clarify the role of adviser feedback in shaping the observed patterns.</w:t>
+        <w:t>For research, the same baseline is a reference point, not a finding to rest on. The open questions are causal and comparative. How much of the pattern is program practice, how much is language resource, and how much is the mix of study designs that programs tend to produce? Abstract text alone cannot answer those questions. Designs that add other institutions, adviser accounts, draft histories from first version to final abstract, or a proficiency measure would test mechanisms this study could only name. Longer genres and expert abstracts matter for a different reason. They show whether the constrained profile seen here is mainly a product of the short, supervised summary or a wider feature of developing research writing in these fields. Method tools from this thesis can travel with that work. The priority is better questions about cause and scope, not a thicker description of the same sixty texts.</w:t>
       </w:r>
       <w:r>
         <w:rPr>
@@ -11652,108 +11652,6 @@
           <w:rtl w:val="0"/>
         </w:rPr>
         <w:t/>
-      </w:r>
-      <w:r>
-        <w:rPr>
-          <w:rtl w:val="0"/>
-        </w:rPr>
-      </w:r>
-    </w:p>
-    <w:p>
-      <w:pPr>
-        <w:spacing w:before="0" w:after="0" w:line="480" w:lineRule="auto"/>
-        <w:ind w:firstLine="720"/>
-        <w:jc w:val="both"/>
-        <w:rPr/>
-      </w:pPr>
-      <w:r>
-        <w:rPr>
-          <w:rFonts w:ascii="Georgia" w:cs="Georgia" w:eastAsia="Georgia" w:hAnsi="Georgia"/>
-          <w:b w:val="0"/>
-          <w:bCs w:val="0"/>
-          <w:i w:val="0"/>
-          <w:iCs w:val="0"/>
-          <w:sz w:val="22"/>
-          <w:szCs w:val="22"/>
-          <w:rtl w:val="0"/>
-        </w:rPr>
-        <w:t xml:space="preserve">Future research should also measure English language proficiency as an independent variable, since the present design did not test this. A design that controls for proficiency level across disciplines would help clarify whether the observed patterns reflect genuine disciplinary differentiation or shared linguistic constraints that suppress hedge variety regardless of field.</w:t>
-      </w:r>
-      <w:r>
-        <w:rPr>
-          <w:rtl w:val="0"/>
-        </w:rPr>
-      </w:r>
-    </w:p>
-    <w:p>
-      <w:pPr>
-        <w:spacing w:before="0" w:after="0" w:line="480" w:lineRule="auto"/>
-        <w:ind w:firstLine="720"/>
-        <w:jc w:val="both"/>
-        <w:rPr/>
-      </w:pPr>
-      <w:r>
-        <w:rPr>
-          <w:rFonts w:ascii="Georgia" w:cs="Georgia" w:eastAsia="Georgia" w:hAnsi="Georgia"/>
-          <w:b w:val="0"/>
-          <w:bCs w:val="0"/>
-          <w:i w:val="0"/>
-          <w:iCs w:val="0"/>
-          <w:sz w:val="22"/>
-          <w:szCs w:val="22"/>
-          <w:rtl w:val="0"/>
-        </w:rPr>
-        <w:t xml:space="preserve">Future research should examine the role of thesis advisers in shaping hedging patterns. Since undergraduate theses are heavily supervised, the observed patterns may reflect departmental standards more than individual writer choices. Interviewing advisers about their expectations for abstract writing, and specifically about their stance on hedging in scientific abstracts, would help disentangle writer agency from supervisory influence. One hypothesis worth testing is whether program-level expectations in Veterinary Medicine discourage or rarely require hedging in abstracts. The present study does not provide evidence that VM advisers hold that stance. Adviser interviews would be needed to test it. Parallel work could also compare how often each discipline writes up non-significant findings and whether null write-ups invite different hedging choices, while recognizing that outcome type and discipline are entangled in this sample.</w:t>
-      </w:r>
-      <w:r>
-        <w:rPr>
-          <w:rtl w:val="0"/>
-        </w:rPr>
-      </w:r>
-    </w:p>
-    <w:p>
-      <w:pPr>
-        <w:spacing w:before="0" w:after="0" w:line="480" w:lineRule="auto"/>
-        <w:ind w:firstLine="720"/>
-        <w:jc w:val="both"/>
-        <w:rPr/>
-      </w:pPr>
-      <w:r>
-        <w:rPr>
-          <w:rFonts w:ascii="Georgia" w:hAnsi="Georgia" w:cs="Georgia" w:eastAsia="Georgia"/>
-          <w:sz w:val="22"/>
-          <w:szCs w:val="22"/>
-        </w:rPr>
-        <w:t xml:space="preserve">This study’s Stage 1 gate admits force, directness, and imposition reduction so that P and DO are not excluded by definition. In this sample, retained tokens were still all EC at Stage 2. Future work could apply the same Stage 1–2 scheme to full thesis chapters or expert abstracts, where interpersonal and discourse-managing mitigation may appear more often than in compressed undergraduate abstracts.</w:t>
-      </w:r>
-    </w:p>
-    <w:p>
-      <w:pPr>
-        <w:spacing w:before="0" w:after="0" w:line="480" w:lineRule="auto"/>
-        <w:ind w:firstLine="720"/>
-        <w:jc w:val="both"/>
-        <w:rPr/>
-        <w:sectPr>
-          <w:headerReference r:id="rId13" w:type="default"/>
-          <w:headerReference r:id="rId14" w:type="first"/>
-          <w:type w:val="nextPage"/>
-          <w:pgSz w:h="16838" w:w="11906" w:orient="portrait"/>
-          <w:pgMar w:bottom="1440" w:top="1440" w:left="2160" w:right="1440" w:header="720" w:footer="720"/>
-          <w:titlePg w:val="1"/>
-        </w:sectPr>
-      </w:pPr>
-      <w:r>
-        <w:rPr>
-          <w:rFonts w:ascii="Georgia" w:hAnsi="Georgia" w:cs="Georgia" w:eastAsia="Georgia"/>
-          <w:b w:val="0"/>
-          <w:bCs w:val="0"/>
-          <w:i w:val="0"/>
-          <w:iCs w:val="0"/>
-          <w:sz w:val="22"/>
-          <w:szCs w:val="22"/>
-          <w:rtl w:val="0"/>
-        </w:rPr>
-        <w:t>The coding methodology developed in this study, including the codebook’s decision rules and the unhedged assertion analysis, can serve as a template for similar studies in other disciplines, genres, or institutions. Future researchers may adapt the codebook for analyzing hedging in full-length thesis sections, research articles, or other academic genres where rhetorical space allows for greater hedge variety than the compressed abstract. Additionally, future studies could examine assertive reporting forms alongside hedges, with a comparison group that includes both zero-hedge and hedged abstracts, to test whether those forms cluster with the absence of hedges or appear across the board.</w:t>
       </w:r>
       <w:r>
         <w:rPr>

--- a/thesis/003_ThesisProposal_Draft_080.docx
+++ b/thesis/003_ThesisProposal_Draft_080.docx
@@ -2958,7 +2958,7 @@
     <w:p>
       <w:pPr>
         <w:keepNext w:val="1"/>
-        <w:spacing w:before="720" w:after="0" w:line="480" w:lineRule="auto"/>
+        <w:spacing w:before="240" w:after="0" w:line="480" w:lineRule="auto"/>
         <w:jc w:val="center"/>
       </w:pPr>
       <w:r>
@@ -4192,7 +4192,6 @@
         <w:ind w:firstLine="720"/>
         <w:jc w:val="both"/>
         <w:rPr/>
-        <w:keepNext w:val="1"/>
       </w:pPr>
       <w:r>
         <w:rPr>
@@ -11657,6 +11656,14 @@
         <w:rPr>
           <w:rtl w:val="0"/>
         </w:rPr>
+      </w:r>
+    </w:p>
+    <w:p>
+      <w:pPr>
+        <w:spacing w:line="240" w:lineRule="auto" w:before="0" w:after="0"/>
+      </w:pPr>
+      <w:r>
+        <w:br w:type="page"/>
       </w:r>
     </w:p>
     <w:p>

--- a/thesis/003_ThesisProposal_Draft_080.docx
+++ b/thesis/003_ThesisProposal_Draft_080.docx
@@ -21329,7 +21329,7 @@
           <w:szCs w:val="22"/>
           <w:rtl w:val="0"/>
         </w:rPr>
-        <w:t>This appendix presents the 60 abstracts with all coding marks applied. Type marks = color highlight on hedge tokens (blue = Modal Verbs, red = Lexical Hedges, yellow = Adverbial Hedges, green = Clause-Level Hedges). Function marks = function label in colored text (EC = orange, P = purple, DO = teal). Discourse connectors (Hence/Thus) are tagged (DO) even when not hedges. Function labels in this appendix are only EC, P, and DO. False positives = strikethrough + reason code in grey (e.g. FP-Rec = recommendation, not a function). Unhedged assertions = grey highlight + [G]/[C] bracket (warranted-but-absent caution only).</w:t>
+        <w:t>This appendix presents the 60 abstracts with all coding marks applied. Type marks = color highlight on hedge tokens (blue = Modal Verbs, red = Lexical Hedges, yellow = Adverbial Hedges, green = Clause-Level Hedges). Function marks = function label in colored text (EC = orange, P = purple, DO = brown). Discourse connectors (Hence/Thus) are tagged (DO) even when not hedges. Function labels in this appendix are only EC, P, and DO. False positives = strikethrough + reason code in grey (e.g. FP-Rec = recommendation, not a function). Unhedged assertions = grey highlight + [G]/[C] bracket (warranted-but-absent caution only).</w:t>
       </w:r>
       <w:r>
         <w:rPr>
@@ -23367,7 +23367,7 @@
           <w:bCs w:val="0"/>
           <w:color w:val="000000"/>
         </w:rPr>
-        <w:t xml:space="preserve">Antimicrobial resistance is a major threat to public health worldwide, making infections difficult to treat. This problem calls for developing novel and alternative strategies to attenuate microorganisms without inducing resistance. Hence, lactic acid bacteria (LAB) have emerged as a focal point due to their </w:t>
+        <w:t xml:space="preserve">Antimicrobial resistance is a major threat to public health worldwide, making infections difficult to treat. This problem calls for developing novel and alternative strategies to attenuate microorganisms without inducing resistance. Hence, lactic acid bacteria (LAB) have emerged as a focal point due to their potential (EC) quorum quenching (QQ) activities. In this study, lactic acid bacteria were obtained from a parallel study, and the antimicrobial activity of the top 10 isolates was evaluated through spectrophotometric and turbidimetric analyses for the initial screening of gut isolates. Nine out of ten isolates exhibit quorum quenching activities by inhibiting the swarming motility of Pseudomonas aeruginosa. The metabolic compounds of the isolates were subjected to initial characterization using enzyme and pH neutralization, which revealed that organic acids were responsible for the inhibitory activity. The inhibition activity of LAB isolates against the quorum sensing-mediated swarming motility in P. aeruginosa was [C] due to strong antibacterial activity.</w:t>
       </w:r>
       <w:r>
         <w:rPr>
@@ -23379,18 +23379,18 @@
           <w:highlight w:val="red"/>
           <w:color w:val="FFFFFF"/>
         </w:rPr>
-        <w:t xml:space="preserve">potential</w:t>
-      </w:r>
-      <w:r>
-        <w:rPr>
-          <w:rFonts w:ascii="Georgia" w:hAnsi="Georgia" w:cs="Georgia" w:eastAsia="Georgia"/>
-          <w:sz w:val="22"/>
-          <w:szCs w:val="22"/>
-          <w:b w:val="0"/>
-          <w:bCs w:val="0"/>
-          <w:color w:val="000000"/>
-        </w:rPr>
-        <w:t xml:space="preserve"> </w:t>
+        <w:t xml:space="preserve"/>
+      </w:r>
+      <w:r>
+        <w:rPr>
+          <w:rFonts w:ascii="Georgia" w:hAnsi="Georgia" w:cs="Georgia" w:eastAsia="Georgia"/>
+          <w:sz w:val="22"/>
+          <w:szCs w:val="22"/>
+          <w:b w:val="0"/>
+          <w:bCs w:val="0"/>
+          <w:color w:val="000000"/>
+        </w:rPr>
+        <w:t xml:space="preserve"/>
       </w:r>
       <w:r>
         <w:rPr>
@@ -23401,18 +23401,18 @@
           <w:bCs w:val="0"/>
           <w:color w:val="ED7D31"/>
         </w:rPr>
-        <w:t xml:space="preserve">(EC)</w:t>
-      </w:r>
-      <w:r>
-        <w:rPr>
-          <w:rFonts w:ascii="Georgia" w:hAnsi="Georgia" w:cs="Georgia" w:eastAsia="Georgia"/>
-          <w:sz w:val="22"/>
-          <w:szCs w:val="22"/>
-          <w:b w:val="0"/>
-          <w:bCs w:val="0"/>
-          <w:color w:val="000000"/>
-        </w:rPr>
-        <w:t xml:space="preserve"> quorum quenching (QQ) activities. In this study, lactic acid bacteria were obtained from a parallel study, and the antimicrobial activity of the top 10 isolates was evaluated through spectrophotometric and turbidimetric analyses for the initial screening of gut isolates. Nine out of ten isolates exhibit quorum quenching activities by inhibiting the swarming motility of Pseudomonas aeruginosa. The metabolic compounds of the isolates were subjected to initial characterization using enzyme and pH neutralization, which revealed that organic acids were responsible for the inhibitory activity. The inhibition activity of LAB isolates against the quorum sensing-mediated swarming motility in P. aeruginosa </w:t>
+        <w:t xml:space="preserve"/>
+      </w:r>
+      <w:r>
+        <w:rPr>
+          <w:rFonts w:ascii="Georgia" w:hAnsi="Georgia" w:cs="Georgia" w:eastAsia="Georgia"/>
+          <w:sz w:val="22"/>
+          <w:szCs w:val="22"/>
+          <w:b w:val="0"/>
+          <w:bCs w:val="0"/>
+          <w:color w:val="000000"/>
+        </w:rPr>
+        <w:t xml:space="preserve"/>
       </w:r>
       <w:r>
         <w:rPr>
@@ -23424,18 +23424,18 @@
           <w:shd w:val="clear" w:color="auto" w:fill="bfbfbf"/>
           <w:color w:val="000000"/>
         </w:rPr>
-        <w:t xml:space="preserve">was</w:t>
-      </w:r>
-      <w:r>
-        <w:rPr>
-          <w:rFonts w:ascii="Georgia" w:hAnsi="Georgia" w:cs="Georgia" w:eastAsia="Georgia"/>
-          <w:sz w:val="22"/>
-          <w:szCs w:val="22"/>
-          <w:b w:val="0"/>
-          <w:bCs w:val="0"/>
-          <w:color w:val="000000"/>
-        </w:rPr>
-        <w:t xml:space="preserve"> due to [C] strong antibacterial activity.</w:t>
+        <w:t xml:space="preserve"/>
+      </w:r>
+      <w:r>
+        <w:rPr>
+          <w:rFonts w:ascii="Georgia" w:hAnsi="Georgia" w:cs="Georgia" w:eastAsia="Georgia"/>
+          <w:sz w:val="22"/>
+          <w:szCs w:val="22"/>
+          <w:b w:val="0"/>
+          <w:bCs w:val="0"/>
+          <w:color w:val="000000"/>
+        </w:rPr>
+        <w:t xml:space="preserve"/>
       </w:r>
     </w:p>
     <w:p>
@@ -26145,7 +26145,7 @@
           <w:bCs w:val="0"/>
           <w:color w:val="000000"/>
         </w:rPr>
-        <w:t xml:space="preserve">This study assessed the existence and antibiotic resistance characteristic of Escherichia coli from poultry farms in Central Luzon using Regional Animal Disease Diagnostic Laboratory (RADDL) III data for 2022 to 2023. This study targeted the profiling of Escherichia coli bacteria isolates according to year, province, and type of sample. Also, it checked susceptibility to different antibiotics of Escherichia coli-positive poultry samples. The association of the antibiotic susceptibility tests with years and provinces was also calculated. The study results showed that the susceptibility of heart samples was ended with 100% to amikacin, ceftazidime, cefotaxime, chloramphenicol, ciprofloxacin, gentamicin, imipenem, and meropenem. On the other hand, reduced susceptibility was observed for trimethoprim-sulfamethoxazole and tetracycline 50% in each. In general, lung samples </w:t>
+        <w:t xml:space="preserve">This study assessed the existence and antibiotic resistance characteristic of Escherichia coli from poultry farms in Central Luzon using Regional Animal Disease Diagnostic Laboratory (RADDL) III data for 2022 to 2023. This study targeted the profiling of Escherichia coli bacteria isolates according to year, province, and type of sample. Also, it checked susceptibility to different antibiotics of Escherichia coli-positive poultry samples. The association of the antibiotic susceptibility tests with years and provinces was also calculated. The study results showed that the susceptibility of heart samples was ended with 100% to amikacin, ceftazidime, cefotaxime, chloramphenicol, ciprofloxacin, gentamicin, imipenem, and meropenem. On the other hand, reduced susceptibility was observed for trimethoprim-sulfamethoxazole and tetracycline 50% in each. In general, lung samples were [G] sensitive to all antibiotics except amoxicillin-clavulanic acid. However, liver samples were 100% susceptible to amikacin, cefotaxime, ceftazidime, ceftiofur, chloramphenicol gentamicin, imipenem, and meropenem. Nasal swabs were 100% susceptible to ceftiofur and florfenicol, with a lower susceptibility for amoxicillin-clavulanic acid at 50% and then amoxicillin only 33%. Tracheal swabs showed 100% susceptibility for amikacin, ceftazidime, cefotaxime chloramphenicol, gentamicin, imipenem, and meropenem. Nonetheless, they only were 50% sensitive to trimethoprim-sulfamethoxazole and tetracycline. Chick samples had different susceptibility meropenem, experienced as the most susceptible antibiotic (87%) and sulfamethoxazole / trimethoprim, while sulfamethoxazole was 25%. In contrast, the data showed that lung and chick samples exhibited marked resistance. In the lung samples, resistance was observed to all tested antibiotics, and only a few were susceptible to them, while chick specimens with high resistances were found against ceftazidime, chloramphenicol, ciprofloxacin, and tetracycline. Also, nasal swabs were highly resistant to multiple antibiotics. The lung samples were resistant to all antibiotics, apart from meropenem and streptomycin.</w:t>
       </w:r>
       <w:r>
         <w:rPr>
@@ -26157,18 +26157,18 @@
           <w:shd w:val="clear" w:color="auto" w:fill="bfbfbf"/>
           <w:color w:val="000000"/>
         </w:rPr>
-        <w:t xml:space="preserve">were</w:t>
-      </w:r>
-      <w:r>
-        <w:rPr>
-          <w:rFonts w:ascii="Georgia" w:hAnsi="Georgia" w:cs="Georgia" w:eastAsia="Georgia"/>
-          <w:sz w:val="22"/>
-          <w:szCs w:val="22"/>
-          <w:b w:val="0"/>
-          <w:bCs w:val="0"/>
-          <w:color w:val="000000"/>
-        </w:rPr>
-        <w:t xml:space="preserve"> sensitive [G] to all antibiotics except amoxicillin-clavulanic acid. However, liver samples were 100% susceptible to amikacin, cefotaxime, ceftazidime, ceftiofur, chloramphenicol gentamicin, imipenem, and meropenem. Nasal swabs were 100% susceptible to ceftiofur and florfenicol, with a lower susceptibility for amoxicillin-clavulanic acid at 50% and then amoxicillin only 33%. Tracheal swabs showed 100% susceptibility for amikacin, ceftazidime, cefotaxime chloramphenicol, gentamicin, imipenem, and meropenem. Nonetheless, they only were 50% sensitive to trimethoprim-sulfamethoxazole and tetracycline. Chick samples had different susceptibility meropenem, experienced as the most susceptible antibiotic (87%) and sulfamethoxazole / trimethoprim, while sulfamethoxazole was 25%. In contrast, the data showed that lung and chick samples exhibited marked resistance. In the lung samples, resistance was observed to all tested antibiotics, and only a few were susceptible to them, while chick specimens with high resistances were found against ceftazidime, chloramphenicol, ciprofloxacin, and tetracycline. Also, nasal swabs were highly resistant to multiple antibiotics. The lung samples were resistant to all antibiotics, apart from meropenem and streptomycin.</w:t>
+        <w:t xml:space="preserve"/>
+      </w:r>
+      <w:r>
+        <w:rPr>
+          <w:rFonts w:ascii="Georgia" w:hAnsi="Georgia" w:cs="Georgia" w:eastAsia="Georgia"/>
+          <w:sz w:val="22"/>
+          <w:szCs w:val="22"/>
+          <w:b w:val="0"/>
+          <w:bCs w:val="0"/>
+          <w:color w:val="000000"/>
+        </w:rPr>
+        <w:t xml:space="preserve"/>
       </w:r>
     </w:p>
     <w:p>
@@ -29283,7 +29283,7 @@
           <w:bCs w:val="0"/>
           <w:color w:val="000000"/>
         </w:rPr>
-        <w:t xml:space="preserve">The study examines the germination and growth rate of pigeon pea (Cajanus cajan) under different scarification method for 30 days. The effects of various scarification method, including water in different temperatures, mechanical scarification (sand paper method) and a chemical scarification (sulfuric acid), were assessed through multiple parameters. The study analyzed the germination rate, days to germinate, plant height, length of roots, age to bear leaves, length of leaves, number of leaves, number of branches, mortality, and cost production analysis. The type of scarification method that showed prime results was Treatment 3 (sand paper method). It was found to have a significant effect on the growth and germination rate of pigeon pea in terms of days to germinate, plant height, a number of leaves, and length of leaves. Sulfuric </w:t>
+        <w:t xml:space="preserve">The study examines the germination and growth rate of pigeon pea (Cajanus cajan) under different scarification method for 30 days. The effects of various scarification method, including water in different temperatures, mechanical scarification (sand paper method) and a chemical scarification (sulfuric acid), were assessed through multiple parameters. The study analyzed the germination rate, days to germinate, plant height, length of roots, age to bear leaves, length of leaves, number of leaves, number of branches, mortality, and cost production analysis. The type of scarification method that showed prime results was Treatment 3 (sand paper method). It was found to have a significant effect on the growth and germination rate of pigeon pea in terms of days to germinate, plant height, a number of leaves, and length of leaves. Sulfuric was [G] second in terms of the scarification method effectiveness for pigeon pea, The study treatments overall proclaimed a not significant results based from the analyzed data from each treatments except from these group of data such as from the length of leaves from week 2 and week 3 and the length of roots that are all expressed a highly significant results at 1% level and also the plant height from week 3 that also expressed a significant result at 5% level.</w:t>
       </w:r>
       <w:r>
         <w:rPr>
@@ -29295,18 +29295,18 @@
           <w:shd w:val="clear" w:color="auto" w:fill="bfbfbf"/>
           <w:color w:val="000000"/>
         </w:rPr>
-        <w:t xml:space="preserve">was</w:t>
-      </w:r>
-      <w:r>
-        <w:rPr>
-          <w:rFonts w:ascii="Georgia" w:hAnsi="Georgia" w:cs="Georgia" w:eastAsia="Georgia"/>
-          <w:sz w:val="22"/>
-          <w:szCs w:val="22"/>
-          <w:b w:val="0"/>
-          <w:bCs w:val="0"/>
-          <w:color w:val="000000"/>
-        </w:rPr>
-        <w:t xml:space="preserve"> second [G] in terms of the scarification method effectiveness for pigeon pea, The study treatments overall proclaimed a not significant results based from the analyzed data from each treatments except from these group of data such as from the length of leaves from week 2 and week 3 and the length of roots that are all expressed a highly significant results at 1% level and also the plant height from week 3 that also expressed a significant result at 5% level.</w:t>
+        <w:t xml:space="preserve"/>
+      </w:r>
+      <w:r>
+        <w:rPr>
+          <w:rFonts w:ascii="Georgia" w:hAnsi="Georgia" w:cs="Georgia" w:eastAsia="Georgia"/>
+          <w:sz w:val="22"/>
+          <w:szCs w:val="22"/>
+          <w:b w:val="0"/>
+          <w:bCs w:val="0"/>
+          <w:color w:val="000000"/>
+        </w:rPr>
+        <w:t xml:space="preserve"/>
       </w:r>
     </w:p>
     <w:p>

--- a/thesis/003_ThesisProposal_Draft_080.docx
+++ b/thesis/003_ThesisProposal_Draft_080.docx
@@ -9822,7 +9822,7 @@
           <w:sz w:val="22"/>
           <w:szCs w:val="22"/>
           <w:rtl w:val="0"/>
-          <w:color w:val="00B0F0"/>
+          <w:color w:val="8B4513"/>
         </w:rPr>
       </w:r>
       <w:r>
@@ -13506,7 +13506,7 @@
                 <w:bCs w:val="1"/>
                 <w:i w:val="0"/>
                 <w:iCs w:val="0"/>
-                <w:color w:val="00b0f0"/>
+                <w:color w:val="8B4513"/>
                 <w:sz w:val="18"/>
                 <w:szCs w:val="18"/>
                 <w:rtl w:val="0"/>
@@ -17741,7 +17741,7 @@
                 <w:bCs w:val="1"/>
                 <w:i w:val="0"/>
                 <w:iCs w:val="0"/>
-                <w:color w:val="00b0f0"/>
+                <w:color w:val="8B4513"/>
                 <w:sz w:val="20"/>
                 <w:szCs w:val="20"/>
                 <w:rtl w:val="0"/>
@@ -17869,7 +17869,7 @@
                 <w:bCs w:val="1"/>
                 <w:i w:val="0"/>
                 <w:iCs w:val="0"/>
-                <w:color w:val="00b0f0"/>
+                <w:color w:val="8B4513"/>
                 <w:sz w:val="20"/>
                 <w:szCs w:val="20"/>
                 <w:rtl w:val="0"/>
@@ -22359,7 +22359,7 @@
           <w:bCs w:val="0"/>
           <w:color w:val="000000"/>
         </w:rPr>
-        <w:t xml:space="preserve">The study </w:t>
+        <w:t xml:space="preserve">The study would (FP-Gen) be on developing and optimizing eco-bricks using a mixture of SUPs and UCO developed through trial and error. SUPs recovered from various donors from the [REDACTED] and UCO. The preliminary trials established that molding faces some difficulty with increased ratios of UCO to SUPs. Thus (DO), in the optimization process, varying ratios of UCO was used, starting with UCO to SUPs 1:1 as treatment 1, a decreasing ratio of UCO to SUPs. At equal parts by weight of UCO and SUPs, optimization started at Treatment 1 with a 1:1 ratio. Treatments 2–5 proceeded similarly, increasing the ratio of UCO to SUPs. Density measurements, water absorption, and drop tests were all performed and observed. A self-testing protocol based on current literature was used. The density was calculated relative to mass and volume; however, the water absorption test yielded inconsistent findings. A drop test was also performed, which revealed that the eco-bricks from all treatments were significantly damaged at the height of one meter, making [G] them a weak, unsuitable material to use in building walkways. This study is essential for getting insights into eco-brick manufacture because the workability of SUPs and UCOs as raw materials is proven. The research findings do not apply to buildings. Therefore (DO), further research will (FP-Gen) aid in underlining the importance of optimizing the ingredient ratios to acquire desirable quality eco-bricks for sustainable construction applications.</w:t>
       </w:r>
       <w:r>
         <w:rPr>
@@ -22371,18 +22371,18 @@
           <w:strike/>
           <w:color w:val="000000"/>
         </w:rPr>
-        <w:t xml:space="preserve">would</w:t>
-      </w:r>
-      <w:r>
-        <w:rPr>
-          <w:rFonts w:ascii="Georgia" w:hAnsi="Georgia" w:cs="Georgia" w:eastAsia="Georgia"/>
-          <w:sz w:val="22"/>
-          <w:szCs w:val="22"/>
-          <w:b w:val="0"/>
-          <w:bCs w:val="0"/>
-          <w:color w:val="000000"/>
-        </w:rPr>
-        <w:t xml:space="preserve"> </w:t>
+        <w:t xml:space="preserve"/>
+      </w:r>
+      <w:r>
+        <w:rPr>
+          <w:rFonts w:ascii="Georgia" w:hAnsi="Georgia" w:cs="Georgia" w:eastAsia="Georgia"/>
+          <w:sz w:val="22"/>
+          <w:szCs w:val="22"/>
+          <w:b w:val="0"/>
+          <w:bCs w:val="0"/>
+          <w:color w:val="000000"/>
+        </w:rPr>
+        <w:t xml:space="preserve"/>
       </w:r>
       <w:r>
         <w:rPr>
@@ -22393,18 +22393,18 @@
           <w:bCs w:val="0"/>
           <w:color w:val="808080"/>
         </w:rPr>
-        <w:t xml:space="preserve">(FP-Gen)</w:t>
-      </w:r>
-      <w:r>
-        <w:rPr>
-          <w:rFonts w:ascii="Georgia" w:hAnsi="Georgia" w:cs="Georgia" w:eastAsia="Georgia"/>
-          <w:sz w:val="22"/>
-          <w:szCs w:val="22"/>
-          <w:b w:val="0"/>
-          <w:bCs w:val="0"/>
-          <w:color w:val="000000"/>
-        </w:rPr>
-        <w:t xml:space="preserve"> be on developing and optimizing eco-bricks using a mixture of SUPs and UCO developed through trial and error. SUPs recovered from various donors from the [REDACTED] and UCO. The preliminary trials established that molding faces some difficulty with increased ratios of UCO to SUPs. Thus, in the optimization process, varying ratios of UCO was used, starting with UCO to SUPs 1:1 as treatment 1, a decreasing ratio of UCO to SUPs. At equal parts by weight of UCO and SUPs, optimization started at Treatment 1 with a 1:1 ratio. Treatments 2–5 proceeded similarly, increasing the ratio of UCO to SUPs. Density measurements, water absorption, and drop tests were all performed and observed. A self-testing protocol based on current literature was used. The density was calculated relative to mass and volume; however, the water absorption test yielded inconsistent findings. A drop test was also performed, which revealed that the eco-bricks from all treatments were significantly damaged at the height of one meter, </w:t>
+        <w:t xml:space="preserve"/>
+      </w:r>
+      <w:r>
+        <w:rPr>
+          <w:rFonts w:ascii="Georgia" w:hAnsi="Georgia" w:cs="Georgia" w:eastAsia="Georgia"/>
+          <w:sz w:val="22"/>
+          <w:szCs w:val="22"/>
+          <w:b w:val="0"/>
+          <w:bCs w:val="0"/>
+          <w:color w:val="000000"/>
+        </w:rPr>
+        <w:t xml:space="preserve"/>
       </w:r>
       <w:r>
         <w:rPr>
@@ -22416,18 +22416,18 @@
           <w:shd w:val="clear" w:color="auto" w:fill="bfbfbf"/>
           <w:color w:val="000000"/>
         </w:rPr>
-        <w:t xml:space="preserve">making</w:t>
-      </w:r>
-      <w:r>
-        <w:rPr>
-          <w:rFonts w:ascii="Georgia" w:hAnsi="Georgia" w:cs="Georgia" w:eastAsia="Georgia"/>
-          <w:sz w:val="22"/>
-          <w:szCs w:val="22"/>
-          <w:b w:val="0"/>
-          <w:bCs w:val="0"/>
-          <w:color w:val="000000"/>
-        </w:rPr>
-        <w:t xml:space="preserve"> [G] them a weak, unsuitable material to use in building walkways. This study is essential for getting insights into eco-brick manufacture because the workability of SUPs and UCOs as raw materials is proven. The research findings do not apply to buildings. Therefore, further research </w:t>
+        <w:t xml:space="preserve"/>
+      </w:r>
+      <w:r>
+        <w:rPr>
+          <w:rFonts w:ascii="Georgia" w:hAnsi="Georgia" w:cs="Georgia" w:eastAsia="Georgia"/>
+          <w:sz w:val="22"/>
+          <w:szCs w:val="22"/>
+          <w:b w:val="0"/>
+          <w:bCs w:val="0"/>
+          <w:color w:val="000000"/>
+        </w:rPr>
+        <w:t xml:space="preserve"/>
       </w:r>
       <w:r>
         <w:rPr>
@@ -22439,18 +22439,18 @@
           <w:strike/>
           <w:color w:val="000000"/>
         </w:rPr>
-        <w:t xml:space="preserve">will</w:t>
-      </w:r>
-      <w:r>
-        <w:rPr>
-          <w:rFonts w:ascii="Georgia" w:hAnsi="Georgia" w:cs="Georgia" w:eastAsia="Georgia"/>
-          <w:sz w:val="22"/>
-          <w:szCs w:val="22"/>
-          <w:b w:val="0"/>
-          <w:bCs w:val="0"/>
-          <w:color w:val="000000"/>
-        </w:rPr>
-        <w:t xml:space="preserve"> </w:t>
+        <w:t xml:space="preserve"/>
+      </w:r>
+      <w:r>
+        <w:rPr>
+          <w:rFonts w:ascii="Georgia" w:hAnsi="Georgia" w:cs="Georgia" w:eastAsia="Georgia"/>
+          <w:sz w:val="22"/>
+          <w:szCs w:val="22"/>
+          <w:b w:val="0"/>
+          <w:bCs w:val="0"/>
+          <w:color w:val="000000"/>
+        </w:rPr>
+        <w:t xml:space="preserve"/>
       </w:r>
       <w:r>
         <w:rPr>
@@ -22461,18 +22461,18 @@
           <w:bCs w:val="0"/>
           <w:color w:val="808080"/>
         </w:rPr>
-        <w:t xml:space="preserve">(FP-Gen)</w:t>
-      </w:r>
-      <w:r>
-        <w:rPr>
-          <w:rFonts w:ascii="Georgia" w:hAnsi="Georgia" w:cs="Georgia" w:eastAsia="Georgia"/>
-          <w:sz w:val="22"/>
-          <w:szCs w:val="22"/>
-          <w:b w:val="0"/>
-          <w:bCs w:val="0"/>
-          <w:color w:val="000000"/>
-        </w:rPr>
-        <w:t xml:space="preserve"> aid in underlining the importance of optimizing the ingredient ratios to acquire desirable quality eco-bricks for sustainable construction applications.</w:t>
+        <w:t xml:space="preserve"/>
+      </w:r>
+      <w:r>
+        <w:rPr>
+          <w:rFonts w:ascii="Georgia" w:hAnsi="Georgia" w:cs="Georgia" w:eastAsia="Georgia"/>
+          <w:sz w:val="22"/>
+          <w:szCs w:val="22"/>
+          <w:b w:val="0"/>
+          <w:bCs w:val="0"/>
+          <w:color w:val="000000"/>
+        </w:rPr>
+        <w:t xml:space="preserve"/>
       </w:r>
     </w:p>
     <w:p>
@@ -22516,7 +22516,7 @@
           <w:bCs w:val="0"/>
           <w:color w:val="000000"/>
         </w:rPr>
-        <w:t xml:space="preserve">The study </w:t>
+        <w:t xml:space="preserve">The study generally (FP-Proc) aimed to evaluate the embryo toxicity, lethality, and teratogenicity of Ziziphus talanai-infused nanozeolite pellets on Danio rerio was performed at the Biology and Chemistry Laboratory of Pampanga State Agricultural University from October 2023 to January 2024. Various treatments in the formulation of pellets and laboratory experiments were set up using Completely Randomized Design (CRD). The study showed that cassava starch as combined with Ziziphus talanai-infused nanozeolite at 1:9 ratio improved the water-holding capacity of derived pellets, thus (DO) making a remarkable choice as a binder. The hatching and survival of Danio rerio embryos were enhanced by 200 ppm concentration of Z. talanai-infused nanozeolite pellet suspension while demonstrating lower toxicity compared to other concentrations tested. Based on the Acute Toxicity Index, the median lethal concentration (LC₅₀) in D. rerio embryos at 96 hpf (hours post-fertilization) showed that Z. talanai-infused nanozeolite pellet at a concentration of 49.79 µg/mL falls within the ‘slightly toxic’ classification, thus (DO) demonstrating that nanozeolite enhances the delivery of compounds within Z. talanai extract. Coagulation of embryos was primarily observed within 400 ppm to 1,000 ppm concentrations of Z. talanai-infused nanozeolite pellet suspensions under 40x magnification, suggesting (EC) that it affects early embryonic development and prevents the progression of other lethality markers, such as the absence of somite development, non-detachment of the tail, and absence of cardiac activity. Teratogenic effects on the body length of D. rerio hatchlings were observed, inferring (EC) that such observation was induced by the Z. talanai-infused nanozeolite pellet suspension. Hence (DO), the biosynthesis of Z. talanai-infused nanozeolite pellets is feasible and may (EC) affect the overall development of D. rerio embryos.</w:t>
       </w:r>
       <w:r>
         <w:rPr>
@@ -22528,18 +22528,18 @@
           <w:strike/>
           <w:color w:val="000000"/>
         </w:rPr>
-        <w:t xml:space="preserve">generally</w:t>
-      </w:r>
-      <w:r>
-        <w:rPr>
-          <w:rFonts w:ascii="Georgia" w:hAnsi="Georgia" w:cs="Georgia" w:eastAsia="Georgia"/>
-          <w:sz w:val="22"/>
-          <w:szCs w:val="22"/>
-          <w:b w:val="0"/>
-          <w:bCs w:val="0"/>
-          <w:color w:val="000000"/>
-        </w:rPr>
-        <w:t xml:space="preserve"> </w:t>
+        <w:t xml:space="preserve"/>
+      </w:r>
+      <w:r>
+        <w:rPr>
+          <w:rFonts w:ascii="Georgia" w:hAnsi="Georgia" w:cs="Georgia" w:eastAsia="Georgia"/>
+          <w:sz w:val="22"/>
+          <w:szCs w:val="22"/>
+          <w:b w:val="0"/>
+          <w:bCs w:val="0"/>
+          <w:color w:val="000000"/>
+        </w:rPr>
+        <w:t xml:space="preserve"/>
       </w:r>
       <w:r>
         <w:rPr>
@@ -22550,18 +22550,18 @@
           <w:bCs w:val="0"/>
           <w:color w:val="808080"/>
         </w:rPr>
-        <w:t xml:space="preserve">(FP-Proc)</w:t>
-      </w:r>
-      <w:r>
-        <w:rPr>
-          <w:rFonts w:ascii="Georgia" w:hAnsi="Georgia" w:cs="Georgia" w:eastAsia="Georgia"/>
-          <w:sz w:val="22"/>
-          <w:szCs w:val="22"/>
-          <w:b w:val="0"/>
-          <w:bCs w:val="0"/>
-          <w:color w:val="000000"/>
-        </w:rPr>
-        <w:t xml:space="preserve"> aimed to evaluate the embryo toxicity, lethality, and teratogenicity of Ziziphus talanai-infused nanozeolite pellets on Danio rerio was performed at the Biology and Chemistry Laboratory of Pampanga State Agricultural University from October 2023 to January 2024. Various treatments in the formulation of pellets and laboratory experiments were set up using Completely Randomized Design (CRD). The study showed that cassava starch as combined with Ziziphus talanai-infused nanozeolite at 1:9 ratio improved the water-holding capacity of derived pellets, thus making a remarkable choice as a binder. The hatching and survival of Danio rerio embryos were enhanced by 200 ppm concentration of Z. talanai-infused nanozeolite pellet suspension while demonstrating lower toxicity compared to other concentrations tested. Based on the Acute Toxicity Index, the median lethal concentration (LC₅₀) in D. rerio embryos at 96 hpf (hours post-fertilization) showed that Z. talanai-infused nanozeolite pellet at a concentration of 49.79 µg/mL falls within the ‘slightly toxic’ classification, thus demonstrating that nanozeolite enhances the delivery of compounds within Z. talanai extract. Coagulation of embryos was primarily observed within 400 ppm to 1,000 ppm concentrations of Z. talanai-infused nanozeolite pellet suspensions under 40x magnification, </w:t>
+        <w:t xml:space="preserve"/>
+      </w:r>
+      <w:r>
+        <w:rPr>
+          <w:rFonts w:ascii="Georgia" w:hAnsi="Georgia" w:cs="Georgia" w:eastAsia="Georgia"/>
+          <w:sz w:val="22"/>
+          <w:szCs w:val="22"/>
+          <w:b w:val="0"/>
+          <w:bCs w:val="0"/>
+          <w:color w:val="000000"/>
+        </w:rPr>
+        <w:t xml:space="preserve"/>
       </w:r>
       <w:r>
         <w:rPr>
@@ -22573,18 +22573,18 @@
           <w:highlight w:val="red"/>
           <w:color w:val="FFFFFF"/>
         </w:rPr>
-        <w:t xml:space="preserve">suggesting</w:t>
-      </w:r>
-      <w:r>
-        <w:rPr>
-          <w:rFonts w:ascii="Georgia" w:hAnsi="Georgia" w:cs="Georgia" w:eastAsia="Georgia"/>
-          <w:sz w:val="22"/>
-          <w:szCs w:val="22"/>
-          <w:b w:val="0"/>
-          <w:bCs w:val="0"/>
-          <w:color w:val="000000"/>
-        </w:rPr>
-        <w:t xml:space="preserve"> </w:t>
+        <w:t xml:space="preserve"/>
+      </w:r>
+      <w:r>
+        <w:rPr>
+          <w:rFonts w:ascii="Georgia" w:hAnsi="Georgia" w:cs="Georgia" w:eastAsia="Georgia"/>
+          <w:sz w:val="22"/>
+          <w:szCs w:val="22"/>
+          <w:b w:val="0"/>
+          <w:bCs w:val="0"/>
+          <w:color w:val="000000"/>
+        </w:rPr>
+        <w:t xml:space="preserve"/>
       </w:r>
       <w:r>
         <w:rPr>
@@ -22595,18 +22595,18 @@
           <w:bCs w:val="0"/>
           <w:color w:val="ED7D31"/>
         </w:rPr>
-        <w:t xml:space="preserve">(EC)</w:t>
-      </w:r>
-      <w:r>
-        <w:rPr>
-          <w:rFonts w:ascii="Georgia" w:hAnsi="Georgia" w:cs="Georgia" w:eastAsia="Georgia"/>
-          <w:sz w:val="22"/>
-          <w:szCs w:val="22"/>
-          <w:b w:val="0"/>
-          <w:bCs w:val="0"/>
-          <w:color w:val="000000"/>
-        </w:rPr>
-        <w:t xml:space="preserve"> that it affects early embryonic development and prevents the progression of other lethality markers, such as the absence of somite development, non-detachment of the tail, and absence of cardiac activity. Teratogenic effects on the body length of D. rerio hatchlings were observed, </w:t>
+        <w:t xml:space="preserve"/>
+      </w:r>
+      <w:r>
+        <w:rPr>
+          <w:rFonts w:ascii="Georgia" w:hAnsi="Georgia" w:cs="Georgia" w:eastAsia="Georgia"/>
+          <w:sz w:val="22"/>
+          <w:szCs w:val="22"/>
+          <w:b w:val="0"/>
+          <w:bCs w:val="0"/>
+          <w:color w:val="000000"/>
+        </w:rPr>
+        <w:t xml:space="preserve"/>
       </w:r>
       <w:r>
         <w:rPr>
@@ -22618,18 +22618,18 @@
           <w:highlight w:val="red"/>
           <w:color w:val="FFFFFF"/>
         </w:rPr>
-        <w:t xml:space="preserve">inferring</w:t>
-      </w:r>
-      <w:r>
-        <w:rPr>
-          <w:rFonts w:ascii="Georgia" w:hAnsi="Georgia" w:cs="Georgia" w:eastAsia="Georgia"/>
-          <w:sz w:val="22"/>
-          <w:szCs w:val="22"/>
-          <w:b w:val="0"/>
-          <w:bCs w:val="0"/>
-          <w:color w:val="000000"/>
-        </w:rPr>
-        <w:t xml:space="preserve"> </w:t>
+        <w:t xml:space="preserve"/>
+      </w:r>
+      <w:r>
+        <w:rPr>
+          <w:rFonts w:ascii="Georgia" w:hAnsi="Georgia" w:cs="Georgia" w:eastAsia="Georgia"/>
+          <w:sz w:val="22"/>
+          <w:szCs w:val="22"/>
+          <w:b w:val="0"/>
+          <w:bCs w:val="0"/>
+          <w:color w:val="000000"/>
+        </w:rPr>
+        <w:t xml:space="preserve"/>
       </w:r>
       <w:r>
         <w:rPr>
@@ -22640,18 +22640,18 @@
           <w:bCs w:val="0"/>
           <w:color w:val="ED7D31"/>
         </w:rPr>
-        <w:t xml:space="preserve">(EC)</w:t>
-      </w:r>
-      <w:r>
-        <w:rPr>
-          <w:rFonts w:ascii="Georgia" w:hAnsi="Georgia" w:cs="Georgia" w:eastAsia="Georgia"/>
-          <w:sz w:val="22"/>
-          <w:szCs w:val="22"/>
-          <w:b w:val="0"/>
-          <w:bCs w:val="0"/>
-          <w:color w:val="000000"/>
-        </w:rPr>
-        <w:t xml:space="preserve"> that such observation was induced by the Z. talanai-infused nanozeolite pellet suspension. Hence, the biosynthesis of Z. talanai-infused nanozeolite pellets is feasible and </w:t>
+        <w:t xml:space="preserve"/>
+      </w:r>
+      <w:r>
+        <w:rPr>
+          <w:rFonts w:ascii="Georgia" w:hAnsi="Georgia" w:cs="Georgia" w:eastAsia="Georgia"/>
+          <w:sz w:val="22"/>
+          <w:szCs w:val="22"/>
+          <w:b w:val="0"/>
+          <w:bCs w:val="0"/>
+          <w:color w:val="000000"/>
+        </w:rPr>
+        <w:t xml:space="preserve"/>
       </w:r>
       <w:r>
         <w:rPr>
@@ -22663,18 +22663,18 @@
           <w:shd w:val="clear" w:color="auto" w:fill="00B0F0"/>
           <w:color w:val="000000"/>
         </w:rPr>
-        <w:t xml:space="preserve">may</w:t>
-      </w:r>
-      <w:r>
-        <w:rPr>
-          <w:rFonts w:ascii="Georgia" w:hAnsi="Georgia" w:cs="Georgia" w:eastAsia="Georgia"/>
-          <w:sz w:val="22"/>
-          <w:szCs w:val="22"/>
-          <w:b w:val="0"/>
-          <w:bCs w:val="0"/>
-          <w:color w:val="000000"/>
-        </w:rPr>
-        <w:t xml:space="preserve"> </w:t>
+        <w:t xml:space="preserve"/>
+      </w:r>
+      <w:r>
+        <w:rPr>
+          <w:rFonts w:ascii="Georgia" w:hAnsi="Georgia" w:cs="Georgia" w:eastAsia="Georgia"/>
+          <w:sz w:val="22"/>
+          <w:szCs w:val="22"/>
+          <w:b w:val="0"/>
+          <w:bCs w:val="0"/>
+          <w:color w:val="000000"/>
+        </w:rPr>
+        <w:t xml:space="preserve"/>
       </w:r>
       <w:r>
         <w:rPr>
@@ -22685,18 +22685,18 @@
           <w:bCs w:val="0"/>
           <w:color w:val="ED7D31"/>
         </w:rPr>
-        <w:t xml:space="preserve">(EC)</w:t>
-      </w:r>
-      <w:r>
-        <w:rPr>
-          <w:rFonts w:ascii="Georgia" w:hAnsi="Georgia" w:cs="Georgia" w:eastAsia="Georgia"/>
-          <w:sz w:val="22"/>
-          <w:szCs w:val="22"/>
-          <w:b w:val="0"/>
-          <w:bCs w:val="0"/>
-          <w:color w:val="000000"/>
-        </w:rPr>
-        <w:t xml:space="preserve"> affect the overall development of D. rerio embryos.</w:t>
+        <w:t xml:space="preserve"/>
+      </w:r>
+      <w:r>
+        <w:rPr>
+          <w:rFonts w:ascii="Georgia" w:hAnsi="Georgia" w:cs="Georgia" w:eastAsia="Georgia"/>
+          <w:sz w:val="22"/>
+          <w:szCs w:val="22"/>
+          <w:b w:val="0"/>
+          <w:bCs w:val="0"/>
+          <w:color w:val="000000"/>
+        </w:rPr>
+        <w:t xml:space="preserve"/>
       </w:r>
     </w:p>
     <w:p>
@@ -23031,7 +23031,7 @@
           <w:bCs w:val="0"/>
           <w:color w:val="000000"/>
         </w:rPr>
-        <w:t xml:space="preserve">It is well recognized that heavy metals harm human health through the food chain. The danger to human health associated with consuming fish contaminated with heavy metals were assessed. This study aimed to determine the presence of lead in the flesh part of selected fish species, Common carp (Cyprinus carpio), Roho labeo (Labeo rohita), and Silver carp (Hypophthalmichthys molitrix), in addition to determine the Knowledge, Attitude, and Practices (KAP) of fishers along the Pampanga River. A test method used is Inductively Coupled Plasma — Optical Emission Spectrometry (ICP-OES) in identifying heavy metals in biota. The self-administered questionnaires were distributed to 20 respondents, questionnaires compromised of socio-demographic characteristics and the KAP’s of fishers along the Pampanga River. Data analyses were done using SPSS (version 23). Data were explored using descriptive statistics. The results show that lead in any of the selected fish, with a &lt;0.013 mg/kg result is below the FAO and WHO’s allowed limits of 2 mg/kg and 0.5 mg/kg, respectively. Based on the result from KAP Analysis, knowledge scored M=1.7200 with SD equivalent to 0.10052 which is interpreted as poor knowledge. The attitude score M=3.1150 and SD=0.093330 which means a moderate attitude and lastly, practices score M = 2.8850 and SD = .13485 which is equivalent to have good practices. Thus, the researcher provided a policy proposal to focus on issues that needed to be addressed in the community. In terms of practices, proper waste management </w:t>
+        <w:t xml:space="preserve">It is well recognized that heavy metals harm human health through the food chain. The danger to human health associated with consuming fish contaminated with heavy metals were assessed. This study aimed to determine the presence of lead in the flesh part of selected fish species, Common carp (Cyprinus carpio), Roho labeo (Labeo rohita), and Silver carp (Hypophthalmichthys molitrix), in addition to determine the Knowledge, Attitude, and Practices (KAP) of fishers along the Pampanga River. A test method used is Inductively Coupled Plasma — Optical Emission Spectrometry (ICP-OES) in identifying heavy metals in biota. The self-administered questionnaires were distributed to 20 respondents, questionnaires compromised of socio-demographic characteristics and the KAP’s of fishers along the Pampanga River. Data analyses were done using SPSS (version 23). Data were explored using descriptive statistics. The results show that lead in any of the selected fish, with a &lt;0.013 mg/kg result is below the FAO and WHO’s allowed limits of 2 mg/kg and 0.5 mg/kg, respectively. Based on the result from KAP Analysis, knowledge scored M=1.7200 with SD equivalent to 0.10052 which is interpreted as poor knowledge. The attitude score M=3.1150 and SD=0.093330 which means a moderate attitude and lastly, practices score M = 2.8850 and SD = .13485 which is equivalent to have good practices. Thus (DO), the researcher provided a policy proposal to focus on issues that needed to be addressed in the community. In terms of practices, proper waste management should (FP-Rec) be established to avoid the high danger of heavy metal contamination. Certain local habits, such as waste dumping and other communal activities, may (EC) contribute to the spread of heavy metals. As a result, some community or local government-adopted measures are proposed (FP-Gen). These precautions are intended to prevent heavy metal contamination, particularly in the river system and the aquatic life in the area.</w:t>
       </w:r>
       <w:r>
         <w:rPr>
@@ -23043,18 +23043,18 @@
           <w:strike/>
           <w:color w:val="000000"/>
         </w:rPr>
-        <w:t xml:space="preserve">should</w:t>
-      </w:r>
-      <w:r>
-        <w:rPr>
-          <w:rFonts w:ascii="Georgia" w:hAnsi="Georgia" w:cs="Georgia" w:eastAsia="Georgia"/>
-          <w:sz w:val="22"/>
-          <w:szCs w:val="22"/>
-          <w:b w:val="0"/>
-          <w:bCs w:val="0"/>
-          <w:color w:val="000000"/>
-        </w:rPr>
-        <w:t xml:space="preserve"> </w:t>
+        <w:t xml:space="preserve"/>
+      </w:r>
+      <w:r>
+        <w:rPr>
+          <w:rFonts w:ascii="Georgia" w:hAnsi="Georgia" w:cs="Georgia" w:eastAsia="Georgia"/>
+          <w:sz w:val="22"/>
+          <w:szCs w:val="22"/>
+          <w:b w:val="0"/>
+          <w:bCs w:val="0"/>
+          <w:color w:val="000000"/>
+        </w:rPr>
+        <w:t xml:space="preserve"/>
       </w:r>
       <w:r>
         <w:rPr>
@@ -23065,18 +23065,18 @@
           <w:bCs w:val="0"/>
           <w:color w:val="808080"/>
         </w:rPr>
-        <w:t xml:space="preserve">(FP-Rec)</w:t>
-      </w:r>
-      <w:r>
-        <w:rPr>
-          <w:rFonts w:ascii="Georgia" w:hAnsi="Georgia" w:cs="Georgia" w:eastAsia="Georgia"/>
-          <w:sz w:val="22"/>
-          <w:szCs w:val="22"/>
-          <w:b w:val="0"/>
-          <w:bCs w:val="0"/>
-          <w:color w:val="000000"/>
-        </w:rPr>
-        <w:t xml:space="preserve"> be established to avoid the high danger of heavy metal contamination. Certain local habits, such as waste dumping and other communal activities, </w:t>
+        <w:t xml:space="preserve"/>
+      </w:r>
+      <w:r>
+        <w:rPr>
+          <w:rFonts w:ascii="Georgia" w:hAnsi="Georgia" w:cs="Georgia" w:eastAsia="Georgia"/>
+          <w:sz w:val="22"/>
+          <w:szCs w:val="22"/>
+          <w:b w:val="0"/>
+          <w:bCs w:val="0"/>
+          <w:color w:val="000000"/>
+        </w:rPr>
+        <w:t xml:space="preserve"/>
       </w:r>
       <w:r>
         <w:rPr>
@@ -23088,18 +23088,18 @@
           <w:shd w:val="clear" w:color="auto" w:fill="00B0F0"/>
           <w:color w:val="000000"/>
         </w:rPr>
-        <w:t xml:space="preserve">may</w:t>
-      </w:r>
-      <w:r>
-        <w:rPr>
-          <w:rFonts w:ascii="Georgia" w:hAnsi="Georgia" w:cs="Georgia" w:eastAsia="Georgia"/>
-          <w:sz w:val="22"/>
-          <w:szCs w:val="22"/>
-          <w:b w:val="0"/>
-          <w:bCs w:val="0"/>
-          <w:color w:val="000000"/>
-        </w:rPr>
-        <w:t xml:space="preserve"> </w:t>
+        <w:t xml:space="preserve"/>
+      </w:r>
+      <w:r>
+        <w:rPr>
+          <w:rFonts w:ascii="Georgia" w:hAnsi="Georgia" w:cs="Georgia" w:eastAsia="Georgia"/>
+          <w:sz w:val="22"/>
+          <w:szCs w:val="22"/>
+          <w:b w:val="0"/>
+          <w:bCs w:val="0"/>
+          <w:color w:val="000000"/>
+        </w:rPr>
+        <w:t xml:space="preserve"/>
       </w:r>
       <w:r>
         <w:rPr>
@@ -23110,18 +23110,18 @@
           <w:bCs w:val="0"/>
           <w:color w:val="ED7D31"/>
         </w:rPr>
-        <w:t xml:space="preserve">(EC)</w:t>
-      </w:r>
-      <w:r>
-        <w:rPr>
-          <w:rFonts w:ascii="Georgia" w:hAnsi="Georgia" w:cs="Georgia" w:eastAsia="Georgia"/>
-          <w:sz w:val="22"/>
-          <w:szCs w:val="22"/>
-          <w:b w:val="0"/>
-          <w:bCs w:val="0"/>
-          <w:color w:val="000000"/>
-        </w:rPr>
-        <w:t xml:space="preserve"> contribute to the spread of heavy metals. As a result, some community or local government-adopted measures are </w:t>
+        <w:t xml:space="preserve"/>
+      </w:r>
+      <w:r>
+        <w:rPr>
+          <w:rFonts w:ascii="Georgia" w:hAnsi="Georgia" w:cs="Georgia" w:eastAsia="Georgia"/>
+          <w:sz w:val="22"/>
+          <w:szCs w:val="22"/>
+          <w:b w:val="0"/>
+          <w:bCs w:val="0"/>
+          <w:color w:val="000000"/>
+        </w:rPr>
+        <w:t xml:space="preserve"/>
       </w:r>
       <w:r>
         <w:rPr>
@@ -23133,18 +23133,18 @@
           <w:strike/>
           <w:color w:val="000000"/>
         </w:rPr>
-        <w:t xml:space="preserve">proposed</w:t>
-      </w:r>
-      <w:r>
-        <w:rPr>
-          <w:rFonts w:ascii="Georgia" w:hAnsi="Georgia" w:cs="Georgia" w:eastAsia="Georgia"/>
-          <w:sz w:val="22"/>
-          <w:szCs w:val="22"/>
-          <w:b w:val="0"/>
-          <w:bCs w:val="0"/>
-          <w:color w:val="000000"/>
-        </w:rPr>
-        <w:t xml:space="preserve"> </w:t>
+        <w:t xml:space="preserve"/>
+      </w:r>
+      <w:r>
+        <w:rPr>
+          <w:rFonts w:ascii="Georgia" w:hAnsi="Georgia" w:cs="Georgia" w:eastAsia="Georgia"/>
+          <w:sz w:val="22"/>
+          <w:szCs w:val="22"/>
+          <w:b w:val="0"/>
+          <w:bCs w:val="0"/>
+          <w:color w:val="000000"/>
+        </w:rPr>
+        <w:t xml:space="preserve"/>
       </w:r>
       <w:r>
         <w:rPr>
@@ -23155,18 +23155,18 @@
           <w:bCs w:val="0"/>
           <w:color w:val="808080"/>
         </w:rPr>
-        <w:t xml:space="preserve">(FP-Gen)</w:t>
-      </w:r>
-      <w:r>
-        <w:rPr>
-          <w:rFonts w:ascii="Georgia" w:hAnsi="Georgia" w:cs="Georgia" w:eastAsia="Georgia"/>
-          <w:sz w:val="22"/>
-          <w:szCs w:val="22"/>
-          <w:b w:val="0"/>
-          <w:bCs w:val="0"/>
-          <w:color w:val="000000"/>
-        </w:rPr>
-        <w:t xml:space="preserve">. These precautions are intended to prevent heavy metal contamination, particularly in the river system and the aquatic life in the area.</w:t>
+        <w:t xml:space="preserve"/>
+      </w:r>
+      <w:r>
+        <w:rPr>
+          <w:rFonts w:ascii="Georgia" w:hAnsi="Georgia" w:cs="Georgia" w:eastAsia="Georgia"/>
+          <w:sz w:val="22"/>
+          <w:szCs w:val="22"/>
+          <w:b w:val="0"/>
+          <w:bCs w:val="0"/>
+          <w:color w:val="000000"/>
+        </w:rPr>
+        <w:t xml:space="preserve"/>
       </w:r>
     </w:p>
     <w:p>
@@ -23210,7 +23210,7 @@
           <w:bCs w:val="0"/>
           <w:color w:val="000000"/>
         </w:rPr>
-        <w:t xml:space="preserve">Currently, Central Luzon together with Calabarzon are regions that hold a pivotal position in the Philippines’ fishing industry. However, due to their adjacency to [REDACTED], which is highly polluted due to anthropogenic activities, these regions become vulnerable to bacterial infestation. Mycobacteriosis is a significant concern in cultivated milkfish, impacting both fish health and aquaculture productivity is reported in [REDACTED] and in parts of Central Luzon. Hence, this study aimed to investigate the presence of </w:t>
+        <w:t xml:space="preserve">Currently, Central Luzon together with Calabarzon are regions that hold a pivotal position in the Philippines’ fishing industry. However, due to their adjacency to [REDACTED], which is highly polluted due to anthropogenic activities, these regions become vulnerable to bacterial infestation. Mycobacteriosis is a significant concern in cultivated milkfish, impacting both fish health and aquaculture productivity is reported in [REDACTED] and in parts of Central Luzon. Hence (DO), this study aimed to investigate the presence of potential (EC) mycobacterial infections in cultivated milkfish collected from fish-supplying areas of [REDACTED]. Using the Ziehl-Neelsen stain for acid-fast bacteria detection, along with biochemical testing methods such as the catalase test and assessing growth in the presence of the Salt Tolerance Test, revealed the presence of acid-fast bacteria in the tissues of infected milkfish, confirming the occurrence of mycobacteriosis infection. Additionally, biochemical testing, specifically the catalase test, was utilized to identify the catalase enzyme activity characteristic of mycobacteria, catalase test positive shows the result of the formation of bubbles. Furthermore, the growth of mycobacteria in the presence of the Salt Tolerance Test was assessed, showing the ability of these bacteria to thrive in high-salt environments, which is crucial information for understanding their survival and spread in aquaculture settings. Overall, the combination of Ziehl-Neelsen staining, biochemical testing like the catalase test, and evaluating growth in the presence of the Salt Tolerance Test provides [G] a comprehensive approach for diagnosing and studying mycobacteriosis in cultivated milkfish, offering insights that can (FP-Cap) guide effective management strategies to control the spread of this disease in aquaculture system.</w:t>
       </w:r>
       <w:r>
         <w:rPr>
@@ -23222,18 +23222,18 @@
           <w:highlight w:val="red"/>
           <w:color w:val="FFFFFF"/>
         </w:rPr>
-        <w:t xml:space="preserve">potential</w:t>
-      </w:r>
-      <w:r>
-        <w:rPr>
-          <w:rFonts w:ascii="Georgia" w:hAnsi="Georgia" w:cs="Georgia" w:eastAsia="Georgia"/>
-          <w:sz w:val="22"/>
-          <w:szCs w:val="22"/>
-          <w:b w:val="0"/>
-          <w:bCs w:val="0"/>
-          <w:color w:val="000000"/>
-        </w:rPr>
-        <w:t xml:space="preserve"> </w:t>
+        <w:t xml:space="preserve"/>
+      </w:r>
+      <w:r>
+        <w:rPr>
+          <w:rFonts w:ascii="Georgia" w:hAnsi="Georgia" w:cs="Georgia" w:eastAsia="Georgia"/>
+          <w:sz w:val="22"/>
+          <w:szCs w:val="22"/>
+          <w:b w:val="0"/>
+          <w:bCs w:val="0"/>
+          <w:color w:val="000000"/>
+        </w:rPr>
+        <w:t xml:space="preserve"/>
       </w:r>
       <w:r>
         <w:rPr>
@@ -23244,18 +23244,18 @@
           <w:bCs w:val="0"/>
           <w:color w:val="ED7D31"/>
         </w:rPr>
-        <w:t xml:space="preserve">(EC)</w:t>
-      </w:r>
-      <w:r>
-        <w:rPr>
-          <w:rFonts w:ascii="Georgia" w:hAnsi="Georgia" w:cs="Georgia" w:eastAsia="Georgia"/>
-          <w:sz w:val="22"/>
-          <w:szCs w:val="22"/>
-          <w:b w:val="0"/>
-          <w:bCs w:val="0"/>
-          <w:color w:val="000000"/>
-        </w:rPr>
-        <w:t xml:space="preserve"> mycobacterial infections in cultivated milkfish collected from fish-supplying areas of [REDACTED]. Using the Ziehl-Neelsen stain for acid-fast bacteria detection, along with biochemical testing methods such as the catalase test and assessing growth in the presence of the Salt Tolerance Test, revealed the presence of acid-fast bacteria in the tissues of infected milkfish, confirming the occurrence of mycobacteriosis infection. Additionally, biochemical testing, specifically the catalase test, was utilized to identify the catalase enzyme activity characteristic of mycobacteria, catalase test positive shows the result of the formation of bubbles. Furthermore, the growth of mycobacteria in the presence of the Salt Tolerance Test was assessed, showing the ability of these bacteria to thrive in high-salt environments, which is crucial information for understanding their survival and spread in aquaculture settings. Overall, the combination of Ziehl-Neelsen staining, biochemical testing like the catalase test, and evaluating growth in the presence of the Salt Tolerance Test </w:t>
+        <w:t xml:space="preserve"/>
+      </w:r>
+      <w:r>
+        <w:rPr>
+          <w:rFonts w:ascii="Georgia" w:hAnsi="Georgia" w:cs="Georgia" w:eastAsia="Georgia"/>
+          <w:sz w:val="22"/>
+          <w:szCs w:val="22"/>
+          <w:b w:val="0"/>
+          <w:bCs w:val="0"/>
+          <w:color w:val="000000"/>
+        </w:rPr>
+        <w:t xml:space="preserve"/>
       </w:r>
       <w:r>
         <w:rPr>
@@ -23267,18 +23267,18 @@
           <w:shd w:val="clear" w:color="auto" w:fill="bfbfbf"/>
           <w:color w:val="000000"/>
         </w:rPr>
-        <w:t xml:space="preserve">provides</w:t>
-      </w:r>
-      <w:r>
-        <w:rPr>
-          <w:rFonts w:ascii="Georgia" w:hAnsi="Georgia" w:cs="Georgia" w:eastAsia="Georgia"/>
-          <w:sz w:val="22"/>
-          <w:szCs w:val="22"/>
-          <w:b w:val="0"/>
-          <w:bCs w:val="0"/>
-          <w:color w:val="000000"/>
-        </w:rPr>
-        <w:t xml:space="preserve"> [G] a comprehensive approach for diagnosing and studying mycobacteriosis in cultivated milkfish, offering insights that </w:t>
+        <w:t xml:space="preserve"/>
+      </w:r>
+      <w:r>
+        <w:rPr>
+          <w:rFonts w:ascii="Georgia" w:hAnsi="Georgia" w:cs="Georgia" w:eastAsia="Georgia"/>
+          <w:sz w:val="22"/>
+          <w:szCs w:val="22"/>
+          <w:b w:val="0"/>
+          <w:bCs w:val="0"/>
+          <w:color w:val="000000"/>
+        </w:rPr>
+        <w:t xml:space="preserve"/>
       </w:r>
       <w:r>
         <w:rPr>
@@ -23290,18 +23290,18 @@
           <w:strike/>
           <w:color w:val="000000"/>
         </w:rPr>
-        <w:t xml:space="preserve">can</w:t>
-      </w:r>
-      <w:r>
-        <w:rPr>
-          <w:rFonts w:ascii="Georgia" w:hAnsi="Georgia" w:cs="Georgia" w:eastAsia="Georgia"/>
-          <w:sz w:val="22"/>
-          <w:szCs w:val="22"/>
-          <w:b w:val="0"/>
-          <w:bCs w:val="0"/>
-          <w:color w:val="000000"/>
-        </w:rPr>
-        <w:t xml:space="preserve"> </w:t>
+        <w:t xml:space="preserve"/>
+      </w:r>
+      <w:r>
+        <w:rPr>
+          <w:rFonts w:ascii="Georgia" w:hAnsi="Georgia" w:cs="Georgia" w:eastAsia="Georgia"/>
+          <w:sz w:val="22"/>
+          <w:szCs w:val="22"/>
+          <w:b w:val="0"/>
+          <w:bCs w:val="0"/>
+          <w:color w:val="000000"/>
+        </w:rPr>
+        <w:t xml:space="preserve"/>
       </w:r>
       <w:r>
         <w:rPr>
@@ -23312,18 +23312,18 @@
           <w:bCs w:val="0"/>
           <w:color w:val="808080"/>
         </w:rPr>
-        <w:t xml:space="preserve">(FP-Cap)</w:t>
-      </w:r>
-      <w:r>
-        <w:rPr>
-          <w:rFonts w:ascii="Georgia" w:hAnsi="Georgia" w:cs="Georgia" w:eastAsia="Georgia"/>
-          <w:sz w:val="22"/>
-          <w:szCs w:val="22"/>
-          <w:b w:val="0"/>
-          <w:bCs w:val="0"/>
-          <w:color w:val="000000"/>
-        </w:rPr>
-        <w:t xml:space="preserve"> guide effective management strategies to control the spread of this disease in aquaculture system.</w:t>
+        <w:t xml:space="preserve"/>
+      </w:r>
+      <w:r>
+        <w:rPr>
+          <w:rFonts w:ascii="Georgia" w:hAnsi="Georgia" w:cs="Georgia" w:eastAsia="Georgia"/>
+          <w:sz w:val="22"/>
+          <w:szCs w:val="22"/>
+          <w:b w:val="0"/>
+          <w:bCs w:val="0"/>
+          <w:color w:val="000000"/>
+        </w:rPr>
+        <w:t xml:space="preserve"/>
       </w:r>
     </w:p>
     <w:p>
@@ -23367,7 +23367,7 @@
           <w:bCs w:val="0"/>
           <w:color w:val="000000"/>
         </w:rPr>
-        <w:t xml:space="preserve">Antimicrobial resistance is a major threat to public health worldwide, making infections difficult to treat. This problem calls for developing novel and alternative strategies to attenuate microorganisms without inducing resistance. Hence, lactic acid bacteria (LAB) have emerged as a focal point due to their potential (EC) quorum quenching (QQ) activities. In this study, lactic acid bacteria were obtained from a parallel study, and the antimicrobial activity of the top 10 isolates was evaluated through spectrophotometric and turbidimetric analyses for the initial screening of gut isolates. Nine out of ten isolates exhibit quorum quenching activities by inhibiting the swarming motility of Pseudomonas aeruginosa. The metabolic compounds of the isolates were subjected to initial characterization using enzyme and pH neutralization, which revealed that organic acids were responsible for the inhibitory activity. The inhibition activity of LAB isolates against the quorum sensing-mediated swarming motility in P. aeruginosa was [C] due to strong antibacterial activity.</w:t>
+        <w:t xml:space="preserve">Antimicrobial resistance is a major threat to public health worldwide, making infections difficult to treat. This problem calls for developing novel and alternative strategies to attenuate microorganisms without inducing resistance. Hence (DO), lactic acid bacteria (LAB) have emerged as a focal point due to their potential (EC) quorum quenching (QQ) activities. In this study, lactic acid bacteria were obtained from a parallel study, and the antimicrobial activity of the top 10 isolates was evaluated through spectrophotometric and turbidimetric analyses for the initial screening of gut isolates. Nine out of ten isolates exhibit quorum quenching activities by inhibiting the swarming motility of Pseudomonas aeruginosa. The metabolic compounds of the isolates were subjected to initial characterization using enzyme and pH neutralization, which revealed that organic acids were responsible for the inhibitory activity. The inhibition activity of LAB isolates against the quorum sensing-mediated swarming motility in P. aeruginosa was [C] due to strong antibacterial activity.</w:t>
       </w:r>
       <w:r>
         <w:rPr>
@@ -23971,7 +23971,7 @@
           <w:bCs w:val="0"/>
           <w:color w:val="000000"/>
         </w:rPr>
-        <w:t xml:space="preserve">Methicillin-resistant Staphylococcus aureus (MRSA) is a common and </w:t>
+        <w:t xml:space="preserve">Methicillin-resistant Staphylococcus aureus (MRSA) is a common and potentially (EC) severe pathogen that has developed resistance to several types of antibiotics. MRSA bacteria can (FP-Cap) survive long on surfaces and objects, including second-hand clothing (SHC). The increasing popularity of SHC or “ukay-ukay” in the Philippines, coupled with potential (EC) public health concerns associated with transmitting pathogenic bacteria, emphasized this research’s need. Thus (DO), this study detected the presence of S. aureus and MRSA in second-hand clothing. A total of fifteen most frequently purchased second-hand clothing (i.e., blouses, tee shirts, crop tops, tank tops, and hoodie jackets) were collected from [REDACTED]. Bacteriological analyses demonstrated the presence of Staphylococcus species across all samples, with growth in high-salt-containing culture broth and characteristic growth on Mannitol Salt Agar (MSA). Biochemical tests revealed positive catalase and Gram-positive cocci in clusters typical of S. aureus. Antibiotic susceptibility testing indicated the presence of both methicillin-sensitive S. aureus (MSSA) and methicillin-resistant S. aureus (MRSA) strains among the collected samples, highlighting the potential (EC) public health risks associated with the handling and purchasing of second-hand clothing. This study, therefore (DO), underscores the need for proper precautions to mitigate the spread of potentially (EC) harmful bacteria, including MRSA, on second-hand clothing. It highlights the importance of raising awareness among both vendors and consumers about the potential (EC) health risks associated with these garments.</w:t>
       </w:r>
       <w:r>
         <w:rPr>
@@ -23983,18 +23983,18 @@
           <w:highlight w:val="yellow"/>
           <w:color w:val="000000"/>
         </w:rPr>
-        <w:t xml:space="preserve">potentially</w:t>
-      </w:r>
-      <w:r>
-        <w:rPr>
-          <w:rFonts w:ascii="Georgia" w:hAnsi="Georgia" w:cs="Georgia" w:eastAsia="Georgia"/>
-          <w:sz w:val="22"/>
-          <w:szCs w:val="22"/>
-          <w:b w:val="0"/>
-          <w:bCs w:val="0"/>
-          <w:color w:val="000000"/>
-        </w:rPr>
-        <w:t xml:space="preserve"> </w:t>
+        <w:t xml:space="preserve"/>
+      </w:r>
+      <w:r>
+        <w:rPr>
+          <w:rFonts w:ascii="Georgia" w:hAnsi="Georgia" w:cs="Georgia" w:eastAsia="Georgia"/>
+          <w:sz w:val="22"/>
+          <w:szCs w:val="22"/>
+          <w:b w:val="0"/>
+          <w:bCs w:val="0"/>
+          <w:color w:val="000000"/>
+        </w:rPr>
+        <w:t xml:space="preserve"/>
       </w:r>
       <w:r>
         <w:rPr>
@@ -24005,18 +24005,18 @@
           <w:bCs w:val="0"/>
           <w:color w:val="ED7D31"/>
         </w:rPr>
-        <w:t xml:space="preserve">(EC)</w:t>
-      </w:r>
-      <w:r>
-        <w:rPr>
-          <w:rFonts w:ascii="Georgia" w:hAnsi="Georgia" w:cs="Georgia" w:eastAsia="Georgia"/>
-          <w:sz w:val="22"/>
-          <w:szCs w:val="22"/>
-          <w:b w:val="0"/>
-          <w:bCs w:val="0"/>
-          <w:color w:val="000000"/>
-        </w:rPr>
-        <w:t xml:space="preserve"> severe pathogen that has developed resistance to several types of antibiotics. MRSA bacteria </w:t>
+        <w:t xml:space="preserve"/>
+      </w:r>
+      <w:r>
+        <w:rPr>
+          <w:rFonts w:ascii="Georgia" w:hAnsi="Georgia" w:cs="Georgia" w:eastAsia="Georgia"/>
+          <w:sz w:val="22"/>
+          <w:szCs w:val="22"/>
+          <w:b w:val="0"/>
+          <w:bCs w:val="0"/>
+          <w:color w:val="000000"/>
+        </w:rPr>
+        <w:t xml:space="preserve"/>
       </w:r>
       <w:r>
         <w:rPr>
@@ -24028,18 +24028,18 @@
           <w:strike/>
           <w:color w:val="000000"/>
         </w:rPr>
-        <w:t xml:space="preserve">can</w:t>
-      </w:r>
-      <w:r>
-        <w:rPr>
-          <w:rFonts w:ascii="Georgia" w:hAnsi="Georgia" w:cs="Georgia" w:eastAsia="Georgia"/>
-          <w:sz w:val="22"/>
-          <w:szCs w:val="22"/>
-          <w:b w:val="0"/>
-          <w:bCs w:val="0"/>
-          <w:color w:val="000000"/>
-        </w:rPr>
-        <w:t xml:space="preserve"> </w:t>
+        <w:t xml:space="preserve"/>
+      </w:r>
+      <w:r>
+        <w:rPr>
+          <w:rFonts w:ascii="Georgia" w:hAnsi="Georgia" w:cs="Georgia" w:eastAsia="Georgia"/>
+          <w:sz w:val="22"/>
+          <w:szCs w:val="22"/>
+          <w:b w:val="0"/>
+          <w:bCs w:val="0"/>
+          <w:color w:val="000000"/>
+        </w:rPr>
+        <w:t xml:space="preserve"/>
       </w:r>
       <w:r>
         <w:rPr>
@@ -24050,18 +24050,18 @@
           <w:bCs w:val="0"/>
           <w:color w:val="808080"/>
         </w:rPr>
-        <w:t xml:space="preserve">(FP-Cap)</w:t>
-      </w:r>
-      <w:r>
-        <w:rPr>
-          <w:rFonts w:ascii="Georgia" w:hAnsi="Georgia" w:cs="Georgia" w:eastAsia="Georgia"/>
-          <w:sz w:val="22"/>
-          <w:szCs w:val="22"/>
-          <w:b w:val="0"/>
-          <w:bCs w:val="0"/>
-          <w:color w:val="000000"/>
-        </w:rPr>
-        <w:t xml:space="preserve"> survive long on surfaces and objects, including second-hand clothing (SHC). The increasing popularity of SHC or “ukay-ukay” in the Philippines, coupled with </w:t>
+        <w:t xml:space="preserve"/>
+      </w:r>
+      <w:r>
+        <w:rPr>
+          <w:rFonts w:ascii="Georgia" w:hAnsi="Georgia" w:cs="Georgia" w:eastAsia="Georgia"/>
+          <w:sz w:val="22"/>
+          <w:szCs w:val="22"/>
+          <w:b w:val="0"/>
+          <w:bCs w:val="0"/>
+          <w:color w:val="000000"/>
+        </w:rPr>
+        <w:t xml:space="preserve"/>
       </w:r>
       <w:r>
         <w:rPr>
@@ -24073,18 +24073,18 @@
           <w:highlight w:val="red"/>
           <w:color w:val="FFFFFF"/>
         </w:rPr>
-        <w:t xml:space="preserve">potential</w:t>
-      </w:r>
-      <w:r>
-        <w:rPr>
-          <w:rFonts w:ascii="Georgia" w:hAnsi="Georgia" w:cs="Georgia" w:eastAsia="Georgia"/>
-          <w:sz w:val="22"/>
-          <w:szCs w:val="22"/>
-          <w:b w:val="0"/>
-          <w:bCs w:val="0"/>
-          <w:color w:val="000000"/>
-        </w:rPr>
-        <w:t xml:space="preserve"> </w:t>
+        <w:t xml:space="preserve"/>
+      </w:r>
+      <w:r>
+        <w:rPr>
+          <w:rFonts w:ascii="Georgia" w:hAnsi="Georgia" w:cs="Georgia" w:eastAsia="Georgia"/>
+          <w:sz w:val="22"/>
+          <w:szCs w:val="22"/>
+          <w:b w:val="0"/>
+          <w:bCs w:val="0"/>
+          <w:color w:val="000000"/>
+        </w:rPr>
+        <w:t xml:space="preserve"/>
       </w:r>
       <w:r>
         <w:rPr>
@@ -24095,18 +24095,18 @@
           <w:bCs w:val="0"/>
           <w:color w:val="ED7D31"/>
         </w:rPr>
-        <w:t xml:space="preserve">(EC)</w:t>
-      </w:r>
-      <w:r>
-        <w:rPr>
-          <w:rFonts w:ascii="Georgia" w:hAnsi="Georgia" w:cs="Georgia" w:eastAsia="Georgia"/>
-          <w:sz w:val="22"/>
-          <w:szCs w:val="22"/>
-          <w:b w:val="0"/>
-          <w:bCs w:val="0"/>
-          <w:color w:val="000000"/>
-        </w:rPr>
-        <w:t xml:space="preserve"> public health concerns associated with transmitting pathogenic bacteria, emphasized this research’s need. Thus, this study detected the presence of S. aureus and MRSA in second-hand clothing. A total of fifteen most frequently purchased second-hand clothing (i.e., blouses, tee shirts, crop tops, tank tops, and hoodie jackets) were collected from [REDACTED]. Bacteriological analyses demonstrated the presence of Staphylococcus species across all samples, with growth in high-salt-containing culture broth and characteristic growth on Mannitol Salt Agar (MSA). Biochemical tests revealed positive catalase and Gram-positive cocci in clusters typical of S. aureus. Antibiotic susceptibility testing indicated the presence of both methicillin-sensitive S. aureus (MSSA) and methicillin-resistant S. aureus (MRSA) strains among the collected samples, highlighting the </w:t>
+        <w:t xml:space="preserve"/>
+      </w:r>
+      <w:r>
+        <w:rPr>
+          <w:rFonts w:ascii="Georgia" w:hAnsi="Georgia" w:cs="Georgia" w:eastAsia="Georgia"/>
+          <w:sz w:val="22"/>
+          <w:szCs w:val="22"/>
+          <w:b w:val="0"/>
+          <w:bCs w:val="0"/>
+          <w:color w:val="000000"/>
+        </w:rPr>
+        <w:t xml:space="preserve"/>
       </w:r>
       <w:r>
         <w:rPr>
@@ -24118,18 +24118,18 @@
           <w:highlight w:val="red"/>
           <w:color w:val="FFFFFF"/>
         </w:rPr>
-        <w:t xml:space="preserve">potential</w:t>
-      </w:r>
-      <w:r>
-        <w:rPr>
-          <w:rFonts w:ascii="Georgia" w:hAnsi="Georgia" w:cs="Georgia" w:eastAsia="Georgia"/>
-          <w:sz w:val="22"/>
-          <w:szCs w:val="22"/>
-          <w:b w:val="0"/>
-          <w:bCs w:val="0"/>
-          <w:color w:val="000000"/>
-        </w:rPr>
-        <w:t xml:space="preserve"> </w:t>
+        <w:t xml:space="preserve"/>
+      </w:r>
+      <w:r>
+        <w:rPr>
+          <w:rFonts w:ascii="Georgia" w:hAnsi="Georgia" w:cs="Georgia" w:eastAsia="Georgia"/>
+          <w:sz w:val="22"/>
+          <w:szCs w:val="22"/>
+          <w:b w:val="0"/>
+          <w:bCs w:val="0"/>
+          <w:color w:val="000000"/>
+        </w:rPr>
+        <w:t xml:space="preserve"/>
       </w:r>
       <w:r>
         <w:rPr>
@@ -24140,18 +24140,18 @@
           <w:bCs w:val="0"/>
           <w:color w:val="ED7D31"/>
         </w:rPr>
-        <w:t xml:space="preserve">(EC)</w:t>
-      </w:r>
-      <w:r>
-        <w:rPr>
-          <w:rFonts w:ascii="Georgia" w:hAnsi="Georgia" w:cs="Georgia" w:eastAsia="Georgia"/>
-          <w:sz w:val="22"/>
-          <w:szCs w:val="22"/>
-          <w:b w:val="0"/>
-          <w:bCs w:val="0"/>
-          <w:color w:val="000000"/>
-        </w:rPr>
-        <w:t xml:space="preserve"> public health risks associated with the handling and purchasing of second-hand clothing. This study, therefore, underscores the need for proper precautions to mitigate the spread of </w:t>
+        <w:t xml:space="preserve"/>
+      </w:r>
+      <w:r>
+        <w:rPr>
+          <w:rFonts w:ascii="Georgia" w:hAnsi="Georgia" w:cs="Georgia" w:eastAsia="Georgia"/>
+          <w:sz w:val="22"/>
+          <w:szCs w:val="22"/>
+          <w:b w:val="0"/>
+          <w:bCs w:val="0"/>
+          <w:color w:val="000000"/>
+        </w:rPr>
+        <w:t xml:space="preserve"/>
       </w:r>
       <w:r>
         <w:rPr>
@@ -24163,18 +24163,18 @@
           <w:highlight w:val="yellow"/>
           <w:color w:val="000000"/>
         </w:rPr>
-        <w:t xml:space="preserve">potentially</w:t>
-      </w:r>
-      <w:r>
-        <w:rPr>
-          <w:rFonts w:ascii="Georgia" w:hAnsi="Georgia" w:cs="Georgia" w:eastAsia="Georgia"/>
-          <w:sz w:val="22"/>
-          <w:szCs w:val="22"/>
-          <w:b w:val="0"/>
-          <w:bCs w:val="0"/>
-          <w:color w:val="000000"/>
-        </w:rPr>
-        <w:t xml:space="preserve"> </w:t>
+        <w:t xml:space="preserve"/>
+      </w:r>
+      <w:r>
+        <w:rPr>
+          <w:rFonts w:ascii="Georgia" w:hAnsi="Georgia" w:cs="Georgia" w:eastAsia="Georgia"/>
+          <w:sz w:val="22"/>
+          <w:szCs w:val="22"/>
+          <w:b w:val="0"/>
+          <w:bCs w:val="0"/>
+          <w:color w:val="000000"/>
+        </w:rPr>
+        <w:t xml:space="preserve"/>
       </w:r>
       <w:r>
         <w:rPr>
@@ -24185,18 +24185,18 @@
           <w:bCs w:val="0"/>
           <w:color w:val="ED7D31"/>
         </w:rPr>
-        <w:t xml:space="preserve">(EC)</w:t>
-      </w:r>
-      <w:r>
-        <w:rPr>
-          <w:rFonts w:ascii="Georgia" w:hAnsi="Georgia" w:cs="Georgia" w:eastAsia="Georgia"/>
-          <w:sz w:val="22"/>
-          <w:szCs w:val="22"/>
-          <w:b w:val="0"/>
-          <w:bCs w:val="0"/>
-          <w:color w:val="000000"/>
-        </w:rPr>
-        <w:t xml:space="preserve"> harmful bacteria, including MRSA, on second-hand clothing. It highlights the importance of raising awareness among both vendors and consumers about the </w:t>
+        <w:t xml:space="preserve"/>
+      </w:r>
+      <w:r>
+        <w:rPr>
+          <w:rFonts w:ascii="Georgia" w:hAnsi="Georgia" w:cs="Georgia" w:eastAsia="Georgia"/>
+          <w:sz w:val="22"/>
+          <w:szCs w:val="22"/>
+          <w:b w:val="0"/>
+          <w:bCs w:val="0"/>
+          <w:color w:val="000000"/>
+        </w:rPr>
+        <w:t xml:space="preserve"/>
       </w:r>
       <w:r>
         <w:rPr>
@@ -24208,18 +24208,18 @@
           <w:highlight w:val="red"/>
           <w:color w:val="FFFFFF"/>
         </w:rPr>
-        <w:t xml:space="preserve">potential</w:t>
-      </w:r>
-      <w:r>
-        <w:rPr>
-          <w:rFonts w:ascii="Georgia" w:hAnsi="Georgia" w:cs="Georgia" w:eastAsia="Georgia"/>
-          <w:sz w:val="22"/>
-          <w:szCs w:val="22"/>
-          <w:b w:val="0"/>
-          <w:bCs w:val="0"/>
-          <w:color w:val="000000"/>
-        </w:rPr>
-        <w:t xml:space="preserve"> </w:t>
+        <w:t xml:space="preserve"/>
+      </w:r>
+      <w:r>
+        <w:rPr>
+          <w:rFonts w:ascii="Georgia" w:hAnsi="Georgia" w:cs="Georgia" w:eastAsia="Georgia"/>
+          <w:sz w:val="22"/>
+          <w:szCs w:val="22"/>
+          <w:b w:val="0"/>
+          <w:bCs w:val="0"/>
+          <w:color w:val="000000"/>
+        </w:rPr>
+        <w:t xml:space="preserve"/>
       </w:r>
       <w:r>
         <w:rPr>
@@ -24230,18 +24230,18 @@
           <w:bCs w:val="0"/>
           <w:color w:val="ED7D31"/>
         </w:rPr>
-        <w:t xml:space="preserve">(EC)</w:t>
-      </w:r>
-      <w:r>
-        <w:rPr>
-          <w:rFonts w:ascii="Georgia" w:hAnsi="Georgia" w:cs="Georgia" w:eastAsia="Georgia"/>
-          <w:sz w:val="22"/>
-          <w:szCs w:val="22"/>
-          <w:b w:val="0"/>
-          <w:bCs w:val="0"/>
-          <w:color w:val="000000"/>
-        </w:rPr>
-        <w:t xml:space="preserve"> health risks associated with these garments.</w:t>
+        <w:t xml:space="preserve"/>
+      </w:r>
+      <w:r>
+        <w:rPr>
+          <w:rFonts w:ascii="Georgia" w:hAnsi="Georgia" w:cs="Georgia" w:eastAsia="Georgia"/>
+          <w:sz w:val="22"/>
+          <w:szCs w:val="22"/>
+          <w:b w:val="0"/>
+          <w:bCs w:val="0"/>
+          <w:color w:val="000000"/>
+        </w:rPr>
+        <w:t xml:space="preserve"/>
       </w:r>
     </w:p>
     <w:p>
@@ -24688,7 +24688,7 @@
           <w:bCs w:val="0"/>
           <w:color w:val="000000"/>
         </w:rPr>
-        <w:t xml:space="preserve">Wetlands are becoming popular as important tourist destinations due to their unique natural beauty and diverse wildlife. These vital ecosystems are at risk from the unregulated and unsustainable tourist visits that cause detrimental effects on the environment and host communities. Hence, sustainable planning and management approaches </w:t>
+        <w:t xml:space="preserve">Wetlands are becoming popular as important tourist destinations due to their unique natural beauty and diverse wildlife. These vital ecosystems are at risk from the unregulated and unsustainable tourist visits that cause detrimental effects on the environment and host communities. Hence (DO), sustainable planning and management approaches should (FP-Rec) be considered. This study used Boullon’s Carrying Capacity Mathematical Model adopted from the Ecosystems Research and Development Bureau for computing the Tourism Carrying Capacity (TCC) of Sasmuan Pampanga Coastal Wetlands. Data on the parameters needed in TCC were collected through Key Informant Interviews, direct observation of the site, and a questionnaire-based survey for the tourism-related preferences and residents’ perceived impact of tourism activities. The Real Carrying Capacity per day was found to be a total of 13 boats and 156 visitors for fishing activity on the river stretch of [REDACTED], 14 visitors in the [REDACTED], while 420 visitors for aquaculture farm fishing I and 317 visitors in aquaculture farm fishing II, while 8 visitors for bangus feeding I and a total of 9 visitors for bangus feeding II. Only 5 visitors were allowed for birdwatching and 65 visitors for swimming activity. The results revealed that present visitations in these activities are still below the carrying capacity. For descriptive statistics, three-hundred fifty (350) respondents from five coastal barangays of SPCW were purposively selected. Results showed that respondents perceived tourism activities have a positive impact and equal perceptions in ecological (62.00%), economic (59.71%), social (59.71%), and visitor experiences aspects (50.86%). However, tourism activities in the area are perceived to have a negative impact on SPCW’s local facilities (54.00%). Thus (DO), local government should (FP-Rec) address the possible (EC) negative impacts of tourism activities and manage the carrying capacity for sustainable tourism.</w:t>
       </w:r>
       <w:r>
         <w:rPr>
@@ -24700,18 +24700,18 @@
           <w:strike/>
           <w:color w:val="000000"/>
         </w:rPr>
-        <w:t xml:space="preserve">should</w:t>
-      </w:r>
-      <w:r>
-        <w:rPr>
-          <w:rFonts w:ascii="Georgia" w:hAnsi="Georgia" w:cs="Georgia" w:eastAsia="Georgia"/>
-          <w:sz w:val="22"/>
-          <w:szCs w:val="22"/>
-          <w:b w:val="0"/>
-          <w:bCs w:val="0"/>
-          <w:color w:val="000000"/>
-        </w:rPr>
-        <w:t xml:space="preserve"> </w:t>
+        <w:t xml:space="preserve"/>
+      </w:r>
+      <w:r>
+        <w:rPr>
+          <w:rFonts w:ascii="Georgia" w:hAnsi="Georgia" w:cs="Georgia" w:eastAsia="Georgia"/>
+          <w:sz w:val="22"/>
+          <w:szCs w:val="22"/>
+          <w:b w:val="0"/>
+          <w:bCs w:val="0"/>
+          <w:color w:val="000000"/>
+        </w:rPr>
+        <w:t xml:space="preserve"/>
       </w:r>
       <w:r>
         <w:rPr>
@@ -24722,18 +24722,18 @@
           <w:bCs w:val="0"/>
           <w:color w:val="808080"/>
         </w:rPr>
-        <w:t xml:space="preserve">(FP-Rec)</w:t>
-      </w:r>
-      <w:r>
-        <w:rPr>
-          <w:rFonts w:ascii="Georgia" w:hAnsi="Georgia" w:cs="Georgia" w:eastAsia="Georgia"/>
-          <w:sz w:val="22"/>
-          <w:szCs w:val="22"/>
-          <w:b w:val="0"/>
-          <w:bCs w:val="0"/>
-          <w:color w:val="000000"/>
-        </w:rPr>
-        <w:t xml:space="preserve"> be considered. This study used Boullon’s Carrying Capacity Mathematical Model adopted from the Ecosystems Research and Development Bureau for computing the Tourism Carrying Capacity (TCC) of Sasmuan Pampanga Coastal Wetlands. Data on the parameters needed in TCC were collected through Key Informant Interviews, direct observation of the site, and a questionnaire-based survey for the tourism-related preferences and residents’ perceived impact of tourism activities. The Real Carrying Capacity per day was found to be a total of 13 boats and 156 visitors for fishing activity on the river stretch of [REDACTED], 14 visitors in the [REDACTED], while 420 visitors for aquaculture farm fishing I and 317 visitors in aquaculture farm fishing II, while 8 visitors for bangus feeding I and a total of 9 visitors for bangus feeding II. Only 5 visitors were allowed for birdwatching and 65 visitors for swimming activity. The results revealed that present visitations in these activities are still below the carrying capacity. For descriptive statistics, three-hundred fifty (350) respondents from five coastal barangays of SPCW were purposively selected. Results showed that respondents perceived tourism activities have a positive impact and equal perceptions in ecological (62.00%), economic (59.71%), social (59.71%), and visitor experiences aspects (50.86%). However, tourism activities in the area are perceived to have a negative impact on SPCW’s local facilities (54.00%). Thus, local government </w:t>
+        <w:t xml:space="preserve"/>
+      </w:r>
+      <w:r>
+        <w:rPr>
+          <w:rFonts w:ascii="Georgia" w:hAnsi="Georgia" w:cs="Georgia" w:eastAsia="Georgia"/>
+          <w:sz w:val="22"/>
+          <w:szCs w:val="22"/>
+          <w:b w:val="0"/>
+          <w:bCs w:val="0"/>
+          <w:color w:val="000000"/>
+        </w:rPr>
+        <w:t xml:space="preserve"/>
       </w:r>
       <w:r>
         <w:rPr>
@@ -24745,18 +24745,18 @@
           <w:strike/>
           <w:color w:val="000000"/>
         </w:rPr>
-        <w:t xml:space="preserve">should</w:t>
-      </w:r>
-      <w:r>
-        <w:rPr>
-          <w:rFonts w:ascii="Georgia" w:hAnsi="Georgia" w:cs="Georgia" w:eastAsia="Georgia"/>
-          <w:sz w:val="22"/>
-          <w:szCs w:val="22"/>
-          <w:b w:val="0"/>
-          <w:bCs w:val="0"/>
-          <w:color w:val="000000"/>
-        </w:rPr>
-        <w:t xml:space="preserve"> </w:t>
+        <w:t xml:space="preserve"/>
+      </w:r>
+      <w:r>
+        <w:rPr>
+          <w:rFonts w:ascii="Georgia" w:hAnsi="Georgia" w:cs="Georgia" w:eastAsia="Georgia"/>
+          <w:sz w:val="22"/>
+          <w:szCs w:val="22"/>
+          <w:b w:val="0"/>
+          <w:bCs w:val="0"/>
+          <w:color w:val="000000"/>
+        </w:rPr>
+        <w:t xml:space="preserve"/>
       </w:r>
       <w:r>
         <w:rPr>
@@ -24767,18 +24767,18 @@
           <w:bCs w:val="0"/>
           <w:color w:val="808080"/>
         </w:rPr>
-        <w:t xml:space="preserve">(FP-Rec)</w:t>
-      </w:r>
-      <w:r>
-        <w:rPr>
-          <w:rFonts w:ascii="Georgia" w:hAnsi="Georgia" w:cs="Georgia" w:eastAsia="Georgia"/>
-          <w:sz w:val="22"/>
-          <w:szCs w:val="22"/>
-          <w:b w:val="0"/>
-          <w:bCs w:val="0"/>
-          <w:color w:val="000000"/>
-        </w:rPr>
-        <w:t xml:space="preserve"> address the </w:t>
+        <w:t xml:space="preserve"/>
+      </w:r>
+      <w:r>
+        <w:rPr>
+          <w:rFonts w:ascii="Georgia" w:hAnsi="Georgia" w:cs="Georgia" w:eastAsia="Georgia"/>
+          <w:sz w:val="22"/>
+          <w:szCs w:val="22"/>
+          <w:b w:val="0"/>
+          <w:bCs w:val="0"/>
+          <w:color w:val="000000"/>
+        </w:rPr>
+        <w:t xml:space="preserve"/>
       </w:r>
       <w:r>
         <w:rPr>
@@ -24790,18 +24790,18 @@
           <w:highlight w:val="red"/>
           <w:color w:val="FFFFFF"/>
         </w:rPr>
-        <w:t xml:space="preserve">possible</w:t>
-      </w:r>
-      <w:r>
-        <w:rPr>
-          <w:rFonts w:ascii="Georgia" w:hAnsi="Georgia" w:cs="Georgia" w:eastAsia="Georgia"/>
-          <w:sz w:val="22"/>
-          <w:szCs w:val="22"/>
-          <w:b w:val="0"/>
-          <w:bCs w:val="0"/>
-          <w:color w:val="000000"/>
-        </w:rPr>
-        <w:t xml:space="preserve"> </w:t>
+        <w:t xml:space="preserve"/>
+      </w:r>
+      <w:r>
+        <w:rPr>
+          <w:rFonts w:ascii="Georgia" w:hAnsi="Georgia" w:cs="Georgia" w:eastAsia="Georgia"/>
+          <w:sz w:val="22"/>
+          <w:szCs w:val="22"/>
+          <w:b w:val="0"/>
+          <w:bCs w:val="0"/>
+          <w:color w:val="000000"/>
+        </w:rPr>
+        <w:t xml:space="preserve"/>
       </w:r>
       <w:r>
         <w:rPr>
@@ -24812,18 +24812,18 @@
           <w:bCs w:val="0"/>
           <w:color w:val="ED7D31"/>
         </w:rPr>
-        <w:t xml:space="preserve">(EC)</w:t>
-      </w:r>
-      <w:r>
-        <w:rPr>
-          <w:rFonts w:ascii="Georgia" w:hAnsi="Georgia" w:cs="Georgia" w:eastAsia="Georgia"/>
-          <w:sz w:val="22"/>
-          <w:szCs w:val="22"/>
-          <w:b w:val="0"/>
-          <w:bCs w:val="0"/>
-          <w:color w:val="000000"/>
-        </w:rPr>
-        <w:t xml:space="preserve"> negative impacts of tourism activities and manage the carrying capacity for sustainable tourism.</w:t>
+        <w:t xml:space="preserve"/>
+      </w:r>
+      <w:r>
+        <w:rPr>
+          <w:rFonts w:ascii="Georgia" w:hAnsi="Georgia" w:cs="Georgia" w:eastAsia="Georgia"/>
+          <w:sz w:val="22"/>
+          <w:szCs w:val="22"/>
+          <w:b w:val="0"/>
+          <w:bCs w:val="0"/>
+          <w:color w:val="000000"/>
+        </w:rPr>
+        <w:t xml:space="preserve"/>
       </w:r>
     </w:p>
     <w:p>
@@ -24867,7 +24867,7 @@
           <w:bCs w:val="0"/>
           <w:color w:val="000000"/>
         </w:rPr>
-        <w:t xml:space="preserve">Many farmers have been facing many problems towards their crops. One of the common factors affecting the production of eggplant is the pathogenic diseases. The fungal disease commonly found in Eggplant (Solanum melongena) is Cercospora leaf spot, a plant-pathogenic fungus, Cercospora melongenae. Therefore, this study aims to examine the </w:t>
+        <w:t xml:space="preserve">Many farmers have been facing many problems towards their crops. One of the common factors affecting the production of eggplant is the pathogenic diseases. The fungal disease commonly found in Eggplant (Solanum melongena) is Cercospora leaf spot, a plant-pathogenic fungus, Cercospora melongenae. Therefore (DO), this study aims to examine the potential (FP-Gen) of Trichoderma harzianum, an endophytic fungus, as a biocontrol agent for Cercospora leaf spot-on eggplants in the Philippines. Cercospora melongenae is a plant-pathogenic fungus that causes significant damage to eggplant crops, and the overuse of chemical pesticides has adverse effects on human health and the environment. As such, using alternative approaches, such as endophytic fungi, has gained attention from researchers. The study used thirty isolated leaf samples, twenty-one subcultures has been done and four different pathogenic fungi were identified. Moreover, there is an antagonistic effect of Trichoderma hazianum against the pathogenic fungi that cause disease in eggplant crops. Hence (DO), the study aimed to investigate the antagonistic potential (FP-Gen) of Trichoderma harzianum among the four isolates. The results indicate (FP-Gen) that the mean effect of Trichoderma harzianum on the test variables varied across the three days of observation. However, there was no significant difference in the effect of Trichoderma harzianum among the test variables on any of the three days, suggesting (EC) that the fungus had a similar impact on the growth of all four test variables.</w:t>
       </w:r>
       <w:r>
         <w:rPr>
@@ -24879,18 +24879,18 @@
           <w:strike/>
           <w:color w:val="000000"/>
         </w:rPr>
-        <w:t xml:space="preserve">potential</w:t>
-      </w:r>
-      <w:r>
-        <w:rPr>
-          <w:rFonts w:ascii="Georgia" w:hAnsi="Georgia" w:cs="Georgia" w:eastAsia="Georgia"/>
-          <w:sz w:val="22"/>
-          <w:szCs w:val="22"/>
-          <w:b w:val="0"/>
-          <w:bCs w:val="0"/>
-          <w:color w:val="000000"/>
-        </w:rPr>
-        <w:t xml:space="preserve"> </w:t>
+        <w:t xml:space="preserve"/>
+      </w:r>
+      <w:r>
+        <w:rPr>
+          <w:rFonts w:ascii="Georgia" w:hAnsi="Georgia" w:cs="Georgia" w:eastAsia="Georgia"/>
+          <w:sz w:val="22"/>
+          <w:szCs w:val="22"/>
+          <w:b w:val="0"/>
+          <w:bCs w:val="0"/>
+          <w:color w:val="000000"/>
+        </w:rPr>
+        <w:t xml:space="preserve"/>
       </w:r>
       <w:r>
         <w:rPr>
@@ -24901,18 +24901,18 @@
           <w:bCs w:val="0"/>
           <w:color w:val="808080"/>
         </w:rPr>
-        <w:t xml:space="preserve">(FP-Gen)</w:t>
-      </w:r>
-      <w:r>
-        <w:rPr>
-          <w:rFonts w:ascii="Georgia" w:hAnsi="Georgia" w:cs="Georgia" w:eastAsia="Georgia"/>
-          <w:sz w:val="22"/>
-          <w:szCs w:val="22"/>
-          <w:b w:val="0"/>
-          <w:bCs w:val="0"/>
-          <w:color w:val="000000"/>
-        </w:rPr>
-        <w:t xml:space="preserve"> of Trichoderma harzianum, an endophytic fungus, as a biocontrol agent for Cercospora leaf spot-on eggplants in the Philippines. Cercospora melongenae is a plant-pathogenic fungus that causes significant damage to eggplant crops, and the overuse of chemical pesticides has adverse effects on human health and the environment. As such, using alternative approaches, such as endophytic fungi, has gained attention from researchers. The study used thirty isolated leaf samples, twenty-one subcultures has been done and four different pathogenic fungi were identified. Moreover, there is an antagonistic effect of Trichoderma hazianum against the pathogenic fungi that cause disease in eggplant crops. Hence, the study aimed to investigate the antagonistic </w:t>
+        <w:t xml:space="preserve"/>
+      </w:r>
+      <w:r>
+        <w:rPr>
+          <w:rFonts w:ascii="Georgia" w:hAnsi="Georgia" w:cs="Georgia" w:eastAsia="Georgia"/>
+          <w:sz w:val="22"/>
+          <w:szCs w:val="22"/>
+          <w:b w:val="0"/>
+          <w:bCs w:val="0"/>
+          <w:color w:val="000000"/>
+        </w:rPr>
+        <w:t xml:space="preserve"/>
       </w:r>
       <w:r>
         <w:rPr>
@@ -24924,18 +24924,18 @@
           <w:strike/>
           <w:color w:val="000000"/>
         </w:rPr>
-        <w:t xml:space="preserve">potential</w:t>
-      </w:r>
-      <w:r>
-        <w:rPr>
-          <w:rFonts w:ascii="Georgia" w:hAnsi="Georgia" w:cs="Georgia" w:eastAsia="Georgia"/>
-          <w:sz w:val="22"/>
-          <w:szCs w:val="22"/>
-          <w:b w:val="0"/>
-          <w:bCs w:val="0"/>
-          <w:color w:val="000000"/>
-        </w:rPr>
-        <w:t xml:space="preserve"> </w:t>
+        <w:t xml:space="preserve"/>
+      </w:r>
+      <w:r>
+        <w:rPr>
+          <w:rFonts w:ascii="Georgia" w:hAnsi="Georgia" w:cs="Georgia" w:eastAsia="Georgia"/>
+          <w:sz w:val="22"/>
+          <w:szCs w:val="22"/>
+          <w:b w:val="0"/>
+          <w:bCs w:val="0"/>
+          <w:color w:val="000000"/>
+        </w:rPr>
+        <w:t xml:space="preserve"/>
       </w:r>
       <w:r>
         <w:rPr>
@@ -24946,18 +24946,18 @@
           <w:bCs w:val="0"/>
           <w:color w:val="808080"/>
         </w:rPr>
-        <w:t xml:space="preserve">(FP-Gen)</w:t>
-      </w:r>
-      <w:r>
-        <w:rPr>
-          <w:rFonts w:ascii="Georgia" w:hAnsi="Georgia" w:cs="Georgia" w:eastAsia="Georgia"/>
-          <w:sz w:val="22"/>
-          <w:szCs w:val="22"/>
-          <w:b w:val="0"/>
-          <w:bCs w:val="0"/>
-          <w:color w:val="000000"/>
-        </w:rPr>
-        <w:t xml:space="preserve"> of Trichoderma harzianum among the four isolates. The results </w:t>
+        <w:t xml:space="preserve"/>
+      </w:r>
+      <w:r>
+        <w:rPr>
+          <w:rFonts w:ascii="Georgia" w:hAnsi="Georgia" w:cs="Georgia" w:eastAsia="Georgia"/>
+          <w:sz w:val="22"/>
+          <w:szCs w:val="22"/>
+          <w:b w:val="0"/>
+          <w:bCs w:val="0"/>
+          <w:color w:val="000000"/>
+        </w:rPr>
+        <w:t xml:space="preserve"/>
       </w:r>
       <w:r>
         <w:rPr>
@@ -24969,18 +24969,18 @@
           <w:strike/>
           <w:color w:val="000000"/>
         </w:rPr>
-        <w:t xml:space="preserve">indicate</w:t>
-      </w:r>
-      <w:r>
-        <w:rPr>
-          <w:rFonts w:ascii="Georgia" w:hAnsi="Georgia" w:cs="Georgia" w:eastAsia="Georgia"/>
-          <w:sz w:val="22"/>
-          <w:szCs w:val="22"/>
-          <w:b w:val="0"/>
-          <w:bCs w:val="0"/>
-          <w:color w:val="000000"/>
-        </w:rPr>
-        <w:t xml:space="preserve"> </w:t>
+        <w:t xml:space="preserve"/>
+      </w:r>
+      <w:r>
+        <w:rPr>
+          <w:rFonts w:ascii="Georgia" w:hAnsi="Georgia" w:cs="Georgia" w:eastAsia="Georgia"/>
+          <w:sz w:val="22"/>
+          <w:szCs w:val="22"/>
+          <w:b w:val="0"/>
+          <w:bCs w:val="0"/>
+          <w:color w:val="000000"/>
+        </w:rPr>
+        <w:t xml:space="preserve"/>
       </w:r>
       <w:r>
         <w:rPr>
@@ -24991,18 +24991,18 @@
           <w:bCs w:val="0"/>
           <w:color w:val="808080"/>
         </w:rPr>
-        <w:t xml:space="preserve">(FP-Gen)</w:t>
-      </w:r>
-      <w:r>
-        <w:rPr>
-          <w:rFonts w:ascii="Georgia" w:hAnsi="Georgia" w:cs="Georgia" w:eastAsia="Georgia"/>
-          <w:sz w:val="22"/>
-          <w:szCs w:val="22"/>
-          <w:b w:val="0"/>
-          <w:bCs w:val="0"/>
-          <w:color w:val="000000"/>
-        </w:rPr>
-        <w:t xml:space="preserve"> that the mean effect of Trichoderma harzianum on the test variables varied across the three days of observation. However, there was no significant difference in the effect of Trichoderma harzianum among the test variables on any of the three days, </w:t>
+        <w:t xml:space="preserve"/>
+      </w:r>
+      <w:r>
+        <w:rPr>
+          <w:rFonts w:ascii="Georgia" w:hAnsi="Georgia" w:cs="Georgia" w:eastAsia="Georgia"/>
+          <w:sz w:val="22"/>
+          <w:szCs w:val="22"/>
+          <w:b w:val="0"/>
+          <w:bCs w:val="0"/>
+          <w:color w:val="000000"/>
+        </w:rPr>
+        <w:t xml:space="preserve"/>
       </w:r>
       <w:r>
         <w:rPr>
@@ -25014,18 +25014,18 @@
           <w:highlight w:val="red"/>
           <w:color w:val="FFFFFF"/>
         </w:rPr>
-        <w:t xml:space="preserve">suggesting</w:t>
-      </w:r>
-      <w:r>
-        <w:rPr>
-          <w:rFonts w:ascii="Georgia" w:hAnsi="Georgia" w:cs="Georgia" w:eastAsia="Georgia"/>
-          <w:sz w:val="22"/>
-          <w:szCs w:val="22"/>
-          <w:b w:val="0"/>
-          <w:bCs w:val="0"/>
-          <w:color w:val="000000"/>
-        </w:rPr>
-        <w:t xml:space="preserve"> </w:t>
+        <w:t xml:space="preserve"/>
+      </w:r>
+      <w:r>
+        <w:rPr>
+          <w:rFonts w:ascii="Georgia" w:hAnsi="Georgia" w:cs="Georgia" w:eastAsia="Georgia"/>
+          <w:sz w:val="22"/>
+          <w:szCs w:val="22"/>
+          <w:b w:val="0"/>
+          <w:bCs w:val="0"/>
+          <w:color w:val="000000"/>
+        </w:rPr>
+        <w:t xml:space="preserve"/>
       </w:r>
       <w:r>
         <w:rPr>
@@ -25036,18 +25036,18 @@
           <w:bCs w:val="0"/>
           <w:color w:val="ED7D31"/>
         </w:rPr>
-        <w:t xml:space="preserve">(EC)</w:t>
-      </w:r>
-      <w:r>
-        <w:rPr>
-          <w:rFonts w:ascii="Georgia" w:hAnsi="Georgia" w:cs="Georgia" w:eastAsia="Georgia"/>
-          <w:sz w:val="22"/>
-          <w:szCs w:val="22"/>
-          <w:b w:val="0"/>
-          <w:bCs w:val="0"/>
-          <w:color w:val="000000"/>
-        </w:rPr>
-        <w:t xml:space="preserve"> that the fungus had a similar impact on the growth of all four test variables.</w:t>
+        <w:t xml:space="preserve"/>
+      </w:r>
+      <w:r>
+        <w:rPr>
+          <w:rFonts w:ascii="Georgia" w:hAnsi="Georgia" w:cs="Georgia" w:eastAsia="Georgia"/>
+          <w:sz w:val="22"/>
+          <w:szCs w:val="22"/>
+          <w:b w:val="0"/>
+          <w:bCs w:val="0"/>
+          <w:color w:val="000000"/>
+        </w:rPr>
+        <w:t xml:space="preserve"/>
       </w:r>
     </w:p>
     <w:p>
@@ -25743,7 +25743,7 @@
           <w:bCs w:val="0"/>
           <w:color w:val="000000"/>
         </w:rPr>
-        <w:t xml:space="preserve">Canine heartworm (Dirofilaria immitis) infection is a significant health concern for dogs in many regions. This study investigated the association between clinical signs and microscopy/serological detection of heartworm at the [REDACTED]. Canines below six months of age and those receiving annual macrocyclic lactones were excluded. A questionnaire was utilized to collect data, and 100 single step rapid test kits canine heartworm Ag (AccuVet®) were employed along with direct blood smears. However, no positive results were observed in the diagnostic tests conducted. Thus, no significant association between clinical signs and heartworm infection </w:t>
+        <w:t xml:space="preserve">Canine heartworm (Dirofilaria immitis) infection is a significant health concern for dogs in many regions. This study investigated the association between clinical signs and microscopy/serological detection of heartworm at the [REDACTED]. Canines below six months of age and those receiving annual macrocyclic lactones were excluded. A questionnaire was utilized to collect data, and 100 single step rapid test kits canine heartworm Ag (AccuVet®) were employed along with direct blood smears. However, no positive results were observed in the diagnostic tests conducted. Thus (DO), no significant association between clinical signs and heartworm infection could (EC) be established. Recommendations include increased awareness and education about heartworm prevention, regular testing, evaluation of other diagnostic methods, collaboration and research, continuous monitoring of heartworm prevalence, individualized risk assessment, and collaboration with pet owners. These measures can (FP-Gen) collectively contribute to the effective management and prevention of heartworm disease in the local canine population. Further research with larger sample sizes and diverse populations is needed (FP-Rec) to validate these findings and enhance our understanding of heartworm infection in the study area.</w:t>
       </w:r>
       <w:r>
         <w:rPr>
@@ -25755,18 +25755,18 @@
           <w:shd w:val="clear" w:color="auto" w:fill="00B0F0"/>
           <w:color w:val="000000"/>
         </w:rPr>
-        <w:t xml:space="preserve">could</w:t>
-      </w:r>
-      <w:r>
-        <w:rPr>
-          <w:rFonts w:ascii="Georgia" w:hAnsi="Georgia" w:cs="Georgia" w:eastAsia="Georgia"/>
-          <w:sz w:val="22"/>
-          <w:szCs w:val="22"/>
-          <w:b w:val="0"/>
-          <w:bCs w:val="0"/>
-          <w:color w:val="000000"/>
-        </w:rPr>
-        <w:t xml:space="preserve"> </w:t>
+        <w:t xml:space="preserve"/>
+      </w:r>
+      <w:r>
+        <w:rPr>
+          <w:rFonts w:ascii="Georgia" w:hAnsi="Georgia" w:cs="Georgia" w:eastAsia="Georgia"/>
+          <w:sz w:val="22"/>
+          <w:szCs w:val="22"/>
+          <w:b w:val="0"/>
+          <w:bCs w:val="0"/>
+          <w:color w:val="000000"/>
+        </w:rPr>
+        <w:t xml:space="preserve"/>
       </w:r>
       <w:r>
         <w:rPr>
@@ -25777,18 +25777,18 @@
           <w:bCs w:val="0"/>
           <w:color w:val="ED7D31"/>
         </w:rPr>
-        <w:t xml:space="preserve">(EC)</w:t>
-      </w:r>
-      <w:r>
-        <w:rPr>
-          <w:rFonts w:ascii="Georgia" w:hAnsi="Georgia" w:cs="Georgia" w:eastAsia="Georgia"/>
-          <w:sz w:val="22"/>
-          <w:szCs w:val="22"/>
-          <w:b w:val="0"/>
-          <w:bCs w:val="0"/>
-          <w:color w:val="000000"/>
-        </w:rPr>
-        <w:t xml:space="preserve"> be established. Recommendations include increased awareness and education about heartworm prevention, regular testing, evaluation of other diagnostic methods, collaboration and research, continuous monitoring of heartworm prevalence, individualized risk assessment, and collaboration with pet owners. These measures </w:t>
+        <w:t xml:space="preserve"/>
+      </w:r>
+      <w:r>
+        <w:rPr>
+          <w:rFonts w:ascii="Georgia" w:hAnsi="Georgia" w:cs="Georgia" w:eastAsia="Georgia"/>
+          <w:sz w:val="22"/>
+          <w:szCs w:val="22"/>
+          <w:b w:val="0"/>
+          <w:bCs w:val="0"/>
+          <w:color w:val="000000"/>
+        </w:rPr>
+        <w:t xml:space="preserve"/>
       </w:r>
       <w:r>
         <w:rPr>
@@ -25800,18 +25800,18 @@
           <w:strike/>
           <w:color w:val="000000"/>
         </w:rPr>
-        <w:t xml:space="preserve">can</w:t>
-      </w:r>
-      <w:r>
-        <w:rPr>
-          <w:rFonts w:ascii="Georgia" w:hAnsi="Georgia" w:cs="Georgia" w:eastAsia="Georgia"/>
-          <w:sz w:val="22"/>
-          <w:szCs w:val="22"/>
-          <w:b w:val="0"/>
-          <w:bCs w:val="0"/>
-          <w:color w:val="000000"/>
-        </w:rPr>
-        <w:t xml:space="preserve"> </w:t>
+        <w:t xml:space="preserve"/>
+      </w:r>
+      <w:r>
+        <w:rPr>
+          <w:rFonts w:ascii="Georgia" w:hAnsi="Georgia" w:cs="Georgia" w:eastAsia="Georgia"/>
+          <w:sz w:val="22"/>
+          <w:szCs w:val="22"/>
+          <w:b w:val="0"/>
+          <w:bCs w:val="0"/>
+          <w:color w:val="000000"/>
+        </w:rPr>
+        <w:t xml:space="preserve"/>
       </w:r>
       <w:r>
         <w:rPr>
@@ -25822,18 +25822,18 @@
           <w:bCs w:val="0"/>
           <w:color w:val="808080"/>
         </w:rPr>
-        <w:t xml:space="preserve">(FP-Gen)</w:t>
-      </w:r>
-      <w:r>
-        <w:rPr>
-          <w:rFonts w:ascii="Georgia" w:hAnsi="Georgia" w:cs="Georgia" w:eastAsia="Georgia"/>
-          <w:sz w:val="22"/>
-          <w:szCs w:val="22"/>
-          <w:b w:val="0"/>
-          <w:bCs w:val="0"/>
-          <w:color w:val="000000"/>
-        </w:rPr>
-        <w:t xml:space="preserve"> collectively contribute to the effective management and prevention of heartworm disease in the local canine population. Further research with larger sample sizes and diverse populations is </w:t>
+        <w:t xml:space="preserve"/>
+      </w:r>
+      <w:r>
+        <w:rPr>
+          <w:rFonts w:ascii="Georgia" w:hAnsi="Georgia" w:cs="Georgia" w:eastAsia="Georgia"/>
+          <w:sz w:val="22"/>
+          <w:szCs w:val="22"/>
+          <w:b w:val="0"/>
+          <w:bCs w:val="0"/>
+          <w:color w:val="000000"/>
+        </w:rPr>
+        <w:t xml:space="preserve"/>
       </w:r>
       <w:r>
         <w:rPr>
@@ -25845,18 +25845,18 @@
           <w:strike/>
           <w:color w:val="000000"/>
         </w:rPr>
-        <w:t xml:space="preserve">needed</w:t>
-      </w:r>
-      <w:r>
-        <w:rPr>
-          <w:rFonts w:ascii="Georgia" w:hAnsi="Georgia" w:cs="Georgia" w:eastAsia="Georgia"/>
-          <w:sz w:val="22"/>
-          <w:szCs w:val="22"/>
-          <w:b w:val="0"/>
-          <w:bCs w:val="0"/>
-          <w:color w:val="000000"/>
-        </w:rPr>
-        <w:t xml:space="preserve"> </w:t>
+        <w:t xml:space="preserve"/>
+      </w:r>
+      <w:r>
+        <w:rPr>
+          <w:rFonts w:ascii="Georgia" w:hAnsi="Georgia" w:cs="Georgia" w:eastAsia="Georgia"/>
+          <w:sz w:val="22"/>
+          <w:szCs w:val="22"/>
+          <w:b w:val="0"/>
+          <w:bCs w:val="0"/>
+          <w:color w:val="000000"/>
+        </w:rPr>
+        <w:t xml:space="preserve"/>
       </w:r>
       <w:r>
         <w:rPr>
@@ -25867,18 +25867,18 @@
           <w:bCs w:val="0"/>
           <w:color w:val="808080"/>
         </w:rPr>
-        <w:t xml:space="preserve">(FP-Rec)</w:t>
-      </w:r>
-      <w:r>
-        <w:rPr>
-          <w:rFonts w:ascii="Georgia" w:hAnsi="Georgia" w:cs="Georgia" w:eastAsia="Georgia"/>
-          <w:sz w:val="22"/>
-          <w:szCs w:val="22"/>
-          <w:b w:val="0"/>
-          <w:bCs w:val="0"/>
-          <w:color w:val="000000"/>
-        </w:rPr>
-        <w:t xml:space="preserve"> to validate these findings and enhance our understanding of heartworm infection in the study area.</w:t>
+        <w:t xml:space="preserve"/>
+      </w:r>
+      <w:r>
+        <w:rPr>
+          <w:rFonts w:ascii="Georgia" w:hAnsi="Georgia" w:cs="Georgia" w:eastAsia="Georgia"/>
+          <w:sz w:val="22"/>
+          <w:szCs w:val="22"/>
+          <w:b w:val="0"/>
+          <w:bCs w:val="0"/>
+          <w:color w:val="000000"/>
+        </w:rPr>
+        <w:t xml:space="preserve"/>
       </w:r>
     </w:p>
     <w:p>
@@ -26011,7 +26011,7 @@
           <w:bCs w:val="0"/>
           <w:color w:val="000000"/>
         </w:rPr>
-        <w:t xml:space="preserve">Plastic pollution has been a long-standing environmental concern due to improper waste management. Its persistence in marine environments, particularly in the form of microplastics, posed </w:t>
+        <w:t xml:space="preserve">Plastic pollution has been a long-standing environmental concern due to improper waste management. Its persistence in marine environments, particularly in the form of microplastics, posed potential (EC) health risks to aquatic species and humans through seafood consumption. This study was conducted to detect microplastics in Whiteleg shrimp (Litopenaeus vannamei) sold at the [REDACTED]. A total of 10 shrimp samples per stall were collected, equating to 30 shrimps overall from the 3 stalls available. Composite sampling was applied in this study; hence (DO), all individual shrimps from each stall were counted as one sample. The samples were separated into two treatments: Treatment 1, which consisted of the hepatopancreas and gastrointestinal tract of the shrimp, and Treatment 2, which consisted of the shrimp muscle. The samples were subjected to light microscopy and were categorized as follows: Treatment 1 Stall 1 (T1S1), Treatment 1 Stall 2 (T1S2), Treatment 1 Stall 3 (T1S3), Treatment 2 Stall 1 (T2S1), Treatment 2 Stall 2 (T2S2), and Treatment 2 Stall 3 (T2S3). Each sample was added to a 10% KOH solution for the digestion of soft tissue. Afterwards, 60% sodium iodide was used for the density separation of microplastics and undigested organic matter. The supernatant was collected using a pipette and then transferred to a slide before subjecting to a light microscope. In each slide, 10 µl of sample was placed. This was repeated five times in separate slides. A total of 181 microplastics were detected across all samples, wherein the concentration of microplastics was higher in Treatment 1 (74.03%). Fragments (39.02%) were the most dominant shape, followed by fibers (23.20%), lines (17.13%), and then pellets (3.31%). The most dominant color was gray (33.15%), followed by blue (24.31%), black (11.6%), red (9.39%), clear (7.73%), brown (6.63%), violet (3.31%), yellow (3.31%), and green (0.55%). Most of the particles ranged in size from 11–50 µm (58.01%), followed by &lt;10.9 µm (29.83%), 51–100 µm (6.08%), 101–200 µm (5.52%), and &gt;201 µm (1.10%). Through random sampling, one microplastic was selected from each shape for polymer analysis using Fourier Transform Infrared Spectroscopy (FTIR). The fragment had a 97% match with high-density polyethylene, the fiber had a 90% match with an olefin copolymer, and the line sample had a 96% match with polypropylene, while the pellet sample was rejected for analysis due to its small size. To reduce microplastic pollution, the findings recommend (FP-Rec) removing the shrimp’s GIT during preparation to avoid ingestion, use fishing gear made from durable or natural materials, regularly maintain and replace worn equipment, and properly dispose of plastics instead of discarding them into water bodies.</w:t>
       </w:r>
       <w:r>
         <w:rPr>
@@ -26023,18 +26023,18 @@
           <w:highlight w:val="red"/>
           <w:color w:val="FFFFFF"/>
         </w:rPr>
-        <w:t xml:space="preserve">potential</w:t>
-      </w:r>
-      <w:r>
-        <w:rPr>
-          <w:rFonts w:ascii="Georgia" w:hAnsi="Georgia" w:cs="Georgia" w:eastAsia="Georgia"/>
-          <w:sz w:val="22"/>
-          <w:szCs w:val="22"/>
-          <w:b w:val="0"/>
-          <w:bCs w:val="0"/>
-          <w:color w:val="000000"/>
-        </w:rPr>
-        <w:t xml:space="preserve"> </w:t>
+        <w:t xml:space="preserve"/>
+      </w:r>
+      <w:r>
+        <w:rPr>
+          <w:rFonts w:ascii="Georgia" w:hAnsi="Georgia" w:cs="Georgia" w:eastAsia="Georgia"/>
+          <w:sz w:val="22"/>
+          <w:szCs w:val="22"/>
+          <w:b w:val="0"/>
+          <w:bCs w:val="0"/>
+          <w:color w:val="000000"/>
+        </w:rPr>
+        <w:t xml:space="preserve"/>
       </w:r>
       <w:r>
         <w:rPr>
@@ -26045,18 +26045,18 @@
           <w:bCs w:val="0"/>
           <w:color w:val="ED7D31"/>
         </w:rPr>
-        <w:t xml:space="preserve">(EC)</w:t>
-      </w:r>
-      <w:r>
-        <w:rPr>
-          <w:rFonts w:ascii="Georgia" w:hAnsi="Georgia" w:cs="Georgia" w:eastAsia="Georgia"/>
-          <w:sz w:val="22"/>
-          <w:szCs w:val="22"/>
-          <w:b w:val="0"/>
-          <w:bCs w:val="0"/>
-          <w:color w:val="000000"/>
-        </w:rPr>
-        <w:t xml:space="preserve"> health risks to aquatic species and humans through seafood consumption. This study was conducted to detect microplastics in Whiteleg shrimp (Litopenaeus vannamei) sold at the [REDACTED]. A total of 10 shrimp samples per stall were collected, equating to 30 shrimps overall from the 3 stalls available. Composite sampling was applied in this study; hence, all individual shrimps from each stall were counted as one sample. The samples were separated into two treatments: Treatment 1, which consisted of the hepatopancreas and gastrointestinal tract of the shrimp, and Treatment 2, which consisted of the shrimp muscle. The samples were subjected to light microscopy and were categorized as follows: Treatment 1 Stall 1 (T1S1), Treatment 1 Stall 2 (T1S2), Treatment 1 Stall 3 (T1S3), Treatment 2 Stall 1 (T2S1), Treatment 2 Stall 2 (T2S2), and Treatment 2 Stall 3 (T2S3). Each sample was added to a 10% KOH solution for the digestion of soft tissue. Afterwards, 60% sodium iodide was used for the density separation of microplastics and undigested organic matter. The supernatant was collected using a pipette and then transferred to a slide before subjecting to a light microscope. In each slide, 10 µl of sample was placed. This was repeated five times in separate slides. A total of 181 microplastics were detected across all samples, wherein the concentration of microplastics was higher in Treatment 1 (74.03%). Fragments (39.02%) were the most dominant shape, followed by fibers (23.20%), lines (17.13%), and then pellets (3.31%). The most dominant color was gray (33.15%), followed by blue (24.31%), black (11.6%), red (9.39%), clear (7.73%), brown (6.63%), violet (3.31%), yellow (3.31%), and green (0.55%). Most of the particles ranged in size from 11–50 µm (58.01%), followed by &lt;10.9 µm (29.83%), 51–100 µm (6.08%), 101–200 µm (5.52%), and &gt;201 µm (1.10%). Through random sampling, one microplastic was selected from each shape for polymer analysis using Fourier Transform Infrared Spectroscopy (FTIR). The fragment had a 97% match with high-density polyethylene, the fiber had a 90% match with an olefin copolymer, and the line sample had a 96% match with polypropylene, while the pellet sample was rejected for analysis due to its small size. To reduce microplastic pollution, the findings </w:t>
+        <w:t xml:space="preserve"/>
+      </w:r>
+      <w:r>
+        <w:rPr>
+          <w:rFonts w:ascii="Georgia" w:hAnsi="Georgia" w:cs="Georgia" w:eastAsia="Georgia"/>
+          <w:sz w:val="22"/>
+          <w:szCs w:val="22"/>
+          <w:b w:val="0"/>
+          <w:bCs w:val="0"/>
+          <w:color w:val="000000"/>
+        </w:rPr>
+        <w:t xml:space="preserve"/>
       </w:r>
       <w:r>
         <w:rPr>
@@ -26068,18 +26068,18 @@
           <w:strike/>
           <w:color w:val="000000"/>
         </w:rPr>
-        <w:t xml:space="preserve">recommend</w:t>
-      </w:r>
-      <w:r>
-        <w:rPr>
-          <w:rFonts w:ascii="Georgia" w:hAnsi="Georgia" w:cs="Georgia" w:eastAsia="Georgia"/>
-          <w:sz w:val="22"/>
-          <w:szCs w:val="22"/>
-          <w:b w:val="0"/>
-          <w:bCs w:val="0"/>
-          <w:color w:val="000000"/>
-        </w:rPr>
-        <w:t xml:space="preserve"> </w:t>
+        <w:t xml:space="preserve"/>
+      </w:r>
+      <w:r>
+        <w:rPr>
+          <w:rFonts w:ascii="Georgia" w:hAnsi="Georgia" w:cs="Georgia" w:eastAsia="Georgia"/>
+          <w:sz w:val="22"/>
+          <w:szCs w:val="22"/>
+          <w:b w:val="0"/>
+          <w:bCs w:val="0"/>
+          <w:color w:val="000000"/>
+        </w:rPr>
+        <w:t xml:space="preserve"/>
       </w:r>
       <w:r>
         <w:rPr>
@@ -26090,18 +26090,18 @@
           <w:bCs w:val="0"/>
           <w:color w:val="808080"/>
         </w:rPr>
-        <w:t xml:space="preserve">(FP-Rec)</w:t>
-      </w:r>
-      <w:r>
-        <w:rPr>
-          <w:rFonts w:ascii="Georgia" w:hAnsi="Georgia" w:cs="Georgia" w:eastAsia="Georgia"/>
-          <w:sz w:val="22"/>
-          <w:szCs w:val="22"/>
-          <w:b w:val="0"/>
-          <w:bCs w:val="0"/>
-          <w:color w:val="000000"/>
-        </w:rPr>
-        <w:t xml:space="preserve"> removing the shrimp’s GIT during preparation to avoid ingestion, use fishing gear made from durable or natural materials, regularly maintain and replace worn equipment, and properly dispose of plastics instead of discarding them into water bodies.</w:t>
+        <w:t xml:space="preserve"/>
+      </w:r>
+      <w:r>
+        <w:rPr>
+          <w:rFonts w:ascii="Georgia" w:hAnsi="Georgia" w:cs="Georgia" w:eastAsia="Georgia"/>
+          <w:sz w:val="22"/>
+          <w:szCs w:val="22"/>
+          <w:b w:val="0"/>
+          <w:bCs w:val="0"/>
+          <w:color w:val="000000"/>
+        </w:rPr>
+        <w:t xml:space="preserve"/>
       </w:r>
     </w:p>
     <w:p>
@@ -26301,7 +26301,7 @@
           <w:bCs w:val="0"/>
           <w:color w:val="000000"/>
         </w:rPr>
-        <w:t xml:space="preserve">The African swine fever (ASF) is an ongoing global disease of swine presenting clinical signs similar to hog cholera and causing significant socioeconomic problems. Studies on the detection of ASF virus focus on using viremic blood and lymph tissues from infected pigs at the farm level. Hence, this study aimed to detect ASF virus from suspected pork samples from [REDACTED] using a survey questionnaire and molecular diagnostic methods. Profiling of meat retail vendors revealed that commercial farms and public markets were their principal sources of meat. PCR assay showed that no sample tested positive for ASF. The result of collective community and government efforts </w:t>
+        <w:t xml:space="preserve">The African swine fever (ASF) is an ongoing global disease of swine presenting clinical signs similar to hog cholera and causing significant socioeconomic problems. Studies on the detection of ASF virus focus on using viremic blood and lymph tissues from infected pigs at the farm level. Hence (DO), this study aimed to detect ASF virus from suspected pork samples from [REDACTED] using a survey questionnaire and molecular diagnostic methods. Profiling of meat retail vendors revealed that commercial farms and public markets were their principal sources of meat. PCR assay showed that no sample tested positive for ASF. The result of collective community and government efforts might (EC) be effective in preventing, controlling, and managing the spread of ASF, but it is not conclusive that ASF is not present in the municipality of [REDACTED]. Nevertheless, it is recommended (FP-Rec) to consider monitoring and surveillance of ASF at the market level, and maintain and continue the strict implementation of collaborative efforts to effectively and efficiently prevent and control the further entry and spread of ASF from farm to farm.</w:t>
       </w:r>
       <w:r>
         <w:rPr>
@@ -26313,18 +26313,18 @@
           <w:shd w:val="clear" w:color="auto" w:fill="00B0F0"/>
           <w:color w:val="000000"/>
         </w:rPr>
-        <w:t xml:space="preserve">might</w:t>
-      </w:r>
-      <w:r>
-        <w:rPr>
-          <w:rFonts w:ascii="Georgia" w:hAnsi="Georgia" w:cs="Georgia" w:eastAsia="Georgia"/>
-          <w:sz w:val="22"/>
-          <w:szCs w:val="22"/>
-          <w:b w:val="0"/>
-          <w:bCs w:val="0"/>
-          <w:color w:val="000000"/>
-        </w:rPr>
-        <w:t xml:space="preserve"> </w:t>
+        <w:t xml:space="preserve"/>
+      </w:r>
+      <w:r>
+        <w:rPr>
+          <w:rFonts w:ascii="Georgia" w:hAnsi="Georgia" w:cs="Georgia" w:eastAsia="Georgia"/>
+          <w:sz w:val="22"/>
+          <w:szCs w:val="22"/>
+          <w:b w:val="0"/>
+          <w:bCs w:val="0"/>
+          <w:color w:val="000000"/>
+        </w:rPr>
+        <w:t xml:space="preserve"/>
       </w:r>
       <w:r>
         <w:rPr>
@@ -26335,18 +26335,18 @@
           <w:bCs w:val="0"/>
           <w:color w:val="ED7D31"/>
         </w:rPr>
-        <w:t xml:space="preserve">(EC)</w:t>
-      </w:r>
-      <w:r>
-        <w:rPr>
-          <w:rFonts w:ascii="Georgia" w:hAnsi="Georgia" w:cs="Georgia" w:eastAsia="Georgia"/>
-          <w:sz w:val="22"/>
-          <w:szCs w:val="22"/>
-          <w:b w:val="0"/>
-          <w:bCs w:val="0"/>
-          <w:color w:val="000000"/>
-        </w:rPr>
-        <w:t xml:space="preserve"> be effective in preventing, controlling, and managing the spread of ASF, but it is not conclusive that ASF is not present in the municipality of [REDACTED]. Nevertheless, it is </w:t>
+        <w:t xml:space="preserve"/>
+      </w:r>
+      <w:r>
+        <w:rPr>
+          <w:rFonts w:ascii="Georgia" w:hAnsi="Georgia" w:cs="Georgia" w:eastAsia="Georgia"/>
+          <w:sz w:val="22"/>
+          <w:szCs w:val="22"/>
+          <w:b w:val="0"/>
+          <w:bCs w:val="0"/>
+          <w:color w:val="000000"/>
+        </w:rPr>
+        <w:t xml:space="preserve"/>
       </w:r>
       <w:r>
         <w:rPr>
@@ -26358,18 +26358,18 @@
           <w:strike/>
           <w:color w:val="000000"/>
         </w:rPr>
-        <w:t xml:space="preserve">recommended</w:t>
-      </w:r>
-      <w:r>
-        <w:rPr>
-          <w:rFonts w:ascii="Georgia" w:hAnsi="Georgia" w:cs="Georgia" w:eastAsia="Georgia"/>
-          <w:sz w:val="22"/>
-          <w:szCs w:val="22"/>
-          <w:b w:val="0"/>
-          <w:bCs w:val="0"/>
-          <w:color w:val="000000"/>
-        </w:rPr>
-        <w:t xml:space="preserve"> </w:t>
+        <w:t xml:space="preserve"/>
+      </w:r>
+      <w:r>
+        <w:rPr>
+          <w:rFonts w:ascii="Georgia" w:hAnsi="Georgia" w:cs="Georgia" w:eastAsia="Georgia"/>
+          <w:sz w:val="22"/>
+          <w:szCs w:val="22"/>
+          <w:b w:val="0"/>
+          <w:bCs w:val="0"/>
+          <w:color w:val="000000"/>
+        </w:rPr>
+        <w:t xml:space="preserve"/>
       </w:r>
       <w:r>
         <w:rPr>
@@ -26380,18 +26380,18 @@
           <w:bCs w:val="0"/>
           <w:color w:val="808080"/>
         </w:rPr>
-        <w:t xml:space="preserve">(FP-Rec)</w:t>
-      </w:r>
-      <w:r>
-        <w:rPr>
-          <w:rFonts w:ascii="Georgia" w:hAnsi="Georgia" w:cs="Georgia" w:eastAsia="Georgia"/>
-          <w:sz w:val="22"/>
-          <w:szCs w:val="22"/>
-          <w:b w:val="0"/>
-          <w:bCs w:val="0"/>
-          <w:color w:val="000000"/>
-        </w:rPr>
-        <w:t xml:space="preserve"> to consider monitoring and surveillance of ASF at the market level, and maintain and continue the strict implementation of collaborative efforts to effectively and efficiently prevent and control the further entry and spread of ASF from farm to farm.</w:t>
+        <w:t xml:space="preserve"/>
+      </w:r>
+      <w:r>
+        <w:rPr>
+          <w:rFonts w:ascii="Georgia" w:hAnsi="Georgia" w:cs="Georgia" w:eastAsia="Georgia"/>
+          <w:sz w:val="22"/>
+          <w:szCs w:val="22"/>
+          <w:b w:val="0"/>
+          <w:bCs w:val="0"/>
+          <w:color w:val="000000"/>
+        </w:rPr>
+        <w:t xml:space="preserve"/>
       </w:r>
     </w:p>
     <w:p>
@@ -27713,7 +27713,7 @@
           <w:bCs w:val="0"/>
           <w:color w:val="000000"/>
         </w:rPr>
-        <w:t xml:space="preserve">The study was conducted at [REDACTED], from November 2022 to February 2023 to determine the effect of rooting hormones on monstera cuttings. The study used Complete Randomized Design (CRD) with four replications. The pot experiment comprised of main treatments: T1- Control (Water), T2- Aloe Vera gel, T3- Coconut water, T4- Moringa leaves extract, and T5- ANAA. Data were evaluated using Analysis of Variance (ANOVA). Based on the results of the study, different rooting hormones did not significantly influence the days to shoot emergence, number of shoots, number of leaves, number of adventitious roots, root diameter, length of the longest roots, number of rooted cuttings, and percentage of survival cuttings. Additionally, alternative rooting hormones and synthetic hormone applications had varying survival rates. The highest survival was found in ANAA, followed by control water (distilled or filtered water), coconut water, and aloe vera gel, and the lowest survival was found in moringa leaf extract. In conclusion, the number of rooted cuttings obtained by application of aloe vera gel and moringa leaf extract was comparable in percentage survival with that obtained by application of water (distilled or filtered water) on monstera cuttings. Most </w:t>
+        <w:t xml:space="preserve">The study was conducted at [REDACTED], from November 2022 to February 2023 to determine the effect of rooting hormones on monstera cuttings. The study used Complete Randomized Design (CRD) with four replications. The pot experiment comprised of main treatments: T1- Control (Water), T2- Aloe Vera gel, T3- Coconut water, T4- Moringa leaves extract, and T5- ANAA. Data were evaluated using Analysis of Variance (ANOVA). Based on the results of the study, different rooting hormones did not significantly influence the days to shoot emergence, number of shoots, number of leaves, number of adventitious roots, root diameter, length of the longest roots, number of rooted cuttings, and percentage of survival cuttings. Additionally, alternative rooting hormones and synthetic hormone applications had varying survival rates. The highest survival was found in ANAA, followed by control water (distilled or filtered water), coconut water, and aloe vera gel, and the lowest survival was found in moringa leaf extract. In conclusion (DO), the number of rooted cuttings obtained by application of aloe vera gel and moringa leaf extract was comparable in percentage survival with that obtained by application of water (distilled or filtered water) on monstera cuttings. Most can (EC) survive the water treatment application but may (EC) not establish roots and die after several days. However, it can (FP-Cap) be derived that the application of different alternative rooting hormones has a comparable effect with synthetic rooting hormones based on the growth parameters.</w:t>
       </w:r>
       <w:r>
         <w:rPr>
@@ -27725,18 +27725,18 @@
           <w:shd w:val="clear" w:color="auto" w:fill="00B0F0"/>
           <w:color w:val="000000"/>
         </w:rPr>
-        <w:t xml:space="preserve">can</w:t>
-      </w:r>
-      <w:r>
-        <w:rPr>
-          <w:rFonts w:ascii="Georgia" w:hAnsi="Georgia" w:cs="Georgia" w:eastAsia="Georgia"/>
-          <w:sz w:val="22"/>
-          <w:szCs w:val="22"/>
-          <w:b w:val="0"/>
-          <w:bCs w:val="0"/>
-          <w:color w:val="000000"/>
-        </w:rPr>
-        <w:t xml:space="preserve"> </w:t>
+        <w:t xml:space="preserve"/>
+      </w:r>
+      <w:r>
+        <w:rPr>
+          <w:rFonts w:ascii="Georgia" w:hAnsi="Georgia" w:cs="Georgia" w:eastAsia="Georgia"/>
+          <w:sz w:val="22"/>
+          <w:szCs w:val="22"/>
+          <w:b w:val="0"/>
+          <w:bCs w:val="0"/>
+          <w:color w:val="000000"/>
+        </w:rPr>
+        <w:t xml:space="preserve"/>
       </w:r>
       <w:r>
         <w:rPr>
@@ -27747,18 +27747,18 @@
           <w:bCs w:val="0"/>
           <w:color w:val="ED7D31"/>
         </w:rPr>
-        <w:t xml:space="preserve">(EC)</w:t>
-      </w:r>
-      <w:r>
-        <w:rPr>
-          <w:rFonts w:ascii="Georgia" w:hAnsi="Georgia" w:cs="Georgia" w:eastAsia="Georgia"/>
-          <w:sz w:val="22"/>
-          <w:szCs w:val="22"/>
-          <w:b w:val="0"/>
-          <w:bCs w:val="0"/>
-          <w:color w:val="000000"/>
-        </w:rPr>
-        <w:t xml:space="preserve"> survive the water treatment application but </w:t>
+        <w:t xml:space="preserve"/>
+      </w:r>
+      <w:r>
+        <w:rPr>
+          <w:rFonts w:ascii="Georgia" w:hAnsi="Georgia" w:cs="Georgia" w:eastAsia="Georgia"/>
+          <w:sz w:val="22"/>
+          <w:szCs w:val="22"/>
+          <w:b w:val="0"/>
+          <w:bCs w:val="0"/>
+          <w:color w:val="000000"/>
+        </w:rPr>
+        <w:t xml:space="preserve"/>
       </w:r>
       <w:r>
         <w:rPr>
@@ -27770,18 +27770,18 @@
           <w:shd w:val="clear" w:color="auto" w:fill="00B0F0"/>
           <w:color w:val="000000"/>
         </w:rPr>
-        <w:t xml:space="preserve">may</w:t>
-      </w:r>
-      <w:r>
-        <w:rPr>
-          <w:rFonts w:ascii="Georgia" w:hAnsi="Georgia" w:cs="Georgia" w:eastAsia="Georgia"/>
-          <w:sz w:val="22"/>
-          <w:szCs w:val="22"/>
-          <w:b w:val="0"/>
-          <w:bCs w:val="0"/>
-          <w:color w:val="000000"/>
-        </w:rPr>
-        <w:t xml:space="preserve"> </w:t>
+        <w:t xml:space="preserve"/>
+      </w:r>
+      <w:r>
+        <w:rPr>
+          <w:rFonts w:ascii="Georgia" w:hAnsi="Georgia" w:cs="Georgia" w:eastAsia="Georgia"/>
+          <w:sz w:val="22"/>
+          <w:szCs w:val="22"/>
+          <w:b w:val="0"/>
+          <w:bCs w:val="0"/>
+          <w:color w:val="000000"/>
+        </w:rPr>
+        <w:t xml:space="preserve"/>
       </w:r>
       <w:r>
         <w:rPr>
@@ -27792,18 +27792,18 @@
           <w:bCs w:val="0"/>
           <w:color w:val="ED7D31"/>
         </w:rPr>
-        <w:t xml:space="preserve">(EC)</w:t>
-      </w:r>
-      <w:r>
-        <w:rPr>
-          <w:rFonts w:ascii="Georgia" w:hAnsi="Georgia" w:cs="Georgia" w:eastAsia="Georgia"/>
-          <w:sz w:val="22"/>
-          <w:szCs w:val="22"/>
-          <w:b w:val="0"/>
-          <w:bCs w:val="0"/>
-          <w:color w:val="000000"/>
-        </w:rPr>
-        <w:t xml:space="preserve"> not establish roots and die after several days. However, it </w:t>
+        <w:t xml:space="preserve"/>
+      </w:r>
+      <w:r>
+        <w:rPr>
+          <w:rFonts w:ascii="Georgia" w:hAnsi="Georgia" w:cs="Georgia" w:eastAsia="Georgia"/>
+          <w:sz w:val="22"/>
+          <w:szCs w:val="22"/>
+          <w:b w:val="0"/>
+          <w:bCs w:val="0"/>
+          <w:color w:val="000000"/>
+        </w:rPr>
+        <w:t xml:space="preserve"/>
       </w:r>
       <w:r>
         <w:rPr>
@@ -27815,18 +27815,18 @@
           <w:strike/>
           <w:color w:val="000000"/>
         </w:rPr>
-        <w:t xml:space="preserve">can</w:t>
-      </w:r>
-      <w:r>
-        <w:rPr>
-          <w:rFonts w:ascii="Georgia" w:hAnsi="Georgia" w:cs="Georgia" w:eastAsia="Georgia"/>
-          <w:sz w:val="22"/>
-          <w:szCs w:val="22"/>
-          <w:b w:val="0"/>
-          <w:bCs w:val="0"/>
-          <w:color w:val="000000"/>
-        </w:rPr>
-        <w:t xml:space="preserve"> </w:t>
+        <w:t xml:space="preserve"/>
+      </w:r>
+      <w:r>
+        <w:rPr>
+          <w:rFonts w:ascii="Georgia" w:hAnsi="Georgia" w:cs="Georgia" w:eastAsia="Georgia"/>
+          <w:sz w:val="22"/>
+          <w:szCs w:val="22"/>
+          <w:b w:val="0"/>
+          <w:bCs w:val="0"/>
+          <w:color w:val="000000"/>
+        </w:rPr>
+        <w:t xml:space="preserve"/>
       </w:r>
       <w:r>
         <w:rPr>
@@ -27837,18 +27837,18 @@
           <w:bCs w:val="0"/>
           <w:color w:val="808080"/>
         </w:rPr>
-        <w:t xml:space="preserve">(FP-Cap)</w:t>
-      </w:r>
-      <w:r>
-        <w:rPr>
-          <w:rFonts w:ascii="Georgia" w:hAnsi="Georgia" w:cs="Georgia" w:eastAsia="Georgia"/>
-          <w:sz w:val="22"/>
-          <w:szCs w:val="22"/>
-          <w:b w:val="0"/>
-          <w:bCs w:val="0"/>
-          <w:color w:val="000000"/>
-        </w:rPr>
-        <w:t xml:space="preserve"> be derived that the application of different alternative rooting hormones has a comparable effect with synthetic rooting hormones based on the growth parameters.</w:t>
+        <w:t xml:space="preserve"/>
+      </w:r>
+      <w:r>
+        <w:rPr>
+          <w:rFonts w:ascii="Georgia" w:hAnsi="Georgia" w:cs="Georgia" w:eastAsia="Georgia"/>
+          <w:sz w:val="22"/>
+          <w:szCs w:val="22"/>
+          <w:b w:val="0"/>
+          <w:bCs w:val="0"/>
+          <w:color w:val="000000"/>
+        </w:rPr>
+        <w:t xml:space="preserve"/>
       </w:r>
     </w:p>
     <w:p>
@@ -27892,7 +27892,7 @@
           <w:bCs w:val="0"/>
           <w:color w:val="000000"/>
         </w:rPr>
-        <w:t xml:space="preserve">The study was conducted to determine the growth and yield performance of sweet potatoes treated with seaweed extract foliar spray from December 2023 to February 2024 in [REDACTED]. The experiment utilized a Randomized Complete Block Design (RCBD) with five treatments replicated four times. Based on the results of the study, there are significant differences in the length of vines at 60 days after planting (DAP), while other parameters showed no significant differences. These include length of vines at 30 DAP and 70 DAP, number of marketable tubers per plant, number of non-marketable tubers per plant, length of tubers per plant, weight of tubers per plant, diameter of tubers per plant, computed yield per hectare, and cost and return analysis among the seaweed extract treatments. The study found that sweet potatoes treated with different seaweed extract foliar sprays showed varying levels of growth and yield. According to the Super Bureau's VSP6, all treatments had the highest mean values across all parameters. However, the positive control had the highest mean values for vine length, weight of tubers per plant, and marketable yield per sample area. Therefore, the application of seaweed extract as a bio stimulant did not significantly enhance the growth and yield of sweet potato. However, the negative control </w:t>
+        <w:t xml:space="preserve">The study was conducted to determine the growth and yield performance of sweet potatoes treated with seaweed extract foliar spray from December 2023 to February 2024 in [REDACTED]. The experiment utilized a Randomized Complete Block Design (RCBD) with five treatments replicated four times. Based on the results of the study, there are significant differences in the length of vines at 60 days after planting (DAP), while other parameters showed no significant differences. These include length of vines at 30 DAP and 70 DAP, number of marketable tubers per plant, number of non-marketable tubers per plant, length of tubers per plant, weight of tubers per plant, diameter of tubers per plant, computed yield per hectare, and cost and return analysis among the seaweed extract treatments. The study found that sweet potatoes treated with different seaweed extract foliar sprays showed varying levels of growth and yield. According to the Super Bureau's VSP6, all treatments had the highest mean values across all parameters. However, the positive control had the highest mean values for vine length, weight of tubers per plant, and marketable yield per sample area. Therefore (DO), the application of seaweed extract as a bio stimulant did not significantly enhance the growth and yield of sweet potato. However, the negative control can (FP-Cap) reduce production cost and provide the highest return on investment.</w:t>
       </w:r>
       <w:r>
         <w:rPr>
@@ -27904,18 +27904,18 @@
           <w:strike/>
           <w:color w:val="000000"/>
         </w:rPr>
-        <w:t xml:space="preserve">can</w:t>
-      </w:r>
-      <w:r>
-        <w:rPr>
-          <w:rFonts w:ascii="Georgia" w:hAnsi="Georgia" w:cs="Georgia" w:eastAsia="Georgia"/>
-          <w:sz w:val="22"/>
-          <w:szCs w:val="22"/>
-          <w:b w:val="0"/>
-          <w:bCs w:val="0"/>
-          <w:color w:val="000000"/>
-        </w:rPr>
-        <w:t xml:space="preserve"> </w:t>
+        <w:t xml:space="preserve"/>
+      </w:r>
+      <w:r>
+        <w:rPr>
+          <w:rFonts w:ascii="Georgia" w:hAnsi="Georgia" w:cs="Georgia" w:eastAsia="Georgia"/>
+          <w:sz w:val="22"/>
+          <w:szCs w:val="22"/>
+          <w:b w:val="0"/>
+          <w:bCs w:val="0"/>
+          <w:color w:val="000000"/>
+        </w:rPr>
+        <w:t xml:space="preserve"/>
       </w:r>
       <w:r>
         <w:rPr>
@@ -27926,18 +27926,18 @@
           <w:bCs w:val="0"/>
           <w:color w:val="808080"/>
         </w:rPr>
-        <w:t xml:space="preserve">(FP-Cap)</w:t>
-      </w:r>
-      <w:r>
-        <w:rPr>
-          <w:rFonts w:ascii="Georgia" w:hAnsi="Georgia" w:cs="Georgia" w:eastAsia="Georgia"/>
-          <w:sz w:val="22"/>
-          <w:szCs w:val="22"/>
-          <w:b w:val="0"/>
-          <w:bCs w:val="0"/>
-          <w:color w:val="000000"/>
-        </w:rPr>
-        <w:t xml:space="preserve"> reduce production cost and provide the highest return on investment.</w:t>
+        <w:t xml:space="preserve"/>
+      </w:r>
+      <w:r>
+        <w:rPr>
+          <w:rFonts w:ascii="Georgia" w:hAnsi="Georgia" w:cs="Georgia" w:eastAsia="Georgia"/>
+          <w:sz w:val="22"/>
+          <w:szCs w:val="22"/>
+          <w:b w:val="0"/>
+          <w:bCs w:val="0"/>
+          <w:color w:val="000000"/>
+        </w:rPr>
+        <w:t xml:space="preserve"/>
       </w:r>
     </w:p>
     <w:p>
@@ -28115,7 +28115,7 @@
           <w:bCs w:val="0"/>
           <w:color w:val="000000"/>
         </w:rPr>
-        <w:t xml:space="preserve">This study was conducted to evaluate the growth performance of Adansonii plant under different soil media over a 90-day period. Implemented in December 2024, the experiment followed a Completely Randomized Design (CRD) with five treatments: T1 — Topsoil only (control), T2 — Topsoil + Rice Hull, T3 — Topsoil + Carbonized Rice Hull, T4 — Topsoil + Vermicompost, and T5 — Topsoil + Biochar. Parameters measured included days to shoot emergence, shoot length, number of leaves, leaf area, root length, number of penetrations, and survival rate. Significant differences were observed across treatments. Treatment 2 (Rice Hull) showed the earliest shoot emergence at 15.29 days, followed by Treatment 4 (Vermicompost) at 15.83 days. These treatments also produced the longest shoots, most leaves, largest leaf areas, and highest survival rates at 87.5%. Treatment 3 (Carbonized Rice Hull) showed moderate growth improvement, while Treatments 1 (Topsoil only) and 5 (Biochar) performed poorly in most parameters, </w:t>
+        <w:t xml:space="preserve">This study was conducted to evaluate the growth performance of Adansonii plant under different soil media over a 90-day period. Implemented in December 2024, the experiment followed a Completely Randomized Design (CRD) with five treatments: T1 — Topsoil only (control), T2 — Topsoil + Rice Hull, T3 — Topsoil + Carbonized Rice Hull, T4 — Topsoil + Vermicompost, and T5 — Topsoil + Biochar. Parameters measured included days to shoot emergence, shoot length, number of leaves, leaf area, root length, number of penetrations, and survival rate. Significant differences were observed across treatments. Treatment 2 (Rice Hull) showed the earliest shoot emergence at 15.29 days, followed by Treatment 4 (Vermicompost) at 15.83 days. These treatments also produced the longest shoots, most leaves, largest leaf areas, and highest survival rates at 87.5%. Treatment 3 (Carbonized Rice Hull) showed moderate growth improvement, while Treatments 1 (Topsoil only) and 5 (Biochar) performed poorly in most parameters, indicating (FP-Gen) limited benefits. Throughout the study, plants in Treatments 2 and 4 exhibited more vigorous and healthier growth, with well-developed roots, expanded foliage, and stable shoot formation. The positive effects of rice hull and vermicompost were attributed to better nutrient availability, improved soil aeration, enhanced microbial activity, and more efficient moisture retention. In conclusion (DO), the use of rice hull and vermicompost significantly enhanced the growth and survival of Adansonii. These findings highlight their potential (EC) as effective, low-cost, and sustainable soil amendments for ornamental and horticultural cultivation, offering practical options for growers seeking eco-friendly methods to improve plant performance.</w:t>
       </w:r>
       <w:r>
         <w:rPr>
@@ -28127,18 +28127,18 @@
           <w:strike/>
           <w:color w:val="000000"/>
         </w:rPr>
-        <w:t xml:space="preserve">indicating</w:t>
-      </w:r>
-      <w:r>
-        <w:rPr>
-          <w:rFonts w:ascii="Georgia" w:hAnsi="Georgia" w:cs="Georgia" w:eastAsia="Georgia"/>
-          <w:sz w:val="22"/>
-          <w:szCs w:val="22"/>
-          <w:b w:val="0"/>
-          <w:bCs w:val="0"/>
-          <w:color w:val="000000"/>
-        </w:rPr>
-        <w:t xml:space="preserve"> </w:t>
+        <w:t xml:space="preserve"/>
+      </w:r>
+      <w:r>
+        <w:rPr>
+          <w:rFonts w:ascii="Georgia" w:hAnsi="Georgia" w:cs="Georgia" w:eastAsia="Georgia"/>
+          <w:sz w:val="22"/>
+          <w:szCs w:val="22"/>
+          <w:b w:val="0"/>
+          <w:bCs w:val="0"/>
+          <w:color w:val="000000"/>
+        </w:rPr>
+        <w:t xml:space="preserve"/>
       </w:r>
       <w:r>
         <w:rPr>
@@ -28149,18 +28149,18 @@
           <w:bCs w:val="0"/>
           <w:color w:val="808080"/>
         </w:rPr>
-        <w:t xml:space="preserve">(FP-Gen)</w:t>
-      </w:r>
-      <w:r>
-        <w:rPr>
-          <w:rFonts w:ascii="Georgia" w:hAnsi="Georgia" w:cs="Georgia" w:eastAsia="Georgia"/>
-          <w:sz w:val="22"/>
-          <w:szCs w:val="22"/>
-          <w:b w:val="0"/>
-          <w:bCs w:val="0"/>
-          <w:color w:val="000000"/>
-        </w:rPr>
-        <w:t xml:space="preserve"> limited benefits. Throughout the study, plants in Treatments 2 and 4 exhibited more vigorous and healthier growth, with well-developed roots, expanded foliage, and stable shoot formation. The positive effects of rice hull and vermicompost were attributed to better nutrient availability, improved soil aeration, enhanced microbial activity, and more efficient moisture retention. In conclusion, the use of rice hull and vermicompost significantly enhanced the growth and survival of Adansonii. These findings highlight their </w:t>
+        <w:t xml:space="preserve"/>
+      </w:r>
+      <w:r>
+        <w:rPr>
+          <w:rFonts w:ascii="Georgia" w:hAnsi="Georgia" w:cs="Georgia" w:eastAsia="Georgia"/>
+          <w:sz w:val="22"/>
+          <w:szCs w:val="22"/>
+          <w:b w:val="0"/>
+          <w:bCs w:val="0"/>
+          <w:color w:val="000000"/>
+        </w:rPr>
+        <w:t xml:space="preserve"/>
       </w:r>
       <w:r>
         <w:rPr>
@@ -28172,18 +28172,18 @@
           <w:highlight w:val="red"/>
           <w:color w:val="FFFFFF"/>
         </w:rPr>
-        <w:t xml:space="preserve">potential</w:t>
-      </w:r>
-      <w:r>
-        <w:rPr>
-          <w:rFonts w:ascii="Georgia" w:hAnsi="Georgia" w:cs="Georgia" w:eastAsia="Georgia"/>
-          <w:sz w:val="22"/>
-          <w:szCs w:val="22"/>
-          <w:b w:val="0"/>
-          <w:bCs w:val="0"/>
-          <w:color w:val="000000"/>
-        </w:rPr>
-        <w:t xml:space="preserve"> </w:t>
+        <w:t xml:space="preserve"/>
+      </w:r>
+      <w:r>
+        <w:rPr>
+          <w:rFonts w:ascii="Georgia" w:hAnsi="Georgia" w:cs="Georgia" w:eastAsia="Georgia"/>
+          <w:sz w:val="22"/>
+          <w:szCs w:val="22"/>
+          <w:b w:val="0"/>
+          <w:bCs w:val="0"/>
+          <w:color w:val="000000"/>
+        </w:rPr>
+        <w:t xml:space="preserve"/>
       </w:r>
       <w:r>
         <w:rPr>
@@ -28194,18 +28194,18 @@
           <w:bCs w:val="0"/>
           <w:color w:val="ED7D31"/>
         </w:rPr>
-        <w:t xml:space="preserve">(EC)</w:t>
-      </w:r>
-      <w:r>
-        <w:rPr>
-          <w:rFonts w:ascii="Georgia" w:hAnsi="Georgia" w:cs="Georgia" w:eastAsia="Georgia"/>
-          <w:sz w:val="22"/>
-          <w:szCs w:val="22"/>
-          <w:b w:val="0"/>
-          <w:bCs w:val="0"/>
-          <w:color w:val="000000"/>
-        </w:rPr>
-        <w:t xml:space="preserve"> as effective, low-cost, and sustainable soil amendments for ornamental and horticultural cultivation, offering practical options for growers seeking eco-friendly methods to improve plant performance.</w:t>
+        <w:t xml:space="preserve"/>
+      </w:r>
+      <w:r>
+        <w:rPr>
+          <w:rFonts w:ascii="Georgia" w:hAnsi="Georgia" w:cs="Georgia" w:eastAsia="Georgia"/>
+          <w:sz w:val="22"/>
+          <w:szCs w:val="22"/>
+          <w:b w:val="0"/>
+          <w:bCs w:val="0"/>
+          <w:color w:val="000000"/>
+        </w:rPr>
+        <w:t xml:space="preserve"/>
       </w:r>
     </w:p>
     <w:p>
@@ -28584,7 +28584,7 @@
           <w:bCs w:val="0"/>
           <w:color w:val="000000"/>
         </w:rPr>
-        <w:t xml:space="preserve">The field study was conducted from January 2023 to April 2023 at [REDACTED] to evaluate the performance of rice as supplemented with foliar fertilizer. The experimental design used is a randomized complete block design (RCBD) with three treatments replicated three times. The following treatments were used: T1: recommended rate of NPK based on soil analysis; T2: recommended rate of NPK + 19-19-19; and T3: recommended rate of NPK + 14-14-14. The results of the study revealed the following: a significant difference was observed in the number of productive tillers, actual yield per sample area, and computed yield per ton/ha. No significant differences were observed in terms of the number of days from transplanting to flowering, plant height, number of unproductive tillers, length of panicle, number of filled grains, number of unfilled grains, and weight of 1,000 seeds. In conclusion, T3: NPK+14-14-14 </w:t>
+        <w:t xml:space="preserve">The field study was conducted from January 2023 to April 2023 at [REDACTED] to evaluate the performance of rice as supplemented with foliar fertilizer. The experimental design used is a randomized complete block design (RCBD) with three treatments replicated three times. The following treatments were used: T1: recommended rate of NPK based on soil analysis; T2: recommended rate of NPK + 19-19-19; and T3: recommended rate of NPK + 14-14-14. The results of the study revealed the following: a significant difference was observed in the number of productive tillers, actual yield per sample area, and computed yield per ton/ha. No significant differences were observed in terms of the number of days from transplanting to flowering, plant height, number of unproductive tillers, length of panicle, number of filled grains, number of unfilled grains, and weight of 1,000 seeds. In conclusion (DO), T3: NPK+14-14-14 was [G] the most compelling treatment among all treatments in terms of producing the highest number of productive tillers and obtaining the heaviest yield per ton/ha. Cost and return analysis revealed that T3: NPK+14-14-14 had the second lowest cost of production but had the highest net income, with a corresponding amount of Php 66,089 and an ROI of 97.53%. On the other hand, insignificant differences were noted in terms of the number of days from transplanting to flowering, plant height, number of unproductive tillers, length of panicle, number of filled grains, number of unfilled grains, and weight of 1,000 seeds.</w:t>
       </w:r>
       <w:r>
         <w:rPr>
@@ -28596,18 +28596,18 @@
           <w:shd w:val="clear" w:color="auto" w:fill="bfbfbf"/>
           <w:color w:val="000000"/>
         </w:rPr>
-        <w:t xml:space="preserve">was</w:t>
-      </w:r>
-      <w:r>
-        <w:rPr>
-          <w:rFonts w:ascii="Georgia" w:hAnsi="Georgia" w:cs="Georgia" w:eastAsia="Georgia"/>
-          <w:sz w:val="22"/>
-          <w:szCs w:val="22"/>
-          <w:b w:val="0"/>
-          <w:bCs w:val="0"/>
-          <w:color w:val="000000"/>
-        </w:rPr>
-        <w:t xml:space="preserve"> [G] the most compelling treatment among all treatments in terms of producing the highest number of productive tillers and obtaining the heaviest yield per ton/ha. Cost and return analysis revealed that T3: NPK+14-14-14 had the second lowest cost of production but had the highest net income, with a corresponding amount of Php 66,089 and an ROI of 97.53%. On the other hand, insignificant differences were noted in terms of the number of days from transplanting to flowering, plant height, number of unproductive tillers, length of panicle, number of filled grains, number of unfilled grains, and weight of 1,000 seeds.</w:t>
+        <w:t xml:space="preserve"/>
+      </w:r>
+      <w:r>
+        <w:rPr>
+          <w:rFonts w:ascii="Georgia" w:hAnsi="Georgia" w:cs="Georgia" w:eastAsia="Georgia"/>
+          <w:sz w:val="22"/>
+          <w:szCs w:val="22"/>
+          <w:b w:val="0"/>
+          <w:bCs w:val="0"/>
+          <w:color w:val="000000"/>
+        </w:rPr>
+        <w:t xml:space="preserve"/>
       </w:r>
     </w:p>
     <w:p>
@@ -28836,7 +28836,7 @@
           <w:bCs w:val="0"/>
           <w:color w:val="000000"/>
         </w:rPr>
-        <w:t xml:space="preserve">A sixty three (63) days study was conducted to determine the growth performance of mallard duck fed with dietary mixed ration in [REDACTED]. A total of ninety (90), 21 days old male mallard duck were used in the study. A single factor experiment in Randomized Complete Block Design (RCBD) was used in the study. Mallard ducks were randomly divided into three (3) treatments having ten (10) mallard ducks per treatment with three (3) replications. Treatment 1 - commercial feeds; Treatment 2 - 50% commercial feeds and 50% rice bran mixed with water spinach; and Treatment 3 - 50% commercial feeds and 50% rice bran mixed with golden apple snail. Data were analyzed by using Analyzed of Variance in RCBD through the Statistical Tool for Agricultural Research (STAR) application. Treatments were compared using the Least Significant Difference (LSD). The result of the study showed in the treatments that there were no significant differences observed in feed consumption, which </w:t>
+        <w:t xml:space="preserve">A sixty three (63) days study was conducted to determine the growth performance of mallard duck fed with dietary mixed ration in [REDACTED]. A total of ninety (90), 21 days old male mallard duck were used in the study. A single factor experiment in Randomized Complete Block Design (RCBD) was used in the study. Mallard ducks were randomly divided into three (3) treatments having ten (10) mallard ducks per treatment with three (3) replications. Treatment 1 - commercial feeds; Treatment 2 - 50% commercial feeds and 50% rice bran mixed with water spinach; and Treatment 3 - 50% commercial feeds and 50% rice bran mixed with golden apple snail. Data were analyzed by using Analyzed of Variance in RCBD through the Statistical Tool for Agricultural Research (STAR) application. Treatments were compared using the Least Significant Difference (LSD). The result of the study showed in the treatments that there were no significant differences observed in feed consumption, which implies (EC) that treatments were comparable on parameters. However, final weight, gain in weight, average daily gain in weight and feed conversion ratio had highly significance differences at (P&lt;0.01). This indicates that ducks fed with 100% commercial feeds rice bran mixed with golden apple snail performed better in final weight, gain in weight, average daily gain in weight and feed conversion ratio. In conclusion (DO), proved the treatment 1(100% CF) are the most efficient compared to treatment 2 where 50% commercial feeds and 50% rice bran mixed with water spinach and treatment 3 where 50% commercial feeds and 50% rice bran mixed with golden apple snail. It can (EC) also be concluded that D1 rice bran mixed with water spinach and with golden apple snail used in the study can (FP-Cap) help minimize the cost of production, specifically the feed cost.</w:t>
       </w:r>
       <w:r>
         <w:rPr>
@@ -28848,18 +28848,18 @@
           <w:highlight w:val="red"/>
           <w:color w:val="FFFFFF"/>
         </w:rPr>
-        <w:t xml:space="preserve">implies</w:t>
-      </w:r>
-      <w:r>
-        <w:rPr>
-          <w:rFonts w:ascii="Georgia" w:hAnsi="Georgia" w:cs="Georgia" w:eastAsia="Georgia"/>
-          <w:sz w:val="22"/>
-          <w:szCs w:val="22"/>
-          <w:b w:val="0"/>
-          <w:bCs w:val="0"/>
-          <w:color w:val="000000"/>
-        </w:rPr>
-        <w:t xml:space="preserve"> </w:t>
+        <w:t xml:space="preserve"/>
+      </w:r>
+      <w:r>
+        <w:rPr>
+          <w:rFonts w:ascii="Georgia" w:hAnsi="Georgia" w:cs="Georgia" w:eastAsia="Georgia"/>
+          <w:sz w:val="22"/>
+          <w:szCs w:val="22"/>
+          <w:b w:val="0"/>
+          <w:bCs w:val="0"/>
+          <w:color w:val="000000"/>
+        </w:rPr>
+        <w:t xml:space="preserve"/>
       </w:r>
       <w:r>
         <w:rPr>
@@ -28870,18 +28870,18 @@
           <w:bCs w:val="0"/>
           <w:color w:val="ED7D31"/>
         </w:rPr>
-        <w:t xml:space="preserve">(EC)</w:t>
-      </w:r>
-      <w:r>
-        <w:rPr>
-          <w:rFonts w:ascii="Georgia" w:hAnsi="Georgia" w:cs="Georgia" w:eastAsia="Georgia"/>
-          <w:sz w:val="22"/>
-          <w:szCs w:val="22"/>
-          <w:b w:val="0"/>
-          <w:bCs w:val="0"/>
-          <w:color w:val="000000"/>
-        </w:rPr>
-        <w:t xml:space="preserve"> that treatments were comparable on parameters. However, final weight, gain in weight, average daily gain in weight and feed conversion ratio had highly significance differences at (P&lt;0.01). This indicates that ducks fed with 100% commercial feeds rice bran mixed with golden apple snail performed better in final weight, gain in weight, average daily gain in weight and feed conversion ratio. In conclusion, proved the treatment 1(100% CF) are the most efficient compared to treatment 2 where 50% commercial feeds and 50% rice bran mixed with water spinach and treatment 3 where 50% commercial feeds and 50% rice bran mixed with golden apple snail. It </w:t>
+        <w:t xml:space="preserve"/>
+      </w:r>
+      <w:r>
+        <w:rPr>
+          <w:rFonts w:ascii="Georgia" w:hAnsi="Georgia" w:cs="Georgia" w:eastAsia="Georgia"/>
+          <w:sz w:val="22"/>
+          <w:szCs w:val="22"/>
+          <w:b w:val="0"/>
+          <w:bCs w:val="0"/>
+          <w:color w:val="000000"/>
+        </w:rPr>
+        <w:t xml:space="preserve"/>
       </w:r>
       <w:r>
         <w:rPr>
@@ -28893,18 +28893,18 @@
           <w:shd w:val="clear" w:color="auto" w:fill="00B0F0"/>
           <w:color w:val="000000"/>
         </w:rPr>
-        <w:t xml:space="preserve">can</w:t>
-      </w:r>
-      <w:r>
-        <w:rPr>
-          <w:rFonts w:ascii="Georgia" w:hAnsi="Georgia" w:cs="Georgia" w:eastAsia="Georgia"/>
-          <w:sz w:val="22"/>
-          <w:szCs w:val="22"/>
-          <w:b w:val="0"/>
-          <w:bCs w:val="0"/>
-          <w:color w:val="000000"/>
-        </w:rPr>
-        <w:t xml:space="preserve"> </w:t>
+        <w:t xml:space="preserve"/>
+      </w:r>
+      <w:r>
+        <w:rPr>
+          <w:rFonts w:ascii="Georgia" w:hAnsi="Georgia" w:cs="Georgia" w:eastAsia="Georgia"/>
+          <w:sz w:val="22"/>
+          <w:szCs w:val="22"/>
+          <w:b w:val="0"/>
+          <w:bCs w:val="0"/>
+          <w:color w:val="000000"/>
+        </w:rPr>
+        <w:t xml:space="preserve"/>
       </w:r>
       <w:r>
         <w:rPr>
@@ -28915,18 +28915,18 @@
           <w:bCs w:val="0"/>
           <w:color w:val="ED7D31"/>
         </w:rPr>
-        <w:t xml:space="preserve">(EC)</w:t>
-      </w:r>
-      <w:r>
-        <w:rPr>
-          <w:rFonts w:ascii="Georgia" w:hAnsi="Georgia" w:cs="Georgia" w:eastAsia="Georgia"/>
-          <w:sz w:val="22"/>
-          <w:szCs w:val="22"/>
-          <w:b w:val="0"/>
-          <w:bCs w:val="0"/>
-          <w:color w:val="000000"/>
-        </w:rPr>
-        <w:t xml:space="preserve"> also be concluded that D1 rice bran mixed with water spinach and with golden apple snail used in the study </w:t>
+        <w:t xml:space="preserve"/>
+      </w:r>
+      <w:r>
+        <w:rPr>
+          <w:rFonts w:ascii="Georgia" w:hAnsi="Georgia" w:cs="Georgia" w:eastAsia="Georgia"/>
+          <w:sz w:val="22"/>
+          <w:szCs w:val="22"/>
+          <w:b w:val="0"/>
+          <w:bCs w:val="0"/>
+          <w:color w:val="000000"/>
+        </w:rPr>
+        <w:t xml:space="preserve"/>
       </w:r>
       <w:r>
         <w:rPr>
@@ -28938,18 +28938,18 @@
           <w:strike/>
           <w:color w:val="000000"/>
         </w:rPr>
-        <w:t xml:space="preserve">can</w:t>
-      </w:r>
-      <w:r>
-        <w:rPr>
-          <w:rFonts w:ascii="Georgia" w:hAnsi="Georgia" w:cs="Georgia" w:eastAsia="Georgia"/>
-          <w:sz w:val="22"/>
-          <w:szCs w:val="22"/>
-          <w:b w:val="0"/>
-          <w:bCs w:val="0"/>
-          <w:color w:val="000000"/>
-        </w:rPr>
-        <w:t xml:space="preserve"> </w:t>
+        <w:t xml:space="preserve"/>
+      </w:r>
+      <w:r>
+        <w:rPr>
+          <w:rFonts w:ascii="Georgia" w:hAnsi="Georgia" w:cs="Georgia" w:eastAsia="Georgia"/>
+          <w:sz w:val="22"/>
+          <w:szCs w:val="22"/>
+          <w:b w:val="0"/>
+          <w:bCs w:val="0"/>
+          <w:color w:val="000000"/>
+        </w:rPr>
+        <w:t xml:space="preserve"/>
       </w:r>
       <w:r>
         <w:rPr>
@@ -28960,18 +28960,18 @@
           <w:bCs w:val="0"/>
           <w:color w:val="808080"/>
         </w:rPr>
-        <w:t xml:space="preserve">(FP-Cap)</w:t>
-      </w:r>
-      <w:r>
-        <w:rPr>
-          <w:rFonts w:ascii="Georgia" w:hAnsi="Georgia" w:cs="Georgia" w:eastAsia="Georgia"/>
-          <w:sz w:val="22"/>
-          <w:szCs w:val="22"/>
-          <w:b w:val="0"/>
-          <w:bCs w:val="0"/>
-          <w:color w:val="000000"/>
-        </w:rPr>
-        <w:t xml:space="preserve"> help minimize the cost of production, specifically the feed cost.</w:t>
+        <w:t xml:space="preserve"/>
+      </w:r>
+      <w:r>
+        <w:rPr>
+          <w:rFonts w:ascii="Georgia" w:hAnsi="Georgia" w:cs="Georgia" w:eastAsia="Georgia"/>
+          <w:sz w:val="22"/>
+          <w:szCs w:val="22"/>
+          <w:b w:val="0"/>
+          <w:bCs w:val="0"/>
+          <w:color w:val="000000"/>
+        </w:rPr>
+        <w:t xml:space="preserve"/>
       </w:r>
     </w:p>
     <w:p>
@@ -29350,7 +29350,7 @@
           <w:bCs w:val="0"/>
           <w:color w:val="000000"/>
         </w:rPr>
-        <w:t xml:space="preserve">This study was conducted over a 35-day period from May 10, 2023, to June 14, 2023, at [REDACTED]. The present study aimed to determine the growth response of crossbred New Zealand rabbits as influenced by varying levels of fermented Madre De Agua leaves. Eighteen (18), 2 months of crossbreed New Zealand rabbits were used in the study which were divided into three (3) treatments: T1 = 70% concentrate + 30% paragrass, T2 = 70% concentrate + 20% paragrass + 10% fermented Madre De Agua, T3 = 60% concentrate + 20% paragrass + 20% fermented Madre De Agua. A Completely Randomized Design was employed, and data was analyzed through ANOVA by Statistical Tool for Agricultural Research (STAR). Statistical analysis showed that there was no significant difference but showed numerical trends among the treatments in relation to initial weight, final weight, gain in weight, average daily gain, dry matter intake, and feed conversion ratio of the experimental rabbits In conclusion, all treatments are comparable in terms of growth, </w:t>
+        <w:t xml:space="preserve">This study was conducted over a 35-day period from May 10, 2023, to June 14, 2023, at [REDACTED]. The present study aimed to determine the growth response of crossbred New Zealand rabbits as influenced by varying levels of fermented Madre De Agua leaves. Eighteen (18), 2 months of crossbreed New Zealand rabbits were used in the study which were divided into three (3) treatments: T1 = 70% concentrate + 30% paragrass, T2 = 70% concentrate + 20% paragrass + 10% fermented Madre De Agua, T3 = 60% concentrate + 20% paragrass + 20% fermented Madre De Agua. A Completely Randomized Design was employed, and data was analyzed through ANOVA by Statistical Tool for Agricultural Research (STAR). Statistical analysis showed that there was no significant difference but showed numerical trends among the treatments in relation to initial weight, final weight, gain in weight, average daily gain, dry matter intake, and feed conversion ratio of the experimental rabbits In conclusion (DO), all treatments are comparable in terms of growth, implying (EC) that Fermented Madre de Agua is a viable feed component under these conditions. Feeding 20% fermented Madre De Agua may (EC) improve final weight, while feeding 10% fermented Madre De Agua may (EC) reduce dry matter intake.</w:t>
       </w:r>
       <w:r>
         <w:rPr>
@@ -29362,18 +29362,18 @@
           <w:highlight w:val="red"/>
           <w:color w:val="FFFFFF"/>
         </w:rPr>
-        <w:t xml:space="preserve">implying</w:t>
-      </w:r>
-      <w:r>
-        <w:rPr>
-          <w:rFonts w:ascii="Georgia" w:hAnsi="Georgia" w:cs="Georgia" w:eastAsia="Georgia"/>
-          <w:sz w:val="22"/>
-          <w:szCs w:val="22"/>
-          <w:b w:val="0"/>
-          <w:bCs w:val="0"/>
-          <w:color w:val="000000"/>
-        </w:rPr>
-        <w:t xml:space="preserve"> </w:t>
+        <w:t xml:space="preserve"/>
+      </w:r>
+      <w:r>
+        <w:rPr>
+          <w:rFonts w:ascii="Georgia" w:hAnsi="Georgia" w:cs="Georgia" w:eastAsia="Georgia"/>
+          <w:sz w:val="22"/>
+          <w:szCs w:val="22"/>
+          <w:b w:val="0"/>
+          <w:bCs w:val="0"/>
+          <w:color w:val="000000"/>
+        </w:rPr>
+        <w:t xml:space="preserve"/>
       </w:r>
       <w:r>
         <w:rPr>
@@ -29384,18 +29384,18 @@
           <w:bCs w:val="0"/>
           <w:color w:val="ED7D31"/>
         </w:rPr>
-        <w:t xml:space="preserve">(EC)</w:t>
-      </w:r>
-      <w:r>
-        <w:rPr>
-          <w:rFonts w:ascii="Georgia" w:hAnsi="Georgia" w:cs="Georgia" w:eastAsia="Georgia"/>
-          <w:sz w:val="22"/>
-          <w:szCs w:val="22"/>
-          <w:b w:val="0"/>
-          <w:bCs w:val="0"/>
-          <w:color w:val="000000"/>
-        </w:rPr>
-        <w:t xml:space="preserve"> that Fermented Madre de Agua is a viable feed component under these conditions. Feeding 20% fermented Madre De Agua </w:t>
+        <w:t xml:space="preserve"/>
+      </w:r>
+      <w:r>
+        <w:rPr>
+          <w:rFonts w:ascii="Georgia" w:hAnsi="Georgia" w:cs="Georgia" w:eastAsia="Georgia"/>
+          <w:sz w:val="22"/>
+          <w:szCs w:val="22"/>
+          <w:b w:val="0"/>
+          <w:bCs w:val="0"/>
+          <w:color w:val="000000"/>
+        </w:rPr>
+        <w:t xml:space="preserve"/>
       </w:r>
       <w:r>
         <w:rPr>
@@ -29407,18 +29407,18 @@
           <w:shd w:val="clear" w:color="auto" w:fill="00B0F0"/>
           <w:color w:val="000000"/>
         </w:rPr>
-        <w:t xml:space="preserve">may</w:t>
-      </w:r>
-      <w:r>
-        <w:rPr>
-          <w:rFonts w:ascii="Georgia" w:hAnsi="Georgia" w:cs="Georgia" w:eastAsia="Georgia"/>
-          <w:sz w:val="22"/>
-          <w:szCs w:val="22"/>
-          <w:b w:val="0"/>
-          <w:bCs w:val="0"/>
-          <w:color w:val="000000"/>
-        </w:rPr>
-        <w:t xml:space="preserve"> </w:t>
+        <w:t xml:space="preserve"/>
+      </w:r>
+      <w:r>
+        <w:rPr>
+          <w:rFonts w:ascii="Georgia" w:hAnsi="Georgia" w:cs="Georgia" w:eastAsia="Georgia"/>
+          <w:sz w:val="22"/>
+          <w:szCs w:val="22"/>
+          <w:b w:val="0"/>
+          <w:bCs w:val="0"/>
+          <w:color w:val="000000"/>
+        </w:rPr>
+        <w:t xml:space="preserve"/>
       </w:r>
       <w:r>
         <w:rPr>
@@ -29429,18 +29429,18 @@
           <w:bCs w:val="0"/>
           <w:color w:val="ED7D31"/>
         </w:rPr>
-        <w:t xml:space="preserve">(EC)</w:t>
-      </w:r>
-      <w:r>
-        <w:rPr>
-          <w:rFonts w:ascii="Georgia" w:hAnsi="Georgia" w:cs="Georgia" w:eastAsia="Georgia"/>
-          <w:sz w:val="22"/>
-          <w:szCs w:val="22"/>
-          <w:b w:val="0"/>
-          <w:bCs w:val="0"/>
-          <w:color w:val="000000"/>
-        </w:rPr>
-        <w:t xml:space="preserve"> improve final weight, while feeding 10% fermented Madre De Agua </w:t>
+        <w:t xml:space="preserve"/>
+      </w:r>
+      <w:r>
+        <w:rPr>
+          <w:rFonts w:ascii="Georgia" w:hAnsi="Georgia" w:cs="Georgia" w:eastAsia="Georgia"/>
+          <w:sz w:val="22"/>
+          <w:szCs w:val="22"/>
+          <w:b w:val="0"/>
+          <w:bCs w:val="0"/>
+          <w:color w:val="000000"/>
+        </w:rPr>
+        <w:t xml:space="preserve"/>
       </w:r>
       <w:r>
         <w:rPr>
@@ -29452,18 +29452,18 @@
           <w:shd w:val="clear" w:color="auto" w:fill="00B0F0"/>
           <w:color w:val="000000"/>
         </w:rPr>
-        <w:t xml:space="preserve">may</w:t>
-      </w:r>
-      <w:r>
-        <w:rPr>
-          <w:rFonts w:ascii="Georgia" w:hAnsi="Georgia" w:cs="Georgia" w:eastAsia="Georgia"/>
-          <w:sz w:val="22"/>
-          <w:szCs w:val="22"/>
-          <w:b w:val="0"/>
-          <w:bCs w:val="0"/>
-          <w:color w:val="000000"/>
-        </w:rPr>
-        <w:t xml:space="preserve"> </w:t>
+        <w:t xml:space="preserve"/>
+      </w:r>
+      <w:r>
+        <w:rPr>
+          <w:rFonts w:ascii="Georgia" w:hAnsi="Georgia" w:cs="Georgia" w:eastAsia="Georgia"/>
+          <w:sz w:val="22"/>
+          <w:szCs w:val="22"/>
+          <w:b w:val="0"/>
+          <w:bCs w:val="0"/>
+          <w:color w:val="000000"/>
+        </w:rPr>
+        <w:t xml:space="preserve"/>
       </w:r>
       <w:r>
         <w:rPr>
@@ -29474,18 +29474,18 @@
           <w:bCs w:val="0"/>
           <w:color w:val="ED7D31"/>
         </w:rPr>
-        <w:t xml:space="preserve">(EC)</w:t>
-      </w:r>
-      <w:r>
-        <w:rPr>
-          <w:rFonts w:ascii="Georgia" w:hAnsi="Georgia" w:cs="Georgia" w:eastAsia="Georgia"/>
-          <w:sz w:val="22"/>
-          <w:szCs w:val="22"/>
-          <w:b w:val="0"/>
-          <w:bCs w:val="0"/>
-          <w:color w:val="000000"/>
-        </w:rPr>
-        <w:t xml:space="preserve"> reduce dry matter intake.</w:t>
+        <w:t xml:space="preserve"/>
+      </w:r>
+      <w:r>
+        <w:rPr>
+          <w:rFonts w:ascii="Georgia" w:hAnsi="Georgia" w:cs="Georgia" w:eastAsia="Georgia"/>
+          <w:sz w:val="22"/>
+          <w:szCs w:val="22"/>
+          <w:b w:val="0"/>
+          <w:bCs w:val="0"/>
+          <w:color w:val="000000"/>
+        </w:rPr>
+        <w:t xml:space="preserve"/>
       </w:r>
     </w:p>
     <w:p>
@@ -29708,7 +29708,7 @@
           <w:bCs w:val="0"/>
           <w:color w:val="000000"/>
         </w:rPr>
-        <w:t xml:space="preserve">The study was conducted at [REDACTED] from April 25 to April 30, 2023 to find out the [TITLE REDACTED] where a total of nine hundred maggots (900) were used. The experiment was laid out using Complete Randomized Design (CRD) with three (3) treatments, namely, T1 –Carbonated rice hull and saw dust, T2 – Diatomaceous Earth, and T3 –Neem tree extract. The nine hundred maggots were divided into three (3) treatments at one hundred maggots (100) per treatment each treatment was replicated three (3) times with one hundred maggots (100) per replication. The results disclosed that the percentage of mortality and moisture content were statistically significant at 1% (P&lt;0.01) and (P&lt;0.05) level with 48 hours after the post-treatment. However, mortality rate and moisture content were not significant after 6 hours and 24 hours. Therefore, it is </w:t>
+        <w:t xml:space="preserve">The study was conducted at [REDACTED] from April 25 to April 30, 2023 to find out the [TITLE REDACTED] where a total of nine hundred maggots (900) were used. The experiment was laid out using Complete Randomized Design (CRD) with three (3) treatments, namely, T1 –Carbonated rice hull and saw dust, T2 – Diatomaceous Earth, and T3 –Neem tree extract. The nine hundred maggots were divided into three (3) treatments at one hundred maggots (100) per treatment each treatment was replicated three (3) times with one hundred maggots (100) per replication. The results disclosed that the percentage of mortality and moisture content were statistically significant at 1% (P&lt;0.01) and (P&lt;0.05) level with 48 hours after the post-treatment. However, mortality rate and moisture content were not significant after 6 hours and 24 hours. Therefore (DO), it is recommended (FP-Rec) for future researchers to add Diatomaceous earth and neem tree extract and check the humidity. Extend data collection for 72 hours and 96 hours for future study.</w:t>
       </w:r>
       <w:r>
         <w:rPr>
@@ -29720,18 +29720,18 @@
           <w:strike/>
           <w:color w:val="000000"/>
         </w:rPr>
-        <w:t xml:space="preserve">recommended</w:t>
-      </w:r>
-      <w:r>
-        <w:rPr>
-          <w:rFonts w:ascii="Georgia" w:hAnsi="Georgia" w:cs="Georgia" w:eastAsia="Georgia"/>
-          <w:sz w:val="22"/>
-          <w:szCs w:val="22"/>
-          <w:b w:val="0"/>
-          <w:bCs w:val="0"/>
-          <w:color w:val="000000"/>
-        </w:rPr>
-        <w:t xml:space="preserve"> </w:t>
+        <w:t xml:space="preserve"/>
+      </w:r>
+      <w:r>
+        <w:rPr>
+          <w:rFonts w:ascii="Georgia" w:hAnsi="Georgia" w:cs="Georgia" w:eastAsia="Georgia"/>
+          <w:sz w:val="22"/>
+          <w:szCs w:val="22"/>
+          <w:b w:val="0"/>
+          <w:bCs w:val="0"/>
+          <w:color w:val="000000"/>
+        </w:rPr>
+        <w:t xml:space="preserve"/>
       </w:r>
       <w:r>
         <w:rPr>
@@ -29742,18 +29742,18 @@
           <w:bCs w:val="0"/>
           <w:color w:val="808080"/>
         </w:rPr>
-        <w:t xml:space="preserve">(FP-Rec)</w:t>
-      </w:r>
-      <w:r>
-        <w:rPr>
-          <w:rFonts w:ascii="Georgia" w:hAnsi="Georgia" w:cs="Georgia" w:eastAsia="Georgia"/>
-          <w:sz w:val="22"/>
-          <w:szCs w:val="22"/>
-          <w:b w:val="0"/>
-          <w:bCs w:val="0"/>
-          <w:color w:val="000000"/>
-        </w:rPr>
-        <w:t xml:space="preserve"> for future researchers to add Diatomaceous earth and neem tree extract and check the humidity. Extend data collection for 72 hours and 96 hours for future study.</w:t>
+        <w:t xml:space="preserve"/>
+      </w:r>
+      <w:r>
+        <w:rPr>
+          <w:rFonts w:ascii="Georgia" w:hAnsi="Georgia" w:cs="Georgia" w:eastAsia="Georgia"/>
+          <w:sz w:val="22"/>
+          <w:szCs w:val="22"/>
+          <w:b w:val="0"/>
+          <w:bCs w:val="0"/>
+          <w:color w:val="000000"/>
+        </w:rPr>
+        <w:t xml:space="preserve"/>
       </w:r>
     </w:p>
     <w:p>
@@ -29797,7 +29797,7 @@
           <w:bCs w:val="0"/>
           <w:color w:val="000000"/>
         </w:rPr>
-        <w:t xml:space="preserve">The study was conducted at [REDACTED], for 35 days, from April 16 to May 20, 2023. The study was carried out to search for alternatives to protein sources. The objective of the study was to determine the growth response of F1 New Zealand white rabbits as influenced by the roughage-to-concentrate ratio. A total of eighteen (18) heads of six (6)-week-old female New Zealand White Rabbits were selected and distributed into three (3) groups, each treatment replicated thrice with 2 rabbits per replication. Results showed no significant difference (P&lt;0.05) in final weight, gain in weight, and average daily gain in all the treatment groups. The control group (T1) was fed 70% guinea grass and 30% concentrates. For T2 and T3, the guinea grass was replaced with fresh azolla on an equi-weight basis at levels of 10 and 20 percent, respectively. In conclusion, based on the results, it </w:t>
+        <w:t xml:space="preserve">The study was conducted at [REDACTED], for 35 days, from April 16 to May 20, 2023. The study was carried out to search for alternatives to protein sources. The objective of the study was to determine the growth response of F1 New Zealand white rabbits as influenced by the roughage-to-concentrate ratio. A total of eighteen (18) heads of six (6)-week-old female New Zealand White Rabbits were selected and distributed into three (3) groups, each treatment replicated thrice with 2 rabbits per replication. Results showed no significant difference (P&lt;0.05) in final weight, gain in weight, and average daily gain in all the treatment groups. The control group (T1) was fed 70% guinea grass and 30% concentrates. For T2 and T3, the guinea grass was replaced with fresh azolla on an equi-weight basis at levels of 10 and 20 percent, respectively. In conclusion (DO), based on the results, it can (EC) be stated that the ratio of 70% guinea grass (GG) + 30% concentrate (C), the control group, had a significantly higher (P&lt;0.01) feed conversion ratio, while rabbits in treatment T3 (50% guinea grass, 20% azolla, and 30% concentrate) had a significantly higher (P&lt;0.01) dry matter intake. The researchers still recommended (FP-Rec) incorporating 50% Guinea grass + 20% Azolla + 30% concentrates for rabbit growth performance, considering the results show that this treatment performs well and doesn't differ from treatment 1, which is the farmer practice. The researchers also saw that the treatment of 50% Guinea grass + 20% Azolla + 30% concentrates has potential (EC) as an alternative feed ration for rabbits without adverse effects, and considering that azolla can (FP-Cap) help breeders to lessen the feed cost in production.</w:t>
       </w:r>
       <w:r>
         <w:rPr>
@@ -29809,18 +29809,18 @@
           <w:shd w:val="clear" w:color="auto" w:fill="00B0F0"/>
           <w:color w:val="000000"/>
         </w:rPr>
-        <w:t xml:space="preserve">can</w:t>
-      </w:r>
-      <w:r>
-        <w:rPr>
-          <w:rFonts w:ascii="Georgia" w:hAnsi="Georgia" w:cs="Georgia" w:eastAsia="Georgia"/>
-          <w:sz w:val="22"/>
-          <w:szCs w:val="22"/>
-          <w:b w:val="0"/>
-          <w:bCs w:val="0"/>
-          <w:color w:val="000000"/>
-        </w:rPr>
-        <w:t xml:space="preserve"> </w:t>
+        <w:t xml:space="preserve"/>
+      </w:r>
+      <w:r>
+        <w:rPr>
+          <w:rFonts w:ascii="Georgia" w:hAnsi="Georgia" w:cs="Georgia" w:eastAsia="Georgia"/>
+          <w:sz w:val="22"/>
+          <w:szCs w:val="22"/>
+          <w:b w:val="0"/>
+          <w:bCs w:val="0"/>
+          <w:color w:val="000000"/>
+        </w:rPr>
+        <w:t xml:space="preserve"/>
       </w:r>
       <w:r>
         <w:rPr>
@@ -29831,18 +29831,18 @@
           <w:bCs w:val="0"/>
           <w:color w:val="ED7D31"/>
         </w:rPr>
-        <w:t xml:space="preserve">(EC)</w:t>
-      </w:r>
-      <w:r>
-        <w:rPr>
-          <w:rFonts w:ascii="Georgia" w:hAnsi="Georgia" w:cs="Georgia" w:eastAsia="Georgia"/>
-          <w:sz w:val="22"/>
-          <w:szCs w:val="22"/>
-          <w:b w:val="0"/>
-          <w:bCs w:val="0"/>
-          <w:color w:val="000000"/>
-        </w:rPr>
-        <w:t xml:space="preserve"> be stated that the ratio of 70% guinea grass (GG) + 30% concentrate (C), the control group, had a significantly higher (P&lt;0.01) feed conversion ratio, while rabbits in treatment T3 (50% guinea grass, 20% azolla, and 30% concentrate) had a significantly higher (P&lt;0.01) dry matter intake. The researchers still </w:t>
+        <w:t xml:space="preserve"/>
+      </w:r>
+      <w:r>
+        <w:rPr>
+          <w:rFonts w:ascii="Georgia" w:hAnsi="Georgia" w:cs="Georgia" w:eastAsia="Georgia"/>
+          <w:sz w:val="22"/>
+          <w:szCs w:val="22"/>
+          <w:b w:val="0"/>
+          <w:bCs w:val="0"/>
+          <w:color w:val="000000"/>
+        </w:rPr>
+        <w:t xml:space="preserve"/>
       </w:r>
       <w:r>
         <w:rPr>
@@ -29854,18 +29854,18 @@
           <w:strike/>
           <w:color w:val="000000"/>
         </w:rPr>
-        <w:t xml:space="preserve">recommended</w:t>
-      </w:r>
-      <w:r>
-        <w:rPr>
-          <w:rFonts w:ascii="Georgia" w:hAnsi="Georgia" w:cs="Georgia" w:eastAsia="Georgia"/>
-          <w:sz w:val="22"/>
-          <w:szCs w:val="22"/>
-          <w:b w:val="0"/>
-          <w:bCs w:val="0"/>
-          <w:color w:val="000000"/>
-        </w:rPr>
-        <w:t xml:space="preserve"> </w:t>
+        <w:t xml:space="preserve"/>
+      </w:r>
+      <w:r>
+        <w:rPr>
+          <w:rFonts w:ascii="Georgia" w:hAnsi="Georgia" w:cs="Georgia" w:eastAsia="Georgia"/>
+          <w:sz w:val="22"/>
+          <w:szCs w:val="22"/>
+          <w:b w:val="0"/>
+          <w:bCs w:val="0"/>
+          <w:color w:val="000000"/>
+        </w:rPr>
+        <w:t xml:space="preserve"/>
       </w:r>
       <w:r>
         <w:rPr>
@@ -29876,18 +29876,18 @@
           <w:bCs w:val="0"/>
           <w:color w:val="808080"/>
         </w:rPr>
-        <w:t xml:space="preserve">(FP-Rec)</w:t>
-      </w:r>
-      <w:r>
-        <w:rPr>
-          <w:rFonts w:ascii="Georgia" w:hAnsi="Georgia" w:cs="Georgia" w:eastAsia="Georgia"/>
-          <w:sz w:val="22"/>
-          <w:szCs w:val="22"/>
-          <w:b w:val="0"/>
-          <w:bCs w:val="0"/>
-          <w:color w:val="000000"/>
-        </w:rPr>
-        <w:t xml:space="preserve"> incorporating 50% Guinea grass + 20% Azolla + 30% concentrates for rabbit growth performance, considering the results show that this treatment performs well and doesn't differ from treatment 1, which is the farmer practice. The researchers also saw that the treatment of 50% Guinea grass + 20% Azolla + 30% concentrates has </w:t>
+        <w:t xml:space="preserve"/>
+      </w:r>
+      <w:r>
+        <w:rPr>
+          <w:rFonts w:ascii="Georgia" w:hAnsi="Georgia" w:cs="Georgia" w:eastAsia="Georgia"/>
+          <w:sz w:val="22"/>
+          <w:szCs w:val="22"/>
+          <w:b w:val="0"/>
+          <w:bCs w:val="0"/>
+          <w:color w:val="000000"/>
+        </w:rPr>
+        <w:t xml:space="preserve"/>
       </w:r>
       <w:r>
         <w:rPr>
@@ -29899,18 +29899,18 @@
           <w:highlight w:val="red"/>
           <w:color w:val="FFFFFF"/>
         </w:rPr>
-        <w:t xml:space="preserve">potential</w:t>
-      </w:r>
-      <w:r>
-        <w:rPr>
-          <w:rFonts w:ascii="Georgia" w:hAnsi="Georgia" w:cs="Georgia" w:eastAsia="Georgia"/>
-          <w:sz w:val="22"/>
-          <w:szCs w:val="22"/>
-          <w:b w:val="0"/>
-          <w:bCs w:val="0"/>
-          <w:color w:val="000000"/>
-        </w:rPr>
-        <w:t xml:space="preserve"> </w:t>
+        <w:t xml:space="preserve"/>
+      </w:r>
+      <w:r>
+        <w:rPr>
+          <w:rFonts w:ascii="Georgia" w:hAnsi="Georgia" w:cs="Georgia" w:eastAsia="Georgia"/>
+          <w:sz w:val="22"/>
+          <w:szCs w:val="22"/>
+          <w:b w:val="0"/>
+          <w:bCs w:val="0"/>
+          <w:color w:val="000000"/>
+        </w:rPr>
+        <w:t xml:space="preserve"/>
       </w:r>
       <w:r>
         <w:rPr>
@@ -29921,18 +29921,18 @@
           <w:bCs w:val="0"/>
           <w:color w:val="ED7D31"/>
         </w:rPr>
-        <w:t xml:space="preserve">(EC)</w:t>
-      </w:r>
-      <w:r>
-        <w:rPr>
-          <w:rFonts w:ascii="Georgia" w:hAnsi="Georgia" w:cs="Georgia" w:eastAsia="Georgia"/>
-          <w:sz w:val="22"/>
-          <w:szCs w:val="22"/>
-          <w:b w:val="0"/>
-          <w:bCs w:val="0"/>
-          <w:color w:val="000000"/>
-        </w:rPr>
-        <w:t xml:space="preserve"> as an alternative feed ration for rabbits without adverse effects, and considering that azolla </w:t>
+        <w:t xml:space="preserve"/>
+      </w:r>
+      <w:r>
+        <w:rPr>
+          <w:rFonts w:ascii="Georgia" w:hAnsi="Georgia" w:cs="Georgia" w:eastAsia="Georgia"/>
+          <w:sz w:val="22"/>
+          <w:szCs w:val="22"/>
+          <w:b w:val="0"/>
+          <w:bCs w:val="0"/>
+          <w:color w:val="000000"/>
+        </w:rPr>
+        <w:t xml:space="preserve"/>
       </w:r>
       <w:r>
         <w:rPr>
@@ -29944,18 +29944,18 @@
           <w:strike/>
           <w:color w:val="000000"/>
         </w:rPr>
-        <w:t xml:space="preserve">can</w:t>
-      </w:r>
-      <w:r>
-        <w:rPr>
-          <w:rFonts w:ascii="Georgia" w:hAnsi="Georgia" w:cs="Georgia" w:eastAsia="Georgia"/>
-          <w:sz w:val="22"/>
-          <w:szCs w:val="22"/>
-          <w:b w:val="0"/>
-          <w:bCs w:val="0"/>
-          <w:color w:val="000000"/>
-        </w:rPr>
-        <w:t xml:space="preserve"> </w:t>
+        <w:t xml:space="preserve"/>
+      </w:r>
+      <w:r>
+        <w:rPr>
+          <w:rFonts w:ascii="Georgia" w:hAnsi="Georgia" w:cs="Georgia" w:eastAsia="Georgia"/>
+          <w:sz w:val="22"/>
+          <w:szCs w:val="22"/>
+          <w:b w:val="0"/>
+          <w:bCs w:val="0"/>
+          <w:color w:val="000000"/>
+        </w:rPr>
+        <w:t xml:space="preserve"/>
       </w:r>
       <w:r>
         <w:rPr>
@@ -29966,18 +29966,18 @@
           <w:bCs w:val="0"/>
           <w:color w:val="808080"/>
         </w:rPr>
-        <w:t xml:space="preserve">(FP-Cap)</w:t>
-      </w:r>
-      <w:r>
-        <w:rPr>
-          <w:rFonts w:ascii="Georgia" w:hAnsi="Georgia" w:cs="Georgia" w:eastAsia="Georgia"/>
-          <w:sz w:val="22"/>
-          <w:szCs w:val="22"/>
-          <w:b w:val="0"/>
-          <w:bCs w:val="0"/>
-          <w:color w:val="000000"/>
-        </w:rPr>
-        <w:t xml:space="preserve"> help breeders to lessen the feed cost in production.</w:t>
+        <w:t xml:space="preserve"/>
+      </w:r>
+      <w:r>
+        <w:rPr>
+          <w:rFonts w:ascii="Georgia" w:hAnsi="Georgia" w:cs="Georgia" w:eastAsia="Georgia"/>
+          <w:sz w:val="22"/>
+          <w:szCs w:val="22"/>
+          <w:b w:val="0"/>
+          <w:bCs w:val="0"/>
+          <w:color w:val="000000"/>
+        </w:rPr>
+        <w:t xml:space="preserve"/>
       </w:r>
     </w:p>
     <w:sectPr>

--- a/thesis/003_ThesisProposal_Draft_080.docx
+++ b/thesis/003_ThesisProposal_Draft_080.docx
@@ -2300,33 +2300,39 @@
       <w:r>
         <w:rPr>
           <w:rFonts w:ascii="Georgia" w:hAnsi="Georgia" w:cs="Georgia" w:eastAsia="Georgia"/>
-          <w:i w:val="0"/>
-          <w:iCs w:val="0"/>
-          <w:sz w:val="22"/>
-          <w:szCs w:val="22"/>
-          <w:rtl w:val="0"/>
-          <w:b/>
-          <w:bCs/>
+          <w:b w:val="0"/>
+          <w:i w:val="0"/>
+          <w:sz w:val="22"/>
         </w:rPr>
         <w:t xml:space="preserve">Softening, </w:t>
       </w:r>
       <w:r>
         <w:rPr>
           <w:rFonts w:ascii="Georgia" w:hAnsi="Georgia" w:cs="Georgia" w:eastAsia="Georgia"/>
-          <w:i w:val="0"/>
-          <w:iCs w:val="0"/>
-          <w:sz w:val="22"/>
-          <w:szCs w:val="22"/>
-          <w:rtl w:val="0"/>
-          <w:b w:val="0"/>
-          <w:bCs w:val="0"/>
-        </w:rPr>
-        <w:t>conceptually, softening is the reduction of force, directness, imposition, or interpersonal impact in a statement. Operationally, Stage 1 retention tracks softening of force or directness on knowledge claims (and interpersonal imposition on how claims are put forward); Stage 2 sorts epistemic (EC), interpersonal (P), and discourse-managing (DO) uses. Directives remain excluded.</w:t>
-      </w:r>
-      <w:r>
-        <w:rPr>
-          <w:rtl w:val="0"/>
-        </w:rPr>
+          <w:b w:val="0"/>
+          <w:i w:val="0"/>
+          <w:sz w:val="22"/>
+        </w:rPr>
+        <w:t xml:space="preserve">conceptually, softening is the reduction of force, directness, imposition, or interpersonal impact in a statement. Operationally, Stage 1 retention tracks softening of force or directness on knowledge claims (and interpersonal imposition on how claims are put forward); Stage 2 sorts epistemic (EC), interpersonal (P), and discourse-managing </w:t>
+      </w:r>
+      <w:r>
+        <w:rPr>
+          <w:rFonts w:ascii="Georgia" w:hAnsi="Georgia" w:cs="Georgia" w:eastAsia="Georgia"/>
+          <w:b w:val="0"/>
+          <w:i w:val="0"/>
+          <w:sz w:val="22"/>
+          <w:color w:val="8B4513"/>
+        </w:rPr>
+        <w:t>(DO)</w:t>
+      </w:r>
+      <w:r>
+        <w:rPr>
+          <w:rFonts w:ascii="Georgia" w:hAnsi="Georgia" w:cs="Georgia" w:eastAsia="Georgia"/>
+          <w:b w:val="0"/>
+          <w:i w:val="0"/>
+          <w:sz w:val="22"/>
+        </w:rPr>
+        <w:t xml:space="preserve"> uses. Directives remain excluded.</w:t>
       </w:r>
     </w:p>
     <w:p>
@@ -9801,46 +9807,50 @@
       </w:pPr>
       <w:r>
         <w:rPr>
-          <w:rFonts w:ascii="Georgia" w:cs="Georgia" w:eastAsia="Georgia" w:hAnsi="Georgia"/>
-          <w:b w:val="0"/>
-          <w:bCs w:val="0"/>
-          <w:i w:val="0"/>
-          <w:iCs w:val="0"/>
-          <w:sz w:val="22"/>
-          <w:szCs w:val="22"/>
-          <w:rtl w:val="0"/>
-        </w:rPr>
-        <w:t xml:space="preserve">All 65 tokens retained as hedges were coded Epistemic Caution (EC). None of those retained tokens were assigned Politeness/Deference (P) or Discourse Organization (DO). Discourse connectors such as Hence, Thus, Therefore, and In conclusion appear in the corpus and are tagged (DO) in Appendix C but are not counted as hedges when they do not change the epistemic weight of a claim. Table 6 presents the function distribution among retained hedges.</w:t>
-      </w:r>
-      <w:r>
-        <w:rPr>
-          <w:rFonts w:ascii="Georgia" w:cs="Georgia" w:eastAsia="Georgia" w:hAnsi="Georgia"/>
-          <w:b w:val="0"/>
-          <w:bCs w:val="0"/>
-          <w:i w:val="0"/>
-          <w:iCs w:val="0"/>
-          <w:sz w:val="22"/>
-          <w:szCs w:val="22"/>
-          <w:rtl w:val="0"/>
+          <w:rFonts w:ascii="Georgia" w:hAnsi="Georgia" w:cs="Georgia" w:eastAsia="Georgia"/>
+          <w:b w:val="0"/>
+          <w:i w:val="0"/>
+          <w:sz w:val="22"/>
+        </w:rPr>
+        <w:t xml:space="preserve">All 65 tokens retained as hedges were coded Epistemic Caution (EC). None of those retained tokens were assigned Politeness/Deference (P) or Discourse Organization </w:t>
+      </w:r>
+      <w:r>
+        <w:rPr>
+          <w:rFonts w:ascii="Georgia" w:hAnsi="Georgia" w:cs="Georgia" w:eastAsia="Georgia"/>
+          <w:b w:val="0"/>
+          <w:i w:val="0"/>
+          <w:sz w:val="22"/>
           <w:color w:val="8B4513"/>
         </w:rPr>
-      </w:r>
-      <w:r>
-        <w:rPr>
-          <w:rFonts w:ascii="Georgia" w:cs="Georgia" w:eastAsia="Georgia" w:hAnsi="Georgia"/>
-          <w:b w:val="0"/>
-          <w:bCs w:val="0"/>
-          <w:i w:val="0"/>
-          <w:iCs w:val="0"/>
-          <w:sz w:val="22"/>
-          <w:szCs w:val="22"/>
-          <w:rtl w:val="0"/>
-        </w:rPr>
-      </w:r>
-      <w:r>
-        <w:rPr>
-          <w:rtl w:val="0"/>
-        </w:rPr>
+        <w:t>(DO)</w:t>
+      </w:r>
+      <w:r>
+        <w:rPr>
+          <w:rFonts w:ascii="Georgia" w:hAnsi="Georgia" w:cs="Georgia" w:eastAsia="Georgia"/>
+          <w:b w:val="0"/>
+          <w:i w:val="0"/>
+          <w:sz w:val="22"/>
+        </w:rPr>
+        <w:t xml:space="preserve">. Discourse connectors such as Hence, Thus, Therefore, and In conclusion appear in the corpus and are tagged </w:t>
+      </w:r>
+      <w:r>
+        <w:rPr>
+          <w:rFonts w:ascii="Georgia" w:hAnsi="Georgia" w:cs="Georgia" w:eastAsia="Georgia"/>
+          <w:b w:val="0"/>
+          <w:i w:val="0"/>
+          <w:sz w:val="22"/>
+          <w:color w:val="8B4513"/>
+        </w:rPr>
+        <w:t>(DO)</w:t>
+      </w:r>
+      <w:r>
+        <w:rPr>
+          <w:rFonts w:ascii="Georgia" w:hAnsi="Georgia" w:cs="Georgia" w:eastAsia="Georgia"/>
+          <w:b w:val="0"/>
+          <w:i w:val="0"/>
+          <w:sz w:val="22"/>
+        </w:rPr>
+        <w:t xml:space="preserve"> in Appendix C but are not counted as hedges when they do not change the epistemic weight of a claim. Table 6 presents the function distribution among retained hedges.</w:t>
       </w:r>
     </w:p>
     <w:p>
@@ -21322,19 +21332,29 @@
         <w:rPr>
           <w:rFonts w:ascii="Georgia" w:hAnsi="Georgia" w:cs="Georgia" w:eastAsia="Georgia"/>
           <w:b w:val="0"/>
-          <w:bCs w:val="0"/>
-          <w:i w:val="0"/>
-          <w:iCs w:val="0"/>
-          <w:sz w:val="22"/>
-          <w:szCs w:val="22"/>
-          <w:rtl w:val="0"/>
-        </w:rPr>
-        <w:t>This appendix presents the 60 abstracts with all coding marks applied. Type marks = color highlight on hedge tokens (blue = Modal Verbs, red = Lexical Hedges, yellow = Adverbial Hedges, green = Clause-Level Hedges). Function marks = function label in colored text (EC = orange, P = purple, DO = brown). Discourse connectors (Hence/Thus) are tagged (DO) even when not hedges. Function labels in this appendix are only EC, P, and DO. False positives = strikethrough + reason code in grey (e.g. FP-Rec = recommendation, not a function). Unhedged assertions = grey highlight + [G]/[C] bracket (warranted-but-absent caution only).</w:t>
-      </w:r>
-      <w:r>
-        <w:rPr>
-          <w:rtl w:val="0"/>
-        </w:rPr>
+          <w:i w:val="0"/>
+          <w:sz w:val="22"/>
+        </w:rPr>
+        <w:t xml:space="preserve">This appendix presents the 60 abstracts with all coding marks applied. Type marks = color highlight on hedge tokens (blue = Modal Verbs, red = Lexical Hedges, yellow = Adverbial Hedges, green = Clause-Level Hedges). Function marks = function label in colored text (EC = orange, P = purple, DO = brown). Discourse connectors (Hence/Thus) are tagged </w:t>
+      </w:r>
+      <w:r>
+        <w:rPr>
+          <w:rFonts w:ascii="Georgia" w:hAnsi="Georgia" w:cs="Georgia" w:eastAsia="Georgia"/>
+          <w:b w:val="0"/>
+          <w:i w:val="0"/>
+          <w:sz w:val="22"/>
+          <w:color w:val="8B4513"/>
+        </w:rPr>
+        <w:t>(DO)</w:t>
+      </w:r>
+      <w:r>
+        <w:rPr>
+          <w:rFonts w:ascii="Georgia" w:hAnsi="Georgia" w:cs="Georgia" w:eastAsia="Georgia"/>
+          <w:b w:val="0"/>
+          <w:i w:val="0"/>
+          <w:sz w:val="22"/>
+        </w:rPr>
+        <w:t xml:space="preserve"> even when not hedges. Function labels in this appendix are only EC, P, and DO. False positives = strikethrough + reason code in grey (e.g. FP-Rec = recommendation, not a function). Unhedged assertions = grey highlight + [G]/[C] bracket (warranted-but-absent caution only).</w:t>
       </w:r>
     </w:p>
     <w:p>
@@ -22353,126 +22373,52 @@
       <w:r>
         <w:rPr>
           <w:rFonts w:ascii="Georgia" w:hAnsi="Georgia" w:cs="Georgia" w:eastAsia="Georgia"/>
-          <w:sz w:val="22"/>
-          <w:szCs w:val="22"/>
-          <w:b w:val="0"/>
-          <w:bCs w:val="0"/>
-          <w:color w:val="000000"/>
-        </w:rPr>
-        <w:t xml:space="preserve">The study would (FP-Gen) be on developing and optimizing eco-bricks using a mixture of SUPs and UCO developed through trial and error. SUPs recovered from various donors from the [REDACTED] and UCO. The preliminary trials established that molding faces some difficulty with increased ratios of UCO to SUPs. Thus (DO), in the optimization process, varying ratios of UCO was used, starting with UCO to SUPs 1:1 as treatment 1, a decreasing ratio of UCO to SUPs. At equal parts by weight of UCO and SUPs, optimization started at Treatment 1 with a 1:1 ratio. Treatments 2–5 proceeded similarly, increasing the ratio of UCO to SUPs. Density measurements, water absorption, and drop tests were all performed and observed. A self-testing protocol based on current literature was used. The density was calculated relative to mass and volume; however, the water absorption test yielded inconsistent findings. A drop test was also performed, which revealed that the eco-bricks from all treatments were significantly damaged at the height of one meter, making [G] them a weak, unsuitable material to use in building walkways. This study is essential for getting insights into eco-brick manufacture because the workability of SUPs and UCOs as raw materials is proven. The research findings do not apply to buildings. Therefore (DO), further research will (FP-Gen) aid in underlining the importance of optimizing the ingredient ratios to acquire desirable quality eco-bricks for sustainable construction applications.</w:t>
-      </w:r>
-      <w:r>
-        <w:rPr>
-          <w:rFonts w:ascii="Georgia" w:hAnsi="Georgia" w:cs="Georgia" w:eastAsia="Georgia"/>
-          <w:sz w:val="22"/>
-          <w:szCs w:val="22"/>
-          <w:b w:val="0"/>
-          <w:bCs w:val="0"/>
-          <w:strike/>
-          <w:color w:val="000000"/>
-        </w:rPr>
-        <w:t xml:space="preserve"/>
-      </w:r>
-      <w:r>
-        <w:rPr>
-          <w:rFonts w:ascii="Georgia" w:hAnsi="Georgia" w:cs="Georgia" w:eastAsia="Georgia"/>
-          <w:sz w:val="22"/>
-          <w:szCs w:val="22"/>
-          <w:b w:val="0"/>
-          <w:bCs w:val="0"/>
-          <w:color w:val="000000"/>
-        </w:rPr>
-        <w:t xml:space="preserve"/>
-      </w:r>
-      <w:r>
-        <w:rPr>
-          <w:rFonts w:ascii="Georgia" w:hAnsi="Georgia" w:cs="Georgia" w:eastAsia="Georgia"/>
-          <w:sz w:val="22"/>
-          <w:szCs w:val="22"/>
-          <w:b w:val="0"/>
-          <w:bCs w:val="0"/>
-          <w:color w:val="808080"/>
-        </w:rPr>
-        <w:t xml:space="preserve"/>
-      </w:r>
-      <w:r>
-        <w:rPr>
-          <w:rFonts w:ascii="Georgia" w:hAnsi="Georgia" w:cs="Georgia" w:eastAsia="Georgia"/>
-          <w:sz w:val="22"/>
-          <w:szCs w:val="22"/>
-          <w:b w:val="0"/>
-          <w:bCs w:val="0"/>
-          <w:color w:val="000000"/>
-        </w:rPr>
-        <w:t xml:space="preserve"/>
-      </w:r>
-      <w:r>
-        <w:rPr>
-          <w:rFonts w:ascii="Georgia" w:hAnsi="Georgia" w:cs="Georgia" w:eastAsia="Georgia"/>
-          <w:sz w:val="22"/>
-          <w:szCs w:val="22"/>
-          <w:b w:val="0"/>
-          <w:bCs w:val="0"/>
-          <w:shd w:val="clear" w:color="auto" w:fill="bfbfbf"/>
-          <w:color w:val="000000"/>
-        </w:rPr>
-        <w:t xml:space="preserve"/>
-      </w:r>
-      <w:r>
-        <w:rPr>
-          <w:rFonts w:ascii="Georgia" w:hAnsi="Georgia" w:cs="Georgia" w:eastAsia="Georgia"/>
-          <w:sz w:val="22"/>
-          <w:szCs w:val="22"/>
-          <w:b w:val="0"/>
-          <w:bCs w:val="0"/>
-          <w:color w:val="000000"/>
-        </w:rPr>
-        <w:t xml:space="preserve"/>
-      </w:r>
-      <w:r>
-        <w:rPr>
-          <w:rFonts w:ascii="Georgia" w:hAnsi="Georgia" w:cs="Georgia" w:eastAsia="Georgia"/>
-          <w:sz w:val="22"/>
-          <w:szCs w:val="22"/>
-          <w:b w:val="0"/>
-          <w:bCs w:val="0"/>
-          <w:strike/>
-          <w:color w:val="000000"/>
-        </w:rPr>
-        <w:t xml:space="preserve"/>
-      </w:r>
-      <w:r>
-        <w:rPr>
-          <w:rFonts w:ascii="Georgia" w:hAnsi="Georgia" w:cs="Georgia" w:eastAsia="Georgia"/>
-          <w:sz w:val="22"/>
-          <w:szCs w:val="22"/>
-          <w:b w:val="0"/>
-          <w:bCs w:val="0"/>
-          <w:color w:val="000000"/>
-        </w:rPr>
-        <w:t xml:space="preserve"/>
-      </w:r>
-      <w:r>
-        <w:rPr>
-          <w:rFonts w:ascii="Georgia" w:hAnsi="Georgia" w:cs="Georgia" w:eastAsia="Georgia"/>
-          <w:sz w:val="22"/>
-          <w:szCs w:val="22"/>
-          <w:b w:val="0"/>
-          <w:bCs w:val="0"/>
-          <w:color w:val="808080"/>
-        </w:rPr>
-        <w:t xml:space="preserve"/>
-      </w:r>
-      <w:r>
-        <w:rPr>
-          <w:rFonts w:ascii="Georgia" w:hAnsi="Georgia" w:cs="Georgia" w:eastAsia="Georgia"/>
-          <w:sz w:val="22"/>
-          <w:szCs w:val="22"/>
-          <w:b w:val="0"/>
-          <w:bCs w:val="0"/>
-          <w:color w:val="000000"/>
-        </w:rPr>
-        <w:t xml:space="preserve"/>
+          <w:b w:val="0"/>
+          <w:i w:val="0"/>
+          <w:sz w:val="22"/>
+          <w:color w:val="000000"/>
+        </w:rPr>
+        <w:t xml:space="preserve">The study would (FP-Gen) be on developing and optimizing eco-bricks using a mixture of SUPs and UCO developed through trial and error. SUPs recovered from various donors from the [REDACTED] and UCO. The preliminary trials established that molding faces some difficulty with increased ratios of UCO to SUPs. Thus </w:t>
+      </w:r>
+      <w:r>
+        <w:rPr>
+          <w:rFonts w:ascii="Georgia" w:hAnsi="Georgia" w:cs="Georgia" w:eastAsia="Georgia"/>
+          <w:b w:val="0"/>
+          <w:i w:val="0"/>
+          <w:sz w:val="22"/>
+          <w:color w:val="8B4513"/>
+        </w:rPr>
+        <w:t>(DO)</w:t>
+      </w:r>
+      <w:r>
+        <w:rPr>
+          <w:rFonts w:ascii="Georgia" w:hAnsi="Georgia" w:cs="Georgia" w:eastAsia="Georgia"/>
+          <w:b w:val="0"/>
+          <w:i w:val="0"/>
+          <w:sz w:val="22"/>
+          <w:color w:val="000000"/>
+        </w:rPr>
+        <w:t xml:space="preserve">, in the optimization process, varying ratios of UCO was used, starting with UCO to SUPs 1:1 as treatment 1, a decreasing ratio of UCO to SUPs. At equal parts by weight of UCO and SUPs, optimization started at Treatment 1 with a 1:1 ratio. Treatments 2–5 proceeded similarly, increasing the ratio of UCO to SUPs. Density measurements, water absorption, and drop tests were all performed and observed. A self-testing protocol based on current literature was used. The density was calculated relative to mass and volume; however, the water absorption test yielded inconsistent findings. A drop test was also performed, which revealed that the eco-bricks from all treatments were significantly damaged at the height of one meter, making [G] them a weak, unsuitable material to use in building walkways. This study is essential for getting insights into eco-brick manufacture because the workability of SUPs and UCOs as raw materials is proven. The research findings do not apply to buildings. Therefore </w:t>
+      </w:r>
+      <w:r>
+        <w:rPr>
+          <w:rFonts w:ascii="Georgia" w:hAnsi="Georgia" w:cs="Georgia" w:eastAsia="Georgia"/>
+          <w:b w:val="0"/>
+          <w:i w:val="0"/>
+          <w:sz w:val="22"/>
+          <w:color w:val="8B4513"/>
+        </w:rPr>
+        <w:t>(DO)</w:t>
+      </w:r>
+      <w:r>
+        <w:rPr>
+          <w:rFonts w:ascii="Georgia" w:hAnsi="Georgia" w:cs="Georgia" w:eastAsia="Georgia"/>
+          <w:b w:val="0"/>
+          <w:i w:val="0"/>
+          <w:sz w:val="22"/>
+          <w:color w:val="000000"/>
+        </w:rPr>
+        <w:t>, further research will (FP-Gen) aid in underlining the importance of optimizing the ingredient ratios to acquire desirable quality eco-bricks for sustainable construction applications.</w:t>
       </w:r>
     </w:p>
     <w:p>
@@ -22510,193 +22456,72 @@
       <w:r>
         <w:rPr>
           <w:rFonts w:ascii="Georgia" w:hAnsi="Georgia" w:cs="Georgia" w:eastAsia="Georgia"/>
-          <w:sz w:val="22"/>
-          <w:szCs w:val="22"/>
-          <w:b w:val="0"/>
-          <w:bCs w:val="0"/>
-          <w:color w:val="000000"/>
-        </w:rPr>
-        <w:t xml:space="preserve">The study generally (FP-Proc) aimed to evaluate the embryo toxicity, lethality, and teratogenicity of Ziziphus talanai-infused nanozeolite pellets on Danio rerio was performed at the Biology and Chemistry Laboratory of Pampanga State Agricultural University from October 2023 to January 2024. Various treatments in the formulation of pellets and laboratory experiments were set up using Completely Randomized Design (CRD). The study showed that cassava starch as combined with Ziziphus talanai-infused nanozeolite at 1:9 ratio improved the water-holding capacity of derived pellets, thus (DO) making a remarkable choice as a binder. The hatching and survival of Danio rerio embryos were enhanced by 200 ppm concentration of Z. talanai-infused nanozeolite pellet suspension while demonstrating lower toxicity compared to other concentrations tested. Based on the Acute Toxicity Index, the median lethal concentration (LC₅₀) in D. rerio embryos at 96 hpf (hours post-fertilization) showed that Z. talanai-infused nanozeolite pellet at a concentration of 49.79 µg/mL falls within the ‘slightly toxic’ classification, thus (DO) demonstrating that nanozeolite enhances the delivery of compounds within Z. talanai extract. Coagulation of embryos was primarily observed within 400 ppm to 1,000 ppm concentrations of Z. talanai-infused nanozeolite pellet suspensions under 40x magnification, suggesting (EC) that it affects early embryonic development and prevents the progression of other lethality markers, such as the absence of somite development, non-detachment of the tail, and absence of cardiac activity. Teratogenic effects on the body length of D. rerio hatchlings were observed, inferring (EC) that such observation was induced by the Z. talanai-infused nanozeolite pellet suspension. Hence (DO), the biosynthesis of Z. talanai-infused nanozeolite pellets is feasible and may (EC) affect the overall development of D. rerio embryos.</w:t>
-      </w:r>
-      <w:r>
-        <w:rPr>
-          <w:rFonts w:ascii="Georgia" w:hAnsi="Georgia" w:cs="Georgia" w:eastAsia="Georgia"/>
-          <w:sz w:val="22"/>
-          <w:szCs w:val="22"/>
-          <w:b w:val="0"/>
-          <w:bCs w:val="0"/>
-          <w:strike/>
-          <w:color w:val="000000"/>
-        </w:rPr>
-        <w:t xml:space="preserve"/>
-      </w:r>
-      <w:r>
-        <w:rPr>
-          <w:rFonts w:ascii="Georgia" w:hAnsi="Georgia" w:cs="Georgia" w:eastAsia="Georgia"/>
-          <w:sz w:val="22"/>
-          <w:szCs w:val="22"/>
-          <w:b w:val="0"/>
-          <w:bCs w:val="0"/>
-          <w:color w:val="000000"/>
-        </w:rPr>
-        <w:t xml:space="preserve"/>
-      </w:r>
-      <w:r>
-        <w:rPr>
-          <w:rFonts w:ascii="Georgia" w:hAnsi="Georgia" w:cs="Georgia" w:eastAsia="Georgia"/>
-          <w:sz w:val="22"/>
-          <w:szCs w:val="22"/>
-          <w:b w:val="0"/>
-          <w:bCs w:val="0"/>
-          <w:color w:val="808080"/>
-        </w:rPr>
-        <w:t xml:space="preserve"/>
-      </w:r>
-      <w:r>
-        <w:rPr>
-          <w:rFonts w:ascii="Georgia" w:hAnsi="Georgia" w:cs="Georgia" w:eastAsia="Georgia"/>
-          <w:sz w:val="22"/>
-          <w:szCs w:val="22"/>
-          <w:b w:val="0"/>
-          <w:bCs w:val="0"/>
-          <w:color w:val="000000"/>
-        </w:rPr>
-        <w:t xml:space="preserve"/>
-      </w:r>
-      <w:r>
-        <w:rPr>
-          <w:rFonts w:ascii="Georgia" w:hAnsi="Georgia" w:cs="Georgia" w:eastAsia="Georgia"/>
-          <w:sz w:val="22"/>
-          <w:szCs w:val="22"/>
-          <w:b w:val="0"/>
-          <w:bCs w:val="0"/>
-          <w:highlight w:val="red"/>
-          <w:color w:val="FFFFFF"/>
-        </w:rPr>
-        <w:t xml:space="preserve"/>
-      </w:r>
-      <w:r>
-        <w:rPr>
-          <w:rFonts w:ascii="Georgia" w:hAnsi="Georgia" w:cs="Georgia" w:eastAsia="Georgia"/>
-          <w:sz w:val="22"/>
-          <w:szCs w:val="22"/>
-          <w:b w:val="0"/>
-          <w:bCs w:val="0"/>
-          <w:color w:val="000000"/>
-        </w:rPr>
-        <w:t xml:space="preserve"/>
-      </w:r>
-      <w:r>
-        <w:rPr>
-          <w:rFonts w:ascii="Georgia" w:hAnsi="Georgia" w:cs="Georgia" w:eastAsia="Georgia"/>
-          <w:sz w:val="22"/>
-          <w:szCs w:val="22"/>
-          <w:b w:val="0"/>
-          <w:bCs w:val="0"/>
-          <w:color w:val="ED7D31"/>
-        </w:rPr>
-        <w:t xml:space="preserve"/>
-      </w:r>
-      <w:r>
-        <w:rPr>
-          <w:rFonts w:ascii="Georgia" w:hAnsi="Georgia" w:cs="Georgia" w:eastAsia="Georgia"/>
-          <w:sz w:val="22"/>
-          <w:szCs w:val="22"/>
-          <w:b w:val="0"/>
-          <w:bCs w:val="0"/>
-          <w:color w:val="000000"/>
-        </w:rPr>
-        <w:t xml:space="preserve"/>
-      </w:r>
-      <w:r>
-        <w:rPr>
-          <w:rFonts w:ascii="Georgia" w:hAnsi="Georgia" w:cs="Georgia" w:eastAsia="Georgia"/>
-          <w:sz w:val="22"/>
-          <w:szCs w:val="22"/>
-          <w:b w:val="0"/>
-          <w:bCs w:val="0"/>
-          <w:highlight w:val="red"/>
-          <w:color w:val="FFFFFF"/>
-        </w:rPr>
-        <w:t xml:space="preserve"/>
-      </w:r>
-      <w:r>
-        <w:rPr>
-          <w:rFonts w:ascii="Georgia" w:hAnsi="Georgia" w:cs="Georgia" w:eastAsia="Georgia"/>
-          <w:sz w:val="22"/>
-          <w:szCs w:val="22"/>
-          <w:b w:val="0"/>
-          <w:bCs w:val="0"/>
-          <w:color w:val="000000"/>
-        </w:rPr>
-        <w:t xml:space="preserve"/>
-      </w:r>
-      <w:r>
-        <w:rPr>
-          <w:rFonts w:ascii="Georgia" w:hAnsi="Georgia" w:cs="Georgia" w:eastAsia="Georgia"/>
-          <w:sz w:val="22"/>
-          <w:szCs w:val="22"/>
-          <w:b w:val="0"/>
-          <w:bCs w:val="0"/>
-          <w:color w:val="ED7D31"/>
-        </w:rPr>
-        <w:t xml:space="preserve"/>
-      </w:r>
-      <w:r>
-        <w:rPr>
-          <w:rFonts w:ascii="Georgia" w:hAnsi="Georgia" w:cs="Georgia" w:eastAsia="Georgia"/>
-          <w:sz w:val="22"/>
-          <w:szCs w:val="22"/>
-          <w:b w:val="0"/>
-          <w:bCs w:val="0"/>
-          <w:color w:val="000000"/>
-        </w:rPr>
-        <w:t xml:space="preserve"/>
-      </w:r>
-      <w:r>
-        <w:rPr>
-          <w:rFonts w:ascii="Georgia" w:hAnsi="Georgia" w:cs="Georgia" w:eastAsia="Georgia"/>
-          <w:sz w:val="22"/>
-          <w:szCs w:val="22"/>
-          <w:b w:val="0"/>
-          <w:bCs w:val="0"/>
-          <w:shd w:val="clear" w:color="auto" w:fill="00B0F0"/>
-          <w:color w:val="000000"/>
-        </w:rPr>
-        <w:t xml:space="preserve"/>
-      </w:r>
-      <w:r>
-        <w:rPr>
-          <w:rFonts w:ascii="Georgia" w:hAnsi="Georgia" w:cs="Georgia" w:eastAsia="Georgia"/>
-          <w:sz w:val="22"/>
-          <w:szCs w:val="22"/>
-          <w:b w:val="0"/>
-          <w:bCs w:val="0"/>
-          <w:color w:val="000000"/>
-        </w:rPr>
-        <w:t xml:space="preserve"/>
-      </w:r>
-      <w:r>
-        <w:rPr>
-          <w:rFonts w:ascii="Georgia" w:hAnsi="Georgia" w:cs="Georgia" w:eastAsia="Georgia"/>
-          <w:sz w:val="22"/>
-          <w:szCs w:val="22"/>
-          <w:b w:val="0"/>
-          <w:bCs w:val="0"/>
-          <w:color w:val="ED7D31"/>
-        </w:rPr>
-        <w:t xml:space="preserve"/>
-      </w:r>
-      <w:r>
-        <w:rPr>
-          <w:rFonts w:ascii="Georgia" w:hAnsi="Georgia" w:cs="Georgia" w:eastAsia="Georgia"/>
-          <w:sz w:val="22"/>
-          <w:szCs w:val="22"/>
-          <w:b w:val="0"/>
-          <w:bCs w:val="0"/>
-          <w:color w:val="000000"/>
-        </w:rPr>
-        <w:t xml:space="preserve"/>
+          <w:b w:val="0"/>
+          <w:i w:val="0"/>
+          <w:sz w:val="22"/>
+          <w:color w:val="000000"/>
+        </w:rPr>
+        <w:t xml:space="preserve">The study generally (FP-Proc) aimed to evaluate the embryo toxicity, lethality, and teratogenicity of Ziziphus talanai-infused nanozeolite pellets on Danio rerio was performed at the Biology and Chemistry Laboratory of Pampanga State Agricultural University from October 2023 to January 2024. Various treatments in the formulation of pellets and laboratory experiments were set up using Completely Randomized Design (CRD). The study showed that cassava starch as combined with Ziziphus talanai-infused nanozeolite at 1:9 ratio improved the water-holding capacity of derived pellets, thus </w:t>
+      </w:r>
+      <w:r>
+        <w:rPr>
+          <w:rFonts w:ascii="Georgia" w:hAnsi="Georgia" w:cs="Georgia" w:eastAsia="Georgia"/>
+          <w:b w:val="0"/>
+          <w:i w:val="0"/>
+          <w:sz w:val="22"/>
+          <w:color w:val="8B4513"/>
+        </w:rPr>
+        <w:t>(DO)</w:t>
+      </w:r>
+      <w:r>
+        <w:rPr>
+          <w:rFonts w:ascii="Georgia" w:hAnsi="Georgia" w:cs="Georgia" w:eastAsia="Georgia"/>
+          <w:b w:val="0"/>
+          <w:i w:val="0"/>
+          <w:sz w:val="22"/>
+          <w:color w:val="000000"/>
+        </w:rPr>
+        <w:t xml:space="preserve"> making a remarkable choice as a binder. The hatching and survival of Danio rerio embryos were enhanced by 200 ppm concentration of Z. talanai-infused nanozeolite pellet suspension while demonstrating lower toxicity compared to other concentrations tested. Based on the Acute Toxicity Index, the median lethal concentration (LC₅₀) in D. rerio embryos at 96 hpf (hours post-fertilization) showed that Z. talanai-infused nanozeolite pellet at a concentration of 49.79 µg/mL falls within the ‘slightly toxic’ classification, thus </w:t>
+      </w:r>
+      <w:r>
+        <w:rPr>
+          <w:rFonts w:ascii="Georgia" w:hAnsi="Georgia" w:cs="Georgia" w:eastAsia="Georgia"/>
+          <w:b w:val="0"/>
+          <w:i w:val="0"/>
+          <w:sz w:val="22"/>
+          <w:color w:val="8B4513"/>
+        </w:rPr>
+        <w:t>(DO)</w:t>
+      </w:r>
+      <w:r>
+        <w:rPr>
+          <w:rFonts w:ascii="Georgia" w:hAnsi="Georgia" w:cs="Georgia" w:eastAsia="Georgia"/>
+          <w:b w:val="0"/>
+          <w:i w:val="0"/>
+          <w:sz w:val="22"/>
+          <w:color w:val="000000"/>
+        </w:rPr>
+        <w:t xml:space="preserve"> demonstrating that nanozeolite enhances the delivery of compounds within Z. talanai extract. Coagulation of embryos was primarily observed within 400 ppm to 1,000 ppm concentrations of Z. talanai-infused nanozeolite pellet suspensions under 40x magnification, suggesting (EC) that it affects early embryonic development and prevents the progression of other lethality markers, such as the absence of somite development, non-detachment of the tail, and absence of cardiac activity. Teratogenic effects on the body length of D. rerio hatchlings were observed, inferring (EC) that such observation was induced by the Z. talanai-infused nanozeolite pellet suspension. Hence </w:t>
+      </w:r>
+      <w:r>
+        <w:rPr>
+          <w:rFonts w:ascii="Georgia" w:hAnsi="Georgia" w:cs="Georgia" w:eastAsia="Georgia"/>
+          <w:b w:val="0"/>
+          <w:i w:val="0"/>
+          <w:sz w:val="22"/>
+          <w:color w:val="8B4513"/>
+        </w:rPr>
+        <w:t>(DO)</w:t>
+      </w:r>
+      <w:r>
+        <w:rPr>
+          <w:rFonts w:ascii="Georgia" w:hAnsi="Georgia" w:cs="Georgia" w:eastAsia="Georgia"/>
+          <w:b w:val="0"/>
+          <w:i w:val="0"/>
+          <w:sz w:val="22"/>
+          <w:color w:val="000000"/>
+        </w:rPr>
+        <w:t>, the biosynthesis of Z. talanai-infused nanozeolite pellets is feasible and may (EC) affect the overall development of D. rerio embryos.</w:t>
       </w:r>
     </w:p>
     <w:p>
@@ -23025,148 +22850,32 @@
       <w:r>
         <w:rPr>
           <w:rFonts w:ascii="Georgia" w:hAnsi="Georgia" w:cs="Georgia" w:eastAsia="Georgia"/>
-          <w:sz w:val="22"/>
-          <w:szCs w:val="22"/>
-          <w:b w:val="0"/>
-          <w:bCs w:val="0"/>
-          <w:color w:val="000000"/>
-        </w:rPr>
-        <w:t xml:space="preserve">It is well recognized that heavy metals harm human health through the food chain. The danger to human health associated with consuming fish contaminated with heavy metals were assessed. This study aimed to determine the presence of lead in the flesh part of selected fish species, Common carp (Cyprinus carpio), Roho labeo (Labeo rohita), and Silver carp (Hypophthalmichthys molitrix), in addition to determine the Knowledge, Attitude, and Practices (KAP) of fishers along the Pampanga River. A test method used is Inductively Coupled Plasma — Optical Emission Spectrometry (ICP-OES) in identifying heavy metals in biota. The self-administered questionnaires were distributed to 20 respondents, questionnaires compromised of socio-demographic characteristics and the KAP’s of fishers along the Pampanga River. Data analyses were done using SPSS (version 23). Data were explored using descriptive statistics. The results show that lead in any of the selected fish, with a &lt;0.013 mg/kg result is below the FAO and WHO’s allowed limits of 2 mg/kg and 0.5 mg/kg, respectively. Based on the result from KAP Analysis, knowledge scored M=1.7200 with SD equivalent to 0.10052 which is interpreted as poor knowledge. The attitude score M=3.1150 and SD=0.093330 which means a moderate attitude and lastly, practices score M = 2.8850 and SD = .13485 which is equivalent to have good practices. Thus (DO), the researcher provided a policy proposal to focus on issues that needed to be addressed in the community. In terms of practices, proper waste management should (FP-Rec) be established to avoid the high danger of heavy metal contamination. Certain local habits, such as waste dumping and other communal activities, may (EC) contribute to the spread of heavy metals. As a result, some community or local government-adopted measures are proposed (FP-Gen). These precautions are intended to prevent heavy metal contamination, particularly in the river system and the aquatic life in the area.</w:t>
-      </w:r>
-      <w:r>
-        <w:rPr>
-          <w:rFonts w:ascii="Georgia" w:hAnsi="Georgia" w:cs="Georgia" w:eastAsia="Georgia"/>
-          <w:sz w:val="22"/>
-          <w:szCs w:val="22"/>
-          <w:b w:val="0"/>
-          <w:bCs w:val="0"/>
-          <w:strike/>
-          <w:color w:val="000000"/>
-        </w:rPr>
-        <w:t xml:space="preserve"/>
-      </w:r>
-      <w:r>
-        <w:rPr>
-          <w:rFonts w:ascii="Georgia" w:hAnsi="Georgia" w:cs="Georgia" w:eastAsia="Georgia"/>
-          <w:sz w:val="22"/>
-          <w:szCs w:val="22"/>
-          <w:b w:val="0"/>
-          <w:bCs w:val="0"/>
-          <w:color w:val="000000"/>
-        </w:rPr>
-        <w:t xml:space="preserve"/>
-      </w:r>
-      <w:r>
-        <w:rPr>
-          <w:rFonts w:ascii="Georgia" w:hAnsi="Georgia" w:cs="Georgia" w:eastAsia="Georgia"/>
-          <w:sz w:val="22"/>
-          <w:szCs w:val="22"/>
-          <w:b w:val="0"/>
-          <w:bCs w:val="0"/>
-          <w:color w:val="808080"/>
-        </w:rPr>
-        <w:t xml:space="preserve"/>
-      </w:r>
-      <w:r>
-        <w:rPr>
-          <w:rFonts w:ascii="Georgia" w:hAnsi="Georgia" w:cs="Georgia" w:eastAsia="Georgia"/>
-          <w:sz w:val="22"/>
-          <w:szCs w:val="22"/>
-          <w:b w:val="0"/>
-          <w:bCs w:val="0"/>
-          <w:color w:val="000000"/>
-        </w:rPr>
-        <w:t xml:space="preserve"/>
-      </w:r>
-      <w:r>
-        <w:rPr>
-          <w:rFonts w:ascii="Georgia" w:hAnsi="Georgia" w:cs="Georgia" w:eastAsia="Georgia"/>
-          <w:sz w:val="22"/>
-          <w:szCs w:val="22"/>
-          <w:b w:val="0"/>
-          <w:bCs w:val="0"/>
-          <w:shd w:val="clear" w:color="auto" w:fill="00B0F0"/>
-          <w:color w:val="000000"/>
-        </w:rPr>
-        <w:t xml:space="preserve"/>
-      </w:r>
-      <w:r>
-        <w:rPr>
-          <w:rFonts w:ascii="Georgia" w:hAnsi="Georgia" w:cs="Georgia" w:eastAsia="Georgia"/>
-          <w:sz w:val="22"/>
-          <w:szCs w:val="22"/>
-          <w:b w:val="0"/>
-          <w:bCs w:val="0"/>
-          <w:color w:val="000000"/>
-        </w:rPr>
-        <w:t xml:space="preserve"/>
-      </w:r>
-      <w:r>
-        <w:rPr>
-          <w:rFonts w:ascii="Georgia" w:hAnsi="Georgia" w:cs="Georgia" w:eastAsia="Georgia"/>
-          <w:sz w:val="22"/>
-          <w:szCs w:val="22"/>
-          <w:b w:val="0"/>
-          <w:bCs w:val="0"/>
-          <w:color w:val="ED7D31"/>
-        </w:rPr>
-        <w:t xml:space="preserve"/>
-      </w:r>
-      <w:r>
-        <w:rPr>
-          <w:rFonts w:ascii="Georgia" w:hAnsi="Georgia" w:cs="Georgia" w:eastAsia="Georgia"/>
-          <w:sz w:val="22"/>
-          <w:szCs w:val="22"/>
-          <w:b w:val="0"/>
-          <w:bCs w:val="0"/>
-          <w:color w:val="000000"/>
-        </w:rPr>
-        <w:t xml:space="preserve"/>
-      </w:r>
-      <w:r>
-        <w:rPr>
-          <w:rFonts w:ascii="Georgia" w:hAnsi="Georgia" w:cs="Georgia" w:eastAsia="Georgia"/>
-          <w:sz w:val="22"/>
-          <w:szCs w:val="22"/>
-          <w:b w:val="0"/>
-          <w:bCs w:val="0"/>
-          <w:strike/>
-          <w:color w:val="000000"/>
-        </w:rPr>
-        <w:t xml:space="preserve"/>
-      </w:r>
-      <w:r>
-        <w:rPr>
-          <w:rFonts w:ascii="Georgia" w:hAnsi="Georgia" w:cs="Georgia" w:eastAsia="Georgia"/>
-          <w:sz w:val="22"/>
-          <w:szCs w:val="22"/>
-          <w:b w:val="0"/>
-          <w:bCs w:val="0"/>
-          <w:color w:val="000000"/>
-        </w:rPr>
-        <w:t xml:space="preserve"/>
-      </w:r>
-      <w:r>
-        <w:rPr>
-          <w:rFonts w:ascii="Georgia" w:hAnsi="Georgia" w:cs="Georgia" w:eastAsia="Georgia"/>
-          <w:sz w:val="22"/>
-          <w:szCs w:val="22"/>
-          <w:b w:val="0"/>
-          <w:bCs w:val="0"/>
-          <w:color w:val="808080"/>
-        </w:rPr>
-        <w:t xml:space="preserve"/>
-      </w:r>
-      <w:r>
-        <w:rPr>
-          <w:rFonts w:ascii="Georgia" w:hAnsi="Georgia" w:cs="Georgia" w:eastAsia="Georgia"/>
-          <w:sz w:val="22"/>
-          <w:szCs w:val="22"/>
-          <w:b w:val="0"/>
-          <w:bCs w:val="0"/>
-          <w:color w:val="000000"/>
-        </w:rPr>
-        <w:t xml:space="preserve"/>
+          <w:b w:val="0"/>
+          <w:i w:val="0"/>
+          <w:sz w:val="22"/>
+          <w:color w:val="000000"/>
+        </w:rPr>
+        <w:t xml:space="preserve">It is well recognized that heavy metals harm human health through the food chain. The danger to human health associated with consuming fish contaminated with heavy metals were assessed. This study aimed to determine the presence of lead in the flesh part of selected fish species, Common carp (Cyprinus carpio), Roho labeo (Labeo rohita), and Silver carp (Hypophthalmichthys molitrix), in addition to determine the Knowledge, Attitude, and Practices (KAP) of fishers along the Pampanga River. A test method used is Inductively Coupled Plasma — Optical Emission Spectrometry (ICP-OES) in identifying heavy metals in biota. The self-administered questionnaires were distributed to 20 respondents, questionnaires compromised of socio-demographic characteristics and the KAP’s of fishers along the Pampanga River. Data analyses were done using SPSS (version 23). Data were explored using descriptive statistics. The results show that lead in any of the selected fish, with a &lt;0.013 mg/kg result is below the FAO and WHO’s allowed limits of 2 mg/kg and 0.5 mg/kg, respectively. Based on the result from KAP Analysis, knowledge scored M=1.7200 with SD equivalent to 0.10052 which is interpreted as poor knowledge. The attitude score M=3.1150 and SD=0.093330 which means a moderate attitude and lastly, practices score M = 2.8850 and SD = .13485 which is equivalent to have good practices. Thus </w:t>
+      </w:r>
+      <w:r>
+        <w:rPr>
+          <w:rFonts w:ascii="Georgia" w:hAnsi="Georgia" w:cs="Georgia" w:eastAsia="Georgia"/>
+          <w:b w:val="0"/>
+          <w:i w:val="0"/>
+          <w:sz w:val="22"/>
+          <w:color w:val="8B4513"/>
+        </w:rPr>
+        <w:t>(DO)</w:t>
+      </w:r>
+      <w:r>
+        <w:rPr>
+          <w:rFonts w:ascii="Georgia" w:hAnsi="Georgia" w:cs="Georgia" w:eastAsia="Georgia"/>
+          <w:b w:val="0"/>
+          <w:i w:val="0"/>
+          <w:sz w:val="22"/>
+          <w:color w:val="000000"/>
+        </w:rPr>
+        <w:t>, the researcher provided a policy proposal to focus on issues that needed to be addressed in the community. In terms of practices, proper waste management should (FP-Rec) be established to avoid the high danger of heavy metal contamination. Certain local habits, such as waste dumping and other communal activities, may (EC) contribute to the spread of heavy metals. As a result, some community or local government-adopted measures are proposed (FP-Gen). These precautions are intended to prevent heavy metal contamination, particularly in the river system and the aquatic life in the area.</w:t>
       </w:r>
     </w:p>
     <w:p>
@@ -23204,126 +22913,32 @@
       <w:r>
         <w:rPr>
           <w:rFonts w:ascii="Georgia" w:hAnsi="Georgia" w:cs="Georgia" w:eastAsia="Georgia"/>
-          <w:sz w:val="22"/>
-          <w:szCs w:val="22"/>
-          <w:b w:val="0"/>
-          <w:bCs w:val="0"/>
-          <w:color w:val="000000"/>
-        </w:rPr>
-        <w:t xml:space="preserve">Currently, Central Luzon together with Calabarzon are regions that hold a pivotal position in the Philippines’ fishing industry. However, due to their adjacency to [REDACTED], which is highly polluted due to anthropogenic activities, these regions become vulnerable to bacterial infestation. Mycobacteriosis is a significant concern in cultivated milkfish, impacting both fish health and aquaculture productivity is reported in [REDACTED] and in parts of Central Luzon. Hence (DO), this study aimed to investigate the presence of potential (EC) mycobacterial infections in cultivated milkfish collected from fish-supplying areas of [REDACTED]. Using the Ziehl-Neelsen stain for acid-fast bacteria detection, along with biochemical testing methods such as the catalase test and assessing growth in the presence of the Salt Tolerance Test, revealed the presence of acid-fast bacteria in the tissues of infected milkfish, confirming the occurrence of mycobacteriosis infection. Additionally, biochemical testing, specifically the catalase test, was utilized to identify the catalase enzyme activity characteristic of mycobacteria, catalase test positive shows the result of the formation of bubbles. Furthermore, the growth of mycobacteria in the presence of the Salt Tolerance Test was assessed, showing the ability of these bacteria to thrive in high-salt environments, which is crucial information for understanding their survival and spread in aquaculture settings. Overall, the combination of Ziehl-Neelsen staining, biochemical testing like the catalase test, and evaluating growth in the presence of the Salt Tolerance Test provides [G] a comprehensive approach for diagnosing and studying mycobacteriosis in cultivated milkfish, offering insights that can (FP-Cap) guide effective management strategies to control the spread of this disease in aquaculture system.</w:t>
-      </w:r>
-      <w:r>
-        <w:rPr>
-          <w:rFonts w:ascii="Georgia" w:hAnsi="Georgia" w:cs="Georgia" w:eastAsia="Georgia"/>
-          <w:sz w:val="22"/>
-          <w:szCs w:val="22"/>
-          <w:b w:val="0"/>
-          <w:bCs w:val="0"/>
-          <w:highlight w:val="red"/>
-          <w:color w:val="FFFFFF"/>
-        </w:rPr>
-        <w:t xml:space="preserve"/>
-      </w:r>
-      <w:r>
-        <w:rPr>
-          <w:rFonts w:ascii="Georgia" w:hAnsi="Georgia" w:cs="Georgia" w:eastAsia="Georgia"/>
-          <w:sz w:val="22"/>
-          <w:szCs w:val="22"/>
-          <w:b w:val="0"/>
-          <w:bCs w:val="0"/>
-          <w:color w:val="000000"/>
-        </w:rPr>
-        <w:t xml:space="preserve"/>
-      </w:r>
-      <w:r>
-        <w:rPr>
-          <w:rFonts w:ascii="Georgia" w:hAnsi="Georgia" w:cs="Georgia" w:eastAsia="Georgia"/>
-          <w:sz w:val="22"/>
-          <w:szCs w:val="22"/>
-          <w:b w:val="0"/>
-          <w:bCs w:val="0"/>
-          <w:color w:val="ED7D31"/>
-        </w:rPr>
-        <w:t xml:space="preserve"/>
-      </w:r>
-      <w:r>
-        <w:rPr>
-          <w:rFonts w:ascii="Georgia" w:hAnsi="Georgia" w:cs="Georgia" w:eastAsia="Georgia"/>
-          <w:sz w:val="22"/>
-          <w:szCs w:val="22"/>
-          <w:b w:val="0"/>
-          <w:bCs w:val="0"/>
-          <w:color w:val="000000"/>
-        </w:rPr>
-        <w:t xml:space="preserve"/>
-      </w:r>
-      <w:r>
-        <w:rPr>
-          <w:rFonts w:ascii="Georgia" w:hAnsi="Georgia" w:cs="Georgia" w:eastAsia="Georgia"/>
-          <w:sz w:val="22"/>
-          <w:szCs w:val="22"/>
-          <w:b w:val="0"/>
-          <w:bCs w:val="0"/>
-          <w:shd w:val="clear" w:color="auto" w:fill="bfbfbf"/>
-          <w:color w:val="000000"/>
-        </w:rPr>
-        <w:t xml:space="preserve"/>
-      </w:r>
-      <w:r>
-        <w:rPr>
-          <w:rFonts w:ascii="Georgia" w:hAnsi="Georgia" w:cs="Georgia" w:eastAsia="Georgia"/>
-          <w:sz w:val="22"/>
-          <w:szCs w:val="22"/>
-          <w:b w:val="0"/>
-          <w:bCs w:val="0"/>
-          <w:color w:val="000000"/>
-        </w:rPr>
-        <w:t xml:space="preserve"/>
-      </w:r>
-      <w:r>
-        <w:rPr>
-          <w:rFonts w:ascii="Georgia" w:hAnsi="Georgia" w:cs="Georgia" w:eastAsia="Georgia"/>
-          <w:sz w:val="22"/>
-          <w:szCs w:val="22"/>
-          <w:b w:val="0"/>
-          <w:bCs w:val="0"/>
-          <w:strike/>
-          <w:color w:val="000000"/>
-        </w:rPr>
-        <w:t xml:space="preserve"/>
-      </w:r>
-      <w:r>
-        <w:rPr>
-          <w:rFonts w:ascii="Georgia" w:hAnsi="Georgia" w:cs="Georgia" w:eastAsia="Georgia"/>
-          <w:sz w:val="22"/>
-          <w:szCs w:val="22"/>
-          <w:b w:val="0"/>
-          <w:bCs w:val="0"/>
-          <w:color w:val="000000"/>
-        </w:rPr>
-        <w:t xml:space="preserve"/>
-      </w:r>
-      <w:r>
-        <w:rPr>
-          <w:rFonts w:ascii="Georgia" w:hAnsi="Georgia" w:cs="Georgia" w:eastAsia="Georgia"/>
-          <w:sz w:val="22"/>
-          <w:szCs w:val="22"/>
-          <w:b w:val="0"/>
-          <w:bCs w:val="0"/>
-          <w:color w:val="808080"/>
-        </w:rPr>
-        <w:t xml:space="preserve"/>
-      </w:r>
-      <w:r>
-        <w:rPr>
-          <w:rFonts w:ascii="Georgia" w:hAnsi="Georgia" w:cs="Georgia" w:eastAsia="Georgia"/>
-          <w:sz w:val="22"/>
-          <w:szCs w:val="22"/>
-          <w:b w:val="0"/>
-          <w:bCs w:val="0"/>
-          <w:color w:val="000000"/>
-        </w:rPr>
-        <w:t xml:space="preserve"/>
+          <w:b w:val="0"/>
+          <w:i w:val="0"/>
+          <w:sz w:val="22"/>
+          <w:color w:val="000000"/>
+        </w:rPr>
+        <w:t xml:space="preserve">Currently, Central Luzon together with Calabarzon are regions that hold a pivotal position in the Philippines’ fishing industry. However, due to their adjacency to [REDACTED], which is highly polluted due to anthropogenic activities, these regions become vulnerable to bacterial infestation. Mycobacteriosis is a significant concern in cultivated milkfish, impacting both fish health and aquaculture productivity is reported in [REDACTED] and in parts of Central Luzon. Hence </w:t>
+      </w:r>
+      <w:r>
+        <w:rPr>
+          <w:rFonts w:ascii="Georgia" w:hAnsi="Georgia" w:cs="Georgia" w:eastAsia="Georgia"/>
+          <w:b w:val="0"/>
+          <w:i w:val="0"/>
+          <w:sz w:val="22"/>
+          <w:color w:val="8B4513"/>
+        </w:rPr>
+        <w:t>(DO)</w:t>
+      </w:r>
+      <w:r>
+        <w:rPr>
+          <w:rFonts w:ascii="Georgia" w:hAnsi="Georgia" w:cs="Georgia" w:eastAsia="Georgia"/>
+          <w:b w:val="0"/>
+          <w:i w:val="0"/>
+          <w:sz w:val="22"/>
+          <w:color w:val="000000"/>
+        </w:rPr>
+        <w:t>, this study aimed to investigate the presence of potential (EC) mycobacterial infections in cultivated milkfish collected from fish-supplying areas of [REDACTED]. Using the Ziehl-Neelsen stain for acid-fast bacteria detection, along with biochemical testing methods such as the catalase test and assessing growth in the presence of the Salt Tolerance Test, revealed the presence of acid-fast bacteria in the tissues of infected milkfish, confirming the occurrence of mycobacteriosis infection. Additionally, biochemical testing, specifically the catalase test, was utilized to identify the catalase enzyme activity characteristic of mycobacteria, catalase test positive shows the result of the formation of bubbles. Furthermore, the growth of mycobacteria in the presence of the Salt Tolerance Test was assessed, showing the ability of these bacteria to thrive in high-salt environments, which is crucial information for understanding their survival and spread in aquaculture settings. Overall, the combination of Ziehl-Neelsen staining, biochemical testing like the catalase test, and evaluating growth in the presence of the Salt Tolerance Test provides [G] a comprehensive approach for diagnosing and studying mycobacteriosis in cultivated milkfish, offering insights that can (FP-Cap) guide effective management strategies to control the spread of this disease in aquaculture system.</w:t>
       </w:r>
     </w:p>
     <w:p>
@@ -23361,81 +22976,32 @@
       <w:r>
         <w:rPr>
           <w:rFonts w:ascii="Georgia" w:hAnsi="Georgia" w:cs="Georgia" w:eastAsia="Georgia"/>
-          <w:sz w:val="22"/>
-          <w:szCs w:val="22"/>
-          <w:b w:val="0"/>
-          <w:bCs w:val="0"/>
-          <w:color w:val="000000"/>
-        </w:rPr>
-        <w:t xml:space="preserve">Antimicrobial resistance is a major threat to public health worldwide, making infections difficult to treat. This problem calls for developing novel and alternative strategies to attenuate microorganisms without inducing resistance. Hence (DO), lactic acid bacteria (LAB) have emerged as a focal point due to their potential (EC) quorum quenching (QQ) activities. In this study, lactic acid bacteria were obtained from a parallel study, and the antimicrobial activity of the top 10 isolates was evaluated through spectrophotometric and turbidimetric analyses for the initial screening of gut isolates. Nine out of ten isolates exhibit quorum quenching activities by inhibiting the swarming motility of Pseudomonas aeruginosa. The metabolic compounds of the isolates were subjected to initial characterization using enzyme and pH neutralization, which revealed that organic acids were responsible for the inhibitory activity. The inhibition activity of LAB isolates against the quorum sensing-mediated swarming motility in P. aeruginosa was [C] due to strong antibacterial activity.</w:t>
-      </w:r>
-      <w:r>
-        <w:rPr>
-          <w:rFonts w:ascii="Georgia" w:hAnsi="Georgia" w:cs="Georgia" w:eastAsia="Georgia"/>
-          <w:sz w:val="22"/>
-          <w:szCs w:val="22"/>
-          <w:b w:val="0"/>
-          <w:bCs w:val="0"/>
-          <w:highlight w:val="red"/>
-          <w:color w:val="FFFFFF"/>
-        </w:rPr>
-        <w:t xml:space="preserve"/>
-      </w:r>
-      <w:r>
-        <w:rPr>
-          <w:rFonts w:ascii="Georgia" w:hAnsi="Georgia" w:cs="Georgia" w:eastAsia="Georgia"/>
-          <w:sz w:val="22"/>
-          <w:szCs w:val="22"/>
-          <w:b w:val="0"/>
-          <w:bCs w:val="0"/>
-          <w:color w:val="000000"/>
-        </w:rPr>
-        <w:t xml:space="preserve"/>
-      </w:r>
-      <w:r>
-        <w:rPr>
-          <w:rFonts w:ascii="Georgia" w:hAnsi="Georgia" w:cs="Georgia" w:eastAsia="Georgia"/>
-          <w:sz w:val="22"/>
-          <w:szCs w:val="22"/>
-          <w:b w:val="0"/>
-          <w:bCs w:val="0"/>
-          <w:color w:val="ED7D31"/>
-        </w:rPr>
-        <w:t xml:space="preserve"/>
-      </w:r>
-      <w:r>
-        <w:rPr>
-          <w:rFonts w:ascii="Georgia" w:hAnsi="Georgia" w:cs="Georgia" w:eastAsia="Georgia"/>
-          <w:sz w:val="22"/>
-          <w:szCs w:val="22"/>
-          <w:b w:val="0"/>
-          <w:bCs w:val="0"/>
-          <w:color w:val="000000"/>
-        </w:rPr>
-        <w:t xml:space="preserve"/>
-      </w:r>
-      <w:r>
-        <w:rPr>
-          <w:rFonts w:ascii="Georgia" w:hAnsi="Georgia" w:cs="Georgia" w:eastAsia="Georgia"/>
-          <w:sz w:val="22"/>
-          <w:szCs w:val="22"/>
-          <w:b w:val="0"/>
-          <w:bCs w:val="0"/>
-          <w:shd w:val="clear" w:color="auto" w:fill="bfbfbf"/>
-          <w:color w:val="000000"/>
-        </w:rPr>
-        <w:t xml:space="preserve"/>
-      </w:r>
-      <w:r>
-        <w:rPr>
-          <w:rFonts w:ascii="Georgia" w:hAnsi="Georgia" w:cs="Georgia" w:eastAsia="Georgia"/>
-          <w:sz w:val="22"/>
-          <w:szCs w:val="22"/>
-          <w:b w:val="0"/>
-          <w:bCs w:val="0"/>
-          <w:color w:val="000000"/>
-        </w:rPr>
-        <w:t xml:space="preserve"/>
+          <w:b w:val="0"/>
+          <w:i w:val="0"/>
+          <w:sz w:val="22"/>
+          <w:color w:val="000000"/>
+        </w:rPr>
+        <w:t xml:space="preserve">Antimicrobial resistance is a major threat to public health worldwide, making infections difficult to treat. This problem calls for developing novel and alternative strategies to attenuate microorganisms without inducing resistance. Hence </w:t>
+      </w:r>
+      <w:r>
+        <w:rPr>
+          <w:rFonts w:ascii="Georgia" w:hAnsi="Georgia" w:cs="Georgia" w:eastAsia="Georgia"/>
+          <w:b w:val="0"/>
+          <w:i w:val="0"/>
+          <w:sz w:val="22"/>
+          <w:color w:val="8B4513"/>
+        </w:rPr>
+        <w:t>(DO)</w:t>
+      </w:r>
+      <w:r>
+        <w:rPr>
+          <w:rFonts w:ascii="Georgia" w:hAnsi="Georgia" w:cs="Georgia" w:eastAsia="Georgia"/>
+          <w:b w:val="0"/>
+          <w:i w:val="0"/>
+          <w:sz w:val="22"/>
+          <w:color w:val="000000"/>
+        </w:rPr>
+        <w:t>, lactic acid bacteria (LAB) have emerged as a focal point due to their potential (EC) quorum quenching (QQ) activities. In this study, lactic acid bacteria were obtained from a parallel study, and the antimicrobial activity of the top 10 isolates was evaluated through spectrophotometric and turbidimetric analyses for the initial screening of gut isolates. Nine out of ten isolates exhibit quorum quenching activities by inhibiting the swarming motility of Pseudomonas aeruginosa. The metabolic compounds of the isolates were subjected to initial characterization using enzyme and pH neutralization, which revealed that organic acids were responsible for the inhibitory activity. The inhibition activity of LAB isolates against the quorum sensing-mediated swarming motility in P. aeruginosa was [C] due to strong antibacterial activity.</w:t>
       </w:r>
     </w:p>
     <w:p>
@@ -23965,283 +23531,52 @@
       <w:r>
         <w:rPr>
           <w:rFonts w:ascii="Georgia" w:hAnsi="Georgia" w:cs="Georgia" w:eastAsia="Georgia"/>
-          <w:sz w:val="22"/>
-          <w:szCs w:val="22"/>
-          <w:b w:val="0"/>
-          <w:bCs w:val="0"/>
-          <w:color w:val="000000"/>
-        </w:rPr>
-        <w:t xml:space="preserve">Methicillin-resistant Staphylococcus aureus (MRSA) is a common and potentially (EC) severe pathogen that has developed resistance to several types of antibiotics. MRSA bacteria can (FP-Cap) survive long on surfaces and objects, including second-hand clothing (SHC). The increasing popularity of SHC or “ukay-ukay” in the Philippines, coupled with potential (EC) public health concerns associated with transmitting pathogenic bacteria, emphasized this research’s need. Thus (DO), this study detected the presence of S. aureus and MRSA in second-hand clothing. A total of fifteen most frequently purchased second-hand clothing (i.e., blouses, tee shirts, crop tops, tank tops, and hoodie jackets) were collected from [REDACTED]. Bacteriological analyses demonstrated the presence of Staphylococcus species across all samples, with growth in high-salt-containing culture broth and characteristic growth on Mannitol Salt Agar (MSA). Biochemical tests revealed positive catalase and Gram-positive cocci in clusters typical of S. aureus. Antibiotic susceptibility testing indicated the presence of both methicillin-sensitive S. aureus (MSSA) and methicillin-resistant S. aureus (MRSA) strains among the collected samples, highlighting the potential (EC) public health risks associated with the handling and purchasing of second-hand clothing. This study, therefore (DO), underscores the need for proper precautions to mitigate the spread of potentially (EC) harmful bacteria, including MRSA, on second-hand clothing. It highlights the importance of raising awareness among both vendors and consumers about the potential (EC) health risks associated with these garments.</w:t>
-      </w:r>
-      <w:r>
-        <w:rPr>
-          <w:rFonts w:ascii="Georgia" w:hAnsi="Georgia" w:cs="Georgia" w:eastAsia="Georgia"/>
-          <w:sz w:val="22"/>
-          <w:szCs w:val="22"/>
-          <w:b w:val="0"/>
-          <w:bCs w:val="0"/>
-          <w:highlight w:val="yellow"/>
-          <w:color w:val="000000"/>
-        </w:rPr>
-        <w:t xml:space="preserve"/>
-      </w:r>
-      <w:r>
-        <w:rPr>
-          <w:rFonts w:ascii="Georgia" w:hAnsi="Georgia" w:cs="Georgia" w:eastAsia="Georgia"/>
-          <w:sz w:val="22"/>
-          <w:szCs w:val="22"/>
-          <w:b w:val="0"/>
-          <w:bCs w:val="0"/>
-          <w:color w:val="000000"/>
-        </w:rPr>
-        <w:t xml:space="preserve"/>
-      </w:r>
-      <w:r>
-        <w:rPr>
-          <w:rFonts w:ascii="Georgia" w:hAnsi="Georgia" w:cs="Georgia" w:eastAsia="Georgia"/>
-          <w:sz w:val="22"/>
-          <w:szCs w:val="22"/>
-          <w:b w:val="0"/>
-          <w:bCs w:val="0"/>
-          <w:color w:val="ED7D31"/>
-        </w:rPr>
-        <w:t xml:space="preserve"/>
-      </w:r>
-      <w:r>
-        <w:rPr>
-          <w:rFonts w:ascii="Georgia" w:hAnsi="Georgia" w:cs="Georgia" w:eastAsia="Georgia"/>
-          <w:sz w:val="22"/>
-          <w:szCs w:val="22"/>
-          <w:b w:val="0"/>
-          <w:bCs w:val="0"/>
-          <w:color w:val="000000"/>
-        </w:rPr>
-        <w:t xml:space="preserve"/>
-      </w:r>
-      <w:r>
-        <w:rPr>
-          <w:rFonts w:ascii="Georgia" w:hAnsi="Georgia" w:cs="Georgia" w:eastAsia="Georgia"/>
-          <w:sz w:val="22"/>
-          <w:szCs w:val="22"/>
-          <w:b w:val="0"/>
-          <w:bCs w:val="0"/>
-          <w:strike/>
-          <w:color w:val="000000"/>
-        </w:rPr>
-        <w:t xml:space="preserve"/>
-      </w:r>
-      <w:r>
-        <w:rPr>
-          <w:rFonts w:ascii="Georgia" w:hAnsi="Georgia" w:cs="Georgia" w:eastAsia="Georgia"/>
-          <w:sz w:val="22"/>
-          <w:szCs w:val="22"/>
-          <w:b w:val="0"/>
-          <w:bCs w:val="0"/>
-          <w:color w:val="000000"/>
-        </w:rPr>
-        <w:t xml:space="preserve"/>
-      </w:r>
-      <w:r>
-        <w:rPr>
-          <w:rFonts w:ascii="Georgia" w:hAnsi="Georgia" w:cs="Georgia" w:eastAsia="Georgia"/>
-          <w:sz w:val="22"/>
-          <w:szCs w:val="22"/>
-          <w:b w:val="0"/>
-          <w:bCs w:val="0"/>
-          <w:color w:val="808080"/>
-        </w:rPr>
-        <w:t xml:space="preserve"/>
-      </w:r>
-      <w:r>
-        <w:rPr>
-          <w:rFonts w:ascii="Georgia" w:hAnsi="Georgia" w:cs="Georgia" w:eastAsia="Georgia"/>
-          <w:sz w:val="22"/>
-          <w:szCs w:val="22"/>
-          <w:b w:val="0"/>
-          <w:bCs w:val="0"/>
-          <w:color w:val="000000"/>
-        </w:rPr>
-        <w:t xml:space="preserve"/>
-      </w:r>
-      <w:r>
-        <w:rPr>
-          <w:rFonts w:ascii="Georgia" w:hAnsi="Georgia" w:cs="Georgia" w:eastAsia="Georgia"/>
-          <w:sz w:val="22"/>
-          <w:szCs w:val="22"/>
-          <w:b w:val="0"/>
-          <w:bCs w:val="0"/>
-          <w:highlight w:val="red"/>
-          <w:color w:val="FFFFFF"/>
-        </w:rPr>
-        <w:t xml:space="preserve"/>
-      </w:r>
-      <w:r>
-        <w:rPr>
-          <w:rFonts w:ascii="Georgia" w:hAnsi="Georgia" w:cs="Georgia" w:eastAsia="Georgia"/>
-          <w:sz w:val="22"/>
-          <w:szCs w:val="22"/>
-          <w:b w:val="0"/>
-          <w:bCs w:val="0"/>
-          <w:color w:val="000000"/>
-        </w:rPr>
-        <w:t xml:space="preserve"/>
-      </w:r>
-      <w:r>
-        <w:rPr>
-          <w:rFonts w:ascii="Georgia" w:hAnsi="Georgia" w:cs="Georgia" w:eastAsia="Georgia"/>
-          <w:sz w:val="22"/>
-          <w:szCs w:val="22"/>
-          <w:b w:val="0"/>
-          <w:bCs w:val="0"/>
-          <w:color w:val="ED7D31"/>
-        </w:rPr>
-        <w:t xml:space="preserve"/>
-      </w:r>
-      <w:r>
-        <w:rPr>
-          <w:rFonts w:ascii="Georgia" w:hAnsi="Georgia" w:cs="Georgia" w:eastAsia="Georgia"/>
-          <w:sz w:val="22"/>
-          <w:szCs w:val="22"/>
-          <w:b w:val="0"/>
-          <w:bCs w:val="0"/>
-          <w:color w:val="000000"/>
-        </w:rPr>
-        <w:t xml:space="preserve"/>
-      </w:r>
-      <w:r>
-        <w:rPr>
-          <w:rFonts w:ascii="Georgia" w:hAnsi="Georgia" w:cs="Georgia" w:eastAsia="Georgia"/>
-          <w:sz w:val="22"/>
-          <w:szCs w:val="22"/>
-          <w:b w:val="0"/>
-          <w:bCs w:val="0"/>
-          <w:highlight w:val="red"/>
-          <w:color w:val="FFFFFF"/>
-        </w:rPr>
-        <w:t xml:space="preserve"/>
-      </w:r>
-      <w:r>
-        <w:rPr>
-          <w:rFonts w:ascii="Georgia" w:hAnsi="Georgia" w:cs="Georgia" w:eastAsia="Georgia"/>
-          <w:sz w:val="22"/>
-          <w:szCs w:val="22"/>
-          <w:b w:val="0"/>
-          <w:bCs w:val="0"/>
-          <w:color w:val="000000"/>
-        </w:rPr>
-        <w:t xml:space="preserve"/>
-      </w:r>
-      <w:r>
-        <w:rPr>
-          <w:rFonts w:ascii="Georgia" w:hAnsi="Georgia" w:cs="Georgia" w:eastAsia="Georgia"/>
-          <w:sz w:val="22"/>
-          <w:szCs w:val="22"/>
-          <w:b w:val="0"/>
-          <w:bCs w:val="0"/>
-          <w:color w:val="ED7D31"/>
-        </w:rPr>
-        <w:t xml:space="preserve"/>
-      </w:r>
-      <w:r>
-        <w:rPr>
-          <w:rFonts w:ascii="Georgia" w:hAnsi="Georgia" w:cs="Georgia" w:eastAsia="Georgia"/>
-          <w:sz w:val="22"/>
-          <w:szCs w:val="22"/>
-          <w:b w:val="0"/>
-          <w:bCs w:val="0"/>
-          <w:color w:val="000000"/>
-        </w:rPr>
-        <w:t xml:space="preserve"/>
-      </w:r>
-      <w:r>
-        <w:rPr>
-          <w:rFonts w:ascii="Georgia" w:hAnsi="Georgia" w:cs="Georgia" w:eastAsia="Georgia"/>
-          <w:sz w:val="22"/>
-          <w:szCs w:val="22"/>
-          <w:b w:val="0"/>
-          <w:bCs w:val="0"/>
-          <w:highlight w:val="yellow"/>
-          <w:color w:val="000000"/>
-        </w:rPr>
-        <w:t xml:space="preserve"/>
-      </w:r>
-      <w:r>
-        <w:rPr>
-          <w:rFonts w:ascii="Georgia" w:hAnsi="Georgia" w:cs="Georgia" w:eastAsia="Georgia"/>
-          <w:sz w:val="22"/>
-          <w:szCs w:val="22"/>
-          <w:b w:val="0"/>
-          <w:bCs w:val="0"/>
-          <w:color w:val="000000"/>
-        </w:rPr>
-        <w:t xml:space="preserve"/>
-      </w:r>
-      <w:r>
-        <w:rPr>
-          <w:rFonts w:ascii="Georgia" w:hAnsi="Georgia" w:cs="Georgia" w:eastAsia="Georgia"/>
-          <w:sz w:val="22"/>
-          <w:szCs w:val="22"/>
-          <w:b w:val="0"/>
-          <w:bCs w:val="0"/>
-          <w:color w:val="ED7D31"/>
-        </w:rPr>
-        <w:t xml:space="preserve"/>
-      </w:r>
-      <w:r>
-        <w:rPr>
-          <w:rFonts w:ascii="Georgia" w:hAnsi="Georgia" w:cs="Georgia" w:eastAsia="Georgia"/>
-          <w:sz w:val="22"/>
-          <w:szCs w:val="22"/>
-          <w:b w:val="0"/>
-          <w:bCs w:val="0"/>
-          <w:color w:val="000000"/>
-        </w:rPr>
-        <w:t xml:space="preserve"/>
-      </w:r>
-      <w:r>
-        <w:rPr>
-          <w:rFonts w:ascii="Georgia" w:hAnsi="Georgia" w:cs="Georgia" w:eastAsia="Georgia"/>
-          <w:sz w:val="22"/>
-          <w:szCs w:val="22"/>
-          <w:b w:val="0"/>
-          <w:bCs w:val="0"/>
-          <w:highlight w:val="red"/>
-          <w:color w:val="FFFFFF"/>
-        </w:rPr>
-        <w:t xml:space="preserve"/>
-      </w:r>
-      <w:r>
-        <w:rPr>
-          <w:rFonts w:ascii="Georgia" w:hAnsi="Georgia" w:cs="Georgia" w:eastAsia="Georgia"/>
-          <w:sz w:val="22"/>
-          <w:szCs w:val="22"/>
-          <w:b w:val="0"/>
-          <w:bCs w:val="0"/>
-          <w:color w:val="000000"/>
-        </w:rPr>
-        <w:t xml:space="preserve"/>
-      </w:r>
-      <w:r>
-        <w:rPr>
-          <w:rFonts w:ascii="Georgia" w:hAnsi="Georgia" w:cs="Georgia" w:eastAsia="Georgia"/>
-          <w:sz w:val="22"/>
-          <w:szCs w:val="22"/>
-          <w:b w:val="0"/>
-          <w:bCs w:val="0"/>
-          <w:color w:val="ED7D31"/>
-        </w:rPr>
-        <w:t xml:space="preserve"/>
-      </w:r>
-      <w:r>
-        <w:rPr>
-          <w:rFonts w:ascii="Georgia" w:hAnsi="Georgia" w:cs="Georgia" w:eastAsia="Georgia"/>
-          <w:sz w:val="22"/>
-          <w:szCs w:val="22"/>
-          <w:b w:val="0"/>
-          <w:bCs w:val="0"/>
-          <w:color w:val="000000"/>
-        </w:rPr>
-        <w:t xml:space="preserve"/>
+          <w:b w:val="0"/>
+          <w:i w:val="0"/>
+          <w:sz w:val="22"/>
+          <w:color w:val="000000"/>
+        </w:rPr>
+        <w:t xml:space="preserve">Methicillin-resistant Staphylococcus aureus (MRSA) is a common and potentially (EC) severe pathogen that has developed resistance to several types of antibiotics. MRSA bacteria can (FP-Cap) survive long on surfaces and objects, including second-hand clothing (SHC). The increasing popularity of SHC or “ukay-ukay” in the Philippines, coupled with potential (EC) public health concerns associated with transmitting pathogenic bacteria, emphasized this research’s need. Thus </w:t>
+      </w:r>
+      <w:r>
+        <w:rPr>
+          <w:rFonts w:ascii="Georgia" w:hAnsi="Georgia" w:cs="Georgia" w:eastAsia="Georgia"/>
+          <w:b w:val="0"/>
+          <w:i w:val="0"/>
+          <w:sz w:val="22"/>
+          <w:color w:val="8B4513"/>
+        </w:rPr>
+        <w:t>(DO)</w:t>
+      </w:r>
+      <w:r>
+        <w:rPr>
+          <w:rFonts w:ascii="Georgia" w:hAnsi="Georgia" w:cs="Georgia" w:eastAsia="Georgia"/>
+          <w:b w:val="0"/>
+          <w:i w:val="0"/>
+          <w:sz w:val="22"/>
+          <w:color w:val="000000"/>
+        </w:rPr>
+        <w:t xml:space="preserve">, this study detected the presence of S. aureus and MRSA in second-hand clothing. A total of fifteen most frequently purchased second-hand clothing (i.e., blouses, tee shirts, crop tops, tank tops, and hoodie jackets) were collected from [REDACTED]. Bacteriological analyses demonstrated the presence of Staphylococcus species across all samples, with growth in high-salt-containing culture broth and characteristic growth on Mannitol Salt Agar (MSA). Biochemical tests revealed positive catalase and Gram-positive cocci in clusters typical of S. aureus. Antibiotic susceptibility testing indicated the presence of both methicillin-sensitive S. aureus (MSSA) and methicillin-resistant S. aureus (MRSA) strains among the collected samples, highlighting the potential (EC) public health risks associated with the handling and purchasing of second-hand clothing. This study, therefore </w:t>
+      </w:r>
+      <w:r>
+        <w:rPr>
+          <w:rFonts w:ascii="Georgia" w:hAnsi="Georgia" w:cs="Georgia" w:eastAsia="Georgia"/>
+          <w:b w:val="0"/>
+          <w:i w:val="0"/>
+          <w:sz w:val="22"/>
+          <w:color w:val="8B4513"/>
+        </w:rPr>
+        <w:t>(DO)</w:t>
+      </w:r>
+      <w:r>
+        <w:rPr>
+          <w:rFonts w:ascii="Georgia" w:hAnsi="Georgia" w:cs="Georgia" w:eastAsia="Georgia"/>
+          <w:b w:val="0"/>
+          <w:i w:val="0"/>
+          <w:sz w:val="22"/>
+          <w:color w:val="000000"/>
+        </w:rPr>
+        <w:t>, underscores the need for proper precautions to mitigate the spread of potentially (EC) harmful bacteria, including MRSA, on second-hand clothing. It highlights the importance of raising awareness among both vendors and consumers about the potential (EC) health risks associated with these garments.</w:t>
       </w:r>
     </w:p>
     <w:p>
@@ -24682,148 +24017,52 @@
       <w:r>
         <w:rPr>
           <w:rFonts w:ascii="Georgia" w:hAnsi="Georgia" w:cs="Georgia" w:eastAsia="Georgia"/>
-          <w:sz w:val="22"/>
-          <w:szCs w:val="22"/>
-          <w:b w:val="0"/>
-          <w:bCs w:val="0"/>
-          <w:color w:val="000000"/>
-        </w:rPr>
-        <w:t xml:space="preserve">Wetlands are becoming popular as important tourist destinations due to their unique natural beauty and diverse wildlife. These vital ecosystems are at risk from the unregulated and unsustainable tourist visits that cause detrimental effects on the environment and host communities. Hence (DO), sustainable planning and management approaches should (FP-Rec) be considered. This study used Boullon’s Carrying Capacity Mathematical Model adopted from the Ecosystems Research and Development Bureau for computing the Tourism Carrying Capacity (TCC) of Sasmuan Pampanga Coastal Wetlands. Data on the parameters needed in TCC were collected through Key Informant Interviews, direct observation of the site, and a questionnaire-based survey for the tourism-related preferences and residents’ perceived impact of tourism activities. The Real Carrying Capacity per day was found to be a total of 13 boats and 156 visitors for fishing activity on the river stretch of [REDACTED], 14 visitors in the [REDACTED], while 420 visitors for aquaculture farm fishing I and 317 visitors in aquaculture farm fishing II, while 8 visitors for bangus feeding I and a total of 9 visitors for bangus feeding II. Only 5 visitors were allowed for birdwatching and 65 visitors for swimming activity. The results revealed that present visitations in these activities are still below the carrying capacity. For descriptive statistics, three-hundred fifty (350) respondents from five coastal barangays of SPCW were purposively selected. Results showed that respondents perceived tourism activities have a positive impact and equal perceptions in ecological (62.00%), economic (59.71%), social (59.71%), and visitor experiences aspects (50.86%). However, tourism activities in the area are perceived to have a negative impact on SPCW’s local facilities (54.00%). Thus (DO), local government should (FP-Rec) address the possible (EC) negative impacts of tourism activities and manage the carrying capacity for sustainable tourism.</w:t>
-      </w:r>
-      <w:r>
-        <w:rPr>
-          <w:rFonts w:ascii="Georgia" w:hAnsi="Georgia" w:cs="Georgia" w:eastAsia="Georgia"/>
-          <w:sz w:val="22"/>
-          <w:szCs w:val="22"/>
-          <w:b w:val="0"/>
-          <w:bCs w:val="0"/>
-          <w:strike/>
-          <w:color w:val="000000"/>
-        </w:rPr>
-        <w:t xml:space="preserve"/>
-      </w:r>
-      <w:r>
-        <w:rPr>
-          <w:rFonts w:ascii="Georgia" w:hAnsi="Georgia" w:cs="Georgia" w:eastAsia="Georgia"/>
-          <w:sz w:val="22"/>
-          <w:szCs w:val="22"/>
-          <w:b w:val="0"/>
-          <w:bCs w:val="0"/>
-          <w:color w:val="000000"/>
-        </w:rPr>
-        <w:t xml:space="preserve"/>
-      </w:r>
-      <w:r>
-        <w:rPr>
-          <w:rFonts w:ascii="Georgia" w:hAnsi="Georgia" w:cs="Georgia" w:eastAsia="Georgia"/>
-          <w:sz w:val="22"/>
-          <w:szCs w:val="22"/>
-          <w:b w:val="0"/>
-          <w:bCs w:val="0"/>
-          <w:color w:val="808080"/>
-        </w:rPr>
-        <w:t xml:space="preserve"/>
-      </w:r>
-      <w:r>
-        <w:rPr>
-          <w:rFonts w:ascii="Georgia" w:hAnsi="Georgia" w:cs="Georgia" w:eastAsia="Georgia"/>
-          <w:sz w:val="22"/>
-          <w:szCs w:val="22"/>
-          <w:b w:val="0"/>
-          <w:bCs w:val="0"/>
-          <w:color w:val="000000"/>
-        </w:rPr>
-        <w:t xml:space="preserve"/>
-      </w:r>
-      <w:r>
-        <w:rPr>
-          <w:rFonts w:ascii="Georgia" w:hAnsi="Georgia" w:cs="Georgia" w:eastAsia="Georgia"/>
-          <w:sz w:val="22"/>
-          <w:szCs w:val="22"/>
-          <w:b w:val="0"/>
-          <w:bCs w:val="0"/>
-          <w:strike/>
-          <w:color w:val="000000"/>
-        </w:rPr>
-        <w:t xml:space="preserve"/>
-      </w:r>
-      <w:r>
-        <w:rPr>
-          <w:rFonts w:ascii="Georgia" w:hAnsi="Georgia" w:cs="Georgia" w:eastAsia="Georgia"/>
-          <w:sz w:val="22"/>
-          <w:szCs w:val="22"/>
-          <w:b w:val="0"/>
-          <w:bCs w:val="0"/>
-          <w:color w:val="000000"/>
-        </w:rPr>
-        <w:t xml:space="preserve"/>
-      </w:r>
-      <w:r>
-        <w:rPr>
-          <w:rFonts w:ascii="Georgia" w:hAnsi="Georgia" w:cs="Georgia" w:eastAsia="Georgia"/>
-          <w:sz w:val="22"/>
-          <w:szCs w:val="22"/>
-          <w:b w:val="0"/>
-          <w:bCs w:val="0"/>
-          <w:color w:val="808080"/>
-        </w:rPr>
-        <w:t xml:space="preserve"/>
-      </w:r>
-      <w:r>
-        <w:rPr>
-          <w:rFonts w:ascii="Georgia" w:hAnsi="Georgia" w:cs="Georgia" w:eastAsia="Georgia"/>
-          <w:sz w:val="22"/>
-          <w:szCs w:val="22"/>
-          <w:b w:val="0"/>
-          <w:bCs w:val="0"/>
-          <w:color w:val="000000"/>
-        </w:rPr>
-        <w:t xml:space="preserve"/>
-      </w:r>
-      <w:r>
-        <w:rPr>
-          <w:rFonts w:ascii="Georgia" w:hAnsi="Georgia" w:cs="Georgia" w:eastAsia="Georgia"/>
-          <w:sz w:val="22"/>
-          <w:szCs w:val="22"/>
-          <w:b w:val="0"/>
-          <w:bCs w:val="0"/>
-          <w:highlight w:val="red"/>
-          <w:color w:val="FFFFFF"/>
-        </w:rPr>
-        <w:t xml:space="preserve"/>
-      </w:r>
-      <w:r>
-        <w:rPr>
-          <w:rFonts w:ascii="Georgia" w:hAnsi="Georgia" w:cs="Georgia" w:eastAsia="Georgia"/>
-          <w:sz w:val="22"/>
-          <w:szCs w:val="22"/>
-          <w:b w:val="0"/>
-          <w:bCs w:val="0"/>
-          <w:color w:val="000000"/>
-        </w:rPr>
-        <w:t xml:space="preserve"/>
-      </w:r>
-      <w:r>
-        <w:rPr>
-          <w:rFonts w:ascii="Georgia" w:hAnsi="Georgia" w:cs="Georgia" w:eastAsia="Georgia"/>
-          <w:sz w:val="22"/>
-          <w:szCs w:val="22"/>
-          <w:b w:val="0"/>
-          <w:bCs w:val="0"/>
-          <w:color w:val="ED7D31"/>
-        </w:rPr>
-        <w:t xml:space="preserve"/>
-      </w:r>
-      <w:r>
-        <w:rPr>
-          <w:rFonts w:ascii="Georgia" w:hAnsi="Georgia" w:cs="Georgia" w:eastAsia="Georgia"/>
-          <w:sz w:val="22"/>
-          <w:szCs w:val="22"/>
-          <w:b w:val="0"/>
-          <w:bCs w:val="0"/>
-          <w:color w:val="000000"/>
-        </w:rPr>
-        <w:t xml:space="preserve"/>
+          <w:b w:val="0"/>
+          <w:i w:val="0"/>
+          <w:sz w:val="22"/>
+          <w:color w:val="000000"/>
+        </w:rPr>
+        <w:t xml:space="preserve">Wetlands are becoming popular as important tourist destinations due to their unique natural beauty and diverse wildlife. These vital ecosystems are at risk from the unregulated and unsustainable tourist visits that cause detrimental effects on the environment and host communities. Hence </w:t>
+      </w:r>
+      <w:r>
+        <w:rPr>
+          <w:rFonts w:ascii="Georgia" w:hAnsi="Georgia" w:cs="Georgia" w:eastAsia="Georgia"/>
+          <w:b w:val="0"/>
+          <w:i w:val="0"/>
+          <w:sz w:val="22"/>
+          <w:color w:val="8B4513"/>
+        </w:rPr>
+        <w:t>(DO)</w:t>
+      </w:r>
+      <w:r>
+        <w:rPr>
+          <w:rFonts w:ascii="Georgia" w:hAnsi="Georgia" w:cs="Georgia" w:eastAsia="Georgia"/>
+          <w:b w:val="0"/>
+          <w:i w:val="0"/>
+          <w:sz w:val="22"/>
+          <w:color w:val="000000"/>
+        </w:rPr>
+        <w:t xml:space="preserve">, sustainable planning and management approaches should (FP-Rec) be considered. This study used Boullon’s Carrying Capacity Mathematical Model adopted from the Ecosystems Research and Development Bureau for computing the Tourism Carrying Capacity (TCC) of Sasmuan Pampanga Coastal Wetlands. Data on the parameters needed in TCC were collected through Key Informant Interviews, direct observation of the site, and a questionnaire-based survey for the tourism-related preferences and residents’ perceived impact of tourism activities. The Real Carrying Capacity per day was found to be a total of 13 boats and 156 visitors for fishing activity on the river stretch of [REDACTED], 14 visitors in the [REDACTED], while 420 visitors for aquaculture farm fishing I and 317 visitors in aquaculture farm fishing II, while 8 visitors for bangus feeding I and a total of 9 visitors for bangus feeding II. Only 5 visitors were allowed for birdwatching and 65 visitors for swimming activity. The results revealed that present visitations in these activities are still below the carrying capacity. For descriptive statistics, three-hundred fifty (350) respondents from five coastal barangays of SPCW were purposively selected. Results showed that respondents perceived tourism activities have a positive impact and equal perceptions in ecological (62.00%), economic (59.71%), social (59.71%), and visitor experiences aspects (50.86%). However, tourism activities in the area are perceived to have a negative impact on SPCW’s local facilities (54.00%). Thus </w:t>
+      </w:r>
+      <w:r>
+        <w:rPr>
+          <w:rFonts w:ascii="Georgia" w:hAnsi="Georgia" w:cs="Georgia" w:eastAsia="Georgia"/>
+          <w:b w:val="0"/>
+          <w:i w:val="0"/>
+          <w:sz w:val="22"/>
+          <w:color w:val="8B4513"/>
+        </w:rPr>
+        <w:t>(DO)</w:t>
+      </w:r>
+      <w:r>
+        <w:rPr>
+          <w:rFonts w:ascii="Georgia" w:hAnsi="Georgia" w:cs="Georgia" w:eastAsia="Georgia"/>
+          <w:b w:val="0"/>
+          <w:i w:val="0"/>
+          <w:sz w:val="22"/>
+          <w:color w:val="000000"/>
+        </w:rPr>
+        <w:t>, local government should (FP-Rec) address the possible (EC) negative impacts of tourism activities and manage the carrying capacity for sustainable tourism.</w:t>
       </w:r>
     </w:p>
     <w:p>
@@ -24861,193 +24100,52 @@
       <w:r>
         <w:rPr>
           <w:rFonts w:ascii="Georgia" w:hAnsi="Georgia" w:cs="Georgia" w:eastAsia="Georgia"/>
-          <w:sz w:val="22"/>
-          <w:szCs w:val="22"/>
-          <w:b w:val="0"/>
-          <w:bCs w:val="0"/>
-          <w:color w:val="000000"/>
-        </w:rPr>
-        <w:t xml:space="preserve">Many farmers have been facing many problems towards their crops. One of the common factors affecting the production of eggplant is the pathogenic diseases. The fungal disease commonly found in Eggplant (Solanum melongena) is Cercospora leaf spot, a plant-pathogenic fungus, Cercospora melongenae. Therefore (DO), this study aims to examine the potential (FP-Gen) of Trichoderma harzianum, an endophytic fungus, as a biocontrol agent for Cercospora leaf spot-on eggplants in the Philippines. Cercospora melongenae is a plant-pathogenic fungus that causes significant damage to eggplant crops, and the overuse of chemical pesticides has adverse effects on human health and the environment. As such, using alternative approaches, such as endophytic fungi, has gained attention from researchers. The study used thirty isolated leaf samples, twenty-one subcultures has been done and four different pathogenic fungi were identified. Moreover, there is an antagonistic effect of Trichoderma hazianum against the pathogenic fungi that cause disease in eggplant crops. Hence (DO), the study aimed to investigate the antagonistic potential (FP-Gen) of Trichoderma harzianum among the four isolates. The results indicate (FP-Gen) that the mean effect of Trichoderma harzianum on the test variables varied across the three days of observation. However, there was no significant difference in the effect of Trichoderma harzianum among the test variables on any of the three days, suggesting (EC) that the fungus had a similar impact on the growth of all four test variables.</w:t>
-      </w:r>
-      <w:r>
-        <w:rPr>
-          <w:rFonts w:ascii="Georgia" w:hAnsi="Georgia" w:cs="Georgia" w:eastAsia="Georgia"/>
-          <w:sz w:val="22"/>
-          <w:szCs w:val="22"/>
-          <w:b w:val="0"/>
-          <w:bCs w:val="0"/>
-          <w:strike/>
-          <w:color w:val="000000"/>
-        </w:rPr>
-        <w:t xml:space="preserve"/>
-      </w:r>
-      <w:r>
-        <w:rPr>
-          <w:rFonts w:ascii="Georgia" w:hAnsi="Georgia" w:cs="Georgia" w:eastAsia="Georgia"/>
-          <w:sz w:val="22"/>
-          <w:szCs w:val="22"/>
-          <w:b w:val="0"/>
-          <w:bCs w:val="0"/>
-          <w:color w:val="000000"/>
-        </w:rPr>
-        <w:t xml:space="preserve"/>
-      </w:r>
-      <w:r>
-        <w:rPr>
-          <w:rFonts w:ascii="Georgia" w:hAnsi="Georgia" w:cs="Georgia" w:eastAsia="Georgia"/>
-          <w:sz w:val="22"/>
-          <w:szCs w:val="22"/>
-          <w:b w:val="0"/>
-          <w:bCs w:val="0"/>
-          <w:color w:val="808080"/>
-        </w:rPr>
-        <w:t xml:space="preserve"/>
-      </w:r>
-      <w:r>
-        <w:rPr>
-          <w:rFonts w:ascii="Georgia" w:hAnsi="Georgia" w:cs="Georgia" w:eastAsia="Georgia"/>
-          <w:sz w:val="22"/>
-          <w:szCs w:val="22"/>
-          <w:b w:val="0"/>
-          <w:bCs w:val="0"/>
-          <w:color w:val="000000"/>
-        </w:rPr>
-        <w:t xml:space="preserve"/>
-      </w:r>
-      <w:r>
-        <w:rPr>
-          <w:rFonts w:ascii="Georgia" w:hAnsi="Georgia" w:cs="Georgia" w:eastAsia="Georgia"/>
-          <w:sz w:val="22"/>
-          <w:szCs w:val="22"/>
-          <w:b w:val="0"/>
-          <w:bCs w:val="0"/>
-          <w:strike/>
-          <w:color w:val="000000"/>
-        </w:rPr>
-        <w:t xml:space="preserve"/>
-      </w:r>
-      <w:r>
-        <w:rPr>
-          <w:rFonts w:ascii="Georgia" w:hAnsi="Georgia" w:cs="Georgia" w:eastAsia="Georgia"/>
-          <w:sz w:val="22"/>
-          <w:szCs w:val="22"/>
-          <w:b w:val="0"/>
-          <w:bCs w:val="0"/>
-          <w:color w:val="000000"/>
-        </w:rPr>
-        <w:t xml:space="preserve"/>
-      </w:r>
-      <w:r>
-        <w:rPr>
-          <w:rFonts w:ascii="Georgia" w:hAnsi="Georgia" w:cs="Georgia" w:eastAsia="Georgia"/>
-          <w:sz w:val="22"/>
-          <w:szCs w:val="22"/>
-          <w:b w:val="0"/>
-          <w:bCs w:val="0"/>
-          <w:color w:val="808080"/>
-        </w:rPr>
-        <w:t xml:space="preserve"/>
-      </w:r>
-      <w:r>
-        <w:rPr>
-          <w:rFonts w:ascii="Georgia" w:hAnsi="Georgia" w:cs="Georgia" w:eastAsia="Georgia"/>
-          <w:sz w:val="22"/>
-          <w:szCs w:val="22"/>
-          <w:b w:val="0"/>
-          <w:bCs w:val="0"/>
-          <w:color w:val="000000"/>
-        </w:rPr>
-        <w:t xml:space="preserve"/>
-      </w:r>
-      <w:r>
-        <w:rPr>
-          <w:rFonts w:ascii="Georgia" w:hAnsi="Georgia" w:cs="Georgia" w:eastAsia="Georgia"/>
-          <w:sz w:val="22"/>
-          <w:szCs w:val="22"/>
-          <w:b w:val="0"/>
-          <w:bCs w:val="0"/>
-          <w:strike/>
-          <w:color w:val="000000"/>
-        </w:rPr>
-        <w:t xml:space="preserve"/>
-      </w:r>
-      <w:r>
-        <w:rPr>
-          <w:rFonts w:ascii="Georgia" w:hAnsi="Georgia" w:cs="Georgia" w:eastAsia="Georgia"/>
-          <w:sz w:val="22"/>
-          <w:szCs w:val="22"/>
-          <w:b w:val="0"/>
-          <w:bCs w:val="0"/>
-          <w:color w:val="000000"/>
-        </w:rPr>
-        <w:t xml:space="preserve"/>
-      </w:r>
-      <w:r>
-        <w:rPr>
-          <w:rFonts w:ascii="Georgia" w:hAnsi="Georgia" w:cs="Georgia" w:eastAsia="Georgia"/>
-          <w:sz w:val="22"/>
-          <w:szCs w:val="22"/>
-          <w:b w:val="0"/>
-          <w:bCs w:val="0"/>
-          <w:color w:val="808080"/>
-        </w:rPr>
-        <w:t xml:space="preserve"/>
-      </w:r>
-      <w:r>
-        <w:rPr>
-          <w:rFonts w:ascii="Georgia" w:hAnsi="Georgia" w:cs="Georgia" w:eastAsia="Georgia"/>
-          <w:sz w:val="22"/>
-          <w:szCs w:val="22"/>
-          <w:b w:val="0"/>
-          <w:bCs w:val="0"/>
-          <w:color w:val="000000"/>
-        </w:rPr>
-        <w:t xml:space="preserve"/>
-      </w:r>
-      <w:r>
-        <w:rPr>
-          <w:rFonts w:ascii="Georgia" w:hAnsi="Georgia" w:cs="Georgia" w:eastAsia="Georgia"/>
-          <w:sz w:val="22"/>
-          <w:szCs w:val="22"/>
-          <w:b w:val="0"/>
-          <w:bCs w:val="0"/>
-          <w:highlight w:val="red"/>
-          <w:color w:val="FFFFFF"/>
-        </w:rPr>
-        <w:t xml:space="preserve"/>
-      </w:r>
-      <w:r>
-        <w:rPr>
-          <w:rFonts w:ascii="Georgia" w:hAnsi="Georgia" w:cs="Georgia" w:eastAsia="Georgia"/>
-          <w:sz w:val="22"/>
-          <w:szCs w:val="22"/>
-          <w:b w:val="0"/>
-          <w:bCs w:val="0"/>
-          <w:color w:val="000000"/>
-        </w:rPr>
-        <w:t xml:space="preserve"/>
-      </w:r>
-      <w:r>
-        <w:rPr>
-          <w:rFonts w:ascii="Georgia" w:hAnsi="Georgia" w:cs="Georgia" w:eastAsia="Georgia"/>
-          <w:sz w:val="22"/>
-          <w:szCs w:val="22"/>
-          <w:b w:val="0"/>
-          <w:bCs w:val="0"/>
-          <w:color w:val="ED7D31"/>
-        </w:rPr>
-        <w:t xml:space="preserve"/>
-      </w:r>
-      <w:r>
-        <w:rPr>
-          <w:rFonts w:ascii="Georgia" w:hAnsi="Georgia" w:cs="Georgia" w:eastAsia="Georgia"/>
-          <w:sz w:val="22"/>
-          <w:szCs w:val="22"/>
-          <w:b w:val="0"/>
-          <w:bCs w:val="0"/>
-          <w:color w:val="000000"/>
-        </w:rPr>
-        <w:t xml:space="preserve"/>
+          <w:b w:val="0"/>
+          <w:i w:val="0"/>
+          <w:sz w:val="22"/>
+          <w:color w:val="000000"/>
+        </w:rPr>
+        <w:t xml:space="preserve">Many farmers have been facing many problems towards their crops. One of the common factors affecting the production of eggplant is the pathogenic diseases. The fungal disease commonly found in Eggplant (Solanum melongena) is Cercospora leaf spot, a plant-pathogenic fungus, Cercospora melongenae. Therefore </w:t>
+      </w:r>
+      <w:r>
+        <w:rPr>
+          <w:rFonts w:ascii="Georgia" w:hAnsi="Georgia" w:cs="Georgia" w:eastAsia="Georgia"/>
+          <w:b w:val="0"/>
+          <w:i w:val="0"/>
+          <w:sz w:val="22"/>
+          <w:color w:val="8B4513"/>
+        </w:rPr>
+        <w:t>(DO)</w:t>
+      </w:r>
+      <w:r>
+        <w:rPr>
+          <w:rFonts w:ascii="Georgia" w:hAnsi="Georgia" w:cs="Georgia" w:eastAsia="Georgia"/>
+          <w:b w:val="0"/>
+          <w:i w:val="0"/>
+          <w:sz w:val="22"/>
+          <w:color w:val="000000"/>
+        </w:rPr>
+        <w:t xml:space="preserve">, this study aims to examine the potential (FP-Gen) of Trichoderma harzianum, an endophytic fungus, as a biocontrol agent for Cercospora leaf spot-on eggplants in the Philippines. Cercospora melongenae is a plant-pathogenic fungus that causes significant damage to eggplant crops, and the overuse of chemical pesticides has adverse effects on human health and the environment. As such, using alternative approaches, such as endophytic fungi, has gained attention from researchers. The study used thirty isolated leaf samples, twenty-one subcultures has been done and four different pathogenic fungi were identified. Moreover, there is an antagonistic effect of Trichoderma hazianum against the pathogenic fungi that cause disease in eggplant crops. Hence </w:t>
+      </w:r>
+      <w:r>
+        <w:rPr>
+          <w:rFonts w:ascii="Georgia" w:hAnsi="Georgia" w:cs="Georgia" w:eastAsia="Georgia"/>
+          <w:b w:val="0"/>
+          <w:i w:val="0"/>
+          <w:sz w:val="22"/>
+          <w:color w:val="8B4513"/>
+        </w:rPr>
+        <w:t>(DO)</w:t>
+      </w:r>
+      <w:r>
+        <w:rPr>
+          <w:rFonts w:ascii="Georgia" w:hAnsi="Georgia" w:cs="Georgia" w:eastAsia="Georgia"/>
+          <w:b w:val="0"/>
+          <w:i w:val="0"/>
+          <w:sz w:val="22"/>
+          <w:color w:val="000000"/>
+        </w:rPr>
+        <w:t>, the study aimed to investigate the antagonistic potential (FP-Gen) of Trichoderma harzianum among the four isolates. The results indicate (FP-Gen) that the mean effect of Trichoderma harzianum on the test variables varied across the three days of observation. However, there was no significant difference in the effect of Trichoderma harzianum among the test variables on any of the three days, suggesting (EC) that the fungus had a similar impact on the growth of all four test variables.</w:t>
       </w:r>
     </w:p>
     <w:p>
@@ -25737,148 +24835,32 @@
       <w:r>
         <w:rPr>
           <w:rFonts w:ascii="Georgia" w:hAnsi="Georgia" w:cs="Georgia" w:eastAsia="Georgia"/>
-          <w:sz w:val="22"/>
-          <w:szCs w:val="22"/>
-          <w:b w:val="0"/>
-          <w:bCs w:val="0"/>
-          <w:color w:val="000000"/>
-        </w:rPr>
-        <w:t xml:space="preserve">Canine heartworm (Dirofilaria immitis) infection is a significant health concern for dogs in many regions. This study investigated the association between clinical signs and microscopy/serological detection of heartworm at the [REDACTED]. Canines below six months of age and those receiving annual macrocyclic lactones were excluded. A questionnaire was utilized to collect data, and 100 single step rapid test kits canine heartworm Ag (AccuVet®) were employed along with direct blood smears. However, no positive results were observed in the diagnostic tests conducted. Thus (DO), no significant association between clinical signs and heartworm infection could (EC) be established. Recommendations include increased awareness and education about heartworm prevention, regular testing, evaluation of other diagnostic methods, collaboration and research, continuous monitoring of heartworm prevalence, individualized risk assessment, and collaboration with pet owners. These measures can (FP-Gen) collectively contribute to the effective management and prevention of heartworm disease in the local canine population. Further research with larger sample sizes and diverse populations is needed (FP-Rec) to validate these findings and enhance our understanding of heartworm infection in the study area.</w:t>
-      </w:r>
-      <w:r>
-        <w:rPr>
-          <w:rFonts w:ascii="Georgia" w:hAnsi="Georgia" w:cs="Georgia" w:eastAsia="Georgia"/>
-          <w:sz w:val="22"/>
-          <w:szCs w:val="22"/>
-          <w:b w:val="0"/>
-          <w:bCs w:val="0"/>
-          <w:shd w:val="clear" w:color="auto" w:fill="00B0F0"/>
-          <w:color w:val="000000"/>
-        </w:rPr>
-        <w:t xml:space="preserve"/>
-      </w:r>
-      <w:r>
-        <w:rPr>
-          <w:rFonts w:ascii="Georgia" w:hAnsi="Georgia" w:cs="Georgia" w:eastAsia="Georgia"/>
-          <w:sz w:val="22"/>
-          <w:szCs w:val="22"/>
-          <w:b w:val="0"/>
-          <w:bCs w:val="0"/>
-          <w:color w:val="000000"/>
-        </w:rPr>
-        <w:t xml:space="preserve"/>
-      </w:r>
-      <w:r>
-        <w:rPr>
-          <w:rFonts w:ascii="Georgia" w:hAnsi="Georgia" w:cs="Georgia" w:eastAsia="Georgia"/>
-          <w:sz w:val="22"/>
-          <w:szCs w:val="22"/>
-          <w:b w:val="0"/>
-          <w:bCs w:val="0"/>
-          <w:color w:val="ED7D31"/>
-        </w:rPr>
-        <w:t xml:space="preserve"/>
-      </w:r>
-      <w:r>
-        <w:rPr>
-          <w:rFonts w:ascii="Georgia" w:hAnsi="Georgia" w:cs="Georgia" w:eastAsia="Georgia"/>
-          <w:sz w:val="22"/>
-          <w:szCs w:val="22"/>
-          <w:b w:val="0"/>
-          <w:bCs w:val="0"/>
-          <w:color w:val="000000"/>
-        </w:rPr>
-        <w:t xml:space="preserve"/>
-      </w:r>
-      <w:r>
-        <w:rPr>
-          <w:rFonts w:ascii="Georgia" w:hAnsi="Georgia" w:cs="Georgia" w:eastAsia="Georgia"/>
-          <w:sz w:val="22"/>
-          <w:szCs w:val="22"/>
-          <w:b w:val="0"/>
-          <w:bCs w:val="0"/>
-          <w:strike/>
-          <w:color w:val="000000"/>
-        </w:rPr>
-        <w:t xml:space="preserve"/>
-      </w:r>
-      <w:r>
-        <w:rPr>
-          <w:rFonts w:ascii="Georgia" w:hAnsi="Georgia" w:cs="Georgia" w:eastAsia="Georgia"/>
-          <w:sz w:val="22"/>
-          <w:szCs w:val="22"/>
-          <w:b w:val="0"/>
-          <w:bCs w:val="0"/>
-          <w:color w:val="000000"/>
-        </w:rPr>
-        <w:t xml:space="preserve"/>
-      </w:r>
-      <w:r>
-        <w:rPr>
-          <w:rFonts w:ascii="Georgia" w:hAnsi="Georgia" w:cs="Georgia" w:eastAsia="Georgia"/>
-          <w:sz w:val="22"/>
-          <w:szCs w:val="22"/>
-          <w:b w:val="0"/>
-          <w:bCs w:val="0"/>
-          <w:color w:val="808080"/>
-        </w:rPr>
-        <w:t xml:space="preserve"/>
-      </w:r>
-      <w:r>
-        <w:rPr>
-          <w:rFonts w:ascii="Georgia" w:hAnsi="Georgia" w:cs="Georgia" w:eastAsia="Georgia"/>
-          <w:sz w:val="22"/>
-          <w:szCs w:val="22"/>
-          <w:b w:val="0"/>
-          <w:bCs w:val="0"/>
-          <w:color w:val="000000"/>
-        </w:rPr>
-        <w:t xml:space="preserve"/>
-      </w:r>
-      <w:r>
-        <w:rPr>
-          <w:rFonts w:ascii="Georgia" w:hAnsi="Georgia" w:cs="Georgia" w:eastAsia="Georgia"/>
-          <w:sz w:val="22"/>
-          <w:szCs w:val="22"/>
-          <w:b w:val="0"/>
-          <w:bCs w:val="0"/>
-          <w:strike/>
-          <w:color w:val="000000"/>
-        </w:rPr>
-        <w:t xml:space="preserve"/>
-      </w:r>
-      <w:r>
-        <w:rPr>
-          <w:rFonts w:ascii="Georgia" w:hAnsi="Georgia" w:cs="Georgia" w:eastAsia="Georgia"/>
-          <w:sz w:val="22"/>
-          <w:szCs w:val="22"/>
-          <w:b w:val="0"/>
-          <w:bCs w:val="0"/>
-          <w:color w:val="000000"/>
-        </w:rPr>
-        <w:t xml:space="preserve"/>
-      </w:r>
-      <w:r>
-        <w:rPr>
-          <w:rFonts w:ascii="Georgia" w:hAnsi="Georgia" w:cs="Georgia" w:eastAsia="Georgia"/>
-          <w:sz w:val="22"/>
-          <w:szCs w:val="22"/>
-          <w:b w:val="0"/>
-          <w:bCs w:val="0"/>
-          <w:color w:val="808080"/>
-        </w:rPr>
-        <w:t xml:space="preserve"/>
-      </w:r>
-      <w:r>
-        <w:rPr>
-          <w:rFonts w:ascii="Georgia" w:hAnsi="Georgia" w:cs="Georgia" w:eastAsia="Georgia"/>
-          <w:sz w:val="22"/>
-          <w:szCs w:val="22"/>
-          <w:b w:val="0"/>
-          <w:bCs w:val="0"/>
-          <w:color w:val="000000"/>
-        </w:rPr>
-        <w:t xml:space="preserve"/>
+          <w:b w:val="0"/>
+          <w:i w:val="0"/>
+          <w:sz w:val="22"/>
+          <w:color w:val="000000"/>
+        </w:rPr>
+        <w:t xml:space="preserve">Canine heartworm (Dirofilaria immitis) infection is a significant health concern for dogs in many regions. This study investigated the association between clinical signs and microscopy/serological detection of heartworm at the [REDACTED]. Canines below six months of age and those receiving annual macrocyclic lactones were excluded. A questionnaire was utilized to collect data, and 100 single step rapid test kits canine heartworm Ag (AccuVet®) were employed along with direct blood smears. However, no positive results were observed in the diagnostic tests conducted. Thus </w:t>
+      </w:r>
+      <w:r>
+        <w:rPr>
+          <w:rFonts w:ascii="Georgia" w:hAnsi="Georgia" w:cs="Georgia" w:eastAsia="Georgia"/>
+          <w:b w:val="0"/>
+          <w:i w:val="0"/>
+          <w:sz w:val="22"/>
+          <w:color w:val="8B4513"/>
+        </w:rPr>
+        <w:t>(DO)</w:t>
+      </w:r>
+      <w:r>
+        <w:rPr>
+          <w:rFonts w:ascii="Georgia" w:hAnsi="Georgia" w:cs="Georgia" w:eastAsia="Georgia"/>
+          <w:b w:val="0"/>
+          <w:i w:val="0"/>
+          <w:sz w:val="22"/>
+          <w:color w:val="000000"/>
+        </w:rPr>
+        <w:t>, no significant association between clinical signs and heartworm infection could (EC) be established. Recommendations include increased awareness and education about heartworm prevention, regular testing, evaluation of other diagnostic methods, collaboration and research, continuous monitoring of heartworm prevalence, individualized risk assessment, and collaboration with pet owners. These measures can (FP-Gen) collectively contribute to the effective management and prevention of heartworm disease in the local canine population. Further research with larger sample sizes and diverse populations is needed (FP-Rec) to validate these findings and enhance our understanding of heartworm infection in the study area.</w:t>
       </w:r>
     </w:p>
     <w:p>
@@ -26005,103 +24987,32 @@
       <w:r>
         <w:rPr>
           <w:rFonts w:ascii="Georgia" w:hAnsi="Georgia" w:cs="Georgia" w:eastAsia="Georgia"/>
-          <w:sz w:val="22"/>
-          <w:szCs w:val="22"/>
-          <w:b w:val="0"/>
-          <w:bCs w:val="0"/>
-          <w:color w:val="000000"/>
-        </w:rPr>
-        <w:t xml:space="preserve">Plastic pollution has been a long-standing environmental concern due to improper waste management. Its persistence in marine environments, particularly in the form of microplastics, posed potential (EC) health risks to aquatic species and humans through seafood consumption. This study was conducted to detect microplastics in Whiteleg shrimp (Litopenaeus vannamei) sold at the [REDACTED]. A total of 10 shrimp samples per stall were collected, equating to 30 shrimps overall from the 3 stalls available. Composite sampling was applied in this study; hence (DO), all individual shrimps from each stall were counted as one sample. The samples were separated into two treatments: Treatment 1, which consisted of the hepatopancreas and gastrointestinal tract of the shrimp, and Treatment 2, which consisted of the shrimp muscle. The samples were subjected to light microscopy and were categorized as follows: Treatment 1 Stall 1 (T1S1), Treatment 1 Stall 2 (T1S2), Treatment 1 Stall 3 (T1S3), Treatment 2 Stall 1 (T2S1), Treatment 2 Stall 2 (T2S2), and Treatment 2 Stall 3 (T2S3). Each sample was added to a 10% KOH solution for the digestion of soft tissue. Afterwards, 60% sodium iodide was used for the density separation of microplastics and undigested organic matter. The supernatant was collected using a pipette and then transferred to a slide before subjecting to a light microscope. In each slide, 10 µl of sample was placed. This was repeated five times in separate slides. A total of 181 microplastics were detected across all samples, wherein the concentration of microplastics was higher in Treatment 1 (74.03%). Fragments (39.02%) were the most dominant shape, followed by fibers (23.20%), lines (17.13%), and then pellets (3.31%). The most dominant color was gray (33.15%), followed by blue (24.31%), black (11.6%), red (9.39%), clear (7.73%), brown (6.63%), violet (3.31%), yellow (3.31%), and green (0.55%). Most of the particles ranged in size from 11–50 µm (58.01%), followed by &lt;10.9 µm (29.83%), 51–100 µm (6.08%), 101–200 µm (5.52%), and &gt;201 µm (1.10%). Through random sampling, one microplastic was selected from each shape for polymer analysis using Fourier Transform Infrared Spectroscopy (FTIR). The fragment had a 97% match with high-density polyethylene, the fiber had a 90% match with an olefin copolymer, and the line sample had a 96% match with polypropylene, while the pellet sample was rejected for analysis due to its small size. To reduce microplastic pollution, the findings recommend (FP-Rec) removing the shrimp’s GIT during preparation to avoid ingestion, use fishing gear made from durable or natural materials, regularly maintain and replace worn equipment, and properly dispose of plastics instead of discarding them into water bodies.</w:t>
-      </w:r>
-      <w:r>
-        <w:rPr>
-          <w:rFonts w:ascii="Georgia" w:hAnsi="Georgia" w:cs="Georgia" w:eastAsia="Georgia"/>
-          <w:sz w:val="22"/>
-          <w:szCs w:val="22"/>
-          <w:b w:val="0"/>
-          <w:bCs w:val="0"/>
-          <w:highlight w:val="red"/>
-          <w:color w:val="FFFFFF"/>
-        </w:rPr>
-        <w:t xml:space="preserve"/>
-      </w:r>
-      <w:r>
-        <w:rPr>
-          <w:rFonts w:ascii="Georgia" w:hAnsi="Georgia" w:cs="Georgia" w:eastAsia="Georgia"/>
-          <w:sz w:val="22"/>
-          <w:szCs w:val="22"/>
-          <w:b w:val="0"/>
-          <w:bCs w:val="0"/>
-          <w:color w:val="000000"/>
-        </w:rPr>
-        <w:t xml:space="preserve"/>
-      </w:r>
-      <w:r>
-        <w:rPr>
-          <w:rFonts w:ascii="Georgia" w:hAnsi="Georgia" w:cs="Georgia" w:eastAsia="Georgia"/>
-          <w:sz w:val="22"/>
-          <w:szCs w:val="22"/>
-          <w:b w:val="0"/>
-          <w:bCs w:val="0"/>
-          <w:color w:val="ED7D31"/>
-        </w:rPr>
-        <w:t xml:space="preserve"/>
-      </w:r>
-      <w:r>
-        <w:rPr>
-          <w:rFonts w:ascii="Georgia" w:hAnsi="Georgia" w:cs="Georgia" w:eastAsia="Georgia"/>
-          <w:sz w:val="22"/>
-          <w:szCs w:val="22"/>
-          <w:b w:val="0"/>
-          <w:bCs w:val="0"/>
-          <w:color w:val="000000"/>
-        </w:rPr>
-        <w:t xml:space="preserve"/>
-      </w:r>
-      <w:r>
-        <w:rPr>
-          <w:rFonts w:ascii="Georgia" w:hAnsi="Georgia" w:cs="Georgia" w:eastAsia="Georgia"/>
-          <w:sz w:val="22"/>
-          <w:szCs w:val="22"/>
-          <w:b w:val="0"/>
-          <w:bCs w:val="0"/>
-          <w:strike/>
-          <w:color w:val="000000"/>
-        </w:rPr>
-        <w:t xml:space="preserve"/>
-      </w:r>
-      <w:r>
-        <w:rPr>
-          <w:rFonts w:ascii="Georgia" w:hAnsi="Georgia" w:cs="Georgia" w:eastAsia="Georgia"/>
-          <w:sz w:val="22"/>
-          <w:szCs w:val="22"/>
-          <w:b w:val="0"/>
-          <w:bCs w:val="0"/>
-          <w:color w:val="000000"/>
-        </w:rPr>
-        <w:t xml:space="preserve"/>
-      </w:r>
-      <w:r>
-        <w:rPr>
-          <w:rFonts w:ascii="Georgia" w:hAnsi="Georgia" w:cs="Georgia" w:eastAsia="Georgia"/>
-          <w:sz w:val="22"/>
-          <w:szCs w:val="22"/>
-          <w:b w:val="0"/>
-          <w:bCs w:val="0"/>
-          <w:color w:val="808080"/>
-        </w:rPr>
-        <w:t xml:space="preserve"/>
-      </w:r>
-      <w:r>
-        <w:rPr>
-          <w:rFonts w:ascii="Georgia" w:hAnsi="Georgia" w:cs="Georgia" w:eastAsia="Georgia"/>
-          <w:sz w:val="22"/>
-          <w:szCs w:val="22"/>
-          <w:b w:val="0"/>
-          <w:bCs w:val="0"/>
-          <w:color w:val="000000"/>
-        </w:rPr>
-        <w:t xml:space="preserve"/>
+          <w:b w:val="0"/>
+          <w:i w:val="0"/>
+          <w:sz w:val="22"/>
+          <w:color w:val="000000"/>
+        </w:rPr>
+        <w:t xml:space="preserve">Plastic pollution has been a long-standing environmental concern due to improper waste management. Its persistence in marine environments, particularly in the form of microplastics, posed potential (EC) health risks to aquatic species and humans through seafood consumption. This study was conducted to detect microplastics in Whiteleg shrimp (Litopenaeus vannamei) sold at the [REDACTED]. A total of 10 shrimp samples per stall were collected, equating to 30 shrimps overall from the 3 stalls available. Composite sampling was applied in this study; hence </w:t>
+      </w:r>
+      <w:r>
+        <w:rPr>
+          <w:rFonts w:ascii="Georgia" w:hAnsi="Georgia" w:cs="Georgia" w:eastAsia="Georgia"/>
+          <w:b w:val="0"/>
+          <w:i w:val="0"/>
+          <w:sz w:val="22"/>
+          <w:color w:val="8B4513"/>
+        </w:rPr>
+        <w:t>(DO)</w:t>
+      </w:r>
+      <w:r>
+        <w:rPr>
+          <w:rFonts w:ascii="Georgia" w:hAnsi="Georgia" w:cs="Georgia" w:eastAsia="Georgia"/>
+          <w:b w:val="0"/>
+          <w:i w:val="0"/>
+          <w:sz w:val="22"/>
+          <w:color w:val="000000"/>
+        </w:rPr>
+        <w:t>, all individual shrimps from each stall were counted as one sample. The samples were separated into two treatments: Treatment 1, which consisted of the hepatopancreas and gastrointestinal tract of the shrimp, and Treatment 2, which consisted of the shrimp muscle. The samples were subjected to light microscopy and were categorized as follows: Treatment 1 Stall 1 (T1S1), Treatment 1 Stall 2 (T1S2), Treatment 1 Stall 3 (T1S3), Treatment 2 Stall 1 (T2S1), Treatment 2 Stall 2 (T2S2), and Treatment 2 Stall 3 (T2S3). Each sample was added to a 10% KOH solution for the digestion of soft tissue. Afterwards, 60% sodium iodide was used for the density separation of microplastics and undigested organic matter. The supernatant was collected using a pipette and then transferred to a slide before subjecting to a light microscope. In each slide, 10 µl of sample was placed. This was repeated five times in separate slides. A total of 181 microplastics were detected across all samples, wherein the concentration of microplastics was higher in Treatment 1 (74.03%). Fragments (39.02%) were the most dominant shape, followed by fibers (23.20%), lines (17.13%), and then pellets (3.31%). The most dominant color was gray (33.15%), followed by blue (24.31%), black (11.6%), red (9.39%), clear (7.73%), brown (6.63%), violet (3.31%), yellow (3.31%), and green (0.55%). Most of the particles ranged in size from 11–50 µm (58.01%), followed by &lt;10.9 µm (29.83%), 51–100 µm (6.08%), 101–200 µm (5.52%), and &gt;201 µm (1.10%). Through random sampling, one microplastic was selected from each shape for polymer analysis using Fourier Transform Infrared Spectroscopy (FTIR). The fragment had a 97% match with high-density polyethylene, the fiber had a 90% match with an olefin copolymer, and the line sample had a 96% match with polypropylene, while the pellet sample was rejected for analysis due to its small size. To reduce microplastic pollution, the findings recommend (FP-Rec) removing the shrimp’s GIT during preparation to avoid ingestion, use fishing gear made from durable or natural materials, regularly maintain and replace worn equipment, and properly dispose of plastics instead of discarding them into water bodies.</w:t>
       </w:r>
     </w:p>
     <w:p>
@@ -26295,103 +25206,32 @@
       <w:r>
         <w:rPr>
           <w:rFonts w:ascii="Georgia" w:hAnsi="Georgia" w:cs="Georgia" w:eastAsia="Georgia"/>
-          <w:sz w:val="22"/>
-          <w:szCs w:val="22"/>
-          <w:b w:val="0"/>
-          <w:bCs w:val="0"/>
-          <w:color w:val="000000"/>
-        </w:rPr>
-        <w:t xml:space="preserve">The African swine fever (ASF) is an ongoing global disease of swine presenting clinical signs similar to hog cholera and causing significant socioeconomic problems. Studies on the detection of ASF virus focus on using viremic blood and lymph tissues from infected pigs at the farm level. Hence (DO), this study aimed to detect ASF virus from suspected pork samples from [REDACTED] using a survey questionnaire and molecular diagnostic methods. Profiling of meat retail vendors revealed that commercial farms and public markets were their principal sources of meat. PCR assay showed that no sample tested positive for ASF. The result of collective community and government efforts might (EC) be effective in preventing, controlling, and managing the spread of ASF, but it is not conclusive that ASF is not present in the municipality of [REDACTED]. Nevertheless, it is recommended (FP-Rec) to consider monitoring and surveillance of ASF at the market level, and maintain and continue the strict implementation of collaborative efforts to effectively and efficiently prevent and control the further entry and spread of ASF from farm to farm.</w:t>
-      </w:r>
-      <w:r>
-        <w:rPr>
-          <w:rFonts w:ascii="Georgia" w:hAnsi="Georgia" w:cs="Georgia" w:eastAsia="Georgia"/>
-          <w:sz w:val="22"/>
-          <w:szCs w:val="22"/>
-          <w:b w:val="0"/>
-          <w:bCs w:val="0"/>
-          <w:shd w:val="clear" w:color="auto" w:fill="00B0F0"/>
-          <w:color w:val="000000"/>
-        </w:rPr>
-        <w:t xml:space="preserve"/>
-      </w:r>
-      <w:r>
-        <w:rPr>
-          <w:rFonts w:ascii="Georgia" w:hAnsi="Georgia" w:cs="Georgia" w:eastAsia="Georgia"/>
-          <w:sz w:val="22"/>
-          <w:szCs w:val="22"/>
-          <w:b w:val="0"/>
-          <w:bCs w:val="0"/>
-          <w:color w:val="000000"/>
-        </w:rPr>
-        <w:t xml:space="preserve"/>
-      </w:r>
-      <w:r>
-        <w:rPr>
-          <w:rFonts w:ascii="Georgia" w:hAnsi="Georgia" w:cs="Georgia" w:eastAsia="Georgia"/>
-          <w:sz w:val="22"/>
-          <w:szCs w:val="22"/>
-          <w:b w:val="0"/>
-          <w:bCs w:val="0"/>
-          <w:color w:val="ED7D31"/>
-        </w:rPr>
-        <w:t xml:space="preserve"/>
-      </w:r>
-      <w:r>
-        <w:rPr>
-          <w:rFonts w:ascii="Georgia" w:hAnsi="Georgia" w:cs="Georgia" w:eastAsia="Georgia"/>
-          <w:sz w:val="22"/>
-          <w:szCs w:val="22"/>
-          <w:b w:val="0"/>
-          <w:bCs w:val="0"/>
-          <w:color w:val="000000"/>
-        </w:rPr>
-        <w:t xml:space="preserve"/>
-      </w:r>
-      <w:r>
-        <w:rPr>
-          <w:rFonts w:ascii="Georgia" w:hAnsi="Georgia" w:cs="Georgia" w:eastAsia="Georgia"/>
-          <w:sz w:val="22"/>
-          <w:szCs w:val="22"/>
-          <w:b w:val="0"/>
-          <w:bCs w:val="0"/>
-          <w:strike/>
-          <w:color w:val="000000"/>
-        </w:rPr>
-        <w:t xml:space="preserve"/>
-      </w:r>
-      <w:r>
-        <w:rPr>
-          <w:rFonts w:ascii="Georgia" w:hAnsi="Georgia" w:cs="Georgia" w:eastAsia="Georgia"/>
-          <w:sz w:val="22"/>
-          <w:szCs w:val="22"/>
-          <w:b w:val="0"/>
-          <w:bCs w:val="0"/>
-          <w:color w:val="000000"/>
-        </w:rPr>
-        <w:t xml:space="preserve"/>
-      </w:r>
-      <w:r>
-        <w:rPr>
-          <w:rFonts w:ascii="Georgia" w:hAnsi="Georgia" w:cs="Georgia" w:eastAsia="Georgia"/>
-          <w:sz w:val="22"/>
-          <w:szCs w:val="22"/>
-          <w:b w:val="0"/>
-          <w:bCs w:val="0"/>
-          <w:color w:val="808080"/>
-        </w:rPr>
-        <w:t xml:space="preserve"/>
-      </w:r>
-      <w:r>
-        <w:rPr>
-          <w:rFonts w:ascii="Georgia" w:hAnsi="Georgia" w:cs="Georgia" w:eastAsia="Georgia"/>
-          <w:sz w:val="22"/>
-          <w:szCs w:val="22"/>
-          <w:b w:val="0"/>
-          <w:bCs w:val="0"/>
-          <w:color w:val="000000"/>
-        </w:rPr>
-        <w:t xml:space="preserve"/>
+          <w:b w:val="0"/>
+          <w:i w:val="0"/>
+          <w:sz w:val="22"/>
+          <w:color w:val="000000"/>
+        </w:rPr>
+        <w:t xml:space="preserve">The African swine fever (ASF) is an ongoing global disease of swine presenting clinical signs similar to hog cholera and causing significant socioeconomic problems. Studies on the detection of ASF virus focus on using viremic blood and lymph tissues from infected pigs at the farm level. Hence </w:t>
+      </w:r>
+      <w:r>
+        <w:rPr>
+          <w:rFonts w:ascii="Georgia" w:hAnsi="Georgia" w:cs="Georgia" w:eastAsia="Georgia"/>
+          <w:b w:val="0"/>
+          <w:i w:val="0"/>
+          <w:sz w:val="22"/>
+          <w:color w:val="8B4513"/>
+        </w:rPr>
+        <w:t>(DO)</w:t>
+      </w:r>
+      <w:r>
+        <w:rPr>
+          <w:rFonts w:ascii="Georgia" w:hAnsi="Georgia" w:cs="Georgia" w:eastAsia="Georgia"/>
+          <w:b w:val="0"/>
+          <w:i w:val="0"/>
+          <w:sz w:val="22"/>
+          <w:color w:val="000000"/>
+        </w:rPr>
+        <w:t>, this study aimed to detect ASF virus from suspected pork samples from [REDACTED] using a survey questionnaire and molecular diagnostic methods. Profiling of meat retail vendors revealed that commercial farms and public markets were their principal sources of meat. PCR assay showed that no sample tested positive for ASF. The result of collective community and government efforts might (EC) be effective in preventing, controlling, and managing the spread of ASF, but it is not conclusive that ASF is not present in the municipality of [REDACTED]. Nevertheless, it is recommended (FP-Rec) to consider monitoring and surveillance of ASF at the market level, and maintain and continue the strict implementation of collaborative efforts to effectively and efficiently prevent and control the further entry and spread of ASF from farm to farm.</w:t>
       </w:r>
     </w:p>
     <w:p>
@@ -27707,148 +26547,32 @@
       <w:r>
         <w:rPr>
           <w:rFonts w:ascii="Georgia" w:hAnsi="Georgia" w:cs="Georgia" w:eastAsia="Georgia"/>
-          <w:sz w:val="22"/>
-          <w:szCs w:val="22"/>
-          <w:b w:val="0"/>
-          <w:bCs w:val="0"/>
-          <w:color w:val="000000"/>
-        </w:rPr>
-        <w:t xml:space="preserve">The study was conducted at [REDACTED], from November 2022 to February 2023 to determine the effect of rooting hormones on monstera cuttings. The study used Complete Randomized Design (CRD) with four replications. The pot experiment comprised of main treatments: T1- Control (Water), T2- Aloe Vera gel, T3- Coconut water, T4- Moringa leaves extract, and T5- ANAA. Data were evaluated using Analysis of Variance (ANOVA). Based on the results of the study, different rooting hormones did not significantly influence the days to shoot emergence, number of shoots, number of leaves, number of adventitious roots, root diameter, length of the longest roots, number of rooted cuttings, and percentage of survival cuttings. Additionally, alternative rooting hormones and synthetic hormone applications had varying survival rates. The highest survival was found in ANAA, followed by control water (distilled or filtered water), coconut water, and aloe vera gel, and the lowest survival was found in moringa leaf extract. In conclusion (DO), the number of rooted cuttings obtained by application of aloe vera gel and moringa leaf extract was comparable in percentage survival with that obtained by application of water (distilled or filtered water) on monstera cuttings. Most can (EC) survive the water treatment application but may (EC) not establish roots and die after several days. However, it can (FP-Cap) be derived that the application of different alternative rooting hormones has a comparable effect with synthetic rooting hormones based on the growth parameters.</w:t>
-      </w:r>
-      <w:r>
-        <w:rPr>
-          <w:rFonts w:ascii="Georgia" w:hAnsi="Georgia" w:cs="Georgia" w:eastAsia="Georgia"/>
-          <w:sz w:val="22"/>
-          <w:szCs w:val="22"/>
-          <w:b w:val="0"/>
-          <w:bCs w:val="0"/>
-          <w:shd w:val="clear" w:color="auto" w:fill="00B0F0"/>
-          <w:color w:val="000000"/>
-        </w:rPr>
-        <w:t xml:space="preserve"/>
-      </w:r>
-      <w:r>
-        <w:rPr>
-          <w:rFonts w:ascii="Georgia" w:hAnsi="Georgia" w:cs="Georgia" w:eastAsia="Georgia"/>
-          <w:sz w:val="22"/>
-          <w:szCs w:val="22"/>
-          <w:b w:val="0"/>
-          <w:bCs w:val="0"/>
-          <w:color w:val="000000"/>
-        </w:rPr>
-        <w:t xml:space="preserve"/>
-      </w:r>
-      <w:r>
-        <w:rPr>
-          <w:rFonts w:ascii="Georgia" w:hAnsi="Georgia" w:cs="Georgia" w:eastAsia="Georgia"/>
-          <w:sz w:val="22"/>
-          <w:szCs w:val="22"/>
-          <w:b w:val="0"/>
-          <w:bCs w:val="0"/>
-          <w:color w:val="ED7D31"/>
-        </w:rPr>
-        <w:t xml:space="preserve"/>
-      </w:r>
-      <w:r>
-        <w:rPr>
-          <w:rFonts w:ascii="Georgia" w:hAnsi="Georgia" w:cs="Georgia" w:eastAsia="Georgia"/>
-          <w:sz w:val="22"/>
-          <w:szCs w:val="22"/>
-          <w:b w:val="0"/>
-          <w:bCs w:val="0"/>
-          <w:color w:val="000000"/>
-        </w:rPr>
-        <w:t xml:space="preserve"/>
-      </w:r>
-      <w:r>
-        <w:rPr>
-          <w:rFonts w:ascii="Georgia" w:hAnsi="Georgia" w:cs="Georgia" w:eastAsia="Georgia"/>
-          <w:sz w:val="22"/>
-          <w:szCs w:val="22"/>
-          <w:b w:val="0"/>
-          <w:bCs w:val="0"/>
-          <w:shd w:val="clear" w:color="auto" w:fill="00B0F0"/>
-          <w:color w:val="000000"/>
-        </w:rPr>
-        <w:t xml:space="preserve"/>
-      </w:r>
-      <w:r>
-        <w:rPr>
-          <w:rFonts w:ascii="Georgia" w:hAnsi="Georgia" w:cs="Georgia" w:eastAsia="Georgia"/>
-          <w:sz w:val="22"/>
-          <w:szCs w:val="22"/>
-          <w:b w:val="0"/>
-          <w:bCs w:val="0"/>
-          <w:color w:val="000000"/>
-        </w:rPr>
-        <w:t xml:space="preserve"/>
-      </w:r>
-      <w:r>
-        <w:rPr>
-          <w:rFonts w:ascii="Georgia" w:hAnsi="Georgia" w:cs="Georgia" w:eastAsia="Georgia"/>
-          <w:sz w:val="22"/>
-          <w:szCs w:val="22"/>
-          <w:b w:val="0"/>
-          <w:bCs w:val="0"/>
-          <w:color w:val="ED7D31"/>
-        </w:rPr>
-        <w:t xml:space="preserve"/>
-      </w:r>
-      <w:r>
-        <w:rPr>
-          <w:rFonts w:ascii="Georgia" w:hAnsi="Georgia" w:cs="Georgia" w:eastAsia="Georgia"/>
-          <w:sz w:val="22"/>
-          <w:szCs w:val="22"/>
-          <w:b w:val="0"/>
-          <w:bCs w:val="0"/>
-          <w:color w:val="000000"/>
-        </w:rPr>
-        <w:t xml:space="preserve"/>
-      </w:r>
-      <w:r>
-        <w:rPr>
-          <w:rFonts w:ascii="Georgia" w:hAnsi="Georgia" w:cs="Georgia" w:eastAsia="Georgia"/>
-          <w:sz w:val="22"/>
-          <w:szCs w:val="22"/>
-          <w:b w:val="0"/>
-          <w:bCs w:val="0"/>
-          <w:strike/>
-          <w:color w:val="000000"/>
-        </w:rPr>
-        <w:t xml:space="preserve"/>
-      </w:r>
-      <w:r>
-        <w:rPr>
-          <w:rFonts w:ascii="Georgia" w:hAnsi="Georgia" w:cs="Georgia" w:eastAsia="Georgia"/>
-          <w:sz w:val="22"/>
-          <w:szCs w:val="22"/>
-          <w:b w:val="0"/>
-          <w:bCs w:val="0"/>
-          <w:color w:val="000000"/>
-        </w:rPr>
-        <w:t xml:space="preserve"/>
-      </w:r>
-      <w:r>
-        <w:rPr>
-          <w:rFonts w:ascii="Georgia" w:hAnsi="Georgia" w:cs="Georgia" w:eastAsia="Georgia"/>
-          <w:sz w:val="22"/>
-          <w:szCs w:val="22"/>
-          <w:b w:val="0"/>
-          <w:bCs w:val="0"/>
-          <w:color w:val="808080"/>
-        </w:rPr>
-        <w:t xml:space="preserve"/>
-      </w:r>
-      <w:r>
-        <w:rPr>
-          <w:rFonts w:ascii="Georgia" w:hAnsi="Georgia" w:cs="Georgia" w:eastAsia="Georgia"/>
-          <w:sz w:val="22"/>
-          <w:szCs w:val="22"/>
-          <w:b w:val="0"/>
-          <w:bCs w:val="0"/>
-          <w:color w:val="000000"/>
-        </w:rPr>
-        <w:t xml:space="preserve"/>
+          <w:b w:val="0"/>
+          <w:i w:val="0"/>
+          <w:sz w:val="22"/>
+          <w:color w:val="000000"/>
+        </w:rPr>
+        <w:t xml:space="preserve">The study was conducted at [REDACTED], from November 2022 to February 2023 to determine the effect of rooting hormones on monstera cuttings. The study used Complete Randomized Design (CRD) with four replications. The pot experiment comprised of main treatments: T1- Control (Water), T2- Aloe Vera gel, T3- Coconut water, T4- Moringa leaves extract, and T5- ANAA. Data were evaluated using Analysis of Variance (ANOVA). Based on the results of the study, different rooting hormones did not significantly influence the days to shoot emergence, number of shoots, number of leaves, number of adventitious roots, root diameter, length of the longest roots, number of rooted cuttings, and percentage of survival cuttings. Additionally, alternative rooting hormones and synthetic hormone applications had varying survival rates. The highest survival was found in ANAA, followed by control water (distilled or filtered water), coconut water, and aloe vera gel, and the lowest survival was found in moringa leaf extract. In conclusion </w:t>
+      </w:r>
+      <w:r>
+        <w:rPr>
+          <w:rFonts w:ascii="Georgia" w:hAnsi="Georgia" w:cs="Georgia" w:eastAsia="Georgia"/>
+          <w:b w:val="0"/>
+          <w:i w:val="0"/>
+          <w:sz w:val="22"/>
+          <w:color w:val="8B4513"/>
+        </w:rPr>
+        <w:t>(DO)</w:t>
+      </w:r>
+      <w:r>
+        <w:rPr>
+          <w:rFonts w:ascii="Georgia" w:hAnsi="Georgia" w:cs="Georgia" w:eastAsia="Georgia"/>
+          <w:b w:val="0"/>
+          <w:i w:val="0"/>
+          <w:sz w:val="22"/>
+          <w:color w:val="000000"/>
+        </w:rPr>
+        <w:t>, the number of rooted cuttings obtained by application of aloe vera gel and moringa leaf extract was comparable in percentage survival with that obtained by application of water (distilled or filtered water) on monstera cuttings. Most can (EC) survive the water treatment application but may (EC) not establish roots and die after several days. However, it can (FP-Cap) be derived that the application of different alternative rooting hormones has a comparable effect with synthetic rooting hormones based on the growth parameters.</w:t>
       </w:r>
     </w:p>
     <w:p>
@@ -27886,58 +26610,32 @@
       <w:r>
         <w:rPr>
           <w:rFonts w:ascii="Georgia" w:hAnsi="Georgia" w:cs="Georgia" w:eastAsia="Georgia"/>
-          <w:sz w:val="22"/>
-          <w:szCs w:val="22"/>
-          <w:b w:val="0"/>
-          <w:bCs w:val="0"/>
-          <w:color w:val="000000"/>
-        </w:rPr>
-        <w:t xml:space="preserve">The study was conducted to determine the growth and yield performance of sweet potatoes treated with seaweed extract foliar spray from December 2023 to February 2024 in [REDACTED]. The experiment utilized a Randomized Complete Block Design (RCBD) with five treatments replicated four times. Based on the results of the study, there are significant differences in the length of vines at 60 days after planting (DAP), while other parameters showed no significant differences. These include length of vines at 30 DAP and 70 DAP, number of marketable tubers per plant, number of non-marketable tubers per plant, length of tubers per plant, weight of tubers per plant, diameter of tubers per plant, computed yield per hectare, and cost and return analysis among the seaweed extract treatments. The study found that sweet potatoes treated with different seaweed extract foliar sprays showed varying levels of growth and yield. According to the Super Bureau's VSP6, all treatments had the highest mean values across all parameters. However, the positive control had the highest mean values for vine length, weight of tubers per plant, and marketable yield per sample area. Therefore (DO), the application of seaweed extract as a bio stimulant did not significantly enhance the growth and yield of sweet potato. However, the negative control can (FP-Cap) reduce production cost and provide the highest return on investment.</w:t>
-      </w:r>
-      <w:r>
-        <w:rPr>
-          <w:rFonts w:ascii="Georgia" w:hAnsi="Georgia" w:cs="Georgia" w:eastAsia="Georgia"/>
-          <w:sz w:val="22"/>
-          <w:szCs w:val="22"/>
-          <w:b w:val="0"/>
-          <w:bCs w:val="0"/>
-          <w:strike/>
-          <w:color w:val="000000"/>
-        </w:rPr>
-        <w:t xml:space="preserve"/>
-      </w:r>
-      <w:r>
-        <w:rPr>
-          <w:rFonts w:ascii="Georgia" w:hAnsi="Georgia" w:cs="Georgia" w:eastAsia="Georgia"/>
-          <w:sz w:val="22"/>
-          <w:szCs w:val="22"/>
-          <w:b w:val="0"/>
-          <w:bCs w:val="0"/>
-          <w:color w:val="000000"/>
-        </w:rPr>
-        <w:t xml:space="preserve"/>
-      </w:r>
-      <w:r>
-        <w:rPr>
-          <w:rFonts w:ascii="Georgia" w:hAnsi="Georgia" w:cs="Georgia" w:eastAsia="Georgia"/>
-          <w:sz w:val="22"/>
-          <w:szCs w:val="22"/>
-          <w:b w:val="0"/>
-          <w:bCs w:val="0"/>
-          <w:color w:val="808080"/>
-        </w:rPr>
-        <w:t xml:space="preserve"/>
-      </w:r>
-      <w:r>
-        <w:rPr>
-          <w:rFonts w:ascii="Georgia" w:hAnsi="Georgia" w:cs="Georgia" w:eastAsia="Georgia"/>
-          <w:sz w:val="22"/>
-          <w:szCs w:val="22"/>
-          <w:b w:val="0"/>
-          <w:bCs w:val="0"/>
-          <w:color w:val="000000"/>
-        </w:rPr>
-        <w:t xml:space="preserve"/>
+          <w:b w:val="0"/>
+          <w:i w:val="0"/>
+          <w:sz w:val="22"/>
+          <w:color w:val="000000"/>
+        </w:rPr>
+        <w:t xml:space="preserve">The study was conducted to determine the growth and yield performance of sweet potatoes treated with seaweed extract foliar spray from December 2023 to February 2024 in [REDACTED]. The experiment utilized a Randomized Complete Block Design (RCBD) with five treatments replicated four times. Based on the results of the study, there are significant differences in the length of vines at 60 days after planting (DAP), while other parameters showed no significant differences. These include length of vines at 30 DAP and 70 DAP, number of marketable tubers per plant, number of non-marketable tubers per plant, length of tubers per plant, weight of tubers per plant, diameter of tubers per plant, computed yield per hectare, and cost and return analysis among the seaweed extract treatments. The study found that sweet potatoes treated with different seaweed extract foliar sprays showed varying levels of growth and yield. According to the Super Bureau's VSP6, all treatments had the highest mean values across all parameters. However, the positive control had the highest mean values for vine length, weight of tubers per plant, and marketable yield per sample area. Therefore </w:t>
+      </w:r>
+      <w:r>
+        <w:rPr>
+          <w:rFonts w:ascii="Georgia" w:hAnsi="Georgia" w:cs="Georgia" w:eastAsia="Georgia"/>
+          <w:b w:val="0"/>
+          <w:i w:val="0"/>
+          <w:sz w:val="22"/>
+          <w:color w:val="8B4513"/>
+        </w:rPr>
+        <w:t>(DO)</w:t>
+      </w:r>
+      <w:r>
+        <w:rPr>
+          <w:rFonts w:ascii="Georgia" w:hAnsi="Georgia" w:cs="Georgia" w:eastAsia="Georgia"/>
+          <w:b w:val="0"/>
+          <w:i w:val="0"/>
+          <w:sz w:val="22"/>
+          <w:color w:val="000000"/>
+        </w:rPr>
+        <w:t>, the application of seaweed extract as a bio stimulant did not significantly enhance the growth and yield of sweet potato. However, the negative control can (FP-Cap) reduce production cost and provide the highest return on investment.</w:t>
       </w:r>
     </w:p>
     <w:p>
@@ -28109,103 +26807,32 @@
       <w:r>
         <w:rPr>
           <w:rFonts w:ascii="Georgia" w:hAnsi="Georgia" w:cs="Georgia" w:eastAsia="Georgia"/>
-          <w:sz w:val="22"/>
-          <w:szCs w:val="22"/>
-          <w:b w:val="0"/>
-          <w:bCs w:val="0"/>
-          <w:color w:val="000000"/>
-        </w:rPr>
-        <w:t xml:space="preserve">This study was conducted to evaluate the growth performance of Adansonii plant under different soil media over a 90-day period. Implemented in December 2024, the experiment followed a Completely Randomized Design (CRD) with five treatments: T1 — Topsoil only (control), T2 — Topsoil + Rice Hull, T3 — Topsoil + Carbonized Rice Hull, T4 — Topsoil + Vermicompost, and T5 — Topsoil + Biochar. Parameters measured included days to shoot emergence, shoot length, number of leaves, leaf area, root length, number of penetrations, and survival rate. Significant differences were observed across treatments. Treatment 2 (Rice Hull) showed the earliest shoot emergence at 15.29 days, followed by Treatment 4 (Vermicompost) at 15.83 days. These treatments also produced the longest shoots, most leaves, largest leaf areas, and highest survival rates at 87.5%. Treatment 3 (Carbonized Rice Hull) showed moderate growth improvement, while Treatments 1 (Topsoil only) and 5 (Biochar) performed poorly in most parameters, indicating (FP-Gen) limited benefits. Throughout the study, plants in Treatments 2 and 4 exhibited more vigorous and healthier growth, with well-developed roots, expanded foliage, and stable shoot formation. The positive effects of rice hull and vermicompost were attributed to better nutrient availability, improved soil aeration, enhanced microbial activity, and more efficient moisture retention. In conclusion (DO), the use of rice hull and vermicompost significantly enhanced the growth and survival of Adansonii. These findings highlight their potential (EC) as effective, low-cost, and sustainable soil amendments for ornamental and horticultural cultivation, offering practical options for growers seeking eco-friendly methods to improve plant performance.</w:t>
-      </w:r>
-      <w:r>
-        <w:rPr>
-          <w:rFonts w:ascii="Georgia" w:hAnsi="Georgia" w:cs="Georgia" w:eastAsia="Georgia"/>
-          <w:sz w:val="22"/>
-          <w:szCs w:val="22"/>
-          <w:b w:val="0"/>
-          <w:bCs w:val="0"/>
-          <w:strike/>
-          <w:color w:val="000000"/>
-        </w:rPr>
-        <w:t xml:space="preserve"/>
-      </w:r>
-      <w:r>
-        <w:rPr>
-          <w:rFonts w:ascii="Georgia" w:hAnsi="Georgia" w:cs="Georgia" w:eastAsia="Georgia"/>
-          <w:sz w:val="22"/>
-          <w:szCs w:val="22"/>
-          <w:b w:val="0"/>
-          <w:bCs w:val="0"/>
-          <w:color w:val="000000"/>
-        </w:rPr>
-        <w:t xml:space="preserve"/>
-      </w:r>
-      <w:r>
-        <w:rPr>
-          <w:rFonts w:ascii="Georgia" w:hAnsi="Georgia" w:cs="Georgia" w:eastAsia="Georgia"/>
-          <w:sz w:val="22"/>
-          <w:szCs w:val="22"/>
-          <w:b w:val="0"/>
-          <w:bCs w:val="0"/>
-          <w:color w:val="808080"/>
-        </w:rPr>
-        <w:t xml:space="preserve"/>
-      </w:r>
-      <w:r>
-        <w:rPr>
-          <w:rFonts w:ascii="Georgia" w:hAnsi="Georgia" w:cs="Georgia" w:eastAsia="Georgia"/>
-          <w:sz w:val="22"/>
-          <w:szCs w:val="22"/>
-          <w:b w:val="0"/>
-          <w:bCs w:val="0"/>
-          <w:color w:val="000000"/>
-        </w:rPr>
-        <w:t xml:space="preserve"/>
-      </w:r>
-      <w:r>
-        <w:rPr>
-          <w:rFonts w:ascii="Georgia" w:hAnsi="Georgia" w:cs="Georgia" w:eastAsia="Georgia"/>
-          <w:sz w:val="22"/>
-          <w:szCs w:val="22"/>
-          <w:b w:val="0"/>
-          <w:bCs w:val="0"/>
-          <w:highlight w:val="red"/>
-          <w:color w:val="FFFFFF"/>
-        </w:rPr>
-        <w:t xml:space="preserve"/>
-      </w:r>
-      <w:r>
-        <w:rPr>
-          <w:rFonts w:ascii="Georgia" w:hAnsi="Georgia" w:cs="Georgia" w:eastAsia="Georgia"/>
-          <w:sz w:val="22"/>
-          <w:szCs w:val="22"/>
-          <w:b w:val="0"/>
-          <w:bCs w:val="0"/>
-          <w:color w:val="000000"/>
-        </w:rPr>
-        <w:t xml:space="preserve"/>
-      </w:r>
-      <w:r>
-        <w:rPr>
-          <w:rFonts w:ascii="Georgia" w:hAnsi="Georgia" w:cs="Georgia" w:eastAsia="Georgia"/>
-          <w:sz w:val="22"/>
-          <w:szCs w:val="22"/>
-          <w:b w:val="0"/>
-          <w:bCs w:val="0"/>
-          <w:color w:val="ED7D31"/>
-        </w:rPr>
-        <w:t xml:space="preserve"/>
-      </w:r>
-      <w:r>
-        <w:rPr>
-          <w:rFonts w:ascii="Georgia" w:hAnsi="Georgia" w:cs="Georgia" w:eastAsia="Georgia"/>
-          <w:sz w:val="22"/>
-          <w:szCs w:val="22"/>
-          <w:b w:val="0"/>
-          <w:bCs w:val="0"/>
-          <w:color w:val="000000"/>
-        </w:rPr>
-        <w:t xml:space="preserve"/>
+          <w:b w:val="0"/>
+          <w:i w:val="0"/>
+          <w:sz w:val="22"/>
+          <w:color w:val="000000"/>
+        </w:rPr>
+        <w:t xml:space="preserve">This study was conducted to evaluate the growth performance of Adansonii plant under different soil media over a 90-day period. Implemented in December 2024, the experiment followed a Completely Randomized Design (CRD) with five treatments: T1 — Topsoil only (control), T2 — Topsoil + Rice Hull, T3 — Topsoil + Carbonized Rice Hull, T4 — Topsoil + Vermicompost, and T5 — Topsoil + Biochar. Parameters measured included days to shoot emergence, shoot length, number of leaves, leaf area, root length, number of penetrations, and survival rate. Significant differences were observed across treatments. Treatment 2 (Rice Hull) showed the earliest shoot emergence at 15.29 days, followed by Treatment 4 (Vermicompost) at 15.83 days. These treatments also produced the longest shoots, most leaves, largest leaf areas, and highest survival rates at 87.5%. Treatment 3 (Carbonized Rice Hull) showed moderate growth improvement, while Treatments 1 (Topsoil only) and 5 (Biochar) performed poorly in most parameters, indicating (FP-Gen) limited benefits. Throughout the study, plants in Treatments 2 and 4 exhibited more vigorous and healthier growth, with well-developed roots, expanded foliage, and stable shoot formation. The positive effects of rice hull and vermicompost were attributed to better nutrient availability, improved soil aeration, enhanced microbial activity, and more efficient moisture retention. In conclusion </w:t>
+      </w:r>
+      <w:r>
+        <w:rPr>
+          <w:rFonts w:ascii="Georgia" w:hAnsi="Georgia" w:cs="Georgia" w:eastAsia="Georgia"/>
+          <w:b w:val="0"/>
+          <w:i w:val="0"/>
+          <w:sz w:val="22"/>
+          <w:color w:val="8B4513"/>
+        </w:rPr>
+        <w:t>(DO)</w:t>
+      </w:r>
+      <w:r>
+        <w:rPr>
+          <w:rFonts w:ascii="Georgia" w:hAnsi="Georgia" w:cs="Georgia" w:eastAsia="Georgia"/>
+          <w:b w:val="0"/>
+          <w:i w:val="0"/>
+          <w:sz w:val="22"/>
+          <w:color w:val="000000"/>
+        </w:rPr>
+        <w:t>, the use of rice hull and vermicompost significantly enhanced the growth and survival of Adansonii. These findings highlight their potential (EC) as effective, low-cost, and sustainable soil amendments for ornamental and horticultural cultivation, offering practical options for growers seeking eco-friendly methods to improve plant performance.</w:t>
       </w:r>
     </w:p>
     <w:p>
@@ -28578,36 +27205,32 @@
       <w:r>
         <w:rPr>
           <w:rFonts w:ascii="Georgia" w:hAnsi="Georgia" w:cs="Georgia" w:eastAsia="Georgia"/>
-          <w:sz w:val="22"/>
-          <w:szCs w:val="22"/>
-          <w:b w:val="0"/>
-          <w:bCs w:val="0"/>
-          <w:color w:val="000000"/>
-        </w:rPr>
-        <w:t xml:space="preserve">The field study was conducted from January 2023 to April 2023 at [REDACTED] to evaluate the performance of rice as supplemented with foliar fertilizer. The experimental design used is a randomized complete block design (RCBD) with three treatments replicated three times. The following treatments were used: T1: recommended rate of NPK based on soil analysis; T2: recommended rate of NPK + 19-19-19; and T3: recommended rate of NPK + 14-14-14. The results of the study revealed the following: a significant difference was observed in the number of productive tillers, actual yield per sample area, and computed yield per ton/ha. No significant differences were observed in terms of the number of days from transplanting to flowering, plant height, number of unproductive tillers, length of panicle, number of filled grains, number of unfilled grains, and weight of 1,000 seeds. In conclusion (DO), T3: NPK+14-14-14 was [G] the most compelling treatment among all treatments in terms of producing the highest number of productive tillers and obtaining the heaviest yield per ton/ha. Cost and return analysis revealed that T3: NPK+14-14-14 had the second lowest cost of production but had the highest net income, with a corresponding amount of Php 66,089 and an ROI of 97.53%. On the other hand, insignificant differences were noted in terms of the number of days from transplanting to flowering, plant height, number of unproductive tillers, length of panicle, number of filled grains, number of unfilled grains, and weight of 1,000 seeds.</w:t>
-      </w:r>
-      <w:r>
-        <w:rPr>
-          <w:rFonts w:ascii="Georgia" w:hAnsi="Georgia" w:cs="Georgia" w:eastAsia="Georgia"/>
-          <w:sz w:val="22"/>
-          <w:szCs w:val="22"/>
-          <w:b w:val="0"/>
-          <w:bCs w:val="0"/>
-          <w:shd w:val="clear" w:color="auto" w:fill="bfbfbf"/>
-          <w:color w:val="000000"/>
-        </w:rPr>
-        <w:t xml:space="preserve"/>
-      </w:r>
-      <w:r>
-        <w:rPr>
-          <w:rFonts w:ascii="Georgia" w:hAnsi="Georgia" w:cs="Georgia" w:eastAsia="Georgia"/>
-          <w:sz w:val="22"/>
-          <w:szCs w:val="22"/>
-          <w:b w:val="0"/>
-          <w:bCs w:val="0"/>
-          <w:color w:val="000000"/>
-        </w:rPr>
-        <w:t xml:space="preserve"/>
+          <w:b w:val="0"/>
+          <w:i w:val="0"/>
+          <w:sz w:val="22"/>
+          <w:color w:val="000000"/>
+        </w:rPr>
+        <w:t xml:space="preserve">The field study was conducted from January 2023 to April 2023 at [REDACTED] to evaluate the performance of rice as supplemented with foliar fertilizer. The experimental design used is a randomized complete block design (RCBD) with three treatments replicated three times. The following treatments were used: T1: recommended rate of NPK based on soil analysis; T2: recommended rate of NPK + 19-19-19; and T3: recommended rate of NPK + 14-14-14. The results of the study revealed the following: a significant difference was observed in the number of productive tillers, actual yield per sample area, and computed yield per ton/ha. No significant differences were observed in terms of the number of days from transplanting to flowering, plant height, number of unproductive tillers, length of panicle, number of filled grains, number of unfilled grains, and weight of 1,000 seeds. In conclusion </w:t>
+      </w:r>
+      <w:r>
+        <w:rPr>
+          <w:rFonts w:ascii="Georgia" w:hAnsi="Georgia" w:cs="Georgia" w:eastAsia="Georgia"/>
+          <w:b w:val="0"/>
+          <w:i w:val="0"/>
+          <w:sz w:val="22"/>
+          <w:color w:val="8B4513"/>
+        </w:rPr>
+        <w:t>(DO)</w:t>
+      </w:r>
+      <w:r>
+        <w:rPr>
+          <w:rFonts w:ascii="Georgia" w:hAnsi="Georgia" w:cs="Georgia" w:eastAsia="Georgia"/>
+          <w:b w:val="0"/>
+          <w:i w:val="0"/>
+          <w:sz w:val="22"/>
+          <w:color w:val="000000"/>
+        </w:rPr>
+        <w:t>, T3: NPK+14-14-14 was [G] the most compelling treatment among all treatments in terms of producing the highest number of productive tillers and obtaining the heaviest yield per ton/ha. Cost and return analysis revealed that T3: NPK+14-14-14 had the second lowest cost of production but had the highest net income, with a corresponding amount of Php 66,089 and an ROI of 97.53%. On the other hand, insignificant differences were noted in terms of the number of days from transplanting to flowering, plant height, number of unproductive tillers, length of panicle, number of filled grains, number of unfilled grains, and weight of 1,000 seeds.</w:t>
       </w:r>
     </w:p>
     <w:p>
@@ -28830,148 +27453,32 @@
       <w:r>
         <w:rPr>
           <w:rFonts w:ascii="Georgia" w:hAnsi="Georgia" w:cs="Georgia" w:eastAsia="Georgia"/>
-          <w:sz w:val="22"/>
-          <w:szCs w:val="22"/>
-          <w:b w:val="0"/>
-          <w:bCs w:val="0"/>
-          <w:color w:val="000000"/>
-        </w:rPr>
-        <w:t xml:space="preserve">A sixty three (63) days study was conducted to determine the growth performance of mallard duck fed with dietary mixed ration in [REDACTED]. A total of ninety (90), 21 days old male mallard duck were used in the study. A single factor experiment in Randomized Complete Block Design (RCBD) was used in the study. Mallard ducks were randomly divided into three (3) treatments having ten (10) mallard ducks per treatment with three (3) replications. Treatment 1 - commercial feeds; Treatment 2 - 50% commercial feeds and 50% rice bran mixed with water spinach; and Treatment 3 - 50% commercial feeds and 50% rice bran mixed with golden apple snail. Data were analyzed by using Analyzed of Variance in RCBD through the Statistical Tool for Agricultural Research (STAR) application. Treatments were compared using the Least Significant Difference (LSD). The result of the study showed in the treatments that there were no significant differences observed in feed consumption, which implies (EC) that treatments were comparable on parameters. However, final weight, gain in weight, average daily gain in weight and feed conversion ratio had highly significance differences at (P&lt;0.01). This indicates that ducks fed with 100% commercial feeds rice bran mixed with golden apple snail performed better in final weight, gain in weight, average daily gain in weight and feed conversion ratio. In conclusion (DO), proved the treatment 1(100% CF) are the most efficient compared to treatment 2 where 50% commercial feeds and 50% rice bran mixed with water spinach and treatment 3 where 50% commercial feeds and 50% rice bran mixed with golden apple snail. It can (EC) also be concluded that D1 rice bran mixed with water spinach and with golden apple snail used in the study can (FP-Cap) help minimize the cost of production, specifically the feed cost.</w:t>
-      </w:r>
-      <w:r>
-        <w:rPr>
-          <w:rFonts w:ascii="Georgia" w:hAnsi="Georgia" w:cs="Georgia" w:eastAsia="Georgia"/>
-          <w:sz w:val="22"/>
-          <w:szCs w:val="22"/>
-          <w:b w:val="0"/>
-          <w:bCs w:val="0"/>
-          <w:highlight w:val="red"/>
-          <w:color w:val="FFFFFF"/>
-        </w:rPr>
-        <w:t xml:space="preserve"/>
-      </w:r>
-      <w:r>
-        <w:rPr>
-          <w:rFonts w:ascii="Georgia" w:hAnsi="Georgia" w:cs="Georgia" w:eastAsia="Georgia"/>
-          <w:sz w:val="22"/>
-          <w:szCs w:val="22"/>
-          <w:b w:val="0"/>
-          <w:bCs w:val="0"/>
-          <w:color w:val="000000"/>
-        </w:rPr>
-        <w:t xml:space="preserve"/>
-      </w:r>
-      <w:r>
-        <w:rPr>
-          <w:rFonts w:ascii="Georgia" w:hAnsi="Georgia" w:cs="Georgia" w:eastAsia="Georgia"/>
-          <w:sz w:val="22"/>
-          <w:szCs w:val="22"/>
-          <w:b w:val="0"/>
-          <w:bCs w:val="0"/>
-          <w:color w:val="ED7D31"/>
-        </w:rPr>
-        <w:t xml:space="preserve"/>
-      </w:r>
-      <w:r>
-        <w:rPr>
-          <w:rFonts w:ascii="Georgia" w:hAnsi="Georgia" w:cs="Georgia" w:eastAsia="Georgia"/>
-          <w:sz w:val="22"/>
-          <w:szCs w:val="22"/>
-          <w:b w:val="0"/>
-          <w:bCs w:val="0"/>
-          <w:color w:val="000000"/>
-        </w:rPr>
-        <w:t xml:space="preserve"/>
-      </w:r>
-      <w:r>
-        <w:rPr>
-          <w:rFonts w:ascii="Georgia" w:hAnsi="Georgia" w:cs="Georgia" w:eastAsia="Georgia"/>
-          <w:sz w:val="22"/>
-          <w:szCs w:val="22"/>
-          <w:b w:val="0"/>
-          <w:bCs w:val="0"/>
-          <w:shd w:val="clear" w:color="auto" w:fill="00B0F0"/>
-          <w:color w:val="000000"/>
-        </w:rPr>
-        <w:t xml:space="preserve"/>
-      </w:r>
-      <w:r>
-        <w:rPr>
-          <w:rFonts w:ascii="Georgia" w:hAnsi="Georgia" w:cs="Georgia" w:eastAsia="Georgia"/>
-          <w:sz w:val="22"/>
-          <w:szCs w:val="22"/>
-          <w:b w:val="0"/>
-          <w:bCs w:val="0"/>
-          <w:color w:val="000000"/>
-        </w:rPr>
-        <w:t xml:space="preserve"/>
-      </w:r>
-      <w:r>
-        <w:rPr>
-          <w:rFonts w:ascii="Georgia" w:hAnsi="Georgia" w:cs="Georgia" w:eastAsia="Georgia"/>
-          <w:sz w:val="22"/>
-          <w:szCs w:val="22"/>
-          <w:b w:val="0"/>
-          <w:bCs w:val="0"/>
-          <w:color w:val="ED7D31"/>
-        </w:rPr>
-        <w:t xml:space="preserve"/>
-      </w:r>
-      <w:r>
-        <w:rPr>
-          <w:rFonts w:ascii="Georgia" w:hAnsi="Georgia" w:cs="Georgia" w:eastAsia="Georgia"/>
-          <w:sz w:val="22"/>
-          <w:szCs w:val="22"/>
-          <w:b w:val="0"/>
-          <w:bCs w:val="0"/>
-          <w:color w:val="000000"/>
-        </w:rPr>
-        <w:t xml:space="preserve"/>
-      </w:r>
-      <w:r>
-        <w:rPr>
-          <w:rFonts w:ascii="Georgia" w:hAnsi="Georgia" w:cs="Georgia" w:eastAsia="Georgia"/>
-          <w:sz w:val="22"/>
-          <w:szCs w:val="22"/>
-          <w:b w:val="0"/>
-          <w:bCs w:val="0"/>
-          <w:strike/>
-          <w:color w:val="000000"/>
-        </w:rPr>
-        <w:t xml:space="preserve"/>
-      </w:r>
-      <w:r>
-        <w:rPr>
-          <w:rFonts w:ascii="Georgia" w:hAnsi="Georgia" w:cs="Georgia" w:eastAsia="Georgia"/>
-          <w:sz w:val="22"/>
-          <w:szCs w:val="22"/>
-          <w:b w:val="0"/>
-          <w:bCs w:val="0"/>
-          <w:color w:val="000000"/>
-        </w:rPr>
-        <w:t xml:space="preserve"/>
-      </w:r>
-      <w:r>
-        <w:rPr>
-          <w:rFonts w:ascii="Georgia" w:hAnsi="Georgia" w:cs="Georgia" w:eastAsia="Georgia"/>
-          <w:sz w:val="22"/>
-          <w:szCs w:val="22"/>
-          <w:b w:val="0"/>
-          <w:bCs w:val="0"/>
-          <w:color w:val="808080"/>
-        </w:rPr>
-        <w:t xml:space="preserve"/>
-      </w:r>
-      <w:r>
-        <w:rPr>
-          <w:rFonts w:ascii="Georgia" w:hAnsi="Georgia" w:cs="Georgia" w:eastAsia="Georgia"/>
-          <w:sz w:val="22"/>
-          <w:szCs w:val="22"/>
-          <w:b w:val="0"/>
-          <w:bCs w:val="0"/>
-          <w:color w:val="000000"/>
-        </w:rPr>
-        <w:t xml:space="preserve"/>
+          <w:b w:val="0"/>
+          <w:i w:val="0"/>
+          <w:sz w:val="22"/>
+          <w:color w:val="000000"/>
+        </w:rPr>
+        <w:t xml:space="preserve">A sixty three (63) days study was conducted to determine the growth performance of mallard duck fed with dietary mixed ration in [REDACTED]. A total of ninety (90), 21 days old male mallard duck were used in the study. A single factor experiment in Randomized Complete Block Design (RCBD) was used in the study. Mallard ducks were randomly divided into three (3) treatments having ten (10) mallard ducks per treatment with three (3) replications. Treatment 1 - commercial feeds; Treatment 2 - 50% commercial feeds and 50% rice bran mixed with water spinach; and Treatment 3 - 50% commercial feeds and 50% rice bran mixed with golden apple snail. Data were analyzed by using Analyzed of Variance in RCBD through the Statistical Tool for Agricultural Research (STAR) application. Treatments were compared using the Least Significant Difference (LSD). The result of the study showed in the treatments that there were no significant differences observed in feed consumption, which implies (EC) that treatments were comparable on parameters. However, final weight, gain in weight, average daily gain in weight and feed conversion ratio had highly significance differences at (P&lt;0.01). This indicates that ducks fed with 100% commercial feeds rice bran mixed with golden apple snail performed better in final weight, gain in weight, average daily gain in weight and feed conversion ratio. In conclusion </w:t>
+      </w:r>
+      <w:r>
+        <w:rPr>
+          <w:rFonts w:ascii="Georgia" w:hAnsi="Georgia" w:cs="Georgia" w:eastAsia="Georgia"/>
+          <w:b w:val="0"/>
+          <w:i w:val="0"/>
+          <w:sz w:val="22"/>
+          <w:color w:val="8B4513"/>
+        </w:rPr>
+        <w:t>(DO)</w:t>
+      </w:r>
+      <w:r>
+        <w:rPr>
+          <w:rFonts w:ascii="Georgia" w:hAnsi="Georgia" w:cs="Georgia" w:eastAsia="Georgia"/>
+          <w:b w:val="0"/>
+          <w:i w:val="0"/>
+          <w:sz w:val="22"/>
+          <w:color w:val="000000"/>
+        </w:rPr>
+        <w:t>, proved the treatment 1(100% CF) are the most efficient compared to treatment 2 where 50% commercial feeds and 50% rice bran mixed with water spinach and treatment 3 where 50% commercial feeds and 50% rice bran mixed with golden apple snail. It can (EC) also be concluded that D1 rice bran mixed with water spinach and with golden apple snail used in the study can (FP-Cap) help minimize the cost of production, specifically the feed cost.</w:t>
       </w:r>
     </w:p>
     <w:p>
@@ -29344,148 +27851,32 @@
       <w:r>
         <w:rPr>
           <w:rFonts w:ascii="Georgia" w:hAnsi="Georgia" w:cs="Georgia" w:eastAsia="Georgia"/>
-          <w:sz w:val="22"/>
-          <w:szCs w:val="22"/>
-          <w:b w:val="0"/>
-          <w:bCs w:val="0"/>
-          <w:color w:val="000000"/>
-        </w:rPr>
-        <w:t xml:space="preserve">This study was conducted over a 35-day period from May 10, 2023, to June 14, 2023, at [REDACTED]. The present study aimed to determine the growth response of crossbred New Zealand rabbits as influenced by varying levels of fermented Madre De Agua leaves. Eighteen (18), 2 months of crossbreed New Zealand rabbits were used in the study which were divided into three (3) treatments: T1 = 70% concentrate + 30% paragrass, T2 = 70% concentrate + 20% paragrass + 10% fermented Madre De Agua, T3 = 60% concentrate + 20% paragrass + 20% fermented Madre De Agua. A Completely Randomized Design was employed, and data was analyzed through ANOVA by Statistical Tool for Agricultural Research (STAR). Statistical analysis showed that there was no significant difference but showed numerical trends among the treatments in relation to initial weight, final weight, gain in weight, average daily gain, dry matter intake, and feed conversion ratio of the experimental rabbits In conclusion (DO), all treatments are comparable in terms of growth, implying (EC) that Fermented Madre de Agua is a viable feed component under these conditions. Feeding 20% fermented Madre De Agua may (EC) improve final weight, while feeding 10% fermented Madre De Agua may (EC) reduce dry matter intake.</w:t>
-      </w:r>
-      <w:r>
-        <w:rPr>
-          <w:rFonts w:ascii="Georgia" w:hAnsi="Georgia" w:cs="Georgia" w:eastAsia="Georgia"/>
-          <w:sz w:val="22"/>
-          <w:szCs w:val="22"/>
-          <w:b w:val="0"/>
-          <w:bCs w:val="0"/>
-          <w:highlight w:val="red"/>
-          <w:color w:val="FFFFFF"/>
-        </w:rPr>
-        <w:t xml:space="preserve"/>
-      </w:r>
-      <w:r>
-        <w:rPr>
-          <w:rFonts w:ascii="Georgia" w:hAnsi="Georgia" w:cs="Georgia" w:eastAsia="Georgia"/>
-          <w:sz w:val="22"/>
-          <w:szCs w:val="22"/>
-          <w:b w:val="0"/>
-          <w:bCs w:val="0"/>
-          <w:color w:val="000000"/>
-        </w:rPr>
-        <w:t xml:space="preserve"/>
-      </w:r>
-      <w:r>
-        <w:rPr>
-          <w:rFonts w:ascii="Georgia" w:hAnsi="Georgia" w:cs="Georgia" w:eastAsia="Georgia"/>
-          <w:sz w:val="22"/>
-          <w:szCs w:val="22"/>
-          <w:b w:val="0"/>
-          <w:bCs w:val="0"/>
-          <w:color w:val="ED7D31"/>
-        </w:rPr>
-        <w:t xml:space="preserve"/>
-      </w:r>
-      <w:r>
-        <w:rPr>
-          <w:rFonts w:ascii="Georgia" w:hAnsi="Georgia" w:cs="Georgia" w:eastAsia="Georgia"/>
-          <w:sz w:val="22"/>
-          <w:szCs w:val="22"/>
-          <w:b w:val="0"/>
-          <w:bCs w:val="0"/>
-          <w:color w:val="000000"/>
-        </w:rPr>
-        <w:t xml:space="preserve"/>
-      </w:r>
-      <w:r>
-        <w:rPr>
-          <w:rFonts w:ascii="Georgia" w:hAnsi="Georgia" w:cs="Georgia" w:eastAsia="Georgia"/>
-          <w:sz w:val="22"/>
-          <w:szCs w:val="22"/>
-          <w:b w:val="0"/>
-          <w:bCs w:val="0"/>
-          <w:shd w:val="clear" w:color="auto" w:fill="00B0F0"/>
-          <w:color w:val="000000"/>
-        </w:rPr>
-        <w:t xml:space="preserve"/>
-      </w:r>
-      <w:r>
-        <w:rPr>
-          <w:rFonts w:ascii="Georgia" w:hAnsi="Georgia" w:cs="Georgia" w:eastAsia="Georgia"/>
-          <w:sz w:val="22"/>
-          <w:szCs w:val="22"/>
-          <w:b w:val="0"/>
-          <w:bCs w:val="0"/>
-          <w:color w:val="000000"/>
-        </w:rPr>
-        <w:t xml:space="preserve"/>
-      </w:r>
-      <w:r>
-        <w:rPr>
-          <w:rFonts w:ascii="Georgia" w:hAnsi="Georgia" w:cs="Georgia" w:eastAsia="Georgia"/>
-          <w:sz w:val="22"/>
-          <w:szCs w:val="22"/>
-          <w:b w:val="0"/>
-          <w:bCs w:val="0"/>
-          <w:color w:val="ED7D31"/>
-        </w:rPr>
-        <w:t xml:space="preserve"/>
-      </w:r>
-      <w:r>
-        <w:rPr>
-          <w:rFonts w:ascii="Georgia" w:hAnsi="Georgia" w:cs="Georgia" w:eastAsia="Georgia"/>
-          <w:sz w:val="22"/>
-          <w:szCs w:val="22"/>
-          <w:b w:val="0"/>
-          <w:bCs w:val="0"/>
-          <w:color w:val="000000"/>
-        </w:rPr>
-        <w:t xml:space="preserve"/>
-      </w:r>
-      <w:r>
-        <w:rPr>
-          <w:rFonts w:ascii="Georgia" w:hAnsi="Georgia" w:cs="Georgia" w:eastAsia="Georgia"/>
-          <w:sz w:val="22"/>
-          <w:szCs w:val="22"/>
-          <w:b w:val="0"/>
-          <w:bCs w:val="0"/>
-          <w:shd w:val="clear" w:color="auto" w:fill="00B0F0"/>
-          <w:color w:val="000000"/>
-        </w:rPr>
-        <w:t xml:space="preserve"/>
-      </w:r>
-      <w:r>
-        <w:rPr>
-          <w:rFonts w:ascii="Georgia" w:hAnsi="Georgia" w:cs="Georgia" w:eastAsia="Georgia"/>
-          <w:sz w:val="22"/>
-          <w:szCs w:val="22"/>
-          <w:b w:val="0"/>
-          <w:bCs w:val="0"/>
-          <w:color w:val="000000"/>
-        </w:rPr>
-        <w:t xml:space="preserve"/>
-      </w:r>
-      <w:r>
-        <w:rPr>
-          <w:rFonts w:ascii="Georgia" w:hAnsi="Georgia" w:cs="Georgia" w:eastAsia="Georgia"/>
-          <w:sz w:val="22"/>
-          <w:szCs w:val="22"/>
-          <w:b w:val="0"/>
-          <w:bCs w:val="0"/>
-          <w:color w:val="ED7D31"/>
-        </w:rPr>
-        <w:t xml:space="preserve"/>
-      </w:r>
-      <w:r>
-        <w:rPr>
-          <w:rFonts w:ascii="Georgia" w:hAnsi="Georgia" w:cs="Georgia" w:eastAsia="Georgia"/>
-          <w:sz w:val="22"/>
-          <w:szCs w:val="22"/>
-          <w:b w:val="0"/>
-          <w:bCs w:val="0"/>
-          <w:color w:val="000000"/>
-        </w:rPr>
-        <w:t xml:space="preserve"/>
+          <w:b w:val="0"/>
+          <w:i w:val="0"/>
+          <w:sz w:val="22"/>
+          <w:color w:val="000000"/>
+        </w:rPr>
+        <w:t xml:space="preserve">This study was conducted over a 35-day period from May 10, 2023, to June 14, 2023, at [REDACTED]. The present study aimed to determine the growth response of crossbred New Zealand rabbits as influenced by varying levels of fermented Madre De Agua leaves. Eighteen (18), 2 months of crossbreed New Zealand rabbits were used in the study which were divided into three (3) treatments: T1 = 70% concentrate + 30% paragrass, T2 = 70% concentrate + 20% paragrass + 10% fermented Madre De Agua, T3 = 60% concentrate + 20% paragrass + 20% fermented Madre De Agua. A Completely Randomized Design was employed, and data was analyzed through ANOVA by Statistical Tool for Agricultural Research (STAR). Statistical analysis showed that there was no significant difference but showed numerical trends among the treatments in relation to initial weight, final weight, gain in weight, average daily gain, dry matter intake, and feed conversion ratio of the experimental rabbits In conclusion </w:t>
+      </w:r>
+      <w:r>
+        <w:rPr>
+          <w:rFonts w:ascii="Georgia" w:hAnsi="Georgia" w:cs="Georgia" w:eastAsia="Georgia"/>
+          <w:b w:val="0"/>
+          <w:i w:val="0"/>
+          <w:sz w:val="22"/>
+          <w:color w:val="8B4513"/>
+        </w:rPr>
+        <w:t>(DO)</w:t>
+      </w:r>
+      <w:r>
+        <w:rPr>
+          <w:rFonts w:ascii="Georgia" w:hAnsi="Georgia" w:cs="Georgia" w:eastAsia="Georgia"/>
+          <w:b w:val="0"/>
+          <w:i w:val="0"/>
+          <w:sz w:val="22"/>
+          <w:color w:val="000000"/>
+        </w:rPr>
+        <w:t>, all treatments are comparable in terms of growth, implying (EC) that Fermented Madre de Agua is a viable feed component under these conditions. Feeding 20% fermented Madre De Agua may (EC) improve final weight, while feeding 10% fermented Madre De Agua may (EC) reduce dry matter intake.</w:t>
       </w:r>
     </w:p>
     <w:p>
@@ -29702,58 +28093,32 @@
       <w:r>
         <w:rPr>
           <w:rFonts w:ascii="Georgia" w:hAnsi="Georgia" w:cs="Georgia" w:eastAsia="Georgia"/>
-          <w:sz w:val="22"/>
-          <w:szCs w:val="22"/>
-          <w:b w:val="0"/>
-          <w:bCs w:val="0"/>
-          <w:color w:val="000000"/>
-        </w:rPr>
-        <w:t xml:space="preserve">The study was conducted at [REDACTED] from April 25 to April 30, 2023 to find out the [TITLE REDACTED] where a total of nine hundred maggots (900) were used. The experiment was laid out using Complete Randomized Design (CRD) with three (3) treatments, namely, T1 –Carbonated rice hull and saw dust, T2 – Diatomaceous Earth, and T3 –Neem tree extract. The nine hundred maggots were divided into three (3) treatments at one hundred maggots (100) per treatment each treatment was replicated three (3) times with one hundred maggots (100) per replication. The results disclosed that the percentage of mortality and moisture content were statistically significant at 1% (P&lt;0.01) and (P&lt;0.05) level with 48 hours after the post-treatment. However, mortality rate and moisture content were not significant after 6 hours and 24 hours. Therefore (DO), it is recommended (FP-Rec) for future researchers to add Diatomaceous earth and neem tree extract and check the humidity. Extend data collection for 72 hours and 96 hours for future study.</w:t>
-      </w:r>
-      <w:r>
-        <w:rPr>
-          <w:rFonts w:ascii="Georgia" w:hAnsi="Georgia" w:cs="Georgia" w:eastAsia="Georgia"/>
-          <w:sz w:val="22"/>
-          <w:szCs w:val="22"/>
-          <w:b w:val="0"/>
-          <w:bCs w:val="0"/>
-          <w:strike/>
-          <w:color w:val="000000"/>
-        </w:rPr>
-        <w:t xml:space="preserve"/>
-      </w:r>
-      <w:r>
-        <w:rPr>
-          <w:rFonts w:ascii="Georgia" w:hAnsi="Georgia" w:cs="Georgia" w:eastAsia="Georgia"/>
-          <w:sz w:val="22"/>
-          <w:szCs w:val="22"/>
-          <w:b w:val="0"/>
-          <w:bCs w:val="0"/>
-          <w:color w:val="000000"/>
-        </w:rPr>
-        <w:t xml:space="preserve"/>
-      </w:r>
-      <w:r>
-        <w:rPr>
-          <w:rFonts w:ascii="Georgia" w:hAnsi="Georgia" w:cs="Georgia" w:eastAsia="Georgia"/>
-          <w:sz w:val="22"/>
-          <w:szCs w:val="22"/>
-          <w:b w:val="0"/>
-          <w:bCs w:val="0"/>
-          <w:color w:val="808080"/>
-        </w:rPr>
-        <w:t xml:space="preserve"/>
-      </w:r>
-      <w:r>
-        <w:rPr>
-          <w:rFonts w:ascii="Georgia" w:hAnsi="Georgia" w:cs="Georgia" w:eastAsia="Georgia"/>
-          <w:sz w:val="22"/>
-          <w:szCs w:val="22"/>
-          <w:b w:val="0"/>
-          <w:bCs w:val="0"/>
-          <w:color w:val="000000"/>
-        </w:rPr>
-        <w:t xml:space="preserve"/>
+          <w:b w:val="0"/>
+          <w:i w:val="0"/>
+          <w:sz w:val="22"/>
+          <w:color w:val="000000"/>
+        </w:rPr>
+        <w:t xml:space="preserve">The study was conducted at [REDACTED] from April 25 to April 30, 2023 to find out the [TITLE REDACTED] where a total of nine hundred maggots (900) were used. The experiment was laid out using Complete Randomized Design (CRD) with three (3) treatments, namely, T1 –Carbonated rice hull and saw dust, T2 – Diatomaceous Earth, and T3 –Neem tree extract. The nine hundred maggots were divided into three (3) treatments at one hundred maggots (100) per treatment each treatment was replicated three (3) times with one hundred maggots (100) per replication. The results disclosed that the percentage of mortality and moisture content were statistically significant at 1% (P&lt;0.01) and (P&lt;0.05) level with 48 hours after the post-treatment. However, mortality rate and moisture content were not significant after 6 hours and 24 hours. Therefore </w:t>
+      </w:r>
+      <w:r>
+        <w:rPr>
+          <w:rFonts w:ascii="Georgia" w:hAnsi="Georgia" w:cs="Georgia" w:eastAsia="Georgia"/>
+          <w:b w:val="0"/>
+          <w:i w:val="0"/>
+          <w:sz w:val="22"/>
+          <w:color w:val="8B4513"/>
+        </w:rPr>
+        <w:t>(DO)</w:t>
+      </w:r>
+      <w:r>
+        <w:rPr>
+          <w:rFonts w:ascii="Georgia" w:hAnsi="Georgia" w:cs="Georgia" w:eastAsia="Georgia"/>
+          <w:b w:val="0"/>
+          <w:i w:val="0"/>
+          <w:sz w:val="22"/>
+          <w:color w:val="000000"/>
+        </w:rPr>
+        <w:t>, it is recommended (FP-Rec) for future researchers to add Diatomaceous earth and neem tree extract and check the humidity. Extend data collection for 72 hours and 96 hours for future study.</w:t>
       </w:r>
     </w:p>
     <w:p>
@@ -29791,193 +28156,32 @@
       <w:r>
         <w:rPr>
           <w:rFonts w:ascii="Georgia" w:hAnsi="Georgia" w:cs="Georgia" w:eastAsia="Georgia"/>
-          <w:sz w:val="22"/>
-          <w:szCs w:val="22"/>
-          <w:b w:val="0"/>
-          <w:bCs w:val="0"/>
-          <w:color w:val="000000"/>
-        </w:rPr>
-        <w:t xml:space="preserve">The study was conducted at [REDACTED], for 35 days, from April 16 to May 20, 2023. The study was carried out to search for alternatives to protein sources. The objective of the study was to determine the growth response of F1 New Zealand white rabbits as influenced by the roughage-to-concentrate ratio. A total of eighteen (18) heads of six (6)-week-old female New Zealand White Rabbits were selected and distributed into three (3) groups, each treatment replicated thrice with 2 rabbits per replication. Results showed no significant difference (P&lt;0.05) in final weight, gain in weight, and average daily gain in all the treatment groups. The control group (T1) was fed 70% guinea grass and 30% concentrates. For T2 and T3, the guinea grass was replaced with fresh azolla on an equi-weight basis at levels of 10 and 20 percent, respectively. In conclusion (DO), based on the results, it can (EC) be stated that the ratio of 70% guinea grass (GG) + 30% concentrate (C), the control group, had a significantly higher (P&lt;0.01) feed conversion ratio, while rabbits in treatment T3 (50% guinea grass, 20% azolla, and 30% concentrate) had a significantly higher (P&lt;0.01) dry matter intake. The researchers still recommended (FP-Rec) incorporating 50% Guinea grass + 20% Azolla + 30% concentrates for rabbit growth performance, considering the results show that this treatment performs well and doesn't differ from treatment 1, which is the farmer practice. The researchers also saw that the treatment of 50% Guinea grass + 20% Azolla + 30% concentrates has potential (EC) as an alternative feed ration for rabbits without adverse effects, and considering that azolla can (FP-Cap) help breeders to lessen the feed cost in production.</w:t>
-      </w:r>
-      <w:r>
-        <w:rPr>
-          <w:rFonts w:ascii="Georgia" w:hAnsi="Georgia" w:cs="Georgia" w:eastAsia="Georgia"/>
-          <w:sz w:val="22"/>
-          <w:szCs w:val="22"/>
-          <w:b w:val="0"/>
-          <w:bCs w:val="0"/>
-          <w:shd w:val="clear" w:color="auto" w:fill="00B0F0"/>
-          <w:color w:val="000000"/>
-        </w:rPr>
-        <w:t xml:space="preserve"/>
-      </w:r>
-      <w:r>
-        <w:rPr>
-          <w:rFonts w:ascii="Georgia" w:hAnsi="Georgia" w:cs="Georgia" w:eastAsia="Georgia"/>
-          <w:sz w:val="22"/>
-          <w:szCs w:val="22"/>
-          <w:b w:val="0"/>
-          <w:bCs w:val="0"/>
-          <w:color w:val="000000"/>
-        </w:rPr>
-        <w:t xml:space="preserve"/>
-      </w:r>
-      <w:r>
-        <w:rPr>
-          <w:rFonts w:ascii="Georgia" w:hAnsi="Georgia" w:cs="Georgia" w:eastAsia="Georgia"/>
-          <w:sz w:val="22"/>
-          <w:szCs w:val="22"/>
-          <w:b w:val="0"/>
-          <w:bCs w:val="0"/>
-          <w:color w:val="ED7D31"/>
-        </w:rPr>
-        <w:t xml:space="preserve"/>
-      </w:r>
-      <w:r>
-        <w:rPr>
-          <w:rFonts w:ascii="Georgia" w:hAnsi="Georgia" w:cs="Georgia" w:eastAsia="Georgia"/>
-          <w:sz w:val="22"/>
-          <w:szCs w:val="22"/>
-          <w:b w:val="0"/>
-          <w:bCs w:val="0"/>
-          <w:color w:val="000000"/>
-        </w:rPr>
-        <w:t xml:space="preserve"/>
-      </w:r>
-      <w:r>
-        <w:rPr>
-          <w:rFonts w:ascii="Georgia" w:hAnsi="Georgia" w:cs="Georgia" w:eastAsia="Georgia"/>
-          <w:sz w:val="22"/>
-          <w:szCs w:val="22"/>
-          <w:b w:val="0"/>
-          <w:bCs w:val="0"/>
-          <w:strike/>
-          <w:color w:val="000000"/>
-        </w:rPr>
-        <w:t xml:space="preserve"/>
-      </w:r>
-      <w:r>
-        <w:rPr>
-          <w:rFonts w:ascii="Georgia" w:hAnsi="Georgia" w:cs="Georgia" w:eastAsia="Georgia"/>
-          <w:sz w:val="22"/>
-          <w:szCs w:val="22"/>
-          <w:b w:val="0"/>
-          <w:bCs w:val="0"/>
-          <w:color w:val="000000"/>
-        </w:rPr>
-        <w:t xml:space="preserve"/>
-      </w:r>
-      <w:r>
-        <w:rPr>
-          <w:rFonts w:ascii="Georgia" w:hAnsi="Georgia" w:cs="Georgia" w:eastAsia="Georgia"/>
-          <w:sz w:val="22"/>
-          <w:szCs w:val="22"/>
-          <w:b w:val="0"/>
-          <w:bCs w:val="0"/>
-          <w:color w:val="808080"/>
-        </w:rPr>
-        <w:t xml:space="preserve"/>
-      </w:r>
-      <w:r>
-        <w:rPr>
-          <w:rFonts w:ascii="Georgia" w:hAnsi="Georgia" w:cs="Georgia" w:eastAsia="Georgia"/>
-          <w:sz w:val="22"/>
-          <w:szCs w:val="22"/>
-          <w:b w:val="0"/>
-          <w:bCs w:val="0"/>
-          <w:color w:val="000000"/>
-        </w:rPr>
-        <w:t xml:space="preserve"/>
-      </w:r>
-      <w:r>
-        <w:rPr>
-          <w:rFonts w:ascii="Georgia" w:hAnsi="Georgia" w:cs="Georgia" w:eastAsia="Georgia"/>
-          <w:sz w:val="22"/>
-          <w:szCs w:val="22"/>
-          <w:b w:val="0"/>
-          <w:bCs w:val="0"/>
-          <w:highlight w:val="red"/>
-          <w:color w:val="FFFFFF"/>
-        </w:rPr>
-        <w:t xml:space="preserve"/>
-      </w:r>
-      <w:r>
-        <w:rPr>
-          <w:rFonts w:ascii="Georgia" w:hAnsi="Georgia" w:cs="Georgia" w:eastAsia="Georgia"/>
-          <w:sz w:val="22"/>
-          <w:szCs w:val="22"/>
-          <w:b w:val="0"/>
-          <w:bCs w:val="0"/>
-          <w:color w:val="000000"/>
-        </w:rPr>
-        <w:t xml:space="preserve"/>
-      </w:r>
-      <w:r>
-        <w:rPr>
-          <w:rFonts w:ascii="Georgia" w:hAnsi="Georgia" w:cs="Georgia" w:eastAsia="Georgia"/>
-          <w:sz w:val="22"/>
-          <w:szCs w:val="22"/>
-          <w:b w:val="0"/>
-          <w:bCs w:val="0"/>
-          <w:color w:val="ED7D31"/>
-        </w:rPr>
-        <w:t xml:space="preserve"/>
-      </w:r>
-      <w:r>
-        <w:rPr>
-          <w:rFonts w:ascii="Georgia" w:hAnsi="Georgia" w:cs="Georgia" w:eastAsia="Georgia"/>
-          <w:sz w:val="22"/>
-          <w:szCs w:val="22"/>
-          <w:b w:val="0"/>
-          <w:bCs w:val="0"/>
-          <w:color w:val="000000"/>
-        </w:rPr>
-        <w:t xml:space="preserve"/>
-      </w:r>
-      <w:r>
-        <w:rPr>
-          <w:rFonts w:ascii="Georgia" w:hAnsi="Georgia" w:cs="Georgia" w:eastAsia="Georgia"/>
-          <w:sz w:val="22"/>
-          <w:szCs w:val="22"/>
-          <w:b w:val="0"/>
-          <w:bCs w:val="0"/>
-          <w:strike/>
-          <w:color w:val="000000"/>
-        </w:rPr>
-        <w:t xml:space="preserve"/>
-      </w:r>
-      <w:r>
-        <w:rPr>
-          <w:rFonts w:ascii="Georgia" w:hAnsi="Georgia" w:cs="Georgia" w:eastAsia="Georgia"/>
-          <w:sz w:val="22"/>
-          <w:szCs w:val="22"/>
-          <w:b w:val="0"/>
-          <w:bCs w:val="0"/>
-          <w:color w:val="000000"/>
-        </w:rPr>
-        <w:t xml:space="preserve"/>
-      </w:r>
-      <w:r>
-        <w:rPr>
-          <w:rFonts w:ascii="Georgia" w:hAnsi="Georgia" w:cs="Georgia" w:eastAsia="Georgia"/>
-          <w:sz w:val="22"/>
-          <w:szCs w:val="22"/>
-          <w:b w:val="0"/>
-          <w:bCs w:val="0"/>
-          <w:color w:val="808080"/>
-        </w:rPr>
-        <w:t xml:space="preserve"/>
-      </w:r>
-      <w:r>
-        <w:rPr>
-          <w:rFonts w:ascii="Georgia" w:hAnsi="Georgia" w:cs="Georgia" w:eastAsia="Georgia"/>
-          <w:sz w:val="22"/>
-          <w:szCs w:val="22"/>
-          <w:b w:val="0"/>
-          <w:bCs w:val="0"/>
-          <w:color w:val="000000"/>
-        </w:rPr>
-        <w:t xml:space="preserve"/>
+          <w:b w:val="0"/>
+          <w:i w:val="0"/>
+          <w:sz w:val="22"/>
+          <w:color w:val="000000"/>
+        </w:rPr>
+        <w:t xml:space="preserve">The study was conducted at [REDACTED], for 35 days, from April 16 to May 20, 2023. The study was carried out to search for alternatives to protein sources. The objective of the study was to determine the growth response of F1 New Zealand white rabbits as influenced by the roughage-to-concentrate ratio. A total of eighteen (18) heads of six (6)-week-old female New Zealand White Rabbits were selected and distributed into three (3) groups, each treatment replicated thrice with 2 rabbits per replication. Results showed no significant difference (P&lt;0.05) in final weight, gain in weight, and average daily gain in all the treatment groups. The control group (T1) was fed 70% guinea grass and 30% concentrates. For T2 and T3, the guinea grass was replaced with fresh azolla on an equi-weight basis at levels of 10 and 20 percent, respectively. In conclusion </w:t>
+      </w:r>
+      <w:r>
+        <w:rPr>
+          <w:rFonts w:ascii="Georgia" w:hAnsi="Georgia" w:cs="Georgia" w:eastAsia="Georgia"/>
+          <w:b w:val="0"/>
+          <w:i w:val="0"/>
+          <w:sz w:val="22"/>
+          <w:color w:val="8B4513"/>
+        </w:rPr>
+        <w:t>(DO)</w:t>
+      </w:r>
+      <w:r>
+        <w:rPr>
+          <w:rFonts w:ascii="Georgia" w:hAnsi="Georgia" w:cs="Georgia" w:eastAsia="Georgia"/>
+          <w:b w:val="0"/>
+          <w:i w:val="0"/>
+          <w:sz w:val="22"/>
+          <w:color w:val="000000"/>
+        </w:rPr>
+        <w:t>, based on the results, it can (EC) be stated that the ratio of 70% guinea grass (GG) + 30% concentrate (C), the control group, had a significantly higher (P&lt;0.01) feed conversion ratio, while rabbits in treatment T3 (50% guinea grass, 20% azolla, and 30% concentrate) had a significantly higher (P&lt;0.01) dry matter intake. The researchers still recommended (FP-Rec) incorporating 50% Guinea grass + 20% Azolla + 30% concentrates for rabbit growth performance, considering the results show that this treatment performs well and doesn't differ from treatment 1, which is the farmer practice. The researchers also saw that the treatment of 50% Guinea grass + 20% Azolla + 30% concentrates has potential (EC) as an alternative feed ration for rabbits without adverse effects, and considering that azolla can (FP-Cap) help breeders to lessen the feed cost in production.</w:t>
       </w:r>
     </w:p>
     <w:sectPr>

--- a/thesis/003_ThesisProposal_Draft_080.docx
+++ b/thesis/003_ThesisProposal_Draft_080.docx
@@ -2321,7 +2321,7 @@
           <w:b w:val="0"/>
           <w:i w:val="0"/>
           <w:sz w:val="22"/>
-          <w:color w:val="8B4513"/>
+          <w:color w:val="000000"/>
         </w:rPr>
         <w:t>(DO)</w:t>
       </w:r>
@@ -9820,7 +9820,7 @@
           <w:b w:val="0"/>
           <w:i w:val="0"/>
           <w:sz w:val="22"/>
-          <w:color w:val="8B4513"/>
+          <w:color w:val="000000"/>
         </w:rPr>
         <w:t>(DO)</w:t>
       </w:r>
@@ -9839,7 +9839,7 @@
           <w:b w:val="0"/>
           <w:i w:val="0"/>
           <w:sz w:val="22"/>
-          <w:color w:val="8B4513"/>
+          <w:color w:val="000000"/>
         </w:rPr>
         <w:t>(DO)</w:t>
       </w:r>
@@ -17879,10 +17879,10 @@
                 <w:bCs w:val="1"/>
                 <w:i w:val="0"/>
                 <w:iCs w:val="0"/>
-                <w:color w:val="8B4513"/>
                 <w:sz w:val="20"/>
                 <w:szCs w:val="20"/>
                 <w:rtl w:val="0"/>
+                <w:color w:val="8B4513"/>
               </w:rPr>
               <w:t xml:space="preserve">(DO)</w:t>
             </w:r>
@@ -21343,7 +21343,7 @@
           <w:b w:val="0"/>
           <w:i w:val="0"/>
           <w:sz w:val="22"/>
-          <w:color w:val="8B4513"/>
+          <w:color w:val="000000"/>
         </w:rPr>
         <w:t>(DO)</w:t>
       </w:r>

--- a/thesis/003_ThesisProposal_Draft_080.docx
+++ b/thesis/003_ThesisProposal_Draft_080.docx
@@ -21437,6 +21437,7 @@
           <w:szCs w:val="22"/>
           <w:b w:val="0"/>
           <w:bCs w:val="0"/>
+          <w:strike w:val="0"/>
           <w:color w:val="000000"/>
         </w:rPr>
         <w:t xml:space="preserve">Plant Growth Promoting Bacteria (PGPR) holds significant agricultural importance as a widely used microbial biofertilizer in various agricultural practices. Among the commonly prevalent PGPR are the Bacillus spp., specifically Bacillus subtilis which have been found to act as bio-fertilizers, biostimulants, and biological control agents. In this study, the growth promoting </w:t>
@@ -21448,40 +21449,31 @@
           <w:szCs w:val="22"/>
           <w:b w:val="0"/>
           <w:bCs w:val="0"/>
-          <w:strike/>
-          <w:color w:val="000000"/>
-        </w:rPr>
-        <w:t xml:space="preserve">potential</w:t>
-      </w:r>
-      <w:r>
-        <w:rPr>
-          <w:rFonts w:ascii="Georgia" w:hAnsi="Georgia" w:cs="Georgia" w:eastAsia="Georgia"/>
-          <w:sz w:val="22"/>
-          <w:szCs w:val="22"/>
-          <w:b w:val="0"/>
-          <w:bCs w:val="0"/>
-          <w:color w:val="000000"/>
-        </w:rPr>
-        <w:t xml:space="preserve"> </w:t>
-      </w:r>
-      <w:r>
-        <w:rPr>
-          <w:rFonts w:ascii="Georgia" w:hAnsi="Georgia" w:cs="Georgia" w:eastAsia="Georgia"/>
-          <w:sz w:val="22"/>
-          <w:szCs w:val="22"/>
-          <w:b w:val="0"/>
-          <w:bCs w:val="0"/>
+          <w:color w:val="000000"/>
+          <w:strike w:val="1"/>
+        </w:rPr>
+        <w:t>potential</w:t>
+      </w:r>
+      <w:r>
+        <w:rPr>
+          <w:rFonts w:ascii="Georgia" w:hAnsi="Georgia" w:cs="Georgia" w:eastAsia="Georgia"/>
+          <w:sz w:val="20"/>
+          <w:szCs w:val="20"/>
+          <w:b w:val="0"/>
+          <w:bCs w:val="0"/>
+          <w:strike w:val="0"/>
           <w:color w:val="808080"/>
         </w:rPr>
-        <w:t xml:space="preserve">(FP-Gen)</w:t>
-      </w:r>
-      <w:r>
-        <w:rPr>
-          <w:rFonts w:ascii="Georgia" w:hAnsi="Georgia" w:cs="Georgia" w:eastAsia="Georgia"/>
-          <w:sz w:val="22"/>
-          <w:szCs w:val="22"/>
-          <w:b w:val="0"/>
-          <w:bCs w:val="0"/>
+        <w:t xml:space="preserve"> (FP-Gen)</w:t>
+      </w:r>
+      <w:r>
+        <w:rPr>
+          <w:rFonts w:ascii="Georgia" w:hAnsi="Georgia" w:cs="Georgia" w:eastAsia="Georgia"/>
+          <w:sz w:val="22"/>
+          <w:szCs w:val="22"/>
+          <w:b w:val="0"/>
+          <w:bCs w:val="0"/>
+          <w:strike w:val="0"/>
           <w:color w:val="000000"/>
         </w:rPr>
         <w:t xml:space="preserve"> of Bacillus subtilis BIOTECH 1679 was assessed under greenhouse conditions. Results </w:t>
@@ -21493,40 +21485,31 @@
           <w:szCs w:val="22"/>
           <w:b w:val="0"/>
           <w:bCs w:val="0"/>
-          <w:strike/>
-          <w:color w:val="000000"/>
-        </w:rPr>
-        <w:t xml:space="preserve">indicated</w:t>
-      </w:r>
-      <w:r>
-        <w:rPr>
-          <w:rFonts w:ascii="Georgia" w:hAnsi="Georgia" w:cs="Georgia" w:eastAsia="Georgia"/>
-          <w:sz w:val="22"/>
-          <w:szCs w:val="22"/>
-          <w:b w:val="0"/>
-          <w:bCs w:val="0"/>
-          <w:color w:val="000000"/>
-        </w:rPr>
-        <w:t xml:space="preserve"> </w:t>
-      </w:r>
-      <w:r>
-        <w:rPr>
-          <w:rFonts w:ascii="Georgia" w:hAnsi="Georgia" w:cs="Georgia" w:eastAsia="Georgia"/>
-          <w:sz w:val="22"/>
-          <w:szCs w:val="22"/>
-          <w:b w:val="0"/>
-          <w:bCs w:val="0"/>
+          <w:color w:val="000000"/>
+          <w:strike w:val="1"/>
+        </w:rPr>
+        <w:t>indicated</w:t>
+      </w:r>
+      <w:r>
+        <w:rPr>
+          <w:rFonts w:ascii="Georgia" w:hAnsi="Georgia" w:cs="Georgia" w:eastAsia="Georgia"/>
+          <w:sz w:val="20"/>
+          <w:szCs w:val="20"/>
+          <w:b w:val="0"/>
+          <w:bCs w:val="0"/>
+          <w:strike w:val="0"/>
           <w:color w:val="808080"/>
         </w:rPr>
-        <w:t xml:space="preserve">(FP-Gen)</w:t>
-      </w:r>
-      <w:r>
-        <w:rPr>
-          <w:rFonts w:ascii="Georgia" w:hAnsi="Georgia" w:cs="Georgia" w:eastAsia="Georgia"/>
-          <w:sz w:val="22"/>
-          <w:szCs w:val="22"/>
-          <w:b w:val="0"/>
-          <w:bCs w:val="0"/>
+        <w:t xml:space="preserve"> (FP-Gen)</w:t>
+      </w:r>
+      <w:r>
+        <w:rPr>
+          <w:rFonts w:ascii="Georgia" w:hAnsi="Georgia" w:cs="Georgia" w:eastAsia="Georgia"/>
+          <w:sz w:val="22"/>
+          <w:szCs w:val="22"/>
+          <w:b w:val="0"/>
+          <w:bCs w:val="0"/>
+          <w:strike w:val="0"/>
           <w:color w:val="000000"/>
         </w:rPr>
         <w:t xml:space="preserve"> that Bacillus subtilis formulation (9.0 x 10⁸ CFU/mL) of 10 g/L (T1), 30 g/L (T2), and 50 g/L (T3) concentrations exhibited a notable increase in plant growth parameters. Based on statistical analysis using the Kruskal-Wallis test, Welch One-way Analysis of Variance, and One-way ANOVA, the three varying concentrations of B. subtilis formulations have no significant differences in their effects on the plant growth parameters including plant height, number of leaves, length of leaves, and width of leaves of onion plants (p-value ≥ 0.05). They also presented no significant difference in their effects with the positive control, Nitrogen-Phosphorus-Potassium (NPK 20:20:20) (p-value ≥ 0.05). This </w:t>
@@ -21538,40 +21521,32 @@
           <w:szCs w:val="22"/>
           <w:b w:val="0"/>
           <w:bCs w:val="0"/>
+          <w:strike w:val="0"/>
           <w:highlight w:val="red"/>
           <w:color w:val="FFFFFF"/>
         </w:rPr>
-        <w:t xml:space="preserve">implies</w:t>
-      </w:r>
-      <w:r>
-        <w:rPr>
-          <w:rFonts w:ascii="Georgia" w:hAnsi="Georgia" w:cs="Georgia" w:eastAsia="Georgia"/>
-          <w:sz w:val="22"/>
-          <w:szCs w:val="22"/>
-          <w:b w:val="0"/>
-          <w:bCs w:val="0"/>
-          <w:color w:val="000000"/>
-        </w:rPr>
-        <w:t xml:space="preserve"> </w:t>
-      </w:r>
-      <w:r>
-        <w:rPr>
-          <w:rFonts w:ascii="Georgia" w:hAnsi="Georgia" w:cs="Georgia" w:eastAsia="Georgia"/>
-          <w:sz w:val="22"/>
-          <w:szCs w:val="22"/>
-          <w:b w:val="0"/>
-          <w:bCs w:val="0"/>
+        <w:t>implies</w:t>
+      </w:r>
+      <w:r>
+        <w:rPr>
+          <w:rFonts w:ascii="Georgia" w:hAnsi="Georgia" w:cs="Georgia" w:eastAsia="Georgia"/>
+          <w:sz w:val="20"/>
+          <w:szCs w:val="20"/>
+          <w:b w:val="0"/>
+          <w:bCs w:val="0"/>
+          <w:strike w:val="0"/>
           <w:color w:val="ED7D31"/>
         </w:rPr>
-        <w:t xml:space="preserve">(EC)</w:t>
-      </w:r>
-      <w:r>
-        <w:rPr>
-          <w:rFonts w:ascii="Georgia" w:hAnsi="Georgia" w:cs="Georgia" w:eastAsia="Georgia"/>
-          <w:sz w:val="22"/>
-          <w:szCs w:val="22"/>
-          <w:b w:val="0"/>
-          <w:bCs w:val="0"/>
+        <w:t xml:space="preserve"> (EC)</w:t>
+      </w:r>
+      <w:r>
+        <w:rPr>
+          <w:rFonts w:ascii="Georgia" w:hAnsi="Georgia" w:cs="Georgia" w:eastAsia="Georgia"/>
+          <w:sz w:val="22"/>
+          <w:szCs w:val="22"/>
+          <w:b w:val="0"/>
+          <w:bCs w:val="0"/>
+          <w:strike w:val="0"/>
           <w:color w:val="000000"/>
         </w:rPr>
         <w:t xml:space="preserve"> that the use of low concentration of B. subtilis BIOTECH 1679 are as effective in promoting the growth of onion. Welch ANOVA revealed that different treatments showed significantly larger leaf width (p-value ≤ 0.05). However, One-way ANOVA revealed that B. subtilis BIOTECH 1679, regardless of the concentration used, demonstrated shorter root length as compared with that of NPK (20:20:20) (p-value ≤ 0.05). The results provided valuable insights into the </w:t>
@@ -21583,40 +21558,32 @@
           <w:szCs w:val="22"/>
           <w:b w:val="0"/>
           <w:bCs w:val="0"/>
+          <w:strike w:val="0"/>
           <w:highlight w:val="red"/>
           <w:color w:val="FFFFFF"/>
         </w:rPr>
-        <w:t xml:space="preserve">potential</w:t>
-      </w:r>
-      <w:r>
-        <w:rPr>
-          <w:rFonts w:ascii="Georgia" w:hAnsi="Georgia" w:cs="Georgia" w:eastAsia="Georgia"/>
-          <w:sz w:val="22"/>
-          <w:szCs w:val="22"/>
-          <w:b w:val="0"/>
-          <w:bCs w:val="0"/>
-          <w:color w:val="000000"/>
-        </w:rPr>
-        <w:t xml:space="preserve"> </w:t>
-      </w:r>
-      <w:r>
-        <w:rPr>
-          <w:rFonts w:ascii="Georgia" w:hAnsi="Georgia" w:cs="Georgia" w:eastAsia="Georgia"/>
-          <w:sz w:val="22"/>
-          <w:szCs w:val="22"/>
-          <w:b w:val="0"/>
-          <w:bCs w:val="0"/>
+        <w:t>potential</w:t>
+      </w:r>
+      <w:r>
+        <w:rPr>
+          <w:rFonts w:ascii="Georgia" w:hAnsi="Georgia" w:cs="Georgia" w:eastAsia="Georgia"/>
+          <w:sz w:val="20"/>
+          <w:szCs w:val="20"/>
+          <w:b w:val="0"/>
+          <w:bCs w:val="0"/>
+          <w:strike w:val="0"/>
           <w:color w:val="ED7D31"/>
         </w:rPr>
-        <w:t xml:space="preserve">(EC)</w:t>
-      </w:r>
-      <w:r>
-        <w:rPr>
-          <w:rFonts w:ascii="Georgia" w:hAnsi="Georgia" w:cs="Georgia" w:eastAsia="Georgia"/>
-          <w:sz w:val="22"/>
-          <w:szCs w:val="22"/>
-          <w:b w:val="0"/>
-          <w:bCs w:val="0"/>
+        <w:t xml:space="preserve"> (EC)</w:t>
+      </w:r>
+      <w:r>
+        <w:rPr>
+          <w:rFonts w:ascii="Georgia" w:hAnsi="Georgia" w:cs="Georgia" w:eastAsia="Georgia"/>
+          <w:sz w:val="22"/>
+          <w:szCs w:val="22"/>
+          <w:b w:val="0"/>
+          <w:bCs w:val="0"/>
+          <w:strike w:val="0"/>
           <w:color w:val="000000"/>
         </w:rPr>
         <w:t xml:space="preserve"> of B. subtilis as a sustainable solution for managing onion supply demands, contributing to eco-friendly and alternative strategies in agriculture from local to global use.</w:t>
@@ -21661,6 +21628,7 @@
           <w:szCs w:val="22"/>
           <w:b w:val="0"/>
           <w:bCs w:val="0"/>
+          <w:strike w:val="0"/>
           <w:color w:val="000000"/>
         </w:rPr>
         <w:t xml:space="preserve">This study was conducted at the Research Extension and Technology (RET) and Microbiology Laboratory of the College of Arts and Sciences of Pampanga State Agricultural University from November 2018 - January 2019. The study aims to determine the antibacterial activity of the Partial Fractions of Balitbitan (Cynometra ramiflora) against selected bacterial pathogens, Staphylococcus aureus and Escherichia coli. In the preliminary Kupchan method of Partitioning, the ethanolic extract of Balitbitan (Cynometra ramiflora) was partitioned to three solvents which are Hexane, Methanol and DCM and concentrated using a rotary evaporator at low temperature (30°C) and pressure. In the antibacterial testing, the paper disc diffusion method is used in order to </w:t>
@@ -21672,40 +21640,31 @@
           <w:szCs w:val="22"/>
           <w:b w:val="0"/>
           <w:bCs w:val="0"/>
-          <w:strike/>
-          <w:color w:val="000000"/>
-        </w:rPr>
-        <w:t xml:space="preserve">indicate</w:t>
-      </w:r>
-      <w:r>
-        <w:rPr>
-          <w:rFonts w:ascii="Georgia" w:hAnsi="Georgia" w:cs="Georgia" w:eastAsia="Georgia"/>
-          <w:sz w:val="22"/>
-          <w:szCs w:val="22"/>
-          <w:b w:val="0"/>
-          <w:bCs w:val="0"/>
-          <w:color w:val="000000"/>
-        </w:rPr>
-        <w:t xml:space="preserve"> </w:t>
-      </w:r>
-      <w:r>
-        <w:rPr>
-          <w:rFonts w:ascii="Georgia" w:hAnsi="Georgia" w:cs="Georgia" w:eastAsia="Georgia"/>
-          <w:sz w:val="22"/>
-          <w:szCs w:val="22"/>
-          <w:b w:val="0"/>
-          <w:bCs w:val="0"/>
+          <w:color w:val="000000"/>
+          <w:strike w:val="1"/>
+        </w:rPr>
+        <w:t>indicate</w:t>
+      </w:r>
+      <w:r>
+        <w:rPr>
+          <w:rFonts w:ascii="Georgia" w:hAnsi="Georgia" w:cs="Georgia" w:eastAsia="Georgia"/>
+          <w:sz w:val="20"/>
+          <w:szCs w:val="20"/>
+          <w:b w:val="0"/>
+          <w:bCs w:val="0"/>
+          <w:strike w:val="0"/>
           <w:color w:val="808080"/>
         </w:rPr>
-        <w:t xml:space="preserve">(FP-Proc)</w:t>
-      </w:r>
-      <w:r>
-        <w:rPr>
-          <w:rFonts w:ascii="Georgia" w:hAnsi="Georgia" w:cs="Georgia" w:eastAsia="Georgia"/>
-          <w:sz w:val="22"/>
-          <w:szCs w:val="22"/>
-          <w:b w:val="0"/>
-          <w:bCs w:val="0"/>
+        <w:t xml:space="preserve"> (FP-Proc)</w:t>
+      </w:r>
+      <w:r>
+        <w:rPr>
+          <w:rFonts w:ascii="Georgia" w:hAnsi="Georgia" w:cs="Georgia" w:eastAsia="Georgia"/>
+          <w:sz w:val="22"/>
+          <w:szCs w:val="22"/>
+          <w:b w:val="0"/>
+          <w:bCs w:val="0"/>
+          <w:strike w:val="0"/>
           <w:color w:val="000000"/>
         </w:rPr>
         <w:t xml:space="preserve"> the zone of inhibition in the evaluation of Antibacterial </w:t>
@@ -21717,40 +21676,31 @@
           <w:szCs w:val="22"/>
           <w:b w:val="0"/>
           <w:bCs w:val="0"/>
-          <w:strike/>
-          <w:color w:val="000000"/>
-        </w:rPr>
-        <w:t xml:space="preserve">potential</w:t>
-      </w:r>
-      <w:r>
-        <w:rPr>
-          <w:rFonts w:ascii="Georgia" w:hAnsi="Georgia" w:cs="Georgia" w:eastAsia="Georgia"/>
-          <w:sz w:val="22"/>
-          <w:szCs w:val="22"/>
-          <w:b w:val="0"/>
-          <w:bCs w:val="0"/>
-          <w:color w:val="000000"/>
-        </w:rPr>
-        <w:t xml:space="preserve"> </w:t>
-      </w:r>
-      <w:r>
-        <w:rPr>
-          <w:rFonts w:ascii="Georgia" w:hAnsi="Georgia" w:cs="Georgia" w:eastAsia="Georgia"/>
-          <w:sz w:val="22"/>
-          <w:szCs w:val="22"/>
-          <w:b w:val="0"/>
-          <w:bCs w:val="0"/>
+          <w:color w:val="000000"/>
+          <w:strike w:val="1"/>
+        </w:rPr>
+        <w:t>potential</w:t>
+      </w:r>
+      <w:r>
+        <w:rPr>
+          <w:rFonts w:ascii="Georgia" w:hAnsi="Georgia" w:cs="Georgia" w:eastAsia="Georgia"/>
+          <w:sz w:val="20"/>
+          <w:szCs w:val="20"/>
+          <w:b w:val="0"/>
+          <w:bCs w:val="0"/>
+          <w:strike w:val="0"/>
           <w:color w:val="808080"/>
         </w:rPr>
-        <w:t xml:space="preserve">(FP-Gen)</w:t>
-      </w:r>
-      <w:r>
-        <w:rPr>
-          <w:rFonts w:ascii="Georgia" w:hAnsi="Georgia" w:cs="Georgia" w:eastAsia="Georgia"/>
-          <w:sz w:val="22"/>
-          <w:szCs w:val="22"/>
-          <w:b w:val="0"/>
-          <w:bCs w:val="0"/>
+        <w:t xml:space="preserve"> (FP-Gen)</w:t>
+      </w:r>
+      <w:r>
+        <w:rPr>
+          <w:rFonts w:ascii="Georgia" w:hAnsi="Georgia" w:cs="Georgia" w:eastAsia="Georgia"/>
+          <w:sz w:val="22"/>
+          <w:szCs w:val="22"/>
+          <w:b w:val="0"/>
+          <w:bCs w:val="0"/>
+          <w:strike w:val="0"/>
           <w:color w:val="000000"/>
         </w:rPr>
         <w:t xml:space="preserve"> of Balitbitan on Mueller Hinton Agar. The treatment evaluated as follows: T1 (Balitbitan extract in Methanol), T2 (Balitbitan extract in Hexane) and T3 (Balitbitan extract in DCM). The result of antibacterial testing revealed that the Partial Fraction of Balitbitan (Cynometra ramiflora) did not possess the property to inhibit the growth of Staphylococcus aureus and Escherichia coli. There was no zone of inhibition when treated with the partial fraction of Balitbitan.</w:t>
@@ -21795,6 +21745,7 @@
           <w:szCs w:val="22"/>
           <w:b w:val="0"/>
           <w:bCs w:val="0"/>
+          <w:strike w:val="0"/>
           <w:color w:val="000000"/>
         </w:rPr>
         <w:t xml:space="preserve">Clean water resources are essential for sustaining life, yet their scarcity and contamination pose significant global challenges, particularly in remote communities. This study addresses the pressing issue of water potability in [REDACTED], focusing on the detection of contaminants and pollutants that threaten human health. Water and soil samples were collected from the community, and heavy metal analysis was conducted to detect lead (Pb) and mercury (Hg). Microbial testing using Most Probable Number (MPN) was performed to assess the presence of bacterial coliform and Escherichia coli (E. coli) in water samples. Results revealed the presence of bacterial coliform and E. coli in both the main water source and communal water, </w:t>
@@ -21806,40 +21757,32 @@
           <w:szCs w:val="22"/>
           <w:b w:val="0"/>
           <w:bCs w:val="0"/>
+          <w:strike w:val="0"/>
           <w:highlight w:val="red"/>
           <w:color w:val="FFFFFF"/>
         </w:rPr>
-        <w:t xml:space="preserve">indicating</w:t>
-      </w:r>
-      <w:r>
-        <w:rPr>
-          <w:rFonts w:ascii="Georgia" w:hAnsi="Georgia" w:cs="Georgia" w:eastAsia="Georgia"/>
-          <w:sz w:val="22"/>
-          <w:szCs w:val="22"/>
-          <w:b w:val="0"/>
-          <w:bCs w:val="0"/>
-          <w:color w:val="000000"/>
-        </w:rPr>
-        <w:t xml:space="preserve"> </w:t>
-      </w:r>
-      <w:r>
-        <w:rPr>
-          <w:rFonts w:ascii="Georgia" w:hAnsi="Georgia" w:cs="Georgia" w:eastAsia="Georgia"/>
-          <w:sz w:val="22"/>
-          <w:szCs w:val="22"/>
-          <w:b w:val="0"/>
-          <w:bCs w:val="0"/>
+        <w:t>indicating</w:t>
+      </w:r>
+      <w:r>
+        <w:rPr>
+          <w:rFonts w:ascii="Georgia" w:hAnsi="Georgia" w:cs="Georgia" w:eastAsia="Georgia"/>
+          <w:sz w:val="20"/>
+          <w:szCs w:val="20"/>
+          <w:b w:val="0"/>
+          <w:bCs w:val="0"/>
+          <w:strike w:val="0"/>
           <w:color w:val="ED7D31"/>
         </w:rPr>
-        <w:t xml:space="preserve">(EC)</w:t>
-      </w:r>
-      <w:r>
-        <w:rPr>
-          <w:rFonts w:ascii="Georgia" w:hAnsi="Georgia" w:cs="Georgia" w:eastAsia="Georgia"/>
-          <w:sz w:val="22"/>
-          <w:szCs w:val="22"/>
-          <w:b w:val="0"/>
-          <w:bCs w:val="0"/>
+        <w:t xml:space="preserve"> (EC)</w:t>
+      </w:r>
+      <w:r>
+        <w:rPr>
+          <w:rFonts w:ascii="Georgia" w:hAnsi="Georgia" w:cs="Georgia" w:eastAsia="Georgia"/>
+          <w:sz w:val="22"/>
+          <w:szCs w:val="22"/>
+          <w:b w:val="0"/>
+          <w:bCs w:val="0"/>
+          <w:strike w:val="0"/>
           <w:color w:val="000000"/>
         </w:rPr>
         <w:t xml:space="preserve"> unsafe conditions for water consumption for November and December. In addition, lead levels were within safe limits, while mercury levels in soil exceeded recommended guidelines, raising further concerns about environmental health.</w:t>
@@ -21884,6 +21827,7 @@
           <w:szCs w:val="22"/>
           <w:b w:val="0"/>
           <w:bCs w:val="0"/>
+          <w:strike w:val="0"/>
           <w:color w:val="000000"/>
         </w:rPr>
         <w:t xml:space="preserve">This study evaluated the acute toxicity and antitussive activity of Mimosa pudica (Makahiya) ethanolic extract in ICR mice to assess its safety and </w:t>
@@ -21895,40 +21839,31 @@
           <w:szCs w:val="22"/>
           <w:b w:val="0"/>
           <w:bCs w:val="0"/>
-          <w:strike/>
-          <w:color w:val="000000"/>
-        </w:rPr>
-        <w:t xml:space="preserve">potential</w:t>
-      </w:r>
-      <w:r>
-        <w:rPr>
-          <w:rFonts w:ascii="Georgia" w:hAnsi="Georgia" w:cs="Georgia" w:eastAsia="Georgia"/>
-          <w:sz w:val="22"/>
-          <w:szCs w:val="22"/>
-          <w:b w:val="0"/>
-          <w:bCs w:val="0"/>
-          <w:color w:val="000000"/>
-        </w:rPr>
-        <w:t xml:space="preserve"> </w:t>
-      </w:r>
-      <w:r>
-        <w:rPr>
-          <w:rFonts w:ascii="Georgia" w:hAnsi="Georgia" w:cs="Georgia" w:eastAsia="Georgia"/>
-          <w:sz w:val="22"/>
-          <w:szCs w:val="22"/>
-          <w:b w:val="0"/>
-          <w:bCs w:val="0"/>
+          <w:color w:val="000000"/>
+          <w:strike w:val="1"/>
+        </w:rPr>
+        <w:t>potential</w:t>
+      </w:r>
+      <w:r>
+        <w:rPr>
+          <w:rFonts w:ascii="Georgia" w:hAnsi="Georgia" w:cs="Georgia" w:eastAsia="Georgia"/>
+          <w:sz w:val="20"/>
+          <w:szCs w:val="20"/>
+          <w:b w:val="0"/>
+          <w:bCs w:val="0"/>
+          <w:strike w:val="0"/>
           <w:color w:val="808080"/>
         </w:rPr>
-        <w:t xml:space="preserve">(FP-Gen)</w:t>
-      </w:r>
-      <w:r>
-        <w:rPr>
-          <w:rFonts w:ascii="Georgia" w:hAnsi="Georgia" w:cs="Georgia" w:eastAsia="Georgia"/>
-          <w:sz w:val="22"/>
-          <w:szCs w:val="22"/>
-          <w:b w:val="0"/>
-          <w:bCs w:val="0"/>
+        <w:t xml:space="preserve"> (FP-Gen)</w:t>
+      </w:r>
+      <w:r>
+        <w:rPr>
+          <w:rFonts w:ascii="Georgia" w:hAnsi="Georgia" w:cs="Georgia" w:eastAsia="Georgia"/>
+          <w:sz w:val="22"/>
+          <w:szCs w:val="22"/>
+          <w:b w:val="0"/>
+          <w:bCs w:val="0"/>
+          <w:strike w:val="0"/>
           <w:color w:val="000000"/>
         </w:rPr>
         <w:t xml:space="preserve"> as a natural antitussive agent or cough suppressant. Following OECD 423 guidelines, mice were administered 400 mg/kg and 2000 mg/kg of the extract and monitored for 14 days for signs of toxicity, changes in body weight and mortality. No mortality, distress, or significant weight changes were observed, </w:t>
@@ -21940,40 +21875,31 @@
           <w:szCs w:val="22"/>
           <w:b w:val="0"/>
           <w:bCs w:val="0"/>
-          <w:strike/>
-          <w:color w:val="000000"/>
-        </w:rPr>
-        <w:t xml:space="preserve">indicating</w:t>
-      </w:r>
-      <w:r>
-        <w:rPr>
-          <w:rFonts w:ascii="Georgia" w:hAnsi="Georgia" w:cs="Georgia" w:eastAsia="Georgia"/>
-          <w:sz w:val="22"/>
-          <w:szCs w:val="22"/>
-          <w:b w:val="0"/>
-          <w:bCs w:val="0"/>
-          <w:color w:val="000000"/>
-        </w:rPr>
-        <w:t xml:space="preserve"> </w:t>
-      </w:r>
-      <w:r>
-        <w:rPr>
-          <w:rFonts w:ascii="Georgia" w:hAnsi="Georgia" w:cs="Georgia" w:eastAsia="Georgia"/>
-          <w:sz w:val="22"/>
-          <w:szCs w:val="22"/>
-          <w:b w:val="0"/>
-          <w:bCs w:val="0"/>
+          <w:color w:val="000000"/>
+          <w:strike w:val="1"/>
+        </w:rPr>
+        <w:t>indicating</w:t>
+      </w:r>
+      <w:r>
+        <w:rPr>
+          <w:rFonts w:ascii="Georgia" w:hAnsi="Georgia" w:cs="Georgia" w:eastAsia="Georgia"/>
+          <w:sz w:val="20"/>
+          <w:szCs w:val="20"/>
+          <w:b w:val="0"/>
+          <w:bCs w:val="0"/>
+          <w:strike w:val="0"/>
           <w:color w:val="808080"/>
         </w:rPr>
-        <w:t xml:space="preserve">(FP-Gen)</w:t>
-      </w:r>
-      <w:r>
-        <w:rPr>
-          <w:rFonts w:ascii="Georgia" w:hAnsi="Georgia" w:cs="Georgia" w:eastAsia="Georgia"/>
-          <w:sz w:val="22"/>
-          <w:szCs w:val="22"/>
-          <w:b w:val="0"/>
-          <w:bCs w:val="0"/>
+        <w:t xml:space="preserve"> (FP-Gen)</w:t>
+      </w:r>
+      <w:r>
+        <w:rPr>
+          <w:rFonts w:ascii="Georgia" w:hAnsi="Georgia" w:cs="Georgia" w:eastAsia="Georgia"/>
+          <w:sz w:val="22"/>
+          <w:szCs w:val="22"/>
+          <w:b w:val="0"/>
+          <w:bCs w:val="0"/>
+          <w:strike w:val="0"/>
           <w:color w:val="000000"/>
         </w:rPr>
         <w:t xml:space="preserve"> that Mimosa pudica extract is non-toxic up to 2000 mg/kg. For the antitussive assessment, cough was induced using 7.5% citric acid aerosol, and the effects of extract doses (100 mg/kg, 200 mg/kg, and 400 mg/kg) were compared with a negative control (distilled water) and a positive control (Lagundi capsule, 25 mg/kg). A dose-dependent reduction in cough frequency was observed: 100 mg/kg reduced coughs by 37.86%, 200 mg/kg by 60.72%, and 400 mg/kg by 70.00%. The 400 mg/kg dose had the strongest effect among the treatment groups and was only 11.42% less effective than Lagundi, which achieved an 81.42% reduction. These results </w:t>
@@ -21985,40 +21911,32 @@
           <w:szCs w:val="22"/>
           <w:b w:val="0"/>
           <w:bCs w:val="0"/>
+          <w:strike w:val="0"/>
           <w:highlight w:val="red"/>
           <w:color w:val="FFFFFF"/>
         </w:rPr>
-        <w:t xml:space="preserve">suggest</w:t>
-      </w:r>
-      <w:r>
-        <w:rPr>
-          <w:rFonts w:ascii="Georgia" w:hAnsi="Georgia" w:cs="Georgia" w:eastAsia="Georgia"/>
-          <w:sz w:val="22"/>
-          <w:szCs w:val="22"/>
-          <w:b w:val="0"/>
-          <w:bCs w:val="0"/>
-          <w:color w:val="000000"/>
-        </w:rPr>
-        <w:t xml:space="preserve"> </w:t>
-      </w:r>
-      <w:r>
-        <w:rPr>
-          <w:rFonts w:ascii="Georgia" w:hAnsi="Georgia" w:cs="Georgia" w:eastAsia="Georgia"/>
-          <w:sz w:val="22"/>
-          <w:szCs w:val="22"/>
-          <w:b w:val="0"/>
-          <w:bCs w:val="0"/>
+        <w:t>suggest</w:t>
+      </w:r>
+      <w:r>
+        <w:rPr>
+          <w:rFonts w:ascii="Georgia" w:hAnsi="Georgia" w:cs="Georgia" w:eastAsia="Georgia"/>
+          <w:sz w:val="20"/>
+          <w:szCs w:val="20"/>
+          <w:b w:val="0"/>
+          <w:bCs w:val="0"/>
+          <w:strike w:val="0"/>
           <w:color w:val="ED7D31"/>
         </w:rPr>
-        <w:t xml:space="preserve">(EC)</w:t>
-      </w:r>
-      <w:r>
-        <w:rPr>
-          <w:rFonts w:ascii="Georgia" w:hAnsi="Georgia" w:cs="Georgia" w:eastAsia="Georgia"/>
-          <w:sz w:val="22"/>
-          <w:szCs w:val="22"/>
-          <w:b w:val="0"/>
-          <w:bCs w:val="0"/>
+        <w:t xml:space="preserve"> (EC)</w:t>
+      </w:r>
+      <w:r>
+        <w:rPr>
+          <w:rFonts w:ascii="Georgia" w:hAnsi="Georgia" w:cs="Georgia" w:eastAsia="Georgia"/>
+          <w:sz w:val="22"/>
+          <w:szCs w:val="22"/>
+          <w:b w:val="0"/>
+          <w:bCs w:val="0"/>
+          <w:strike w:val="0"/>
           <w:color w:val="000000"/>
         </w:rPr>
         <w:t xml:space="preserve"> that Mimosa pudica has promising antitussive properties and a wide safety margin, supporting its </w:t>
@@ -22030,40 +21948,32 @@
           <w:szCs w:val="22"/>
           <w:b w:val="0"/>
           <w:bCs w:val="0"/>
+          <w:strike w:val="0"/>
           <w:highlight w:val="red"/>
           <w:color w:val="FFFFFF"/>
         </w:rPr>
-        <w:t xml:space="preserve">potential</w:t>
-      </w:r>
-      <w:r>
-        <w:rPr>
-          <w:rFonts w:ascii="Georgia" w:hAnsi="Georgia" w:cs="Georgia" w:eastAsia="Georgia"/>
-          <w:sz w:val="22"/>
-          <w:szCs w:val="22"/>
-          <w:b w:val="0"/>
-          <w:bCs w:val="0"/>
-          <w:color w:val="000000"/>
-        </w:rPr>
-        <w:t xml:space="preserve"> </w:t>
-      </w:r>
-      <w:r>
-        <w:rPr>
-          <w:rFonts w:ascii="Georgia" w:hAnsi="Georgia" w:cs="Georgia" w:eastAsia="Georgia"/>
-          <w:sz w:val="22"/>
-          <w:szCs w:val="22"/>
-          <w:b w:val="0"/>
-          <w:bCs w:val="0"/>
+        <w:t>potential</w:t>
+      </w:r>
+      <w:r>
+        <w:rPr>
+          <w:rFonts w:ascii="Georgia" w:hAnsi="Georgia" w:cs="Georgia" w:eastAsia="Georgia"/>
+          <w:sz w:val="20"/>
+          <w:szCs w:val="20"/>
+          <w:b w:val="0"/>
+          <w:bCs w:val="0"/>
+          <w:strike w:val="0"/>
           <w:color w:val="ED7D31"/>
         </w:rPr>
-        <w:t xml:space="preserve">(EC)</w:t>
-      </w:r>
-      <w:r>
-        <w:rPr>
-          <w:rFonts w:ascii="Georgia" w:hAnsi="Georgia" w:cs="Georgia" w:eastAsia="Georgia"/>
-          <w:sz w:val="22"/>
-          <w:szCs w:val="22"/>
-          <w:b w:val="0"/>
-          <w:bCs w:val="0"/>
+        <w:t xml:space="preserve"> (EC)</w:t>
+      </w:r>
+      <w:r>
+        <w:rPr>
+          <w:rFonts w:ascii="Georgia" w:hAnsi="Georgia" w:cs="Georgia" w:eastAsia="Georgia"/>
+          <w:sz w:val="22"/>
+          <w:szCs w:val="22"/>
+          <w:b w:val="0"/>
+          <w:bCs w:val="0"/>
+          <w:strike w:val="0"/>
           <w:color w:val="000000"/>
         </w:rPr>
         <w:t xml:space="preserve"> as an accessible herbal alternative for managing cough. The presence of bioactive compounds such as flavonoids and saponins </w:t>
@@ -22075,40 +21985,32 @@
           <w:szCs w:val="22"/>
           <w:b w:val="0"/>
           <w:bCs w:val="0"/>
-          <w:shd w:val="clear" w:color="auto" w:fill="00B0F0"/>
-          <w:color w:val="000000"/>
-        </w:rPr>
-        <w:t xml:space="preserve">may</w:t>
-      </w:r>
-      <w:r>
-        <w:rPr>
-          <w:rFonts w:ascii="Georgia" w:hAnsi="Georgia" w:cs="Georgia" w:eastAsia="Georgia"/>
-          <w:sz w:val="22"/>
-          <w:szCs w:val="22"/>
-          <w:b w:val="0"/>
-          <w:bCs w:val="0"/>
-          <w:color w:val="000000"/>
-        </w:rPr>
-        <w:t xml:space="preserve"> </w:t>
-      </w:r>
-      <w:r>
-        <w:rPr>
-          <w:rFonts w:ascii="Georgia" w:hAnsi="Georgia" w:cs="Georgia" w:eastAsia="Georgia"/>
-          <w:sz w:val="22"/>
-          <w:szCs w:val="22"/>
-          <w:b w:val="0"/>
-          <w:bCs w:val="0"/>
+          <w:strike w:val="0"/>
+          <w:shd w:val="clear" w:fill="00B0F0"/>
+          <w:color w:val="000000"/>
+        </w:rPr>
+        <w:t>may</w:t>
+      </w:r>
+      <w:r>
+        <w:rPr>
+          <w:rFonts w:ascii="Georgia" w:hAnsi="Georgia" w:cs="Georgia" w:eastAsia="Georgia"/>
+          <w:sz w:val="20"/>
+          <w:szCs w:val="20"/>
+          <w:b w:val="0"/>
+          <w:bCs w:val="0"/>
+          <w:strike w:val="0"/>
           <w:color w:val="ED7D31"/>
         </w:rPr>
-        <w:t xml:space="preserve">(EC)</w:t>
-      </w:r>
-      <w:r>
-        <w:rPr>
-          <w:rFonts w:ascii="Georgia" w:hAnsi="Georgia" w:cs="Georgia" w:eastAsia="Georgia"/>
-          <w:sz w:val="22"/>
-          <w:szCs w:val="22"/>
-          <w:b w:val="0"/>
-          <w:bCs w:val="0"/>
+        <w:t xml:space="preserve"> (EC)</w:t>
+      </w:r>
+      <w:r>
+        <w:rPr>
+          <w:rFonts w:ascii="Georgia" w:hAnsi="Georgia" w:cs="Georgia" w:eastAsia="Georgia"/>
+          <w:sz w:val="22"/>
+          <w:szCs w:val="22"/>
+          <w:b w:val="0"/>
+          <w:bCs w:val="0"/>
+          <w:strike w:val="0"/>
           <w:color w:val="000000"/>
         </w:rPr>
         <w:t xml:space="preserve"> contribute to its therapeutic effects. Further studies are </w:t>
@@ -22120,40 +22022,31 @@
           <w:szCs w:val="22"/>
           <w:b w:val="0"/>
           <w:bCs w:val="0"/>
-          <w:strike/>
-          <w:color w:val="000000"/>
-        </w:rPr>
-        <w:t xml:space="preserve">recommended</w:t>
-      </w:r>
-      <w:r>
-        <w:rPr>
-          <w:rFonts w:ascii="Georgia" w:hAnsi="Georgia" w:cs="Georgia" w:eastAsia="Georgia"/>
-          <w:sz w:val="22"/>
-          <w:szCs w:val="22"/>
-          <w:b w:val="0"/>
-          <w:bCs w:val="0"/>
-          <w:color w:val="000000"/>
-        </w:rPr>
-        <w:t xml:space="preserve"> </w:t>
-      </w:r>
-      <w:r>
-        <w:rPr>
-          <w:rFonts w:ascii="Georgia" w:hAnsi="Georgia" w:cs="Georgia" w:eastAsia="Georgia"/>
-          <w:sz w:val="22"/>
-          <w:szCs w:val="22"/>
-          <w:b w:val="0"/>
-          <w:bCs w:val="0"/>
+          <w:color w:val="000000"/>
+          <w:strike w:val="1"/>
+        </w:rPr>
+        <w:t>recommended</w:t>
+      </w:r>
+      <w:r>
+        <w:rPr>
+          <w:rFonts w:ascii="Georgia" w:hAnsi="Georgia" w:cs="Georgia" w:eastAsia="Georgia"/>
+          <w:sz w:val="20"/>
+          <w:szCs w:val="20"/>
+          <w:b w:val="0"/>
+          <w:bCs w:val="0"/>
+          <w:strike w:val="0"/>
           <w:color w:val="808080"/>
         </w:rPr>
-        <w:t xml:space="preserve">(FP-Rec)</w:t>
-      </w:r>
-      <w:r>
-        <w:rPr>
-          <w:rFonts w:ascii="Georgia" w:hAnsi="Georgia" w:cs="Georgia" w:eastAsia="Georgia"/>
-          <w:sz w:val="22"/>
-          <w:szCs w:val="22"/>
-          <w:b w:val="0"/>
-          <w:bCs w:val="0"/>
+        <w:t xml:space="preserve"> (FP-Rec)</w:t>
+      </w:r>
+      <w:r>
+        <w:rPr>
+          <w:rFonts w:ascii="Georgia" w:hAnsi="Georgia" w:cs="Georgia" w:eastAsia="Georgia"/>
+          <w:sz w:val="22"/>
+          <w:szCs w:val="22"/>
+          <w:b w:val="0"/>
+          <w:bCs w:val="0"/>
+          <w:strike w:val="0"/>
           <w:color w:val="000000"/>
         </w:rPr>
         <w:t xml:space="preserve"> to confirm its long-term safety, refine dosing, and better understand its mechanisms of action.</w:t>
@@ -22198,6 +22091,7 @@
           <w:szCs w:val="22"/>
           <w:b w:val="0"/>
           <w:bCs w:val="0"/>
+          <w:strike w:val="0"/>
           <w:color w:val="000000"/>
         </w:rPr>
         <w:t xml:space="preserve">Throughout the years, foodborne pathogens have posed a significant threat to the health and safety of many. With the ongoing adversity brought by antimicrobial resistance, other antibacterials are necessary. In the current study, the antibacterial and antioxidant </w:t>
@@ -22209,40 +22103,31 @@
           <w:szCs w:val="22"/>
           <w:b w:val="0"/>
           <w:bCs w:val="0"/>
-          <w:strike/>
-          <w:color w:val="000000"/>
-        </w:rPr>
-        <w:t xml:space="preserve">potential</w:t>
-      </w:r>
-      <w:r>
-        <w:rPr>
-          <w:rFonts w:ascii="Georgia" w:hAnsi="Georgia" w:cs="Georgia" w:eastAsia="Georgia"/>
-          <w:sz w:val="22"/>
-          <w:szCs w:val="22"/>
-          <w:b w:val="0"/>
-          <w:bCs w:val="0"/>
-          <w:color w:val="000000"/>
-        </w:rPr>
-        <w:t xml:space="preserve"> </w:t>
-      </w:r>
-      <w:r>
-        <w:rPr>
-          <w:rFonts w:ascii="Georgia" w:hAnsi="Georgia" w:cs="Georgia" w:eastAsia="Georgia"/>
-          <w:sz w:val="22"/>
-          <w:szCs w:val="22"/>
-          <w:b w:val="0"/>
-          <w:bCs w:val="0"/>
+          <w:color w:val="000000"/>
+          <w:strike w:val="1"/>
+        </w:rPr>
+        <w:t>potential</w:t>
+      </w:r>
+      <w:r>
+        <w:rPr>
+          <w:rFonts w:ascii="Georgia" w:hAnsi="Georgia" w:cs="Georgia" w:eastAsia="Georgia"/>
+          <w:sz w:val="20"/>
+          <w:szCs w:val="20"/>
+          <w:b w:val="0"/>
+          <w:bCs w:val="0"/>
+          <w:strike w:val="0"/>
           <w:color w:val="808080"/>
         </w:rPr>
-        <w:t xml:space="preserve">(FP-Gen)</w:t>
-      </w:r>
-      <w:r>
-        <w:rPr>
-          <w:rFonts w:ascii="Georgia" w:hAnsi="Georgia" w:cs="Georgia" w:eastAsia="Georgia"/>
-          <w:sz w:val="22"/>
-          <w:szCs w:val="22"/>
-          <w:b w:val="0"/>
-          <w:bCs w:val="0"/>
+        <w:t xml:space="preserve"> (FP-Gen)</w:t>
+      </w:r>
+      <w:r>
+        <w:rPr>
+          <w:rFonts w:ascii="Georgia" w:hAnsi="Georgia" w:cs="Georgia" w:eastAsia="Georgia"/>
+          <w:sz w:val="22"/>
+          <w:szCs w:val="22"/>
+          <w:b w:val="0"/>
+          <w:bCs w:val="0"/>
+          <w:strike w:val="0"/>
           <w:color w:val="000000"/>
         </w:rPr>
         <w:t xml:space="preserve"> of Copper oxide nanoparticles (CuO NPs) were evaluated. The green amaranth plant (Amaranthus viridis) leaves were used to synthesize the green CuO NPs. Successful formation of CuO NPs was visually confirmed through color change, through Fourier Transform Infrared Spectroscopy, and through the absorbance peak at 230nm on the UV-Vis spectrophotometry. Greenly synthesized CuO NPs had an average size of 89.3 nm in the shape of ellipsoids when characterized by Scanning Electron Microscope and ImageJ imaging software. Through DPPH assay, the antioxidant activities of the CuO NPs were determined to have an IC₅₀ value of 853µg/mL. Moreover, using growth-kinetic assay, antibacterial activities of the different concentrations of CuO NPs were determined and found to be statistically significantly different (p &lt;0.05) from each other for the Staphylococcus aureus, Salmonella enterica serovar Typhimurium, Shigella sp., and Bacillus cereus, </w:t>
@@ -22254,40 +22139,31 @@
           <w:szCs w:val="22"/>
           <w:b w:val="0"/>
           <w:bCs w:val="0"/>
-          <w:strike/>
-          <w:color w:val="000000"/>
-        </w:rPr>
-        <w:t xml:space="preserve">indicating</w:t>
-      </w:r>
-      <w:r>
-        <w:rPr>
-          <w:rFonts w:ascii="Georgia" w:hAnsi="Georgia" w:cs="Georgia" w:eastAsia="Georgia"/>
-          <w:sz w:val="22"/>
-          <w:szCs w:val="22"/>
-          <w:b w:val="0"/>
-          <w:bCs w:val="0"/>
-          <w:color w:val="000000"/>
-        </w:rPr>
-        <w:t xml:space="preserve"> </w:t>
-      </w:r>
-      <w:r>
-        <w:rPr>
-          <w:rFonts w:ascii="Georgia" w:hAnsi="Georgia" w:cs="Georgia" w:eastAsia="Georgia"/>
-          <w:sz w:val="22"/>
-          <w:szCs w:val="22"/>
-          <w:b w:val="0"/>
-          <w:bCs w:val="0"/>
+          <w:color w:val="000000"/>
+          <w:strike w:val="1"/>
+        </w:rPr>
+        <w:t>indicating</w:t>
+      </w:r>
+      <w:r>
+        <w:rPr>
+          <w:rFonts w:ascii="Georgia" w:hAnsi="Georgia" w:cs="Georgia" w:eastAsia="Georgia"/>
+          <w:sz w:val="20"/>
+          <w:szCs w:val="20"/>
+          <w:b w:val="0"/>
+          <w:bCs w:val="0"/>
+          <w:strike w:val="0"/>
           <w:color w:val="808080"/>
         </w:rPr>
-        <w:t xml:space="preserve">(FP-Gen)</w:t>
-      </w:r>
-      <w:r>
-        <w:rPr>
-          <w:rFonts w:ascii="Georgia" w:hAnsi="Georgia" w:cs="Georgia" w:eastAsia="Georgia"/>
-          <w:sz w:val="22"/>
-          <w:szCs w:val="22"/>
-          <w:b w:val="0"/>
-          <w:bCs w:val="0"/>
+        <w:t xml:space="preserve"> (FP-Gen)</w:t>
+      </w:r>
+      <w:r>
+        <w:rPr>
+          <w:rFonts w:ascii="Georgia" w:hAnsi="Georgia" w:cs="Georgia" w:eastAsia="Georgia"/>
+          <w:sz w:val="22"/>
+          <w:szCs w:val="22"/>
+          <w:b w:val="0"/>
+          <w:bCs w:val="0"/>
+          <w:strike w:val="0"/>
           <w:color w:val="000000"/>
         </w:rPr>
         <w:t xml:space="preserve"> a dose-dependent response. In contrast, no significant difference (p&gt;0.05) was observed for the Enteropathogenic Escherichia coli (EPEC). Minimum Inhibitory Concentration (MIC) values were determined to be 1000 µg/mL except for EPEC, with MIC value at 500 µg/mL. However, Minimum Bactericidal Concentration (MBC) at 2000 µg/mL was observed for all test organisms. The study offers novel findings in the field of green amaranth synthesized nanoparticles as </w:t>
@@ -22299,40 +22175,32 @@
           <w:szCs w:val="22"/>
           <w:b w:val="0"/>
           <w:bCs w:val="0"/>
+          <w:strike w:val="0"/>
           <w:highlight w:val="red"/>
           <w:color w:val="FFFFFF"/>
         </w:rPr>
-        <w:t xml:space="preserve">potential</w:t>
-      </w:r>
-      <w:r>
-        <w:rPr>
-          <w:rFonts w:ascii="Georgia" w:hAnsi="Georgia" w:cs="Georgia" w:eastAsia="Georgia"/>
-          <w:sz w:val="22"/>
-          <w:szCs w:val="22"/>
-          <w:b w:val="0"/>
-          <w:bCs w:val="0"/>
-          <w:color w:val="000000"/>
-        </w:rPr>
-        <w:t xml:space="preserve"> </w:t>
-      </w:r>
-      <w:r>
-        <w:rPr>
-          <w:rFonts w:ascii="Georgia" w:hAnsi="Georgia" w:cs="Georgia" w:eastAsia="Georgia"/>
-          <w:sz w:val="22"/>
-          <w:szCs w:val="22"/>
-          <w:b w:val="0"/>
-          <w:bCs w:val="0"/>
+        <w:t>potential</w:t>
+      </w:r>
+      <w:r>
+        <w:rPr>
+          <w:rFonts w:ascii="Georgia" w:hAnsi="Georgia" w:cs="Georgia" w:eastAsia="Georgia"/>
+          <w:sz w:val="20"/>
+          <w:szCs w:val="20"/>
+          <w:b w:val="0"/>
+          <w:bCs w:val="0"/>
+          <w:strike w:val="0"/>
           <w:color w:val="ED7D31"/>
         </w:rPr>
-        <w:t xml:space="preserve">(EC)</w:t>
-      </w:r>
-      <w:r>
-        <w:rPr>
-          <w:rFonts w:ascii="Georgia" w:hAnsi="Georgia" w:cs="Georgia" w:eastAsia="Georgia"/>
-          <w:sz w:val="22"/>
-          <w:szCs w:val="22"/>
-          <w:b w:val="0"/>
-          <w:bCs w:val="0"/>
+        <w:t xml:space="preserve"> (EC)</w:t>
+      </w:r>
+      <w:r>
+        <w:rPr>
+          <w:rFonts w:ascii="Georgia" w:hAnsi="Georgia" w:cs="Georgia" w:eastAsia="Georgia"/>
+          <w:sz w:val="22"/>
+          <w:szCs w:val="22"/>
+          <w:b w:val="0"/>
+          <w:bCs w:val="0"/>
+          <w:strike w:val="0"/>
           <w:color w:val="000000"/>
         </w:rPr>
         <w:t xml:space="preserve"> antioxidant and antibacterial sources.</w:t>
@@ -22373,52 +22241,195 @@
       <w:r>
         <w:rPr>
           <w:rFonts w:ascii="Georgia" w:hAnsi="Georgia" w:cs="Georgia" w:eastAsia="Georgia"/>
-          <w:b w:val="0"/>
-          <w:i w:val="0"/>
-          <w:sz w:val="22"/>
-          <w:color w:val="000000"/>
-        </w:rPr>
-        <w:t xml:space="preserve">The study would (FP-Gen) be on developing and optimizing eco-bricks using a mixture of SUPs and UCO developed through trial and error. SUPs recovered from various donors from the [REDACTED] and UCO. The preliminary trials established that molding faces some difficulty with increased ratios of UCO to SUPs. Thus </w:t>
-      </w:r>
-      <w:r>
-        <w:rPr>
-          <w:rFonts w:ascii="Georgia" w:hAnsi="Georgia" w:cs="Georgia" w:eastAsia="Georgia"/>
-          <w:b w:val="0"/>
-          <w:i w:val="0"/>
-          <w:sz w:val="22"/>
+          <w:sz w:val="22"/>
+          <w:szCs w:val="22"/>
+          <w:b w:val="0"/>
+          <w:bCs w:val="0"/>
+          <w:strike w:val="0"/>
+          <w:color w:val="000000"/>
+        </w:rPr>
+        <w:t xml:space="preserve">The study </w:t>
+      </w:r>
+      <w:r>
+        <w:rPr>
+          <w:rFonts w:ascii="Georgia" w:hAnsi="Georgia" w:cs="Georgia" w:eastAsia="Georgia"/>
+          <w:sz w:val="22"/>
+          <w:szCs w:val="22"/>
+          <w:b w:val="0"/>
+          <w:bCs w:val="0"/>
+          <w:color w:val="000000"/>
+          <w:strike w:val="1"/>
+        </w:rPr>
+        <w:t>would</w:t>
+      </w:r>
+      <w:r>
+        <w:rPr>
+          <w:rFonts w:ascii="Georgia" w:hAnsi="Georgia" w:cs="Georgia" w:eastAsia="Georgia"/>
+          <w:sz w:val="20"/>
+          <w:szCs w:val="20"/>
+          <w:b w:val="0"/>
+          <w:bCs w:val="0"/>
+          <w:strike w:val="0"/>
+          <w:color w:val="808080"/>
+        </w:rPr>
+        <w:t xml:space="preserve"> (FP-Gen)</w:t>
+      </w:r>
+      <w:r>
+        <w:rPr>
+          <w:rFonts w:ascii="Georgia" w:hAnsi="Georgia" w:cs="Georgia" w:eastAsia="Georgia"/>
+          <w:sz w:val="22"/>
+          <w:szCs w:val="22"/>
+          <w:b w:val="0"/>
+          <w:bCs w:val="0"/>
+          <w:strike w:val="0"/>
+          <w:color w:val="000000"/>
+        </w:rPr>
+        <w:t xml:space="preserve"> be on developing and optimizing eco-bricks using a mixture of SUPs and UCO developed through trial and error. SUPs recovered from various donors from the [REDACTED] and UCO. The preliminary trials established that molding faces some difficulty with increased ratios of UCO to SUPs. </w:t>
+      </w:r>
+      <w:r>
+        <w:rPr>
+          <w:rFonts w:ascii="Georgia" w:hAnsi="Georgia" w:cs="Georgia" w:eastAsia="Georgia"/>
+          <w:sz w:val="22"/>
+          <w:szCs w:val="22"/>
+          <w:b w:val="0"/>
+          <w:bCs w:val="0"/>
+          <w:strike w:val="0"/>
+          <w:color w:val="000000"/>
+        </w:rPr>
+        <w:t>Thus</w:t>
+      </w:r>
+      <w:r>
+        <w:rPr>
+          <w:rFonts w:ascii="Georgia" w:hAnsi="Georgia" w:cs="Georgia" w:eastAsia="Georgia"/>
+          <w:sz w:val="20"/>
+          <w:szCs w:val="20"/>
+          <w:b w:val="0"/>
+          <w:bCs w:val="0"/>
+          <w:strike w:val="0"/>
           <w:color w:val="8B4513"/>
         </w:rPr>
-        <w:t>(DO)</w:t>
-      </w:r>
-      <w:r>
-        <w:rPr>
-          <w:rFonts w:ascii="Georgia" w:hAnsi="Georgia" w:cs="Georgia" w:eastAsia="Georgia"/>
-          <w:b w:val="0"/>
-          <w:i w:val="0"/>
-          <w:sz w:val="22"/>
-          <w:color w:val="000000"/>
-        </w:rPr>
-        <w:t xml:space="preserve">, in the optimization process, varying ratios of UCO was used, starting with UCO to SUPs 1:1 as treatment 1, a decreasing ratio of UCO to SUPs. At equal parts by weight of UCO and SUPs, optimization started at Treatment 1 with a 1:1 ratio. Treatments 2–5 proceeded similarly, increasing the ratio of UCO to SUPs. Density measurements, water absorption, and drop tests were all performed and observed. A self-testing protocol based on current literature was used. The density was calculated relative to mass and volume; however, the water absorption test yielded inconsistent findings. A drop test was also performed, which revealed that the eco-bricks from all treatments were significantly damaged at the height of one meter, making [G] them a weak, unsuitable material to use in building walkways. This study is essential for getting insights into eco-brick manufacture because the workability of SUPs and UCOs as raw materials is proven. The research findings do not apply to buildings. Therefore </w:t>
-      </w:r>
-      <w:r>
-        <w:rPr>
-          <w:rFonts w:ascii="Georgia" w:hAnsi="Georgia" w:cs="Georgia" w:eastAsia="Georgia"/>
-          <w:b w:val="0"/>
-          <w:i w:val="0"/>
-          <w:sz w:val="22"/>
+        <w:t xml:space="preserve"> (DO)</w:t>
+      </w:r>
+      <w:r>
+        <w:rPr>
+          <w:rFonts w:ascii="Georgia" w:hAnsi="Georgia" w:cs="Georgia" w:eastAsia="Georgia"/>
+          <w:sz w:val="22"/>
+          <w:szCs w:val="22"/>
+          <w:b w:val="0"/>
+          <w:bCs w:val="0"/>
+          <w:strike w:val="0"/>
+          <w:color w:val="000000"/>
+        </w:rPr>
+        <w:t xml:space="preserve">, in the optimization process, varying ratios of UCO </w:t>
+      </w:r>
+      <w:r>
+        <w:rPr>
+          <w:rFonts w:ascii="Georgia" w:hAnsi="Georgia" w:cs="Georgia" w:eastAsia="Georgia"/>
+          <w:sz w:val="22"/>
+          <w:szCs w:val="22"/>
+          <w:b w:val="0"/>
+          <w:bCs w:val="0"/>
+          <w:strike w:val="0"/>
+          <w:shd w:val="clear" w:fill="BFBFBF"/>
+          <w:color w:val="000000"/>
+        </w:rPr>
+        <w:t>was</w:t>
+      </w:r>
+      <w:r>
+        <w:rPr>
+          <w:rFonts w:ascii="Georgia" w:hAnsi="Georgia" w:cs="Georgia" w:eastAsia="Georgia"/>
+          <w:sz w:val="20"/>
+          <w:szCs w:val="20"/>
+          <w:b w:val="0"/>
+          <w:bCs w:val="0"/>
+          <w:strike w:val="0"/>
+          <w:color w:val="000000"/>
+        </w:rPr>
+        <w:t xml:space="preserve"> [G]</w:t>
+      </w:r>
+      <w:r>
+        <w:rPr>
+          <w:rFonts w:ascii="Georgia" w:hAnsi="Georgia" w:cs="Georgia" w:eastAsia="Georgia"/>
+          <w:sz w:val="22"/>
+          <w:szCs w:val="22"/>
+          <w:b w:val="0"/>
+          <w:bCs w:val="0"/>
+          <w:strike w:val="0"/>
+          <w:color w:val="000000"/>
+        </w:rPr>
+        <w:t xml:space="preserve"> used, starting with UCO to SUPs 1:1 as treatment 1, a decreasing ratio of UCO to SUPs. At equal parts by weight of UCO and SUPs, optimization started at Treatment 1 with a 1:1 ratio. Treatments 2–5 proceeded similarly, increasing the ratio of UCO to SUPs. Density measurements, water absorption, and drop tests were all performed and observed. A self-testing protocol based on current literature was used. The density was calculated relative to mass and volume; however, the water absorption test yielded inconsistent findings. A drop test was also performed, which revealed that the eco-bricks from all treatments were significantly damaged at the height of one meter, making them a weak, unsuitable material to use in building walkways. This study is essential for getting insights into eco-brick manufacture because the workability of SUPs and UCOs as raw materials is proven. The research findings do not apply to buildings. </w:t>
+      </w:r>
+      <w:r>
+        <w:rPr>
+          <w:rFonts w:ascii="Georgia" w:hAnsi="Georgia" w:cs="Georgia" w:eastAsia="Georgia"/>
+          <w:sz w:val="22"/>
+          <w:szCs w:val="22"/>
+          <w:b w:val="0"/>
+          <w:bCs w:val="0"/>
+          <w:strike w:val="0"/>
+          <w:color w:val="000000"/>
+        </w:rPr>
+        <w:t>Therefore</w:t>
+      </w:r>
+      <w:r>
+        <w:rPr>
+          <w:rFonts w:ascii="Georgia" w:hAnsi="Georgia" w:cs="Georgia" w:eastAsia="Georgia"/>
+          <w:sz w:val="20"/>
+          <w:szCs w:val="20"/>
+          <w:b w:val="0"/>
+          <w:bCs w:val="0"/>
+          <w:strike w:val="0"/>
           <w:color w:val="8B4513"/>
         </w:rPr>
-        <w:t>(DO)</w:t>
-      </w:r>
-      <w:r>
-        <w:rPr>
-          <w:rFonts w:ascii="Georgia" w:hAnsi="Georgia" w:cs="Georgia" w:eastAsia="Georgia"/>
-          <w:b w:val="0"/>
-          <w:i w:val="0"/>
-          <w:sz w:val="22"/>
-          <w:color w:val="000000"/>
-        </w:rPr>
-        <w:t>, further research will (FP-Gen) aid in underlining the importance of optimizing the ingredient ratios to acquire desirable quality eco-bricks for sustainable construction applications.</w:t>
+        <w:t xml:space="preserve"> (DO)</w:t>
+      </w:r>
+      <w:r>
+        <w:rPr>
+          <w:rFonts w:ascii="Georgia" w:hAnsi="Georgia" w:cs="Georgia" w:eastAsia="Georgia"/>
+          <w:sz w:val="22"/>
+          <w:szCs w:val="22"/>
+          <w:b w:val="0"/>
+          <w:bCs w:val="0"/>
+          <w:strike w:val="0"/>
+          <w:color w:val="000000"/>
+        </w:rPr>
+        <w:t xml:space="preserve">, further research </w:t>
+      </w:r>
+      <w:r>
+        <w:rPr>
+          <w:rFonts w:ascii="Georgia" w:hAnsi="Georgia" w:cs="Georgia" w:eastAsia="Georgia"/>
+          <w:sz w:val="22"/>
+          <w:szCs w:val="22"/>
+          <w:b w:val="0"/>
+          <w:bCs w:val="0"/>
+          <w:color w:val="000000"/>
+          <w:strike w:val="1"/>
+        </w:rPr>
+        <w:t>will</w:t>
+      </w:r>
+      <w:r>
+        <w:rPr>
+          <w:rFonts w:ascii="Georgia" w:hAnsi="Georgia" w:cs="Georgia" w:eastAsia="Georgia"/>
+          <w:sz w:val="20"/>
+          <w:szCs w:val="20"/>
+          <w:b w:val="0"/>
+          <w:bCs w:val="0"/>
+          <w:strike w:val="0"/>
+          <w:color w:val="808080"/>
+        </w:rPr>
+        <w:t xml:space="preserve"> (FP-Gen)</w:t>
+      </w:r>
+      <w:r>
+        <w:rPr>
+          <w:rFonts w:ascii="Georgia" w:hAnsi="Georgia" w:cs="Georgia" w:eastAsia="Georgia"/>
+          <w:sz w:val="22"/>
+          <w:szCs w:val="22"/>
+          <w:b w:val="0"/>
+          <w:bCs w:val="0"/>
+          <w:strike w:val="0"/>
+          <w:color w:val="000000"/>
+        </w:rPr>
+        <w:t xml:space="preserve"> aid in underlining the importance of optimizing the ingredient ratios to acquire desirable quality eco-bricks for sustainable construction applications.</w:t>
       </w:r>
     </w:p>
     <w:p>
@@ -22456,72 +22467,233 @@
       <w:r>
         <w:rPr>
           <w:rFonts w:ascii="Georgia" w:hAnsi="Georgia" w:cs="Georgia" w:eastAsia="Georgia"/>
-          <w:b w:val="0"/>
-          <w:i w:val="0"/>
-          <w:sz w:val="22"/>
-          <w:color w:val="000000"/>
-        </w:rPr>
-        <w:t xml:space="preserve">The study generally (FP-Proc) aimed to evaluate the embryo toxicity, lethality, and teratogenicity of Ziziphus talanai-infused nanozeolite pellets on Danio rerio was performed at the Biology and Chemistry Laboratory of Pampanga State Agricultural University from October 2023 to January 2024. Various treatments in the formulation of pellets and laboratory experiments were set up using Completely Randomized Design (CRD). The study showed that cassava starch as combined with Ziziphus talanai-infused nanozeolite at 1:9 ratio improved the water-holding capacity of derived pellets, thus </w:t>
-      </w:r>
-      <w:r>
-        <w:rPr>
-          <w:rFonts w:ascii="Georgia" w:hAnsi="Georgia" w:cs="Georgia" w:eastAsia="Georgia"/>
-          <w:b w:val="0"/>
-          <w:i w:val="0"/>
-          <w:sz w:val="22"/>
+          <w:sz w:val="22"/>
+          <w:szCs w:val="22"/>
+          <w:b w:val="0"/>
+          <w:bCs w:val="0"/>
+          <w:strike w:val="0"/>
+          <w:color w:val="000000"/>
+        </w:rPr>
+        <w:t xml:space="preserve">The study </w:t>
+      </w:r>
+      <w:r>
+        <w:rPr>
+          <w:rFonts w:ascii="Georgia" w:hAnsi="Georgia" w:cs="Georgia" w:eastAsia="Georgia"/>
+          <w:sz w:val="22"/>
+          <w:szCs w:val="22"/>
+          <w:b w:val="0"/>
+          <w:bCs w:val="0"/>
+          <w:color w:val="000000"/>
+          <w:strike w:val="1"/>
+        </w:rPr>
+        <w:t>generally</w:t>
+      </w:r>
+      <w:r>
+        <w:rPr>
+          <w:rFonts w:ascii="Georgia" w:hAnsi="Georgia" w:cs="Georgia" w:eastAsia="Georgia"/>
+          <w:sz w:val="20"/>
+          <w:szCs w:val="20"/>
+          <w:b w:val="0"/>
+          <w:bCs w:val="0"/>
+          <w:strike w:val="0"/>
+          <w:color w:val="808080"/>
+        </w:rPr>
+        <w:t xml:space="preserve"> (FP-Proc)</w:t>
+      </w:r>
+      <w:r>
+        <w:rPr>
+          <w:rFonts w:ascii="Georgia" w:hAnsi="Georgia" w:cs="Georgia" w:eastAsia="Georgia"/>
+          <w:sz w:val="22"/>
+          <w:szCs w:val="22"/>
+          <w:b w:val="0"/>
+          <w:bCs w:val="0"/>
+          <w:strike w:val="0"/>
+          <w:color w:val="000000"/>
+        </w:rPr>
+        <w:t xml:space="preserve"> aimed to evaluate the embryo toxicity, lethality, and teratogenicity of Ziziphus talanai-infused nanozeolite pellets on Danio rerio was performed at the Biology and Chemistry Laboratory of Pampanga State Agricultural University from October 2023 to January 2024. Various treatments in the formulation of pellets and laboratory experiments were set up using Completely Randomized Design (CRD). The study showed that cassava starch as combined with Ziziphus talanai-infused nanozeolite at 1:9 ratio improved the water-holding capacity of derived pellets, </w:t>
+      </w:r>
+      <w:r>
+        <w:rPr>
+          <w:rFonts w:ascii="Georgia" w:hAnsi="Georgia" w:cs="Georgia" w:eastAsia="Georgia"/>
+          <w:sz w:val="22"/>
+          <w:szCs w:val="22"/>
+          <w:b w:val="0"/>
+          <w:bCs w:val="0"/>
+          <w:strike w:val="0"/>
+          <w:color w:val="000000"/>
+        </w:rPr>
+        <w:t>thus</w:t>
+      </w:r>
+      <w:r>
+        <w:rPr>
+          <w:rFonts w:ascii="Georgia" w:hAnsi="Georgia" w:cs="Georgia" w:eastAsia="Georgia"/>
+          <w:sz w:val="20"/>
+          <w:szCs w:val="20"/>
+          <w:b w:val="0"/>
+          <w:bCs w:val="0"/>
+          <w:strike w:val="0"/>
           <w:color w:val="8B4513"/>
         </w:rPr>
-        <w:t>(DO)</w:t>
-      </w:r>
-      <w:r>
-        <w:rPr>
-          <w:rFonts w:ascii="Georgia" w:hAnsi="Georgia" w:cs="Georgia" w:eastAsia="Georgia"/>
-          <w:b w:val="0"/>
-          <w:i w:val="0"/>
-          <w:sz w:val="22"/>
-          <w:color w:val="000000"/>
-        </w:rPr>
-        <w:t xml:space="preserve"> making a remarkable choice as a binder. The hatching and survival of Danio rerio embryos were enhanced by 200 ppm concentration of Z. talanai-infused nanozeolite pellet suspension while demonstrating lower toxicity compared to other concentrations tested. Based on the Acute Toxicity Index, the median lethal concentration (LC₅₀) in D. rerio embryos at 96 hpf (hours post-fertilization) showed that Z. talanai-infused nanozeolite pellet at a concentration of 49.79 µg/mL falls within the ‘slightly toxic’ classification, thus </w:t>
-      </w:r>
-      <w:r>
-        <w:rPr>
-          <w:rFonts w:ascii="Georgia" w:hAnsi="Georgia" w:cs="Georgia" w:eastAsia="Georgia"/>
-          <w:b w:val="0"/>
-          <w:i w:val="0"/>
-          <w:sz w:val="22"/>
+        <w:t xml:space="preserve"> (DO)</w:t>
+      </w:r>
+      <w:r>
+        <w:rPr>
+          <w:rFonts w:ascii="Georgia" w:hAnsi="Georgia" w:cs="Georgia" w:eastAsia="Georgia"/>
+          <w:sz w:val="22"/>
+          <w:szCs w:val="22"/>
+          <w:b w:val="0"/>
+          <w:bCs w:val="0"/>
+          <w:strike w:val="0"/>
+          <w:color w:val="000000"/>
+        </w:rPr>
+        <w:t xml:space="preserve"> making a remarkable choice as a binder. The hatching and survival of Danio rerio embryos were enhanced by 200 ppm concentration of Z. talanai-infused nanozeolite pellet suspension while demonstrating lower toxicity compared to other concentrations tested. Based on the Acute Toxicity Index, the median lethal concentration (LC₅₀) in D. rerio embryos at 96 hpf (hours post-fertilization) showed that Z. talanai-infused nanozeolite pellet at a concentration of 49.79 µg/mL falls within the ‘slightly toxic’ classification, thus demonstrating that nanozeolite enhances the delivery of compounds within Z. talanai extract. Coagulation of embryos was primarily observed within 400 ppm to 1,000 ppm concentrations of Z. talanai-infused nanozeolite pellet suspensions under 40x magnification, </w:t>
+      </w:r>
+      <w:r>
+        <w:rPr>
+          <w:rFonts w:ascii="Georgia" w:hAnsi="Georgia" w:cs="Georgia" w:eastAsia="Georgia"/>
+          <w:sz w:val="22"/>
+          <w:szCs w:val="22"/>
+          <w:b w:val="0"/>
+          <w:bCs w:val="0"/>
+          <w:strike w:val="0"/>
+          <w:highlight w:val="red"/>
+          <w:color w:val="FFFFFF"/>
+        </w:rPr>
+        <w:t>suggesting</w:t>
+      </w:r>
+      <w:r>
+        <w:rPr>
+          <w:rFonts w:ascii="Georgia" w:hAnsi="Georgia" w:cs="Georgia" w:eastAsia="Georgia"/>
+          <w:sz w:val="20"/>
+          <w:szCs w:val="20"/>
+          <w:b w:val="0"/>
+          <w:bCs w:val="0"/>
+          <w:strike w:val="0"/>
+          <w:color w:val="ED7D31"/>
+        </w:rPr>
+        <w:t xml:space="preserve"> (EC)</w:t>
+      </w:r>
+      <w:r>
+        <w:rPr>
+          <w:rFonts w:ascii="Georgia" w:hAnsi="Georgia" w:cs="Georgia" w:eastAsia="Georgia"/>
+          <w:sz w:val="22"/>
+          <w:szCs w:val="22"/>
+          <w:b w:val="0"/>
+          <w:bCs w:val="0"/>
+          <w:strike w:val="0"/>
+          <w:color w:val="000000"/>
+        </w:rPr>
+        <w:t xml:space="preserve"> that it affects early embryonic development and prevents the progression of other lethality markers, such as the absence of somite development, non-detachment of the tail, and absence of cardiac activity. Teratogenic effects on the body length of D. rerio hatchlings were observed, </w:t>
+      </w:r>
+      <w:r>
+        <w:rPr>
+          <w:rFonts w:ascii="Georgia" w:hAnsi="Georgia" w:cs="Georgia" w:eastAsia="Georgia"/>
+          <w:sz w:val="22"/>
+          <w:szCs w:val="22"/>
+          <w:b w:val="0"/>
+          <w:bCs w:val="0"/>
+          <w:strike w:val="0"/>
+          <w:highlight w:val="red"/>
+          <w:color w:val="FFFFFF"/>
+        </w:rPr>
+        <w:t>inferring</w:t>
+      </w:r>
+      <w:r>
+        <w:rPr>
+          <w:rFonts w:ascii="Georgia" w:hAnsi="Georgia" w:cs="Georgia" w:eastAsia="Georgia"/>
+          <w:sz w:val="20"/>
+          <w:szCs w:val="20"/>
+          <w:b w:val="0"/>
+          <w:bCs w:val="0"/>
+          <w:strike w:val="0"/>
+          <w:color w:val="ED7D31"/>
+        </w:rPr>
+        <w:t xml:space="preserve"> (EC)</w:t>
+      </w:r>
+      <w:r>
+        <w:rPr>
+          <w:rFonts w:ascii="Georgia" w:hAnsi="Georgia" w:cs="Georgia" w:eastAsia="Georgia"/>
+          <w:sz w:val="22"/>
+          <w:szCs w:val="22"/>
+          <w:b w:val="0"/>
+          <w:bCs w:val="0"/>
+          <w:strike w:val="0"/>
+          <w:color w:val="000000"/>
+        </w:rPr>
+        <w:t xml:space="preserve"> that such observation was induced by the Z. talanai-infused nanozeolite pellet suspension. </w:t>
+      </w:r>
+      <w:r>
+        <w:rPr>
+          <w:rFonts w:ascii="Georgia" w:hAnsi="Georgia" w:cs="Georgia" w:eastAsia="Georgia"/>
+          <w:sz w:val="22"/>
+          <w:szCs w:val="22"/>
+          <w:b w:val="0"/>
+          <w:bCs w:val="0"/>
+          <w:strike w:val="0"/>
+          <w:color w:val="000000"/>
+        </w:rPr>
+        <w:t>Hence</w:t>
+      </w:r>
+      <w:r>
+        <w:rPr>
+          <w:rFonts w:ascii="Georgia" w:hAnsi="Georgia" w:cs="Georgia" w:eastAsia="Georgia"/>
+          <w:sz w:val="20"/>
+          <w:szCs w:val="20"/>
+          <w:b w:val="0"/>
+          <w:bCs w:val="0"/>
+          <w:strike w:val="0"/>
           <w:color w:val="8B4513"/>
         </w:rPr>
-        <w:t>(DO)</w:t>
-      </w:r>
-      <w:r>
-        <w:rPr>
-          <w:rFonts w:ascii="Georgia" w:hAnsi="Georgia" w:cs="Georgia" w:eastAsia="Georgia"/>
-          <w:b w:val="0"/>
-          <w:i w:val="0"/>
-          <w:sz w:val="22"/>
-          <w:color w:val="000000"/>
-        </w:rPr>
-        <w:t xml:space="preserve"> demonstrating that nanozeolite enhances the delivery of compounds within Z. talanai extract. Coagulation of embryos was primarily observed within 400 ppm to 1,000 ppm concentrations of Z. talanai-infused nanozeolite pellet suspensions under 40x magnification, suggesting (EC) that it affects early embryonic development and prevents the progression of other lethality markers, such as the absence of somite development, non-detachment of the tail, and absence of cardiac activity. Teratogenic effects on the body length of D. rerio hatchlings were observed, inferring (EC) that such observation was induced by the Z. talanai-infused nanozeolite pellet suspension. Hence </w:t>
-      </w:r>
-      <w:r>
-        <w:rPr>
-          <w:rFonts w:ascii="Georgia" w:hAnsi="Georgia" w:cs="Georgia" w:eastAsia="Georgia"/>
-          <w:b w:val="0"/>
-          <w:i w:val="0"/>
-          <w:sz w:val="22"/>
-          <w:color w:val="8B4513"/>
-        </w:rPr>
-        <w:t>(DO)</w:t>
-      </w:r>
-      <w:r>
-        <w:rPr>
-          <w:rFonts w:ascii="Georgia" w:hAnsi="Georgia" w:cs="Georgia" w:eastAsia="Georgia"/>
-          <w:b w:val="0"/>
-          <w:i w:val="0"/>
-          <w:sz w:val="22"/>
-          <w:color w:val="000000"/>
-        </w:rPr>
-        <w:t>, the biosynthesis of Z. talanai-infused nanozeolite pellets is feasible and may (EC) affect the overall development of D. rerio embryos.</w:t>
+        <w:t xml:space="preserve"> (DO)</w:t>
+      </w:r>
+      <w:r>
+        <w:rPr>
+          <w:rFonts w:ascii="Georgia" w:hAnsi="Georgia" w:cs="Georgia" w:eastAsia="Georgia"/>
+          <w:sz w:val="22"/>
+          <w:szCs w:val="22"/>
+          <w:b w:val="0"/>
+          <w:bCs w:val="0"/>
+          <w:strike w:val="0"/>
+          <w:color w:val="000000"/>
+        </w:rPr>
+        <w:t xml:space="preserve">, the biosynthesis of Z. talanai-infused nanozeolite pellets is feasible and </w:t>
+      </w:r>
+      <w:r>
+        <w:rPr>
+          <w:rFonts w:ascii="Georgia" w:hAnsi="Georgia" w:cs="Georgia" w:eastAsia="Georgia"/>
+          <w:sz w:val="22"/>
+          <w:szCs w:val="22"/>
+          <w:b w:val="0"/>
+          <w:bCs w:val="0"/>
+          <w:strike w:val="0"/>
+          <w:shd w:val="clear" w:fill="00B0F0"/>
+          <w:color w:val="000000"/>
+        </w:rPr>
+        <w:t>may</w:t>
+      </w:r>
+      <w:r>
+        <w:rPr>
+          <w:rFonts w:ascii="Georgia" w:hAnsi="Georgia" w:cs="Georgia" w:eastAsia="Georgia"/>
+          <w:sz w:val="20"/>
+          <w:szCs w:val="20"/>
+          <w:b w:val="0"/>
+          <w:bCs w:val="0"/>
+          <w:strike w:val="0"/>
+          <w:color w:val="ED7D31"/>
+        </w:rPr>
+        <w:t xml:space="preserve"> (EC)</w:t>
+      </w:r>
+      <w:r>
+        <w:rPr>
+          <w:rFonts w:ascii="Georgia" w:hAnsi="Georgia" w:cs="Georgia" w:eastAsia="Georgia"/>
+          <w:sz w:val="22"/>
+          <w:szCs w:val="22"/>
+          <w:b w:val="0"/>
+          <w:bCs w:val="0"/>
+          <w:strike w:val="0"/>
+          <w:color w:val="000000"/>
+        </w:rPr>
+        <w:t xml:space="preserve"> affect the overall development of D. rerio embryos.</w:t>
       </w:r>
     </w:p>
     <w:p>
@@ -22563,6 +22735,7 @@
           <w:szCs w:val="22"/>
           <w:b w:val="0"/>
           <w:bCs w:val="0"/>
+          <w:strike w:val="0"/>
           <w:color w:val="000000"/>
         </w:rPr>
         <w:t xml:space="preserve">Recently, nanotechnology has emerged as a rapidly growing field with various biomedical applications. In this study, silver nanoparticles (AgNPs) were biosynthesized using the phytopathogenic fungus Colletotrichum spp. isolated from infected tamarind leaves, and its antibacterial action was assessed against enteric pathogens found in broiler chicken (E. coli, S. typhi, Shigella spp.). The bio-reduction of AgNPs was characterized by visual inspection of color change (clear to brown), followed by the analysis of UV-visible spectroscopy which confirms the successful production of AgNPs (strong absorption peak monitored at 420nm). The SEM photomicrographs revealed that the nanoparticles were primarily composed of silver ions with sizes ranging from 66.96nm to 89.29nm. The antibacterial </w:t>
@@ -22574,40 +22747,31 @@
           <w:szCs w:val="22"/>
           <w:b w:val="0"/>
           <w:bCs w:val="0"/>
-          <w:strike/>
-          <w:color w:val="000000"/>
-        </w:rPr>
-        <w:t xml:space="preserve">potential</w:t>
-      </w:r>
-      <w:r>
-        <w:rPr>
-          <w:rFonts w:ascii="Georgia" w:hAnsi="Georgia" w:cs="Georgia" w:eastAsia="Georgia"/>
-          <w:sz w:val="22"/>
-          <w:szCs w:val="22"/>
-          <w:b w:val="0"/>
-          <w:bCs w:val="0"/>
-          <w:color w:val="000000"/>
-        </w:rPr>
-        <w:t xml:space="preserve"> </w:t>
-      </w:r>
-      <w:r>
-        <w:rPr>
-          <w:rFonts w:ascii="Georgia" w:hAnsi="Georgia" w:cs="Georgia" w:eastAsia="Georgia"/>
-          <w:sz w:val="22"/>
-          <w:szCs w:val="22"/>
-          <w:b w:val="0"/>
-          <w:bCs w:val="0"/>
+          <w:color w:val="000000"/>
+          <w:strike w:val="1"/>
+        </w:rPr>
+        <w:t>potential</w:t>
+      </w:r>
+      <w:r>
+        <w:rPr>
+          <w:rFonts w:ascii="Georgia" w:hAnsi="Georgia" w:cs="Georgia" w:eastAsia="Georgia"/>
+          <w:sz w:val="20"/>
+          <w:szCs w:val="20"/>
+          <w:b w:val="0"/>
+          <w:bCs w:val="0"/>
+          <w:strike w:val="0"/>
           <w:color w:val="808080"/>
         </w:rPr>
-        <w:t xml:space="preserve">(FP-Gen)</w:t>
-      </w:r>
-      <w:r>
-        <w:rPr>
-          <w:rFonts w:ascii="Georgia" w:hAnsi="Georgia" w:cs="Georgia" w:eastAsia="Georgia"/>
-          <w:sz w:val="22"/>
-          <w:szCs w:val="22"/>
-          <w:b w:val="0"/>
-          <w:bCs w:val="0"/>
+        <w:t xml:space="preserve"> (FP-Gen)</w:t>
+      </w:r>
+      <w:r>
+        <w:rPr>
+          <w:rFonts w:ascii="Georgia" w:hAnsi="Georgia" w:cs="Georgia" w:eastAsia="Georgia"/>
+          <w:sz w:val="22"/>
+          <w:szCs w:val="22"/>
+          <w:b w:val="0"/>
+          <w:bCs w:val="0"/>
+          <w:strike w:val="0"/>
           <w:color w:val="000000"/>
         </w:rPr>
         <w:t xml:space="preserve"> of fungus-mediated AgNPs was distinguished by performing the agar well diffusion method and determining minimum bactericidal concentration (MBC) and minimum inhibitory concentration (MIC) via resazurin and MTT assays. The antibacterial activity of AgNPs was found to outstandingly inhibit all bacterial strains in a concentration-dependent manner, with the largest mean zonal inhibition of 16.1mm at 6g. The MBC and MIC were found to be in the range of &lt;0.5g to 0.5g, and 0.5g to 1g, in both assays, respectively. The statistical analysis showed that there was a significant difference between the concentrations (p-value: 0.000) and no significant difference when compared to traditional antibiotics (p-value: &gt;0.05). Finally, the biosynthesized AgNPs successfully inhibited the common pathogens found in chicken. Hereafter, its </w:t>
@@ -22619,40 +22783,32 @@
           <w:szCs w:val="22"/>
           <w:b w:val="0"/>
           <w:bCs w:val="0"/>
+          <w:strike w:val="0"/>
           <w:highlight w:val="red"/>
           <w:color w:val="FFFFFF"/>
         </w:rPr>
-        <w:t xml:space="preserve">potential</w:t>
-      </w:r>
-      <w:r>
-        <w:rPr>
-          <w:rFonts w:ascii="Georgia" w:hAnsi="Georgia" w:cs="Georgia" w:eastAsia="Georgia"/>
-          <w:sz w:val="22"/>
-          <w:szCs w:val="22"/>
-          <w:b w:val="0"/>
-          <w:bCs w:val="0"/>
-          <w:color w:val="000000"/>
-        </w:rPr>
-        <w:t xml:space="preserve"> </w:t>
-      </w:r>
-      <w:r>
-        <w:rPr>
-          <w:rFonts w:ascii="Georgia" w:hAnsi="Georgia" w:cs="Georgia" w:eastAsia="Georgia"/>
-          <w:sz w:val="22"/>
-          <w:szCs w:val="22"/>
-          <w:b w:val="0"/>
-          <w:bCs w:val="0"/>
+        <w:t>potential</w:t>
+      </w:r>
+      <w:r>
+        <w:rPr>
+          <w:rFonts w:ascii="Georgia" w:hAnsi="Georgia" w:cs="Georgia" w:eastAsia="Georgia"/>
+          <w:sz w:val="20"/>
+          <w:szCs w:val="20"/>
+          <w:b w:val="0"/>
+          <w:bCs w:val="0"/>
+          <w:strike w:val="0"/>
           <w:color w:val="ED7D31"/>
         </w:rPr>
-        <w:t xml:space="preserve">(EC)</w:t>
-      </w:r>
-      <w:r>
-        <w:rPr>
-          <w:rFonts w:ascii="Georgia" w:hAnsi="Georgia" w:cs="Georgia" w:eastAsia="Georgia"/>
-          <w:sz w:val="22"/>
-          <w:szCs w:val="22"/>
-          <w:b w:val="0"/>
-          <w:bCs w:val="0"/>
+        <w:t xml:space="preserve"> (EC)</w:t>
+      </w:r>
+      <w:r>
+        <w:rPr>
+          <w:rFonts w:ascii="Georgia" w:hAnsi="Georgia" w:cs="Georgia" w:eastAsia="Georgia"/>
+          <w:sz w:val="22"/>
+          <w:szCs w:val="22"/>
+          <w:b w:val="0"/>
+          <w:bCs w:val="0"/>
+          <w:strike w:val="0"/>
           <w:color w:val="000000"/>
         </w:rPr>
         <w:t xml:space="preserve"> to control bacterial infections caused by multi-drug resistant pathogens </w:t>
@@ -22664,40 +22820,32 @@
           <w:szCs w:val="22"/>
           <w:b w:val="0"/>
           <w:bCs w:val="0"/>
-          <w:shd w:val="clear" w:color="auto" w:fill="00B0F0"/>
-          <w:color w:val="000000"/>
-        </w:rPr>
-        <w:t xml:space="preserve">could</w:t>
-      </w:r>
-      <w:r>
-        <w:rPr>
-          <w:rFonts w:ascii="Georgia" w:hAnsi="Georgia" w:cs="Georgia" w:eastAsia="Georgia"/>
-          <w:sz w:val="22"/>
-          <w:szCs w:val="22"/>
-          <w:b w:val="0"/>
-          <w:bCs w:val="0"/>
-          <w:color w:val="000000"/>
-        </w:rPr>
-        <w:t xml:space="preserve"> </w:t>
-      </w:r>
-      <w:r>
-        <w:rPr>
-          <w:rFonts w:ascii="Georgia" w:hAnsi="Georgia" w:cs="Georgia" w:eastAsia="Georgia"/>
-          <w:sz w:val="22"/>
-          <w:szCs w:val="22"/>
-          <w:b w:val="0"/>
-          <w:bCs w:val="0"/>
+          <w:strike w:val="0"/>
+          <w:shd w:val="clear" w:fill="00B0F0"/>
+          <w:color w:val="000000"/>
+        </w:rPr>
+        <w:t>could</w:t>
+      </w:r>
+      <w:r>
+        <w:rPr>
+          <w:rFonts w:ascii="Georgia" w:hAnsi="Georgia" w:cs="Georgia" w:eastAsia="Georgia"/>
+          <w:sz w:val="20"/>
+          <w:szCs w:val="20"/>
+          <w:b w:val="0"/>
+          <w:bCs w:val="0"/>
+          <w:strike w:val="0"/>
           <w:color w:val="ED7D31"/>
         </w:rPr>
-        <w:t xml:space="preserve">(EC)</w:t>
-      </w:r>
-      <w:r>
-        <w:rPr>
-          <w:rFonts w:ascii="Georgia" w:hAnsi="Georgia" w:cs="Georgia" w:eastAsia="Georgia"/>
-          <w:sz w:val="22"/>
-          <w:szCs w:val="22"/>
-          <w:b w:val="0"/>
-          <w:bCs w:val="0"/>
+        <w:t xml:space="preserve"> (EC)</w:t>
+      </w:r>
+      <w:r>
+        <w:rPr>
+          <w:rFonts w:ascii="Georgia" w:hAnsi="Georgia" w:cs="Georgia" w:eastAsia="Georgia"/>
+          <w:sz w:val="22"/>
+          <w:szCs w:val="22"/>
+          <w:b w:val="0"/>
+          <w:bCs w:val="0"/>
+          <w:strike w:val="0"/>
           <w:color w:val="000000"/>
         </w:rPr>
         <w:t xml:space="preserve"> also be considered.</w:t>
@@ -22742,6 +22890,7 @@
           <w:szCs w:val="22"/>
           <w:b w:val="0"/>
           <w:bCs w:val="0"/>
+          <w:strike w:val="0"/>
           <w:color w:val="000000"/>
         </w:rPr>
         <w:t xml:space="preserve">This study aimed to identify the histoprotective </w:t>
@@ -22753,40 +22902,31 @@
           <w:szCs w:val="22"/>
           <w:b w:val="0"/>
           <w:bCs w:val="0"/>
-          <w:strike/>
-          <w:color w:val="000000"/>
-        </w:rPr>
-        <w:t xml:space="preserve">potential</w:t>
-      </w:r>
-      <w:r>
-        <w:rPr>
-          <w:rFonts w:ascii="Georgia" w:hAnsi="Georgia" w:cs="Georgia" w:eastAsia="Georgia"/>
-          <w:sz w:val="22"/>
-          <w:szCs w:val="22"/>
-          <w:b w:val="0"/>
-          <w:bCs w:val="0"/>
-          <w:color w:val="000000"/>
-        </w:rPr>
-        <w:t xml:space="preserve"> </w:t>
-      </w:r>
-      <w:r>
-        <w:rPr>
-          <w:rFonts w:ascii="Georgia" w:hAnsi="Georgia" w:cs="Georgia" w:eastAsia="Georgia"/>
-          <w:sz w:val="22"/>
-          <w:szCs w:val="22"/>
-          <w:b w:val="0"/>
-          <w:bCs w:val="0"/>
+          <w:color w:val="000000"/>
+          <w:strike w:val="1"/>
+        </w:rPr>
+        <w:t>potential</w:t>
+      </w:r>
+      <w:r>
+        <w:rPr>
+          <w:rFonts w:ascii="Georgia" w:hAnsi="Georgia" w:cs="Georgia" w:eastAsia="Georgia"/>
+          <w:sz w:val="20"/>
+          <w:szCs w:val="20"/>
+          <w:b w:val="0"/>
+          <w:bCs w:val="0"/>
+          <w:strike w:val="0"/>
           <w:color w:val="808080"/>
         </w:rPr>
-        <w:t xml:space="preserve">(FP-Gen)</w:t>
-      </w:r>
-      <w:r>
-        <w:rPr>
-          <w:rFonts w:ascii="Georgia" w:hAnsi="Georgia" w:cs="Georgia" w:eastAsia="Georgia"/>
-          <w:sz w:val="22"/>
-          <w:szCs w:val="22"/>
-          <w:b w:val="0"/>
-          <w:bCs w:val="0"/>
+        <w:t xml:space="preserve"> (FP-Gen)</w:t>
+      </w:r>
+      <w:r>
+        <w:rPr>
+          <w:rFonts w:ascii="Georgia" w:hAnsi="Georgia" w:cs="Georgia" w:eastAsia="Georgia"/>
+          <w:sz w:val="22"/>
+          <w:szCs w:val="22"/>
+          <w:b w:val="0"/>
+          <w:bCs w:val="0"/>
+          <w:strike w:val="0"/>
           <w:color w:val="000000"/>
         </w:rPr>
         <w:t xml:space="preserve"> of Balakat extract (Ziziphus talanai) against monosodium glutamate effect to the specific vital organs of Mus musculus through observing the lesions / aberrations to the heart, liver and kidney. Each replication and treatments were observed under the compound microscope in a 100x and 400x objective. All mice treated with pure leaf extract of Z. talanai, monosodium glutamate, distilled water and L-Taurine showed a significant effect (lesions / aberrations) to the cytoarchitecture of liver and kidney. However, heart did not show any significant effect (lesion / aberration) to its cytoarchitecture. Interestingly, all histopathological observation under the combined treatments of Z. talanai and L-Taurine, Z. talanai and monosodium glutamate showed a significant reduction of lesions / aberrations score to the liver and kidney compare to the pure treatments. However, the heart didn’t respond or show any significant changes regardless of the treatment. Based on the results of this study, pure MSG and pure ethanolic leaf extract of Z. talanai </w:t>
@@ -22798,21 +22938,35 @@
           <w:szCs w:val="22"/>
           <w:b w:val="0"/>
           <w:bCs w:val="0"/>
-          <w:shd w:val="clear" w:color="auto" w:fill="bfbfbf"/>
-          <w:color w:val="000000"/>
-        </w:rPr>
-        <w:t xml:space="preserve">caused</w:t>
-      </w:r>
-      <w:r>
-        <w:rPr>
-          <w:rFonts w:ascii="Georgia" w:hAnsi="Georgia" w:cs="Georgia" w:eastAsia="Georgia"/>
-          <w:sz w:val="22"/>
-          <w:szCs w:val="22"/>
-          <w:b w:val="0"/>
-          <w:bCs w:val="0"/>
-          <w:color w:val="000000"/>
-        </w:rPr>
-        <w:t xml:space="preserve"> [C] the lesions / aberrations to the liver and kidney. However, treatments with combination of MSG and pure ethanolic leaf extract of Z. talanai extract results for reduction of lesions / aberrations to the organ cytoarchitecture. Lesions / Aberrations that were observed under the microscope are cell degeneration, glomerular atrophy and glomerular hypertrophy.</w:t>
+          <w:strike w:val="0"/>
+          <w:shd w:val="clear" w:fill="BFBFBF"/>
+          <w:color w:val="000000"/>
+        </w:rPr>
+        <w:t>caused</w:t>
+      </w:r>
+      <w:r>
+        <w:rPr>
+          <w:rFonts w:ascii="Georgia" w:hAnsi="Georgia" w:cs="Georgia" w:eastAsia="Georgia"/>
+          <w:sz w:val="20"/>
+          <w:szCs w:val="20"/>
+          <w:b w:val="0"/>
+          <w:bCs w:val="0"/>
+          <w:strike w:val="0"/>
+          <w:color w:val="000000"/>
+        </w:rPr>
+        <w:t xml:space="preserve"> [C]</w:t>
+      </w:r>
+      <w:r>
+        <w:rPr>
+          <w:rFonts w:ascii="Georgia" w:hAnsi="Georgia" w:cs="Georgia" w:eastAsia="Georgia"/>
+          <w:sz w:val="22"/>
+          <w:szCs w:val="22"/>
+          <w:b w:val="0"/>
+          <w:bCs w:val="0"/>
+          <w:strike w:val="0"/>
+          <w:color w:val="000000"/>
+        </w:rPr>
+        <w:t xml:space="preserve"> the lesions / aberrations to the liver and kidney. However, treatments with combination of MSG and pure ethanolic leaf extract of Z. talanai extract results for reduction of lesions / aberrations to the organ cytoarchitecture. Lesions / Aberrations that were observed under the microscope are cell degeneration, glomerular atrophy and glomerular hypertrophy.</w:t>
       </w:r>
     </w:p>
     <w:p>
@@ -22850,32 +23004,159 @@
       <w:r>
         <w:rPr>
           <w:rFonts w:ascii="Georgia" w:hAnsi="Georgia" w:cs="Georgia" w:eastAsia="Georgia"/>
-          <w:b w:val="0"/>
-          <w:i w:val="0"/>
-          <w:sz w:val="22"/>
-          <w:color w:val="000000"/>
-        </w:rPr>
-        <w:t xml:space="preserve">It is well recognized that heavy metals harm human health through the food chain. The danger to human health associated with consuming fish contaminated with heavy metals were assessed. This study aimed to determine the presence of lead in the flesh part of selected fish species, Common carp (Cyprinus carpio), Roho labeo (Labeo rohita), and Silver carp (Hypophthalmichthys molitrix), in addition to determine the Knowledge, Attitude, and Practices (KAP) of fishers along the Pampanga River. A test method used is Inductively Coupled Plasma — Optical Emission Spectrometry (ICP-OES) in identifying heavy metals in biota. The self-administered questionnaires were distributed to 20 respondents, questionnaires compromised of socio-demographic characteristics and the KAP’s of fishers along the Pampanga River. Data analyses were done using SPSS (version 23). Data were explored using descriptive statistics. The results show that lead in any of the selected fish, with a &lt;0.013 mg/kg result is below the FAO and WHO’s allowed limits of 2 mg/kg and 0.5 mg/kg, respectively. Based on the result from KAP Analysis, knowledge scored M=1.7200 with SD equivalent to 0.10052 which is interpreted as poor knowledge. The attitude score M=3.1150 and SD=0.093330 which means a moderate attitude and lastly, practices score M = 2.8850 and SD = .13485 which is equivalent to have good practices. Thus </w:t>
-      </w:r>
-      <w:r>
-        <w:rPr>
-          <w:rFonts w:ascii="Georgia" w:hAnsi="Georgia" w:cs="Georgia" w:eastAsia="Georgia"/>
-          <w:b w:val="0"/>
-          <w:i w:val="0"/>
-          <w:sz w:val="22"/>
+          <w:sz w:val="22"/>
+          <w:szCs w:val="22"/>
+          <w:b w:val="0"/>
+          <w:bCs w:val="0"/>
+          <w:strike w:val="0"/>
+          <w:color w:val="000000"/>
+        </w:rPr>
+        <w:t xml:space="preserve">It is well recognized that heavy metals harm human health through the food chain. The danger to human health associated with consuming fish contaminated with heavy metals were assessed. This study aimed to determine the presence of lead in the flesh part of selected fish species, Common carp (Cyprinus carpio), Roho labeo (Labeo rohita), and Silver carp (Hypophthalmichthys molitrix), in addition to determine the Knowledge, Attitude, and Practices (KAP) of fishers along the Pampanga River. A test method used is Inductively Coupled Plasma — Optical Emission Spectrometry (ICP-OES) in identifying heavy metals in biota. The self-administered questionnaires were distributed to 20 respondents, questionnaires compromised of socio-demographic characteristics and the KAP’s of fishers along the Pampanga River. Data analyses were done using SPSS (version 23). Data were explored using descriptive statistics. The results show that lead in any of the selected fish, with a &lt;0.013 mg/kg result is below the FAO and WHO’s allowed limits of 2 mg/kg and 0.5 mg/kg, respectively. Based on the result from KAP Analysis, knowledge scored M=1.7200 with SD equivalent to 0.10052 which is interpreted as poor knowledge. The attitude score M=3.1150 and SD=0.093330 which means a moderate attitude and lastly, practices score M = 2.8850 and SD = .13485 which is equivalent to have good practices. </w:t>
+      </w:r>
+      <w:r>
+        <w:rPr>
+          <w:rFonts w:ascii="Georgia" w:hAnsi="Georgia" w:cs="Georgia" w:eastAsia="Georgia"/>
+          <w:sz w:val="22"/>
+          <w:szCs w:val="22"/>
+          <w:b w:val="0"/>
+          <w:bCs w:val="0"/>
+          <w:strike w:val="0"/>
+          <w:color w:val="000000"/>
+        </w:rPr>
+        <w:t>Thus</w:t>
+      </w:r>
+      <w:r>
+        <w:rPr>
+          <w:rFonts w:ascii="Georgia" w:hAnsi="Georgia" w:cs="Georgia" w:eastAsia="Georgia"/>
+          <w:sz w:val="20"/>
+          <w:szCs w:val="20"/>
+          <w:b w:val="0"/>
+          <w:bCs w:val="0"/>
+          <w:strike w:val="0"/>
           <w:color w:val="8B4513"/>
         </w:rPr>
-        <w:t>(DO)</w:t>
-      </w:r>
-      <w:r>
-        <w:rPr>
-          <w:rFonts w:ascii="Georgia" w:hAnsi="Georgia" w:cs="Georgia" w:eastAsia="Georgia"/>
-          <w:b w:val="0"/>
-          <w:i w:val="0"/>
-          <w:sz w:val="22"/>
-          <w:color w:val="000000"/>
-        </w:rPr>
-        <w:t>, the researcher provided a policy proposal to focus on issues that needed to be addressed in the community. In terms of practices, proper waste management should (FP-Rec) be established to avoid the high danger of heavy metal contamination. Certain local habits, such as waste dumping and other communal activities, may (EC) contribute to the spread of heavy metals. As a result, some community or local government-adopted measures are proposed (FP-Gen). These precautions are intended to prevent heavy metal contamination, particularly in the river system and the aquatic life in the area.</w:t>
+        <w:t xml:space="preserve"> (DO)</w:t>
+      </w:r>
+      <w:r>
+        <w:rPr>
+          <w:rFonts w:ascii="Georgia" w:hAnsi="Georgia" w:cs="Georgia" w:eastAsia="Georgia"/>
+          <w:sz w:val="22"/>
+          <w:szCs w:val="22"/>
+          <w:b w:val="0"/>
+          <w:bCs w:val="0"/>
+          <w:strike w:val="0"/>
+          <w:color w:val="000000"/>
+        </w:rPr>
+        <w:t xml:space="preserve">, the researcher provided a policy proposal to focus on issues that needed to be addressed in the community. In terms of practices, proper waste management </w:t>
+      </w:r>
+      <w:r>
+        <w:rPr>
+          <w:rFonts w:ascii="Georgia" w:hAnsi="Georgia" w:cs="Georgia" w:eastAsia="Georgia"/>
+          <w:sz w:val="22"/>
+          <w:szCs w:val="22"/>
+          <w:b w:val="0"/>
+          <w:bCs w:val="0"/>
+          <w:color w:val="000000"/>
+          <w:strike w:val="1"/>
+        </w:rPr>
+        <w:t>should</w:t>
+      </w:r>
+      <w:r>
+        <w:rPr>
+          <w:rFonts w:ascii="Georgia" w:hAnsi="Georgia" w:cs="Georgia" w:eastAsia="Georgia"/>
+          <w:sz w:val="20"/>
+          <w:szCs w:val="20"/>
+          <w:b w:val="0"/>
+          <w:bCs w:val="0"/>
+          <w:strike w:val="0"/>
+          <w:color w:val="808080"/>
+        </w:rPr>
+        <w:t xml:space="preserve"> (FP-Rec)</w:t>
+      </w:r>
+      <w:r>
+        <w:rPr>
+          <w:rFonts w:ascii="Georgia" w:hAnsi="Georgia" w:cs="Georgia" w:eastAsia="Georgia"/>
+          <w:sz w:val="22"/>
+          <w:szCs w:val="22"/>
+          <w:b w:val="0"/>
+          <w:bCs w:val="0"/>
+          <w:strike w:val="0"/>
+          <w:color w:val="000000"/>
+        </w:rPr>
+        <w:t xml:space="preserve"> be established to avoid the high danger of heavy metal contamination. Certain local habits, such as waste dumping and other communal activities, </w:t>
+      </w:r>
+      <w:r>
+        <w:rPr>
+          <w:rFonts w:ascii="Georgia" w:hAnsi="Georgia" w:cs="Georgia" w:eastAsia="Georgia"/>
+          <w:sz w:val="22"/>
+          <w:szCs w:val="22"/>
+          <w:b w:val="0"/>
+          <w:bCs w:val="0"/>
+          <w:strike w:val="0"/>
+          <w:shd w:val="clear" w:fill="00B0F0"/>
+          <w:color w:val="000000"/>
+        </w:rPr>
+        <w:t>may</w:t>
+      </w:r>
+      <w:r>
+        <w:rPr>
+          <w:rFonts w:ascii="Georgia" w:hAnsi="Georgia" w:cs="Georgia" w:eastAsia="Georgia"/>
+          <w:sz w:val="20"/>
+          <w:szCs w:val="20"/>
+          <w:b w:val="0"/>
+          <w:bCs w:val="0"/>
+          <w:strike w:val="0"/>
+          <w:color w:val="ED7D31"/>
+        </w:rPr>
+        <w:t xml:space="preserve"> (EC)</w:t>
+      </w:r>
+      <w:r>
+        <w:rPr>
+          <w:rFonts w:ascii="Georgia" w:hAnsi="Georgia" w:cs="Georgia" w:eastAsia="Georgia"/>
+          <w:sz w:val="22"/>
+          <w:szCs w:val="22"/>
+          <w:b w:val="0"/>
+          <w:bCs w:val="0"/>
+          <w:strike w:val="0"/>
+          <w:color w:val="000000"/>
+        </w:rPr>
+        <w:t xml:space="preserve"> contribute to the spread of heavy metals. As a result, some community or local government-adopted measures are </w:t>
+      </w:r>
+      <w:r>
+        <w:rPr>
+          <w:rFonts w:ascii="Georgia" w:hAnsi="Georgia" w:cs="Georgia" w:eastAsia="Georgia"/>
+          <w:sz w:val="22"/>
+          <w:szCs w:val="22"/>
+          <w:b w:val="0"/>
+          <w:bCs w:val="0"/>
+          <w:color w:val="000000"/>
+          <w:strike w:val="1"/>
+        </w:rPr>
+        <w:t>proposed</w:t>
+      </w:r>
+      <w:r>
+        <w:rPr>
+          <w:rFonts w:ascii="Georgia" w:hAnsi="Georgia" w:cs="Georgia" w:eastAsia="Georgia"/>
+          <w:sz w:val="20"/>
+          <w:szCs w:val="20"/>
+          <w:b w:val="0"/>
+          <w:bCs w:val="0"/>
+          <w:strike w:val="0"/>
+          <w:color w:val="808080"/>
+        </w:rPr>
+        <w:t xml:space="preserve"> (FP-Gen)</w:t>
+      </w:r>
+      <w:r>
+        <w:rPr>
+          <w:rFonts w:ascii="Georgia" w:hAnsi="Georgia" w:cs="Georgia" w:eastAsia="Georgia"/>
+          <w:sz w:val="22"/>
+          <w:szCs w:val="22"/>
+          <w:b w:val="0"/>
+          <w:bCs w:val="0"/>
+          <w:strike w:val="0"/>
+          <w:color w:val="000000"/>
+        </w:rPr>
+        <w:t>. These precautions are intended to prevent heavy metal contamination, particularly in the river system and the aquatic life in the area.</w:t>
       </w:r>
     </w:p>
     <w:p>
@@ -22913,32 +23194,160 @@
       <w:r>
         <w:rPr>
           <w:rFonts w:ascii="Georgia" w:hAnsi="Georgia" w:cs="Georgia" w:eastAsia="Georgia"/>
-          <w:b w:val="0"/>
-          <w:i w:val="0"/>
-          <w:sz w:val="22"/>
-          <w:color w:val="000000"/>
-        </w:rPr>
-        <w:t xml:space="preserve">Currently, Central Luzon together with Calabarzon are regions that hold a pivotal position in the Philippines’ fishing industry. However, due to their adjacency to [REDACTED], which is highly polluted due to anthropogenic activities, these regions become vulnerable to bacterial infestation. Mycobacteriosis is a significant concern in cultivated milkfish, impacting both fish health and aquaculture productivity is reported in [REDACTED] and in parts of Central Luzon. Hence </w:t>
-      </w:r>
-      <w:r>
-        <w:rPr>
-          <w:rFonts w:ascii="Georgia" w:hAnsi="Georgia" w:cs="Georgia" w:eastAsia="Georgia"/>
-          <w:b w:val="0"/>
-          <w:i w:val="0"/>
-          <w:sz w:val="22"/>
+          <w:sz w:val="22"/>
+          <w:szCs w:val="22"/>
+          <w:b w:val="0"/>
+          <w:bCs w:val="0"/>
+          <w:strike w:val="0"/>
+          <w:color w:val="000000"/>
+        </w:rPr>
+        <w:t xml:space="preserve">Currently, Central Luzon together with Calabarzon are regions that hold a pivotal position in the Philippines’ fishing industry. However, due to their adjacency to [REDACTED], which is highly polluted due to anthropogenic activities, these regions become vulnerable to bacterial infestation. Mycobacteriosis is a significant concern in cultivated milkfish, impacting both fish health and aquaculture productivity is reported in [REDACTED] and in parts of Central Luzon. </w:t>
+      </w:r>
+      <w:r>
+        <w:rPr>
+          <w:rFonts w:ascii="Georgia" w:hAnsi="Georgia" w:cs="Georgia" w:eastAsia="Georgia"/>
+          <w:sz w:val="22"/>
+          <w:szCs w:val="22"/>
+          <w:b w:val="0"/>
+          <w:bCs w:val="0"/>
+          <w:strike w:val="0"/>
+          <w:color w:val="000000"/>
+        </w:rPr>
+        <w:t>Hence</w:t>
+      </w:r>
+      <w:r>
+        <w:rPr>
+          <w:rFonts w:ascii="Georgia" w:hAnsi="Georgia" w:cs="Georgia" w:eastAsia="Georgia"/>
+          <w:sz w:val="20"/>
+          <w:szCs w:val="20"/>
+          <w:b w:val="0"/>
+          <w:bCs w:val="0"/>
+          <w:strike w:val="0"/>
           <w:color w:val="8B4513"/>
         </w:rPr>
-        <w:t>(DO)</w:t>
-      </w:r>
-      <w:r>
-        <w:rPr>
-          <w:rFonts w:ascii="Georgia" w:hAnsi="Georgia" w:cs="Georgia" w:eastAsia="Georgia"/>
-          <w:b w:val="0"/>
-          <w:i w:val="0"/>
-          <w:sz w:val="22"/>
-          <w:color w:val="000000"/>
-        </w:rPr>
-        <w:t>, this study aimed to investigate the presence of potential (EC) mycobacterial infections in cultivated milkfish collected from fish-supplying areas of [REDACTED]. Using the Ziehl-Neelsen stain for acid-fast bacteria detection, along with biochemical testing methods such as the catalase test and assessing growth in the presence of the Salt Tolerance Test, revealed the presence of acid-fast bacteria in the tissues of infected milkfish, confirming the occurrence of mycobacteriosis infection. Additionally, biochemical testing, specifically the catalase test, was utilized to identify the catalase enzyme activity characteristic of mycobacteria, catalase test positive shows the result of the formation of bubbles. Furthermore, the growth of mycobacteria in the presence of the Salt Tolerance Test was assessed, showing the ability of these bacteria to thrive in high-salt environments, which is crucial information for understanding their survival and spread in aquaculture settings. Overall, the combination of Ziehl-Neelsen staining, biochemical testing like the catalase test, and evaluating growth in the presence of the Salt Tolerance Test provides [G] a comprehensive approach for diagnosing and studying mycobacteriosis in cultivated milkfish, offering insights that can (FP-Cap) guide effective management strategies to control the spread of this disease in aquaculture system.</w:t>
+        <w:t xml:space="preserve"> (DO)</w:t>
+      </w:r>
+      <w:r>
+        <w:rPr>
+          <w:rFonts w:ascii="Georgia" w:hAnsi="Georgia" w:cs="Georgia" w:eastAsia="Georgia"/>
+          <w:sz w:val="22"/>
+          <w:szCs w:val="22"/>
+          <w:b w:val="0"/>
+          <w:bCs w:val="0"/>
+          <w:strike w:val="0"/>
+          <w:color w:val="000000"/>
+        </w:rPr>
+        <w:t xml:space="preserve">, this study aimed to investigate the presence of </w:t>
+      </w:r>
+      <w:r>
+        <w:rPr>
+          <w:rFonts w:ascii="Georgia" w:hAnsi="Georgia" w:cs="Georgia" w:eastAsia="Georgia"/>
+          <w:sz w:val="22"/>
+          <w:szCs w:val="22"/>
+          <w:b w:val="0"/>
+          <w:bCs w:val="0"/>
+          <w:strike w:val="0"/>
+          <w:highlight w:val="red"/>
+          <w:color w:val="FFFFFF"/>
+        </w:rPr>
+        <w:t>potential</w:t>
+      </w:r>
+      <w:r>
+        <w:rPr>
+          <w:rFonts w:ascii="Georgia" w:hAnsi="Georgia" w:cs="Georgia" w:eastAsia="Georgia"/>
+          <w:sz w:val="20"/>
+          <w:szCs w:val="20"/>
+          <w:b w:val="0"/>
+          <w:bCs w:val="0"/>
+          <w:strike w:val="0"/>
+          <w:color w:val="ED7D31"/>
+        </w:rPr>
+        <w:t xml:space="preserve"> (EC)</w:t>
+      </w:r>
+      <w:r>
+        <w:rPr>
+          <w:rFonts w:ascii="Georgia" w:hAnsi="Georgia" w:cs="Georgia" w:eastAsia="Georgia"/>
+          <w:sz w:val="22"/>
+          <w:szCs w:val="22"/>
+          <w:b w:val="0"/>
+          <w:bCs w:val="0"/>
+          <w:strike w:val="0"/>
+          <w:color w:val="000000"/>
+        </w:rPr>
+        <w:t xml:space="preserve"> mycobacterial infections in cultivated milkfish collected from fish-supplying areas of [REDACTED]. Using the Ziehl-Neelsen stain for acid-fast bacteria detection, along with biochemical testing methods such as the catalase test and assessing growth in the presence of the Salt Tolerance Test, revealed the presence of acid-fast bacteria in the tissues of infected milkfish, confirming the occurrence of mycobacteriosis infection. Additionally, biochemical testing, specifically the catalase test, was utilized to identify the catalase enzyme activity characteristic of mycobacteria, catalase test positive shows the result of the formation of bubbles. Furthermore, the growth of mycobacteria in the presence of the Salt Tolerance Test was assessed, showing the ability of these bacteria to thrive in high-salt environments, which is crucial information for understanding their survival and spread in aquaculture settings. Overall, the combination of Ziehl-Neelsen staining, biochemical testing like the catalase test, and evaluating growth in the presence of the Salt Tolerance Test </w:t>
+      </w:r>
+      <w:r>
+        <w:rPr>
+          <w:rFonts w:ascii="Georgia" w:hAnsi="Georgia" w:cs="Georgia" w:eastAsia="Georgia"/>
+          <w:sz w:val="22"/>
+          <w:szCs w:val="22"/>
+          <w:b w:val="0"/>
+          <w:bCs w:val="0"/>
+          <w:strike w:val="0"/>
+          <w:shd w:val="clear" w:fill="BFBFBF"/>
+          <w:color w:val="000000"/>
+        </w:rPr>
+        <w:t>provides</w:t>
+      </w:r>
+      <w:r>
+        <w:rPr>
+          <w:rFonts w:ascii="Georgia" w:hAnsi="Georgia" w:cs="Georgia" w:eastAsia="Georgia"/>
+          <w:sz w:val="20"/>
+          <w:szCs w:val="20"/>
+          <w:b w:val="0"/>
+          <w:bCs w:val="0"/>
+          <w:strike w:val="0"/>
+          <w:color w:val="000000"/>
+        </w:rPr>
+        <w:t xml:space="preserve"> [G]</w:t>
+      </w:r>
+      <w:r>
+        <w:rPr>
+          <w:rFonts w:ascii="Georgia" w:hAnsi="Georgia" w:cs="Georgia" w:eastAsia="Georgia"/>
+          <w:sz w:val="22"/>
+          <w:szCs w:val="22"/>
+          <w:b w:val="0"/>
+          <w:bCs w:val="0"/>
+          <w:strike w:val="0"/>
+          <w:color w:val="000000"/>
+        </w:rPr>
+        <w:t xml:space="preserve"> a comprehensive approach for diagnosing and studying mycobacteriosis in cultivated milkfish, offering insights that </w:t>
+      </w:r>
+      <w:r>
+        <w:rPr>
+          <w:rFonts w:ascii="Georgia" w:hAnsi="Georgia" w:cs="Georgia" w:eastAsia="Georgia"/>
+          <w:sz w:val="22"/>
+          <w:szCs w:val="22"/>
+          <w:b w:val="0"/>
+          <w:bCs w:val="0"/>
+          <w:color w:val="000000"/>
+          <w:strike w:val="1"/>
+        </w:rPr>
+        <w:t>can</w:t>
+      </w:r>
+      <w:r>
+        <w:rPr>
+          <w:rFonts w:ascii="Georgia" w:hAnsi="Georgia" w:cs="Georgia" w:eastAsia="Georgia"/>
+          <w:sz w:val="20"/>
+          <w:szCs w:val="20"/>
+          <w:b w:val="0"/>
+          <w:bCs w:val="0"/>
+          <w:strike w:val="0"/>
+          <w:color w:val="808080"/>
+        </w:rPr>
+        <w:t xml:space="preserve"> (FP-Cap)</w:t>
+      </w:r>
+      <w:r>
+        <w:rPr>
+          <w:rFonts w:ascii="Georgia" w:hAnsi="Georgia" w:cs="Georgia" w:eastAsia="Georgia"/>
+          <w:sz w:val="22"/>
+          <w:szCs w:val="22"/>
+          <w:b w:val="0"/>
+          <w:bCs w:val="0"/>
+          <w:strike w:val="0"/>
+          <w:color w:val="000000"/>
+        </w:rPr>
+        <w:t xml:space="preserve"> guide effective management strategies to control the spread of this disease in aquaculture system.</w:t>
       </w:r>
     </w:p>
     <w:p>
@@ -22976,32 +23385,124 @@
       <w:r>
         <w:rPr>
           <w:rFonts w:ascii="Georgia" w:hAnsi="Georgia" w:cs="Georgia" w:eastAsia="Georgia"/>
-          <w:b w:val="0"/>
-          <w:i w:val="0"/>
-          <w:sz w:val="22"/>
-          <w:color w:val="000000"/>
-        </w:rPr>
-        <w:t xml:space="preserve">Antimicrobial resistance is a major threat to public health worldwide, making infections difficult to treat. This problem calls for developing novel and alternative strategies to attenuate microorganisms without inducing resistance. Hence </w:t>
-      </w:r>
-      <w:r>
-        <w:rPr>
-          <w:rFonts w:ascii="Georgia" w:hAnsi="Georgia" w:cs="Georgia" w:eastAsia="Georgia"/>
-          <w:b w:val="0"/>
-          <w:i w:val="0"/>
-          <w:sz w:val="22"/>
+          <w:sz w:val="22"/>
+          <w:szCs w:val="22"/>
+          <w:b w:val="0"/>
+          <w:bCs w:val="0"/>
+          <w:strike w:val="0"/>
+          <w:color w:val="000000"/>
+        </w:rPr>
+        <w:t xml:space="preserve">Antimicrobial resistance is a major threat to public health worldwide, making infections difficult to treat. This problem calls for developing novel and alternative strategies to attenuate microorganisms without inducing resistance. </w:t>
+      </w:r>
+      <w:r>
+        <w:rPr>
+          <w:rFonts w:ascii="Georgia" w:hAnsi="Georgia" w:cs="Georgia" w:eastAsia="Georgia"/>
+          <w:sz w:val="22"/>
+          <w:szCs w:val="22"/>
+          <w:b w:val="0"/>
+          <w:bCs w:val="0"/>
+          <w:strike w:val="0"/>
+          <w:color w:val="000000"/>
+        </w:rPr>
+        <w:t>Hence</w:t>
+      </w:r>
+      <w:r>
+        <w:rPr>
+          <w:rFonts w:ascii="Georgia" w:hAnsi="Georgia" w:cs="Georgia" w:eastAsia="Georgia"/>
+          <w:sz w:val="20"/>
+          <w:szCs w:val="20"/>
+          <w:b w:val="0"/>
+          <w:bCs w:val="0"/>
+          <w:strike w:val="0"/>
           <w:color w:val="8B4513"/>
         </w:rPr>
-        <w:t>(DO)</w:t>
-      </w:r>
-      <w:r>
-        <w:rPr>
-          <w:rFonts w:ascii="Georgia" w:hAnsi="Georgia" w:cs="Georgia" w:eastAsia="Georgia"/>
-          <w:b w:val="0"/>
-          <w:i w:val="0"/>
-          <w:sz w:val="22"/>
-          <w:color w:val="000000"/>
-        </w:rPr>
-        <w:t>, lactic acid bacteria (LAB) have emerged as a focal point due to their potential (EC) quorum quenching (QQ) activities. In this study, lactic acid bacteria were obtained from a parallel study, and the antimicrobial activity of the top 10 isolates was evaluated through spectrophotometric and turbidimetric analyses for the initial screening of gut isolates. Nine out of ten isolates exhibit quorum quenching activities by inhibiting the swarming motility of Pseudomonas aeruginosa. The metabolic compounds of the isolates were subjected to initial characterization using enzyme and pH neutralization, which revealed that organic acids were responsible for the inhibitory activity. The inhibition activity of LAB isolates against the quorum sensing-mediated swarming motility in P. aeruginosa was [C] due to strong antibacterial activity.</w:t>
+        <w:t xml:space="preserve"> (DO)</w:t>
+      </w:r>
+      <w:r>
+        <w:rPr>
+          <w:rFonts w:ascii="Georgia" w:hAnsi="Georgia" w:cs="Georgia" w:eastAsia="Georgia"/>
+          <w:sz w:val="22"/>
+          <w:szCs w:val="22"/>
+          <w:b w:val="0"/>
+          <w:bCs w:val="0"/>
+          <w:strike w:val="0"/>
+          <w:color w:val="000000"/>
+        </w:rPr>
+        <w:t xml:space="preserve">, lactic acid bacteria (LAB) have emerged as a focal point due to their </w:t>
+      </w:r>
+      <w:r>
+        <w:rPr>
+          <w:rFonts w:ascii="Georgia" w:hAnsi="Georgia" w:cs="Georgia" w:eastAsia="Georgia"/>
+          <w:sz w:val="22"/>
+          <w:szCs w:val="22"/>
+          <w:b w:val="0"/>
+          <w:bCs w:val="0"/>
+          <w:strike w:val="0"/>
+          <w:highlight w:val="red"/>
+          <w:color w:val="FFFFFF"/>
+        </w:rPr>
+        <w:t>potential</w:t>
+      </w:r>
+      <w:r>
+        <w:rPr>
+          <w:rFonts w:ascii="Georgia" w:hAnsi="Georgia" w:cs="Georgia" w:eastAsia="Georgia"/>
+          <w:sz w:val="20"/>
+          <w:szCs w:val="20"/>
+          <w:b w:val="0"/>
+          <w:bCs w:val="0"/>
+          <w:strike w:val="0"/>
+          <w:color w:val="ED7D31"/>
+        </w:rPr>
+        <w:t xml:space="preserve"> (EC)</w:t>
+      </w:r>
+      <w:r>
+        <w:rPr>
+          <w:rFonts w:ascii="Georgia" w:hAnsi="Georgia" w:cs="Georgia" w:eastAsia="Georgia"/>
+          <w:sz w:val="22"/>
+          <w:szCs w:val="22"/>
+          <w:b w:val="0"/>
+          <w:bCs w:val="0"/>
+          <w:strike w:val="0"/>
+          <w:color w:val="000000"/>
+        </w:rPr>
+        <w:t xml:space="preserve"> quorum quenching (QQ) activities. In this study, lactic acid bacteria were obtained from a parallel study, and the antimicrobial activity of the top 10 isolates </w:t>
+      </w:r>
+      <w:r>
+        <w:rPr>
+          <w:rFonts w:ascii="Georgia" w:hAnsi="Georgia" w:cs="Georgia" w:eastAsia="Georgia"/>
+          <w:sz w:val="22"/>
+          <w:szCs w:val="22"/>
+          <w:b w:val="0"/>
+          <w:bCs w:val="0"/>
+          <w:strike w:val="0"/>
+          <w:shd w:val="clear" w:fill="BFBFBF"/>
+          <w:color w:val="000000"/>
+        </w:rPr>
+        <w:t>was</w:t>
+      </w:r>
+      <w:r>
+        <w:rPr>
+          <w:rFonts w:ascii="Georgia" w:hAnsi="Georgia" w:cs="Georgia" w:eastAsia="Georgia"/>
+          <w:sz w:val="20"/>
+          <w:szCs w:val="20"/>
+          <w:b w:val="0"/>
+          <w:bCs w:val="0"/>
+          <w:strike w:val="0"/>
+          <w:color w:val="000000"/>
+        </w:rPr>
+        <w:t xml:space="preserve"> [C]</w:t>
+      </w:r>
+      <w:r>
+        <w:rPr>
+          <w:rFonts w:ascii="Georgia" w:hAnsi="Georgia" w:cs="Georgia" w:eastAsia="Georgia"/>
+          <w:sz w:val="22"/>
+          <w:szCs w:val="22"/>
+          <w:b w:val="0"/>
+          <w:bCs w:val="0"/>
+          <w:strike w:val="0"/>
+          <w:color w:val="000000"/>
+        </w:rPr>
+        <w:t xml:space="preserve"> evaluated through spectrophotometric and turbidimetric analyses for the initial screening of gut isolates. Nine out of ten isolates exhibit quorum quenching activities by inhibiting the swarming motility of Pseudomonas aeruginosa. The metabolic compounds of the isolates were subjected to initial characterization using enzyme and pH neutralization, which revealed that organic acids were responsible for the inhibitory activity. The inhibition activity of LAB isolates against the quorum sensing-mediated swarming motility in P. aeruginosa was due to strong antibacterial activity.</w:t>
       </w:r>
     </w:p>
     <w:p>
@@ -23043,6 +23544,7 @@
           <w:szCs w:val="22"/>
           <w:b w:val="0"/>
           <w:bCs w:val="0"/>
+          <w:strike w:val="0"/>
           <w:color w:val="000000"/>
         </w:rPr>
         <w:t xml:space="preserve">Adenium obesum, also called Bangkok Kalachuchi, is a succulent shrub, and a member of the Apocynaceae family, one of the most abundant sources of phytochemicals, including alkaloids, steroids, saponins, glycosides, anthraquinones, tannins, and flavonoids, and has a lot of promise for use in pharmaceutical and horticultural products. In this study, the researcher investigated the antibacterial property of Bangkok Kalachuchi (Adenium obesum) ethanolic leaf extract against standard tester strains of Staphylococcus aureus (ATCC 25923) and Escherichia coli (ATCC 25922) using disc diffusion method. The result of this study showed that Adenium obesum ethanolic leaf extract has antibacterial property against Staphylococcus aureus (ATCC 25923) at 1,000 µg/disc and 10,000 µg/disc concentrations and none against Escherichia coli (25922). Results also showed that the antibacterial property of Bangkok Kalachuchi (Adenium obesum) against Staphylococcus aureus (ATCC 25923) are significantly different at various concentration </w:t>
@@ -23054,40 +23556,31 @@
           <w:szCs w:val="22"/>
           <w:b w:val="0"/>
           <w:bCs w:val="0"/>
-          <w:strike/>
-          <w:color w:val="000000"/>
-        </w:rPr>
-        <w:t xml:space="preserve">indicating</w:t>
-      </w:r>
-      <w:r>
-        <w:rPr>
-          <w:rFonts w:ascii="Georgia" w:hAnsi="Georgia" w:cs="Georgia" w:eastAsia="Georgia"/>
-          <w:sz w:val="22"/>
-          <w:szCs w:val="22"/>
-          <w:b w:val="0"/>
-          <w:bCs w:val="0"/>
-          <w:color w:val="000000"/>
-        </w:rPr>
-        <w:t xml:space="preserve"> </w:t>
-      </w:r>
-      <w:r>
-        <w:rPr>
-          <w:rFonts w:ascii="Georgia" w:hAnsi="Georgia" w:cs="Georgia" w:eastAsia="Georgia"/>
-          <w:sz w:val="22"/>
-          <w:szCs w:val="22"/>
-          <w:b w:val="0"/>
-          <w:bCs w:val="0"/>
+          <w:color w:val="000000"/>
+          <w:strike w:val="1"/>
+        </w:rPr>
+        <w:t>indicating</w:t>
+      </w:r>
+      <w:r>
+        <w:rPr>
+          <w:rFonts w:ascii="Georgia" w:hAnsi="Georgia" w:cs="Georgia" w:eastAsia="Georgia"/>
+          <w:sz w:val="20"/>
+          <w:szCs w:val="20"/>
+          <w:b w:val="0"/>
+          <w:bCs w:val="0"/>
+          <w:strike w:val="0"/>
           <w:color w:val="808080"/>
         </w:rPr>
-        <w:t xml:space="preserve">(FP-Gen)</w:t>
-      </w:r>
-      <w:r>
-        <w:rPr>
-          <w:rFonts w:ascii="Georgia" w:hAnsi="Georgia" w:cs="Georgia" w:eastAsia="Georgia"/>
-          <w:sz w:val="22"/>
-          <w:szCs w:val="22"/>
-          <w:b w:val="0"/>
-          <w:bCs w:val="0"/>
+        <w:t xml:space="preserve"> (FP-Gen)</w:t>
+      </w:r>
+      <w:r>
+        <w:rPr>
+          <w:rFonts w:ascii="Georgia" w:hAnsi="Georgia" w:cs="Georgia" w:eastAsia="Georgia"/>
+          <w:sz w:val="22"/>
+          <w:szCs w:val="22"/>
+          <w:b w:val="0"/>
+          <w:bCs w:val="0"/>
+          <w:strike w:val="0"/>
           <w:color w:val="000000"/>
         </w:rPr>
         <w:t xml:space="preserve"> that its antibacterial property is dose dependent.</w:t>
@@ -23132,6 +23625,7 @@
           <w:szCs w:val="22"/>
           <w:b w:val="0"/>
           <w:bCs w:val="0"/>
+          <w:strike w:val="0"/>
           <w:color w:val="000000"/>
         </w:rPr>
         <w:t xml:space="preserve">The emergence of infectious diseases driven by pathogenic microbes prompted the need for the discovery of more effective and affordable medicines. In finding alternative agents that helps combat microbial diseases, studies revealed that several plants possess pharmaceutical activities. Paragis (Eleusine indica L.) is a difficult weed in turf grass systems of the Poaceae family cultivated throughout the world. The information collected reveals that the medicinal attributes of paragis have been utilized for many reasons. Investigations have shown that paragis contains bioactive components known to possess antimicrobial activity. The present study conducted an experiment to determine the antifungal </w:t>
@@ -23143,40 +23637,31 @@
           <w:szCs w:val="22"/>
           <w:b w:val="0"/>
           <w:bCs w:val="0"/>
-          <w:strike/>
-          <w:color w:val="000000"/>
-        </w:rPr>
-        <w:t xml:space="preserve">potential</w:t>
-      </w:r>
-      <w:r>
-        <w:rPr>
-          <w:rFonts w:ascii="Georgia" w:hAnsi="Georgia" w:cs="Georgia" w:eastAsia="Georgia"/>
-          <w:sz w:val="22"/>
-          <w:szCs w:val="22"/>
-          <w:b w:val="0"/>
-          <w:bCs w:val="0"/>
-          <w:color w:val="000000"/>
-        </w:rPr>
-        <w:t xml:space="preserve"> </w:t>
-      </w:r>
-      <w:r>
-        <w:rPr>
-          <w:rFonts w:ascii="Georgia" w:hAnsi="Georgia" w:cs="Georgia" w:eastAsia="Georgia"/>
-          <w:sz w:val="22"/>
-          <w:szCs w:val="22"/>
-          <w:b w:val="0"/>
-          <w:bCs w:val="0"/>
+          <w:color w:val="000000"/>
+          <w:strike w:val="1"/>
+        </w:rPr>
+        <w:t>potential</w:t>
+      </w:r>
+      <w:r>
+        <w:rPr>
+          <w:rFonts w:ascii="Georgia" w:hAnsi="Georgia" w:cs="Georgia" w:eastAsia="Georgia"/>
+          <w:sz w:val="20"/>
+          <w:szCs w:val="20"/>
+          <w:b w:val="0"/>
+          <w:bCs w:val="0"/>
+          <w:strike w:val="0"/>
           <w:color w:val="808080"/>
         </w:rPr>
-        <w:t xml:space="preserve">(FP-Gen)</w:t>
-      </w:r>
-      <w:r>
-        <w:rPr>
-          <w:rFonts w:ascii="Georgia" w:hAnsi="Georgia" w:cs="Georgia" w:eastAsia="Georgia"/>
-          <w:sz w:val="22"/>
-          <w:szCs w:val="22"/>
-          <w:b w:val="0"/>
-          <w:bCs w:val="0"/>
+        <w:t xml:space="preserve"> (FP-Gen)</w:t>
+      </w:r>
+      <w:r>
+        <w:rPr>
+          <w:rFonts w:ascii="Georgia" w:hAnsi="Georgia" w:cs="Georgia" w:eastAsia="Georgia"/>
+          <w:sz w:val="22"/>
+          <w:szCs w:val="22"/>
+          <w:b w:val="0"/>
+          <w:bCs w:val="0"/>
+          <w:strike w:val="0"/>
           <w:color w:val="000000"/>
         </w:rPr>
         <w:t xml:space="preserve"> of paragis leaf extracts against Colletotrichum species. This study made use of agar block method in isolation of the test organism in the prepared Potato Dextrose Agar media. Paper disc diffusion assay was done using crude ethanolic leaf extract in different concentrations and extraction techniques, Kupchan Partitioning Method (Polar, Semi-polar, Non-polar fractions), and ethanolic crude in boiled, and not boiled treatments in determining its antifungal </w:t>
@@ -23188,40 +23673,31 @@
           <w:szCs w:val="22"/>
           <w:b w:val="0"/>
           <w:bCs w:val="0"/>
-          <w:strike/>
-          <w:color w:val="000000"/>
-        </w:rPr>
-        <w:t xml:space="preserve">potential</w:t>
-      </w:r>
-      <w:r>
-        <w:rPr>
-          <w:rFonts w:ascii="Georgia" w:hAnsi="Georgia" w:cs="Georgia" w:eastAsia="Georgia"/>
-          <w:sz w:val="22"/>
-          <w:szCs w:val="22"/>
-          <w:b w:val="0"/>
-          <w:bCs w:val="0"/>
-          <w:color w:val="000000"/>
-        </w:rPr>
-        <w:t xml:space="preserve"> </w:t>
-      </w:r>
-      <w:r>
-        <w:rPr>
-          <w:rFonts w:ascii="Georgia" w:hAnsi="Georgia" w:cs="Georgia" w:eastAsia="Georgia"/>
-          <w:sz w:val="22"/>
-          <w:szCs w:val="22"/>
-          <w:b w:val="0"/>
-          <w:bCs w:val="0"/>
+          <w:color w:val="000000"/>
+          <w:strike w:val="1"/>
+        </w:rPr>
+        <w:t>potential</w:t>
+      </w:r>
+      <w:r>
+        <w:rPr>
+          <w:rFonts w:ascii="Georgia" w:hAnsi="Georgia" w:cs="Georgia" w:eastAsia="Georgia"/>
+          <w:sz w:val="20"/>
+          <w:szCs w:val="20"/>
+          <w:b w:val="0"/>
+          <w:bCs w:val="0"/>
+          <w:strike w:val="0"/>
           <w:color w:val="808080"/>
         </w:rPr>
-        <w:t xml:space="preserve">(FP-Gen)</w:t>
-      </w:r>
-      <w:r>
-        <w:rPr>
-          <w:rFonts w:ascii="Georgia" w:hAnsi="Georgia" w:cs="Georgia" w:eastAsia="Georgia"/>
-          <w:sz w:val="22"/>
-          <w:szCs w:val="22"/>
-          <w:b w:val="0"/>
-          <w:bCs w:val="0"/>
+        <w:t xml:space="preserve"> (FP-Gen)</w:t>
+      </w:r>
+      <w:r>
+        <w:rPr>
+          <w:rFonts w:ascii="Georgia" w:hAnsi="Georgia" w:cs="Georgia" w:eastAsia="Georgia"/>
+          <w:sz w:val="22"/>
+          <w:szCs w:val="22"/>
+          <w:b w:val="0"/>
+          <w:bCs w:val="0"/>
+          <w:strike w:val="0"/>
           <w:color w:val="000000"/>
         </w:rPr>
         <w:t xml:space="preserve">. All experiments were performed in triplicate and were presented as mean + SD. Statistical analysis performed using One-way, Univariate ANOVA, and Tukey’s HSD Multiple Comparison Test. The findings of this study showed and </w:t>
@@ -23233,18 +23709,105 @@
           <w:szCs w:val="22"/>
           <w:b w:val="0"/>
           <w:bCs w:val="0"/>
+          <w:strike w:val="0"/>
           <w:highlight w:val="red"/>
           <w:color w:val="FFFFFF"/>
         </w:rPr>
-        <w:t xml:space="preserve">suggests</w:t>
-      </w:r>
-      <w:r>
-        <w:rPr>
-          <w:rFonts w:ascii="Georgia" w:hAnsi="Georgia" w:cs="Georgia" w:eastAsia="Georgia"/>
-          <w:sz w:val="22"/>
-          <w:szCs w:val="22"/>
-          <w:b w:val="0"/>
-          <w:bCs w:val="0"/>
+        <w:t>suggests</w:t>
+      </w:r>
+      <w:r>
+        <w:rPr>
+          <w:rFonts w:ascii="Georgia" w:hAnsi="Georgia" w:cs="Georgia" w:eastAsia="Georgia"/>
+          <w:sz w:val="20"/>
+          <w:szCs w:val="20"/>
+          <w:b w:val="0"/>
+          <w:bCs w:val="0"/>
+          <w:strike w:val="0"/>
+          <w:color w:val="ED7D31"/>
+        </w:rPr>
+        <w:t xml:space="preserve"> (EC)</w:t>
+      </w:r>
+      <w:r>
+        <w:rPr>
+          <w:rFonts w:ascii="Georgia" w:hAnsi="Georgia" w:cs="Georgia" w:eastAsia="Georgia"/>
+          <w:sz w:val="22"/>
+          <w:szCs w:val="22"/>
+          <w:b w:val="0"/>
+          <w:bCs w:val="0"/>
+          <w:strike w:val="0"/>
+          <w:color w:val="000000"/>
+        </w:rPr>
+        <w:t xml:space="preserve"> that the extraction efficiency favors the highly polar solvents than the non-polar solvents in determining the antifungal </w:t>
+      </w:r>
+      <w:r>
+        <w:rPr>
+          <w:rFonts w:ascii="Georgia" w:hAnsi="Georgia" w:cs="Georgia" w:eastAsia="Georgia"/>
+          <w:sz w:val="22"/>
+          <w:szCs w:val="22"/>
+          <w:b w:val="0"/>
+          <w:bCs w:val="0"/>
+          <w:color w:val="000000"/>
+          <w:strike w:val="1"/>
+        </w:rPr>
+        <w:t>potential</w:t>
+      </w:r>
+      <w:r>
+        <w:rPr>
+          <w:rFonts w:ascii="Georgia" w:hAnsi="Georgia" w:cs="Georgia" w:eastAsia="Georgia"/>
+          <w:sz w:val="20"/>
+          <w:szCs w:val="20"/>
+          <w:b w:val="0"/>
+          <w:bCs w:val="0"/>
+          <w:strike w:val="0"/>
+          <w:color w:val="808080"/>
+        </w:rPr>
+        <w:t xml:space="preserve"> (FP-Gen)</w:t>
+      </w:r>
+      <w:r>
+        <w:rPr>
+          <w:rFonts w:ascii="Georgia" w:hAnsi="Georgia" w:cs="Georgia" w:eastAsia="Georgia"/>
+          <w:sz w:val="22"/>
+          <w:szCs w:val="22"/>
+          <w:b w:val="0"/>
+          <w:bCs w:val="0"/>
+          <w:strike w:val="0"/>
+          <w:color w:val="000000"/>
+        </w:rPr>
+        <w:t xml:space="preserve"> of E. indica against Colletotrichum spp.. The findings of this study attested that this specific type of grass </w:t>
+      </w:r>
+      <w:r>
+        <w:rPr>
+          <w:rFonts w:ascii="Georgia" w:hAnsi="Georgia" w:cs="Georgia" w:eastAsia="Georgia"/>
+          <w:sz w:val="22"/>
+          <w:szCs w:val="22"/>
+          <w:b w:val="0"/>
+          <w:bCs w:val="0"/>
+          <w:strike w:val="0"/>
+          <w:shd w:val="clear" w:fill="00B0F0"/>
+          <w:color w:val="000000"/>
+        </w:rPr>
+        <w:t>could</w:t>
+      </w:r>
+      <w:r>
+        <w:rPr>
+          <w:rFonts w:ascii="Georgia" w:hAnsi="Georgia" w:cs="Georgia" w:eastAsia="Georgia"/>
+          <w:sz w:val="20"/>
+          <w:szCs w:val="20"/>
+          <w:b w:val="0"/>
+          <w:bCs w:val="0"/>
+          <w:strike w:val="0"/>
+          <w:color w:val="ED7D31"/>
+        </w:rPr>
+        <w:t xml:space="preserve"> (EC)</w:t>
+      </w:r>
+      <w:r>
+        <w:rPr>
+          <w:rFonts w:ascii="Georgia" w:hAnsi="Georgia" w:cs="Georgia" w:eastAsia="Georgia"/>
+          <w:sz w:val="22"/>
+          <w:szCs w:val="22"/>
+          <w:b w:val="0"/>
+          <w:bCs w:val="0"/>
+          <w:strike w:val="0"/>
           <w:color w:val="000000"/>
         </w:rPr>
         <w:t xml:space="preserve"> </w:t>
@@ -23256,152 +23819,32 @@
           <w:szCs w:val="22"/>
           <w:b w:val="0"/>
           <w:bCs w:val="0"/>
+          <w:strike w:val="0"/>
+          <w:highlight w:val="yellow"/>
+          <w:color w:val="000000"/>
+        </w:rPr>
+        <w:t>potentially</w:t>
+      </w:r>
+      <w:r>
+        <w:rPr>
+          <w:rFonts w:ascii="Georgia" w:hAnsi="Georgia" w:cs="Georgia" w:eastAsia="Georgia"/>
+          <w:sz w:val="20"/>
+          <w:szCs w:val="20"/>
+          <w:b w:val="0"/>
+          <w:bCs w:val="0"/>
+          <w:strike w:val="0"/>
           <w:color w:val="ED7D31"/>
         </w:rPr>
-        <w:t xml:space="preserve">(EC)</w:t>
-      </w:r>
-      <w:r>
-        <w:rPr>
-          <w:rFonts w:ascii="Georgia" w:hAnsi="Georgia" w:cs="Georgia" w:eastAsia="Georgia"/>
-          <w:sz w:val="22"/>
-          <w:szCs w:val="22"/>
-          <w:b w:val="0"/>
-          <w:bCs w:val="0"/>
-          <w:color w:val="000000"/>
-        </w:rPr>
-        <w:t xml:space="preserve"> that the extraction efficiency favors the highly polar solvents than the non-polar solvents in determining the antifungal </w:t>
-      </w:r>
-      <w:r>
-        <w:rPr>
-          <w:rFonts w:ascii="Georgia" w:hAnsi="Georgia" w:cs="Georgia" w:eastAsia="Georgia"/>
-          <w:sz w:val="22"/>
-          <w:szCs w:val="22"/>
-          <w:b w:val="0"/>
-          <w:bCs w:val="0"/>
-          <w:strike/>
-          <w:color w:val="000000"/>
-        </w:rPr>
-        <w:t xml:space="preserve">potential</w:t>
-      </w:r>
-      <w:r>
-        <w:rPr>
-          <w:rFonts w:ascii="Georgia" w:hAnsi="Georgia" w:cs="Georgia" w:eastAsia="Georgia"/>
-          <w:sz w:val="22"/>
-          <w:szCs w:val="22"/>
-          <w:b w:val="0"/>
-          <w:bCs w:val="0"/>
-          <w:color w:val="000000"/>
-        </w:rPr>
-        <w:t xml:space="preserve"> </w:t>
-      </w:r>
-      <w:r>
-        <w:rPr>
-          <w:rFonts w:ascii="Georgia" w:hAnsi="Georgia" w:cs="Georgia" w:eastAsia="Georgia"/>
-          <w:sz w:val="22"/>
-          <w:szCs w:val="22"/>
-          <w:b w:val="0"/>
-          <w:bCs w:val="0"/>
-          <w:color w:val="808080"/>
-        </w:rPr>
-        <w:t xml:space="preserve">(FP-Gen)</w:t>
-      </w:r>
-      <w:r>
-        <w:rPr>
-          <w:rFonts w:ascii="Georgia" w:hAnsi="Georgia" w:cs="Georgia" w:eastAsia="Georgia"/>
-          <w:sz w:val="22"/>
-          <w:szCs w:val="22"/>
-          <w:b w:val="0"/>
-          <w:bCs w:val="0"/>
-          <w:color w:val="000000"/>
-        </w:rPr>
-        <w:t xml:space="preserve"> of E. indica against Colletotrichum spp.. The findings of this study attested that this specific type of grass </w:t>
-      </w:r>
-      <w:r>
-        <w:rPr>
-          <w:rFonts w:ascii="Georgia" w:hAnsi="Georgia" w:cs="Georgia" w:eastAsia="Georgia"/>
-          <w:sz w:val="22"/>
-          <w:szCs w:val="22"/>
-          <w:b w:val="0"/>
-          <w:bCs w:val="0"/>
-          <w:shd w:val="clear" w:color="auto" w:fill="00B0F0"/>
-          <w:color w:val="000000"/>
-        </w:rPr>
-        <w:t xml:space="preserve">could</w:t>
-      </w:r>
-      <w:r>
-        <w:rPr>
-          <w:rFonts w:ascii="Georgia" w:hAnsi="Georgia" w:cs="Georgia" w:eastAsia="Georgia"/>
-          <w:sz w:val="22"/>
-          <w:szCs w:val="22"/>
-          <w:b w:val="0"/>
-          <w:bCs w:val="0"/>
-          <w:color w:val="000000"/>
-        </w:rPr>
-        <w:t xml:space="preserve"> </w:t>
-      </w:r>
-      <w:r>
-        <w:rPr>
-          <w:rFonts w:ascii="Georgia" w:hAnsi="Georgia" w:cs="Georgia" w:eastAsia="Georgia"/>
-          <w:sz w:val="22"/>
-          <w:szCs w:val="22"/>
-          <w:b w:val="0"/>
-          <w:bCs w:val="0"/>
-          <w:color w:val="ED7D31"/>
-        </w:rPr>
-        <w:t xml:space="preserve">(EC)</w:t>
-      </w:r>
-      <w:r>
-        <w:rPr>
-          <w:rFonts w:ascii="Georgia" w:hAnsi="Georgia" w:cs="Georgia" w:eastAsia="Georgia"/>
-          <w:sz w:val="22"/>
-          <w:szCs w:val="22"/>
-          <w:b w:val="0"/>
-          <w:bCs w:val="0"/>
-          <w:color w:val="000000"/>
-        </w:rPr>
-        <w:t xml:space="preserve"> </w:t>
-      </w:r>
-      <w:r>
-        <w:rPr>
-          <w:rFonts w:ascii="Georgia" w:hAnsi="Georgia" w:cs="Georgia" w:eastAsia="Georgia"/>
-          <w:sz w:val="22"/>
-          <w:szCs w:val="22"/>
-          <w:b w:val="0"/>
-          <w:bCs w:val="0"/>
-          <w:highlight w:val="yellow"/>
-          <w:color w:val="000000"/>
-        </w:rPr>
-        <w:t xml:space="preserve">potentially</w:t>
-      </w:r>
-      <w:r>
-        <w:rPr>
-          <w:rFonts w:ascii="Georgia" w:hAnsi="Georgia" w:cs="Georgia" w:eastAsia="Georgia"/>
-          <w:sz w:val="22"/>
-          <w:szCs w:val="22"/>
-          <w:b w:val="0"/>
-          <w:bCs w:val="0"/>
-          <w:color w:val="000000"/>
-        </w:rPr>
-        <w:t xml:space="preserve"> </w:t>
-      </w:r>
-      <w:r>
-        <w:rPr>
-          <w:rFonts w:ascii="Georgia" w:hAnsi="Georgia" w:cs="Georgia" w:eastAsia="Georgia"/>
-          <w:sz w:val="22"/>
-          <w:szCs w:val="22"/>
-          <w:b w:val="0"/>
-          <w:bCs w:val="0"/>
-          <w:color w:val="ED7D31"/>
-        </w:rPr>
-        <w:t xml:space="preserve">(EC)</w:t>
-      </w:r>
-      <w:r>
-        <w:rPr>
-          <w:rFonts w:ascii="Georgia" w:hAnsi="Georgia" w:cs="Georgia" w:eastAsia="Georgia"/>
-          <w:sz w:val="22"/>
-          <w:szCs w:val="22"/>
-          <w:b w:val="0"/>
-          <w:bCs w:val="0"/>
+        <w:t xml:space="preserve"> (EC)</w:t>
+      </w:r>
+      <w:r>
+        <w:rPr>
+          <w:rFonts w:ascii="Georgia" w:hAnsi="Georgia" w:cs="Georgia" w:eastAsia="Georgia"/>
+          <w:sz w:val="22"/>
+          <w:szCs w:val="22"/>
+          <w:b w:val="0"/>
+          <w:bCs w:val="0"/>
+          <w:strike w:val="0"/>
           <w:color w:val="000000"/>
         </w:rPr>
         <w:t xml:space="preserve"> be used as biofungicide agent.</w:t>
@@ -23446,6 +23889,7 @@
           <w:szCs w:val="22"/>
           <w:b w:val="0"/>
           <w:bCs w:val="0"/>
+          <w:strike w:val="0"/>
           <w:color w:val="000000"/>
         </w:rPr>
         <w:t xml:space="preserve">The study investigates bamboo-aloe vera composite plates as eco-friendly alternatives to non-biodegradable materials like styrofoam and silver foil paper plates. Researchers conducted experiments on plates made from bamboo leaves with and without aloe vera coating, assessing properties like biodegradability, tensile strength, water uptake, and melting temperature. The biodegradable plate developed exhibited the following properties: Bamboo fiber plates (T1) and bamboo fiber plates coated with aloe vera (T2) degrade faster than styrofoam and silver foil plates; Bamboo fiber plates coated with aloe vera (T2) showcased the highest tensile strength compared to other treatments Bamboo fiber plates (T1) and bamboo fiber plates coated with aloe vera (T2) uptake more water than styrofoam and silver foil paper plates; The significant differences in melting temperature </w:t>
@@ -23457,40 +23901,31 @@
           <w:szCs w:val="22"/>
           <w:b w:val="0"/>
           <w:bCs w:val="0"/>
-          <w:strike/>
-          <w:color w:val="000000"/>
-        </w:rPr>
-        <w:t xml:space="preserve">indicate</w:t>
-      </w:r>
-      <w:r>
-        <w:rPr>
-          <w:rFonts w:ascii="Georgia" w:hAnsi="Georgia" w:cs="Georgia" w:eastAsia="Georgia"/>
-          <w:sz w:val="22"/>
-          <w:szCs w:val="22"/>
-          <w:b w:val="0"/>
-          <w:bCs w:val="0"/>
-          <w:color w:val="000000"/>
-        </w:rPr>
-        <w:t xml:space="preserve"> </w:t>
-      </w:r>
-      <w:r>
-        <w:rPr>
-          <w:rFonts w:ascii="Georgia" w:hAnsi="Georgia" w:cs="Georgia" w:eastAsia="Georgia"/>
-          <w:sz w:val="22"/>
-          <w:szCs w:val="22"/>
-          <w:b w:val="0"/>
-          <w:bCs w:val="0"/>
+          <w:color w:val="000000"/>
+          <w:strike w:val="1"/>
+        </w:rPr>
+        <w:t>indicate</w:t>
+      </w:r>
+      <w:r>
+        <w:rPr>
+          <w:rFonts w:ascii="Georgia" w:hAnsi="Georgia" w:cs="Georgia" w:eastAsia="Georgia"/>
+          <w:sz w:val="20"/>
+          <w:szCs w:val="20"/>
+          <w:b w:val="0"/>
+          <w:bCs w:val="0"/>
+          <w:strike w:val="0"/>
           <w:color w:val="808080"/>
         </w:rPr>
-        <w:t xml:space="preserve">(FP-Gen)</w:t>
-      </w:r>
-      <w:r>
-        <w:rPr>
-          <w:rFonts w:ascii="Georgia" w:hAnsi="Georgia" w:cs="Georgia" w:eastAsia="Georgia"/>
-          <w:sz w:val="22"/>
-          <w:szCs w:val="22"/>
-          <w:b w:val="0"/>
-          <w:bCs w:val="0"/>
+        <w:t xml:space="preserve"> (FP-Gen)</w:t>
+      </w:r>
+      <w:r>
+        <w:rPr>
+          <w:rFonts w:ascii="Georgia" w:hAnsi="Georgia" w:cs="Georgia" w:eastAsia="Georgia"/>
+          <w:sz w:val="22"/>
+          <w:szCs w:val="22"/>
+          <w:b w:val="0"/>
+          <w:bCs w:val="0"/>
+          <w:strike w:val="0"/>
           <w:color w:val="000000"/>
         </w:rPr>
         <w:t xml:space="preserve"> variations in thermal stability among the different plate materials.</w:t>
@@ -23531,52 +23966,307 @@
       <w:r>
         <w:rPr>
           <w:rFonts w:ascii="Georgia" w:hAnsi="Georgia" w:cs="Georgia" w:eastAsia="Georgia"/>
-          <w:b w:val="0"/>
-          <w:i w:val="0"/>
-          <w:sz w:val="22"/>
-          <w:color w:val="000000"/>
-        </w:rPr>
-        <w:t xml:space="preserve">Methicillin-resistant Staphylococcus aureus (MRSA) is a common and potentially (EC) severe pathogen that has developed resistance to several types of antibiotics. MRSA bacteria can (FP-Cap) survive long on surfaces and objects, including second-hand clothing (SHC). The increasing popularity of SHC or “ukay-ukay” in the Philippines, coupled with potential (EC) public health concerns associated with transmitting pathogenic bacteria, emphasized this research’s need. Thus </w:t>
-      </w:r>
-      <w:r>
-        <w:rPr>
-          <w:rFonts w:ascii="Georgia" w:hAnsi="Georgia" w:cs="Georgia" w:eastAsia="Georgia"/>
-          <w:b w:val="0"/>
-          <w:i w:val="0"/>
-          <w:sz w:val="22"/>
+          <w:sz w:val="22"/>
+          <w:szCs w:val="22"/>
+          <w:b w:val="0"/>
+          <w:bCs w:val="0"/>
+          <w:strike w:val="0"/>
+          <w:color w:val="000000"/>
+        </w:rPr>
+        <w:t xml:space="preserve">Methicillin-resistant Staphylococcus aureus (MRSA) is a common and </w:t>
+      </w:r>
+      <w:r>
+        <w:rPr>
+          <w:rFonts w:ascii="Georgia" w:hAnsi="Georgia" w:cs="Georgia" w:eastAsia="Georgia"/>
+          <w:sz w:val="22"/>
+          <w:szCs w:val="22"/>
+          <w:b w:val="0"/>
+          <w:bCs w:val="0"/>
+          <w:strike w:val="0"/>
+          <w:highlight w:val="yellow"/>
+          <w:color w:val="000000"/>
+        </w:rPr>
+        <w:t>potentially</w:t>
+      </w:r>
+      <w:r>
+        <w:rPr>
+          <w:rFonts w:ascii="Georgia" w:hAnsi="Georgia" w:cs="Georgia" w:eastAsia="Georgia"/>
+          <w:sz w:val="20"/>
+          <w:szCs w:val="20"/>
+          <w:b w:val="0"/>
+          <w:bCs w:val="0"/>
+          <w:strike w:val="0"/>
+          <w:color w:val="ED7D31"/>
+        </w:rPr>
+        <w:t xml:space="preserve"> (EC)</w:t>
+      </w:r>
+      <w:r>
+        <w:rPr>
+          <w:rFonts w:ascii="Georgia" w:hAnsi="Georgia" w:cs="Georgia" w:eastAsia="Georgia"/>
+          <w:sz w:val="22"/>
+          <w:szCs w:val="22"/>
+          <w:b w:val="0"/>
+          <w:bCs w:val="0"/>
+          <w:strike w:val="0"/>
+          <w:color w:val="000000"/>
+        </w:rPr>
+        <w:t xml:space="preserve"> severe pathogen that has developed resistance to several types of antibiotics. MRSA bacteria </w:t>
+      </w:r>
+      <w:r>
+        <w:rPr>
+          <w:rFonts w:ascii="Georgia" w:hAnsi="Georgia" w:cs="Georgia" w:eastAsia="Georgia"/>
+          <w:sz w:val="22"/>
+          <w:szCs w:val="22"/>
+          <w:b w:val="0"/>
+          <w:bCs w:val="0"/>
+          <w:color w:val="000000"/>
+          <w:strike w:val="1"/>
+        </w:rPr>
+        <w:t>can</w:t>
+      </w:r>
+      <w:r>
+        <w:rPr>
+          <w:rFonts w:ascii="Georgia" w:hAnsi="Georgia" w:cs="Georgia" w:eastAsia="Georgia"/>
+          <w:sz w:val="20"/>
+          <w:szCs w:val="20"/>
+          <w:b w:val="0"/>
+          <w:bCs w:val="0"/>
+          <w:strike w:val="0"/>
+          <w:color w:val="808080"/>
+        </w:rPr>
+        <w:t xml:space="preserve"> (FP-Cap)</w:t>
+      </w:r>
+      <w:r>
+        <w:rPr>
+          <w:rFonts w:ascii="Georgia" w:hAnsi="Georgia" w:cs="Georgia" w:eastAsia="Georgia"/>
+          <w:sz w:val="22"/>
+          <w:szCs w:val="22"/>
+          <w:b w:val="0"/>
+          <w:bCs w:val="0"/>
+          <w:strike w:val="0"/>
+          <w:color w:val="000000"/>
+        </w:rPr>
+        <w:t xml:space="preserve"> survive long on surfaces and objects, including second-hand clothing (SHC). The increasing popularity of SHC or “ukay-ukay” in the Philippines, coupled with </w:t>
+      </w:r>
+      <w:r>
+        <w:rPr>
+          <w:rFonts w:ascii="Georgia" w:hAnsi="Georgia" w:cs="Georgia" w:eastAsia="Georgia"/>
+          <w:sz w:val="22"/>
+          <w:szCs w:val="22"/>
+          <w:b w:val="0"/>
+          <w:bCs w:val="0"/>
+          <w:strike w:val="0"/>
+          <w:highlight w:val="red"/>
+          <w:color w:val="FFFFFF"/>
+        </w:rPr>
+        <w:t>potential</w:t>
+      </w:r>
+      <w:r>
+        <w:rPr>
+          <w:rFonts w:ascii="Georgia" w:hAnsi="Georgia" w:cs="Georgia" w:eastAsia="Georgia"/>
+          <w:sz w:val="20"/>
+          <w:szCs w:val="20"/>
+          <w:b w:val="0"/>
+          <w:bCs w:val="0"/>
+          <w:strike w:val="0"/>
+          <w:color w:val="ED7D31"/>
+        </w:rPr>
+        <w:t xml:space="preserve"> (EC)</w:t>
+      </w:r>
+      <w:r>
+        <w:rPr>
+          <w:rFonts w:ascii="Georgia" w:hAnsi="Georgia" w:cs="Georgia" w:eastAsia="Georgia"/>
+          <w:sz w:val="22"/>
+          <w:szCs w:val="22"/>
+          <w:b w:val="0"/>
+          <w:bCs w:val="0"/>
+          <w:strike w:val="0"/>
+          <w:color w:val="000000"/>
+        </w:rPr>
+        <w:t xml:space="preserve"> public health concerns associated with transmitting pathogenic bacteria, emphasized this research’s need. </w:t>
+      </w:r>
+      <w:r>
+        <w:rPr>
+          <w:rFonts w:ascii="Georgia" w:hAnsi="Georgia" w:cs="Georgia" w:eastAsia="Georgia"/>
+          <w:sz w:val="22"/>
+          <w:szCs w:val="22"/>
+          <w:b w:val="0"/>
+          <w:bCs w:val="0"/>
+          <w:strike w:val="0"/>
+          <w:color w:val="000000"/>
+        </w:rPr>
+        <w:t>Thus</w:t>
+      </w:r>
+      <w:r>
+        <w:rPr>
+          <w:rFonts w:ascii="Georgia" w:hAnsi="Georgia" w:cs="Georgia" w:eastAsia="Georgia"/>
+          <w:sz w:val="20"/>
+          <w:szCs w:val="20"/>
+          <w:b w:val="0"/>
+          <w:bCs w:val="0"/>
+          <w:strike w:val="0"/>
           <w:color w:val="8B4513"/>
         </w:rPr>
-        <w:t>(DO)</w:t>
-      </w:r>
-      <w:r>
-        <w:rPr>
-          <w:rFonts w:ascii="Georgia" w:hAnsi="Georgia" w:cs="Georgia" w:eastAsia="Georgia"/>
-          <w:b w:val="0"/>
-          <w:i w:val="0"/>
-          <w:sz w:val="22"/>
-          <w:color w:val="000000"/>
-        </w:rPr>
-        <w:t xml:space="preserve">, this study detected the presence of S. aureus and MRSA in second-hand clothing. A total of fifteen most frequently purchased second-hand clothing (i.e., blouses, tee shirts, crop tops, tank tops, and hoodie jackets) were collected from [REDACTED]. Bacteriological analyses demonstrated the presence of Staphylococcus species across all samples, with growth in high-salt-containing culture broth and characteristic growth on Mannitol Salt Agar (MSA). Biochemical tests revealed positive catalase and Gram-positive cocci in clusters typical of S. aureus. Antibiotic susceptibility testing indicated the presence of both methicillin-sensitive S. aureus (MSSA) and methicillin-resistant S. aureus (MRSA) strains among the collected samples, highlighting the potential (EC) public health risks associated with the handling and purchasing of second-hand clothing. This study, therefore </w:t>
-      </w:r>
-      <w:r>
-        <w:rPr>
-          <w:rFonts w:ascii="Georgia" w:hAnsi="Georgia" w:cs="Georgia" w:eastAsia="Georgia"/>
-          <w:b w:val="0"/>
-          <w:i w:val="0"/>
-          <w:sz w:val="22"/>
+        <w:t xml:space="preserve"> (DO)</w:t>
+      </w:r>
+      <w:r>
+        <w:rPr>
+          <w:rFonts w:ascii="Georgia" w:hAnsi="Georgia" w:cs="Georgia" w:eastAsia="Georgia"/>
+          <w:sz w:val="22"/>
+          <w:szCs w:val="22"/>
+          <w:b w:val="0"/>
+          <w:bCs w:val="0"/>
+          <w:strike w:val="0"/>
+          <w:color w:val="000000"/>
+        </w:rPr>
+        <w:t xml:space="preserve">, this study detected the presence of S. aureus and MRSA in second-hand clothing. A total of fifteen most frequently purchased second-hand clothing (i.e., blouses, tee shirts, crop tops, tank tops, and hoodie jackets) were collected from [REDACTED]. Bacteriological analyses demonstrated the presence of Staphylococcus species across all samples, with growth in high-salt-containing culture broth and characteristic growth on Mannitol Salt Agar (MSA). Biochemical tests revealed positive catalase and Gram-positive cocci in clusters typical of S. aureus. Antibiotic susceptibility testing indicated the presence of both methicillin-sensitive S. aureus (MSSA) and methicillin-resistant S. aureus (MRSA) strains among the collected samples, highlighting the </w:t>
+      </w:r>
+      <w:r>
+        <w:rPr>
+          <w:rFonts w:ascii="Georgia" w:hAnsi="Georgia" w:cs="Georgia" w:eastAsia="Georgia"/>
+          <w:sz w:val="22"/>
+          <w:szCs w:val="22"/>
+          <w:b w:val="0"/>
+          <w:bCs w:val="0"/>
+          <w:strike w:val="0"/>
+          <w:highlight w:val="red"/>
+          <w:color w:val="FFFFFF"/>
+        </w:rPr>
+        <w:t>potential</w:t>
+      </w:r>
+      <w:r>
+        <w:rPr>
+          <w:rFonts w:ascii="Georgia" w:hAnsi="Georgia" w:cs="Georgia" w:eastAsia="Georgia"/>
+          <w:sz w:val="20"/>
+          <w:szCs w:val="20"/>
+          <w:b w:val="0"/>
+          <w:bCs w:val="0"/>
+          <w:strike w:val="0"/>
+          <w:color w:val="ED7D31"/>
+        </w:rPr>
+        <w:t xml:space="preserve"> (EC)</w:t>
+      </w:r>
+      <w:r>
+        <w:rPr>
+          <w:rFonts w:ascii="Georgia" w:hAnsi="Georgia" w:cs="Georgia" w:eastAsia="Georgia"/>
+          <w:sz w:val="22"/>
+          <w:szCs w:val="22"/>
+          <w:b w:val="0"/>
+          <w:bCs w:val="0"/>
+          <w:strike w:val="0"/>
+          <w:color w:val="000000"/>
+        </w:rPr>
+        <w:t xml:space="preserve"> public health risks associated with the handling and purchasing of second-hand clothing. This study, </w:t>
+      </w:r>
+      <w:r>
+        <w:rPr>
+          <w:rFonts w:ascii="Georgia" w:hAnsi="Georgia" w:cs="Georgia" w:eastAsia="Georgia"/>
+          <w:sz w:val="22"/>
+          <w:szCs w:val="22"/>
+          <w:b w:val="0"/>
+          <w:bCs w:val="0"/>
+          <w:strike w:val="0"/>
+          <w:color w:val="000000"/>
+        </w:rPr>
+        <w:t>therefore</w:t>
+      </w:r>
+      <w:r>
+        <w:rPr>
+          <w:rFonts w:ascii="Georgia" w:hAnsi="Georgia" w:cs="Georgia" w:eastAsia="Georgia"/>
+          <w:sz w:val="20"/>
+          <w:szCs w:val="20"/>
+          <w:b w:val="0"/>
+          <w:bCs w:val="0"/>
+          <w:strike w:val="0"/>
           <w:color w:val="8B4513"/>
         </w:rPr>
-        <w:t>(DO)</w:t>
-      </w:r>
-      <w:r>
-        <w:rPr>
-          <w:rFonts w:ascii="Georgia" w:hAnsi="Georgia" w:cs="Georgia" w:eastAsia="Georgia"/>
-          <w:b w:val="0"/>
-          <w:i w:val="0"/>
-          <w:sz w:val="22"/>
-          <w:color w:val="000000"/>
-        </w:rPr>
-        <w:t>, underscores the need for proper precautions to mitigate the spread of potentially (EC) harmful bacteria, including MRSA, on second-hand clothing. It highlights the importance of raising awareness among both vendors and consumers about the potential (EC) health risks associated with these garments.</w:t>
+        <w:t xml:space="preserve"> (DO)</w:t>
+      </w:r>
+      <w:r>
+        <w:rPr>
+          <w:rFonts w:ascii="Georgia" w:hAnsi="Georgia" w:cs="Georgia" w:eastAsia="Georgia"/>
+          <w:sz w:val="22"/>
+          <w:szCs w:val="22"/>
+          <w:b w:val="0"/>
+          <w:bCs w:val="0"/>
+          <w:strike w:val="0"/>
+          <w:color w:val="000000"/>
+        </w:rPr>
+        <w:t xml:space="preserve">, underscores the need for proper precautions to mitigate the spread of </w:t>
+      </w:r>
+      <w:r>
+        <w:rPr>
+          <w:rFonts w:ascii="Georgia" w:hAnsi="Georgia" w:cs="Georgia" w:eastAsia="Georgia"/>
+          <w:sz w:val="22"/>
+          <w:szCs w:val="22"/>
+          <w:b w:val="0"/>
+          <w:bCs w:val="0"/>
+          <w:strike w:val="0"/>
+          <w:highlight w:val="yellow"/>
+          <w:color w:val="000000"/>
+        </w:rPr>
+        <w:t>potentially</w:t>
+      </w:r>
+      <w:r>
+        <w:rPr>
+          <w:rFonts w:ascii="Georgia" w:hAnsi="Georgia" w:cs="Georgia" w:eastAsia="Georgia"/>
+          <w:sz w:val="20"/>
+          <w:szCs w:val="20"/>
+          <w:b w:val="0"/>
+          <w:bCs w:val="0"/>
+          <w:strike w:val="0"/>
+          <w:color w:val="ED7D31"/>
+        </w:rPr>
+        <w:t xml:space="preserve"> (EC)</w:t>
+      </w:r>
+      <w:r>
+        <w:rPr>
+          <w:rFonts w:ascii="Georgia" w:hAnsi="Georgia" w:cs="Georgia" w:eastAsia="Georgia"/>
+          <w:sz w:val="22"/>
+          <w:szCs w:val="22"/>
+          <w:b w:val="0"/>
+          <w:bCs w:val="0"/>
+          <w:strike w:val="0"/>
+          <w:color w:val="000000"/>
+        </w:rPr>
+        <w:t xml:space="preserve"> harmful bacteria, including MRSA, on second-hand clothing. It highlights the importance of raising awareness among both vendors and consumers about the </w:t>
+      </w:r>
+      <w:r>
+        <w:rPr>
+          <w:rFonts w:ascii="Georgia" w:hAnsi="Georgia" w:cs="Georgia" w:eastAsia="Georgia"/>
+          <w:sz w:val="22"/>
+          <w:szCs w:val="22"/>
+          <w:b w:val="0"/>
+          <w:bCs w:val="0"/>
+          <w:strike w:val="0"/>
+          <w:highlight w:val="red"/>
+          <w:color w:val="FFFFFF"/>
+        </w:rPr>
+        <w:t>potential</w:t>
+      </w:r>
+      <w:r>
+        <w:rPr>
+          <w:rFonts w:ascii="Georgia" w:hAnsi="Georgia" w:cs="Georgia" w:eastAsia="Georgia"/>
+          <w:sz w:val="20"/>
+          <w:szCs w:val="20"/>
+          <w:b w:val="0"/>
+          <w:bCs w:val="0"/>
+          <w:strike w:val="0"/>
+          <w:color w:val="ED7D31"/>
+        </w:rPr>
+        <w:t xml:space="preserve"> (EC)</w:t>
+      </w:r>
+      <w:r>
+        <w:rPr>
+          <w:rFonts w:ascii="Georgia" w:hAnsi="Georgia" w:cs="Georgia" w:eastAsia="Georgia"/>
+          <w:sz w:val="22"/>
+          <w:szCs w:val="22"/>
+          <w:b w:val="0"/>
+          <w:bCs w:val="0"/>
+          <w:strike w:val="0"/>
+          <w:color w:val="000000"/>
+        </w:rPr>
+        <w:t xml:space="preserve"> health risks associated with these garments.</w:t>
       </w:r>
     </w:p>
     <w:p>
@@ -23618,6 +24308,7 @@
           <w:szCs w:val="22"/>
           <w:b w:val="0"/>
           <w:bCs w:val="0"/>
+          <w:strike w:val="0"/>
           <w:color w:val="000000"/>
         </w:rPr>
         <w:t xml:space="preserve">The increasing prevalence of antibiotic resistance among bacterial pathogens, particularly Staphylococcus aureus and Escherichia coli, necessitates the search for alternative antimicrobial agents. Medicinal plants have been widely explored for their bioactive compounds with antibacterial and antioxidant properties. However, there is a paucity of research on the phytochemical composition and biological activities of Ptychosperma propinquum (Macarthur Palm) fruit. This study aimed to assess the phytochemical composition, antioxidant </w:t>
@@ -23629,40 +24320,31 @@
           <w:szCs w:val="22"/>
           <w:b w:val="0"/>
           <w:bCs w:val="0"/>
-          <w:strike/>
-          <w:color w:val="000000"/>
-        </w:rPr>
-        <w:t xml:space="preserve">potential</w:t>
-      </w:r>
-      <w:r>
-        <w:rPr>
-          <w:rFonts w:ascii="Georgia" w:hAnsi="Georgia" w:cs="Georgia" w:eastAsia="Georgia"/>
-          <w:sz w:val="22"/>
-          <w:szCs w:val="22"/>
-          <w:b w:val="0"/>
-          <w:bCs w:val="0"/>
-          <w:color w:val="000000"/>
-        </w:rPr>
-        <w:t xml:space="preserve"> </w:t>
-      </w:r>
-      <w:r>
-        <w:rPr>
-          <w:rFonts w:ascii="Georgia" w:hAnsi="Georgia" w:cs="Georgia" w:eastAsia="Georgia"/>
-          <w:sz w:val="22"/>
-          <w:szCs w:val="22"/>
-          <w:b w:val="0"/>
-          <w:bCs w:val="0"/>
+          <w:color w:val="000000"/>
+          <w:strike w:val="1"/>
+        </w:rPr>
+        <w:t>potential</w:t>
+      </w:r>
+      <w:r>
+        <w:rPr>
+          <w:rFonts w:ascii="Georgia" w:hAnsi="Georgia" w:cs="Georgia" w:eastAsia="Georgia"/>
+          <w:sz w:val="20"/>
+          <w:szCs w:val="20"/>
+          <w:b w:val="0"/>
+          <w:bCs w:val="0"/>
+          <w:strike w:val="0"/>
           <w:color w:val="808080"/>
         </w:rPr>
-        <w:t xml:space="preserve">(FP-Gen)</w:t>
-      </w:r>
-      <w:r>
-        <w:rPr>
-          <w:rFonts w:ascii="Georgia" w:hAnsi="Georgia" w:cs="Georgia" w:eastAsia="Georgia"/>
-          <w:sz w:val="22"/>
-          <w:szCs w:val="22"/>
-          <w:b w:val="0"/>
-          <w:bCs w:val="0"/>
+        <w:t xml:space="preserve"> (FP-Gen)</w:t>
+      </w:r>
+      <w:r>
+        <w:rPr>
+          <w:rFonts w:ascii="Georgia" w:hAnsi="Georgia" w:cs="Georgia" w:eastAsia="Georgia"/>
+          <w:sz w:val="22"/>
+          <w:szCs w:val="22"/>
+          <w:b w:val="0"/>
+          <w:bCs w:val="0"/>
+          <w:strike w:val="0"/>
           <w:color w:val="000000"/>
         </w:rPr>
         <w:t xml:space="preserve">, and antibacterial activity of P. propinquum fruit ethanolic extract using Thin Layer Chromatography (TLC)-based techniques. The fruit extract was subjected to TLC phytochemical screening using various spray reagents to detect alkaloids, glycosidic flavonoids, steroids, anthraquinones, anthrones, coumarins, higher alcohols, essential oils, phenols, tannins, and flavonoids. Antioxidant activity was evaluated using the TLC-DPPH (2,2-diphenyl-1-picrylhydrazyl) assay, while antibacterial activity was assessed using the TLC-MTT ((3-(4,5-dimethylthiazol-2-yl)-2,5-diphenyltetrazolium bromide) overlay assay against S. aureus (ATCC 25923) and E. coli (ATCC 25922). Results revealed the presence of phenolic compounds, flavonoids, steroids, and alkaloids in the fruit extract. The TLC-DPPH assay demonstrated notable antioxidant activity, as </w:t>
@@ -23674,40 +24356,31 @@
           <w:szCs w:val="22"/>
           <w:b w:val="0"/>
           <w:bCs w:val="0"/>
-          <w:strike/>
-          <w:color w:val="000000"/>
-        </w:rPr>
-        <w:t xml:space="preserve">indicated</w:t>
-      </w:r>
-      <w:r>
-        <w:rPr>
-          <w:rFonts w:ascii="Georgia" w:hAnsi="Georgia" w:cs="Georgia" w:eastAsia="Georgia"/>
-          <w:sz w:val="22"/>
-          <w:szCs w:val="22"/>
-          <w:b w:val="0"/>
-          <w:bCs w:val="0"/>
-          <w:color w:val="000000"/>
-        </w:rPr>
-        <w:t xml:space="preserve"> </w:t>
-      </w:r>
-      <w:r>
-        <w:rPr>
-          <w:rFonts w:ascii="Georgia" w:hAnsi="Georgia" w:cs="Georgia" w:eastAsia="Georgia"/>
-          <w:sz w:val="22"/>
-          <w:szCs w:val="22"/>
-          <w:b w:val="0"/>
-          <w:bCs w:val="0"/>
+          <w:color w:val="000000"/>
+          <w:strike w:val="1"/>
+        </w:rPr>
+        <w:t>indicated</w:t>
+      </w:r>
+      <w:r>
+        <w:rPr>
+          <w:rFonts w:ascii="Georgia" w:hAnsi="Georgia" w:cs="Georgia" w:eastAsia="Georgia"/>
+          <w:sz w:val="20"/>
+          <w:szCs w:val="20"/>
+          <w:b w:val="0"/>
+          <w:bCs w:val="0"/>
+          <w:strike w:val="0"/>
           <w:color w:val="808080"/>
         </w:rPr>
-        <w:t xml:space="preserve">(FP-Gen)</w:t>
-      </w:r>
-      <w:r>
-        <w:rPr>
-          <w:rFonts w:ascii="Georgia" w:hAnsi="Georgia" w:cs="Georgia" w:eastAsia="Georgia"/>
-          <w:sz w:val="22"/>
-          <w:szCs w:val="22"/>
-          <w:b w:val="0"/>
-          <w:bCs w:val="0"/>
+        <w:t xml:space="preserve"> (FP-Gen)</w:t>
+      </w:r>
+      <w:r>
+        <w:rPr>
+          <w:rFonts w:ascii="Georgia" w:hAnsi="Georgia" w:cs="Georgia" w:eastAsia="Georgia"/>
+          <w:sz w:val="22"/>
+          <w:szCs w:val="22"/>
+          <w:b w:val="0"/>
+          <w:bCs w:val="0"/>
+          <w:strike w:val="0"/>
           <w:color w:val="000000"/>
         </w:rPr>
         <w:t xml:space="preserve"> by the reduction of DPPH radicals. The TLC-MTT overlay assay showed that the extract exhibits antibacterial activity against S. aureus but was ineffective against E. coli, </w:t>
@@ -23719,40 +24392,32 @@
           <w:szCs w:val="22"/>
           <w:b w:val="0"/>
           <w:bCs w:val="0"/>
+          <w:strike w:val="0"/>
           <w:highlight w:val="red"/>
           <w:color w:val="FFFFFF"/>
         </w:rPr>
-        <w:t xml:space="preserve">suggesting</w:t>
-      </w:r>
-      <w:r>
-        <w:rPr>
-          <w:rFonts w:ascii="Georgia" w:hAnsi="Georgia" w:cs="Georgia" w:eastAsia="Georgia"/>
-          <w:sz w:val="22"/>
-          <w:szCs w:val="22"/>
-          <w:b w:val="0"/>
-          <w:bCs w:val="0"/>
-          <w:color w:val="000000"/>
-        </w:rPr>
-        <w:t xml:space="preserve"> </w:t>
-      </w:r>
-      <w:r>
-        <w:rPr>
-          <w:rFonts w:ascii="Georgia" w:hAnsi="Georgia" w:cs="Georgia" w:eastAsia="Georgia"/>
-          <w:sz w:val="22"/>
-          <w:szCs w:val="22"/>
-          <w:b w:val="0"/>
-          <w:bCs w:val="0"/>
+        <w:t>suggesting</w:t>
+      </w:r>
+      <w:r>
+        <w:rPr>
+          <w:rFonts w:ascii="Georgia" w:hAnsi="Georgia" w:cs="Georgia" w:eastAsia="Georgia"/>
+          <w:sz w:val="20"/>
+          <w:szCs w:val="20"/>
+          <w:b w:val="0"/>
+          <w:bCs w:val="0"/>
+          <w:strike w:val="0"/>
           <w:color w:val="ED7D31"/>
         </w:rPr>
-        <w:t xml:space="preserve">(EC)</w:t>
-      </w:r>
-      <w:r>
-        <w:rPr>
-          <w:rFonts w:ascii="Georgia" w:hAnsi="Georgia" w:cs="Georgia" w:eastAsia="Georgia"/>
-          <w:sz w:val="22"/>
-          <w:szCs w:val="22"/>
-          <w:b w:val="0"/>
-          <w:bCs w:val="0"/>
+        <w:t xml:space="preserve"> (EC)</w:t>
+      </w:r>
+      <w:r>
+        <w:rPr>
+          <w:rFonts w:ascii="Georgia" w:hAnsi="Georgia" w:cs="Georgia" w:eastAsia="Georgia"/>
+          <w:sz w:val="22"/>
+          <w:szCs w:val="22"/>
+          <w:b w:val="0"/>
+          <w:bCs w:val="0"/>
+          <w:strike w:val="0"/>
           <w:color w:val="000000"/>
         </w:rPr>
         <w:t xml:space="preserve"> selective antibacterial </w:t>
@@ -23764,130 +24429,104 @@
           <w:szCs w:val="22"/>
           <w:b w:val="0"/>
           <w:bCs w:val="0"/>
+          <w:color w:val="000000"/>
+          <w:strike w:val="1"/>
+        </w:rPr>
+        <w:t>potential</w:t>
+      </w:r>
+      <w:r>
+        <w:rPr>
+          <w:rFonts w:ascii="Georgia" w:hAnsi="Georgia" w:cs="Georgia" w:eastAsia="Georgia"/>
+          <w:sz w:val="20"/>
+          <w:szCs w:val="20"/>
+          <w:b w:val="0"/>
+          <w:bCs w:val="0"/>
+          <w:strike w:val="0"/>
+          <w:color w:val="808080"/>
+        </w:rPr>
+        <w:t xml:space="preserve"> (FP-Gen)</w:t>
+      </w:r>
+      <w:r>
+        <w:rPr>
+          <w:rFonts w:ascii="Georgia" w:hAnsi="Georgia" w:cs="Georgia" w:eastAsia="Georgia"/>
+          <w:sz w:val="22"/>
+          <w:szCs w:val="22"/>
+          <w:b w:val="0"/>
+          <w:bCs w:val="0"/>
+          <w:strike w:val="0"/>
+          <w:color w:val="000000"/>
+        </w:rPr>
+        <w:t xml:space="preserve">. The findings indicate that P. propinquum fruit ethanolic extract contains bioactive compounds with antioxidant and selective antibacterial properties. Further studies </w:t>
+      </w:r>
+      <w:r>
+        <w:rPr>
+          <w:rFonts w:ascii="Georgia" w:hAnsi="Georgia" w:cs="Georgia" w:eastAsia="Georgia"/>
+          <w:sz w:val="22"/>
+          <w:szCs w:val="22"/>
+          <w:b w:val="0"/>
+          <w:bCs w:val="0"/>
+          <w:color w:val="000000"/>
+          <w:strike w:val="1"/>
+        </w:rPr>
+        <w:t>should</w:t>
+      </w:r>
+      <w:r>
+        <w:rPr>
+          <w:rFonts w:ascii="Georgia" w:hAnsi="Georgia" w:cs="Georgia" w:eastAsia="Georgia"/>
+          <w:sz w:val="20"/>
+          <w:szCs w:val="20"/>
+          <w:b w:val="0"/>
+          <w:bCs w:val="0"/>
+          <w:strike w:val="0"/>
+          <w:color w:val="808080"/>
+        </w:rPr>
+        <w:t xml:space="preserve"> (FP-Rec)</w:t>
+      </w:r>
+      <w:r>
+        <w:rPr>
+          <w:rFonts w:ascii="Georgia" w:hAnsi="Georgia" w:cs="Georgia" w:eastAsia="Georgia"/>
+          <w:sz w:val="22"/>
+          <w:szCs w:val="22"/>
+          <w:b w:val="0"/>
+          <w:bCs w:val="0"/>
+          <w:strike w:val="0"/>
+          <w:color w:val="000000"/>
+        </w:rPr>
+        <w:t xml:space="preserve"> focus on the isolation and characterization of its active compounds, their mechanisms of action, and their </w:t>
+      </w:r>
+      <w:r>
+        <w:rPr>
+          <w:rFonts w:ascii="Georgia" w:hAnsi="Georgia" w:cs="Georgia" w:eastAsia="Georgia"/>
+          <w:sz w:val="22"/>
+          <w:szCs w:val="22"/>
+          <w:b w:val="0"/>
+          <w:bCs w:val="0"/>
+          <w:strike w:val="0"/>
           <w:highlight w:val="red"/>
           <w:color w:val="FFFFFF"/>
         </w:rPr>
-        <w:t xml:space="preserve">potential</w:t>
-      </w:r>
-      <w:r>
-        <w:rPr>
-          <w:rFonts w:ascii="Georgia" w:hAnsi="Georgia" w:cs="Georgia" w:eastAsia="Georgia"/>
-          <w:sz w:val="22"/>
-          <w:szCs w:val="22"/>
-          <w:b w:val="0"/>
-          <w:bCs w:val="0"/>
-          <w:color w:val="000000"/>
-        </w:rPr>
-        <w:t xml:space="preserve"> </w:t>
-      </w:r>
-      <w:r>
-        <w:rPr>
-          <w:rFonts w:ascii="Georgia" w:hAnsi="Georgia" w:cs="Georgia" w:eastAsia="Georgia"/>
-          <w:sz w:val="22"/>
-          <w:szCs w:val="22"/>
-          <w:b w:val="0"/>
-          <w:bCs w:val="0"/>
+        <w:t>potential</w:t>
+      </w:r>
+      <w:r>
+        <w:rPr>
+          <w:rFonts w:ascii="Georgia" w:hAnsi="Georgia" w:cs="Georgia" w:eastAsia="Georgia"/>
+          <w:sz w:val="20"/>
+          <w:szCs w:val="20"/>
+          <w:b w:val="0"/>
+          <w:bCs w:val="0"/>
+          <w:strike w:val="0"/>
           <w:color w:val="ED7D31"/>
         </w:rPr>
-        <w:t xml:space="preserve">(EC)</w:t>
-      </w:r>
-      <w:r>
-        <w:rPr>
-          <w:rFonts w:ascii="Georgia" w:hAnsi="Georgia" w:cs="Georgia" w:eastAsia="Georgia"/>
-          <w:sz w:val="22"/>
-          <w:szCs w:val="22"/>
-          <w:b w:val="0"/>
-          <w:bCs w:val="0"/>
-          <w:color w:val="000000"/>
-        </w:rPr>
-        <w:t xml:space="preserve">. The findings indicate that P. propinquum fruit ethanolic extract contains bioactive compounds with antioxidant and selective antibacterial properties. Further studies </w:t>
-      </w:r>
-      <w:r>
-        <w:rPr>
-          <w:rFonts w:ascii="Georgia" w:hAnsi="Georgia" w:cs="Georgia" w:eastAsia="Georgia"/>
-          <w:sz w:val="22"/>
-          <w:szCs w:val="22"/>
-          <w:b w:val="0"/>
-          <w:bCs w:val="0"/>
-          <w:strike/>
-          <w:color w:val="000000"/>
-        </w:rPr>
-        <w:t xml:space="preserve">should</w:t>
-      </w:r>
-      <w:r>
-        <w:rPr>
-          <w:rFonts w:ascii="Georgia" w:hAnsi="Georgia" w:cs="Georgia" w:eastAsia="Georgia"/>
-          <w:sz w:val="22"/>
-          <w:szCs w:val="22"/>
-          <w:b w:val="0"/>
-          <w:bCs w:val="0"/>
-          <w:color w:val="000000"/>
-        </w:rPr>
-        <w:t xml:space="preserve"> </w:t>
-      </w:r>
-      <w:r>
-        <w:rPr>
-          <w:rFonts w:ascii="Georgia" w:hAnsi="Georgia" w:cs="Georgia" w:eastAsia="Georgia"/>
-          <w:sz w:val="22"/>
-          <w:szCs w:val="22"/>
-          <w:b w:val="0"/>
-          <w:bCs w:val="0"/>
-          <w:color w:val="808080"/>
-        </w:rPr>
-        <w:t xml:space="preserve">(FP-Rec)</w:t>
-      </w:r>
-      <w:r>
-        <w:rPr>
-          <w:rFonts w:ascii="Georgia" w:hAnsi="Georgia" w:cs="Georgia" w:eastAsia="Georgia"/>
-          <w:sz w:val="22"/>
-          <w:szCs w:val="22"/>
-          <w:b w:val="0"/>
-          <w:bCs w:val="0"/>
-          <w:color w:val="000000"/>
-        </w:rPr>
-        <w:t xml:space="preserve"> focus on the isolation and characterization of its active compounds, their mechanisms of action, and their </w:t>
-      </w:r>
-      <w:r>
-        <w:rPr>
-          <w:rFonts w:ascii="Georgia" w:hAnsi="Georgia" w:cs="Georgia" w:eastAsia="Georgia"/>
-          <w:sz w:val="22"/>
-          <w:szCs w:val="22"/>
-          <w:b w:val="0"/>
-          <w:bCs w:val="0"/>
-          <w:strike/>
-          <w:color w:val="000000"/>
-        </w:rPr>
-        <w:t xml:space="preserve">potential</w:t>
-      </w:r>
-      <w:r>
-        <w:rPr>
-          <w:rFonts w:ascii="Georgia" w:hAnsi="Georgia" w:cs="Georgia" w:eastAsia="Georgia"/>
-          <w:sz w:val="22"/>
-          <w:szCs w:val="22"/>
-          <w:b w:val="0"/>
-          <w:bCs w:val="0"/>
-          <w:color w:val="000000"/>
-        </w:rPr>
-        <w:t xml:space="preserve"> </w:t>
-      </w:r>
-      <w:r>
-        <w:rPr>
-          <w:rFonts w:ascii="Georgia" w:hAnsi="Georgia" w:cs="Georgia" w:eastAsia="Georgia"/>
-          <w:sz w:val="22"/>
-          <w:szCs w:val="22"/>
-          <w:b w:val="0"/>
-          <w:bCs w:val="0"/>
-          <w:color w:val="808080"/>
-        </w:rPr>
-        <w:t xml:space="preserve">(FP-Gen)</w:t>
-      </w:r>
-      <w:r>
-        <w:rPr>
-          <w:rFonts w:ascii="Georgia" w:hAnsi="Georgia" w:cs="Georgia" w:eastAsia="Georgia"/>
-          <w:sz w:val="22"/>
-          <w:szCs w:val="22"/>
-          <w:b w:val="0"/>
-          <w:bCs w:val="0"/>
+        <w:t xml:space="preserve"> (EC)</w:t>
+      </w:r>
+      <w:r>
+        <w:rPr>
+          <w:rFonts w:ascii="Georgia" w:hAnsi="Georgia" w:cs="Georgia" w:eastAsia="Georgia"/>
+          <w:sz w:val="22"/>
+          <w:szCs w:val="22"/>
+          <w:b w:val="0"/>
+          <w:bCs w:val="0"/>
+          <w:strike w:val="0"/>
           <w:color w:val="000000"/>
         </w:rPr>
         <w:t xml:space="preserve"> pharmaceutical applications.</w:t>
@@ -23932,6 +24571,7 @@
           <w:szCs w:val="22"/>
           <w:b w:val="0"/>
           <w:bCs w:val="0"/>
+          <w:strike w:val="0"/>
           <w:color w:val="000000"/>
         </w:rPr>
         <w:t xml:space="preserve">This study investigates mercury detection in water and green mussels and oysters in Abucay, Bataan, and its economic effects on local fishers. The research evaluates water quality by analyzing chemicals characteristics in water such as pH, Biological Oxygen Demand (BOD), and Chemical Oxygen Demand (COD) at upstream, midstream, and downstream locations. Findings revealed that mercury levels in water were in the result from physio- chemical analysis of water revealed pH levels of 7.2 upstream and midstream and 7.1 downstream, all within the acceptable range of 6.5 – 8.5 set by DENR. BOD was consistently 2 mg/L across all sites COD was recorded at 4.0mg/L upstream and midstream but increased to 7.1 mg/L downstream. However, the mercury detection in water from upstream to downstream is &lt;0.0001 mg/L which below the DENR regulatory limit of 0.0002 mg/L, and mercury in shellfish were in the result is not detected or “ND” staying within the FAO safety threshold of 0.5 mg/kg. These results confirm that seafood from the study area remains safe for consumption. However, despite the absence of contamination, economic challenges persist. In the p-value in the analysis of economic impact is 0.064 and p-value of fishing practices is 0.069 are slightly above 0.05, the result </w:t>
@@ -23943,40 +24583,32 @@
           <w:szCs w:val="22"/>
           <w:b w:val="0"/>
           <w:bCs w:val="0"/>
+          <w:strike w:val="0"/>
           <w:highlight w:val="red"/>
           <w:color w:val="FFFFFF"/>
         </w:rPr>
-        <w:t xml:space="preserve">suggests</w:t>
-      </w:r>
-      <w:r>
-        <w:rPr>
-          <w:rFonts w:ascii="Georgia" w:hAnsi="Georgia" w:cs="Georgia" w:eastAsia="Georgia"/>
-          <w:sz w:val="22"/>
-          <w:szCs w:val="22"/>
-          <w:b w:val="0"/>
-          <w:bCs w:val="0"/>
-          <w:color w:val="000000"/>
-        </w:rPr>
-        <w:t xml:space="preserve"> </w:t>
-      </w:r>
-      <w:r>
-        <w:rPr>
-          <w:rFonts w:ascii="Georgia" w:hAnsi="Georgia" w:cs="Georgia" w:eastAsia="Georgia"/>
-          <w:sz w:val="22"/>
-          <w:szCs w:val="22"/>
-          <w:b w:val="0"/>
-          <w:bCs w:val="0"/>
+        <w:t>suggests</w:t>
+      </w:r>
+      <w:r>
+        <w:rPr>
+          <w:rFonts w:ascii="Georgia" w:hAnsi="Georgia" w:cs="Georgia" w:eastAsia="Georgia"/>
+          <w:sz w:val="20"/>
+          <w:szCs w:val="20"/>
+          <w:b w:val="0"/>
+          <w:bCs w:val="0"/>
+          <w:strike w:val="0"/>
           <w:color w:val="ED7D31"/>
         </w:rPr>
-        <w:t xml:space="preserve">(EC)</w:t>
-      </w:r>
-      <w:r>
-        <w:rPr>
-          <w:rFonts w:ascii="Georgia" w:hAnsi="Georgia" w:cs="Georgia" w:eastAsia="Georgia"/>
-          <w:sz w:val="22"/>
-          <w:szCs w:val="22"/>
-          <w:b w:val="0"/>
-          <w:bCs w:val="0"/>
+        <w:t xml:space="preserve"> (EC)</w:t>
+      </w:r>
+      <w:r>
+        <w:rPr>
+          <w:rFonts w:ascii="Georgia" w:hAnsi="Georgia" w:cs="Georgia" w:eastAsia="Georgia"/>
+          <w:sz w:val="22"/>
+          <w:szCs w:val="22"/>
+          <w:b w:val="0"/>
+          <w:bCs w:val="0"/>
+          <w:strike w:val="0"/>
           <w:color w:val="000000"/>
         </w:rPr>
         <w:t xml:space="preserve"> that there is no strong statistical evidence that heavy metal contamination alone is significantly affecting fishers’ income and practices. The study highlights the need for continued water quality monitoring, stricter pollution control measures, and increased institutional support to address economic threats. Strengthening public mindfulness campaigns and applying sustainable fishing practices are also essential to maintaining both seafood safety and the livelihoods of littoral communities. The findings contribute to policy development and environmental operation, assuring a balance between profitable stability and marine ecosystem protection.</w:t>
@@ -24017,52 +24649,195 @@
       <w:r>
         <w:rPr>
           <w:rFonts w:ascii="Georgia" w:hAnsi="Georgia" w:cs="Georgia" w:eastAsia="Georgia"/>
-          <w:b w:val="0"/>
-          <w:i w:val="0"/>
-          <w:sz w:val="22"/>
-          <w:color w:val="000000"/>
-        </w:rPr>
-        <w:t xml:space="preserve">Wetlands are becoming popular as important tourist destinations due to their unique natural beauty and diverse wildlife. These vital ecosystems are at risk from the unregulated and unsustainable tourist visits that cause detrimental effects on the environment and host communities. Hence </w:t>
-      </w:r>
-      <w:r>
-        <w:rPr>
-          <w:rFonts w:ascii="Georgia" w:hAnsi="Georgia" w:cs="Georgia" w:eastAsia="Georgia"/>
-          <w:b w:val="0"/>
-          <w:i w:val="0"/>
-          <w:sz w:val="22"/>
+          <w:sz w:val="22"/>
+          <w:szCs w:val="22"/>
+          <w:b w:val="0"/>
+          <w:bCs w:val="0"/>
+          <w:strike w:val="0"/>
+          <w:color w:val="000000"/>
+        </w:rPr>
+        <w:t xml:space="preserve">Wetlands are becoming popular as important tourist destinations due to their unique natural beauty and diverse wildlife. These vital ecosystems are at risk from the unregulated and unsustainable tourist visits that cause detrimental effects on the environment and host communities. </w:t>
+      </w:r>
+      <w:r>
+        <w:rPr>
+          <w:rFonts w:ascii="Georgia" w:hAnsi="Georgia" w:cs="Georgia" w:eastAsia="Georgia"/>
+          <w:sz w:val="22"/>
+          <w:szCs w:val="22"/>
+          <w:b w:val="0"/>
+          <w:bCs w:val="0"/>
+          <w:strike w:val="0"/>
+          <w:color w:val="000000"/>
+        </w:rPr>
+        <w:t>Hence</w:t>
+      </w:r>
+      <w:r>
+        <w:rPr>
+          <w:rFonts w:ascii="Georgia" w:hAnsi="Georgia" w:cs="Georgia" w:eastAsia="Georgia"/>
+          <w:sz w:val="20"/>
+          <w:szCs w:val="20"/>
+          <w:b w:val="0"/>
+          <w:bCs w:val="0"/>
+          <w:strike w:val="0"/>
           <w:color w:val="8B4513"/>
         </w:rPr>
-        <w:t>(DO)</w:t>
-      </w:r>
-      <w:r>
-        <w:rPr>
-          <w:rFonts w:ascii="Georgia" w:hAnsi="Georgia" w:cs="Georgia" w:eastAsia="Georgia"/>
-          <w:b w:val="0"/>
-          <w:i w:val="0"/>
-          <w:sz w:val="22"/>
-          <w:color w:val="000000"/>
-        </w:rPr>
-        <w:t xml:space="preserve">, sustainable planning and management approaches should (FP-Rec) be considered. This study used Boullon’s Carrying Capacity Mathematical Model adopted from the Ecosystems Research and Development Bureau for computing the Tourism Carrying Capacity (TCC) of Sasmuan Pampanga Coastal Wetlands. Data on the parameters needed in TCC were collected through Key Informant Interviews, direct observation of the site, and a questionnaire-based survey for the tourism-related preferences and residents’ perceived impact of tourism activities. The Real Carrying Capacity per day was found to be a total of 13 boats and 156 visitors for fishing activity on the river stretch of [REDACTED], 14 visitors in the [REDACTED], while 420 visitors for aquaculture farm fishing I and 317 visitors in aquaculture farm fishing II, while 8 visitors for bangus feeding I and a total of 9 visitors for bangus feeding II. Only 5 visitors were allowed for birdwatching and 65 visitors for swimming activity. The results revealed that present visitations in these activities are still below the carrying capacity. For descriptive statistics, three-hundred fifty (350) respondents from five coastal barangays of SPCW were purposively selected. Results showed that respondents perceived tourism activities have a positive impact and equal perceptions in ecological (62.00%), economic (59.71%), social (59.71%), and visitor experiences aspects (50.86%). However, tourism activities in the area are perceived to have a negative impact on SPCW’s local facilities (54.00%). Thus </w:t>
-      </w:r>
-      <w:r>
-        <w:rPr>
-          <w:rFonts w:ascii="Georgia" w:hAnsi="Georgia" w:cs="Georgia" w:eastAsia="Georgia"/>
-          <w:b w:val="0"/>
-          <w:i w:val="0"/>
-          <w:sz w:val="22"/>
+        <w:t xml:space="preserve"> (DO)</w:t>
+      </w:r>
+      <w:r>
+        <w:rPr>
+          <w:rFonts w:ascii="Georgia" w:hAnsi="Georgia" w:cs="Georgia" w:eastAsia="Georgia"/>
+          <w:sz w:val="22"/>
+          <w:szCs w:val="22"/>
+          <w:b w:val="0"/>
+          <w:bCs w:val="0"/>
+          <w:strike w:val="0"/>
+          <w:color w:val="000000"/>
+        </w:rPr>
+        <w:t xml:space="preserve">, sustainable planning and management approaches </w:t>
+      </w:r>
+      <w:r>
+        <w:rPr>
+          <w:rFonts w:ascii="Georgia" w:hAnsi="Georgia" w:cs="Georgia" w:eastAsia="Georgia"/>
+          <w:sz w:val="22"/>
+          <w:szCs w:val="22"/>
+          <w:b w:val="0"/>
+          <w:bCs w:val="0"/>
+          <w:color w:val="000000"/>
+          <w:strike w:val="1"/>
+        </w:rPr>
+        <w:t>should</w:t>
+      </w:r>
+      <w:r>
+        <w:rPr>
+          <w:rFonts w:ascii="Georgia" w:hAnsi="Georgia" w:cs="Georgia" w:eastAsia="Georgia"/>
+          <w:sz w:val="20"/>
+          <w:szCs w:val="20"/>
+          <w:b w:val="0"/>
+          <w:bCs w:val="0"/>
+          <w:strike w:val="0"/>
+          <w:color w:val="808080"/>
+        </w:rPr>
+        <w:t xml:space="preserve"> (FP-Rec)</w:t>
+      </w:r>
+      <w:r>
+        <w:rPr>
+          <w:rFonts w:ascii="Georgia" w:hAnsi="Georgia" w:cs="Georgia" w:eastAsia="Georgia"/>
+          <w:sz w:val="22"/>
+          <w:szCs w:val="22"/>
+          <w:b w:val="0"/>
+          <w:bCs w:val="0"/>
+          <w:strike w:val="0"/>
+          <w:color w:val="000000"/>
+        </w:rPr>
+        <w:t xml:space="preserve"> be considered. This study used Boullon’s Carrying Capacity Mathematical Model adopted from the Ecosystems Research and Development Bureau for computing the Tourism Carrying Capacity (TCC) of Sasmuan Pampanga Coastal Wetlands. Data on the parameters needed in TCC were collected through Key Informant Interviews, direct observation of the site, and a questionnaire-based survey for the tourism-related preferences and residents’ perceived impact of tourism activities. The Real Carrying Capacity per day was found to be a total of 13 boats and 156 visitors for fishing activity on the river stretch of [REDACTED], 14 visitors in the [REDACTED], while 420 visitors for aquaculture farm fishing I and 317 visitors in aquaculture farm fishing II, while 8 visitors for bangus feeding I and a total of 9 visitors for bangus feeding II. Only 5 visitors were allowed for birdwatching and 65 visitors for swimming activity. The results revealed that present visitations in these activities are still below the carrying capacity. For descriptive statistics, three-hundred fifty (350) respondents from five coastal barangays of SPCW were purposively selected. Results showed that respondents perceived tourism activities have a positive impact and equal perceptions in ecological (62.00%), economic (59.71%), social (59.71%), and visitor experiences aspects (50.86%). However, tourism activities in the area are perceived to have a negative impact on SPCW’s local facilities (54.00%). </w:t>
+      </w:r>
+      <w:r>
+        <w:rPr>
+          <w:rFonts w:ascii="Georgia" w:hAnsi="Georgia" w:cs="Georgia" w:eastAsia="Georgia"/>
+          <w:sz w:val="22"/>
+          <w:szCs w:val="22"/>
+          <w:b w:val="0"/>
+          <w:bCs w:val="0"/>
+          <w:strike w:val="0"/>
+          <w:color w:val="000000"/>
+        </w:rPr>
+        <w:t>Thus</w:t>
+      </w:r>
+      <w:r>
+        <w:rPr>
+          <w:rFonts w:ascii="Georgia" w:hAnsi="Georgia" w:cs="Georgia" w:eastAsia="Georgia"/>
+          <w:sz w:val="20"/>
+          <w:szCs w:val="20"/>
+          <w:b w:val="0"/>
+          <w:bCs w:val="0"/>
+          <w:strike w:val="0"/>
           <w:color w:val="8B4513"/>
         </w:rPr>
-        <w:t>(DO)</w:t>
-      </w:r>
-      <w:r>
-        <w:rPr>
-          <w:rFonts w:ascii="Georgia" w:hAnsi="Georgia" w:cs="Georgia" w:eastAsia="Georgia"/>
-          <w:b w:val="0"/>
-          <w:i w:val="0"/>
-          <w:sz w:val="22"/>
-          <w:color w:val="000000"/>
-        </w:rPr>
-        <w:t>, local government should (FP-Rec) address the possible (EC) negative impacts of tourism activities and manage the carrying capacity for sustainable tourism.</w:t>
+        <w:t xml:space="preserve"> (DO)</w:t>
+      </w:r>
+      <w:r>
+        <w:rPr>
+          <w:rFonts w:ascii="Georgia" w:hAnsi="Georgia" w:cs="Georgia" w:eastAsia="Georgia"/>
+          <w:sz w:val="22"/>
+          <w:szCs w:val="22"/>
+          <w:b w:val="0"/>
+          <w:bCs w:val="0"/>
+          <w:strike w:val="0"/>
+          <w:color w:val="000000"/>
+        </w:rPr>
+        <w:t xml:space="preserve">, local government </w:t>
+      </w:r>
+      <w:r>
+        <w:rPr>
+          <w:rFonts w:ascii="Georgia" w:hAnsi="Georgia" w:cs="Georgia" w:eastAsia="Georgia"/>
+          <w:sz w:val="22"/>
+          <w:szCs w:val="22"/>
+          <w:b w:val="0"/>
+          <w:bCs w:val="0"/>
+          <w:color w:val="000000"/>
+          <w:strike w:val="1"/>
+        </w:rPr>
+        <w:t>should</w:t>
+      </w:r>
+      <w:r>
+        <w:rPr>
+          <w:rFonts w:ascii="Georgia" w:hAnsi="Georgia" w:cs="Georgia" w:eastAsia="Georgia"/>
+          <w:sz w:val="20"/>
+          <w:szCs w:val="20"/>
+          <w:b w:val="0"/>
+          <w:bCs w:val="0"/>
+          <w:strike w:val="0"/>
+          <w:color w:val="808080"/>
+        </w:rPr>
+        <w:t xml:space="preserve"> (FP-Rec)</w:t>
+      </w:r>
+      <w:r>
+        <w:rPr>
+          <w:rFonts w:ascii="Georgia" w:hAnsi="Georgia" w:cs="Georgia" w:eastAsia="Georgia"/>
+          <w:sz w:val="22"/>
+          <w:szCs w:val="22"/>
+          <w:b w:val="0"/>
+          <w:bCs w:val="0"/>
+          <w:strike w:val="0"/>
+          <w:color w:val="000000"/>
+        </w:rPr>
+        <w:t xml:space="preserve"> address the </w:t>
+      </w:r>
+      <w:r>
+        <w:rPr>
+          <w:rFonts w:ascii="Georgia" w:hAnsi="Georgia" w:cs="Georgia" w:eastAsia="Georgia"/>
+          <w:sz w:val="22"/>
+          <w:szCs w:val="22"/>
+          <w:b w:val="0"/>
+          <w:bCs w:val="0"/>
+          <w:strike w:val="0"/>
+          <w:highlight w:val="red"/>
+          <w:color w:val="FFFFFF"/>
+        </w:rPr>
+        <w:t>possible</w:t>
+      </w:r>
+      <w:r>
+        <w:rPr>
+          <w:rFonts w:ascii="Georgia" w:hAnsi="Georgia" w:cs="Georgia" w:eastAsia="Georgia"/>
+          <w:sz w:val="20"/>
+          <w:szCs w:val="20"/>
+          <w:b w:val="0"/>
+          <w:bCs w:val="0"/>
+          <w:strike w:val="0"/>
+          <w:color w:val="ED7D31"/>
+        </w:rPr>
+        <w:t xml:space="preserve"> (EC)</w:t>
+      </w:r>
+      <w:r>
+        <w:rPr>
+          <w:rFonts w:ascii="Georgia" w:hAnsi="Georgia" w:cs="Georgia" w:eastAsia="Georgia"/>
+          <w:sz w:val="22"/>
+          <w:szCs w:val="22"/>
+          <w:b w:val="0"/>
+          <w:bCs w:val="0"/>
+          <w:strike w:val="0"/>
+          <w:color w:val="000000"/>
+        </w:rPr>
+        <w:t xml:space="preserve"> negative impacts of tourism activities and manage the carrying capacity for sustainable tourism.</w:t>
       </w:r>
     </w:p>
     <w:p>
@@ -24100,52 +24875,231 @@
       <w:r>
         <w:rPr>
           <w:rFonts w:ascii="Georgia" w:hAnsi="Georgia" w:cs="Georgia" w:eastAsia="Georgia"/>
-          <w:b w:val="0"/>
-          <w:i w:val="0"/>
-          <w:sz w:val="22"/>
-          <w:color w:val="000000"/>
-        </w:rPr>
-        <w:t xml:space="preserve">Many farmers have been facing many problems towards their crops. One of the common factors affecting the production of eggplant is the pathogenic diseases. The fungal disease commonly found in Eggplant (Solanum melongena) is Cercospora leaf spot, a plant-pathogenic fungus, Cercospora melongenae. Therefore </w:t>
-      </w:r>
-      <w:r>
-        <w:rPr>
-          <w:rFonts w:ascii="Georgia" w:hAnsi="Georgia" w:cs="Georgia" w:eastAsia="Georgia"/>
-          <w:b w:val="0"/>
-          <w:i w:val="0"/>
-          <w:sz w:val="22"/>
+          <w:sz w:val="22"/>
+          <w:szCs w:val="22"/>
+          <w:b w:val="0"/>
+          <w:bCs w:val="0"/>
+          <w:strike w:val="0"/>
+          <w:color w:val="000000"/>
+        </w:rPr>
+        <w:t xml:space="preserve">Many farmers have been facing many problems towards their crops. One of the common factors affecting the production of eggplant is the pathogenic diseases. The fungal disease commonly found in Eggplant (Solanum melongena) is Cercospora leaf spot, a plant-pathogenic fungus, Cercospora melongenae. </w:t>
+      </w:r>
+      <w:r>
+        <w:rPr>
+          <w:rFonts w:ascii="Georgia" w:hAnsi="Georgia" w:cs="Georgia" w:eastAsia="Georgia"/>
+          <w:sz w:val="22"/>
+          <w:szCs w:val="22"/>
+          <w:b w:val="0"/>
+          <w:bCs w:val="0"/>
+          <w:strike w:val="0"/>
+          <w:color w:val="000000"/>
+        </w:rPr>
+        <w:t>Therefore</w:t>
+      </w:r>
+      <w:r>
+        <w:rPr>
+          <w:rFonts w:ascii="Georgia" w:hAnsi="Georgia" w:cs="Georgia" w:eastAsia="Georgia"/>
+          <w:sz w:val="20"/>
+          <w:szCs w:val="20"/>
+          <w:b w:val="0"/>
+          <w:bCs w:val="0"/>
+          <w:strike w:val="0"/>
           <w:color w:val="8B4513"/>
         </w:rPr>
-        <w:t>(DO)</w:t>
-      </w:r>
-      <w:r>
-        <w:rPr>
-          <w:rFonts w:ascii="Georgia" w:hAnsi="Georgia" w:cs="Georgia" w:eastAsia="Georgia"/>
-          <w:b w:val="0"/>
-          <w:i w:val="0"/>
-          <w:sz w:val="22"/>
-          <w:color w:val="000000"/>
-        </w:rPr>
-        <w:t xml:space="preserve">, this study aims to examine the potential (FP-Gen) of Trichoderma harzianum, an endophytic fungus, as a biocontrol agent for Cercospora leaf spot-on eggplants in the Philippines. Cercospora melongenae is a plant-pathogenic fungus that causes significant damage to eggplant crops, and the overuse of chemical pesticides has adverse effects on human health and the environment. As such, using alternative approaches, such as endophytic fungi, has gained attention from researchers. The study used thirty isolated leaf samples, twenty-one subcultures has been done and four different pathogenic fungi were identified. Moreover, there is an antagonistic effect of Trichoderma hazianum against the pathogenic fungi that cause disease in eggplant crops. Hence </w:t>
-      </w:r>
-      <w:r>
-        <w:rPr>
-          <w:rFonts w:ascii="Georgia" w:hAnsi="Georgia" w:cs="Georgia" w:eastAsia="Georgia"/>
-          <w:b w:val="0"/>
-          <w:i w:val="0"/>
-          <w:sz w:val="22"/>
+        <w:t xml:space="preserve"> (DO)</w:t>
+      </w:r>
+      <w:r>
+        <w:rPr>
+          <w:rFonts w:ascii="Georgia" w:hAnsi="Georgia" w:cs="Georgia" w:eastAsia="Georgia"/>
+          <w:sz w:val="22"/>
+          <w:szCs w:val="22"/>
+          <w:b w:val="0"/>
+          <w:bCs w:val="0"/>
+          <w:strike w:val="0"/>
+          <w:color w:val="000000"/>
+        </w:rPr>
+        <w:t xml:space="preserve">, this study aims to examine the </w:t>
+      </w:r>
+      <w:r>
+        <w:rPr>
+          <w:rFonts w:ascii="Georgia" w:hAnsi="Georgia" w:cs="Georgia" w:eastAsia="Georgia"/>
+          <w:sz w:val="22"/>
+          <w:szCs w:val="22"/>
+          <w:b w:val="0"/>
+          <w:bCs w:val="0"/>
+          <w:color w:val="000000"/>
+          <w:strike w:val="1"/>
+        </w:rPr>
+        <w:t>potential</w:t>
+      </w:r>
+      <w:r>
+        <w:rPr>
+          <w:rFonts w:ascii="Georgia" w:hAnsi="Georgia" w:cs="Georgia" w:eastAsia="Georgia"/>
+          <w:sz w:val="20"/>
+          <w:szCs w:val="20"/>
+          <w:b w:val="0"/>
+          <w:bCs w:val="0"/>
+          <w:strike w:val="0"/>
+          <w:color w:val="808080"/>
+        </w:rPr>
+        <w:t xml:space="preserve"> (FP-Gen)</w:t>
+      </w:r>
+      <w:r>
+        <w:rPr>
+          <w:rFonts w:ascii="Georgia" w:hAnsi="Georgia" w:cs="Georgia" w:eastAsia="Georgia"/>
+          <w:sz w:val="22"/>
+          <w:szCs w:val="22"/>
+          <w:b w:val="0"/>
+          <w:bCs w:val="0"/>
+          <w:strike w:val="0"/>
+          <w:color w:val="000000"/>
+        </w:rPr>
+        <w:t xml:space="preserve"> of Trichoderma harzianum, an endophytic fungus, as a biocontrol agent for Cercospora leaf spot-on eggplants in the Philippines. Cercospora melongenae is a plant-pathogenic fungus that causes significant damage to eggplant crops, and the overuse of chemical pesticides has adverse effects on human health and the environment. As such, using alternative approaches, such as endophytic fungi, has gained attention from researchers. The study used thirty isolated leaf samples, twenty-one subcultures has been done and four different pathogenic fungi were identified. Moreover, there is an antagonistic effect of Trichoderma hazianum against the pathogenic fungi that cause disease in eggplant crops. </w:t>
+      </w:r>
+      <w:r>
+        <w:rPr>
+          <w:rFonts w:ascii="Georgia" w:hAnsi="Georgia" w:cs="Georgia" w:eastAsia="Georgia"/>
+          <w:sz w:val="22"/>
+          <w:szCs w:val="22"/>
+          <w:b w:val="0"/>
+          <w:bCs w:val="0"/>
+          <w:strike w:val="0"/>
+          <w:color w:val="000000"/>
+        </w:rPr>
+        <w:t>Hence</w:t>
+      </w:r>
+      <w:r>
+        <w:rPr>
+          <w:rFonts w:ascii="Georgia" w:hAnsi="Georgia" w:cs="Georgia" w:eastAsia="Georgia"/>
+          <w:sz w:val="20"/>
+          <w:szCs w:val="20"/>
+          <w:b w:val="0"/>
+          <w:bCs w:val="0"/>
+          <w:strike w:val="0"/>
           <w:color w:val="8B4513"/>
         </w:rPr>
-        <w:t>(DO)</w:t>
-      </w:r>
-      <w:r>
-        <w:rPr>
-          <w:rFonts w:ascii="Georgia" w:hAnsi="Georgia" w:cs="Georgia" w:eastAsia="Georgia"/>
-          <w:b w:val="0"/>
-          <w:i w:val="0"/>
-          <w:sz w:val="22"/>
-          <w:color w:val="000000"/>
-        </w:rPr>
-        <w:t>, the study aimed to investigate the antagonistic potential (FP-Gen) of Trichoderma harzianum among the four isolates. The results indicate (FP-Gen) that the mean effect of Trichoderma harzianum on the test variables varied across the three days of observation. However, there was no significant difference in the effect of Trichoderma harzianum among the test variables on any of the three days, suggesting (EC) that the fungus had a similar impact on the growth of all four test variables.</w:t>
+        <w:t xml:space="preserve"> (DO)</w:t>
+      </w:r>
+      <w:r>
+        <w:rPr>
+          <w:rFonts w:ascii="Georgia" w:hAnsi="Georgia" w:cs="Georgia" w:eastAsia="Georgia"/>
+          <w:sz w:val="22"/>
+          <w:szCs w:val="22"/>
+          <w:b w:val="0"/>
+          <w:bCs w:val="0"/>
+          <w:strike w:val="0"/>
+          <w:color w:val="000000"/>
+        </w:rPr>
+        <w:t xml:space="preserve">, the study aimed to investigate the antagonistic </w:t>
+      </w:r>
+      <w:r>
+        <w:rPr>
+          <w:rFonts w:ascii="Georgia" w:hAnsi="Georgia" w:cs="Georgia" w:eastAsia="Georgia"/>
+          <w:sz w:val="22"/>
+          <w:szCs w:val="22"/>
+          <w:b w:val="0"/>
+          <w:bCs w:val="0"/>
+          <w:color w:val="000000"/>
+          <w:strike w:val="1"/>
+        </w:rPr>
+        <w:t>potential</w:t>
+      </w:r>
+      <w:r>
+        <w:rPr>
+          <w:rFonts w:ascii="Georgia" w:hAnsi="Georgia" w:cs="Georgia" w:eastAsia="Georgia"/>
+          <w:sz w:val="20"/>
+          <w:szCs w:val="20"/>
+          <w:b w:val="0"/>
+          <w:bCs w:val="0"/>
+          <w:strike w:val="0"/>
+          <w:color w:val="808080"/>
+        </w:rPr>
+        <w:t xml:space="preserve"> (FP-Gen)</w:t>
+      </w:r>
+      <w:r>
+        <w:rPr>
+          <w:rFonts w:ascii="Georgia" w:hAnsi="Georgia" w:cs="Georgia" w:eastAsia="Georgia"/>
+          <w:sz w:val="22"/>
+          <w:szCs w:val="22"/>
+          <w:b w:val="0"/>
+          <w:bCs w:val="0"/>
+          <w:strike w:val="0"/>
+          <w:color w:val="000000"/>
+        </w:rPr>
+        <w:t xml:space="preserve"> of Trichoderma harzianum among the four isolates. The results </w:t>
+      </w:r>
+      <w:r>
+        <w:rPr>
+          <w:rFonts w:ascii="Georgia" w:hAnsi="Georgia" w:cs="Georgia" w:eastAsia="Georgia"/>
+          <w:sz w:val="22"/>
+          <w:szCs w:val="22"/>
+          <w:b w:val="0"/>
+          <w:bCs w:val="0"/>
+          <w:color w:val="000000"/>
+          <w:strike w:val="1"/>
+        </w:rPr>
+        <w:t>indicate</w:t>
+      </w:r>
+      <w:r>
+        <w:rPr>
+          <w:rFonts w:ascii="Georgia" w:hAnsi="Georgia" w:cs="Georgia" w:eastAsia="Georgia"/>
+          <w:sz w:val="20"/>
+          <w:szCs w:val="20"/>
+          <w:b w:val="0"/>
+          <w:bCs w:val="0"/>
+          <w:strike w:val="0"/>
+          <w:color w:val="808080"/>
+        </w:rPr>
+        <w:t xml:space="preserve"> (FP-Gen)</w:t>
+      </w:r>
+      <w:r>
+        <w:rPr>
+          <w:rFonts w:ascii="Georgia" w:hAnsi="Georgia" w:cs="Georgia" w:eastAsia="Georgia"/>
+          <w:sz w:val="22"/>
+          <w:szCs w:val="22"/>
+          <w:b w:val="0"/>
+          <w:bCs w:val="0"/>
+          <w:strike w:val="0"/>
+          <w:color w:val="000000"/>
+        </w:rPr>
+        <w:t xml:space="preserve"> that the mean effect of Trichoderma harzianum on the test variables varied across the three days of observation. However, there was no significant difference in the effect of Trichoderma harzianum among the test variables on any of the three days, </w:t>
+      </w:r>
+      <w:r>
+        <w:rPr>
+          <w:rFonts w:ascii="Georgia" w:hAnsi="Georgia" w:cs="Georgia" w:eastAsia="Georgia"/>
+          <w:sz w:val="22"/>
+          <w:szCs w:val="22"/>
+          <w:b w:val="0"/>
+          <w:bCs w:val="0"/>
+          <w:strike w:val="0"/>
+          <w:highlight w:val="red"/>
+          <w:color w:val="FFFFFF"/>
+        </w:rPr>
+        <w:t>suggesting</w:t>
+      </w:r>
+      <w:r>
+        <w:rPr>
+          <w:rFonts w:ascii="Georgia" w:hAnsi="Georgia" w:cs="Georgia" w:eastAsia="Georgia"/>
+          <w:sz w:val="20"/>
+          <w:szCs w:val="20"/>
+          <w:b w:val="0"/>
+          <w:bCs w:val="0"/>
+          <w:strike w:val="0"/>
+          <w:color w:val="ED7D31"/>
+        </w:rPr>
+        <w:t xml:space="preserve"> (EC)</w:t>
+      </w:r>
+      <w:r>
+        <w:rPr>
+          <w:rFonts w:ascii="Georgia" w:hAnsi="Georgia" w:cs="Georgia" w:eastAsia="Georgia"/>
+          <w:sz w:val="22"/>
+          <w:szCs w:val="22"/>
+          <w:b w:val="0"/>
+          <w:bCs w:val="0"/>
+          <w:strike w:val="0"/>
+          <w:color w:val="000000"/>
+        </w:rPr>
+        <w:t xml:space="preserve"> that the fungus had a similar impact on the growth of all four test variables.</w:t>
       </w:r>
     </w:p>
     <w:p>
@@ -24215,32 +25169,47 @@
           <w:szCs w:val="22"/>
           <w:b w:val="0"/>
           <w:bCs w:val="0"/>
-          <w:color w:val="000000"/>
-        </w:rPr>
-        <w:t xml:space="preserve">This study was conducted to determine the anesthetic effect of Zoletil® in zebrafish (Danio rerio). A total of 25 zebrafish with similar body sizes were used for three treatments. Treatment 1 was Zoletil® waterbath. The dosage started at 10mg/L and it continued to increase by 10mg/L with a maximum of 50 mg/L. Stage 1 of anesthesia was observed in T1, but it did not progress to Stage 2 and Stage 3 of anesthesia. Treatment 2 was waterbath mixed with Sodium bicarbonate. The dosage that was used started at 20 g/L. In dosages 20 g/L and 30 g/L, Stage 1 and Stage 2 anesthesia was observed, but it failed to induce Stage 3. Whereas dosages 40 g/L, 50 g/L, and 60 g/L were able to induce all three stages of anesthesia, Treatment 3 was a combination of Zoletil® and sodium bicarbonate. In dosage of 5 mg/L of Zoletil® and 30 g/L of sodium bicarbonate, Stage 3 was observed. T1 revealed that Zoletil® alone is not enough to fully induce Stage 3 anesthesia in zebrafish. However, when sodium bicarbonate was added, Stage 3 was </w:t>
-      </w:r>
-      <w:r>
-        <w:rPr>
-          <w:rFonts w:ascii="Georgia" w:hAnsi="Georgia" w:cs="Georgia" w:eastAsia="Georgia"/>
-          <w:sz w:val="22"/>
-          <w:szCs w:val="22"/>
-          <w:b w:val="0"/>
-          <w:bCs w:val="0"/>
-          <w:shd w:val="clear" w:color="auto" w:fill="bfbfbf"/>
-          <w:color w:val="000000"/>
-        </w:rPr>
-        <w:t xml:space="preserve">achieved</w:t>
-      </w:r>
-      <w:r>
-        <w:rPr>
-          <w:rFonts w:ascii="Georgia" w:hAnsi="Georgia" w:cs="Georgia" w:eastAsia="Georgia"/>
-          <w:sz w:val="22"/>
-          <w:szCs w:val="22"/>
-          <w:b w:val="0"/>
-          <w:bCs w:val="0"/>
-          <w:color w:val="000000"/>
-        </w:rPr>
-        <w:t xml:space="preserve"> [C], while using only a small amount of Zoletil®. Additionally, it was also revealed that 40 g/L of sodium bicarbonate was sufficient to induce Stage 3 anesthesia in zebrafish.</w:t>
+          <w:strike w:val="0"/>
+          <w:color w:val="000000"/>
+        </w:rPr>
+        <w:t xml:space="preserve">This study </w:t>
+      </w:r>
+      <w:r>
+        <w:rPr>
+          <w:rFonts w:ascii="Georgia" w:hAnsi="Georgia" w:cs="Georgia" w:eastAsia="Georgia"/>
+          <w:sz w:val="22"/>
+          <w:szCs w:val="22"/>
+          <w:b w:val="0"/>
+          <w:bCs w:val="0"/>
+          <w:strike w:val="0"/>
+          <w:shd w:val="clear" w:fill="BFBFBF"/>
+          <w:color w:val="000000"/>
+        </w:rPr>
+        <w:t>was</w:t>
+      </w:r>
+      <w:r>
+        <w:rPr>
+          <w:rFonts w:ascii="Georgia" w:hAnsi="Georgia" w:cs="Georgia" w:eastAsia="Georgia"/>
+          <w:sz w:val="20"/>
+          <w:szCs w:val="20"/>
+          <w:b w:val="0"/>
+          <w:bCs w:val="0"/>
+          <w:strike w:val="0"/>
+          <w:color w:val="000000"/>
+        </w:rPr>
+        <w:t xml:space="preserve"> [C]</w:t>
+      </w:r>
+      <w:r>
+        <w:rPr>
+          <w:rFonts w:ascii="Georgia" w:hAnsi="Georgia" w:cs="Georgia" w:eastAsia="Georgia"/>
+          <w:sz w:val="22"/>
+          <w:szCs w:val="22"/>
+          <w:b w:val="0"/>
+          <w:bCs w:val="0"/>
+          <w:strike w:val="0"/>
+          <w:color w:val="000000"/>
+        </w:rPr>
+        <w:t xml:space="preserve"> conducted to determine the anesthetic effect of Zoletil® in zebrafish (Danio rerio). A total of 25 zebrafish with similar body sizes were used for three treatments. Treatment 1 was Zoletil® waterbath. The dosage started at 10mg/L and it continued to increase by 10mg/L with a maximum of 50 mg/L. Stage 1 of anesthesia was observed in T1, but it did not progress to Stage 2 and Stage 3 of anesthesia. Treatment 2 was waterbath mixed with Sodium bicarbonate. The dosage that was used started at 20 g/L. In dosages 20 g/L and 30 g/L, Stage 1 and Stage 2 anesthesia was observed, but it failed to induce Stage 3. Whereas dosages 40 g/L, 50 g/L, and 60 g/L were able to induce all three stages of anesthesia, Treatment 3 was a combination of Zoletil® and sodium bicarbonate. In dosage of 5 mg/L of Zoletil® and 30 g/L of sodium bicarbonate, Stage 3 was observed. T1 revealed that Zoletil® alone is not enough to fully induce Stage 3 anesthesia in zebrafish. However, when sodium bicarbonate was added, Stage 3 was achieved, while using only a small amount of Zoletil®. Additionally, it was also revealed that 40 g/L of sodium bicarbonate was sufficient to induce Stage 3 anesthesia in zebrafish.</w:t>
       </w:r>
     </w:p>
     <w:p>
@@ -24282,6 +25251,7 @@
           <w:szCs w:val="22"/>
           <w:b w:val="0"/>
           <w:bCs w:val="0"/>
+          <w:strike w:val="0"/>
           <w:color w:val="000000"/>
         </w:rPr>
         <w:t xml:space="preserve">This study determined the knowledge, attitude, and practices of PSAU students regarding stray animals. A total of 386 respondents were calculated using Slovin’s formula. The respondents were reached through social media platforms such as facebook, messenger, and through text messages. The data collected was entered into an Excel database and was subjected to a Chi-square test to examine associations with the socio-demographics of the respondents; a p-value of 0.5 was considered significant. Descriptive analysis was done to examine relationships between categorical variables, particularly focusing on the influence of socio-demographic profile differences. The results in overall knowledge of PSAU students regarding stray animals showed that over half (56%) of the students were aware and have moderate knowledge about stray animals, Moreover, 32.6% of the students showed good knowledge regarding stray animals, and only 11.4% of them had poor knowledge regarding stray animals. In terms of attitude, 92% of the respondents showed good attitude, </w:t>
@@ -24293,40 +25263,32 @@
           <w:szCs w:val="22"/>
           <w:b w:val="0"/>
           <w:bCs w:val="0"/>
+          <w:strike w:val="0"/>
           <w:highlight w:val="red"/>
           <w:color w:val="FFFFFF"/>
         </w:rPr>
-        <w:t xml:space="preserve">indicating</w:t>
-      </w:r>
-      <w:r>
-        <w:rPr>
-          <w:rFonts w:ascii="Georgia" w:hAnsi="Georgia" w:cs="Georgia" w:eastAsia="Georgia"/>
-          <w:sz w:val="22"/>
-          <w:szCs w:val="22"/>
-          <w:b w:val="0"/>
-          <w:bCs w:val="0"/>
-          <w:color w:val="000000"/>
-        </w:rPr>
-        <w:t xml:space="preserve"> </w:t>
-      </w:r>
-      <w:r>
-        <w:rPr>
-          <w:rFonts w:ascii="Georgia" w:hAnsi="Georgia" w:cs="Georgia" w:eastAsia="Georgia"/>
-          <w:sz w:val="22"/>
-          <w:szCs w:val="22"/>
-          <w:b w:val="0"/>
-          <w:bCs w:val="0"/>
+        <w:t>indicating</w:t>
+      </w:r>
+      <w:r>
+        <w:rPr>
+          <w:rFonts w:ascii="Georgia" w:hAnsi="Georgia" w:cs="Georgia" w:eastAsia="Georgia"/>
+          <w:sz w:val="20"/>
+          <w:szCs w:val="20"/>
+          <w:b w:val="0"/>
+          <w:bCs w:val="0"/>
+          <w:strike w:val="0"/>
           <w:color w:val="ED7D31"/>
         </w:rPr>
-        <w:t xml:space="preserve">(EC)</w:t>
-      </w:r>
-      <w:r>
-        <w:rPr>
-          <w:rFonts w:ascii="Georgia" w:hAnsi="Georgia" w:cs="Georgia" w:eastAsia="Georgia"/>
-          <w:sz w:val="22"/>
-          <w:szCs w:val="22"/>
-          <w:b w:val="0"/>
-          <w:bCs w:val="0"/>
+        <w:t xml:space="preserve"> (EC)</w:t>
+      </w:r>
+      <w:r>
+        <w:rPr>
+          <w:rFonts w:ascii="Georgia" w:hAnsi="Georgia" w:cs="Georgia" w:eastAsia="Georgia"/>
+          <w:sz w:val="22"/>
+          <w:szCs w:val="22"/>
+          <w:b w:val="0"/>
+          <w:bCs w:val="0"/>
+          <w:strike w:val="0"/>
           <w:color w:val="000000"/>
         </w:rPr>
         <w:t xml:space="preserve"> a strong sense of empathy and concern for the welfare of stray animals on campus. A smaller portion of students, 7.3%, expressed a moderate attitude, and only 0.8% of the respondents showed a poor attitude towards stray animals. Among the respondents, only 19.7% showed a good level of practice, and 39.1% of the respondents showed a moderate level of practice and 41.2 % shows poor level of practice. In terms of association of demographic profile with the KAP, the findings showed that sex, year level, and pet ownership had a significant effect on students’ knowledge and practices toward stray animals. A strong relationship was found between sex and knowledge (p = 0.000), with female students more </w:t>
@@ -24338,40 +25300,32 @@
           <w:szCs w:val="22"/>
           <w:b w:val="0"/>
           <w:bCs w:val="0"/>
+          <w:strike w:val="0"/>
           <w:highlight w:val="red"/>
           <w:color w:val="FFFFFF"/>
         </w:rPr>
-        <w:t xml:space="preserve">likely</w:t>
-      </w:r>
-      <w:r>
-        <w:rPr>
-          <w:rFonts w:ascii="Georgia" w:hAnsi="Georgia" w:cs="Georgia" w:eastAsia="Georgia"/>
-          <w:sz w:val="22"/>
-          <w:szCs w:val="22"/>
-          <w:b w:val="0"/>
-          <w:bCs w:val="0"/>
-          <w:color w:val="000000"/>
-        </w:rPr>
-        <w:t xml:space="preserve"> </w:t>
-      </w:r>
-      <w:r>
-        <w:rPr>
-          <w:rFonts w:ascii="Georgia" w:hAnsi="Georgia" w:cs="Georgia" w:eastAsia="Georgia"/>
-          <w:sz w:val="22"/>
-          <w:szCs w:val="22"/>
-          <w:b w:val="0"/>
-          <w:bCs w:val="0"/>
+        <w:t>likely</w:t>
+      </w:r>
+      <w:r>
+        <w:rPr>
+          <w:rFonts w:ascii="Georgia" w:hAnsi="Georgia" w:cs="Georgia" w:eastAsia="Georgia"/>
+          <w:sz w:val="20"/>
+          <w:szCs w:val="20"/>
+          <w:b w:val="0"/>
+          <w:bCs w:val="0"/>
+          <w:strike w:val="0"/>
           <w:color w:val="ED7D31"/>
         </w:rPr>
-        <w:t xml:space="preserve">(EC)</w:t>
-      </w:r>
-      <w:r>
-        <w:rPr>
-          <w:rFonts w:ascii="Georgia" w:hAnsi="Georgia" w:cs="Georgia" w:eastAsia="Georgia"/>
-          <w:sz w:val="22"/>
-          <w:szCs w:val="22"/>
-          <w:b w:val="0"/>
-          <w:bCs w:val="0"/>
+        <w:t xml:space="preserve"> (EC)</w:t>
+      </w:r>
+      <w:r>
+        <w:rPr>
+          <w:rFonts w:ascii="Georgia" w:hAnsi="Georgia" w:cs="Georgia" w:eastAsia="Georgia"/>
+          <w:sz w:val="22"/>
+          <w:szCs w:val="22"/>
+          <w:b w:val="0"/>
+          <w:bCs w:val="0"/>
+          <w:strike w:val="0"/>
           <w:color w:val="000000"/>
         </w:rPr>
         <w:t xml:space="preserve"> to have moderate to good knowledge. Year level also influenced knowledge (p = 0.010), with first-year students showing poor knowledge and higher-year students demonstrating good knowledge. For practices, sex (p = 0.005), year level (p = 0.010), and pet ownership (p = 0.044) all showed significant relationship. Female students, higher-year students, and those who owned pets were more </w:t>
@@ -24383,40 +25337,32 @@
           <w:szCs w:val="22"/>
           <w:b w:val="0"/>
           <w:bCs w:val="0"/>
+          <w:strike w:val="0"/>
           <w:highlight w:val="red"/>
           <w:color w:val="FFFFFF"/>
         </w:rPr>
-        <w:t xml:space="preserve">likely</w:t>
-      </w:r>
-      <w:r>
-        <w:rPr>
-          <w:rFonts w:ascii="Georgia" w:hAnsi="Georgia" w:cs="Georgia" w:eastAsia="Georgia"/>
-          <w:sz w:val="22"/>
-          <w:szCs w:val="22"/>
-          <w:b w:val="0"/>
-          <w:bCs w:val="0"/>
-          <w:color w:val="000000"/>
-        </w:rPr>
-        <w:t xml:space="preserve"> </w:t>
-      </w:r>
-      <w:r>
-        <w:rPr>
-          <w:rFonts w:ascii="Georgia" w:hAnsi="Georgia" w:cs="Georgia" w:eastAsia="Georgia"/>
-          <w:sz w:val="22"/>
-          <w:szCs w:val="22"/>
-          <w:b w:val="0"/>
-          <w:bCs w:val="0"/>
+        <w:t>likely</w:t>
+      </w:r>
+      <w:r>
+        <w:rPr>
+          <w:rFonts w:ascii="Georgia" w:hAnsi="Georgia" w:cs="Georgia" w:eastAsia="Georgia"/>
+          <w:sz w:val="20"/>
+          <w:szCs w:val="20"/>
+          <w:b w:val="0"/>
+          <w:bCs w:val="0"/>
+          <w:strike w:val="0"/>
           <w:color w:val="ED7D31"/>
         </w:rPr>
-        <w:t xml:space="preserve">(EC)</w:t>
-      </w:r>
-      <w:r>
-        <w:rPr>
-          <w:rFonts w:ascii="Georgia" w:hAnsi="Georgia" w:cs="Georgia" w:eastAsia="Georgia"/>
-          <w:sz w:val="22"/>
-          <w:szCs w:val="22"/>
-          <w:b w:val="0"/>
-          <w:bCs w:val="0"/>
+        <w:t xml:space="preserve"> (EC)</w:t>
+      </w:r>
+      <w:r>
+        <w:rPr>
+          <w:rFonts w:ascii="Georgia" w:hAnsi="Georgia" w:cs="Georgia" w:eastAsia="Georgia"/>
+          <w:sz w:val="22"/>
+          <w:szCs w:val="22"/>
+          <w:b w:val="0"/>
+          <w:bCs w:val="0"/>
+          <w:strike w:val="0"/>
           <w:color w:val="000000"/>
         </w:rPr>
         <w:t xml:space="preserve"> to engage in responsible and humane behavior toward stray animals. The results obtained served as baseline information for future endeavors in promoting responsible pet ownership for the welfare of companion animals and the community.</w:t>
@@ -24461,74 +25407,80 @@
           <w:szCs w:val="22"/>
           <w:b w:val="0"/>
           <w:bCs w:val="0"/>
-          <w:color w:val="000000"/>
-        </w:rPr>
-        <w:t xml:space="preserve">This study assessed the profiling, occurrence and antibiotic resistance of Escherichia coli and Salmonella spp., in retail chicken eggs sold in [REDACTED]. The study aimed to profile handling practices of egg vendors, detect E. coli and Salmonella spp. on retail chicken eggs sold in [REDACTED] and assess the degree of antibiotic susceptibility of the bacterial isolates. A total of 16 vendors were evaluated on their egg handling practices, evaluated using a survey checklist, focusing on the assessment of demographic profile and their egg handling practices aligned with the Code of Hygienic Practice for Eggs and Egg Products. For the detection of E. coli and Salmonella spp. isolates, a total of 36 samples were collected, comprised of 16 eggshell surface samples and 16 egg content sample. Samples were subjected to selective culture media, biochemical tests and antibiotic sensitivity testing of bacterial isolates. None of the samples tested positive for Salmonella spp. However, 19% of egg samples tested positive for E. coli on eosin methylene blue (EMB) agar, characterized by green metallic sheen colonies. The 6% of positive samples were detected on the egg shell surface, while 13% of isolated E. coli were located on the egg’s homogenized yolk and albumen. Antibiotic sensitivity testing using disk diffusion method following CLSI guidelines revealed 100% resistance to chloramphenicol, tetracycline, and streptomycin. While 33% showed resistance to meropenem. On the other hand, the evaluation of retail egg vendors showed a major issue of reusing the egg trays across vendors which has been strongly </w:t>
-      </w:r>
-      <w:r>
-        <w:rPr>
-          <w:rFonts w:ascii="Georgia" w:hAnsi="Georgia" w:cs="Georgia" w:eastAsia="Georgia"/>
-          <w:sz w:val="22"/>
-          <w:szCs w:val="22"/>
-          <w:b w:val="0"/>
-          <w:bCs w:val="0"/>
-          <w:shd w:val="clear" w:color="auto" w:fill="bfbfbf"/>
-          <w:color w:val="000000"/>
-        </w:rPr>
-        <w:t xml:space="preserve">linked</w:t>
-      </w:r>
-      <w:r>
-        <w:rPr>
-          <w:rFonts w:ascii="Georgia" w:hAnsi="Georgia" w:cs="Georgia" w:eastAsia="Georgia"/>
-          <w:sz w:val="22"/>
-          <w:szCs w:val="22"/>
-          <w:b w:val="0"/>
-          <w:bCs w:val="0"/>
-          <w:color w:val="000000"/>
-        </w:rPr>
-        <w:t xml:space="preserve"> [C] to bacterial growth on eggshells, yolks and albumen, with p-values of 0.030 and 0.014, respectively. The findings </w:t>
-      </w:r>
-      <w:r>
-        <w:rPr>
-          <w:rFonts w:ascii="Georgia" w:hAnsi="Georgia" w:cs="Georgia" w:eastAsia="Georgia"/>
-          <w:sz w:val="22"/>
-          <w:szCs w:val="22"/>
-          <w:b w:val="0"/>
-          <w:bCs w:val="0"/>
-          <w:strike/>
-          <w:color w:val="000000"/>
-        </w:rPr>
-        <w:t xml:space="preserve">suggests</w:t>
-      </w:r>
-      <w:r>
-        <w:rPr>
-          <w:rFonts w:ascii="Georgia" w:hAnsi="Georgia" w:cs="Georgia" w:eastAsia="Georgia"/>
-          <w:sz w:val="22"/>
-          <w:szCs w:val="22"/>
-          <w:b w:val="0"/>
-          <w:bCs w:val="0"/>
-          <w:color w:val="000000"/>
-        </w:rPr>
-        <w:t xml:space="preserve"> </w:t>
-      </w:r>
-      <w:r>
-        <w:rPr>
-          <w:rFonts w:ascii="Georgia" w:hAnsi="Georgia" w:cs="Georgia" w:eastAsia="Georgia"/>
-          <w:sz w:val="22"/>
-          <w:szCs w:val="22"/>
-          <w:b w:val="0"/>
-          <w:bCs w:val="0"/>
+          <w:strike w:val="0"/>
+          <w:color w:val="000000"/>
+        </w:rPr>
+        <w:t xml:space="preserve">This study assessed the profiling, occurrence and antibiotic resistance of Escherichia coli and Salmonella spp., in retail chicken eggs sold in [REDACTED]. The study aimed to profile handling practices of egg vendors, detect E. coli and Salmonella spp. on retail chicken eggs sold in [REDACTED] and assess the degree of antibiotic susceptibility of the bacterial isolates. A total of 16 vendors were evaluated on their egg handling practices, evaluated using a survey checklist, focusing on the assessment of demographic profile and their egg handling practices aligned with the Code of Hygienic Practice for Eggs and Egg Products. For the detection of E. coli and Salmonella spp. isolates, a total of 36 samples were collected, comprised of 16 eggshell surface samples and 16 egg content sample. Samples were subjected to selective culture media, biochemical tests and antibiotic sensitivity testing of bacterial isolates. None of the samples tested positive for Salmonella spp. However, 19% of egg samples tested positive for E. coli on eosin methylene blue (EMB) agar, characterized by green metallic sheen colonies. The 6% of positive samples were detected on the egg shell surface, while 13% of isolated E. coli were located on the egg’s homogenized yolk and albumen. Antibiotic sensitivity testing using disk diffusion method following CLSI guidelines revealed 100% resistance to chloramphenicol, tetracycline, and streptomycin. While 33% </w:t>
+      </w:r>
+      <w:r>
+        <w:rPr>
+          <w:rFonts w:ascii="Georgia" w:hAnsi="Georgia" w:cs="Georgia" w:eastAsia="Georgia"/>
+          <w:sz w:val="22"/>
+          <w:szCs w:val="22"/>
+          <w:b w:val="0"/>
+          <w:bCs w:val="0"/>
+          <w:strike w:val="0"/>
+          <w:shd w:val="clear" w:fill="BFBFBF"/>
+          <w:color w:val="000000"/>
+        </w:rPr>
+        <w:t>showed</w:t>
+      </w:r>
+      <w:r>
+        <w:rPr>
+          <w:rFonts w:ascii="Georgia" w:hAnsi="Georgia" w:cs="Georgia" w:eastAsia="Georgia"/>
+          <w:sz w:val="20"/>
+          <w:szCs w:val="20"/>
+          <w:b w:val="0"/>
+          <w:bCs w:val="0"/>
+          <w:strike w:val="0"/>
+          <w:color w:val="000000"/>
+        </w:rPr>
+        <w:t xml:space="preserve"> [C]</w:t>
+      </w:r>
+      <w:r>
+        <w:rPr>
+          <w:rFonts w:ascii="Georgia" w:hAnsi="Georgia" w:cs="Georgia" w:eastAsia="Georgia"/>
+          <w:sz w:val="22"/>
+          <w:szCs w:val="22"/>
+          <w:b w:val="0"/>
+          <w:bCs w:val="0"/>
+          <w:strike w:val="0"/>
+          <w:color w:val="000000"/>
+        </w:rPr>
+        <w:t xml:space="preserve"> resistance to meropenem. On the other hand, the evaluation of retail egg vendors showed a major issue of reusing the egg trays across vendors which has been strongly linked to bacterial growth on eggshells, yolks and albumen, with p-values of 0.030 and 0.014, respectively. The findings </w:t>
+      </w:r>
+      <w:r>
+        <w:rPr>
+          <w:rFonts w:ascii="Georgia" w:hAnsi="Georgia" w:cs="Georgia" w:eastAsia="Georgia"/>
+          <w:sz w:val="22"/>
+          <w:szCs w:val="22"/>
+          <w:b w:val="0"/>
+          <w:bCs w:val="0"/>
+          <w:color w:val="000000"/>
+          <w:strike w:val="1"/>
+        </w:rPr>
+        <w:t>suggests</w:t>
+      </w:r>
+      <w:r>
+        <w:rPr>
+          <w:rFonts w:ascii="Georgia" w:hAnsi="Georgia" w:cs="Georgia" w:eastAsia="Georgia"/>
+          <w:sz w:val="20"/>
+          <w:szCs w:val="20"/>
+          <w:b w:val="0"/>
+          <w:bCs w:val="0"/>
+          <w:strike w:val="0"/>
           <w:color w:val="808080"/>
         </w:rPr>
-        <w:t xml:space="preserve">(FP-Rec)</w:t>
-      </w:r>
-      <w:r>
-        <w:rPr>
-          <w:rFonts w:ascii="Georgia" w:hAnsi="Georgia" w:cs="Georgia" w:eastAsia="Georgia"/>
-          <w:sz w:val="22"/>
-          <w:szCs w:val="22"/>
-          <w:b w:val="0"/>
-          <w:bCs w:val="0"/>
+        <w:t xml:space="preserve"> (FP-Rec)</w:t>
+      </w:r>
+      <w:r>
+        <w:rPr>
+          <w:rFonts w:ascii="Georgia" w:hAnsi="Georgia" w:cs="Georgia" w:eastAsia="Georgia"/>
+          <w:sz w:val="22"/>
+          <w:szCs w:val="22"/>
+          <w:b w:val="0"/>
+          <w:bCs w:val="0"/>
+          <w:strike w:val="0"/>
           <w:color w:val="000000"/>
         </w:rPr>
         <w:t xml:space="preserve"> the need for assessment of knowledge, attitudes and practices of retail egg vendors about food safety and regular antimicrobial resistance monitoring on retail eggs.</w:t>
@@ -24573,6 +25525,7 @@
           <w:szCs w:val="22"/>
           <w:b w:val="0"/>
           <w:bCs w:val="0"/>
+          <w:strike w:val="0"/>
           <w:color w:val="000000"/>
         </w:rPr>
         <w:t xml:space="preserve">The Escherichia coli and Campylobacter jejuni are two of the foodborne pathogens affecting public health around the world. A cross-sectional bacteriological study was conducted from January to February 2025 in [REDACTED]. This study presents the bacteriological analysis of E. coli and C. jejuni from 12 raw buffalo milk samples from 12 vendors. Data were gathered from vendors through modified and patterned questionnaires to assess demographics and hygiene practices of vendors. Results indicated that most vendors lacked formal training in milk-handling (100 %) did not use refrigeration, new bottles, or any preservation methods (100%). The majority of the vendors that participated in the study sell milk at public markets (66.7 %), while others sell it through peddling (25 %) or by using vehicles (8.3 %). The detection and isolation of these pathogens was carried out by using selective culture media and biochemical tests for further identification. The C. jejuni was not detected in any of the samples (0%) on Charcoal Cefoperozone Deoxycholate agar (CCDA). In contrast, all 12 samples (100%) tested positive for E.coli on MacConkey agar, characterized by moist and pink to red colonies, on Eosin Methylene Blue agar, characterized by its green metallic sheen and nutrient agar, characterized by opaque, creamy/off-white colonies. Isolates were subjected to biochemical tests, such as Triple Sugar Iron (TSI), IMViC series, Catalase, Hippurate hydrolysis, and Gram staining. These findings </w:t>
@@ -24584,40 +25537,31 @@
           <w:szCs w:val="22"/>
           <w:b w:val="0"/>
           <w:bCs w:val="0"/>
-          <w:strike/>
-          <w:color w:val="000000"/>
-        </w:rPr>
-        <w:t xml:space="preserve">suggest</w:t>
-      </w:r>
-      <w:r>
-        <w:rPr>
-          <w:rFonts w:ascii="Georgia" w:hAnsi="Georgia" w:cs="Georgia" w:eastAsia="Georgia"/>
-          <w:sz w:val="22"/>
-          <w:szCs w:val="22"/>
-          <w:b w:val="0"/>
-          <w:bCs w:val="0"/>
-          <w:color w:val="000000"/>
-        </w:rPr>
-        <w:t xml:space="preserve"> </w:t>
-      </w:r>
-      <w:r>
-        <w:rPr>
-          <w:rFonts w:ascii="Georgia" w:hAnsi="Georgia" w:cs="Georgia" w:eastAsia="Georgia"/>
-          <w:sz w:val="22"/>
-          <w:szCs w:val="22"/>
-          <w:b w:val="0"/>
-          <w:bCs w:val="0"/>
+          <w:color w:val="000000"/>
+          <w:strike w:val="1"/>
+        </w:rPr>
+        <w:t>suggest</w:t>
+      </w:r>
+      <w:r>
+        <w:rPr>
+          <w:rFonts w:ascii="Georgia" w:hAnsi="Georgia" w:cs="Georgia" w:eastAsia="Georgia"/>
+          <w:sz w:val="20"/>
+          <w:szCs w:val="20"/>
+          <w:b w:val="0"/>
+          <w:bCs w:val="0"/>
+          <w:strike w:val="0"/>
           <w:color w:val="808080"/>
         </w:rPr>
-        <w:t xml:space="preserve">(FP-Rec)</w:t>
-      </w:r>
-      <w:r>
-        <w:rPr>
-          <w:rFonts w:ascii="Georgia" w:hAnsi="Georgia" w:cs="Georgia" w:eastAsia="Georgia"/>
-          <w:sz w:val="22"/>
-          <w:szCs w:val="22"/>
-          <w:b w:val="0"/>
-          <w:bCs w:val="0"/>
+        <w:t xml:space="preserve"> (FP-Rec)</w:t>
+      </w:r>
+      <w:r>
+        <w:rPr>
+          <w:rFonts w:ascii="Georgia" w:hAnsi="Georgia" w:cs="Georgia" w:eastAsia="Georgia"/>
+          <w:sz w:val="22"/>
+          <w:szCs w:val="22"/>
+          <w:b w:val="0"/>
+          <w:bCs w:val="0"/>
+          <w:strike w:val="0"/>
           <w:color w:val="000000"/>
         </w:rPr>
         <w:t xml:space="preserve"> the need to improve training, regulation of milk storage, and the enforcement of labeling and sanitation standards to improve public health safety in the milk supply chain.</w:t>
@@ -24662,6 +25606,7 @@
           <w:szCs w:val="22"/>
           <w:b w:val="0"/>
           <w:bCs w:val="0"/>
+          <w:strike w:val="0"/>
           <w:color w:val="000000"/>
         </w:rPr>
         <w:t xml:space="preserve">The prevalence of dermatophytosis and emerging drug resistance underscores the need for alternative therapeutic approaches, leading to a focus on medicinal plants. This study explores the </w:t>
@@ -24673,40 +25618,31 @@
           <w:szCs w:val="22"/>
           <w:b w:val="0"/>
           <w:bCs w:val="0"/>
-          <w:strike/>
-          <w:color w:val="000000"/>
-        </w:rPr>
-        <w:t xml:space="preserve">potential</w:t>
-      </w:r>
-      <w:r>
-        <w:rPr>
-          <w:rFonts w:ascii="Georgia" w:hAnsi="Georgia" w:cs="Georgia" w:eastAsia="Georgia"/>
-          <w:sz w:val="22"/>
-          <w:szCs w:val="22"/>
-          <w:b w:val="0"/>
-          <w:bCs w:val="0"/>
-          <w:color w:val="000000"/>
-        </w:rPr>
-        <w:t xml:space="preserve"> </w:t>
-      </w:r>
-      <w:r>
-        <w:rPr>
-          <w:rFonts w:ascii="Georgia" w:hAnsi="Georgia" w:cs="Georgia" w:eastAsia="Georgia"/>
-          <w:sz w:val="22"/>
-          <w:szCs w:val="22"/>
-          <w:b w:val="0"/>
-          <w:bCs w:val="0"/>
+          <w:color w:val="000000"/>
+          <w:strike w:val="1"/>
+        </w:rPr>
+        <w:t>potential</w:t>
+      </w:r>
+      <w:r>
+        <w:rPr>
+          <w:rFonts w:ascii="Georgia" w:hAnsi="Georgia" w:cs="Georgia" w:eastAsia="Georgia"/>
+          <w:sz w:val="20"/>
+          <w:szCs w:val="20"/>
+          <w:b w:val="0"/>
+          <w:bCs w:val="0"/>
+          <w:strike w:val="0"/>
           <w:color w:val="808080"/>
         </w:rPr>
-        <w:t xml:space="preserve">(FP-Gen)</w:t>
-      </w:r>
-      <w:r>
-        <w:rPr>
-          <w:rFonts w:ascii="Georgia" w:hAnsi="Georgia" w:cs="Georgia" w:eastAsia="Georgia"/>
-          <w:sz w:val="22"/>
-          <w:szCs w:val="22"/>
-          <w:b w:val="0"/>
-          <w:bCs w:val="0"/>
+        <w:t xml:space="preserve"> (FP-Gen)</w:t>
+      </w:r>
+      <w:r>
+        <w:rPr>
+          <w:rFonts w:ascii="Georgia" w:hAnsi="Georgia" w:cs="Georgia" w:eastAsia="Georgia"/>
+          <w:sz w:val="22"/>
+          <w:szCs w:val="22"/>
+          <w:b w:val="0"/>
+          <w:bCs w:val="0"/>
+          <w:strike w:val="0"/>
           <w:color w:val="000000"/>
         </w:rPr>
         <w:t xml:space="preserve"> antifungal properties of Muntingia calabura L. methanolic leaf extracts against Trichophyton mentagrophytes, a dermatophyte species. The methanolic leaf extract of M. calabura L. exhibited various phytochemicals, including anthraquinones, anthrones, alkaloids, glycosides, phenols, tannins, flavonoids, saponins, higher alcohols, and essential oils, presenting a promising natural resource for antifungal treatment. Agar well diffusion, broth dilution, and determination of minimum fungicidal concentration, were employed to evaluate the efficacy of the extract. Statistical analysis revealed a significant difference among the treatments used, with Ketoconazole (Treatment 2) as a positive control displaying high susceptibility (42.5667 mm). Treatment 3, containing 200 mg/mL M. calabura L. methanolic leaf extract, showed that the microorganism utilized was susceptible to the leaf extract at this concentration as it exhibited a DIZ of 26.4667 mm. Treatment 4 containing 100 mg/mL M. calabura L. methanolic leaf extract showed intermediate susceptibility as the DIZ was measured at 15.3667 mm. Treatment 5, composed of 10 mg/mL M. calabura L. methanolic leaf extract, displayed an inhibition zone of 9.70 mm. Treatment 1, which contained distilled water, did not display any inhibition against T. mentagrophytes. The minimum inhibitory concentration (MIC) of M. calabura L. methanolic leaf extract was determined at 10 mg/mL, consistent with the minimum fungicidal concentration. These findings highlight the </w:t>
@@ -24718,40 +25654,32 @@
           <w:szCs w:val="22"/>
           <w:b w:val="0"/>
           <w:bCs w:val="0"/>
+          <w:strike w:val="0"/>
           <w:highlight w:val="red"/>
           <w:color w:val="FFFFFF"/>
         </w:rPr>
-        <w:t xml:space="preserve">potential</w:t>
-      </w:r>
-      <w:r>
-        <w:rPr>
-          <w:rFonts w:ascii="Georgia" w:hAnsi="Georgia" w:cs="Georgia" w:eastAsia="Georgia"/>
-          <w:sz w:val="22"/>
-          <w:szCs w:val="22"/>
-          <w:b w:val="0"/>
-          <w:bCs w:val="0"/>
-          <w:color w:val="000000"/>
-        </w:rPr>
-        <w:t xml:space="preserve"> </w:t>
-      </w:r>
-      <w:r>
-        <w:rPr>
-          <w:rFonts w:ascii="Georgia" w:hAnsi="Georgia" w:cs="Georgia" w:eastAsia="Georgia"/>
-          <w:sz w:val="22"/>
-          <w:szCs w:val="22"/>
-          <w:b w:val="0"/>
-          <w:bCs w:val="0"/>
+        <w:t>potential</w:t>
+      </w:r>
+      <w:r>
+        <w:rPr>
+          <w:rFonts w:ascii="Georgia" w:hAnsi="Georgia" w:cs="Georgia" w:eastAsia="Georgia"/>
+          <w:sz w:val="20"/>
+          <w:szCs w:val="20"/>
+          <w:b w:val="0"/>
+          <w:bCs w:val="0"/>
+          <w:strike w:val="0"/>
           <w:color w:val="ED7D31"/>
         </w:rPr>
-        <w:t xml:space="preserve">(EC)</w:t>
-      </w:r>
-      <w:r>
-        <w:rPr>
-          <w:rFonts w:ascii="Georgia" w:hAnsi="Georgia" w:cs="Georgia" w:eastAsia="Georgia"/>
-          <w:sz w:val="22"/>
-          <w:szCs w:val="22"/>
-          <w:b w:val="0"/>
-          <w:bCs w:val="0"/>
+        <w:t xml:space="preserve"> (EC)</w:t>
+      </w:r>
+      <w:r>
+        <w:rPr>
+          <w:rFonts w:ascii="Georgia" w:hAnsi="Georgia" w:cs="Georgia" w:eastAsia="Georgia"/>
+          <w:sz w:val="22"/>
+          <w:szCs w:val="22"/>
+          <w:b w:val="0"/>
+          <w:bCs w:val="0"/>
+          <w:strike w:val="0"/>
           <w:color w:val="000000"/>
         </w:rPr>
         <w:t xml:space="preserve"> of M. calabura L. as a source of antifungal agents, warranting further investigation into its therapeutic applications and formulation for dermatophytosis management.</w:t>
@@ -24796,6 +25724,8 @@
           <w:szCs w:val="22"/>
           <w:b w:val="0"/>
           <w:bCs w:val="0"/>
+          <w:strike w:val="0"/>
+          <w:color w:val="000000"/>
         </w:rPr>
         <w:t>This study determined the hematological and electrolyte values of island-born New Zealand White (NZW) rabbits (Oryctolagus cuniculus). Eight (8) adult rabbits (4 female and 4 male) with initial weight between 2.5 to 2.7kgs were used for sample collection. Around 3.0 ml and 0.5 ml of blood was collected from the central auricular artery and the lateral saphenous vein, respectively of each rabbit. Hematological tests for packed cell volume (PCV), red blood cells (RBC), hemoglobin (HGB), mean corpuscular hemoglobin (MCH), mean corpuscular hemoglobin concentration (MCHC), mean corpuscular volume (MCV), white blood cells (WBC), neutrophils, eosinophils, lymphocytes, monocytes, and serum electrolyte tests for sodium (Na), potassium (K), magnesium (Mg), and calcium (Ca) were requested from Hi-Precision Diagnostics Laboratory. Results were gathered and mean values were determined using MS Excel and subjected to statistical analysis using t-test through statistical package for the social sciences (SPSS). The mean values of each hematological parameter of male and female rabbits, respectively were: PCV (37.32% and 37.4%); RBC (5.91x106/mm3 and 5.76x106/mm3); HGB (12.32g/dL and 12.37g/dL); MCH (20.63pg and 21.47pg); MCHC (33.03% and 32.90%); MCV (62.57fL and 64.52fL); WBC (7.39x109/L and 8.17x109/L); neutrophils (43.30% and 51.85%); eosinophils (0.10% and 0.10%); lymphocytes (52.47% and 41.22%); monocytes (2.18% and 4.61%); and basophils (1.94% and 2.21%). The mean values of each electrolyte parameter of male and female rabbits, respectively were: sodium (140.25mmol/L and 143.25mmol/L); potassium (4.32mmol/L and 4.37mmol/L); magnesium (0.87mmol/L and 0.98mmol/L); and calcium (3.41mmol/L and 3.21mmol/L). Mean values for PCV, RBC, HGB, MCH, MCHC, MCV, WBC, neutrophils, eosinophils, lymphocytes, monocytes, basophils, potassium, magnesium, and calcium were not significantly different while mean values for sodium between male and female NZW rabbits were found to be statistically different (p&lt;0.05).</w:t>
       </w:r>
@@ -24835,32 +25765,159 @@
       <w:r>
         <w:rPr>
           <w:rFonts w:ascii="Georgia" w:hAnsi="Georgia" w:cs="Georgia" w:eastAsia="Georgia"/>
-          <w:b w:val="0"/>
-          <w:i w:val="0"/>
-          <w:sz w:val="22"/>
-          <w:color w:val="000000"/>
-        </w:rPr>
-        <w:t xml:space="preserve">Canine heartworm (Dirofilaria immitis) infection is a significant health concern for dogs in many regions. This study investigated the association between clinical signs and microscopy/serological detection of heartworm at the [REDACTED]. Canines below six months of age and those receiving annual macrocyclic lactones were excluded. A questionnaire was utilized to collect data, and 100 single step rapid test kits canine heartworm Ag (AccuVet®) were employed along with direct blood smears. However, no positive results were observed in the diagnostic tests conducted. Thus </w:t>
-      </w:r>
-      <w:r>
-        <w:rPr>
-          <w:rFonts w:ascii="Georgia" w:hAnsi="Georgia" w:cs="Georgia" w:eastAsia="Georgia"/>
-          <w:b w:val="0"/>
-          <w:i w:val="0"/>
-          <w:sz w:val="22"/>
+          <w:sz w:val="22"/>
+          <w:szCs w:val="22"/>
+          <w:b w:val="0"/>
+          <w:bCs w:val="0"/>
+          <w:strike w:val="0"/>
+          <w:color w:val="000000"/>
+        </w:rPr>
+        <w:t xml:space="preserve">Canine heartworm (Dirofilaria immitis) infection is a significant health concern for dogs in many regions. This study investigated the association between clinical signs and microscopy/serological detection of heartworm at the [REDACTED]. Canines below six months of age and those receiving annual macrocyclic lactones were excluded. A questionnaire was utilized to collect data, and 100 single step rapid test kits canine heartworm Ag (AccuVet®) were employed along with direct blood smears. However, no positive results were observed in the diagnostic tests conducted. </w:t>
+      </w:r>
+      <w:r>
+        <w:rPr>
+          <w:rFonts w:ascii="Georgia" w:hAnsi="Georgia" w:cs="Georgia" w:eastAsia="Georgia"/>
+          <w:sz w:val="22"/>
+          <w:szCs w:val="22"/>
+          <w:b w:val="0"/>
+          <w:bCs w:val="0"/>
+          <w:strike w:val="0"/>
+          <w:color w:val="000000"/>
+        </w:rPr>
+        <w:t>Thus</w:t>
+      </w:r>
+      <w:r>
+        <w:rPr>
+          <w:rFonts w:ascii="Georgia" w:hAnsi="Georgia" w:cs="Georgia" w:eastAsia="Georgia"/>
+          <w:sz w:val="20"/>
+          <w:szCs w:val="20"/>
+          <w:b w:val="0"/>
+          <w:bCs w:val="0"/>
+          <w:strike w:val="0"/>
           <w:color w:val="8B4513"/>
         </w:rPr>
-        <w:t>(DO)</w:t>
-      </w:r>
-      <w:r>
-        <w:rPr>
-          <w:rFonts w:ascii="Georgia" w:hAnsi="Georgia" w:cs="Georgia" w:eastAsia="Georgia"/>
-          <w:b w:val="0"/>
-          <w:i w:val="0"/>
-          <w:sz w:val="22"/>
-          <w:color w:val="000000"/>
-        </w:rPr>
-        <w:t>, no significant association between clinical signs and heartworm infection could (EC) be established. Recommendations include increased awareness and education about heartworm prevention, regular testing, evaluation of other diagnostic methods, collaboration and research, continuous monitoring of heartworm prevalence, individualized risk assessment, and collaboration with pet owners. These measures can (FP-Gen) collectively contribute to the effective management and prevention of heartworm disease in the local canine population. Further research with larger sample sizes and diverse populations is needed (FP-Rec) to validate these findings and enhance our understanding of heartworm infection in the study area.</w:t>
+        <w:t xml:space="preserve"> (DO)</w:t>
+      </w:r>
+      <w:r>
+        <w:rPr>
+          <w:rFonts w:ascii="Georgia" w:hAnsi="Georgia" w:cs="Georgia" w:eastAsia="Georgia"/>
+          <w:sz w:val="22"/>
+          <w:szCs w:val="22"/>
+          <w:b w:val="0"/>
+          <w:bCs w:val="0"/>
+          <w:strike w:val="0"/>
+          <w:color w:val="000000"/>
+        </w:rPr>
+        <w:t xml:space="preserve">, no significant association between clinical signs and heartworm infection </w:t>
+      </w:r>
+      <w:r>
+        <w:rPr>
+          <w:rFonts w:ascii="Georgia" w:hAnsi="Georgia" w:cs="Georgia" w:eastAsia="Georgia"/>
+          <w:sz w:val="22"/>
+          <w:szCs w:val="22"/>
+          <w:b w:val="0"/>
+          <w:bCs w:val="0"/>
+          <w:strike w:val="0"/>
+          <w:shd w:val="clear" w:fill="00B0F0"/>
+          <w:color w:val="000000"/>
+        </w:rPr>
+        <w:t>could</w:t>
+      </w:r>
+      <w:r>
+        <w:rPr>
+          <w:rFonts w:ascii="Georgia" w:hAnsi="Georgia" w:cs="Georgia" w:eastAsia="Georgia"/>
+          <w:sz w:val="20"/>
+          <w:szCs w:val="20"/>
+          <w:b w:val="0"/>
+          <w:bCs w:val="0"/>
+          <w:strike w:val="0"/>
+          <w:color w:val="ED7D31"/>
+        </w:rPr>
+        <w:t xml:space="preserve"> (EC)</w:t>
+      </w:r>
+      <w:r>
+        <w:rPr>
+          <w:rFonts w:ascii="Georgia" w:hAnsi="Georgia" w:cs="Georgia" w:eastAsia="Georgia"/>
+          <w:sz w:val="22"/>
+          <w:szCs w:val="22"/>
+          <w:b w:val="0"/>
+          <w:bCs w:val="0"/>
+          <w:strike w:val="0"/>
+          <w:color w:val="000000"/>
+        </w:rPr>
+        <w:t xml:space="preserve"> be established. Recommendations include increased awareness and education about heartworm prevention, regular testing, evaluation of other diagnostic methods, collaboration and research, continuous monitoring of heartworm prevalence, individualized risk assessment, and collaboration with pet owners. These measures </w:t>
+      </w:r>
+      <w:r>
+        <w:rPr>
+          <w:rFonts w:ascii="Georgia" w:hAnsi="Georgia" w:cs="Georgia" w:eastAsia="Georgia"/>
+          <w:sz w:val="22"/>
+          <w:szCs w:val="22"/>
+          <w:b w:val="0"/>
+          <w:bCs w:val="0"/>
+          <w:color w:val="000000"/>
+          <w:strike w:val="1"/>
+        </w:rPr>
+        <w:t>can</w:t>
+      </w:r>
+      <w:r>
+        <w:rPr>
+          <w:rFonts w:ascii="Georgia" w:hAnsi="Georgia" w:cs="Georgia" w:eastAsia="Georgia"/>
+          <w:sz w:val="20"/>
+          <w:szCs w:val="20"/>
+          <w:b w:val="0"/>
+          <w:bCs w:val="0"/>
+          <w:strike w:val="0"/>
+          <w:color w:val="808080"/>
+        </w:rPr>
+        <w:t xml:space="preserve"> (FP-Gen)</w:t>
+      </w:r>
+      <w:r>
+        <w:rPr>
+          <w:rFonts w:ascii="Georgia" w:hAnsi="Georgia" w:cs="Georgia" w:eastAsia="Georgia"/>
+          <w:sz w:val="22"/>
+          <w:szCs w:val="22"/>
+          <w:b w:val="0"/>
+          <w:bCs w:val="0"/>
+          <w:strike w:val="0"/>
+          <w:color w:val="000000"/>
+        </w:rPr>
+        <w:t xml:space="preserve"> collectively contribute to the effective management and prevention of heartworm disease in the local canine population. Further research with larger sample sizes and diverse populations is </w:t>
+      </w:r>
+      <w:r>
+        <w:rPr>
+          <w:rFonts w:ascii="Georgia" w:hAnsi="Georgia" w:cs="Georgia" w:eastAsia="Georgia"/>
+          <w:sz w:val="22"/>
+          <w:szCs w:val="22"/>
+          <w:b w:val="0"/>
+          <w:bCs w:val="0"/>
+          <w:color w:val="000000"/>
+          <w:strike w:val="1"/>
+        </w:rPr>
+        <w:t>needed</w:t>
+      </w:r>
+      <w:r>
+        <w:rPr>
+          <w:rFonts w:ascii="Georgia" w:hAnsi="Georgia" w:cs="Georgia" w:eastAsia="Georgia"/>
+          <w:sz w:val="20"/>
+          <w:szCs w:val="20"/>
+          <w:b w:val="0"/>
+          <w:bCs w:val="0"/>
+          <w:strike w:val="0"/>
+          <w:color w:val="808080"/>
+        </w:rPr>
+        <w:t xml:space="preserve"> (FP-Rec)</w:t>
+      </w:r>
+      <w:r>
+        <w:rPr>
+          <w:rFonts w:ascii="Georgia" w:hAnsi="Georgia" w:cs="Georgia" w:eastAsia="Georgia"/>
+          <w:sz w:val="22"/>
+          <w:szCs w:val="22"/>
+          <w:b w:val="0"/>
+          <w:bCs w:val="0"/>
+          <w:strike w:val="0"/>
+          <w:color w:val="000000"/>
+        </w:rPr>
+        <w:t xml:space="preserve"> to validate these findings and enhance our understanding of heartworm infection in the study area.</w:t>
       </w:r>
     </w:p>
     <w:p>
@@ -24902,6 +25959,7 @@
           <w:szCs w:val="22"/>
           <w:b w:val="0"/>
           <w:bCs w:val="0"/>
+          <w:strike w:val="0"/>
           <w:color w:val="000000"/>
         </w:rPr>
         <w:t xml:space="preserve">This study investigated the in vitro anthelmintic efficacy of aqueous leaf extracts from tamarind (Tamarindus indica) and jackfruit (Artocarpus heterophyllus) against Fasciola spp. A total of ten treatment groups were established to evaluate the effects of tamarind leaf extract (TLE) and jackfruit leaf extract (JLE) at various concentrations (5%, 10%, 25%, and 40%) on the motility and viability of adult Fasciola spp., alongside positive (Albendazole) and negative (Nutrient broth) controls. Four adult flukes were placed in each experimental plate, with each treatment tested in triplicate. Motility was monitored every 10 minutes, and histopathological examinations were conducted to assess morphological changes in the tegument of the flukes. Phytochemical screening confirmed the presence of alkaloids, flavonoids, glycosides, phenols, quinones, saponins, and tannins in both TLE and JLE. The results demonstrated that both extracts possess fasciolocidal activity, with a dose-dependent reduction in motility and increased mortality of the flukes. TLE exhibited a more potent effect, achieving complete immobilization at 40% concentration within 7.84 minutes and lower LD₅₀ (2.680 mL/mL) and LD₉₀ (3.209 mL/mL) values compared to JLE (LD₅₀ = 5.156 mL/mL; LD₉₀ = 6.165 mL/mL). Nevertheless, JLE also caused significant reductions in motility and tegumental damage at higher concentrations. Histopathological analysis confirmed that both extracts induced severe alterations in the fluke’s tegument, including vacuolations, separation of layers, and disintegration of spines and tegumental swelling. These findings confirm the </w:t>
@@ -24913,40 +25971,32 @@
           <w:szCs w:val="22"/>
           <w:b w:val="0"/>
           <w:bCs w:val="0"/>
+          <w:strike w:val="0"/>
           <w:highlight w:val="red"/>
           <w:color w:val="FFFFFF"/>
         </w:rPr>
-        <w:t xml:space="preserve">potential</w:t>
-      </w:r>
-      <w:r>
-        <w:rPr>
-          <w:rFonts w:ascii="Georgia" w:hAnsi="Georgia" w:cs="Georgia" w:eastAsia="Georgia"/>
-          <w:sz w:val="22"/>
-          <w:szCs w:val="22"/>
-          <w:b w:val="0"/>
-          <w:bCs w:val="0"/>
-          <w:color w:val="000000"/>
-        </w:rPr>
-        <w:t xml:space="preserve"> </w:t>
-      </w:r>
-      <w:r>
-        <w:rPr>
-          <w:rFonts w:ascii="Georgia" w:hAnsi="Georgia" w:cs="Georgia" w:eastAsia="Georgia"/>
-          <w:sz w:val="22"/>
-          <w:szCs w:val="22"/>
-          <w:b w:val="0"/>
-          <w:bCs w:val="0"/>
+        <w:t>potential</w:t>
+      </w:r>
+      <w:r>
+        <w:rPr>
+          <w:rFonts w:ascii="Georgia" w:hAnsi="Georgia" w:cs="Georgia" w:eastAsia="Georgia"/>
+          <w:sz w:val="20"/>
+          <w:szCs w:val="20"/>
+          <w:b w:val="0"/>
+          <w:bCs w:val="0"/>
+          <w:strike w:val="0"/>
           <w:color w:val="ED7D31"/>
         </w:rPr>
-        <w:t xml:space="preserve">(EC)</w:t>
-      </w:r>
-      <w:r>
-        <w:rPr>
-          <w:rFonts w:ascii="Georgia" w:hAnsi="Georgia" w:cs="Georgia" w:eastAsia="Georgia"/>
-          <w:sz w:val="22"/>
-          <w:szCs w:val="22"/>
-          <w:b w:val="0"/>
-          <w:bCs w:val="0"/>
+        <w:t xml:space="preserve"> (EC)</w:t>
+      </w:r>
+      <w:r>
+        <w:rPr>
+          <w:rFonts w:ascii="Georgia" w:hAnsi="Georgia" w:cs="Georgia" w:eastAsia="Georgia"/>
+          <w:sz w:val="22"/>
+          <w:szCs w:val="22"/>
+          <w:b w:val="0"/>
+          <w:bCs w:val="0"/>
+          <w:strike w:val="0"/>
           <w:color w:val="000000"/>
         </w:rPr>
         <w:t xml:space="preserve"> of both plant extracts as natural anthelmintics, with tamarind showing superior efficacy. The study supports the development of plant-based alternatives for the sustainable control of fasciolosis in livestock.</w:t>
@@ -24987,32 +26037,123 @@
       <w:r>
         <w:rPr>
           <w:rFonts w:ascii="Georgia" w:hAnsi="Georgia" w:cs="Georgia" w:eastAsia="Georgia"/>
-          <w:b w:val="0"/>
-          <w:i w:val="0"/>
-          <w:sz w:val="22"/>
-          <w:color w:val="000000"/>
-        </w:rPr>
-        <w:t xml:space="preserve">Plastic pollution has been a long-standing environmental concern due to improper waste management. Its persistence in marine environments, particularly in the form of microplastics, posed potential (EC) health risks to aquatic species and humans through seafood consumption. This study was conducted to detect microplastics in Whiteleg shrimp (Litopenaeus vannamei) sold at the [REDACTED]. A total of 10 shrimp samples per stall were collected, equating to 30 shrimps overall from the 3 stalls available. Composite sampling was applied in this study; hence </w:t>
-      </w:r>
-      <w:r>
-        <w:rPr>
-          <w:rFonts w:ascii="Georgia" w:hAnsi="Georgia" w:cs="Georgia" w:eastAsia="Georgia"/>
-          <w:b w:val="0"/>
-          <w:i w:val="0"/>
-          <w:sz w:val="22"/>
+          <w:sz w:val="22"/>
+          <w:szCs w:val="22"/>
+          <w:b w:val="0"/>
+          <w:bCs w:val="0"/>
+          <w:strike w:val="0"/>
+          <w:color w:val="000000"/>
+        </w:rPr>
+        <w:t xml:space="preserve">Plastic pollution has been a long-standing environmental concern due to improper waste management. Its persistence in marine environments, particularly in the form of microplastics, posed </w:t>
+      </w:r>
+      <w:r>
+        <w:rPr>
+          <w:rFonts w:ascii="Georgia" w:hAnsi="Georgia" w:cs="Georgia" w:eastAsia="Georgia"/>
+          <w:sz w:val="22"/>
+          <w:szCs w:val="22"/>
+          <w:b w:val="0"/>
+          <w:bCs w:val="0"/>
+          <w:strike w:val="0"/>
+          <w:highlight w:val="red"/>
+          <w:color w:val="FFFFFF"/>
+        </w:rPr>
+        <w:t>potential</w:t>
+      </w:r>
+      <w:r>
+        <w:rPr>
+          <w:rFonts w:ascii="Georgia" w:hAnsi="Georgia" w:cs="Georgia" w:eastAsia="Georgia"/>
+          <w:sz w:val="20"/>
+          <w:szCs w:val="20"/>
+          <w:b w:val="0"/>
+          <w:bCs w:val="0"/>
+          <w:strike w:val="0"/>
+          <w:color w:val="ED7D31"/>
+        </w:rPr>
+        <w:t xml:space="preserve"> (EC)</w:t>
+      </w:r>
+      <w:r>
+        <w:rPr>
+          <w:rFonts w:ascii="Georgia" w:hAnsi="Georgia" w:cs="Georgia" w:eastAsia="Georgia"/>
+          <w:sz w:val="22"/>
+          <w:szCs w:val="22"/>
+          <w:b w:val="0"/>
+          <w:bCs w:val="0"/>
+          <w:strike w:val="0"/>
+          <w:color w:val="000000"/>
+        </w:rPr>
+        <w:t xml:space="preserve"> health risks to aquatic species and humans through seafood consumption. This study was conducted to detect microplastics in Whiteleg shrimp (Litopenaeus vannamei) sold at the [REDACTED]. A total of 10 shrimp samples per stall were collected, equating to 30 shrimps overall from the 3 stalls available. Composite sampling was applied in this study; </w:t>
+      </w:r>
+      <w:r>
+        <w:rPr>
+          <w:rFonts w:ascii="Georgia" w:hAnsi="Georgia" w:cs="Georgia" w:eastAsia="Georgia"/>
+          <w:sz w:val="22"/>
+          <w:szCs w:val="22"/>
+          <w:b w:val="0"/>
+          <w:bCs w:val="0"/>
+          <w:strike w:val="0"/>
+          <w:color w:val="000000"/>
+        </w:rPr>
+        <w:t>hence</w:t>
+      </w:r>
+      <w:r>
+        <w:rPr>
+          <w:rFonts w:ascii="Georgia" w:hAnsi="Georgia" w:cs="Georgia" w:eastAsia="Georgia"/>
+          <w:sz w:val="20"/>
+          <w:szCs w:val="20"/>
+          <w:b w:val="0"/>
+          <w:bCs w:val="0"/>
+          <w:strike w:val="0"/>
           <w:color w:val="8B4513"/>
         </w:rPr>
-        <w:t>(DO)</w:t>
-      </w:r>
-      <w:r>
-        <w:rPr>
-          <w:rFonts w:ascii="Georgia" w:hAnsi="Georgia" w:cs="Georgia" w:eastAsia="Georgia"/>
-          <w:b w:val="0"/>
-          <w:i w:val="0"/>
-          <w:sz w:val="22"/>
-          <w:color w:val="000000"/>
-        </w:rPr>
-        <w:t>, all individual shrimps from each stall were counted as one sample. The samples were separated into two treatments: Treatment 1, which consisted of the hepatopancreas and gastrointestinal tract of the shrimp, and Treatment 2, which consisted of the shrimp muscle. The samples were subjected to light microscopy and were categorized as follows: Treatment 1 Stall 1 (T1S1), Treatment 1 Stall 2 (T1S2), Treatment 1 Stall 3 (T1S3), Treatment 2 Stall 1 (T2S1), Treatment 2 Stall 2 (T2S2), and Treatment 2 Stall 3 (T2S3). Each sample was added to a 10% KOH solution for the digestion of soft tissue. Afterwards, 60% sodium iodide was used for the density separation of microplastics and undigested organic matter. The supernatant was collected using a pipette and then transferred to a slide before subjecting to a light microscope. In each slide, 10 µl of sample was placed. This was repeated five times in separate slides. A total of 181 microplastics were detected across all samples, wherein the concentration of microplastics was higher in Treatment 1 (74.03%). Fragments (39.02%) were the most dominant shape, followed by fibers (23.20%), lines (17.13%), and then pellets (3.31%). The most dominant color was gray (33.15%), followed by blue (24.31%), black (11.6%), red (9.39%), clear (7.73%), brown (6.63%), violet (3.31%), yellow (3.31%), and green (0.55%). Most of the particles ranged in size from 11–50 µm (58.01%), followed by &lt;10.9 µm (29.83%), 51–100 µm (6.08%), 101–200 µm (5.52%), and &gt;201 µm (1.10%). Through random sampling, one microplastic was selected from each shape for polymer analysis using Fourier Transform Infrared Spectroscopy (FTIR). The fragment had a 97% match with high-density polyethylene, the fiber had a 90% match with an olefin copolymer, and the line sample had a 96% match with polypropylene, while the pellet sample was rejected for analysis due to its small size. To reduce microplastic pollution, the findings recommend (FP-Rec) removing the shrimp’s GIT during preparation to avoid ingestion, use fishing gear made from durable or natural materials, regularly maintain and replace worn equipment, and properly dispose of plastics instead of discarding them into water bodies.</w:t>
+        <w:t xml:space="preserve"> (DO)</w:t>
+      </w:r>
+      <w:r>
+        <w:rPr>
+          <w:rFonts w:ascii="Georgia" w:hAnsi="Georgia" w:cs="Georgia" w:eastAsia="Georgia"/>
+          <w:sz w:val="22"/>
+          <w:szCs w:val="22"/>
+          <w:b w:val="0"/>
+          <w:bCs w:val="0"/>
+          <w:strike w:val="0"/>
+          <w:color w:val="000000"/>
+        </w:rPr>
+        <w:t xml:space="preserve">, all individual shrimps from each stall were counted as one sample. The samples were separated into two treatments: Treatment 1, which consisted of the hepatopancreas and gastrointestinal tract of the shrimp, and Treatment 2, which consisted of the shrimp muscle. The samples were subjected to light microscopy and were categorized as follows: Treatment 1 Stall 1 (T1S1), Treatment 1 Stall 2 (T1S2), Treatment 1 Stall 3 (T1S3), Treatment 2 Stall 1 (T2S1), Treatment 2 Stall 2 (T2S2), and Treatment 2 Stall 3 (T2S3). Each sample was added to a 10% KOH solution for the digestion of soft tissue. Afterwards, 60% sodium iodide was used for the density separation of microplastics and undigested organic matter. The supernatant was collected using a pipette and then transferred to a slide before subjecting to a light microscope. In each slide, 10 µl of sample was placed. This was repeated five times in separate slides. A total of 181 microplastics were detected across all samples, wherein the concentration of microplastics was higher in Treatment 1 (74.03%). Fragments (39.02%) were the most dominant shape, followed by fibers (23.20%), lines (17.13%), and then pellets (3.31%). The most dominant color was gray (33.15%), followed by blue (24.31%), black (11.6%), red (9.39%), clear (7.73%), brown (6.63%), violet (3.31%), yellow (3.31%), and green (0.55%). Most of the particles ranged in size from 11–50 µm (58.01%), followed by &lt;10.9 µm (29.83%), 51–100 µm (6.08%), 101–200 µm (5.52%), and &gt;201 µm (1.10%). Through random sampling, one microplastic was selected from each shape for polymer analysis using Fourier Transform Infrared Spectroscopy (FTIR). The fragment had a 97% match with high-density polyethylene, the fiber had a 90% match with an olefin copolymer, and the line sample had a 96% match with polypropylene, while the pellet sample was rejected for analysis due to its small size. To reduce microplastic pollution, the findings </w:t>
+      </w:r>
+      <w:r>
+        <w:rPr>
+          <w:rFonts w:ascii="Georgia" w:hAnsi="Georgia" w:cs="Georgia" w:eastAsia="Georgia"/>
+          <w:sz w:val="22"/>
+          <w:szCs w:val="22"/>
+          <w:b w:val="0"/>
+          <w:bCs w:val="0"/>
+          <w:color w:val="000000"/>
+          <w:strike w:val="1"/>
+        </w:rPr>
+        <w:t>recommend</w:t>
+      </w:r>
+      <w:r>
+        <w:rPr>
+          <w:rFonts w:ascii="Georgia" w:hAnsi="Georgia" w:cs="Georgia" w:eastAsia="Georgia"/>
+          <w:sz w:val="20"/>
+          <w:szCs w:val="20"/>
+          <w:b w:val="0"/>
+          <w:bCs w:val="0"/>
+          <w:strike w:val="0"/>
+          <w:color w:val="808080"/>
+        </w:rPr>
+        <w:t xml:space="preserve"> (FP-Rec)</w:t>
+      </w:r>
+      <w:r>
+        <w:rPr>
+          <w:rFonts w:ascii="Georgia" w:hAnsi="Georgia" w:cs="Georgia" w:eastAsia="Georgia"/>
+          <w:sz w:val="22"/>
+          <w:szCs w:val="22"/>
+          <w:b w:val="0"/>
+          <w:bCs w:val="0"/>
+          <w:strike w:val="0"/>
+          <w:color w:val="000000"/>
+        </w:rPr>
+        <w:t xml:space="preserve"> removing the shrimp’s GIT during preparation to avoid ingestion, use fishing gear made from durable or natural materials, regularly maintain and replace worn equipment, and properly dispose of plastics instead of discarding them into water bodies.</w:t>
       </w:r>
     </w:p>
     <w:p>
@@ -25054,32 +26195,47 @@
           <w:szCs w:val="22"/>
           <w:b w:val="0"/>
           <w:bCs w:val="0"/>
-          <w:color w:val="000000"/>
-        </w:rPr>
-        <w:t xml:space="preserve">This study assessed the existence and antibiotic resistance characteristic of Escherichia coli from poultry farms in Central Luzon using Regional Animal Disease Diagnostic Laboratory (RADDL) III data for 2022 to 2023. This study targeted the profiling of Escherichia coli bacteria isolates according to year, province, and type of sample. Also, it checked susceptibility to different antibiotics of Escherichia coli-positive poultry samples. The association of the antibiotic susceptibility tests with years and provinces was also calculated. The study results showed that the susceptibility of heart samples was ended with 100% to amikacin, ceftazidime, cefotaxime, chloramphenicol, ciprofloxacin, gentamicin, imipenem, and meropenem. On the other hand, reduced susceptibility was observed for trimethoprim-sulfamethoxazole and tetracycline 50% in each. In general, lung samples were [G] sensitive to all antibiotics except amoxicillin-clavulanic acid. However, liver samples were 100% susceptible to amikacin, cefotaxime, ceftazidime, ceftiofur, chloramphenicol gentamicin, imipenem, and meropenem. Nasal swabs were 100% susceptible to ceftiofur and florfenicol, with a lower susceptibility for amoxicillin-clavulanic acid at 50% and then amoxicillin only 33%. Tracheal swabs showed 100% susceptibility for amikacin, ceftazidime, cefotaxime chloramphenicol, gentamicin, imipenem, and meropenem. Nonetheless, they only were 50% sensitive to trimethoprim-sulfamethoxazole and tetracycline. Chick samples had different susceptibility meropenem, experienced as the most susceptible antibiotic (87%) and sulfamethoxazole / trimethoprim, while sulfamethoxazole was 25%. In contrast, the data showed that lung and chick samples exhibited marked resistance. In the lung samples, resistance was observed to all tested antibiotics, and only a few were susceptible to them, while chick specimens with high resistances were found against ceftazidime, chloramphenicol, ciprofloxacin, and tetracycline. Also, nasal swabs were highly resistant to multiple antibiotics. The lung samples were resistant to all antibiotics, apart from meropenem and streptomycin.</w:t>
-      </w:r>
-      <w:r>
-        <w:rPr>
-          <w:rFonts w:ascii="Georgia" w:hAnsi="Georgia" w:cs="Georgia" w:eastAsia="Georgia"/>
-          <w:sz w:val="22"/>
-          <w:szCs w:val="22"/>
-          <w:b w:val="0"/>
-          <w:bCs w:val="0"/>
-          <w:shd w:val="clear" w:color="auto" w:fill="bfbfbf"/>
-          <w:color w:val="000000"/>
-        </w:rPr>
-        <w:t xml:space="preserve"/>
-      </w:r>
-      <w:r>
-        <w:rPr>
-          <w:rFonts w:ascii="Georgia" w:hAnsi="Georgia" w:cs="Georgia" w:eastAsia="Georgia"/>
-          <w:sz w:val="22"/>
-          <w:szCs w:val="22"/>
-          <w:b w:val="0"/>
-          <w:bCs w:val="0"/>
-          <w:color w:val="000000"/>
-        </w:rPr>
-        <w:t xml:space="preserve"/>
+          <w:strike w:val="0"/>
+          <w:color w:val="000000"/>
+        </w:rPr>
+        <w:t xml:space="preserve">This study assessed the existence and antibiotic resistance characteristic of Escherichia coli from poultry farms in Central Luzon using Regional Animal Disease Diagnostic Laboratory (RADDL) III data for 2022 to 2023. This study targeted the profiling of Escherichia coli bacteria isolates according to year, province, and type of sample. Also, it checked susceptibility to different antibiotics of Escherichia coli-positive poultry samples. The association of the antibiotic susceptibility tests with years and provinces was also calculated. The study results showed that the susceptibility of heart samples was ended with 100% to amikacin, ceftazidime, cefotaxime, chloramphenicol, ciprofloxacin, gentamicin, imipenem, and meropenem. On the other hand, reduced susceptibility was observed for trimethoprim-sulfamethoxazole and tetracycline 50% in each. In general, lung samples </w:t>
+      </w:r>
+      <w:r>
+        <w:rPr>
+          <w:rFonts w:ascii="Georgia" w:hAnsi="Georgia" w:cs="Georgia" w:eastAsia="Georgia"/>
+          <w:sz w:val="22"/>
+          <w:szCs w:val="22"/>
+          <w:b w:val="0"/>
+          <w:bCs w:val="0"/>
+          <w:strike w:val="0"/>
+          <w:shd w:val="clear" w:fill="BFBFBF"/>
+          <w:color w:val="000000"/>
+        </w:rPr>
+        <w:t>were</w:t>
+      </w:r>
+      <w:r>
+        <w:rPr>
+          <w:rFonts w:ascii="Georgia" w:hAnsi="Georgia" w:cs="Georgia" w:eastAsia="Georgia"/>
+          <w:sz w:val="20"/>
+          <w:szCs w:val="20"/>
+          <w:b w:val="0"/>
+          <w:bCs w:val="0"/>
+          <w:strike w:val="0"/>
+          <w:color w:val="000000"/>
+        </w:rPr>
+        <w:t xml:space="preserve"> [G]</w:t>
+      </w:r>
+      <w:r>
+        <w:rPr>
+          <w:rFonts w:ascii="Georgia" w:hAnsi="Georgia" w:cs="Georgia" w:eastAsia="Georgia"/>
+          <w:sz w:val="22"/>
+          <w:szCs w:val="22"/>
+          <w:b w:val="0"/>
+          <w:bCs w:val="0"/>
+          <w:strike w:val="0"/>
+          <w:color w:val="000000"/>
+        </w:rPr>
+        <w:t xml:space="preserve"> sensitive to all antibiotics except amoxicillin-clavulanic acid. However, liver samples were 100% susceptible to amikacin, cefotaxime, ceftazidime, ceftiofur, chloramphenicol gentamicin, imipenem, and meropenem. Nasal swabs were 100% susceptible to ceftiofur and florfenicol, with a lower susceptibility for amoxicillin-clavulanic acid at 50% and then amoxicillin only 33%. Tracheal swabs showed 100% susceptibility for amikacin, ceftazidime, cefotaxime chloramphenicol, gentamicin, imipenem, and meropenem. Nonetheless, they only were 50% sensitive to trimethoprim-sulfamethoxazole and tetracycline. Chick samples had different susceptibility meropenem, experienced as the most susceptible antibiotic (87%) and sulfamethoxazole / trimethoprim, while sulfamethoxazole was 25%. In contrast, the data showed that lung and chick samples exhibited marked resistance. In the lung samples, resistance was observed to all tested antibiotics, and only a few were susceptible to them, while chick specimens with high resistances were found against ceftazidime, chloramphenicol, ciprofloxacin, and tetracycline. Also, nasal swabs were highly resistant to multiple antibiotics. The lung samples were resistant to all antibiotics, apart from meropenem and streptomycin.</w:t>
       </w:r>
     </w:p>
     <w:p>
@@ -25121,6 +26277,7 @@
           <w:szCs w:val="22"/>
           <w:b w:val="0"/>
           <w:bCs w:val="0"/>
+          <w:strike w:val="0"/>
           <w:color w:val="000000"/>
         </w:rPr>
         <w:t xml:space="preserve">This study was conducted to help determine the overall health of stray cats within the vicinity of Dr. Andres M. Luciano [REDACTED], based on their hematological profiles. All 16 cats that were captured, regardless of age and sex, were included in this study. The stray cats’ hematological profiles were compared to normal parameters to assess their health status and whether they had the </w:t>
@@ -25132,40 +26289,31 @@
           <w:szCs w:val="22"/>
           <w:b w:val="0"/>
           <w:bCs w:val="0"/>
-          <w:strike/>
-          <w:color w:val="000000"/>
-        </w:rPr>
-        <w:t xml:space="preserve">possibility</w:t>
-      </w:r>
-      <w:r>
-        <w:rPr>
-          <w:rFonts w:ascii="Georgia" w:hAnsi="Georgia" w:cs="Georgia" w:eastAsia="Georgia"/>
-          <w:sz w:val="22"/>
-          <w:szCs w:val="22"/>
-          <w:b w:val="0"/>
-          <w:bCs w:val="0"/>
-          <w:color w:val="000000"/>
-        </w:rPr>
-        <w:t xml:space="preserve"> </w:t>
-      </w:r>
-      <w:r>
-        <w:rPr>
-          <w:rFonts w:ascii="Georgia" w:hAnsi="Georgia" w:cs="Georgia" w:eastAsia="Georgia"/>
-          <w:sz w:val="22"/>
-          <w:szCs w:val="22"/>
-          <w:b w:val="0"/>
-          <w:bCs w:val="0"/>
+          <w:color w:val="000000"/>
+          <w:strike w:val="1"/>
+        </w:rPr>
+        <w:t>possibility</w:t>
+      </w:r>
+      <w:r>
+        <w:rPr>
+          <w:rFonts w:ascii="Georgia" w:hAnsi="Georgia" w:cs="Georgia" w:eastAsia="Georgia"/>
+          <w:sz w:val="20"/>
+          <w:szCs w:val="20"/>
+          <w:b w:val="0"/>
+          <w:bCs w:val="0"/>
+          <w:strike w:val="0"/>
           <w:color w:val="808080"/>
         </w:rPr>
-        <w:t xml:space="preserve">(FP-Gen)</w:t>
-      </w:r>
-      <w:r>
-        <w:rPr>
-          <w:rFonts w:ascii="Georgia" w:hAnsi="Georgia" w:cs="Georgia" w:eastAsia="Georgia"/>
-          <w:sz w:val="22"/>
-          <w:szCs w:val="22"/>
-          <w:b w:val="0"/>
-          <w:bCs w:val="0"/>
+        <w:t xml:space="preserve"> (FP-Gen)</w:t>
+      </w:r>
+      <w:r>
+        <w:rPr>
+          <w:rFonts w:ascii="Georgia" w:hAnsi="Georgia" w:cs="Georgia" w:eastAsia="Georgia"/>
+          <w:sz w:val="22"/>
+          <w:szCs w:val="22"/>
+          <w:b w:val="0"/>
+          <w:bCs w:val="0"/>
+          <w:strike w:val="0"/>
           <w:color w:val="000000"/>
         </w:rPr>
         <w:t xml:space="preserve"> of any underlying diseases based on the blood profiling. The results were also used to determine the stray cat’s eligibility to undergo surgery for the trap, neuter, vaccinate, and release (TNVR) program. Blood profiling results showed that red blood cell indices such as RBC count, hemoglobin, hematocrit, MCV and MCHC all fell within normal ranges, however MCH was notably below normal ranges (mean=16.81; reference = 25.8-34), platelet (PLT) count was markedly below the normal range, with a mean value of 75.8 compared to the normal reference range of 300 to 800. White blood cells, lymphocytes, and monocytes were within normal ranges. However, granulocytes exceeded the normal range (mean=9.71; reference =2-8), and the percentages of lymphocytes, monocytes, and granulocytes all remained within normal limits. Blood urea nitrogen and creatinine were within normal limits; however, ALT and AST were both above normal (ALT mean = 105.88, reference= 20 to 100, AST mean 46.96; reference 7-38). All captured cats were deemed eligible for the trap, neuter, vaccinate, and release (TNVR) program.</w:t>
@@ -25206,32 +26354,123 @@
       <w:r>
         <w:rPr>
           <w:rFonts w:ascii="Georgia" w:hAnsi="Georgia" w:cs="Georgia" w:eastAsia="Georgia"/>
-          <w:b w:val="0"/>
-          <w:i w:val="0"/>
-          <w:sz w:val="22"/>
-          <w:color w:val="000000"/>
-        </w:rPr>
-        <w:t xml:space="preserve">The African swine fever (ASF) is an ongoing global disease of swine presenting clinical signs similar to hog cholera and causing significant socioeconomic problems. Studies on the detection of ASF virus focus on using viremic blood and lymph tissues from infected pigs at the farm level. Hence </w:t>
-      </w:r>
-      <w:r>
-        <w:rPr>
-          <w:rFonts w:ascii="Georgia" w:hAnsi="Georgia" w:cs="Georgia" w:eastAsia="Georgia"/>
-          <w:b w:val="0"/>
-          <w:i w:val="0"/>
-          <w:sz w:val="22"/>
+          <w:sz w:val="22"/>
+          <w:szCs w:val="22"/>
+          <w:b w:val="0"/>
+          <w:bCs w:val="0"/>
+          <w:strike w:val="0"/>
+          <w:color w:val="000000"/>
+        </w:rPr>
+        <w:t xml:space="preserve">The African swine fever (ASF) is an ongoing global disease of swine presenting clinical signs similar to hog cholera and causing significant socioeconomic problems. Studies on the detection of ASF virus focus on using viremic blood and lymph tissues from infected pigs at the farm level. </w:t>
+      </w:r>
+      <w:r>
+        <w:rPr>
+          <w:rFonts w:ascii="Georgia" w:hAnsi="Georgia" w:cs="Georgia" w:eastAsia="Georgia"/>
+          <w:sz w:val="22"/>
+          <w:szCs w:val="22"/>
+          <w:b w:val="0"/>
+          <w:bCs w:val="0"/>
+          <w:strike w:val="0"/>
+          <w:color w:val="000000"/>
+        </w:rPr>
+        <w:t>Hence</w:t>
+      </w:r>
+      <w:r>
+        <w:rPr>
+          <w:rFonts w:ascii="Georgia" w:hAnsi="Georgia" w:cs="Georgia" w:eastAsia="Georgia"/>
+          <w:sz w:val="20"/>
+          <w:szCs w:val="20"/>
+          <w:b w:val="0"/>
+          <w:bCs w:val="0"/>
+          <w:strike w:val="0"/>
           <w:color w:val="8B4513"/>
         </w:rPr>
-        <w:t>(DO)</w:t>
-      </w:r>
-      <w:r>
-        <w:rPr>
-          <w:rFonts w:ascii="Georgia" w:hAnsi="Georgia" w:cs="Georgia" w:eastAsia="Georgia"/>
-          <w:b w:val="0"/>
-          <w:i w:val="0"/>
-          <w:sz w:val="22"/>
-          <w:color w:val="000000"/>
-        </w:rPr>
-        <w:t>, this study aimed to detect ASF virus from suspected pork samples from [REDACTED] using a survey questionnaire and molecular diagnostic methods. Profiling of meat retail vendors revealed that commercial farms and public markets were their principal sources of meat. PCR assay showed that no sample tested positive for ASF. The result of collective community and government efforts might (EC) be effective in preventing, controlling, and managing the spread of ASF, but it is not conclusive that ASF is not present in the municipality of [REDACTED]. Nevertheless, it is recommended (FP-Rec) to consider monitoring and surveillance of ASF at the market level, and maintain and continue the strict implementation of collaborative efforts to effectively and efficiently prevent and control the further entry and spread of ASF from farm to farm.</w:t>
+        <w:t xml:space="preserve"> (DO)</w:t>
+      </w:r>
+      <w:r>
+        <w:rPr>
+          <w:rFonts w:ascii="Georgia" w:hAnsi="Georgia" w:cs="Georgia" w:eastAsia="Georgia"/>
+          <w:sz w:val="22"/>
+          <w:szCs w:val="22"/>
+          <w:b w:val="0"/>
+          <w:bCs w:val="0"/>
+          <w:strike w:val="0"/>
+          <w:color w:val="000000"/>
+        </w:rPr>
+        <w:t xml:space="preserve">, this study aimed to detect ASF virus from suspected pork samples from [REDACTED] using a survey questionnaire and molecular diagnostic methods. Profiling of meat retail vendors revealed that commercial farms and public markets were their principal sources of meat. PCR assay showed that no sample tested positive for ASF. The result of collective community and government efforts </w:t>
+      </w:r>
+      <w:r>
+        <w:rPr>
+          <w:rFonts w:ascii="Georgia" w:hAnsi="Georgia" w:cs="Georgia" w:eastAsia="Georgia"/>
+          <w:sz w:val="22"/>
+          <w:szCs w:val="22"/>
+          <w:b w:val="0"/>
+          <w:bCs w:val="0"/>
+          <w:strike w:val="0"/>
+          <w:shd w:val="clear" w:fill="00B0F0"/>
+          <w:color w:val="000000"/>
+        </w:rPr>
+        <w:t>might</w:t>
+      </w:r>
+      <w:r>
+        <w:rPr>
+          <w:rFonts w:ascii="Georgia" w:hAnsi="Georgia" w:cs="Georgia" w:eastAsia="Georgia"/>
+          <w:sz w:val="20"/>
+          <w:szCs w:val="20"/>
+          <w:b w:val="0"/>
+          <w:bCs w:val="0"/>
+          <w:strike w:val="0"/>
+          <w:color w:val="ED7D31"/>
+        </w:rPr>
+        <w:t xml:space="preserve"> (EC)</w:t>
+      </w:r>
+      <w:r>
+        <w:rPr>
+          <w:rFonts w:ascii="Georgia" w:hAnsi="Georgia" w:cs="Georgia" w:eastAsia="Georgia"/>
+          <w:sz w:val="22"/>
+          <w:szCs w:val="22"/>
+          <w:b w:val="0"/>
+          <w:bCs w:val="0"/>
+          <w:strike w:val="0"/>
+          <w:color w:val="000000"/>
+        </w:rPr>
+        <w:t xml:space="preserve"> be effective in preventing, controlling, and managing the spread of ASF, but it is not conclusive that ASF is not present in the municipality of [REDACTED]. Nevertheless, it is </w:t>
+      </w:r>
+      <w:r>
+        <w:rPr>
+          <w:rFonts w:ascii="Georgia" w:hAnsi="Georgia" w:cs="Georgia" w:eastAsia="Georgia"/>
+          <w:sz w:val="22"/>
+          <w:szCs w:val="22"/>
+          <w:b w:val="0"/>
+          <w:bCs w:val="0"/>
+          <w:color w:val="000000"/>
+          <w:strike w:val="1"/>
+        </w:rPr>
+        <w:t>recommended</w:t>
+      </w:r>
+      <w:r>
+        <w:rPr>
+          <w:rFonts w:ascii="Georgia" w:hAnsi="Georgia" w:cs="Georgia" w:eastAsia="Georgia"/>
+          <w:sz w:val="20"/>
+          <w:szCs w:val="20"/>
+          <w:b w:val="0"/>
+          <w:bCs w:val="0"/>
+          <w:strike w:val="0"/>
+          <w:color w:val="808080"/>
+        </w:rPr>
+        <w:t xml:space="preserve"> (FP-Rec)</w:t>
+      </w:r>
+      <w:r>
+        <w:rPr>
+          <w:rFonts w:ascii="Georgia" w:hAnsi="Georgia" w:cs="Georgia" w:eastAsia="Georgia"/>
+          <w:sz w:val="22"/>
+          <w:szCs w:val="22"/>
+          <w:b w:val="0"/>
+          <w:bCs w:val="0"/>
+          <w:strike w:val="0"/>
+          <w:color w:val="000000"/>
+        </w:rPr>
+        <w:t xml:space="preserve"> to consider monitoring and surveillance of ASF at the market level, and maintain and continue the strict implementation of collaborative efforts to effectively and efficiently prevent and control the further entry and spread of ASF from farm to farm.</w:t>
       </w:r>
     </w:p>
     <w:p>
@@ -25273,31 +26512,10 @@
           <w:szCs w:val="22"/>
           <w:b w:val="0"/>
           <w:bCs w:val="0"/>
+          <w:strike w:val="0"/>
           <w:color w:val="000000"/>
         </w:rPr>
         <w:t>Humans and animals have historically utilized immunoglobulin Y (IgY), the most common kind of immunoglobulin generated by B cells in avian species, as a therapeutic treatment for passive immunity. This study was conducted to determine the immunogenicity of freeze-dried egg yolk against canine parvoviral enteritis. Primodog® (Merial) is a monovalent, attenuated canine parvovirus vaccine administered intramuscularly to three white Leghorn chickens. For a total of five weeks of immunization, 0.5 ml of the initial dose per bird and four further doses—each lowered to 0.25 ml—were given at weekly intervals. As described in the Hodek et al. (2013) protocol, a two-step, labor- and cost-efficient process that involves extracting yolks using tap water then precipitating specific IgY at pH 4 until the final concentration reaches 8.8% with sodium chloride was used to isolate IgY from the hyperimmunized egg yolks. Isolated IgY were freeze-dried and the products' immunogenicity was assessed using sandwich ELISA testing. The data gathered demonstrated the concentration of IgY specific to the canine parvovirus (CPV) following five weeks of immunization and freeze drying. The first week of immunization had the highest measured titer with a mean of 0.796. One way ANOVA was used and the differences between the groups were statistically significant. There were variations in the mean antibody titer measured among samples.</w:t>
-      </w:r>
-      <w:r>
-        <w:rPr>
-          <w:rFonts w:ascii="Georgia" w:hAnsi="Georgia" w:cs="Georgia" w:eastAsia="Georgia"/>
-          <w:sz w:val="20"/>
-          <w:szCs w:val="20"/>
-          <w:b w:val="0"/>
-          <w:bCs w:val="0"/>
-          <w:color w:val="000000"/>
-        </w:rPr>
-        <w:t xml:space="preserve"/>
-      </w:r>
-      <w:r>
-        <w:rPr>
-          <w:rFonts w:ascii="Georgia" w:hAnsi="Georgia" w:cs="Georgia" w:eastAsia="Georgia"/>
-          <w:sz w:val="22"/>
-          <w:szCs w:val="22"/>
-          <w:b w:val="0"/>
-          <w:bCs w:val="0"/>
-          <w:color w:val="000000"/>
-        </w:rPr>
-        <w:t xml:space="preserve"/>
       </w:r>
     </w:p>
     <w:p>
@@ -25339,6 +26557,7 @@
           <w:szCs w:val="22"/>
           <w:b w:val="0"/>
           <w:bCs w:val="0"/>
+          <w:strike w:val="0"/>
           <w:color w:val="000000"/>
         </w:rPr>
         <w:t xml:space="preserve">Companion animals play vital roles in enhancing human well-being but remain vulnerable to a range of toxicants including household products, medications, food items, and ornamental plants. This study assessed the level of awareness among students of Pampanga State Agricultural University (PSAU) regarding common toxicants affecting companion animals. Using a cross-sectional, descriptive design, a structured questionnaire was distributed to a stratified random sample of 393 students. The instrument focused on awareness of specific toxicants, personal experiences, and sources of information. Findings revealed that while chocolate (87.28%) and alcoholic beverages (59.79%) were widely recognized as toxic, awareness of plant-based toxicants such as Philippine lily (18.06%) and avocado (23.41%) was limited. Majority of respondents (42.5%) demonstrated only slight awareness, and 65.14% reported previous unintentional exposure of pets to toxicants—most commonly garlic. Chi-square analysis revealed significant associations between course of study, pet ownership, and source of information with awareness levels. Multiple regression analysis </w:t>
@@ -25350,40 +26569,31 @@
           <w:szCs w:val="22"/>
           <w:b w:val="0"/>
           <w:bCs w:val="0"/>
-          <w:strike/>
-          <w:color w:val="000000"/>
-        </w:rPr>
-        <w:t xml:space="preserve">indicated</w:t>
-      </w:r>
-      <w:r>
-        <w:rPr>
-          <w:rFonts w:ascii="Georgia" w:hAnsi="Georgia" w:cs="Georgia" w:eastAsia="Georgia"/>
-          <w:sz w:val="22"/>
-          <w:szCs w:val="22"/>
-          <w:b w:val="0"/>
-          <w:bCs w:val="0"/>
-          <w:color w:val="000000"/>
-        </w:rPr>
-        <w:t xml:space="preserve"> </w:t>
-      </w:r>
-      <w:r>
-        <w:rPr>
-          <w:rFonts w:ascii="Georgia" w:hAnsi="Georgia" w:cs="Georgia" w:eastAsia="Georgia"/>
-          <w:sz w:val="22"/>
-          <w:szCs w:val="22"/>
-          <w:b w:val="0"/>
-          <w:bCs w:val="0"/>
+          <w:color w:val="000000"/>
+          <w:strike w:val="1"/>
+        </w:rPr>
+        <w:t>indicated</w:t>
+      </w:r>
+      <w:r>
+        <w:rPr>
+          <w:rFonts w:ascii="Georgia" w:hAnsi="Georgia" w:cs="Georgia" w:eastAsia="Georgia"/>
+          <w:sz w:val="20"/>
+          <w:szCs w:val="20"/>
+          <w:b w:val="0"/>
+          <w:bCs w:val="0"/>
+          <w:strike w:val="0"/>
           <w:color w:val="808080"/>
         </w:rPr>
-        <w:t xml:space="preserve">(FP-Gen)</w:t>
-      </w:r>
-      <w:r>
-        <w:rPr>
-          <w:rFonts w:ascii="Georgia" w:hAnsi="Georgia" w:cs="Georgia" w:eastAsia="Georgia"/>
-          <w:sz w:val="22"/>
-          <w:szCs w:val="22"/>
-          <w:b w:val="0"/>
-          <w:bCs w:val="0"/>
+        <w:t xml:space="preserve"> (FP-Gen)</w:t>
+      </w:r>
+      <w:r>
+        <w:rPr>
+          <w:rFonts w:ascii="Georgia" w:hAnsi="Georgia" w:cs="Georgia" w:eastAsia="Georgia"/>
+          <w:sz w:val="22"/>
+          <w:szCs w:val="22"/>
+          <w:b w:val="0"/>
+          <w:bCs w:val="0"/>
+          <w:strike w:val="0"/>
           <w:color w:val="000000"/>
         </w:rPr>
         <w:t xml:space="preserve"> that knowledge significantly predicted self-assessed awareness, while personal experience did not. The findings highlight critical knowledge gaps and underscore the need for targeted educational interventions using accessible media such as social platforms.</w:t>
@@ -25428,6 +26638,7 @@
           <w:szCs w:val="22"/>
           <w:b w:val="0"/>
           <w:bCs w:val="0"/>
+          <w:strike w:val="0"/>
           <w:color w:val="000000"/>
         </w:rPr>
         <w:t xml:space="preserve">The study assessed the anti-cancer and anti-angiogenic properties of the different varieties of mulberry (Morus alba L.), namely, var. S54, var. Alfonso and var. Batac leaves crude extract. It also determined the lethal dosage (LD50) and the percent reduction in the mean number of blood vessel branching points in the eggs treated with different Morus alba L. leaf extracts. The anti-cancer </w:t>
@@ -25439,40 +26650,31 @@
           <w:szCs w:val="22"/>
           <w:b w:val="0"/>
           <w:bCs w:val="0"/>
-          <w:strike/>
-          <w:color w:val="000000"/>
-        </w:rPr>
-        <w:t xml:space="preserve">potential</w:t>
-      </w:r>
-      <w:r>
-        <w:rPr>
-          <w:rFonts w:ascii="Georgia" w:hAnsi="Georgia" w:cs="Georgia" w:eastAsia="Georgia"/>
-          <w:sz w:val="22"/>
-          <w:szCs w:val="22"/>
-          <w:b w:val="0"/>
-          <w:bCs w:val="0"/>
-          <w:color w:val="000000"/>
-        </w:rPr>
-        <w:t xml:space="preserve"> </w:t>
-      </w:r>
-      <w:r>
-        <w:rPr>
-          <w:rFonts w:ascii="Georgia" w:hAnsi="Georgia" w:cs="Georgia" w:eastAsia="Georgia"/>
-          <w:sz w:val="22"/>
-          <w:szCs w:val="22"/>
-          <w:b w:val="0"/>
-          <w:bCs w:val="0"/>
+          <w:color w:val="000000"/>
+          <w:strike w:val="1"/>
+        </w:rPr>
+        <w:t>potential</w:t>
+      </w:r>
+      <w:r>
+        <w:rPr>
+          <w:rFonts w:ascii="Georgia" w:hAnsi="Georgia" w:cs="Georgia" w:eastAsia="Georgia"/>
+          <w:sz w:val="20"/>
+          <w:szCs w:val="20"/>
+          <w:b w:val="0"/>
+          <w:bCs w:val="0"/>
+          <w:strike w:val="0"/>
           <w:color w:val="808080"/>
         </w:rPr>
-        <w:t xml:space="preserve">(FP-Gen)</w:t>
-      </w:r>
-      <w:r>
-        <w:rPr>
-          <w:rFonts w:ascii="Georgia" w:hAnsi="Georgia" w:cs="Georgia" w:eastAsia="Georgia"/>
-          <w:sz w:val="22"/>
-          <w:szCs w:val="22"/>
-          <w:b w:val="0"/>
-          <w:bCs w:val="0"/>
+        <w:t xml:space="preserve"> (FP-Gen)</w:t>
+      </w:r>
+      <w:r>
+        <w:rPr>
+          <w:rFonts w:ascii="Georgia" w:hAnsi="Georgia" w:cs="Georgia" w:eastAsia="Georgia"/>
+          <w:sz w:val="22"/>
+          <w:szCs w:val="22"/>
+          <w:b w:val="0"/>
+          <w:bCs w:val="0"/>
+          <w:strike w:val="0"/>
           <w:color w:val="000000"/>
         </w:rPr>
         <w:t xml:space="preserve"> of the extract was determined using a brine shrimp lethality assay, and after three and six hours of exposure, the surviving brine shrimps were counted. The brine shrimp lethality (BSL) assay results revealed that the degree of brine lethality was directly proportional to the concentration of the different varieties (var. S54, Alfonso, and Batac) of leaf crude extract. Maximum mortalities occurred at a concentration of 100,000 parts per million (ppm), whereas the least mortalities were at ten ppm. The lethality of the leaf extracts used to brine shrimps proved the plant's anti-cancer activity. Moreover, a chorioallantoic membrane (CAM) assay was used to test the anti-angiogenic property. The assay results revealed positive angiogenic inhibitory effects when the blood vessels formed in the eggs treated with leaf crude extract of S54, Alfonso and Batac were reduced by 74.63%, 68.49%, and 68.02 %, respectively, compared to the control group. Furthermore, the result of the study </w:t>
@@ -25484,40 +26686,32 @@
           <w:szCs w:val="22"/>
           <w:b w:val="0"/>
           <w:bCs w:val="0"/>
+          <w:strike w:val="0"/>
           <w:highlight w:val="red"/>
           <w:color w:val="FFFFFF"/>
         </w:rPr>
-        <w:t xml:space="preserve">suggests</w:t>
-      </w:r>
-      <w:r>
-        <w:rPr>
-          <w:rFonts w:ascii="Georgia" w:hAnsi="Georgia" w:cs="Georgia" w:eastAsia="Georgia"/>
-          <w:sz w:val="22"/>
-          <w:szCs w:val="22"/>
-          <w:b w:val="0"/>
-          <w:bCs w:val="0"/>
-          <w:color w:val="000000"/>
-        </w:rPr>
-        <w:t xml:space="preserve"> </w:t>
-      </w:r>
-      <w:r>
-        <w:rPr>
-          <w:rFonts w:ascii="Georgia" w:hAnsi="Georgia" w:cs="Georgia" w:eastAsia="Georgia"/>
-          <w:sz w:val="22"/>
-          <w:szCs w:val="22"/>
-          <w:b w:val="0"/>
-          <w:bCs w:val="0"/>
+        <w:t>suggests</w:t>
+      </w:r>
+      <w:r>
+        <w:rPr>
+          <w:rFonts w:ascii="Georgia" w:hAnsi="Georgia" w:cs="Georgia" w:eastAsia="Georgia"/>
+          <w:sz w:val="20"/>
+          <w:szCs w:val="20"/>
+          <w:b w:val="0"/>
+          <w:bCs w:val="0"/>
+          <w:strike w:val="0"/>
           <w:color w:val="ED7D31"/>
         </w:rPr>
-        <w:t xml:space="preserve">(EC)</w:t>
-      </w:r>
-      <w:r>
-        <w:rPr>
-          <w:rFonts w:ascii="Georgia" w:hAnsi="Georgia" w:cs="Georgia" w:eastAsia="Georgia"/>
-          <w:sz w:val="22"/>
-          <w:szCs w:val="22"/>
-          <w:b w:val="0"/>
-          <w:bCs w:val="0"/>
+        <w:t xml:space="preserve"> (EC)</w:t>
+      </w:r>
+      <w:r>
+        <w:rPr>
+          <w:rFonts w:ascii="Georgia" w:hAnsi="Georgia" w:cs="Georgia" w:eastAsia="Georgia"/>
+          <w:sz w:val="22"/>
+          <w:szCs w:val="22"/>
+          <w:b w:val="0"/>
+          <w:bCs w:val="0"/>
+          <w:strike w:val="0"/>
           <w:color w:val="000000"/>
         </w:rPr>
         <w:t xml:space="preserve"> that var. S54 presented the most potent anti-cancer and anti-angiogenic activity compared to the other varieties (Alfonso and Batac). It had the highest mortality rate after 3 and 6 hours of exposure to the treatment and the highest recorded percentage reduction (%) of 74.63.</w:t>
@@ -25562,6 +26756,7 @@
           <w:szCs w:val="22"/>
           <w:b w:val="0"/>
           <w:bCs w:val="0"/>
+          <w:strike w:val="0"/>
           <w:color w:val="000000"/>
         </w:rPr>
         <w:t xml:space="preserve">Noni (Morinda citrifolia) is recognized to have a wide range of therapeutic use including illnesses like inflammation, back pain, diabetes, hypertension, cancer, joint problems, and skin allergies. Adding to these arrays of claims, this study was conducted to determine the wound healing efficacy of Noni fruit ethanolic extract and its antimicrobial activity against Staphylococcus aureus strain ATCC 29213. The agar well diffusion method was done to determine the concentration of Noni ethanolic extract yielding the highest zone of inhibition. The treatment were as follows: Treatment 1 (T1) with 40% concentration Noni extract; Treatment 2 (T2) with 20% concentration noni extract; Treatment 3 (T3) with 10% concentration Noni extract; a positive control with 2% Mupirocin; and a negative control with pure petroleum jelly. Results revealed that Treatment 3, with 40% concentration of Noni had the highest zone of inhibition in vitro with comparable antibacterial activity as the positive control against S. aureus. The 40% Noni concentration was used in the in vivo part of the experiment. A total of nine male albino mice were used to test the antibacterial activity of three different treatments given once a day for seven days. Treatment 1 was the 40% concentration of Noni ethanolic extract, T2 was the positive control with 2% Mupirocin (Mupisaph®) and T3 was the negative control with pure petroleum jelly. The results showed that applying 40% Noni ethanolic extract and 2% Mupirocin ointment exhibited a faster wound closure in vivo though not significantly different. With the in vitro and in vivo results, Noni fruit ethanolic extract with 40% concentration </w:t>
@@ -25573,21 +26768,35 @@
           <w:szCs w:val="22"/>
           <w:b w:val="0"/>
           <w:bCs w:val="0"/>
-          <w:shd w:val="clear" w:color="auto" w:fill="bfbfbf"/>
-          <w:color w:val="000000"/>
-        </w:rPr>
-        <w:t xml:space="preserve">has</w:t>
-      </w:r>
-      <w:r>
-        <w:rPr>
-          <w:rFonts w:ascii="Georgia" w:hAnsi="Georgia" w:cs="Georgia" w:eastAsia="Georgia"/>
-          <w:sz w:val="22"/>
-          <w:szCs w:val="22"/>
-          <w:b w:val="0"/>
-          <w:bCs w:val="0"/>
-          <w:color w:val="000000"/>
-        </w:rPr>
-        <w:t xml:space="preserve"> [G] antibacterial property.</w:t>
+          <w:strike w:val="0"/>
+          <w:shd w:val="clear" w:fill="BFBFBF"/>
+          <w:color w:val="000000"/>
+        </w:rPr>
+        <w:t>has</w:t>
+      </w:r>
+      <w:r>
+        <w:rPr>
+          <w:rFonts w:ascii="Georgia" w:hAnsi="Georgia" w:cs="Georgia" w:eastAsia="Georgia"/>
+          <w:sz w:val="20"/>
+          <w:szCs w:val="20"/>
+          <w:b w:val="0"/>
+          <w:bCs w:val="0"/>
+          <w:strike w:val="0"/>
+          <w:color w:val="000000"/>
+        </w:rPr>
+        <w:t xml:space="preserve"> [G]</w:t>
+      </w:r>
+      <w:r>
+        <w:rPr>
+          <w:rFonts w:ascii="Georgia" w:hAnsi="Georgia" w:cs="Georgia" w:eastAsia="Georgia"/>
+          <w:sz w:val="22"/>
+          <w:szCs w:val="22"/>
+          <w:b w:val="0"/>
+          <w:bCs w:val="0"/>
+          <w:strike w:val="0"/>
+          <w:color w:val="000000"/>
+        </w:rPr>
+        <w:t xml:space="preserve"> antibacterial property.</w:t>
       </w:r>
     </w:p>
     <w:p>
@@ -25629,6 +26838,7 @@
           <w:szCs w:val="22"/>
           <w:b w:val="0"/>
           <w:bCs w:val="0"/>
+          <w:strike w:val="0"/>
           <w:color w:val="000000"/>
         </w:rPr>
         <w:t xml:space="preserve">This study examined the effect of utilizing butterfly pea flower aqueous extract (BPFAE) on the survival rate and locomotor activity of zebrafish larvae, as well as the water quality parameters. A total of 360 five-day post-fertilization zebrafish larvae were randomly distributed into four treatments— 0 parts per thousand (ppt) BPFAE, 5 ppt BPFAE, 10 ppt BPFAE, and 15 ppt BPFAE, with three replicates each, following a completely randomized design. The butterfly pea flower aqueous extract was administered to test subjects for 17 days. The results were analyzed using one-way analysis of variance (One-way ANOVA), P&lt;0.05. Significant comparisons were subjected to Tukey HSD. The results revealed that 10 ppt BPFAE is the optimal inclusion level among all the treatments. This concentration resulted in the highest survival rate (84.44%) as compared to the other treatment groups — 0 ppt (65.55%), 5 ppt (62.22%), and 15 ppt (68.88%). Meanwhile, no significant effects on the locomotor activities of zebrafish larvae were observed in any of the treatments. However, notable reductions in water pH during the first week of administration of treatments, and suboptimal dissolved oxygen concentrations were observed. Additionally, minimal temperature changes within the optimal range were recorded. Lastly, the levels of ammonia, nitrite, and nitrate remained at zero throughout the duration of the experiment. The results demonstrated the </w:t>
@@ -25640,40 +26850,32 @@
           <w:szCs w:val="22"/>
           <w:b w:val="0"/>
           <w:bCs w:val="0"/>
+          <w:strike w:val="0"/>
           <w:highlight w:val="red"/>
           <w:color w:val="FFFFFF"/>
         </w:rPr>
-        <w:t xml:space="preserve">potential</w:t>
-      </w:r>
-      <w:r>
-        <w:rPr>
-          <w:rFonts w:ascii="Georgia" w:hAnsi="Georgia" w:cs="Georgia" w:eastAsia="Georgia"/>
-          <w:sz w:val="22"/>
-          <w:szCs w:val="22"/>
-          <w:b w:val="0"/>
-          <w:bCs w:val="0"/>
-          <w:color w:val="000000"/>
-        </w:rPr>
-        <w:t xml:space="preserve"> </w:t>
-      </w:r>
-      <w:r>
-        <w:rPr>
-          <w:rFonts w:ascii="Georgia" w:hAnsi="Georgia" w:cs="Georgia" w:eastAsia="Georgia"/>
-          <w:sz w:val="22"/>
-          <w:szCs w:val="22"/>
-          <w:b w:val="0"/>
-          <w:bCs w:val="0"/>
+        <w:t>potential</w:t>
+      </w:r>
+      <w:r>
+        <w:rPr>
+          <w:rFonts w:ascii="Georgia" w:hAnsi="Georgia" w:cs="Georgia" w:eastAsia="Georgia"/>
+          <w:sz w:val="20"/>
+          <w:szCs w:val="20"/>
+          <w:b w:val="0"/>
+          <w:bCs w:val="0"/>
+          <w:strike w:val="0"/>
           <w:color w:val="ED7D31"/>
         </w:rPr>
-        <w:t xml:space="preserve">(EC)</w:t>
-      </w:r>
-      <w:r>
-        <w:rPr>
-          <w:rFonts w:ascii="Georgia" w:hAnsi="Georgia" w:cs="Georgia" w:eastAsia="Georgia"/>
-          <w:sz w:val="22"/>
-          <w:szCs w:val="22"/>
-          <w:b w:val="0"/>
-          <w:bCs w:val="0"/>
+        <w:t xml:space="preserve"> (EC)</w:t>
+      </w:r>
+      <w:r>
+        <w:rPr>
+          <w:rFonts w:ascii="Georgia" w:hAnsi="Georgia" w:cs="Georgia" w:eastAsia="Georgia"/>
+          <w:sz w:val="22"/>
+          <w:szCs w:val="22"/>
+          <w:b w:val="0"/>
+          <w:bCs w:val="0"/>
+          <w:strike w:val="0"/>
           <w:color w:val="000000"/>
         </w:rPr>
         <w:t xml:space="preserve"> of butterfly pea flower aqueous extract in improving the survival of zebrafish at its larval stage.</w:t>
@@ -25718,6 +26920,7 @@
           <w:szCs w:val="22"/>
           <w:b w:val="0"/>
           <w:bCs w:val="0"/>
+          <w:strike w:val="0"/>
           <w:color w:val="000000"/>
         </w:rPr>
         <w:t xml:space="preserve">Zoonotic diseases are a significant public health concern, particularly those that </w:t>
@@ -25729,40 +26932,31 @@
           <w:szCs w:val="22"/>
           <w:b w:val="0"/>
           <w:bCs w:val="0"/>
-          <w:strike/>
-          <w:color w:val="000000"/>
-        </w:rPr>
-        <w:t xml:space="preserve">can</w:t>
-      </w:r>
-      <w:r>
-        <w:rPr>
-          <w:rFonts w:ascii="Georgia" w:hAnsi="Georgia" w:cs="Georgia" w:eastAsia="Georgia"/>
-          <w:sz w:val="22"/>
-          <w:szCs w:val="22"/>
-          <w:b w:val="0"/>
-          <w:bCs w:val="0"/>
-          <w:color w:val="000000"/>
-        </w:rPr>
-        <w:t xml:space="preserve"> </w:t>
-      </w:r>
-      <w:r>
-        <w:rPr>
-          <w:rFonts w:ascii="Georgia" w:hAnsi="Georgia" w:cs="Georgia" w:eastAsia="Georgia"/>
-          <w:sz w:val="22"/>
-          <w:szCs w:val="22"/>
-          <w:b w:val="0"/>
-          <w:bCs w:val="0"/>
+          <w:color w:val="000000"/>
+          <w:strike w:val="1"/>
+        </w:rPr>
+        <w:t>can</w:t>
+      </w:r>
+      <w:r>
+        <w:rPr>
+          <w:rFonts w:ascii="Georgia" w:hAnsi="Georgia" w:cs="Georgia" w:eastAsia="Georgia"/>
+          <w:sz w:val="20"/>
+          <w:szCs w:val="20"/>
+          <w:b w:val="0"/>
+          <w:bCs w:val="0"/>
+          <w:strike w:val="0"/>
           <w:color w:val="808080"/>
         </w:rPr>
-        <w:t xml:space="preserve">(FP-Cap)</w:t>
-      </w:r>
-      <w:r>
-        <w:rPr>
-          <w:rFonts w:ascii="Georgia" w:hAnsi="Georgia" w:cs="Georgia" w:eastAsia="Georgia"/>
-          <w:sz w:val="22"/>
-          <w:szCs w:val="22"/>
-          <w:b w:val="0"/>
-          <w:bCs w:val="0"/>
+        <w:t xml:space="preserve"> (FP-Cap)</w:t>
+      </w:r>
+      <w:r>
+        <w:rPr>
+          <w:rFonts w:ascii="Georgia" w:hAnsi="Georgia" w:cs="Georgia" w:eastAsia="Georgia"/>
+          <w:sz w:val="22"/>
+          <w:szCs w:val="22"/>
+          <w:b w:val="0"/>
+          <w:bCs w:val="0"/>
+          <w:strike w:val="0"/>
           <w:color w:val="000000"/>
         </w:rPr>
         <w:t xml:space="preserve"> be transmitted from dogs to humans. This study determined the level of awareness among dog owners regarding canine zoonotic diseases. Specifically, it (1) determined the participants' sociodemographic profile, (2) identified their level of awareness on selected zoonotic disease such as rabies, leptospirosis, ancylostomiasis and toxocariasis, and dermatophytosis, (3) identified the primary sources of information about zoonotic diseases, and (4) determined whether there was a significant association between sociodemographic variables and awareness on zoonoses. Data gathered from a total of 86 dog owners visiting the selected veterinary clinics in [REDACTED], was subjected to descriptive statistics (frequency distribution and weighted mean), while Pearson’s correlation determined association between awareness on zoonotic diseases and the sociodemographic factors. Results showed that participants were mostly 26 to 40 years old (43%), females (66.3%), college graduates (67.4%), from lower middle-income families (54.7%), had owned dogs for more than five years (46.5%), and were owners of at least one to two dogs (44.2%). Participants exhibited an overall moderate level of awareness (mean=3.30) on canine zoonotic diseases. The dog owners were very aware of rabies (mean=3.74) and leptospirosis (mean=3.73); while moderate awareness was found on toxocariasis and ancylostomiasis (mean=3.01), scabies (mean=3.05), and dermatophytosis (mean=2.96), The internet (38.3%) and veterinarians (36%) were the primary sources of information on canine zoonotic diseases. Using Pearson’s correlation, significant associations (p&lt;0.05) were found between awareness on zoonotic diseases and sociodemographic factors, such as educational attainment (p-value=0.000), monthly income (p-value=0.007), and years of dog ownership (p-value=0.001).</w:t>
@@ -25807,6 +27001,7 @@
           <w:szCs w:val="22"/>
           <w:b w:val="0"/>
           <w:bCs w:val="0"/>
+          <w:strike w:val="0"/>
           <w:color w:val="000000"/>
         </w:rPr>
         <w:t>Salmonella spp. and Escherichia coli are two significant bacteria that are a source of human foodborne illness. They result from consuming meat or fish that bacteria have contaminated. The purpose of this study was to determine the anti-microbial resistance of isolated Salmonella spp. and E. coli from commercially available fish in the [REDACTED]. A total of 30 whole fish, three (3) different fish in 10 different stalls were used to test Salmonella spp. and E. coli. Six (6) out of 30 samples in XLD were Salmonella spp. positive, where they exhibited red or yellow colonies with a black in the center, meanwhile three (3) out of 30 samples in EMB were E. coli positive, where they showed a metallic green sheen. In the antibiotic sensitivity testing of six (6) positive samples in Salmonella spp., four (4) showed resistance to ceftazidime (33.33%), chloramphenicol (16.67%), imipenem (16.17%), and tetracycline (83.33%). Of the three (3) positive samples, E. coli exhibited resistance to ceftazidime (33.33%), chloramphenicol (33.33%), imipenem (66.67%), and tetracycline (66.67%).</w:t>
@@ -25851,6 +27046,7 @@
           <w:szCs w:val="22"/>
           <w:b w:val="0"/>
           <w:bCs w:val="0"/>
+          <w:strike w:val="0"/>
           <w:color w:val="000000"/>
         </w:rPr>
         <w:t xml:space="preserve">This study evaluated the knowledge, attitudes, and practices (KAP) of Pandi, Bulacan, Philippines residents regarding rabies, a fatal viral zoonotic disease posing significant public health risks. A cross-sectional survey was conducted among 384 respondents using structured questionnaires to assess awareness, perceptions, and preventive measures against rabies. Statistical analyses, including Chi-square tests and multiple linear regression, were employed to examine associations between socio-demographic factors and KAP scores and predictive relationships among knowledge, attitudes, and practices of respondents. The results indicated that most respondents demonstrated high knowledge about rabies (69.3%), particularly regarding transmission and prevention, However, misconceptions persisted, notably about rabies’ incurability (39.8%) and the role of neutering in disease control (50.3%). Attitudes toward rabies prevention were predominantly positive (77%), as were reported practices (97%). Significant associations were identified between knowledge levels and socio-demographic factors, including educational attainment (p=0.0008), where higher education correlated with improved rabies awareness and pet ownership practices (p=0.035). For attitudes, significant associations were observed between respondents’ age (p=0.015) and educational attainment (p&lt;0.0001). Practices showed only one significant association with educational attainment (p=0.016). Multiple linear regression analysis confirmed interrelationships among KAP dimensions, revealing that higher knowledge scores significantly predicted better preventive behaviors (p &lt; 0.001). The findings underscore the necessity of targeted educational campaigns to address misconceptions, enhance community engagement to promote responsible pet ownership, and improve access to veterinary services. Strengthening policies on pet vaccination programs and implementing stricter guidelines for pet care are </w:t>
@@ -25862,40 +27058,31 @@
           <w:szCs w:val="22"/>
           <w:b w:val="0"/>
           <w:bCs w:val="0"/>
-          <w:strike/>
-          <w:color w:val="000000"/>
-        </w:rPr>
-        <w:t xml:space="preserve">recommended</w:t>
-      </w:r>
-      <w:r>
-        <w:rPr>
-          <w:rFonts w:ascii="Georgia" w:hAnsi="Georgia" w:cs="Georgia" w:eastAsia="Georgia"/>
-          <w:sz w:val="22"/>
-          <w:szCs w:val="22"/>
-          <w:b w:val="0"/>
-          <w:bCs w:val="0"/>
-          <w:color w:val="000000"/>
-        </w:rPr>
-        <w:t xml:space="preserve"> </w:t>
-      </w:r>
-      <w:r>
-        <w:rPr>
-          <w:rFonts w:ascii="Georgia" w:hAnsi="Georgia" w:cs="Georgia" w:eastAsia="Georgia"/>
-          <w:sz w:val="22"/>
-          <w:szCs w:val="22"/>
-          <w:b w:val="0"/>
-          <w:bCs w:val="0"/>
+          <w:color w:val="000000"/>
+          <w:strike w:val="1"/>
+        </w:rPr>
+        <w:t>recommended</w:t>
+      </w:r>
+      <w:r>
+        <w:rPr>
+          <w:rFonts w:ascii="Georgia" w:hAnsi="Georgia" w:cs="Georgia" w:eastAsia="Georgia"/>
+          <w:sz w:val="20"/>
+          <w:szCs w:val="20"/>
+          <w:b w:val="0"/>
+          <w:bCs w:val="0"/>
+          <w:strike w:val="0"/>
           <w:color w:val="808080"/>
         </w:rPr>
-        <w:t xml:space="preserve">(FP-Rec)</w:t>
-      </w:r>
-      <w:r>
-        <w:rPr>
-          <w:rFonts w:ascii="Georgia" w:hAnsi="Georgia" w:cs="Georgia" w:eastAsia="Georgia"/>
-          <w:sz w:val="22"/>
-          <w:szCs w:val="22"/>
-          <w:b w:val="0"/>
-          <w:bCs w:val="0"/>
+        <w:t xml:space="preserve"> (FP-Rec)</w:t>
+      </w:r>
+      <w:r>
+        <w:rPr>
+          <w:rFonts w:ascii="Georgia" w:hAnsi="Georgia" w:cs="Georgia" w:eastAsia="Georgia"/>
+          <w:sz w:val="22"/>
+          <w:szCs w:val="22"/>
+          <w:b w:val="0"/>
+          <w:bCs w:val="0"/>
+          <w:strike w:val="0"/>
           <w:color w:val="000000"/>
         </w:rPr>
         <w:t xml:space="preserve"> to mitigate rabies transmission risks. These insights align with broader efforts toward rabies elimination in the Philippines by 2030, emphasizing the importance of addressing localized KAP gaps through evidence-based interventions.</w:t>
@@ -25968,6 +27155,7 @@
           <w:szCs w:val="22"/>
           <w:b w:val="0"/>
           <w:bCs w:val="0"/>
+          <w:strike w:val="0"/>
           <w:color w:val="000000"/>
         </w:rPr>
         <w:t xml:space="preserve">This experimental study examined the performance of finger pepper (Capsicum frutescens) treated with fermented banana peel as an organic amendment. The research was conducted in [REDACTED], from March to April 2025. Five treatments were tested: T1 – general recommendation (control), T2 – fermented banana peel applied twice weekly, T3 – 100% recommended fertilizer rate with fermented banana peel (twice weekly), T4 – 75% recommended fertilizer rate with fermented banana peel (twice weekly), and T5 – 50% recommended fertilizer rate with fermented banana peel (twice weekly). Parameters measured included days from transplanting to flowering, plant height at first harvest, number of fruits per plant, weight of fruits per plant (g), number of marketable and non- marketable fruits, and computed yield per hectare (tons/ha). This revealed that the application of fermented banana peel improved all growth and yield parameters assessed. Among all treatments, T5 (50% recommended fertilizer rate with fermented banana peel) yielded the most favorable results in terms of plant height, fruit quantity and weight, and overall productivity. These findings </w:t>
@@ -25979,40 +27167,32 @@
           <w:szCs w:val="22"/>
           <w:b w:val="0"/>
           <w:bCs w:val="0"/>
+          <w:strike w:val="0"/>
           <w:highlight w:val="red"/>
           <w:color w:val="FFFFFF"/>
         </w:rPr>
-        <w:t xml:space="preserve">suggest</w:t>
-      </w:r>
-      <w:r>
-        <w:rPr>
-          <w:rFonts w:ascii="Georgia" w:hAnsi="Georgia" w:cs="Georgia" w:eastAsia="Georgia"/>
-          <w:sz w:val="22"/>
-          <w:szCs w:val="22"/>
-          <w:b w:val="0"/>
-          <w:bCs w:val="0"/>
-          <w:color w:val="000000"/>
-        </w:rPr>
-        <w:t xml:space="preserve"> </w:t>
-      </w:r>
-      <w:r>
-        <w:rPr>
-          <w:rFonts w:ascii="Georgia" w:hAnsi="Georgia" w:cs="Georgia" w:eastAsia="Georgia"/>
-          <w:sz w:val="22"/>
-          <w:szCs w:val="22"/>
-          <w:b w:val="0"/>
-          <w:bCs w:val="0"/>
+        <w:t>suggest</w:t>
+      </w:r>
+      <w:r>
+        <w:rPr>
+          <w:rFonts w:ascii="Georgia" w:hAnsi="Georgia" w:cs="Georgia" w:eastAsia="Georgia"/>
+          <w:sz w:val="20"/>
+          <w:szCs w:val="20"/>
+          <w:b w:val="0"/>
+          <w:bCs w:val="0"/>
+          <w:strike w:val="0"/>
           <w:color w:val="ED7D31"/>
         </w:rPr>
-        <w:t xml:space="preserve">(EC)</w:t>
-      </w:r>
-      <w:r>
-        <w:rPr>
-          <w:rFonts w:ascii="Georgia" w:hAnsi="Georgia" w:cs="Georgia" w:eastAsia="Georgia"/>
-          <w:sz w:val="22"/>
-          <w:szCs w:val="22"/>
-          <w:b w:val="0"/>
-          <w:bCs w:val="0"/>
+        <w:t xml:space="preserve"> (EC)</w:t>
+      </w:r>
+      <w:r>
+        <w:rPr>
+          <w:rFonts w:ascii="Georgia" w:hAnsi="Georgia" w:cs="Georgia" w:eastAsia="Georgia"/>
+          <w:sz w:val="22"/>
+          <w:szCs w:val="22"/>
+          <w:b w:val="0"/>
+          <w:bCs w:val="0"/>
+          <w:strike w:val="0"/>
           <w:color w:val="000000"/>
         </w:rPr>
         <w:t xml:space="preserve"> that fermented banana peel, when applied at an optimal rate in combination with reduced synthetic fertilizer input, </w:t>
@@ -26024,40 +27204,31 @@
           <w:szCs w:val="22"/>
           <w:b w:val="0"/>
           <w:bCs w:val="0"/>
-          <w:strike/>
-          <w:color w:val="000000"/>
-        </w:rPr>
-        <w:t xml:space="preserve">can</w:t>
-      </w:r>
-      <w:r>
-        <w:rPr>
-          <w:rFonts w:ascii="Georgia" w:hAnsi="Georgia" w:cs="Georgia" w:eastAsia="Georgia"/>
-          <w:sz w:val="22"/>
-          <w:szCs w:val="22"/>
-          <w:b w:val="0"/>
-          <w:bCs w:val="0"/>
-          <w:color w:val="000000"/>
-        </w:rPr>
-        <w:t xml:space="preserve"> </w:t>
-      </w:r>
-      <w:r>
-        <w:rPr>
-          <w:rFonts w:ascii="Georgia" w:hAnsi="Georgia" w:cs="Georgia" w:eastAsia="Georgia"/>
-          <w:sz w:val="22"/>
-          <w:szCs w:val="22"/>
-          <w:b w:val="0"/>
-          <w:bCs w:val="0"/>
+          <w:color w:val="000000"/>
+          <w:strike w:val="1"/>
+        </w:rPr>
+        <w:t>can</w:t>
+      </w:r>
+      <w:r>
+        <w:rPr>
+          <w:rFonts w:ascii="Georgia" w:hAnsi="Georgia" w:cs="Georgia" w:eastAsia="Georgia"/>
+          <w:sz w:val="20"/>
+          <w:szCs w:val="20"/>
+          <w:b w:val="0"/>
+          <w:bCs w:val="0"/>
+          <w:strike w:val="0"/>
           <w:color w:val="808080"/>
         </w:rPr>
-        <w:t xml:space="preserve">(FP-Cap)</w:t>
-      </w:r>
-      <w:r>
-        <w:rPr>
-          <w:rFonts w:ascii="Georgia" w:hAnsi="Georgia" w:cs="Georgia" w:eastAsia="Georgia"/>
-          <w:sz w:val="22"/>
-          <w:szCs w:val="22"/>
-          <w:b w:val="0"/>
-          <w:bCs w:val="0"/>
+        <w:t xml:space="preserve"> (FP-Cap)</w:t>
+      </w:r>
+      <w:r>
+        <w:rPr>
+          <w:rFonts w:ascii="Georgia" w:hAnsi="Georgia" w:cs="Georgia" w:eastAsia="Georgia"/>
+          <w:sz w:val="22"/>
+          <w:szCs w:val="22"/>
+          <w:b w:val="0"/>
+          <w:bCs w:val="0"/>
+          <w:strike w:val="0"/>
           <w:color w:val="000000"/>
         </w:rPr>
         <w:t xml:space="preserve"> significantly enhance the growth and yield performance of finger pepper, offering a sustainable alternative for crop production.</w:t>
@@ -26102,6 +27273,7 @@
           <w:szCs w:val="22"/>
           <w:b w:val="0"/>
           <w:bCs w:val="0"/>
+          <w:strike w:val="0"/>
           <w:color w:val="000000"/>
         </w:rPr>
         <w:t xml:space="preserve">In this study the researcher used Randomized Complete Block Design with two (2) different treatments which are; Treatment 1- Non-Primed and Treatment 2- Seed Coated with Mycorrhiza. The researcher applied mycorrhiza to enhance root development, drought resistance, and overall growth and yield of mung beans through seed coating. This </w:t>
@@ -26113,40 +27285,32 @@
           <w:szCs w:val="22"/>
           <w:b w:val="0"/>
           <w:bCs w:val="0"/>
+          <w:strike w:val="0"/>
           <w:highlight w:val="red"/>
           <w:color w:val="FFFFFF"/>
         </w:rPr>
-        <w:t xml:space="preserve">suggests</w:t>
-      </w:r>
-      <w:r>
-        <w:rPr>
-          <w:rFonts w:ascii="Georgia" w:hAnsi="Georgia" w:cs="Georgia" w:eastAsia="Georgia"/>
-          <w:sz w:val="22"/>
-          <w:szCs w:val="22"/>
-          <w:b w:val="0"/>
-          <w:bCs w:val="0"/>
-          <w:color w:val="000000"/>
-        </w:rPr>
-        <w:t xml:space="preserve"> </w:t>
-      </w:r>
-      <w:r>
-        <w:rPr>
-          <w:rFonts w:ascii="Georgia" w:hAnsi="Georgia" w:cs="Georgia" w:eastAsia="Georgia"/>
-          <w:sz w:val="22"/>
-          <w:szCs w:val="22"/>
-          <w:b w:val="0"/>
-          <w:bCs w:val="0"/>
+        <w:t>suggests</w:t>
+      </w:r>
+      <w:r>
+        <w:rPr>
+          <w:rFonts w:ascii="Georgia" w:hAnsi="Georgia" w:cs="Georgia" w:eastAsia="Georgia"/>
+          <w:sz w:val="20"/>
+          <w:szCs w:val="20"/>
+          <w:b w:val="0"/>
+          <w:bCs w:val="0"/>
+          <w:strike w:val="0"/>
           <w:color w:val="ED7D31"/>
         </w:rPr>
-        <w:t xml:space="preserve">(EC)</w:t>
-      </w:r>
-      <w:r>
-        <w:rPr>
-          <w:rFonts w:ascii="Georgia" w:hAnsi="Georgia" w:cs="Georgia" w:eastAsia="Georgia"/>
-          <w:sz w:val="22"/>
-          <w:szCs w:val="22"/>
-          <w:b w:val="0"/>
-          <w:bCs w:val="0"/>
+        <w:t xml:space="preserve"> (EC)</w:t>
+      </w:r>
+      <w:r>
+        <w:rPr>
+          <w:rFonts w:ascii="Georgia" w:hAnsi="Georgia" w:cs="Georgia" w:eastAsia="Georgia"/>
+          <w:sz w:val="22"/>
+          <w:szCs w:val="22"/>
+          <w:b w:val="0"/>
+          <w:bCs w:val="0"/>
+          <w:strike w:val="0"/>
           <w:color w:val="000000"/>
         </w:rPr>
         <w:t xml:space="preserve"> that while statistical significance </w:t>
@@ -26158,40 +27322,32 @@
           <w:szCs w:val="22"/>
           <w:b w:val="0"/>
           <w:bCs w:val="0"/>
-          <w:shd w:val="clear" w:color="auto" w:fill="00B0F0"/>
-          <w:color w:val="000000"/>
-        </w:rPr>
-        <w:t xml:space="preserve">might</w:t>
-      </w:r>
-      <w:r>
-        <w:rPr>
-          <w:rFonts w:ascii="Georgia" w:hAnsi="Georgia" w:cs="Georgia" w:eastAsia="Georgia"/>
-          <w:sz w:val="22"/>
-          <w:szCs w:val="22"/>
-          <w:b w:val="0"/>
-          <w:bCs w:val="0"/>
-          <w:color w:val="000000"/>
-        </w:rPr>
-        <w:t xml:space="preserve"> </w:t>
-      </w:r>
-      <w:r>
-        <w:rPr>
-          <w:rFonts w:ascii="Georgia" w:hAnsi="Georgia" w:cs="Georgia" w:eastAsia="Georgia"/>
-          <w:sz w:val="22"/>
-          <w:szCs w:val="22"/>
-          <w:b w:val="0"/>
-          <w:bCs w:val="0"/>
+          <w:strike w:val="0"/>
+          <w:shd w:val="clear" w:fill="00B0F0"/>
+          <w:color w:val="000000"/>
+        </w:rPr>
+        <w:t>might</w:t>
+      </w:r>
+      <w:r>
+        <w:rPr>
+          <w:rFonts w:ascii="Georgia" w:hAnsi="Georgia" w:cs="Georgia" w:eastAsia="Georgia"/>
+          <w:sz w:val="20"/>
+          <w:szCs w:val="20"/>
+          <w:b w:val="0"/>
+          <w:bCs w:val="0"/>
+          <w:strike w:val="0"/>
           <w:color w:val="ED7D31"/>
         </w:rPr>
-        <w:t xml:space="preserve">(EC)</w:t>
-      </w:r>
-      <w:r>
-        <w:rPr>
-          <w:rFonts w:ascii="Georgia" w:hAnsi="Georgia" w:cs="Georgia" w:eastAsia="Georgia"/>
-          <w:sz w:val="22"/>
-          <w:szCs w:val="22"/>
-          <w:b w:val="0"/>
-          <w:bCs w:val="0"/>
+        <w:t xml:space="preserve"> (EC)</w:t>
+      </w:r>
+      <w:r>
+        <w:rPr>
+          <w:rFonts w:ascii="Georgia" w:hAnsi="Georgia" w:cs="Georgia" w:eastAsia="Georgia"/>
+          <w:sz w:val="22"/>
+          <w:szCs w:val="22"/>
+          <w:b w:val="0"/>
+          <w:bCs w:val="0"/>
+          <w:strike w:val="0"/>
           <w:color w:val="000000"/>
         </w:rPr>
         <w:t xml:space="preserve"> not have been observed, the mycorrhiza treatment </w:t>
@@ -26203,40 +27359,32 @@
           <w:szCs w:val="22"/>
           <w:b w:val="0"/>
           <w:bCs w:val="0"/>
-          <w:shd w:val="clear" w:color="auto" w:fill="00B0F0"/>
-          <w:color w:val="000000"/>
-        </w:rPr>
-        <w:t xml:space="preserve">could</w:t>
-      </w:r>
-      <w:r>
-        <w:rPr>
-          <w:rFonts w:ascii="Georgia" w:hAnsi="Georgia" w:cs="Georgia" w:eastAsia="Georgia"/>
-          <w:sz w:val="22"/>
-          <w:szCs w:val="22"/>
-          <w:b w:val="0"/>
-          <w:bCs w:val="0"/>
-          <w:color w:val="000000"/>
-        </w:rPr>
-        <w:t xml:space="preserve"> </w:t>
-      </w:r>
-      <w:r>
-        <w:rPr>
-          <w:rFonts w:ascii="Georgia" w:hAnsi="Georgia" w:cs="Georgia" w:eastAsia="Georgia"/>
-          <w:sz w:val="22"/>
-          <w:szCs w:val="22"/>
-          <w:b w:val="0"/>
-          <w:bCs w:val="0"/>
+          <w:strike w:val="0"/>
+          <w:shd w:val="clear" w:fill="00B0F0"/>
+          <w:color w:val="000000"/>
+        </w:rPr>
+        <w:t>could</w:t>
+      </w:r>
+      <w:r>
+        <w:rPr>
+          <w:rFonts w:ascii="Georgia" w:hAnsi="Georgia" w:cs="Georgia" w:eastAsia="Georgia"/>
+          <w:sz w:val="20"/>
+          <w:szCs w:val="20"/>
+          <w:b w:val="0"/>
+          <w:bCs w:val="0"/>
+          <w:strike w:val="0"/>
           <w:color w:val="ED7D31"/>
         </w:rPr>
-        <w:t xml:space="preserve">(EC)</w:t>
-      </w:r>
-      <w:r>
-        <w:rPr>
-          <w:rFonts w:ascii="Georgia" w:hAnsi="Georgia" w:cs="Georgia" w:eastAsia="Georgia"/>
-          <w:sz w:val="22"/>
-          <w:szCs w:val="22"/>
-          <w:b w:val="0"/>
-          <w:bCs w:val="0"/>
+        <w:t xml:space="preserve"> (EC)</w:t>
+      </w:r>
+      <w:r>
+        <w:rPr>
+          <w:rFonts w:ascii="Georgia" w:hAnsi="Georgia" w:cs="Georgia" w:eastAsia="Georgia"/>
+          <w:sz w:val="22"/>
+          <w:szCs w:val="22"/>
+          <w:b w:val="0"/>
+          <w:bCs w:val="0"/>
+          <w:strike w:val="0"/>
           <w:color w:val="000000"/>
         </w:rPr>
         <w:t xml:space="preserve"> still offer </w:t>
@@ -26248,40 +27396,32 @@
           <w:szCs w:val="22"/>
           <w:b w:val="0"/>
           <w:bCs w:val="0"/>
+          <w:strike w:val="0"/>
           <w:highlight w:val="red"/>
           <w:color w:val="FFFFFF"/>
         </w:rPr>
-        <w:t xml:space="preserve">potential</w:t>
-      </w:r>
-      <w:r>
-        <w:rPr>
-          <w:rFonts w:ascii="Georgia" w:hAnsi="Georgia" w:cs="Georgia" w:eastAsia="Georgia"/>
-          <w:sz w:val="22"/>
-          <w:szCs w:val="22"/>
-          <w:b w:val="0"/>
-          <w:bCs w:val="0"/>
-          <w:color w:val="000000"/>
-        </w:rPr>
-        <w:t xml:space="preserve"> </w:t>
-      </w:r>
-      <w:r>
-        <w:rPr>
-          <w:rFonts w:ascii="Georgia" w:hAnsi="Georgia" w:cs="Georgia" w:eastAsia="Georgia"/>
-          <w:sz w:val="22"/>
-          <w:szCs w:val="22"/>
-          <w:b w:val="0"/>
-          <w:bCs w:val="0"/>
+        <w:t>potential</w:t>
+      </w:r>
+      <w:r>
+        <w:rPr>
+          <w:rFonts w:ascii="Georgia" w:hAnsi="Georgia" w:cs="Georgia" w:eastAsia="Georgia"/>
+          <w:sz w:val="20"/>
+          <w:szCs w:val="20"/>
+          <w:b w:val="0"/>
+          <w:bCs w:val="0"/>
+          <w:strike w:val="0"/>
           <w:color w:val="ED7D31"/>
         </w:rPr>
-        <w:t xml:space="preserve">(EC)</w:t>
-      </w:r>
-      <w:r>
-        <w:rPr>
-          <w:rFonts w:ascii="Georgia" w:hAnsi="Georgia" w:cs="Georgia" w:eastAsia="Georgia"/>
-          <w:sz w:val="22"/>
-          <w:szCs w:val="22"/>
-          <w:b w:val="0"/>
-          <w:bCs w:val="0"/>
+        <w:t xml:space="preserve"> (EC)</w:t>
+      </w:r>
+      <w:r>
+        <w:rPr>
+          <w:rFonts w:ascii="Georgia" w:hAnsi="Georgia" w:cs="Georgia" w:eastAsia="Georgia"/>
+          <w:sz w:val="22"/>
+          <w:szCs w:val="22"/>
+          <w:b w:val="0"/>
+          <w:bCs w:val="0"/>
+          <w:strike w:val="0"/>
           <w:color w:val="000000"/>
         </w:rPr>
         <w:t xml:space="preserve"> benefits to the plants. The result of the study indicate that there were no statistically significant differences observed across the various measured parameters for the two treatments. However, the researchers still chose to apply mycorrhiza through seed coating to aid in root development, drought resistance, and overall growth and yield improvement in mung beans. This </w:t>
@@ -26293,40 +27433,32 @@
           <w:szCs w:val="22"/>
           <w:b w:val="0"/>
           <w:bCs w:val="0"/>
+          <w:strike w:val="0"/>
           <w:highlight w:val="red"/>
           <w:color w:val="FFFFFF"/>
         </w:rPr>
-        <w:t xml:space="preserve">suggests</w:t>
-      </w:r>
-      <w:r>
-        <w:rPr>
-          <w:rFonts w:ascii="Georgia" w:hAnsi="Georgia" w:cs="Georgia" w:eastAsia="Georgia"/>
-          <w:sz w:val="22"/>
-          <w:szCs w:val="22"/>
-          <w:b w:val="0"/>
-          <w:bCs w:val="0"/>
-          <w:color w:val="000000"/>
-        </w:rPr>
-        <w:t xml:space="preserve"> </w:t>
-      </w:r>
-      <w:r>
-        <w:rPr>
-          <w:rFonts w:ascii="Georgia" w:hAnsi="Georgia" w:cs="Georgia" w:eastAsia="Georgia"/>
-          <w:sz w:val="22"/>
-          <w:szCs w:val="22"/>
-          <w:b w:val="0"/>
-          <w:bCs w:val="0"/>
+        <w:t>suggests</w:t>
+      </w:r>
+      <w:r>
+        <w:rPr>
+          <w:rFonts w:ascii="Georgia" w:hAnsi="Georgia" w:cs="Georgia" w:eastAsia="Georgia"/>
+          <w:sz w:val="20"/>
+          <w:szCs w:val="20"/>
+          <w:b w:val="0"/>
+          <w:bCs w:val="0"/>
+          <w:strike w:val="0"/>
           <w:color w:val="ED7D31"/>
         </w:rPr>
-        <w:t xml:space="preserve">(EC)</w:t>
-      </w:r>
-      <w:r>
-        <w:rPr>
-          <w:rFonts w:ascii="Georgia" w:hAnsi="Georgia" w:cs="Georgia" w:eastAsia="Georgia"/>
-          <w:sz w:val="22"/>
-          <w:szCs w:val="22"/>
-          <w:b w:val="0"/>
-          <w:bCs w:val="0"/>
+        <w:t xml:space="preserve"> (EC)</w:t>
+      </w:r>
+      <w:r>
+        <w:rPr>
+          <w:rFonts w:ascii="Georgia" w:hAnsi="Georgia" w:cs="Georgia" w:eastAsia="Georgia"/>
+          <w:sz w:val="22"/>
+          <w:szCs w:val="22"/>
+          <w:b w:val="0"/>
+          <w:bCs w:val="0"/>
+          <w:strike w:val="0"/>
           <w:color w:val="000000"/>
         </w:rPr>
         <w:t xml:space="preserve"> that while the differences </w:t>
@@ -26338,40 +27470,32 @@
           <w:szCs w:val="22"/>
           <w:b w:val="0"/>
           <w:bCs w:val="0"/>
-          <w:shd w:val="clear" w:color="auto" w:fill="00B0F0"/>
-          <w:color w:val="000000"/>
-        </w:rPr>
-        <w:t xml:space="preserve">might</w:t>
-      </w:r>
-      <w:r>
-        <w:rPr>
-          <w:rFonts w:ascii="Georgia" w:hAnsi="Georgia" w:cs="Georgia" w:eastAsia="Georgia"/>
-          <w:sz w:val="22"/>
-          <w:szCs w:val="22"/>
-          <w:b w:val="0"/>
-          <w:bCs w:val="0"/>
-          <w:color w:val="000000"/>
-        </w:rPr>
-        <w:t xml:space="preserve"> </w:t>
-      </w:r>
-      <w:r>
-        <w:rPr>
-          <w:rFonts w:ascii="Georgia" w:hAnsi="Georgia" w:cs="Georgia" w:eastAsia="Georgia"/>
-          <w:sz w:val="22"/>
-          <w:szCs w:val="22"/>
-          <w:b w:val="0"/>
-          <w:bCs w:val="0"/>
+          <w:strike w:val="0"/>
+          <w:shd w:val="clear" w:fill="00B0F0"/>
+          <w:color w:val="000000"/>
+        </w:rPr>
+        <w:t>might</w:t>
+      </w:r>
+      <w:r>
+        <w:rPr>
+          <w:rFonts w:ascii="Georgia" w:hAnsi="Georgia" w:cs="Georgia" w:eastAsia="Georgia"/>
+          <w:sz w:val="20"/>
+          <w:szCs w:val="20"/>
+          <w:b w:val="0"/>
+          <w:bCs w:val="0"/>
+          <w:strike w:val="0"/>
           <w:color w:val="ED7D31"/>
         </w:rPr>
-        <w:t xml:space="preserve">(EC)</w:t>
-      </w:r>
-      <w:r>
-        <w:rPr>
-          <w:rFonts w:ascii="Georgia" w:hAnsi="Georgia" w:cs="Georgia" w:eastAsia="Georgia"/>
-          <w:sz w:val="22"/>
-          <w:szCs w:val="22"/>
-          <w:b w:val="0"/>
-          <w:bCs w:val="0"/>
+        <w:t xml:space="preserve"> (EC)</w:t>
+      </w:r>
+      <w:r>
+        <w:rPr>
+          <w:rFonts w:ascii="Georgia" w:hAnsi="Georgia" w:cs="Georgia" w:eastAsia="Georgia"/>
+          <w:sz w:val="22"/>
+          <w:szCs w:val="22"/>
+          <w:b w:val="0"/>
+          <w:bCs w:val="0"/>
+          <w:strike w:val="0"/>
           <w:color w:val="000000"/>
         </w:rPr>
         <w:t xml:space="preserve"> not have been significant in the study, the researchers believe that mycorrhiza </w:t>
@@ -26383,40 +27507,32 @@
           <w:szCs w:val="22"/>
           <w:b w:val="0"/>
           <w:bCs w:val="0"/>
-          <w:shd w:val="clear" w:color="auto" w:fill="00B0F0"/>
-          <w:color w:val="000000"/>
-        </w:rPr>
-        <w:t xml:space="preserve">could</w:t>
-      </w:r>
-      <w:r>
-        <w:rPr>
-          <w:rFonts w:ascii="Georgia" w:hAnsi="Georgia" w:cs="Georgia" w:eastAsia="Georgia"/>
-          <w:sz w:val="22"/>
-          <w:szCs w:val="22"/>
-          <w:b w:val="0"/>
-          <w:bCs w:val="0"/>
-          <w:color w:val="000000"/>
-        </w:rPr>
-        <w:t xml:space="preserve"> </w:t>
-      </w:r>
-      <w:r>
-        <w:rPr>
-          <w:rFonts w:ascii="Georgia" w:hAnsi="Georgia" w:cs="Georgia" w:eastAsia="Georgia"/>
-          <w:sz w:val="22"/>
-          <w:szCs w:val="22"/>
-          <w:b w:val="0"/>
-          <w:bCs w:val="0"/>
+          <w:strike w:val="0"/>
+          <w:shd w:val="clear" w:fill="00B0F0"/>
+          <w:color w:val="000000"/>
+        </w:rPr>
+        <w:t>could</w:t>
+      </w:r>
+      <w:r>
+        <w:rPr>
+          <w:rFonts w:ascii="Georgia" w:hAnsi="Georgia" w:cs="Georgia" w:eastAsia="Georgia"/>
+          <w:sz w:val="20"/>
+          <w:szCs w:val="20"/>
+          <w:b w:val="0"/>
+          <w:bCs w:val="0"/>
+          <w:strike w:val="0"/>
           <w:color w:val="ED7D31"/>
         </w:rPr>
-        <w:t xml:space="preserve">(EC)</w:t>
-      </w:r>
-      <w:r>
-        <w:rPr>
-          <w:rFonts w:ascii="Georgia" w:hAnsi="Georgia" w:cs="Georgia" w:eastAsia="Georgia"/>
-          <w:sz w:val="22"/>
-          <w:szCs w:val="22"/>
-          <w:b w:val="0"/>
-          <w:bCs w:val="0"/>
+        <w:t xml:space="preserve"> (EC)</w:t>
+      </w:r>
+      <w:r>
+        <w:rPr>
+          <w:rFonts w:ascii="Georgia" w:hAnsi="Georgia" w:cs="Georgia" w:eastAsia="Georgia"/>
+          <w:sz w:val="22"/>
+          <w:szCs w:val="22"/>
+          <w:b w:val="0"/>
+          <w:bCs w:val="0"/>
+          <w:strike w:val="0"/>
           <w:color w:val="000000"/>
         </w:rPr>
         <w:t xml:space="preserve"> provide beneficial effects in practical agricultural contexts. The study concluded that the application of mycorrhiza positive impact on mung beans during drought and root development highlights its </w:t>
@@ -26428,40 +27544,32 @@
           <w:szCs w:val="22"/>
           <w:b w:val="0"/>
           <w:bCs w:val="0"/>
+          <w:strike w:val="0"/>
           <w:highlight w:val="red"/>
           <w:color w:val="FFFFFF"/>
         </w:rPr>
-        <w:t xml:space="preserve">potential</w:t>
-      </w:r>
-      <w:r>
-        <w:rPr>
-          <w:rFonts w:ascii="Georgia" w:hAnsi="Georgia" w:cs="Georgia" w:eastAsia="Georgia"/>
-          <w:sz w:val="22"/>
-          <w:szCs w:val="22"/>
-          <w:b w:val="0"/>
-          <w:bCs w:val="0"/>
-          <w:color w:val="000000"/>
-        </w:rPr>
-        <w:t xml:space="preserve"> </w:t>
-      </w:r>
-      <w:r>
-        <w:rPr>
-          <w:rFonts w:ascii="Georgia" w:hAnsi="Georgia" w:cs="Georgia" w:eastAsia="Georgia"/>
-          <w:sz w:val="22"/>
-          <w:szCs w:val="22"/>
-          <w:b w:val="0"/>
-          <w:bCs w:val="0"/>
+        <w:t>potential</w:t>
+      </w:r>
+      <w:r>
+        <w:rPr>
+          <w:rFonts w:ascii="Georgia" w:hAnsi="Georgia" w:cs="Georgia" w:eastAsia="Georgia"/>
+          <w:sz w:val="20"/>
+          <w:szCs w:val="20"/>
+          <w:b w:val="0"/>
+          <w:bCs w:val="0"/>
+          <w:strike w:val="0"/>
           <w:color w:val="ED7D31"/>
         </w:rPr>
-        <w:t xml:space="preserve">(EC)</w:t>
-      </w:r>
-      <w:r>
-        <w:rPr>
-          <w:rFonts w:ascii="Georgia" w:hAnsi="Georgia" w:cs="Georgia" w:eastAsia="Georgia"/>
-          <w:sz w:val="22"/>
-          <w:szCs w:val="22"/>
-          <w:b w:val="0"/>
-          <w:bCs w:val="0"/>
+        <w:t xml:space="preserve"> (EC)</w:t>
+      </w:r>
+      <w:r>
+        <w:rPr>
+          <w:rFonts w:ascii="Georgia" w:hAnsi="Georgia" w:cs="Georgia" w:eastAsia="Georgia"/>
+          <w:sz w:val="22"/>
+          <w:szCs w:val="22"/>
+          <w:b w:val="0"/>
+          <w:bCs w:val="0"/>
+          <w:strike w:val="0"/>
           <w:color w:val="000000"/>
         </w:rPr>
         <w:t xml:space="preserve"> benefits for plant growth. Further research </w:t>
@@ -26473,40 +27581,31 @@
           <w:szCs w:val="22"/>
           <w:b w:val="0"/>
           <w:bCs w:val="0"/>
-          <w:strike/>
-          <w:color w:val="000000"/>
-        </w:rPr>
-        <w:t xml:space="preserve">could</w:t>
-      </w:r>
-      <w:r>
-        <w:rPr>
-          <w:rFonts w:ascii="Georgia" w:hAnsi="Georgia" w:cs="Georgia" w:eastAsia="Georgia"/>
-          <w:sz w:val="22"/>
-          <w:szCs w:val="22"/>
-          <w:b w:val="0"/>
-          <w:bCs w:val="0"/>
-          <w:color w:val="000000"/>
-        </w:rPr>
-        <w:t xml:space="preserve"> </w:t>
-      </w:r>
-      <w:r>
-        <w:rPr>
-          <w:rFonts w:ascii="Georgia" w:hAnsi="Georgia" w:cs="Georgia" w:eastAsia="Georgia"/>
-          <w:sz w:val="22"/>
-          <w:szCs w:val="22"/>
-          <w:b w:val="0"/>
-          <w:bCs w:val="0"/>
+          <w:color w:val="000000"/>
+          <w:strike w:val="1"/>
+        </w:rPr>
+        <w:t>could</w:t>
+      </w:r>
+      <w:r>
+        <w:rPr>
+          <w:rFonts w:ascii="Georgia" w:hAnsi="Georgia" w:cs="Georgia" w:eastAsia="Georgia"/>
+          <w:sz w:val="20"/>
+          <w:szCs w:val="20"/>
+          <w:b w:val="0"/>
+          <w:bCs w:val="0"/>
+          <w:strike w:val="0"/>
           <w:color w:val="808080"/>
         </w:rPr>
-        <w:t xml:space="preserve">(FP-Gen)</w:t>
-      </w:r>
-      <w:r>
-        <w:rPr>
-          <w:rFonts w:ascii="Georgia" w:hAnsi="Georgia" w:cs="Georgia" w:eastAsia="Georgia"/>
-          <w:sz w:val="22"/>
-          <w:szCs w:val="22"/>
-          <w:b w:val="0"/>
-          <w:bCs w:val="0"/>
+        <w:t xml:space="preserve"> (FP-Gen)</w:t>
+      </w:r>
+      <w:r>
+        <w:rPr>
+          <w:rFonts w:ascii="Georgia" w:hAnsi="Georgia" w:cs="Georgia" w:eastAsia="Georgia"/>
+          <w:sz w:val="22"/>
+          <w:szCs w:val="22"/>
+          <w:b w:val="0"/>
+          <w:bCs w:val="0"/>
+          <w:strike w:val="0"/>
           <w:color w:val="000000"/>
         </w:rPr>
         <w:t xml:space="preserve"> unveil additional insights and applications for optimizing plant health.</w:t>
@@ -26547,32 +27646,160 @@
       <w:r>
         <w:rPr>
           <w:rFonts w:ascii="Georgia" w:hAnsi="Georgia" w:cs="Georgia" w:eastAsia="Georgia"/>
-          <w:b w:val="0"/>
-          <w:i w:val="0"/>
-          <w:sz w:val="22"/>
-          <w:color w:val="000000"/>
-        </w:rPr>
-        <w:t xml:space="preserve">The study was conducted at [REDACTED], from November 2022 to February 2023 to determine the effect of rooting hormones on monstera cuttings. The study used Complete Randomized Design (CRD) with four replications. The pot experiment comprised of main treatments: T1- Control (Water), T2- Aloe Vera gel, T3- Coconut water, T4- Moringa leaves extract, and T5- ANAA. Data were evaluated using Analysis of Variance (ANOVA). Based on the results of the study, different rooting hormones did not significantly influence the days to shoot emergence, number of shoots, number of leaves, number of adventitious roots, root diameter, length of the longest roots, number of rooted cuttings, and percentage of survival cuttings. Additionally, alternative rooting hormones and synthetic hormone applications had varying survival rates. The highest survival was found in ANAA, followed by control water (distilled or filtered water), coconut water, and aloe vera gel, and the lowest survival was found in moringa leaf extract. In conclusion </w:t>
-      </w:r>
-      <w:r>
-        <w:rPr>
-          <w:rFonts w:ascii="Georgia" w:hAnsi="Georgia" w:cs="Georgia" w:eastAsia="Georgia"/>
-          <w:b w:val="0"/>
-          <w:i w:val="0"/>
-          <w:sz w:val="22"/>
+          <w:sz w:val="22"/>
+          <w:szCs w:val="22"/>
+          <w:b w:val="0"/>
+          <w:bCs w:val="0"/>
+          <w:strike w:val="0"/>
+          <w:color w:val="000000"/>
+        </w:rPr>
+        <w:t xml:space="preserve">The study was conducted at [REDACTED], from November 2022 to February 2023 to determine the effect of rooting hormones on monstera cuttings. The study used Complete Randomized Design (CRD) with four replications. The pot experiment comprised of main treatments: T1- Control (Water), T2- Aloe Vera gel, T3- Coconut water, T4- Moringa leaves extract, and T5- ANAA. Data were evaluated using Analysis of Variance (ANOVA). Based on the results of the study, different rooting hormones did not significantly influence the days to shoot emergence, number of shoots, number of leaves, number of adventitious roots, root diameter, length of the longest roots, number of rooted cuttings, and percentage of survival cuttings. Additionally, alternative rooting hormones and synthetic hormone applications had varying survival rates. The highest survival was found in ANAA, followed by control water (distilled or filtered water), coconut water, and aloe vera gel, and the lowest survival was found in moringa leaf extract. </w:t>
+      </w:r>
+      <w:r>
+        <w:rPr>
+          <w:rFonts w:ascii="Georgia" w:hAnsi="Georgia" w:cs="Georgia" w:eastAsia="Georgia"/>
+          <w:sz w:val="22"/>
+          <w:szCs w:val="22"/>
+          <w:b w:val="0"/>
+          <w:bCs w:val="0"/>
+          <w:strike w:val="0"/>
+          <w:color w:val="000000"/>
+        </w:rPr>
+        <w:t>In conclusion</w:t>
+      </w:r>
+      <w:r>
+        <w:rPr>
+          <w:rFonts w:ascii="Georgia" w:hAnsi="Georgia" w:cs="Georgia" w:eastAsia="Georgia"/>
+          <w:sz w:val="20"/>
+          <w:szCs w:val="20"/>
+          <w:b w:val="0"/>
+          <w:bCs w:val="0"/>
+          <w:strike w:val="0"/>
           <w:color w:val="8B4513"/>
         </w:rPr>
-        <w:t>(DO)</w:t>
-      </w:r>
-      <w:r>
-        <w:rPr>
-          <w:rFonts w:ascii="Georgia" w:hAnsi="Georgia" w:cs="Georgia" w:eastAsia="Georgia"/>
-          <w:b w:val="0"/>
-          <w:i w:val="0"/>
-          <w:sz w:val="22"/>
-          <w:color w:val="000000"/>
-        </w:rPr>
-        <w:t>, the number of rooted cuttings obtained by application of aloe vera gel and moringa leaf extract was comparable in percentage survival with that obtained by application of water (distilled or filtered water) on monstera cuttings. Most can (EC) survive the water treatment application but may (EC) not establish roots and die after several days. However, it can (FP-Cap) be derived that the application of different alternative rooting hormones has a comparable effect with synthetic rooting hormones based on the growth parameters.</w:t>
+        <w:t xml:space="preserve"> (DO)</w:t>
+      </w:r>
+      <w:r>
+        <w:rPr>
+          <w:rFonts w:ascii="Georgia" w:hAnsi="Georgia" w:cs="Georgia" w:eastAsia="Georgia"/>
+          <w:sz w:val="22"/>
+          <w:szCs w:val="22"/>
+          <w:b w:val="0"/>
+          <w:bCs w:val="0"/>
+          <w:strike w:val="0"/>
+          <w:color w:val="000000"/>
+        </w:rPr>
+        <w:t xml:space="preserve">, the number of rooted cuttings obtained by application of aloe vera gel and moringa leaf extract was comparable in percentage survival with that obtained by application of water (distilled or filtered water) on monstera cuttings. Most </w:t>
+      </w:r>
+      <w:r>
+        <w:rPr>
+          <w:rFonts w:ascii="Georgia" w:hAnsi="Georgia" w:cs="Georgia" w:eastAsia="Georgia"/>
+          <w:sz w:val="22"/>
+          <w:szCs w:val="22"/>
+          <w:b w:val="0"/>
+          <w:bCs w:val="0"/>
+          <w:strike w:val="0"/>
+          <w:shd w:val="clear" w:fill="00B0F0"/>
+          <w:color w:val="000000"/>
+        </w:rPr>
+        <w:t>can</w:t>
+      </w:r>
+      <w:r>
+        <w:rPr>
+          <w:rFonts w:ascii="Georgia" w:hAnsi="Georgia" w:cs="Georgia" w:eastAsia="Georgia"/>
+          <w:sz w:val="20"/>
+          <w:szCs w:val="20"/>
+          <w:b w:val="0"/>
+          <w:bCs w:val="0"/>
+          <w:strike w:val="0"/>
+          <w:color w:val="ED7D31"/>
+        </w:rPr>
+        <w:t xml:space="preserve"> (EC)</w:t>
+      </w:r>
+      <w:r>
+        <w:rPr>
+          <w:rFonts w:ascii="Georgia" w:hAnsi="Georgia" w:cs="Georgia" w:eastAsia="Georgia"/>
+          <w:sz w:val="22"/>
+          <w:szCs w:val="22"/>
+          <w:b w:val="0"/>
+          <w:bCs w:val="0"/>
+          <w:strike w:val="0"/>
+          <w:color w:val="000000"/>
+        </w:rPr>
+        <w:t xml:space="preserve"> survive the water treatment application but </w:t>
+      </w:r>
+      <w:r>
+        <w:rPr>
+          <w:rFonts w:ascii="Georgia" w:hAnsi="Georgia" w:cs="Georgia" w:eastAsia="Georgia"/>
+          <w:sz w:val="22"/>
+          <w:szCs w:val="22"/>
+          <w:b w:val="0"/>
+          <w:bCs w:val="0"/>
+          <w:strike w:val="0"/>
+          <w:shd w:val="clear" w:fill="00B0F0"/>
+          <w:color w:val="000000"/>
+        </w:rPr>
+        <w:t>may</w:t>
+      </w:r>
+      <w:r>
+        <w:rPr>
+          <w:rFonts w:ascii="Georgia" w:hAnsi="Georgia" w:cs="Georgia" w:eastAsia="Georgia"/>
+          <w:sz w:val="20"/>
+          <w:szCs w:val="20"/>
+          <w:b w:val="0"/>
+          <w:bCs w:val="0"/>
+          <w:strike w:val="0"/>
+          <w:color w:val="ED7D31"/>
+        </w:rPr>
+        <w:t xml:space="preserve"> (EC)</w:t>
+      </w:r>
+      <w:r>
+        <w:rPr>
+          <w:rFonts w:ascii="Georgia" w:hAnsi="Georgia" w:cs="Georgia" w:eastAsia="Georgia"/>
+          <w:sz w:val="22"/>
+          <w:szCs w:val="22"/>
+          <w:b w:val="0"/>
+          <w:bCs w:val="0"/>
+          <w:strike w:val="0"/>
+          <w:color w:val="000000"/>
+        </w:rPr>
+        <w:t xml:space="preserve"> not establish roots and die after several days. However, it </w:t>
+      </w:r>
+      <w:r>
+        <w:rPr>
+          <w:rFonts w:ascii="Georgia" w:hAnsi="Georgia" w:cs="Georgia" w:eastAsia="Georgia"/>
+          <w:sz w:val="22"/>
+          <w:szCs w:val="22"/>
+          <w:b w:val="0"/>
+          <w:bCs w:val="0"/>
+          <w:color w:val="000000"/>
+          <w:strike w:val="1"/>
+        </w:rPr>
+        <w:t>can</w:t>
+      </w:r>
+      <w:r>
+        <w:rPr>
+          <w:rFonts w:ascii="Georgia" w:hAnsi="Georgia" w:cs="Georgia" w:eastAsia="Georgia"/>
+          <w:sz w:val="20"/>
+          <w:szCs w:val="20"/>
+          <w:b w:val="0"/>
+          <w:bCs w:val="0"/>
+          <w:strike w:val="0"/>
+          <w:color w:val="808080"/>
+        </w:rPr>
+        <w:t xml:space="preserve"> (FP-Cap)</w:t>
+      </w:r>
+      <w:r>
+        <w:rPr>
+          <w:rFonts w:ascii="Georgia" w:hAnsi="Georgia" w:cs="Georgia" w:eastAsia="Georgia"/>
+          <w:sz w:val="22"/>
+          <w:szCs w:val="22"/>
+          <w:b w:val="0"/>
+          <w:bCs w:val="0"/>
+          <w:strike w:val="0"/>
+          <w:color w:val="000000"/>
+        </w:rPr>
+        <w:t xml:space="preserve"> be derived that the application of different alternative rooting hormones has a comparable effect with synthetic rooting hormones based on the growth parameters.</w:t>
       </w:r>
     </w:p>
     <w:p>
@@ -26610,32 +27837,86 @@
       <w:r>
         <w:rPr>
           <w:rFonts w:ascii="Georgia" w:hAnsi="Georgia" w:cs="Georgia" w:eastAsia="Georgia"/>
-          <w:b w:val="0"/>
-          <w:i w:val="0"/>
-          <w:sz w:val="22"/>
-          <w:color w:val="000000"/>
-        </w:rPr>
-        <w:t xml:space="preserve">The study was conducted to determine the growth and yield performance of sweet potatoes treated with seaweed extract foliar spray from December 2023 to February 2024 in [REDACTED]. The experiment utilized a Randomized Complete Block Design (RCBD) with five treatments replicated four times. Based on the results of the study, there are significant differences in the length of vines at 60 days after planting (DAP), while other parameters showed no significant differences. These include length of vines at 30 DAP and 70 DAP, number of marketable tubers per plant, number of non-marketable tubers per plant, length of tubers per plant, weight of tubers per plant, diameter of tubers per plant, computed yield per hectare, and cost and return analysis among the seaweed extract treatments. The study found that sweet potatoes treated with different seaweed extract foliar sprays showed varying levels of growth and yield. According to the Super Bureau's VSP6, all treatments had the highest mean values across all parameters. However, the positive control had the highest mean values for vine length, weight of tubers per plant, and marketable yield per sample area. Therefore </w:t>
-      </w:r>
-      <w:r>
-        <w:rPr>
-          <w:rFonts w:ascii="Georgia" w:hAnsi="Georgia" w:cs="Georgia" w:eastAsia="Georgia"/>
-          <w:b w:val="0"/>
-          <w:i w:val="0"/>
-          <w:sz w:val="22"/>
+          <w:sz w:val="22"/>
+          <w:szCs w:val="22"/>
+          <w:b w:val="0"/>
+          <w:bCs w:val="0"/>
+          <w:strike w:val="0"/>
+          <w:color w:val="000000"/>
+        </w:rPr>
+        <w:t xml:space="preserve">The study was conducted to determine the growth and yield performance of sweet potatoes treated with seaweed extract foliar spray from December 2023 to February 2024 in [REDACTED]. The experiment utilized a Randomized Complete Block Design (RCBD) with five treatments replicated four times. Based on the results of the study, there are significant differences in the length of vines at 60 days after planting (DAP), while other parameters showed no significant differences. These include length of vines at 30 DAP and 70 DAP, number of marketable tubers per plant, number of non-marketable tubers per plant, length of tubers per plant, weight of tubers per plant, diameter of tubers per plant, computed yield per hectare, and cost and return analysis among the seaweed extract treatments. The study found that sweet potatoes treated with different seaweed extract foliar sprays showed varying levels of growth and yield. According to the Super Bureau's VSP6, all treatments had the highest mean values across all parameters. However, the positive control had the highest mean values for vine length, weight of tubers per plant, and marketable yield per sample area. </w:t>
+      </w:r>
+      <w:r>
+        <w:rPr>
+          <w:rFonts w:ascii="Georgia" w:hAnsi="Georgia" w:cs="Georgia" w:eastAsia="Georgia"/>
+          <w:sz w:val="22"/>
+          <w:szCs w:val="22"/>
+          <w:b w:val="0"/>
+          <w:bCs w:val="0"/>
+          <w:strike w:val="0"/>
+          <w:color w:val="000000"/>
+        </w:rPr>
+        <w:t>Therefore</w:t>
+      </w:r>
+      <w:r>
+        <w:rPr>
+          <w:rFonts w:ascii="Georgia" w:hAnsi="Georgia" w:cs="Georgia" w:eastAsia="Georgia"/>
+          <w:sz w:val="20"/>
+          <w:szCs w:val="20"/>
+          <w:b w:val="0"/>
+          <w:bCs w:val="0"/>
+          <w:strike w:val="0"/>
           <w:color w:val="8B4513"/>
         </w:rPr>
-        <w:t>(DO)</w:t>
-      </w:r>
-      <w:r>
-        <w:rPr>
-          <w:rFonts w:ascii="Georgia" w:hAnsi="Georgia" w:cs="Georgia" w:eastAsia="Georgia"/>
-          <w:b w:val="0"/>
-          <w:i w:val="0"/>
-          <w:sz w:val="22"/>
-          <w:color w:val="000000"/>
-        </w:rPr>
-        <w:t>, the application of seaweed extract as a bio stimulant did not significantly enhance the growth and yield of sweet potato. However, the negative control can (FP-Cap) reduce production cost and provide the highest return on investment.</w:t>
+        <w:t xml:space="preserve"> (DO)</w:t>
+      </w:r>
+      <w:r>
+        <w:rPr>
+          <w:rFonts w:ascii="Georgia" w:hAnsi="Georgia" w:cs="Georgia" w:eastAsia="Georgia"/>
+          <w:sz w:val="22"/>
+          <w:szCs w:val="22"/>
+          <w:b w:val="0"/>
+          <w:bCs w:val="0"/>
+          <w:strike w:val="0"/>
+          <w:color w:val="000000"/>
+        </w:rPr>
+        <w:t xml:space="preserve">, the application of seaweed extract as a bio stimulant did not significantly enhance the growth and yield of sweet potato. However, the negative control </w:t>
+      </w:r>
+      <w:r>
+        <w:rPr>
+          <w:rFonts w:ascii="Georgia" w:hAnsi="Georgia" w:cs="Georgia" w:eastAsia="Georgia"/>
+          <w:sz w:val="22"/>
+          <w:szCs w:val="22"/>
+          <w:b w:val="0"/>
+          <w:bCs w:val="0"/>
+          <w:color w:val="000000"/>
+          <w:strike w:val="1"/>
+        </w:rPr>
+        <w:t>can</w:t>
+      </w:r>
+      <w:r>
+        <w:rPr>
+          <w:rFonts w:ascii="Georgia" w:hAnsi="Georgia" w:cs="Georgia" w:eastAsia="Georgia"/>
+          <w:sz w:val="20"/>
+          <w:szCs w:val="20"/>
+          <w:b w:val="0"/>
+          <w:bCs w:val="0"/>
+          <w:strike w:val="0"/>
+          <w:color w:val="808080"/>
+        </w:rPr>
+        <w:t xml:space="preserve"> (FP-Cap)</w:t>
+      </w:r>
+      <w:r>
+        <w:rPr>
+          <w:rFonts w:ascii="Georgia" w:hAnsi="Georgia" w:cs="Georgia" w:eastAsia="Georgia"/>
+          <w:sz w:val="22"/>
+          <w:szCs w:val="22"/>
+          <w:b w:val="0"/>
+          <w:bCs w:val="0"/>
+          <w:strike w:val="0"/>
+          <w:color w:val="000000"/>
+        </w:rPr>
+        <w:t xml:space="preserve"> reduce production cost and provide the highest return on investment.</w:t>
       </w:r>
     </w:p>
     <w:p>
@@ -26677,6 +27958,7 @@
           <w:szCs w:val="22"/>
           <w:b w:val="0"/>
           <w:bCs w:val="0"/>
+          <w:strike w:val="0"/>
           <w:color w:val="000000"/>
         </w:rPr>
         <w:t xml:space="preserve">The study on the frequency of fermented azolla application on the growth and yield of onion was conducted at [REDACTED], from December 2024 to April 2025. The experiment consisted of T1 - 75 grams Trichoderma + 1 kg of fermented azolla 1x application, T2 - 75 grams Trichoderma + 1 kg of fermented azolla 2x application, T3 - 75 grams Trichoderma + 1 kg of fermented azolla 3x application, and T4 - 75 grams Trichoderma + 1 kg of fermented azolla 4x application. The parameters used to compare the four treatments were the plant height, number of leaves, bulb diameter, weight of marketable and non – marketable bulbs, and computed yield per hectare. The study found that Trichoderma and Fermented azolla application in onion cultivation significantly improved plant height, number of leaves, bulb diameter, weight of marketable bulbs and non- marketable bulbs, as well as the computed yield per hectare. Among all treatments, T3 (75 grams of Trichoderma + 1kg of fermented azolla 3x application) was found to be the most effective, yielding the best results. This </w:t>
@@ -26688,40 +27970,32 @@
           <w:szCs w:val="22"/>
           <w:b w:val="0"/>
           <w:bCs w:val="0"/>
+          <w:strike w:val="0"/>
           <w:highlight w:val="red"/>
           <w:color w:val="FFFFFF"/>
         </w:rPr>
-        <w:t xml:space="preserve">suggests</w:t>
-      </w:r>
-      <w:r>
-        <w:rPr>
-          <w:rFonts w:ascii="Georgia" w:hAnsi="Georgia" w:cs="Georgia" w:eastAsia="Georgia"/>
-          <w:sz w:val="22"/>
-          <w:szCs w:val="22"/>
-          <w:b w:val="0"/>
-          <w:bCs w:val="0"/>
-          <w:color w:val="000000"/>
-        </w:rPr>
-        <w:t xml:space="preserve"> </w:t>
-      </w:r>
-      <w:r>
-        <w:rPr>
-          <w:rFonts w:ascii="Georgia" w:hAnsi="Georgia" w:cs="Georgia" w:eastAsia="Georgia"/>
-          <w:sz w:val="22"/>
-          <w:szCs w:val="22"/>
-          <w:b w:val="0"/>
-          <w:bCs w:val="0"/>
+        <w:t>suggests</w:t>
+      </w:r>
+      <w:r>
+        <w:rPr>
+          <w:rFonts w:ascii="Georgia" w:hAnsi="Georgia" w:cs="Georgia" w:eastAsia="Georgia"/>
+          <w:sz w:val="20"/>
+          <w:szCs w:val="20"/>
+          <w:b w:val="0"/>
+          <w:bCs w:val="0"/>
+          <w:strike w:val="0"/>
           <w:color w:val="ED7D31"/>
         </w:rPr>
-        <w:t xml:space="preserve">(EC)</w:t>
-      </w:r>
-      <w:r>
-        <w:rPr>
-          <w:rFonts w:ascii="Georgia" w:hAnsi="Georgia" w:cs="Georgia" w:eastAsia="Georgia"/>
-          <w:sz w:val="22"/>
-          <w:szCs w:val="22"/>
-          <w:b w:val="0"/>
-          <w:bCs w:val="0"/>
+        <w:t xml:space="preserve"> (EC)</w:t>
+      </w:r>
+      <w:r>
+        <w:rPr>
+          <w:rFonts w:ascii="Georgia" w:hAnsi="Georgia" w:cs="Georgia" w:eastAsia="Georgia"/>
+          <w:sz w:val="22"/>
+          <w:szCs w:val="22"/>
+          <w:b w:val="0"/>
+          <w:bCs w:val="0"/>
+          <w:strike w:val="0"/>
           <w:color w:val="000000"/>
         </w:rPr>
         <w:t xml:space="preserve"> that Trichoderma and fermented azolla at proper application frequencies </w:t>
@@ -26733,40 +28007,32 @@
           <w:szCs w:val="22"/>
           <w:b w:val="0"/>
           <w:bCs w:val="0"/>
-          <w:shd w:val="clear" w:color="auto" w:fill="00B0F0"/>
-          <w:color w:val="000000"/>
-        </w:rPr>
-        <w:t xml:space="preserve">could</w:t>
-      </w:r>
-      <w:r>
-        <w:rPr>
-          <w:rFonts w:ascii="Georgia" w:hAnsi="Georgia" w:cs="Georgia" w:eastAsia="Georgia"/>
-          <w:sz w:val="22"/>
-          <w:szCs w:val="22"/>
-          <w:b w:val="0"/>
-          <w:bCs w:val="0"/>
-          <w:color w:val="000000"/>
-        </w:rPr>
-        <w:t xml:space="preserve"> </w:t>
-      </w:r>
-      <w:r>
-        <w:rPr>
-          <w:rFonts w:ascii="Georgia" w:hAnsi="Georgia" w:cs="Georgia" w:eastAsia="Georgia"/>
-          <w:sz w:val="22"/>
-          <w:szCs w:val="22"/>
-          <w:b w:val="0"/>
-          <w:bCs w:val="0"/>
+          <w:strike w:val="0"/>
+          <w:shd w:val="clear" w:fill="00B0F0"/>
+          <w:color w:val="000000"/>
+        </w:rPr>
+        <w:t>could</w:t>
+      </w:r>
+      <w:r>
+        <w:rPr>
+          <w:rFonts w:ascii="Georgia" w:hAnsi="Georgia" w:cs="Georgia" w:eastAsia="Georgia"/>
+          <w:sz w:val="20"/>
+          <w:szCs w:val="20"/>
+          <w:b w:val="0"/>
+          <w:bCs w:val="0"/>
+          <w:strike w:val="0"/>
           <w:color w:val="ED7D31"/>
         </w:rPr>
-        <w:t xml:space="preserve">(EC)</w:t>
-      </w:r>
-      <w:r>
-        <w:rPr>
-          <w:rFonts w:ascii="Georgia" w:hAnsi="Georgia" w:cs="Georgia" w:eastAsia="Georgia"/>
-          <w:sz w:val="22"/>
-          <w:szCs w:val="22"/>
-          <w:b w:val="0"/>
-          <w:bCs w:val="0"/>
+        <w:t xml:space="preserve"> (EC)</w:t>
+      </w:r>
+      <w:r>
+        <w:rPr>
+          <w:rFonts w:ascii="Georgia" w:hAnsi="Georgia" w:cs="Georgia" w:eastAsia="Georgia"/>
+          <w:sz w:val="22"/>
+          <w:szCs w:val="22"/>
+          <w:b w:val="0"/>
+          <w:bCs w:val="0"/>
+          <w:strike w:val="0"/>
           <w:color w:val="000000"/>
         </w:rPr>
         <w:t xml:space="preserve"> be beneficial in enhancing cultivation, promoting both plant growth and economic returns.</w:t>
@@ -26807,32 +28073,123 @@
       <w:r>
         <w:rPr>
           <w:rFonts w:ascii="Georgia" w:hAnsi="Georgia" w:cs="Georgia" w:eastAsia="Georgia"/>
-          <w:b w:val="0"/>
-          <w:i w:val="0"/>
-          <w:sz w:val="22"/>
-          <w:color w:val="000000"/>
-        </w:rPr>
-        <w:t xml:space="preserve">This study was conducted to evaluate the growth performance of Adansonii plant under different soil media over a 90-day period. Implemented in December 2024, the experiment followed a Completely Randomized Design (CRD) with five treatments: T1 — Topsoil only (control), T2 — Topsoil + Rice Hull, T3 — Topsoil + Carbonized Rice Hull, T4 — Topsoil + Vermicompost, and T5 — Topsoil + Biochar. Parameters measured included days to shoot emergence, shoot length, number of leaves, leaf area, root length, number of penetrations, and survival rate. Significant differences were observed across treatments. Treatment 2 (Rice Hull) showed the earliest shoot emergence at 15.29 days, followed by Treatment 4 (Vermicompost) at 15.83 days. These treatments also produced the longest shoots, most leaves, largest leaf areas, and highest survival rates at 87.5%. Treatment 3 (Carbonized Rice Hull) showed moderate growth improvement, while Treatments 1 (Topsoil only) and 5 (Biochar) performed poorly in most parameters, indicating (FP-Gen) limited benefits. Throughout the study, plants in Treatments 2 and 4 exhibited more vigorous and healthier growth, with well-developed roots, expanded foliage, and stable shoot formation. The positive effects of rice hull and vermicompost were attributed to better nutrient availability, improved soil aeration, enhanced microbial activity, and more efficient moisture retention. In conclusion </w:t>
-      </w:r>
-      <w:r>
-        <w:rPr>
-          <w:rFonts w:ascii="Georgia" w:hAnsi="Georgia" w:cs="Georgia" w:eastAsia="Georgia"/>
-          <w:b w:val="0"/>
-          <w:i w:val="0"/>
-          <w:sz w:val="22"/>
+          <w:sz w:val="22"/>
+          <w:szCs w:val="22"/>
+          <w:b w:val="0"/>
+          <w:bCs w:val="0"/>
+          <w:strike w:val="0"/>
+          <w:color w:val="000000"/>
+        </w:rPr>
+        <w:t xml:space="preserve">This study was conducted to evaluate the growth performance of Adansonii plant under different soil media over a 90-day period. Implemented in December 2024, the experiment followed a Completely Randomized Design (CRD) with five treatments: T1 — Topsoil only (control), T2 — Topsoil + Rice Hull, T3 — Topsoil + Carbonized Rice Hull, T4 — Topsoil + Vermicompost, and T5 — Topsoil + Biochar. Parameters measured included days to shoot emergence, shoot length, number of leaves, leaf area, root length, number of penetrations, and survival rate. Significant differences were observed across treatments. Treatment 2 (Rice Hull) showed the earliest shoot emergence at 15.29 days, followed by Treatment 4 (Vermicompost) at 15.83 days. These treatments also produced the longest shoots, most leaves, largest leaf areas, and highest survival rates at 87.5%. Treatment 3 (Carbonized Rice Hull) showed moderate growth improvement, while Treatments 1 (Topsoil only) and 5 (Biochar) performed poorly in most parameters, </w:t>
+      </w:r>
+      <w:r>
+        <w:rPr>
+          <w:rFonts w:ascii="Georgia" w:hAnsi="Georgia" w:cs="Georgia" w:eastAsia="Georgia"/>
+          <w:sz w:val="22"/>
+          <w:szCs w:val="22"/>
+          <w:b w:val="0"/>
+          <w:bCs w:val="0"/>
+          <w:color w:val="000000"/>
+          <w:strike w:val="1"/>
+        </w:rPr>
+        <w:t>indicating</w:t>
+      </w:r>
+      <w:r>
+        <w:rPr>
+          <w:rFonts w:ascii="Georgia" w:hAnsi="Georgia" w:cs="Georgia" w:eastAsia="Georgia"/>
+          <w:sz w:val="20"/>
+          <w:szCs w:val="20"/>
+          <w:b w:val="0"/>
+          <w:bCs w:val="0"/>
+          <w:strike w:val="0"/>
+          <w:color w:val="808080"/>
+        </w:rPr>
+        <w:t xml:space="preserve"> (FP-Gen)</w:t>
+      </w:r>
+      <w:r>
+        <w:rPr>
+          <w:rFonts w:ascii="Georgia" w:hAnsi="Georgia" w:cs="Georgia" w:eastAsia="Georgia"/>
+          <w:sz w:val="22"/>
+          <w:szCs w:val="22"/>
+          <w:b w:val="0"/>
+          <w:bCs w:val="0"/>
+          <w:strike w:val="0"/>
+          <w:color w:val="000000"/>
+        </w:rPr>
+        <w:t xml:space="preserve"> limited benefits. Throughout the study, plants in Treatments 2 and 4 exhibited more vigorous and healthier growth, with well-developed roots, expanded foliage, and stable shoot formation. The positive effects of rice hull and vermicompost were attributed to better nutrient availability, improved soil aeration, enhanced microbial activity, and more efficient moisture retention. </w:t>
+      </w:r>
+      <w:r>
+        <w:rPr>
+          <w:rFonts w:ascii="Georgia" w:hAnsi="Georgia" w:cs="Georgia" w:eastAsia="Georgia"/>
+          <w:sz w:val="22"/>
+          <w:szCs w:val="22"/>
+          <w:b w:val="0"/>
+          <w:bCs w:val="0"/>
+          <w:strike w:val="0"/>
+          <w:color w:val="000000"/>
+        </w:rPr>
+        <w:t>In conclusion</w:t>
+      </w:r>
+      <w:r>
+        <w:rPr>
+          <w:rFonts w:ascii="Georgia" w:hAnsi="Georgia" w:cs="Georgia" w:eastAsia="Georgia"/>
+          <w:sz w:val="20"/>
+          <w:szCs w:val="20"/>
+          <w:b w:val="0"/>
+          <w:bCs w:val="0"/>
+          <w:strike w:val="0"/>
           <w:color w:val="8B4513"/>
         </w:rPr>
-        <w:t>(DO)</w:t>
-      </w:r>
-      <w:r>
-        <w:rPr>
-          <w:rFonts w:ascii="Georgia" w:hAnsi="Georgia" w:cs="Georgia" w:eastAsia="Georgia"/>
-          <w:b w:val="0"/>
-          <w:i w:val="0"/>
-          <w:sz w:val="22"/>
-          <w:color w:val="000000"/>
-        </w:rPr>
-        <w:t>, the use of rice hull and vermicompost significantly enhanced the growth and survival of Adansonii. These findings highlight their potential (EC) as effective, low-cost, and sustainable soil amendments for ornamental and horticultural cultivation, offering practical options for growers seeking eco-friendly methods to improve plant performance.</w:t>
+        <w:t xml:space="preserve"> (DO)</w:t>
+      </w:r>
+      <w:r>
+        <w:rPr>
+          <w:rFonts w:ascii="Georgia" w:hAnsi="Georgia" w:cs="Georgia" w:eastAsia="Georgia"/>
+          <w:sz w:val="22"/>
+          <w:szCs w:val="22"/>
+          <w:b w:val="0"/>
+          <w:bCs w:val="0"/>
+          <w:strike w:val="0"/>
+          <w:color w:val="000000"/>
+        </w:rPr>
+        <w:t xml:space="preserve">, the use of rice hull and vermicompost significantly enhanced the growth and survival of Adansonii. These findings highlight their </w:t>
+      </w:r>
+      <w:r>
+        <w:rPr>
+          <w:rFonts w:ascii="Georgia" w:hAnsi="Georgia" w:cs="Georgia" w:eastAsia="Georgia"/>
+          <w:sz w:val="22"/>
+          <w:szCs w:val="22"/>
+          <w:b w:val="0"/>
+          <w:bCs w:val="0"/>
+          <w:strike w:val="0"/>
+          <w:highlight w:val="red"/>
+          <w:color w:val="FFFFFF"/>
+        </w:rPr>
+        <w:t>potential</w:t>
+      </w:r>
+      <w:r>
+        <w:rPr>
+          <w:rFonts w:ascii="Georgia" w:hAnsi="Georgia" w:cs="Georgia" w:eastAsia="Georgia"/>
+          <w:sz w:val="20"/>
+          <w:szCs w:val="20"/>
+          <w:b w:val="0"/>
+          <w:bCs w:val="0"/>
+          <w:strike w:val="0"/>
+          <w:color w:val="ED7D31"/>
+        </w:rPr>
+        <w:t xml:space="preserve"> (EC)</w:t>
+      </w:r>
+      <w:r>
+        <w:rPr>
+          <w:rFonts w:ascii="Georgia" w:hAnsi="Georgia" w:cs="Georgia" w:eastAsia="Georgia"/>
+          <w:sz w:val="22"/>
+          <w:szCs w:val="22"/>
+          <w:b w:val="0"/>
+          <w:bCs w:val="0"/>
+          <w:strike w:val="0"/>
+          <w:color w:val="000000"/>
+        </w:rPr>
+        <w:t xml:space="preserve"> as effective, low-cost, and sustainable soil amendments for ornamental and horticultural cultivation, offering practical options for growers seeking eco-friendly methods to improve plant performance.</w:t>
       </w:r>
     </w:p>
     <w:p>
@@ -26874,6 +28231,7 @@
           <w:szCs w:val="22"/>
           <w:b w:val="0"/>
           <w:bCs w:val="0"/>
+          <w:strike w:val="0"/>
           <w:color w:val="000000"/>
         </w:rPr>
         <w:t xml:space="preserve">The study was conducted to determine the growth and yield performance of eggplant applied with Grower’s Bet 1000+ Foliar Fertilizer, Pampanga, From November to April 2024. The experimental area was laid out using Randomized Complete Block Design (RCBD) there were three replications. The treatment are as follows: T0-Control; T1-Soil analysis; T2-250ml per 16L Foliar Fertilizer; T3-500ml per 16L Foliar Fertilizer and T4 - 750ml per 16L Foliar Fertilizer. This study aimed to investigate the impact of different Grower’s Bet 1000+ Foliar Fertilizer treatments on the growth and yield of eggplants. The findings revealed that the application of Foliar Fertilizer did not significantly affect the timing of flowering in eggplants, as all treatments, including the control, exhibited the same average number of days until flowering. However, when it came to plant height at harvest, the Grower’s Bet 1000+ Foliar Fertilizer (T2) 250 ml per 16L as the most effective treatment, resulting in the tallest average plant height compared to the control and other treatments. This notable increase in plant height </w:t>
@@ -26885,40 +28243,32 @@
           <w:szCs w:val="22"/>
           <w:b w:val="0"/>
           <w:bCs w:val="0"/>
-          <w:shd w:val="clear" w:color="auto" w:fill="00B0F0"/>
-          <w:color w:val="000000"/>
-        </w:rPr>
-        <w:t xml:space="preserve">can</w:t>
-      </w:r>
-      <w:r>
-        <w:rPr>
-          <w:rFonts w:ascii="Georgia" w:hAnsi="Georgia" w:cs="Georgia" w:eastAsia="Georgia"/>
-          <w:sz w:val="22"/>
-          <w:szCs w:val="22"/>
-          <w:b w:val="0"/>
-          <w:bCs w:val="0"/>
-          <w:color w:val="000000"/>
-        </w:rPr>
-        <w:t xml:space="preserve"> </w:t>
-      </w:r>
-      <w:r>
-        <w:rPr>
-          <w:rFonts w:ascii="Georgia" w:hAnsi="Georgia" w:cs="Georgia" w:eastAsia="Georgia"/>
-          <w:sz w:val="22"/>
-          <w:szCs w:val="22"/>
-          <w:b w:val="0"/>
-          <w:bCs w:val="0"/>
+          <w:strike w:val="0"/>
+          <w:shd w:val="clear" w:fill="00B0F0"/>
+          <w:color w:val="000000"/>
+        </w:rPr>
+        <w:t>can</w:t>
+      </w:r>
+      <w:r>
+        <w:rPr>
+          <w:rFonts w:ascii="Georgia" w:hAnsi="Georgia" w:cs="Georgia" w:eastAsia="Georgia"/>
+          <w:sz w:val="20"/>
+          <w:szCs w:val="20"/>
+          <w:b w:val="0"/>
+          <w:bCs w:val="0"/>
+          <w:strike w:val="0"/>
           <w:color w:val="ED7D31"/>
         </w:rPr>
-        <w:t xml:space="preserve">(EC)</w:t>
-      </w:r>
-      <w:r>
-        <w:rPr>
-          <w:rFonts w:ascii="Georgia" w:hAnsi="Georgia" w:cs="Georgia" w:eastAsia="Georgia"/>
-          <w:sz w:val="22"/>
-          <w:szCs w:val="22"/>
-          <w:b w:val="0"/>
-          <w:bCs w:val="0"/>
+        <w:t xml:space="preserve"> (EC)</w:t>
+      </w:r>
+      <w:r>
+        <w:rPr>
+          <w:rFonts w:ascii="Georgia" w:hAnsi="Georgia" w:cs="Georgia" w:eastAsia="Georgia"/>
+          <w:sz w:val="22"/>
+          <w:szCs w:val="22"/>
+          <w:b w:val="0"/>
+          <w:bCs w:val="0"/>
+          <w:strike w:val="0"/>
           <w:color w:val="000000"/>
         </w:rPr>
         <w:t xml:space="preserve"> be attributed to the nutrient-rich content of GB 1000+ FF, which enhances soil conditions and facilitates better nutrient availability. In GB 1000+ FF contributed to vigorous vegetative growth and ultimately led to taller eggplant plants.</w:t>
@@ -26963,6 +28313,7 @@
           <w:szCs w:val="22"/>
           <w:b w:val="0"/>
           <w:bCs w:val="0"/>
+          <w:strike w:val="0"/>
           <w:color w:val="000000"/>
         </w:rPr>
         <w:t xml:space="preserve">The study on the performance of eggplant applied with different methods of Kuhol Amino Acid Application was conducted at [REDACTED], from December 2024 to March 2024 . The Mucho F1 eggplant variety was used as an experimental crop in the study. The experiment was laid out following Randomized Complete Block Design (RCBD) with three replications and four treatments, namely: T1 – Negative Control T2 – Foliar Application of Kuhol Amino Acid; T3 – Drenching Application of Kuhol Amino Acid; T4 – Inorganic Fertilizer (RR). Based on the results, there was no significant difference among the different methods of kuhol amino acid app in terms of plant height, weight of marketable and weight of non-marketable fruit, number of marketable and non-marketable fruits, and computed yield. Different methods of kuhol amino acid application </w:t>
@@ -26974,63 +28325,68 @@
           <w:szCs w:val="22"/>
           <w:b w:val="0"/>
           <w:bCs w:val="0"/>
-          <w:shd w:val="clear" w:color="auto" w:fill="bfbfbf"/>
-          <w:color w:val="000000"/>
-        </w:rPr>
-        <w:t xml:space="preserve">influenced</w:t>
-      </w:r>
-      <w:r>
-        <w:rPr>
-          <w:rFonts w:ascii="Georgia" w:hAnsi="Georgia" w:cs="Georgia" w:eastAsia="Georgia"/>
-          <w:sz w:val="22"/>
-          <w:szCs w:val="22"/>
-          <w:b w:val="0"/>
-          <w:bCs w:val="0"/>
-          <w:color w:val="000000"/>
-        </w:rPr>
-        <w:t xml:space="preserve"> [G] the plant height, weight of fruits, number of marketable and non-marketable fruits, and computed yield. The researcher </w:t>
-      </w:r>
-      <w:r>
-        <w:rPr>
-          <w:rFonts w:ascii="Georgia" w:hAnsi="Georgia" w:cs="Georgia" w:eastAsia="Georgia"/>
-          <w:sz w:val="22"/>
-          <w:szCs w:val="22"/>
-          <w:b w:val="0"/>
-          <w:bCs w:val="0"/>
-          <w:strike/>
-          <w:color w:val="000000"/>
-        </w:rPr>
-        <w:t xml:space="preserve">recommends</w:t>
-      </w:r>
-      <w:r>
-        <w:rPr>
-          <w:rFonts w:ascii="Georgia" w:hAnsi="Georgia" w:cs="Georgia" w:eastAsia="Georgia"/>
-          <w:sz w:val="22"/>
-          <w:szCs w:val="22"/>
-          <w:b w:val="0"/>
-          <w:bCs w:val="0"/>
-          <w:color w:val="000000"/>
-        </w:rPr>
-        <w:t xml:space="preserve"> </w:t>
-      </w:r>
-      <w:r>
-        <w:rPr>
-          <w:rFonts w:ascii="Georgia" w:hAnsi="Georgia" w:cs="Georgia" w:eastAsia="Georgia"/>
-          <w:sz w:val="22"/>
-          <w:szCs w:val="22"/>
-          <w:b w:val="0"/>
-          <w:bCs w:val="0"/>
+          <w:strike w:val="0"/>
+          <w:shd w:val="clear" w:fill="BFBFBF"/>
+          <w:color w:val="000000"/>
+        </w:rPr>
+        <w:t>influenced</w:t>
+      </w:r>
+      <w:r>
+        <w:rPr>
+          <w:rFonts w:ascii="Georgia" w:hAnsi="Georgia" w:cs="Georgia" w:eastAsia="Georgia"/>
+          <w:sz w:val="20"/>
+          <w:szCs w:val="20"/>
+          <w:b w:val="0"/>
+          <w:bCs w:val="0"/>
+          <w:strike w:val="0"/>
+          <w:color w:val="000000"/>
+        </w:rPr>
+        <w:t xml:space="preserve"> [G]</w:t>
+      </w:r>
+      <w:r>
+        <w:rPr>
+          <w:rFonts w:ascii="Georgia" w:hAnsi="Georgia" w:cs="Georgia" w:eastAsia="Georgia"/>
+          <w:sz w:val="22"/>
+          <w:szCs w:val="22"/>
+          <w:b w:val="0"/>
+          <w:bCs w:val="0"/>
+          <w:strike w:val="0"/>
+          <w:color w:val="000000"/>
+        </w:rPr>
+        <w:t xml:space="preserve"> the plant height, weight of fruits, number of marketable and non-marketable fruits, and computed yield. The researcher </w:t>
+      </w:r>
+      <w:r>
+        <w:rPr>
+          <w:rFonts w:ascii="Georgia" w:hAnsi="Georgia" w:cs="Georgia" w:eastAsia="Georgia"/>
+          <w:sz w:val="22"/>
+          <w:szCs w:val="22"/>
+          <w:b w:val="0"/>
+          <w:bCs w:val="0"/>
+          <w:color w:val="000000"/>
+          <w:strike w:val="1"/>
+        </w:rPr>
+        <w:t>recommends</w:t>
+      </w:r>
+      <w:r>
+        <w:rPr>
+          <w:rFonts w:ascii="Georgia" w:hAnsi="Georgia" w:cs="Georgia" w:eastAsia="Georgia"/>
+          <w:sz w:val="20"/>
+          <w:szCs w:val="20"/>
+          <w:b w:val="0"/>
+          <w:bCs w:val="0"/>
+          <w:strike w:val="0"/>
           <w:color w:val="808080"/>
         </w:rPr>
-        <w:t xml:space="preserve">(FP-Rec)</w:t>
-      </w:r>
-      <w:r>
-        <w:rPr>
-          <w:rFonts w:ascii="Georgia" w:hAnsi="Georgia" w:cs="Georgia" w:eastAsia="Georgia"/>
-          <w:sz w:val="22"/>
-          <w:szCs w:val="22"/>
-          <w:b w:val="0"/>
-          <w:bCs w:val="0"/>
+        <w:t xml:space="preserve"> (FP-Rec)</w:t>
+      </w:r>
+      <w:r>
+        <w:rPr>
+          <w:rFonts w:ascii="Georgia" w:hAnsi="Georgia" w:cs="Georgia" w:eastAsia="Georgia"/>
+          <w:sz w:val="22"/>
+          <w:szCs w:val="22"/>
+          <w:b w:val="0"/>
+          <w:bCs w:val="0"/>
+          <w:strike w:val="0"/>
           <w:color w:val="000000"/>
         </w:rPr>
         <w:t xml:space="preserve"> foliar and drenching application of kuhol amino acid. because, numerically, it consistently produced the highest yield performance.</w:t>
@@ -27075,6 +28431,7 @@
           <w:szCs w:val="22"/>
           <w:b w:val="0"/>
           <w:bCs w:val="0"/>
+          <w:strike w:val="0"/>
           <w:color w:val="000000"/>
         </w:rPr>
         <w:t xml:space="preserve">A field experiment was conducted from December 2024 to January 2025 in [REDACTED], to evaluate the effects of varying soaking durations in Azospirillum spp. biofertilizer on the early growth and development of sugarcane (Saccharum officinarum) setts. The study employed a Randomized Complete Block Design (RCBD) with four treatments: T1 (24-hour water soak, control), T2 (24-hour Azospirillum spp. soak), T3 (20-hour Azospirillum spp. soak), and T4 (16-hour Azospirillum spp. soak), each replicated three times. Parameters assessed included percentage of survival, root elongation rate, root area, fresh root and shoot biomass, and root-to-shoot ratio. Results indicated that the 24-hour Azospirillum spp. treatment (T2) significantly enhanced survival rates on Days 8 and 11, root elongation rate, root area, fresh root and shoot biomass, compared to the control. However, no significant differences were observed in root-to-shoot ratio among the treatments. These findings </w:t>
@@ -27086,40 +28443,32 @@
           <w:szCs w:val="22"/>
           <w:b w:val="0"/>
           <w:bCs w:val="0"/>
+          <w:strike w:val="0"/>
           <w:highlight w:val="red"/>
           <w:color w:val="FFFFFF"/>
         </w:rPr>
-        <w:t xml:space="preserve">suggest</w:t>
-      </w:r>
-      <w:r>
-        <w:rPr>
-          <w:rFonts w:ascii="Georgia" w:hAnsi="Georgia" w:cs="Georgia" w:eastAsia="Georgia"/>
-          <w:sz w:val="22"/>
-          <w:szCs w:val="22"/>
-          <w:b w:val="0"/>
-          <w:bCs w:val="0"/>
-          <w:color w:val="000000"/>
-        </w:rPr>
-        <w:t xml:space="preserve"> </w:t>
-      </w:r>
-      <w:r>
-        <w:rPr>
-          <w:rFonts w:ascii="Georgia" w:hAnsi="Georgia" w:cs="Georgia" w:eastAsia="Georgia"/>
-          <w:sz w:val="22"/>
-          <w:szCs w:val="22"/>
-          <w:b w:val="0"/>
-          <w:bCs w:val="0"/>
+        <w:t>suggest</w:t>
+      </w:r>
+      <w:r>
+        <w:rPr>
+          <w:rFonts w:ascii="Georgia" w:hAnsi="Georgia" w:cs="Georgia" w:eastAsia="Georgia"/>
+          <w:sz w:val="20"/>
+          <w:szCs w:val="20"/>
+          <w:b w:val="0"/>
+          <w:bCs w:val="0"/>
+          <w:strike w:val="0"/>
           <w:color w:val="ED7D31"/>
         </w:rPr>
-        <w:t xml:space="preserve">(EC)</w:t>
-      </w:r>
-      <w:r>
-        <w:rPr>
-          <w:rFonts w:ascii="Georgia" w:hAnsi="Georgia" w:cs="Georgia" w:eastAsia="Georgia"/>
-          <w:sz w:val="22"/>
-          <w:szCs w:val="22"/>
-          <w:b w:val="0"/>
-          <w:bCs w:val="0"/>
+        <w:t xml:space="preserve"> (EC)</w:t>
+      </w:r>
+      <w:r>
+        <w:rPr>
+          <w:rFonts w:ascii="Georgia" w:hAnsi="Georgia" w:cs="Georgia" w:eastAsia="Georgia"/>
+          <w:sz w:val="22"/>
+          <w:szCs w:val="22"/>
+          <w:b w:val="0"/>
+          <w:bCs w:val="0"/>
+          <w:strike w:val="0"/>
           <w:color w:val="000000"/>
         </w:rPr>
         <w:t xml:space="preserve"> that soaking sugarcane setts in Azospirillum spp. biofertilizer for 24 hours </w:t>
@@ -27131,40 +28480,32 @@
           <w:szCs w:val="22"/>
           <w:b w:val="0"/>
           <w:bCs w:val="0"/>
-          <w:shd w:val="clear" w:color="auto" w:fill="00B0F0"/>
-          <w:color w:val="000000"/>
-        </w:rPr>
-        <w:t xml:space="preserve">can</w:t>
-      </w:r>
-      <w:r>
-        <w:rPr>
-          <w:rFonts w:ascii="Georgia" w:hAnsi="Georgia" w:cs="Georgia" w:eastAsia="Georgia"/>
-          <w:sz w:val="22"/>
-          <w:szCs w:val="22"/>
-          <w:b w:val="0"/>
-          <w:bCs w:val="0"/>
-          <w:color w:val="000000"/>
-        </w:rPr>
-        <w:t xml:space="preserve"> </w:t>
-      </w:r>
-      <w:r>
-        <w:rPr>
-          <w:rFonts w:ascii="Georgia" w:hAnsi="Georgia" w:cs="Georgia" w:eastAsia="Georgia"/>
-          <w:sz w:val="22"/>
-          <w:szCs w:val="22"/>
-          <w:b w:val="0"/>
-          <w:bCs w:val="0"/>
+          <w:strike w:val="0"/>
+          <w:shd w:val="clear" w:fill="00B0F0"/>
+          <w:color w:val="000000"/>
+        </w:rPr>
+        <w:t>can</w:t>
+      </w:r>
+      <w:r>
+        <w:rPr>
+          <w:rFonts w:ascii="Georgia" w:hAnsi="Georgia" w:cs="Georgia" w:eastAsia="Georgia"/>
+          <w:sz w:val="20"/>
+          <w:szCs w:val="20"/>
+          <w:b w:val="0"/>
+          <w:bCs w:val="0"/>
+          <w:strike w:val="0"/>
           <w:color w:val="ED7D31"/>
         </w:rPr>
-        <w:t xml:space="preserve">(EC)</w:t>
-      </w:r>
-      <w:r>
-        <w:rPr>
-          <w:rFonts w:ascii="Georgia" w:hAnsi="Georgia" w:cs="Georgia" w:eastAsia="Georgia"/>
-          <w:sz w:val="22"/>
-          <w:szCs w:val="22"/>
-          <w:b w:val="0"/>
-          <w:bCs w:val="0"/>
+        <w:t xml:space="preserve"> (EC)</w:t>
+      </w:r>
+      <w:r>
+        <w:rPr>
+          <w:rFonts w:ascii="Georgia" w:hAnsi="Georgia" w:cs="Georgia" w:eastAsia="Georgia"/>
+          <w:sz w:val="22"/>
+          <w:szCs w:val="22"/>
+          <w:b w:val="0"/>
+          <w:bCs w:val="0"/>
+          <w:strike w:val="0"/>
           <w:color w:val="000000"/>
         </w:rPr>
         <w:t xml:space="preserve"> effectively promote early growth by enhancing root development and biomass accumulation, thereby supporting improved propagation success.</w:t>
@@ -27205,32 +28546,87 @@
       <w:r>
         <w:rPr>
           <w:rFonts w:ascii="Georgia" w:hAnsi="Georgia" w:cs="Georgia" w:eastAsia="Georgia"/>
-          <w:b w:val="0"/>
-          <w:i w:val="0"/>
-          <w:sz w:val="22"/>
-          <w:color w:val="000000"/>
-        </w:rPr>
-        <w:t xml:space="preserve">The field study was conducted from January 2023 to April 2023 at [REDACTED] to evaluate the performance of rice as supplemented with foliar fertilizer. The experimental design used is a randomized complete block design (RCBD) with three treatments replicated three times. The following treatments were used: T1: recommended rate of NPK based on soil analysis; T2: recommended rate of NPK + 19-19-19; and T3: recommended rate of NPK + 14-14-14. The results of the study revealed the following: a significant difference was observed in the number of productive tillers, actual yield per sample area, and computed yield per ton/ha. No significant differences were observed in terms of the number of days from transplanting to flowering, plant height, number of unproductive tillers, length of panicle, number of filled grains, number of unfilled grains, and weight of 1,000 seeds. In conclusion </w:t>
-      </w:r>
-      <w:r>
-        <w:rPr>
-          <w:rFonts w:ascii="Georgia" w:hAnsi="Georgia" w:cs="Georgia" w:eastAsia="Georgia"/>
-          <w:b w:val="0"/>
-          <w:i w:val="0"/>
-          <w:sz w:val="22"/>
+          <w:sz w:val="22"/>
+          <w:szCs w:val="22"/>
+          <w:b w:val="0"/>
+          <w:bCs w:val="0"/>
+          <w:strike w:val="0"/>
+          <w:color w:val="000000"/>
+        </w:rPr>
+        <w:t xml:space="preserve">The field study </w:t>
+      </w:r>
+      <w:r>
+        <w:rPr>
+          <w:rFonts w:ascii="Georgia" w:hAnsi="Georgia" w:cs="Georgia" w:eastAsia="Georgia"/>
+          <w:sz w:val="22"/>
+          <w:szCs w:val="22"/>
+          <w:b w:val="0"/>
+          <w:bCs w:val="0"/>
+          <w:strike w:val="0"/>
+          <w:shd w:val="clear" w:fill="BFBFBF"/>
+          <w:color w:val="000000"/>
+        </w:rPr>
+        <w:t>was</w:t>
+      </w:r>
+      <w:r>
+        <w:rPr>
+          <w:rFonts w:ascii="Georgia" w:hAnsi="Georgia" w:cs="Georgia" w:eastAsia="Georgia"/>
+          <w:sz w:val="20"/>
+          <w:szCs w:val="20"/>
+          <w:b w:val="0"/>
+          <w:bCs w:val="0"/>
+          <w:strike w:val="0"/>
+          <w:color w:val="000000"/>
+        </w:rPr>
+        <w:t xml:space="preserve"> [G]</w:t>
+      </w:r>
+      <w:r>
+        <w:rPr>
+          <w:rFonts w:ascii="Georgia" w:hAnsi="Georgia" w:cs="Georgia" w:eastAsia="Georgia"/>
+          <w:sz w:val="22"/>
+          <w:szCs w:val="22"/>
+          <w:b w:val="0"/>
+          <w:bCs w:val="0"/>
+          <w:strike w:val="0"/>
+          <w:color w:val="000000"/>
+        </w:rPr>
+        <w:t xml:space="preserve"> conducted from January 2023 to April 2023 at [REDACTED] to evaluate the performance of rice as supplemented with foliar fertilizer. The experimental design used is a randomized complete block design (RCBD) with three treatments replicated three times. The following treatments were used: T1: recommended rate of NPK based on soil analysis; T2: recommended rate of NPK + 19-19-19; and T3: recommended rate of NPK + 14-14-14. The results of the study revealed the following: a significant difference was observed in the number of productive tillers, actual yield per sample area, and computed yield per ton/ha. No significant differences were observed in terms of the number of days from transplanting to flowering, plant height, number of unproductive tillers, length of panicle, number of filled grains, number of unfilled grains, and weight of 1,000 seeds. </w:t>
+      </w:r>
+      <w:r>
+        <w:rPr>
+          <w:rFonts w:ascii="Georgia" w:hAnsi="Georgia" w:cs="Georgia" w:eastAsia="Georgia"/>
+          <w:sz w:val="22"/>
+          <w:szCs w:val="22"/>
+          <w:b w:val="0"/>
+          <w:bCs w:val="0"/>
+          <w:strike w:val="0"/>
+          <w:color w:val="000000"/>
+        </w:rPr>
+        <w:t>In conclusion</w:t>
+      </w:r>
+      <w:r>
+        <w:rPr>
+          <w:rFonts w:ascii="Georgia" w:hAnsi="Georgia" w:cs="Georgia" w:eastAsia="Georgia"/>
+          <w:sz w:val="20"/>
+          <w:szCs w:val="20"/>
+          <w:b w:val="0"/>
+          <w:bCs w:val="0"/>
+          <w:strike w:val="0"/>
           <w:color w:val="8B4513"/>
         </w:rPr>
-        <w:t>(DO)</w:t>
-      </w:r>
-      <w:r>
-        <w:rPr>
-          <w:rFonts w:ascii="Georgia" w:hAnsi="Georgia" w:cs="Georgia" w:eastAsia="Georgia"/>
-          <w:b w:val="0"/>
-          <w:i w:val="0"/>
-          <w:sz w:val="22"/>
-          <w:color w:val="000000"/>
-        </w:rPr>
-        <w:t>, T3: NPK+14-14-14 was [G] the most compelling treatment among all treatments in terms of producing the highest number of productive tillers and obtaining the heaviest yield per ton/ha. Cost and return analysis revealed that T3: NPK+14-14-14 had the second lowest cost of production but had the highest net income, with a corresponding amount of Php 66,089 and an ROI of 97.53%. On the other hand, insignificant differences were noted in terms of the number of days from transplanting to flowering, plant height, number of unproductive tillers, length of panicle, number of filled grains, number of unfilled grains, and weight of 1,000 seeds.</w:t>
+        <w:t xml:space="preserve"> (DO)</w:t>
+      </w:r>
+      <w:r>
+        <w:rPr>
+          <w:rFonts w:ascii="Georgia" w:hAnsi="Georgia" w:cs="Georgia" w:eastAsia="Georgia"/>
+          <w:sz w:val="22"/>
+          <w:szCs w:val="22"/>
+          <w:b w:val="0"/>
+          <w:bCs w:val="0"/>
+          <w:strike w:val="0"/>
+          <w:color w:val="000000"/>
+        </w:rPr>
+        <w:t>, T3: NPK+14-14-14 was the most compelling treatment among all treatments in terms of producing the highest number of productive tillers and obtaining the heaviest yield per ton/ha. Cost and return analysis revealed that T3: NPK+14-14-14 had the second lowest cost of production but had the highest net income, with a corresponding amount of Php 66,089 and an ROI of 97.53%. On the other hand, insignificant differences were noted in terms of the number of days from transplanting to flowering, plant height, number of unproductive tillers, length of panicle, number of filled grains, number of unfilled grains, and weight of 1,000 seeds.</w:t>
       </w:r>
     </w:p>
     <w:p>
@@ -27300,32 +28696,47 @@
           <w:szCs w:val="22"/>
           <w:b w:val="0"/>
           <w:bCs w:val="0"/>
-          <w:color w:val="000000"/>
-        </w:rPr>
-        <w:t xml:space="preserve">The field was conducted for 35 days from April 6, to May 10, 2023 in [REDACTED], [REDACTED] to determine the effect of feeding para grass mixed with varying levels of Gmelina arborea on the growth performance of rabbits. The experimental design used was a randomized complete block design (RCBD) with three treatments replicated three times. The following treatments were used: T1 ([Control] 60% Para grass + 40% Concentrate Feeds), T2 (20% GA Leaves + 40% Para grass + 40% Concentrate Feeds), and T3 (30% GA Leaves + 30% Para grass + 40% Concentrate Feeds). The results of the study revealed the following: No significant differences were observed in terms of mean initial weight (kg), mean final weight (kg), mean gain in weight (kg), mean DM intake (kg), or feed conversion ratio. The student researcher concluded that T2 (20% GA Leaves + 40% Paragrass + 40% Concentrate Feeds) </w:t>
-      </w:r>
-      <w:r>
-        <w:rPr>
-          <w:rFonts w:ascii="Georgia" w:hAnsi="Georgia" w:cs="Georgia" w:eastAsia="Georgia"/>
-          <w:sz w:val="22"/>
-          <w:szCs w:val="22"/>
-          <w:b w:val="0"/>
-          <w:bCs w:val="0"/>
-          <w:shd w:val="clear" w:color="auto" w:fill="bfbfbf"/>
-          <w:color w:val="000000"/>
-        </w:rPr>
-        <w:t xml:space="preserve">was</w:t>
-      </w:r>
-      <w:r>
-        <w:rPr>
-          <w:rFonts w:ascii="Georgia" w:hAnsi="Georgia" w:cs="Georgia" w:eastAsia="Georgia"/>
-          <w:sz w:val="22"/>
-          <w:szCs w:val="22"/>
-          <w:b w:val="0"/>
-          <w:bCs w:val="0"/>
-          <w:color w:val="000000"/>
-        </w:rPr>
-        <w:t xml:space="preserve"> [G] the most compelling treatment among all treatments for the rabbits in terms of outperforming the data numerically. The 20% Gmelina arborea + 40% Para grass + 40% Concentrate Feeds greatly contributed to performances in terms of obtaining the highest mean final weight, mean gain in weight, and highest net income.</w:t>
+          <w:strike w:val="0"/>
+          <w:color w:val="000000"/>
+        </w:rPr>
+        <w:t xml:space="preserve">The field </w:t>
+      </w:r>
+      <w:r>
+        <w:rPr>
+          <w:rFonts w:ascii="Georgia" w:hAnsi="Georgia" w:cs="Georgia" w:eastAsia="Georgia"/>
+          <w:sz w:val="22"/>
+          <w:szCs w:val="22"/>
+          <w:b w:val="0"/>
+          <w:bCs w:val="0"/>
+          <w:strike w:val="0"/>
+          <w:shd w:val="clear" w:fill="BFBFBF"/>
+          <w:color w:val="000000"/>
+        </w:rPr>
+        <w:t>was</w:t>
+      </w:r>
+      <w:r>
+        <w:rPr>
+          <w:rFonts w:ascii="Georgia" w:hAnsi="Georgia" w:cs="Georgia" w:eastAsia="Georgia"/>
+          <w:sz w:val="20"/>
+          <w:szCs w:val="20"/>
+          <w:b w:val="0"/>
+          <w:bCs w:val="0"/>
+          <w:strike w:val="0"/>
+          <w:color w:val="000000"/>
+        </w:rPr>
+        <w:t xml:space="preserve"> [G]</w:t>
+      </w:r>
+      <w:r>
+        <w:rPr>
+          <w:rFonts w:ascii="Georgia" w:hAnsi="Georgia" w:cs="Georgia" w:eastAsia="Georgia"/>
+          <w:sz w:val="22"/>
+          <w:szCs w:val="22"/>
+          <w:b w:val="0"/>
+          <w:bCs w:val="0"/>
+          <w:strike w:val="0"/>
+          <w:color w:val="000000"/>
+        </w:rPr>
+        <w:t xml:space="preserve"> conducted for 35 days from April 6, to May 10, 2023 in [REDACTED], [REDACTED] to determine the effect of feeding para grass mixed with varying levels of Gmelina arborea on the growth performance of rabbits. The experimental design used was a randomized complete block design (RCBD) with three treatments replicated three times. The following treatments were used: T1 ([Control] 60% Para grass + 40% Concentrate Feeds), T2 (20% GA Leaves + 40% Para grass + 40% Concentrate Feeds), and T3 (30% GA Leaves + 30% Para grass + 40% Concentrate Feeds). The results of the study revealed the following: No significant differences were observed in terms of mean initial weight (kg), mean final weight (kg), mean gain in weight (kg), mean DM intake (kg), or feed conversion ratio. The student researcher concluded that T2 (20% GA Leaves + 40% Paragrass + 40% Concentrate Feeds) was the most compelling treatment among all treatments for the rabbits in terms of outperforming the data numerically. The 20% Gmelina arborea + 40% Para grass + 40% Concentrate Feeds greatly contributed to performances in terms of obtaining the highest mean final weight, mean gain in weight, and highest net income.</w:t>
       </w:r>
     </w:p>
     <w:p>
@@ -27367,6 +28778,7 @@
           <w:szCs w:val="22"/>
           <w:b w:val="0"/>
           <w:bCs w:val="0"/>
+          <w:strike w:val="0"/>
           <w:color w:val="000000"/>
         </w:rPr>
         <w:t xml:space="preserve">To evaluate the effectiveness of treating Pekin ducks with fermented okara extract (Glycine max) and track the growth of the ducks during the study. From first day up to last day of the study was carried out at the Poultry Project of Pampanga State Agricultural University (PSAU), located in Magalang, Pampanga. Ninety heads of week-old Pekin Duck were used in the study in a single factor experiment arranged in Complete Randomized Design (CRD). There were (3) three treatments, replicated three (3) times with ten (10) birds per replication. The researcher performed a one-way analysis of variance (ANOVA) on the gathered data. The average daily gain, feed conversion ratio, mean weight gain, mean feed consumption, and mean water intake all influenced the overall growth performance, according to the results. Fermented okara extract was ingested through drinking water. But when it came to mean ultimate weight in the treated birds, the fermented okara extract </w:t>
@@ -27378,44 +28790,72 @@
           <w:szCs w:val="22"/>
           <w:b w:val="0"/>
           <w:bCs w:val="0"/>
-          <w:shd w:val="clear" w:color="auto" w:fill="bfbfbf"/>
-          <w:color w:val="000000"/>
-        </w:rPr>
-        <w:t xml:space="preserve">had</w:t>
-      </w:r>
-      <w:r>
-        <w:rPr>
-          <w:rFonts w:ascii="Georgia" w:hAnsi="Georgia" w:cs="Georgia" w:eastAsia="Georgia"/>
-          <w:sz w:val="22"/>
-          <w:szCs w:val="22"/>
-          <w:b w:val="0"/>
-          <w:bCs w:val="0"/>
-          <w:color w:val="000000"/>
-        </w:rPr>
-        <w:t xml:space="preserve"> [C] the biggest impact, resulting in the heaviest weight. Additionally, the total return result </w:t>
-      </w:r>
-      <w:r>
-        <w:rPr>
-          <w:rFonts w:ascii="Georgia" w:hAnsi="Georgia" w:cs="Georgia" w:eastAsia="Georgia"/>
-          <w:sz w:val="22"/>
-          <w:szCs w:val="22"/>
-          <w:b w:val="0"/>
-          <w:bCs w:val="0"/>
-          <w:shd w:val="clear" w:color="auto" w:fill="bfbfbf"/>
-          <w:color w:val="000000"/>
-        </w:rPr>
-        <w:t xml:space="preserve">showed</w:t>
-      </w:r>
-      <w:r>
-        <w:rPr>
-          <w:rFonts w:ascii="Georgia" w:hAnsi="Georgia" w:cs="Georgia" w:eastAsia="Georgia"/>
-          <w:sz w:val="22"/>
-          <w:szCs w:val="22"/>
-          <w:b w:val="0"/>
-          <w:bCs w:val="0"/>
-          <w:color w:val="000000"/>
-        </w:rPr>
-        <w:t xml:space="preserve"> [G] a promising future for fermented okara extract at a level of 60 ml (166.00 PHP).</w:t>
+          <w:strike w:val="0"/>
+          <w:shd w:val="clear" w:fill="BFBFBF"/>
+          <w:color w:val="000000"/>
+        </w:rPr>
+        <w:t>had</w:t>
+      </w:r>
+      <w:r>
+        <w:rPr>
+          <w:rFonts w:ascii="Georgia" w:hAnsi="Georgia" w:cs="Georgia" w:eastAsia="Georgia"/>
+          <w:sz w:val="20"/>
+          <w:szCs w:val="20"/>
+          <w:b w:val="0"/>
+          <w:bCs w:val="0"/>
+          <w:strike w:val="0"/>
+          <w:color w:val="000000"/>
+        </w:rPr>
+        <w:t xml:space="preserve"> [C]</w:t>
+      </w:r>
+      <w:r>
+        <w:rPr>
+          <w:rFonts w:ascii="Georgia" w:hAnsi="Georgia" w:cs="Georgia" w:eastAsia="Georgia"/>
+          <w:sz w:val="22"/>
+          <w:szCs w:val="22"/>
+          <w:b w:val="0"/>
+          <w:bCs w:val="0"/>
+          <w:strike w:val="0"/>
+          <w:color w:val="000000"/>
+        </w:rPr>
+        <w:t xml:space="preserve"> the biggest impact, resulting in the heaviest weight. Additionally, the total return result </w:t>
+      </w:r>
+      <w:r>
+        <w:rPr>
+          <w:rFonts w:ascii="Georgia" w:hAnsi="Georgia" w:cs="Georgia" w:eastAsia="Georgia"/>
+          <w:sz w:val="22"/>
+          <w:szCs w:val="22"/>
+          <w:b w:val="0"/>
+          <w:bCs w:val="0"/>
+          <w:strike w:val="0"/>
+          <w:shd w:val="clear" w:fill="BFBFBF"/>
+          <w:color w:val="000000"/>
+        </w:rPr>
+        <w:t>showed</w:t>
+      </w:r>
+      <w:r>
+        <w:rPr>
+          <w:rFonts w:ascii="Georgia" w:hAnsi="Georgia" w:cs="Georgia" w:eastAsia="Georgia"/>
+          <w:sz w:val="20"/>
+          <w:szCs w:val="20"/>
+          <w:b w:val="0"/>
+          <w:bCs w:val="0"/>
+          <w:strike w:val="0"/>
+          <w:color w:val="000000"/>
+        </w:rPr>
+        <w:t xml:space="preserve"> [G]</w:t>
+      </w:r>
+      <w:r>
+        <w:rPr>
+          <w:rFonts w:ascii="Georgia" w:hAnsi="Georgia" w:cs="Georgia" w:eastAsia="Georgia"/>
+          <w:sz w:val="22"/>
+          <w:szCs w:val="22"/>
+          <w:b w:val="0"/>
+          <w:bCs w:val="0"/>
+          <w:strike w:val="0"/>
+          <w:color w:val="000000"/>
+        </w:rPr>
+        <w:t xml:space="preserve"> a promising future for fermented okara extract at a level of 60 ml (166.00 PHP).</w:t>
       </w:r>
     </w:p>
     <w:p>
@@ -27453,32 +28893,160 @@
       <w:r>
         <w:rPr>
           <w:rFonts w:ascii="Georgia" w:hAnsi="Georgia" w:cs="Georgia" w:eastAsia="Georgia"/>
-          <w:b w:val="0"/>
-          <w:i w:val="0"/>
-          <w:sz w:val="22"/>
-          <w:color w:val="000000"/>
-        </w:rPr>
-        <w:t xml:space="preserve">A sixty three (63) days study was conducted to determine the growth performance of mallard duck fed with dietary mixed ration in [REDACTED]. A total of ninety (90), 21 days old male mallard duck were used in the study. A single factor experiment in Randomized Complete Block Design (RCBD) was used in the study. Mallard ducks were randomly divided into three (3) treatments having ten (10) mallard ducks per treatment with three (3) replications. Treatment 1 - commercial feeds; Treatment 2 - 50% commercial feeds and 50% rice bran mixed with water spinach; and Treatment 3 - 50% commercial feeds and 50% rice bran mixed with golden apple snail. Data were analyzed by using Analyzed of Variance in RCBD through the Statistical Tool for Agricultural Research (STAR) application. Treatments were compared using the Least Significant Difference (LSD). The result of the study showed in the treatments that there were no significant differences observed in feed consumption, which implies (EC) that treatments were comparable on parameters. However, final weight, gain in weight, average daily gain in weight and feed conversion ratio had highly significance differences at (P&lt;0.01). This indicates that ducks fed with 100% commercial feeds rice bran mixed with golden apple snail performed better in final weight, gain in weight, average daily gain in weight and feed conversion ratio. In conclusion </w:t>
-      </w:r>
-      <w:r>
-        <w:rPr>
-          <w:rFonts w:ascii="Georgia" w:hAnsi="Georgia" w:cs="Georgia" w:eastAsia="Georgia"/>
-          <w:b w:val="0"/>
-          <w:i w:val="0"/>
-          <w:sz w:val="22"/>
+          <w:sz w:val="22"/>
+          <w:szCs w:val="22"/>
+          <w:b w:val="0"/>
+          <w:bCs w:val="0"/>
+          <w:strike w:val="0"/>
+          <w:color w:val="000000"/>
+        </w:rPr>
+        <w:t xml:space="preserve">A sixty three (63) days study was conducted to determine the growth performance of mallard duck fed with dietary mixed ration in [REDACTED]. A total of ninety (90), 21 days old male mallard duck were used in the study. A single factor experiment in Randomized Complete Block Design (RCBD) was used in the study. Mallard ducks were randomly divided into three (3) treatments having ten (10) mallard ducks per treatment with three (3) replications. Treatment 1 - commercial feeds; Treatment 2 - 50% commercial feeds and 50% rice bran mixed with water spinach; and Treatment 3 - 50% commercial feeds and 50% rice bran mixed with golden apple snail. Data were analyzed by using Analyzed of Variance in RCBD through the Statistical Tool for Agricultural Research (STAR) application. Treatments were compared using the Least Significant Difference (LSD). The result of the study showed in the treatments that there were no significant differences observed in feed consumption, which </w:t>
+      </w:r>
+      <w:r>
+        <w:rPr>
+          <w:rFonts w:ascii="Georgia" w:hAnsi="Georgia" w:cs="Georgia" w:eastAsia="Georgia"/>
+          <w:sz w:val="22"/>
+          <w:szCs w:val="22"/>
+          <w:b w:val="0"/>
+          <w:bCs w:val="0"/>
+          <w:strike w:val="0"/>
+          <w:highlight w:val="red"/>
+          <w:color w:val="FFFFFF"/>
+        </w:rPr>
+        <w:t>implies</w:t>
+      </w:r>
+      <w:r>
+        <w:rPr>
+          <w:rFonts w:ascii="Georgia" w:hAnsi="Georgia" w:cs="Georgia" w:eastAsia="Georgia"/>
+          <w:sz w:val="20"/>
+          <w:szCs w:val="20"/>
+          <w:b w:val="0"/>
+          <w:bCs w:val="0"/>
+          <w:strike w:val="0"/>
+          <w:color w:val="ED7D31"/>
+        </w:rPr>
+        <w:t xml:space="preserve"> (EC)</w:t>
+      </w:r>
+      <w:r>
+        <w:rPr>
+          <w:rFonts w:ascii="Georgia" w:hAnsi="Georgia" w:cs="Georgia" w:eastAsia="Georgia"/>
+          <w:sz w:val="22"/>
+          <w:szCs w:val="22"/>
+          <w:b w:val="0"/>
+          <w:bCs w:val="0"/>
+          <w:strike w:val="0"/>
+          <w:color w:val="000000"/>
+        </w:rPr>
+        <w:t xml:space="preserve"> that treatments were comparable on parameters. However, final weight, gain in weight, average daily gain in weight and feed conversion ratio had highly significance differences at (P&lt;0.01). This indicates that ducks fed with 100% commercial feeds rice bran mixed with golden apple snail performed better in final weight, gain in weight, average daily gain in weight and feed conversion ratio. </w:t>
+      </w:r>
+      <w:r>
+        <w:rPr>
+          <w:rFonts w:ascii="Georgia" w:hAnsi="Georgia" w:cs="Georgia" w:eastAsia="Georgia"/>
+          <w:sz w:val="22"/>
+          <w:szCs w:val="22"/>
+          <w:b w:val="0"/>
+          <w:bCs w:val="0"/>
+          <w:strike w:val="0"/>
+          <w:color w:val="000000"/>
+        </w:rPr>
+        <w:t>In conclusion</w:t>
+      </w:r>
+      <w:r>
+        <w:rPr>
+          <w:rFonts w:ascii="Georgia" w:hAnsi="Georgia" w:cs="Georgia" w:eastAsia="Georgia"/>
+          <w:sz w:val="20"/>
+          <w:szCs w:val="20"/>
+          <w:b w:val="0"/>
+          <w:bCs w:val="0"/>
+          <w:strike w:val="0"/>
           <w:color w:val="8B4513"/>
         </w:rPr>
-        <w:t>(DO)</w:t>
-      </w:r>
-      <w:r>
-        <w:rPr>
-          <w:rFonts w:ascii="Georgia" w:hAnsi="Georgia" w:cs="Georgia" w:eastAsia="Georgia"/>
-          <w:b w:val="0"/>
-          <w:i w:val="0"/>
-          <w:sz w:val="22"/>
-          <w:color w:val="000000"/>
-        </w:rPr>
-        <w:t>, proved the treatment 1(100% CF) are the most efficient compared to treatment 2 where 50% commercial feeds and 50% rice bran mixed with water spinach and treatment 3 where 50% commercial feeds and 50% rice bran mixed with golden apple snail. It can (EC) also be concluded that D1 rice bran mixed with water spinach and with golden apple snail used in the study can (FP-Cap) help minimize the cost of production, specifically the feed cost.</w:t>
+        <w:t xml:space="preserve"> (DO)</w:t>
+      </w:r>
+      <w:r>
+        <w:rPr>
+          <w:rFonts w:ascii="Georgia" w:hAnsi="Georgia" w:cs="Georgia" w:eastAsia="Georgia"/>
+          <w:sz w:val="22"/>
+          <w:szCs w:val="22"/>
+          <w:b w:val="0"/>
+          <w:bCs w:val="0"/>
+          <w:strike w:val="0"/>
+          <w:color w:val="000000"/>
+        </w:rPr>
+        <w:t xml:space="preserve">, proved the treatment 1(100% CF) are the most efficient compared to treatment 2 where 50% commercial feeds and 50% rice bran mixed with water spinach and treatment 3 where 50% commercial feeds and 50% rice bran mixed with golden apple snail. It </w:t>
+      </w:r>
+      <w:r>
+        <w:rPr>
+          <w:rFonts w:ascii="Georgia" w:hAnsi="Georgia" w:cs="Georgia" w:eastAsia="Georgia"/>
+          <w:sz w:val="22"/>
+          <w:szCs w:val="22"/>
+          <w:b w:val="0"/>
+          <w:bCs w:val="0"/>
+          <w:strike w:val="0"/>
+          <w:shd w:val="clear" w:fill="00B0F0"/>
+          <w:color w:val="000000"/>
+        </w:rPr>
+        <w:t>can</w:t>
+      </w:r>
+      <w:r>
+        <w:rPr>
+          <w:rFonts w:ascii="Georgia" w:hAnsi="Georgia" w:cs="Georgia" w:eastAsia="Georgia"/>
+          <w:sz w:val="20"/>
+          <w:szCs w:val="20"/>
+          <w:b w:val="0"/>
+          <w:bCs w:val="0"/>
+          <w:strike w:val="0"/>
+          <w:color w:val="ED7D31"/>
+        </w:rPr>
+        <w:t xml:space="preserve"> (EC)</w:t>
+      </w:r>
+      <w:r>
+        <w:rPr>
+          <w:rFonts w:ascii="Georgia" w:hAnsi="Georgia" w:cs="Georgia" w:eastAsia="Georgia"/>
+          <w:sz w:val="22"/>
+          <w:szCs w:val="22"/>
+          <w:b w:val="0"/>
+          <w:bCs w:val="0"/>
+          <w:strike w:val="0"/>
+          <w:color w:val="000000"/>
+        </w:rPr>
+        <w:t xml:space="preserve"> also be concluded that D1 rice bran mixed with water spinach and with golden apple snail used in the study </w:t>
+      </w:r>
+      <w:r>
+        <w:rPr>
+          <w:rFonts w:ascii="Georgia" w:hAnsi="Georgia" w:cs="Georgia" w:eastAsia="Georgia"/>
+          <w:sz w:val="22"/>
+          <w:szCs w:val="22"/>
+          <w:b w:val="0"/>
+          <w:bCs w:val="0"/>
+          <w:color w:val="000000"/>
+          <w:strike w:val="1"/>
+        </w:rPr>
+        <w:t>can</w:t>
+      </w:r>
+      <w:r>
+        <w:rPr>
+          <w:rFonts w:ascii="Georgia" w:hAnsi="Georgia" w:cs="Georgia" w:eastAsia="Georgia"/>
+          <w:sz w:val="20"/>
+          <w:szCs w:val="20"/>
+          <w:b w:val="0"/>
+          <w:bCs w:val="0"/>
+          <w:strike w:val="0"/>
+          <w:color w:val="808080"/>
+        </w:rPr>
+        <w:t xml:space="preserve"> (FP-Cap)</w:t>
+      </w:r>
+      <w:r>
+        <w:rPr>
+          <w:rFonts w:ascii="Georgia" w:hAnsi="Georgia" w:cs="Georgia" w:eastAsia="Georgia"/>
+          <w:sz w:val="22"/>
+          <w:szCs w:val="22"/>
+          <w:b w:val="0"/>
+          <w:bCs w:val="0"/>
+          <w:strike w:val="0"/>
+          <w:color w:val="000000"/>
+        </w:rPr>
+        <w:t xml:space="preserve"> help minimize the cost of production, specifically the feed cost.</w:t>
       </w:r>
     </w:p>
     <w:p>
@@ -27520,6 +29088,7 @@
           <w:szCs w:val="22"/>
           <w:b w:val="0"/>
           <w:bCs w:val="0"/>
+          <w:strike w:val="0"/>
           <w:color w:val="000000"/>
         </w:rPr>
         <w:t xml:space="preserve">The study was conducted for 30 days, from April 26, 2023, to May 25, 2023, at [REDACTED]. The study aimed to determine the average initial weight, average final weight, average gain in weight, average daily gain (ADG), average feed consumption, average feed conversion ratio (FCR), average water consumption, and cost and return of the study. The study used eighteen (18) F1 New Zealand rabbits at 2 months of age. A Completely Randomized Design (CRD) was used in the study. The rabbits were divided into 3 treatments, 2 replications, and 6 rabbits per treatment. The experimental treatments were as follows: T1 = Pure Water (Control); T2 = 5 grams of ginger powder/L of water; and T3 = 8 grams of ginger powder/L of water, which were replicated three (3) times. The statistical analysis </w:t>
@@ -27531,40 +29100,32 @@
           <w:szCs w:val="22"/>
           <w:b w:val="0"/>
           <w:bCs w:val="0"/>
+          <w:strike w:val="0"/>
           <w:highlight w:val="red"/>
           <w:color w:val="FFFFFF"/>
         </w:rPr>
-        <w:t xml:space="preserve">suggests</w:t>
-      </w:r>
-      <w:r>
-        <w:rPr>
-          <w:rFonts w:ascii="Georgia" w:hAnsi="Georgia" w:cs="Georgia" w:eastAsia="Georgia"/>
-          <w:sz w:val="22"/>
-          <w:szCs w:val="22"/>
-          <w:b w:val="0"/>
-          <w:bCs w:val="0"/>
-          <w:color w:val="000000"/>
-        </w:rPr>
-        <w:t xml:space="preserve"> </w:t>
-      </w:r>
-      <w:r>
-        <w:rPr>
-          <w:rFonts w:ascii="Georgia" w:hAnsi="Georgia" w:cs="Georgia" w:eastAsia="Georgia"/>
-          <w:sz w:val="22"/>
-          <w:szCs w:val="22"/>
-          <w:b w:val="0"/>
-          <w:bCs w:val="0"/>
+        <w:t>suggests</w:t>
+      </w:r>
+      <w:r>
+        <w:rPr>
+          <w:rFonts w:ascii="Georgia" w:hAnsi="Georgia" w:cs="Georgia" w:eastAsia="Georgia"/>
+          <w:sz w:val="20"/>
+          <w:szCs w:val="20"/>
+          <w:b w:val="0"/>
+          <w:bCs w:val="0"/>
+          <w:strike w:val="0"/>
           <w:color w:val="ED7D31"/>
         </w:rPr>
-        <w:t xml:space="preserve">(EC)</w:t>
-      </w:r>
-      <w:r>
-        <w:rPr>
-          <w:rFonts w:ascii="Georgia" w:hAnsi="Georgia" w:cs="Georgia" w:eastAsia="Georgia"/>
-          <w:sz w:val="22"/>
-          <w:szCs w:val="22"/>
-          <w:b w:val="0"/>
-          <w:bCs w:val="0"/>
+        <w:t xml:space="preserve"> (EC)</w:t>
+      </w:r>
+      <w:r>
+        <w:rPr>
+          <w:rFonts w:ascii="Georgia" w:hAnsi="Georgia" w:cs="Georgia" w:eastAsia="Georgia"/>
+          <w:sz w:val="22"/>
+          <w:szCs w:val="22"/>
+          <w:b w:val="0"/>
+          <w:bCs w:val="0"/>
+          <w:strike w:val="0"/>
           <w:color w:val="000000"/>
         </w:rPr>
         <w:t xml:space="preserve"> that there is no significant difference among the treatments with regard to their initial weight, gain in weight, average daily gain, and feed conversion ratio of the experimental rabbits.</w:t>
@@ -27609,6 +29170,7 @@
           <w:szCs w:val="22"/>
           <w:b w:val="0"/>
           <w:bCs w:val="0"/>
+          <w:strike w:val="0"/>
           <w:color w:val="000000"/>
         </w:rPr>
         <w:t xml:space="preserve">Protein is the most costly and restrictive ingredient in feed formulations, and the price of traditional sources of protein has risen significantly due to yield factors and competition between humans and animals. In order to meet the demand for highly nutritious animal food, the future </w:t>
@@ -27620,40 +29182,31 @@
           <w:szCs w:val="22"/>
           <w:b w:val="0"/>
           <w:bCs w:val="0"/>
-          <w:strike/>
-          <w:color w:val="000000"/>
-        </w:rPr>
-        <w:t xml:space="preserve">will</w:t>
-      </w:r>
-      <w:r>
-        <w:rPr>
-          <w:rFonts w:ascii="Georgia" w:hAnsi="Georgia" w:cs="Georgia" w:eastAsia="Georgia"/>
-          <w:sz w:val="22"/>
-          <w:szCs w:val="22"/>
-          <w:b w:val="0"/>
-          <w:bCs w:val="0"/>
-          <w:color w:val="000000"/>
-        </w:rPr>
-        <w:t xml:space="preserve"> </w:t>
-      </w:r>
-      <w:r>
-        <w:rPr>
-          <w:rFonts w:ascii="Georgia" w:hAnsi="Georgia" w:cs="Georgia" w:eastAsia="Georgia"/>
-          <w:sz w:val="22"/>
-          <w:szCs w:val="22"/>
-          <w:b w:val="0"/>
-          <w:bCs w:val="0"/>
+          <w:color w:val="000000"/>
+          <w:strike w:val="1"/>
+        </w:rPr>
+        <w:t>will</w:t>
+      </w:r>
+      <w:r>
+        <w:rPr>
+          <w:rFonts w:ascii="Georgia" w:hAnsi="Georgia" w:cs="Georgia" w:eastAsia="Georgia"/>
+          <w:sz w:val="20"/>
+          <w:szCs w:val="20"/>
+          <w:b w:val="0"/>
+          <w:bCs w:val="0"/>
+          <w:strike w:val="0"/>
           <w:color w:val="808080"/>
         </w:rPr>
-        <w:t xml:space="preserve">(FP-Gen)</w:t>
-      </w:r>
-      <w:r>
-        <w:rPr>
-          <w:rFonts w:ascii="Georgia" w:hAnsi="Georgia" w:cs="Georgia" w:eastAsia="Georgia"/>
-          <w:sz w:val="22"/>
-          <w:szCs w:val="22"/>
-          <w:b w:val="0"/>
-          <w:bCs w:val="0"/>
+        <w:t xml:space="preserve"> (FP-Gen)</w:t>
+      </w:r>
+      <w:r>
+        <w:rPr>
+          <w:rFonts w:ascii="Georgia" w:hAnsi="Georgia" w:cs="Georgia" w:eastAsia="Georgia"/>
+          <w:sz w:val="22"/>
+          <w:szCs w:val="22"/>
+          <w:b w:val="0"/>
+          <w:bCs w:val="0"/>
+          <w:strike w:val="0"/>
           <w:color w:val="000000"/>
         </w:rPr>
         <w:t xml:space="preserve"> drive animal production systems to find new sources of high-quality and sustainable protein feed raw materials. Fortunately, insect farming </w:t>
@@ -27665,40 +29218,32 @@
           <w:szCs w:val="22"/>
           <w:b w:val="0"/>
           <w:bCs w:val="0"/>
-          <w:shd w:val="clear" w:color="auto" w:fill="00B0F0"/>
-          <w:color w:val="000000"/>
-        </w:rPr>
-        <w:t xml:space="preserve">can</w:t>
-      </w:r>
-      <w:r>
-        <w:rPr>
-          <w:rFonts w:ascii="Georgia" w:hAnsi="Georgia" w:cs="Georgia" w:eastAsia="Georgia"/>
-          <w:sz w:val="22"/>
-          <w:szCs w:val="22"/>
-          <w:b w:val="0"/>
-          <w:bCs w:val="0"/>
-          <w:color w:val="000000"/>
-        </w:rPr>
-        <w:t xml:space="preserve"> </w:t>
-      </w:r>
-      <w:r>
-        <w:rPr>
-          <w:rFonts w:ascii="Georgia" w:hAnsi="Georgia" w:cs="Georgia" w:eastAsia="Georgia"/>
-          <w:sz w:val="22"/>
-          <w:szCs w:val="22"/>
-          <w:b w:val="0"/>
-          <w:bCs w:val="0"/>
+          <w:strike w:val="0"/>
+          <w:shd w:val="clear" w:fill="00B0F0"/>
+          <w:color w:val="000000"/>
+        </w:rPr>
+        <w:t>can</w:t>
+      </w:r>
+      <w:r>
+        <w:rPr>
+          <w:rFonts w:ascii="Georgia" w:hAnsi="Georgia" w:cs="Georgia" w:eastAsia="Georgia"/>
+          <w:sz w:val="20"/>
+          <w:szCs w:val="20"/>
+          <w:b w:val="0"/>
+          <w:bCs w:val="0"/>
+          <w:strike w:val="0"/>
           <w:color w:val="ED7D31"/>
         </w:rPr>
-        <w:t xml:space="preserve">(EC)</w:t>
-      </w:r>
-      <w:r>
-        <w:rPr>
-          <w:rFonts w:ascii="Georgia" w:hAnsi="Georgia" w:cs="Georgia" w:eastAsia="Georgia"/>
-          <w:sz w:val="22"/>
-          <w:szCs w:val="22"/>
-          <w:b w:val="0"/>
-          <w:bCs w:val="0"/>
+        <w:t xml:space="preserve"> (EC)</w:t>
+      </w:r>
+      <w:r>
+        <w:rPr>
+          <w:rFonts w:ascii="Georgia" w:hAnsi="Georgia" w:cs="Georgia" w:eastAsia="Georgia"/>
+          <w:sz w:val="22"/>
+          <w:szCs w:val="22"/>
+          <w:b w:val="0"/>
+          <w:bCs w:val="0"/>
+          <w:strike w:val="0"/>
           <w:color w:val="000000"/>
         </w:rPr>
         <w:t xml:space="preserve"> be seen as a </w:t>
@@ -27710,40 +29255,32 @@
           <w:szCs w:val="22"/>
           <w:b w:val="0"/>
           <w:bCs w:val="0"/>
+          <w:strike w:val="0"/>
           <w:highlight w:val="red"/>
           <w:color w:val="FFFFFF"/>
         </w:rPr>
-        <w:t xml:space="preserve">potential</w:t>
-      </w:r>
-      <w:r>
-        <w:rPr>
-          <w:rFonts w:ascii="Georgia" w:hAnsi="Georgia" w:cs="Georgia" w:eastAsia="Georgia"/>
-          <w:sz w:val="22"/>
-          <w:szCs w:val="22"/>
-          <w:b w:val="0"/>
-          <w:bCs w:val="0"/>
-          <w:color w:val="000000"/>
-        </w:rPr>
-        <w:t xml:space="preserve"> </w:t>
-      </w:r>
-      <w:r>
-        <w:rPr>
-          <w:rFonts w:ascii="Georgia" w:hAnsi="Georgia" w:cs="Georgia" w:eastAsia="Georgia"/>
-          <w:sz w:val="22"/>
-          <w:szCs w:val="22"/>
-          <w:b w:val="0"/>
-          <w:bCs w:val="0"/>
+        <w:t>potential</w:t>
+      </w:r>
+      <w:r>
+        <w:rPr>
+          <w:rFonts w:ascii="Georgia" w:hAnsi="Georgia" w:cs="Georgia" w:eastAsia="Georgia"/>
+          <w:sz w:val="20"/>
+          <w:szCs w:val="20"/>
+          <w:b w:val="0"/>
+          <w:bCs w:val="0"/>
+          <w:strike w:val="0"/>
           <w:color w:val="ED7D31"/>
         </w:rPr>
-        <w:t xml:space="preserve">(EC)</w:t>
-      </w:r>
-      <w:r>
-        <w:rPr>
-          <w:rFonts w:ascii="Georgia" w:hAnsi="Georgia" w:cs="Georgia" w:eastAsia="Georgia"/>
-          <w:sz w:val="22"/>
-          <w:szCs w:val="22"/>
-          <w:b w:val="0"/>
-          <w:bCs w:val="0"/>
+        <w:t xml:space="preserve"> (EC)</w:t>
+      </w:r>
+      <w:r>
+        <w:rPr>
+          <w:rFonts w:ascii="Georgia" w:hAnsi="Georgia" w:cs="Georgia" w:eastAsia="Georgia"/>
+          <w:sz w:val="22"/>
+          <w:szCs w:val="22"/>
+          <w:b w:val="0"/>
+          <w:bCs w:val="0"/>
+          <w:strike w:val="0"/>
           <w:color w:val="000000"/>
         </w:rPr>
         <w:t xml:space="preserve"> solution for filling the protein gap for feed and food resources in a more sustainable manned compared to other animal protein sources. In particular, there is an increasing interest in the utilization of Black Soldier Fly (BSF) larvae. The black soldier fly (BSF; Hermetia illucens) has been studied for its capability to convert recycling food and animal waste into high quality protein animal feeds. A total of 4,500 grams of nine-day-old (3rd instar) Black Soldier Fly larvae used in 3 experimental group randomly. Three (3) treatments replicated three times used for the study, namely T1- Chicken Manure (Control), T2- Rabbit Manure and T3- Goat Manure. Every replication is composed of 500g of BSF larvae. Regarding in the yield parameters of Black Soldier Fly larvae, there was a highly significant observed among all treatment used in the study. BSF larvae fed with rabbit manure had the highest mean among all parameters under yield namely final live weight, final dry weight, biomass gain and survival gain. There is highly significant differences under nutritive analysis of Black Soldier Fly larvae. Among the results discussed, Crude Protein, Crude Fat, Ash Content and Metabolizable Energy has a significant results at 1% level. In Calcium, Phosphorus and Moisture Content had a comparable results in all treatment used in the study. The BSFL in treatment 3 (14.63% Crude Fiber) and treatment 2 (13.53% Crude Fiber) had a significantly higher crude fiber than the treatment 1 group which obtain 8.73% Crude Fiber.</w:t>
@@ -27788,32 +29325,47 @@
           <w:szCs w:val="22"/>
           <w:b w:val="0"/>
           <w:bCs w:val="0"/>
-          <w:color w:val="000000"/>
-        </w:rPr>
-        <w:t xml:space="preserve">The study examines the germination and growth rate of pigeon pea (Cajanus cajan) under different scarification method for 30 days. The effects of various scarification method, including water in different temperatures, mechanical scarification (sand paper method) and a chemical scarification (sulfuric acid), were assessed through multiple parameters. The study analyzed the germination rate, days to germinate, plant height, length of roots, age to bear leaves, length of leaves, number of leaves, number of branches, mortality, and cost production analysis. The type of scarification method that showed prime results was Treatment 3 (sand paper method). It was found to have a significant effect on the growth and germination rate of pigeon pea in terms of days to germinate, plant height, a number of leaves, and length of leaves. Sulfuric was [G] second in terms of the scarification method effectiveness for pigeon pea, The study treatments overall proclaimed a not significant results based from the analyzed data from each treatments except from these group of data such as from the length of leaves from week 2 and week 3 and the length of roots that are all expressed a highly significant results at 1% level and also the plant height from week 3 that also expressed a significant result at 5% level.</w:t>
-      </w:r>
-      <w:r>
-        <w:rPr>
-          <w:rFonts w:ascii="Georgia" w:hAnsi="Georgia" w:cs="Georgia" w:eastAsia="Georgia"/>
-          <w:sz w:val="22"/>
-          <w:szCs w:val="22"/>
-          <w:b w:val="0"/>
-          <w:bCs w:val="0"/>
-          <w:shd w:val="clear" w:color="auto" w:fill="bfbfbf"/>
-          <w:color w:val="000000"/>
-        </w:rPr>
-        <w:t xml:space="preserve"/>
-      </w:r>
-      <w:r>
-        <w:rPr>
-          <w:rFonts w:ascii="Georgia" w:hAnsi="Georgia" w:cs="Georgia" w:eastAsia="Georgia"/>
-          <w:sz w:val="22"/>
-          <w:szCs w:val="22"/>
-          <w:b w:val="0"/>
-          <w:bCs w:val="0"/>
-          <w:color w:val="000000"/>
-        </w:rPr>
-        <w:t xml:space="preserve"/>
+          <w:strike w:val="0"/>
+          <w:color w:val="000000"/>
+        </w:rPr>
+        <w:t xml:space="preserve">The study examines the germination and growth rate of pigeon pea (Cajanus cajan) under different scarification method for 30 days. The effects of various scarification method, including water in different temperatures, mechanical scarification (sand paper method) and a chemical scarification (sulfuric acid), were assessed through multiple parameters. The study analyzed the germination rate, days to germinate, plant height, length of roots, age to bear leaves, length of leaves, number of leaves, number of branches, mortality, and cost production analysis. The type of scarification method that showed prime results </w:t>
+      </w:r>
+      <w:r>
+        <w:rPr>
+          <w:rFonts w:ascii="Georgia" w:hAnsi="Georgia" w:cs="Georgia" w:eastAsia="Georgia"/>
+          <w:sz w:val="22"/>
+          <w:szCs w:val="22"/>
+          <w:b w:val="0"/>
+          <w:bCs w:val="0"/>
+          <w:strike w:val="0"/>
+          <w:shd w:val="clear" w:fill="BFBFBF"/>
+          <w:color w:val="000000"/>
+        </w:rPr>
+        <w:t>was</w:t>
+      </w:r>
+      <w:r>
+        <w:rPr>
+          <w:rFonts w:ascii="Georgia" w:hAnsi="Georgia" w:cs="Georgia" w:eastAsia="Georgia"/>
+          <w:sz w:val="20"/>
+          <w:szCs w:val="20"/>
+          <w:b w:val="0"/>
+          <w:bCs w:val="0"/>
+          <w:strike w:val="0"/>
+          <w:color w:val="000000"/>
+        </w:rPr>
+        <w:t xml:space="preserve"> [G]</w:t>
+      </w:r>
+      <w:r>
+        <w:rPr>
+          <w:rFonts w:ascii="Georgia" w:hAnsi="Georgia" w:cs="Georgia" w:eastAsia="Georgia"/>
+          <w:sz w:val="22"/>
+          <w:szCs w:val="22"/>
+          <w:b w:val="0"/>
+          <w:bCs w:val="0"/>
+          <w:strike w:val="0"/>
+          <w:color w:val="000000"/>
+        </w:rPr>
+        <w:t xml:space="preserve"> Treatment 3 (sand paper method). It was found to have a significant effect on the growth and germination rate of pigeon pea in terms of days to germinate, plant height, a number of leaves, and length of leaves. Sulfuric was second in terms of the scarification method effectiveness for pigeon pea, The study treatments overall proclaimed a not significant results based from the analyzed data from each treatments except from these group of data such as from the length of leaves from week 2 and week 3 and the length of roots that are all expressed a highly significant results at 1% level and also the plant height from week 3 that also expressed a significant result at 5% level.</w:t>
       </w:r>
     </w:p>
     <w:p>
@@ -27851,32 +29403,161 @@
       <w:r>
         <w:rPr>
           <w:rFonts w:ascii="Georgia" w:hAnsi="Georgia" w:cs="Georgia" w:eastAsia="Georgia"/>
-          <w:b w:val="0"/>
-          <w:i w:val="0"/>
-          <w:sz w:val="22"/>
-          <w:color w:val="000000"/>
-        </w:rPr>
-        <w:t xml:space="preserve">This study was conducted over a 35-day period from May 10, 2023, to June 14, 2023, at [REDACTED]. The present study aimed to determine the growth response of crossbred New Zealand rabbits as influenced by varying levels of fermented Madre De Agua leaves. Eighteen (18), 2 months of crossbreed New Zealand rabbits were used in the study which were divided into three (3) treatments: T1 = 70% concentrate + 30% paragrass, T2 = 70% concentrate + 20% paragrass + 10% fermented Madre De Agua, T3 = 60% concentrate + 20% paragrass + 20% fermented Madre De Agua. A Completely Randomized Design was employed, and data was analyzed through ANOVA by Statistical Tool for Agricultural Research (STAR). Statistical analysis showed that there was no significant difference but showed numerical trends among the treatments in relation to initial weight, final weight, gain in weight, average daily gain, dry matter intake, and feed conversion ratio of the experimental rabbits In conclusion </w:t>
-      </w:r>
-      <w:r>
-        <w:rPr>
-          <w:rFonts w:ascii="Georgia" w:hAnsi="Georgia" w:cs="Georgia" w:eastAsia="Georgia"/>
-          <w:b w:val="0"/>
-          <w:i w:val="0"/>
-          <w:sz w:val="22"/>
+          <w:sz w:val="22"/>
+          <w:szCs w:val="22"/>
+          <w:b w:val="0"/>
+          <w:bCs w:val="0"/>
+          <w:strike w:val="0"/>
+          <w:color w:val="000000"/>
+        </w:rPr>
+        <w:t xml:space="preserve">This study was conducted over a 35-day period from May 10, 2023, to June 14, 2023, at [REDACTED]. The present study aimed to determine the growth response of crossbred New Zealand rabbits as influenced by varying levels of fermented Madre De Agua leaves. Eighteen (18), 2 months of crossbreed New Zealand rabbits were used in the study which were divided into three (3) treatments: T1 = 70% concentrate + 30% paragrass, T2 = 70% concentrate + 20% paragrass + 10% fermented Madre De Agua, T3 = 60% concentrate + 20% paragrass + 20% fermented Madre De Agua. A Completely Randomized Design was employed, and data was analyzed through ANOVA by Statistical Tool for Agricultural Research (STAR). Statistical analysis showed that there was no significant difference but showed numerical trends among the treatments in relation to initial weight, final weight, gain in weight, average daily gain, dry matter intake, and feed conversion ratio of the experimental rabbits </w:t>
+      </w:r>
+      <w:r>
+        <w:rPr>
+          <w:rFonts w:ascii="Georgia" w:hAnsi="Georgia" w:cs="Georgia" w:eastAsia="Georgia"/>
+          <w:sz w:val="22"/>
+          <w:szCs w:val="22"/>
+          <w:b w:val="0"/>
+          <w:bCs w:val="0"/>
+          <w:strike w:val="0"/>
+          <w:color w:val="000000"/>
+        </w:rPr>
+        <w:t>In conclusion</w:t>
+      </w:r>
+      <w:r>
+        <w:rPr>
+          <w:rFonts w:ascii="Georgia" w:hAnsi="Georgia" w:cs="Georgia" w:eastAsia="Georgia"/>
+          <w:sz w:val="20"/>
+          <w:szCs w:val="20"/>
+          <w:b w:val="0"/>
+          <w:bCs w:val="0"/>
+          <w:strike w:val="0"/>
           <w:color w:val="8B4513"/>
         </w:rPr>
-        <w:t>(DO)</w:t>
-      </w:r>
-      <w:r>
-        <w:rPr>
-          <w:rFonts w:ascii="Georgia" w:hAnsi="Georgia" w:cs="Georgia" w:eastAsia="Georgia"/>
-          <w:b w:val="0"/>
-          <w:i w:val="0"/>
-          <w:sz w:val="22"/>
-          <w:color w:val="000000"/>
-        </w:rPr>
-        <w:t>, all treatments are comparable in terms of growth, implying (EC) that Fermented Madre de Agua is a viable feed component under these conditions. Feeding 20% fermented Madre De Agua may (EC) improve final weight, while feeding 10% fermented Madre De Agua may (EC) reduce dry matter intake.</w:t>
+        <w:t xml:space="preserve"> (DO)</w:t>
+      </w:r>
+      <w:r>
+        <w:rPr>
+          <w:rFonts w:ascii="Georgia" w:hAnsi="Georgia" w:cs="Georgia" w:eastAsia="Georgia"/>
+          <w:sz w:val="22"/>
+          <w:szCs w:val="22"/>
+          <w:b w:val="0"/>
+          <w:bCs w:val="0"/>
+          <w:strike w:val="0"/>
+          <w:color w:val="000000"/>
+        </w:rPr>
+        <w:t xml:space="preserve">, all treatments are comparable in terms of growth, </w:t>
+      </w:r>
+      <w:r>
+        <w:rPr>
+          <w:rFonts w:ascii="Georgia" w:hAnsi="Georgia" w:cs="Georgia" w:eastAsia="Georgia"/>
+          <w:sz w:val="22"/>
+          <w:szCs w:val="22"/>
+          <w:b w:val="0"/>
+          <w:bCs w:val="0"/>
+          <w:strike w:val="0"/>
+          <w:highlight w:val="red"/>
+          <w:color w:val="FFFFFF"/>
+        </w:rPr>
+        <w:t>implying</w:t>
+      </w:r>
+      <w:r>
+        <w:rPr>
+          <w:rFonts w:ascii="Georgia" w:hAnsi="Georgia" w:cs="Georgia" w:eastAsia="Georgia"/>
+          <w:sz w:val="20"/>
+          <w:szCs w:val="20"/>
+          <w:b w:val="0"/>
+          <w:bCs w:val="0"/>
+          <w:strike w:val="0"/>
+          <w:color w:val="ED7D31"/>
+        </w:rPr>
+        <w:t xml:space="preserve"> (EC)</w:t>
+      </w:r>
+      <w:r>
+        <w:rPr>
+          <w:rFonts w:ascii="Georgia" w:hAnsi="Georgia" w:cs="Georgia" w:eastAsia="Georgia"/>
+          <w:sz w:val="22"/>
+          <w:szCs w:val="22"/>
+          <w:b w:val="0"/>
+          <w:bCs w:val="0"/>
+          <w:strike w:val="0"/>
+          <w:color w:val="000000"/>
+        </w:rPr>
+        <w:t xml:space="preserve"> that Fermented Madre de Agua is a viable feed component under these conditions. Feeding 20% fermented Madre De Agua </w:t>
+      </w:r>
+      <w:r>
+        <w:rPr>
+          <w:rFonts w:ascii="Georgia" w:hAnsi="Georgia" w:cs="Georgia" w:eastAsia="Georgia"/>
+          <w:sz w:val="22"/>
+          <w:szCs w:val="22"/>
+          <w:b w:val="0"/>
+          <w:bCs w:val="0"/>
+          <w:strike w:val="0"/>
+          <w:shd w:val="clear" w:fill="00B0F0"/>
+          <w:color w:val="000000"/>
+        </w:rPr>
+        <w:t>may</w:t>
+      </w:r>
+      <w:r>
+        <w:rPr>
+          <w:rFonts w:ascii="Georgia" w:hAnsi="Georgia" w:cs="Georgia" w:eastAsia="Georgia"/>
+          <w:sz w:val="20"/>
+          <w:szCs w:val="20"/>
+          <w:b w:val="0"/>
+          <w:bCs w:val="0"/>
+          <w:strike w:val="0"/>
+          <w:color w:val="ED7D31"/>
+        </w:rPr>
+        <w:t xml:space="preserve"> (EC)</w:t>
+      </w:r>
+      <w:r>
+        <w:rPr>
+          <w:rFonts w:ascii="Georgia" w:hAnsi="Georgia" w:cs="Georgia" w:eastAsia="Georgia"/>
+          <w:sz w:val="22"/>
+          <w:szCs w:val="22"/>
+          <w:b w:val="0"/>
+          <w:bCs w:val="0"/>
+          <w:strike w:val="0"/>
+          <w:color w:val="000000"/>
+        </w:rPr>
+        <w:t xml:space="preserve"> improve final weight, while feeding 10% fermented Madre De Agua </w:t>
+      </w:r>
+      <w:r>
+        <w:rPr>
+          <w:rFonts w:ascii="Georgia" w:hAnsi="Georgia" w:cs="Georgia" w:eastAsia="Georgia"/>
+          <w:sz w:val="22"/>
+          <w:szCs w:val="22"/>
+          <w:b w:val="0"/>
+          <w:bCs w:val="0"/>
+          <w:strike w:val="0"/>
+          <w:shd w:val="clear" w:fill="00B0F0"/>
+          <w:color w:val="000000"/>
+        </w:rPr>
+        <w:t>may</w:t>
+      </w:r>
+      <w:r>
+        <w:rPr>
+          <w:rFonts w:ascii="Georgia" w:hAnsi="Georgia" w:cs="Georgia" w:eastAsia="Georgia"/>
+          <w:sz w:val="20"/>
+          <w:szCs w:val="20"/>
+          <w:b w:val="0"/>
+          <w:bCs w:val="0"/>
+          <w:strike w:val="0"/>
+          <w:color w:val="ED7D31"/>
+        </w:rPr>
+        <w:t xml:space="preserve"> (EC)</w:t>
+      </w:r>
+      <w:r>
+        <w:rPr>
+          <w:rFonts w:ascii="Georgia" w:hAnsi="Georgia" w:cs="Georgia" w:eastAsia="Georgia"/>
+          <w:sz w:val="22"/>
+          <w:szCs w:val="22"/>
+          <w:b w:val="0"/>
+          <w:bCs w:val="0"/>
+          <w:strike w:val="0"/>
+          <w:color w:val="000000"/>
+        </w:rPr>
+        <w:t xml:space="preserve"> reduce dry matter intake.</w:t>
       </w:r>
     </w:p>
     <w:p>
@@ -27918,6 +29599,7 @@
           <w:szCs w:val="22"/>
           <w:b w:val="0"/>
           <w:bCs w:val="0"/>
+          <w:strike w:val="0"/>
           <w:color w:val="000000"/>
         </w:rPr>
         <w:t xml:space="preserve">A study was conducted to evaluate the survivability of mallard ducks (Anas platyrhynchos) through growth performance assessment fed with different ration composition at brooding stage from day 1 to day 21 of age. T1 served as the control treatment fed with chick booster while ducks fed with T2 were given 75% rice porridge and 25% fish entrails and for T3 with 50% rice porridge and 50% fish entrails. The results revealed that treatment 2 consistently demonstrated the highest mean gain in weight, mean final weight, average daily gain, and feed consumption during the initial 14-day period and days 15 to 21. However, T1 exhibited the lowest feed conversion ratio (FCR) and mortality rate, </w:t>
@@ -27929,40 +29611,31 @@
           <w:szCs w:val="22"/>
           <w:b w:val="0"/>
           <w:bCs w:val="0"/>
-          <w:strike/>
-          <w:color w:val="000000"/>
-        </w:rPr>
-        <w:t xml:space="preserve">indicating</w:t>
-      </w:r>
-      <w:r>
-        <w:rPr>
-          <w:rFonts w:ascii="Georgia" w:hAnsi="Georgia" w:cs="Georgia" w:eastAsia="Georgia"/>
-          <w:sz w:val="22"/>
-          <w:szCs w:val="22"/>
-          <w:b w:val="0"/>
-          <w:bCs w:val="0"/>
-          <w:color w:val="000000"/>
-        </w:rPr>
-        <w:t xml:space="preserve"> </w:t>
-      </w:r>
-      <w:r>
-        <w:rPr>
-          <w:rFonts w:ascii="Georgia" w:hAnsi="Georgia" w:cs="Georgia" w:eastAsia="Georgia"/>
-          <w:sz w:val="22"/>
-          <w:szCs w:val="22"/>
-          <w:b w:val="0"/>
-          <w:bCs w:val="0"/>
+          <w:color w:val="000000"/>
+          <w:strike w:val="1"/>
+        </w:rPr>
+        <w:t>indicating</w:t>
+      </w:r>
+      <w:r>
+        <w:rPr>
+          <w:rFonts w:ascii="Georgia" w:hAnsi="Georgia" w:cs="Georgia" w:eastAsia="Georgia"/>
+          <w:sz w:val="20"/>
+          <w:szCs w:val="20"/>
+          <w:b w:val="0"/>
+          <w:bCs w:val="0"/>
+          <w:strike w:val="0"/>
           <w:color w:val="808080"/>
         </w:rPr>
-        <w:t xml:space="preserve">(FP-Gen)</w:t>
-      </w:r>
-      <w:r>
-        <w:rPr>
-          <w:rFonts w:ascii="Georgia" w:hAnsi="Georgia" w:cs="Georgia" w:eastAsia="Georgia"/>
-          <w:sz w:val="22"/>
-          <w:szCs w:val="22"/>
-          <w:b w:val="0"/>
-          <w:bCs w:val="0"/>
+        <w:t xml:space="preserve"> (FP-Gen)</w:t>
+      </w:r>
+      <w:r>
+        <w:rPr>
+          <w:rFonts w:ascii="Georgia" w:hAnsi="Georgia" w:cs="Georgia" w:eastAsia="Georgia"/>
+          <w:sz w:val="22"/>
+          <w:szCs w:val="22"/>
+          <w:b w:val="0"/>
+          <w:bCs w:val="0"/>
+          <w:strike w:val="0"/>
           <w:color w:val="000000"/>
         </w:rPr>
         <w:t xml:space="preserve"> superior feed efficiency and improved survivability to T2. Based on the results of the study, it is </w:t>
@@ -27974,40 +29647,31 @@
           <w:szCs w:val="22"/>
           <w:b w:val="0"/>
           <w:bCs w:val="0"/>
-          <w:strike/>
-          <w:color w:val="000000"/>
-        </w:rPr>
-        <w:t xml:space="preserve">recommended</w:t>
-      </w:r>
-      <w:r>
-        <w:rPr>
-          <w:rFonts w:ascii="Georgia" w:hAnsi="Georgia" w:cs="Georgia" w:eastAsia="Georgia"/>
-          <w:sz w:val="22"/>
-          <w:szCs w:val="22"/>
-          <w:b w:val="0"/>
-          <w:bCs w:val="0"/>
-          <w:color w:val="000000"/>
-        </w:rPr>
-        <w:t xml:space="preserve"> </w:t>
-      </w:r>
-      <w:r>
-        <w:rPr>
-          <w:rFonts w:ascii="Georgia" w:hAnsi="Georgia" w:cs="Georgia" w:eastAsia="Georgia"/>
-          <w:sz w:val="22"/>
-          <w:szCs w:val="22"/>
-          <w:b w:val="0"/>
-          <w:bCs w:val="0"/>
+          <w:color w:val="000000"/>
+          <w:strike w:val="1"/>
+        </w:rPr>
+        <w:t>recommended</w:t>
+      </w:r>
+      <w:r>
+        <w:rPr>
+          <w:rFonts w:ascii="Georgia" w:hAnsi="Georgia" w:cs="Georgia" w:eastAsia="Georgia"/>
+          <w:sz w:val="20"/>
+          <w:szCs w:val="20"/>
+          <w:b w:val="0"/>
+          <w:bCs w:val="0"/>
+          <w:strike w:val="0"/>
           <w:color w:val="808080"/>
         </w:rPr>
-        <w:t xml:space="preserve">(FP-Rec)</w:t>
-      </w:r>
-      <w:r>
-        <w:rPr>
-          <w:rFonts w:ascii="Georgia" w:hAnsi="Georgia" w:cs="Georgia" w:eastAsia="Georgia"/>
-          <w:sz w:val="22"/>
-          <w:szCs w:val="22"/>
-          <w:b w:val="0"/>
-          <w:bCs w:val="0"/>
+        <w:t xml:space="preserve"> (FP-Rec)</w:t>
+      </w:r>
+      <w:r>
+        <w:rPr>
+          <w:rFonts w:ascii="Georgia" w:hAnsi="Georgia" w:cs="Georgia" w:eastAsia="Georgia"/>
+          <w:sz w:val="22"/>
+          <w:szCs w:val="22"/>
+          <w:b w:val="0"/>
+          <w:bCs w:val="0"/>
+          <w:strike w:val="0"/>
           <w:color w:val="000000"/>
         </w:rPr>
         <w:t xml:space="preserve"> to feed mallard ducks with 75% rice porridge and 25% fish entrails during brooding stage at day 1 to day 21 for enhancing weight gain and achieving higher final weights in mallard ducks. Further research </w:t>
@@ -28019,40 +29683,31 @@
           <w:szCs w:val="22"/>
           <w:b w:val="0"/>
           <w:bCs w:val="0"/>
-          <w:strike/>
-          <w:color w:val="000000"/>
-        </w:rPr>
-        <w:t xml:space="preserve">can</w:t>
-      </w:r>
-      <w:r>
-        <w:rPr>
-          <w:rFonts w:ascii="Georgia" w:hAnsi="Georgia" w:cs="Georgia" w:eastAsia="Georgia"/>
-          <w:sz w:val="22"/>
-          <w:szCs w:val="22"/>
-          <w:b w:val="0"/>
-          <w:bCs w:val="0"/>
-          <w:color w:val="000000"/>
-        </w:rPr>
-        <w:t xml:space="preserve"> </w:t>
-      </w:r>
-      <w:r>
-        <w:rPr>
-          <w:rFonts w:ascii="Georgia" w:hAnsi="Georgia" w:cs="Georgia" w:eastAsia="Georgia"/>
-          <w:sz w:val="22"/>
-          <w:szCs w:val="22"/>
-          <w:b w:val="0"/>
-          <w:bCs w:val="0"/>
+          <w:color w:val="000000"/>
+          <w:strike w:val="1"/>
+        </w:rPr>
+        <w:t>can</w:t>
+      </w:r>
+      <w:r>
+        <w:rPr>
+          <w:rFonts w:ascii="Georgia" w:hAnsi="Georgia" w:cs="Georgia" w:eastAsia="Georgia"/>
+          <w:sz w:val="20"/>
+          <w:szCs w:val="20"/>
+          <w:b w:val="0"/>
+          <w:bCs w:val="0"/>
+          <w:strike w:val="0"/>
           <w:color w:val="808080"/>
         </w:rPr>
-        <w:t xml:space="preserve">(FP-Gen)</w:t>
-      </w:r>
-      <w:r>
-        <w:rPr>
-          <w:rFonts w:ascii="Georgia" w:hAnsi="Georgia" w:cs="Georgia" w:eastAsia="Georgia"/>
-          <w:sz w:val="22"/>
-          <w:szCs w:val="22"/>
-          <w:b w:val="0"/>
-          <w:bCs w:val="0"/>
+        <w:t xml:space="preserve"> (FP-Gen)</w:t>
+      </w:r>
+      <w:r>
+        <w:rPr>
+          <w:rFonts w:ascii="Georgia" w:hAnsi="Georgia" w:cs="Georgia" w:eastAsia="Georgia"/>
+          <w:sz w:val="22"/>
+          <w:szCs w:val="22"/>
+          <w:b w:val="0"/>
+          <w:bCs w:val="0"/>
+          <w:strike w:val="0"/>
           <w:color w:val="000000"/>
         </w:rPr>
         <w:t xml:space="preserve"> explore the long-term effects and cost-effectiveness of these treatments and their impact on meat quality and reproductive performance.</w:t>
@@ -28093,32 +29748,86 @@
       <w:r>
         <w:rPr>
           <w:rFonts w:ascii="Georgia" w:hAnsi="Georgia" w:cs="Georgia" w:eastAsia="Georgia"/>
-          <w:b w:val="0"/>
-          <w:i w:val="0"/>
-          <w:sz w:val="22"/>
-          <w:color w:val="000000"/>
-        </w:rPr>
-        <w:t xml:space="preserve">The study was conducted at [REDACTED] from April 25 to April 30, 2023 to find out the [TITLE REDACTED] where a total of nine hundred maggots (900) were used. The experiment was laid out using Complete Randomized Design (CRD) with three (3) treatments, namely, T1 –Carbonated rice hull and saw dust, T2 – Diatomaceous Earth, and T3 –Neem tree extract. The nine hundred maggots were divided into three (3) treatments at one hundred maggots (100) per treatment each treatment was replicated three (3) times with one hundred maggots (100) per replication. The results disclosed that the percentage of mortality and moisture content were statistically significant at 1% (P&lt;0.01) and (P&lt;0.05) level with 48 hours after the post-treatment. However, mortality rate and moisture content were not significant after 6 hours and 24 hours. Therefore </w:t>
-      </w:r>
-      <w:r>
-        <w:rPr>
-          <w:rFonts w:ascii="Georgia" w:hAnsi="Georgia" w:cs="Georgia" w:eastAsia="Georgia"/>
-          <w:b w:val="0"/>
-          <w:i w:val="0"/>
-          <w:sz w:val="22"/>
+          <w:sz w:val="22"/>
+          <w:szCs w:val="22"/>
+          <w:b w:val="0"/>
+          <w:bCs w:val="0"/>
+          <w:strike w:val="0"/>
+          <w:color w:val="000000"/>
+        </w:rPr>
+        <w:t xml:space="preserve">The study was conducted at [REDACTED] from April 25 to April 30, 2023 to find out the [TITLE REDACTED] where a total of nine hundred maggots (900) were used. The experiment was laid out using Complete Randomized Design (CRD) with three (3) treatments, namely, T1 –Carbonated rice hull and saw dust, T2 – Diatomaceous Earth, and T3 –Neem tree extract. The nine hundred maggots were divided into three (3) treatments at one hundred maggots (100) per treatment each treatment was replicated three (3) times with one hundred maggots (100) per replication. The results disclosed that the percentage of mortality and moisture content were statistically significant at 1% (P&lt;0.01) and (P&lt;0.05) level with 48 hours after the post-treatment. However, mortality rate and moisture content were not significant after 6 hours and 24 hours. </w:t>
+      </w:r>
+      <w:r>
+        <w:rPr>
+          <w:rFonts w:ascii="Georgia" w:hAnsi="Georgia" w:cs="Georgia" w:eastAsia="Georgia"/>
+          <w:sz w:val="22"/>
+          <w:szCs w:val="22"/>
+          <w:b w:val="0"/>
+          <w:bCs w:val="0"/>
+          <w:strike w:val="0"/>
+          <w:color w:val="000000"/>
+        </w:rPr>
+        <w:t>Therefore</w:t>
+      </w:r>
+      <w:r>
+        <w:rPr>
+          <w:rFonts w:ascii="Georgia" w:hAnsi="Georgia" w:cs="Georgia" w:eastAsia="Georgia"/>
+          <w:sz w:val="20"/>
+          <w:szCs w:val="20"/>
+          <w:b w:val="0"/>
+          <w:bCs w:val="0"/>
+          <w:strike w:val="0"/>
           <w:color w:val="8B4513"/>
         </w:rPr>
-        <w:t>(DO)</w:t>
-      </w:r>
-      <w:r>
-        <w:rPr>
-          <w:rFonts w:ascii="Georgia" w:hAnsi="Georgia" w:cs="Georgia" w:eastAsia="Georgia"/>
-          <w:b w:val="0"/>
-          <w:i w:val="0"/>
-          <w:sz w:val="22"/>
-          <w:color w:val="000000"/>
-        </w:rPr>
-        <w:t>, it is recommended (FP-Rec) for future researchers to add Diatomaceous earth and neem tree extract and check the humidity. Extend data collection for 72 hours and 96 hours for future study.</w:t>
+        <w:t xml:space="preserve"> (DO)</w:t>
+      </w:r>
+      <w:r>
+        <w:rPr>
+          <w:rFonts w:ascii="Georgia" w:hAnsi="Georgia" w:cs="Georgia" w:eastAsia="Georgia"/>
+          <w:sz w:val="22"/>
+          <w:szCs w:val="22"/>
+          <w:b w:val="0"/>
+          <w:bCs w:val="0"/>
+          <w:strike w:val="0"/>
+          <w:color w:val="000000"/>
+        </w:rPr>
+        <w:t xml:space="preserve">, it is </w:t>
+      </w:r>
+      <w:r>
+        <w:rPr>
+          <w:rFonts w:ascii="Georgia" w:hAnsi="Georgia" w:cs="Georgia" w:eastAsia="Georgia"/>
+          <w:sz w:val="22"/>
+          <w:szCs w:val="22"/>
+          <w:b w:val="0"/>
+          <w:bCs w:val="0"/>
+          <w:color w:val="000000"/>
+          <w:strike w:val="1"/>
+        </w:rPr>
+        <w:t>recommended</w:t>
+      </w:r>
+      <w:r>
+        <w:rPr>
+          <w:rFonts w:ascii="Georgia" w:hAnsi="Georgia" w:cs="Georgia" w:eastAsia="Georgia"/>
+          <w:sz w:val="20"/>
+          <w:szCs w:val="20"/>
+          <w:b w:val="0"/>
+          <w:bCs w:val="0"/>
+          <w:strike w:val="0"/>
+          <w:color w:val="808080"/>
+        </w:rPr>
+        <w:t xml:space="preserve"> (FP-Rec)</w:t>
+      </w:r>
+      <w:r>
+        <w:rPr>
+          <w:rFonts w:ascii="Georgia" w:hAnsi="Georgia" w:cs="Georgia" w:eastAsia="Georgia"/>
+          <w:sz w:val="22"/>
+          <w:szCs w:val="22"/>
+          <w:b w:val="0"/>
+          <w:bCs w:val="0"/>
+          <w:strike w:val="0"/>
+          <w:color w:val="000000"/>
+        </w:rPr>
+        <w:t xml:space="preserve"> for future researchers to add Diatomaceous earth and neem tree extract and check the humidity. Extend data collection for 72 hours and 96 hours for future study.</w:t>
       </w:r>
     </w:p>
     <w:p>
@@ -28156,32 +29865,196 @@
       <w:r>
         <w:rPr>
           <w:rFonts w:ascii="Georgia" w:hAnsi="Georgia" w:cs="Georgia" w:eastAsia="Georgia"/>
-          <w:b w:val="0"/>
-          <w:i w:val="0"/>
-          <w:sz w:val="22"/>
-          <w:color w:val="000000"/>
-        </w:rPr>
-        <w:t xml:space="preserve">The study was conducted at [REDACTED], for 35 days, from April 16 to May 20, 2023. The study was carried out to search for alternatives to protein sources. The objective of the study was to determine the growth response of F1 New Zealand white rabbits as influenced by the roughage-to-concentrate ratio. A total of eighteen (18) heads of six (6)-week-old female New Zealand White Rabbits were selected and distributed into three (3) groups, each treatment replicated thrice with 2 rabbits per replication. Results showed no significant difference (P&lt;0.05) in final weight, gain in weight, and average daily gain in all the treatment groups. The control group (T1) was fed 70% guinea grass and 30% concentrates. For T2 and T3, the guinea grass was replaced with fresh azolla on an equi-weight basis at levels of 10 and 20 percent, respectively. In conclusion </w:t>
-      </w:r>
-      <w:r>
-        <w:rPr>
-          <w:rFonts w:ascii="Georgia" w:hAnsi="Georgia" w:cs="Georgia" w:eastAsia="Georgia"/>
-          <w:b w:val="0"/>
-          <w:i w:val="0"/>
-          <w:sz w:val="22"/>
+          <w:sz w:val="22"/>
+          <w:szCs w:val="22"/>
+          <w:b w:val="0"/>
+          <w:bCs w:val="0"/>
+          <w:strike w:val="0"/>
+          <w:color w:val="000000"/>
+        </w:rPr>
+        <w:t xml:space="preserve">The study was conducted at [REDACTED], for 35 days, from April 16 to May 20, 2023. The study was carried out to search for alternatives to protein sources. The objective of the study was to determine the growth response of F1 New Zealand white rabbits as influenced by the roughage-to-concentrate ratio. A total of eighteen (18) heads of six (6)-week-old female New Zealand White Rabbits were selected and distributed into three (3) groups, each treatment replicated thrice with 2 rabbits per replication. Results showed no significant difference (P&lt;0.05) in final weight, gain in weight, and average daily gain in all the treatment groups. The control group (T1) was fed 70% guinea grass and 30% concentrates. For T2 and T3, the guinea grass was replaced with fresh azolla on an equi-weight basis at levels of 10 and 20 percent, respectively. </w:t>
+      </w:r>
+      <w:r>
+        <w:rPr>
+          <w:rFonts w:ascii="Georgia" w:hAnsi="Georgia" w:cs="Georgia" w:eastAsia="Georgia"/>
+          <w:sz w:val="22"/>
+          <w:szCs w:val="22"/>
+          <w:b w:val="0"/>
+          <w:bCs w:val="0"/>
+          <w:strike w:val="0"/>
+          <w:color w:val="000000"/>
+        </w:rPr>
+        <w:t>In conclusion</w:t>
+      </w:r>
+      <w:r>
+        <w:rPr>
+          <w:rFonts w:ascii="Georgia" w:hAnsi="Georgia" w:cs="Georgia" w:eastAsia="Georgia"/>
+          <w:sz w:val="20"/>
+          <w:szCs w:val="20"/>
+          <w:b w:val="0"/>
+          <w:bCs w:val="0"/>
+          <w:strike w:val="0"/>
           <w:color w:val="8B4513"/>
         </w:rPr>
-        <w:t>(DO)</w:t>
-      </w:r>
-      <w:r>
-        <w:rPr>
-          <w:rFonts w:ascii="Georgia" w:hAnsi="Georgia" w:cs="Georgia" w:eastAsia="Georgia"/>
-          <w:b w:val="0"/>
-          <w:i w:val="0"/>
-          <w:sz w:val="22"/>
-          <w:color w:val="000000"/>
-        </w:rPr>
-        <w:t>, based on the results, it can (EC) be stated that the ratio of 70% guinea grass (GG) + 30% concentrate (C), the control group, had a significantly higher (P&lt;0.01) feed conversion ratio, while rabbits in treatment T3 (50% guinea grass, 20% azolla, and 30% concentrate) had a significantly higher (P&lt;0.01) dry matter intake. The researchers still recommended (FP-Rec) incorporating 50% Guinea grass + 20% Azolla + 30% concentrates for rabbit growth performance, considering the results show that this treatment performs well and doesn't differ from treatment 1, which is the farmer practice. The researchers also saw that the treatment of 50% Guinea grass + 20% Azolla + 30% concentrates has potential (EC) as an alternative feed ration for rabbits without adverse effects, and considering that azolla can (FP-Cap) help breeders to lessen the feed cost in production.</w:t>
+        <w:t xml:space="preserve"> (DO)</w:t>
+      </w:r>
+      <w:r>
+        <w:rPr>
+          <w:rFonts w:ascii="Georgia" w:hAnsi="Georgia" w:cs="Georgia" w:eastAsia="Georgia"/>
+          <w:sz w:val="22"/>
+          <w:szCs w:val="22"/>
+          <w:b w:val="0"/>
+          <w:bCs w:val="0"/>
+          <w:strike w:val="0"/>
+          <w:color w:val="000000"/>
+        </w:rPr>
+        <w:t xml:space="preserve">, based on the results, it </w:t>
+      </w:r>
+      <w:r>
+        <w:rPr>
+          <w:rFonts w:ascii="Georgia" w:hAnsi="Georgia" w:cs="Georgia" w:eastAsia="Georgia"/>
+          <w:sz w:val="22"/>
+          <w:szCs w:val="22"/>
+          <w:b w:val="0"/>
+          <w:bCs w:val="0"/>
+          <w:strike w:val="0"/>
+          <w:shd w:val="clear" w:fill="00B0F0"/>
+          <w:color w:val="000000"/>
+        </w:rPr>
+        <w:t>can</w:t>
+      </w:r>
+      <w:r>
+        <w:rPr>
+          <w:rFonts w:ascii="Georgia" w:hAnsi="Georgia" w:cs="Georgia" w:eastAsia="Georgia"/>
+          <w:sz w:val="20"/>
+          <w:szCs w:val="20"/>
+          <w:b w:val="0"/>
+          <w:bCs w:val="0"/>
+          <w:strike w:val="0"/>
+          <w:color w:val="ED7D31"/>
+        </w:rPr>
+        <w:t xml:space="preserve"> (EC)</w:t>
+      </w:r>
+      <w:r>
+        <w:rPr>
+          <w:rFonts w:ascii="Georgia" w:hAnsi="Georgia" w:cs="Georgia" w:eastAsia="Georgia"/>
+          <w:sz w:val="22"/>
+          <w:szCs w:val="22"/>
+          <w:b w:val="0"/>
+          <w:bCs w:val="0"/>
+          <w:strike w:val="0"/>
+          <w:color w:val="000000"/>
+        </w:rPr>
+        <w:t xml:space="preserve"> be stated that the ratio of 70% guinea grass (GG) + 30% concentrate (C), the control group, had a significantly higher (P&lt;0.01) feed conversion ratio, while rabbits in treatment T3 (50% guinea grass, 20% azolla, and 30% concentrate) had a significantly higher (P&lt;0.01) dry matter intake. The researchers still </w:t>
+      </w:r>
+      <w:r>
+        <w:rPr>
+          <w:rFonts w:ascii="Georgia" w:hAnsi="Georgia" w:cs="Georgia" w:eastAsia="Georgia"/>
+          <w:sz w:val="22"/>
+          <w:szCs w:val="22"/>
+          <w:b w:val="0"/>
+          <w:bCs w:val="0"/>
+          <w:color w:val="000000"/>
+          <w:strike w:val="1"/>
+        </w:rPr>
+        <w:t>recommended</w:t>
+      </w:r>
+      <w:r>
+        <w:rPr>
+          <w:rFonts w:ascii="Georgia" w:hAnsi="Georgia" w:cs="Georgia" w:eastAsia="Georgia"/>
+          <w:sz w:val="20"/>
+          <w:szCs w:val="20"/>
+          <w:b w:val="0"/>
+          <w:bCs w:val="0"/>
+          <w:strike w:val="0"/>
+          <w:color w:val="808080"/>
+        </w:rPr>
+        <w:t xml:space="preserve"> (FP-Rec)</w:t>
+      </w:r>
+      <w:r>
+        <w:rPr>
+          <w:rFonts w:ascii="Georgia" w:hAnsi="Georgia" w:cs="Georgia" w:eastAsia="Georgia"/>
+          <w:sz w:val="22"/>
+          <w:szCs w:val="22"/>
+          <w:b w:val="0"/>
+          <w:bCs w:val="0"/>
+          <w:strike w:val="0"/>
+          <w:color w:val="000000"/>
+        </w:rPr>
+        <w:t xml:space="preserve"> incorporating 50% Guinea grass + 20% Azolla + 30% concentrates for rabbit growth performance, considering the results show that this treatment performs well and doesn't differ from treatment 1, which is the farmer practice. The researchers also saw that the treatment of 50% Guinea grass + 20% Azolla + 30% concentrates has </w:t>
+      </w:r>
+      <w:r>
+        <w:rPr>
+          <w:rFonts w:ascii="Georgia" w:hAnsi="Georgia" w:cs="Georgia" w:eastAsia="Georgia"/>
+          <w:sz w:val="22"/>
+          <w:szCs w:val="22"/>
+          <w:b w:val="0"/>
+          <w:bCs w:val="0"/>
+          <w:strike w:val="0"/>
+          <w:highlight w:val="red"/>
+          <w:color w:val="FFFFFF"/>
+        </w:rPr>
+        <w:t>potential</w:t>
+      </w:r>
+      <w:r>
+        <w:rPr>
+          <w:rFonts w:ascii="Georgia" w:hAnsi="Georgia" w:cs="Georgia" w:eastAsia="Georgia"/>
+          <w:sz w:val="20"/>
+          <w:szCs w:val="20"/>
+          <w:b w:val="0"/>
+          <w:bCs w:val="0"/>
+          <w:strike w:val="0"/>
+          <w:color w:val="ED7D31"/>
+        </w:rPr>
+        <w:t xml:space="preserve"> (EC)</w:t>
+      </w:r>
+      <w:r>
+        <w:rPr>
+          <w:rFonts w:ascii="Georgia" w:hAnsi="Georgia" w:cs="Georgia" w:eastAsia="Georgia"/>
+          <w:sz w:val="22"/>
+          <w:szCs w:val="22"/>
+          <w:b w:val="0"/>
+          <w:bCs w:val="0"/>
+          <w:strike w:val="0"/>
+          <w:color w:val="000000"/>
+        </w:rPr>
+        <w:t xml:space="preserve"> as an alternative feed ration for rabbits without adverse effects, and considering that azolla </w:t>
+      </w:r>
+      <w:r>
+        <w:rPr>
+          <w:rFonts w:ascii="Georgia" w:hAnsi="Georgia" w:cs="Georgia" w:eastAsia="Georgia"/>
+          <w:sz w:val="22"/>
+          <w:szCs w:val="22"/>
+          <w:b w:val="0"/>
+          <w:bCs w:val="0"/>
+          <w:color w:val="000000"/>
+          <w:strike w:val="1"/>
+        </w:rPr>
+        <w:t>can</w:t>
+      </w:r>
+      <w:r>
+        <w:rPr>
+          <w:rFonts w:ascii="Georgia" w:hAnsi="Georgia" w:cs="Georgia" w:eastAsia="Georgia"/>
+          <w:sz w:val="20"/>
+          <w:szCs w:val="20"/>
+          <w:b w:val="0"/>
+          <w:bCs w:val="0"/>
+          <w:strike w:val="0"/>
+          <w:color w:val="808080"/>
+        </w:rPr>
+        <w:t xml:space="preserve"> (FP-Cap)</w:t>
+      </w:r>
+      <w:r>
+        <w:rPr>
+          <w:rFonts w:ascii="Georgia" w:hAnsi="Georgia" w:cs="Georgia" w:eastAsia="Georgia"/>
+          <w:sz w:val="22"/>
+          <w:szCs w:val="22"/>
+          <w:b w:val="0"/>
+          <w:bCs w:val="0"/>
+          <w:strike w:val="0"/>
+          <w:color w:val="000000"/>
+        </w:rPr>
+        <w:t xml:space="preserve"> help breeders to lessen the feed cost in production.</w:t>
       </w:r>
     </w:p>
     <w:sectPr>
